--- a/ECRITS_NIYYAH/waqt_phrases.docx
+++ b/ECRITS_NIYYAH/waqt_phrases.docx
@@ -927,7 +927,7 @@
           <w:sz w:val="22"/>
           <w:szCs w:val="22"/>
         </w:rPr>
-        <w:t xml:space="preserve">En 615, le Coran annonce que les Romains, vaincus, vaincront « dans quelques années ». En 627, ils gagnent — 12 ans plus tard. Le texte existait avant l’événement. Aucune diseuse n’aurait osé une prédiction politique aussi datée. (Coran 30:2-4)</w:t>
+        <w:t xml:space="preserve">En 615, le Coran annonce que les Romains, vaincus par les Perses, vaincront à leur tour « dans quelques années » (Coran 30:2-4). La bataille de Ninive en 627 confirme ce retournement. Le texte existait avant l’événement — une prédiction politique précise, dans une terre qui se moquait du Messager ﷺ.</w:t>
       </w:r>
     </w:p>
     <w:p>
@@ -979,7 +979,7 @@
           <w:sz w:val="22"/>
           <w:szCs w:val="22"/>
         </w:rPr>
-        <w:t xml:space="preserve">Le Coran décrit l’embryon en 7 étapes précises : goutte, accroché, mâché, ossifié, revêtu de chair… 14 siècles avant l’échographie. Aucune médecine antique n’avait ces étapes. (Coran 23:14)</w:t>
+        <w:t xml:space="preserve">« Puis Nous avons fait de cette goutte une adhérence, et de cette adhérence une masse, et de cette masse des os, et Nous avons revêtu les os de chair. Puis Nous avons fait de cela une autre création. Béni soit Allâh, le Meilleur des créateurs ! » (Coran 23:14). Tu lis ces mots dans une langue qui ne parlait pas encore d’embryologie. Et tu vois maintenant, à l’échographie, ces étapes l’une après l’autre. Pas une preuve. Une coïncidence qui interroge.</w:t>
       </w:r>
     </w:p>
     <w:p>
@@ -1031,7 +1031,7 @@
           <w:sz w:val="22"/>
           <w:szCs w:val="22"/>
         </w:rPr>
-        <w:t xml:space="preserve">Le Coran décrit le développement des os PUIS leur revêtement par la chair — confirmé par l’embryologie moderne dans cet ordre exact. Inversion possible non détectée au 7ème siècle. (Coran 23:14)</w:t>
+        <w:t xml:space="preserve">Le verset parle des os, puis de leur revêtement de chair. L’embryologie moderne montre que ce passage de la structure osseuse à la masse musculaire est l’un des moments clés du développement fœtal. Le Coran n’est pas un manuel de biologie — mais il invite à regarder, et ceux qui regardent voient ce qui leur est donné de voir.</w:t>
       </w:r>
     </w:p>
     <w:p>
@@ -2123,7 +2123,20 @@
           <w:sz w:val="22"/>
           <w:szCs w:val="22"/>
         </w:rPr>
-        <w:t xml:space="preserve">Tu reviens pour la centième fois. Il accueille comme la première.\n\nAl-Ghaffār — Qui pardonne abondamment</w:t>
+        <w:t xml:space="preserve">Tu reviens pour la centième fois. Il accueille comme la première.</w:t>
+      </w:r>
+    </w:p>
+    <w:p>
+      <w:pPr>
+        <w:spacing w:after="60"/>
+      </w:pPr>
+      <w:r>
+        <w:rPr>
+          <w:rFonts w:ascii="Cormorant Garamond" w:cs="Cormorant Garamond" w:eastAsia="Cormorant Garamond" w:hAnsi="Cormorant Garamond"/>
+          <w:sz w:val="22"/>
+          <w:szCs w:val="22"/>
+        </w:rPr>
+        <w:t xml:space="preserve">Al-Ghaffār — Qui pardonne abondamment</w:t>
       </w:r>
     </w:p>
     <w:p>
@@ -2175,7 +2188,20 @@
           <w:sz w:val="22"/>
           <w:szCs w:val="22"/>
         </w:rPr>
-        <w:t xml:space="preserve">Tu mangeras ce soir. Tu n'as pourtant rien fait pousser de tes mains.\n\nAr-Razzāq — Celui qui pourvoit</w:t>
+        <w:t xml:space="preserve">Tu mangeras ce soir. Tu n'as pourtant rien fait pousser de tes mains.</w:t>
+      </w:r>
+    </w:p>
+    <w:p>
+      <w:pPr>
+        <w:spacing w:after="60"/>
+      </w:pPr>
+      <w:r>
+        <w:rPr>
+          <w:rFonts w:ascii="Cormorant Garamond" w:cs="Cormorant Garamond" w:eastAsia="Cormorant Garamond" w:hAnsi="Cormorant Garamond"/>
+          <w:sz w:val="22"/>
+          <w:szCs w:val="22"/>
+        </w:rPr>
+        <w:t xml:space="preserve">Ar-Razzāq — Celui qui pourvoit</w:t>
       </w:r>
     </w:p>
     <w:p>
@@ -2227,7 +2253,20 @@
           <w:sz w:val="22"/>
           <w:szCs w:val="22"/>
         </w:rPr>
-        <w:t xml:space="preserve">Pour un acte sincère — Il multiplie la récompense au-delà de toute mesure.\n\nAsh-Shakūr — Le Très-Reconnaissant</w:t>
+        <w:t xml:space="preserve">Pour un acte sincère — Il multiplie la récompense au-delà de toute mesure.</w:t>
+      </w:r>
+    </w:p>
+    <w:p>
+      <w:pPr>
+        <w:spacing w:after="60"/>
+      </w:pPr>
+      <w:r>
+        <w:rPr>
+          <w:rFonts w:ascii="Cormorant Garamond" w:cs="Cormorant Garamond" w:eastAsia="Cormorant Garamond" w:hAnsi="Cormorant Garamond"/>
+          <w:sz w:val="22"/>
+          <w:szCs w:val="22"/>
+        </w:rPr>
+        <w:t xml:space="preserve">Ash-Shakūr — Le Très-Reconnaissant</w:t>
       </w:r>
     </w:p>
     <w:p>
@@ -2279,7 +2318,20 @@
           <w:sz w:val="22"/>
           <w:szCs w:val="22"/>
         </w:rPr>
-        <w:t xml:space="preserve">Chaque créature mange à sa faim — sans accord préalable.\n\nAl-Muqīt — Celui qui pourvoit en juste mesure</w:t>
+        <w:t xml:space="preserve">Chaque créature mange à sa faim — sans accord préalable.</w:t>
+      </w:r>
+    </w:p>
+    <w:p>
+      <w:pPr>
+        <w:spacing w:after="60"/>
+      </w:pPr>
+      <w:r>
+        <w:rPr>
+          <w:rFonts w:ascii="Cormorant Garamond" w:cs="Cormorant Garamond" w:eastAsia="Cormorant Garamond" w:hAnsi="Cormorant Garamond"/>
+          <w:sz w:val="22"/>
+          <w:szCs w:val="22"/>
+        </w:rPr>
+        <w:t xml:space="preserve">Al-Muqīt — Celui qui pourvoit en juste mesure</w:t>
       </w:r>
     </w:p>
     <w:p>
@@ -2331,7 +2383,20 @@
           <w:sz w:val="22"/>
           <w:szCs w:val="22"/>
         </w:rPr>
-        <w:t xml:space="preserve">Tu as reçu mille fois sans demander. Qui donne avant que tu saches ?\n\nAl-Karīm — Le Généreux</w:t>
+        <w:t xml:space="preserve">Tu as reçu mille fois sans demander. Qui donne avant que tu saches ?</w:t>
+      </w:r>
+    </w:p>
+    <w:p>
+      <w:pPr>
+        <w:spacing w:after="60"/>
+      </w:pPr>
+      <w:r>
+        <w:rPr>
+          <w:rFonts w:ascii="Cormorant Garamond" w:cs="Cormorant Garamond" w:eastAsia="Cormorant Garamond" w:hAnsi="Cormorant Garamond"/>
+          <w:sz w:val="22"/>
+          <w:szCs w:val="22"/>
+        </w:rPr>
+        <w:t xml:space="preserve">Al-Karīm — Le Généreux</w:t>
       </w:r>
     </w:p>
     <w:p>
@@ -2383,7 +2448,20 @@
           <w:sz w:val="22"/>
           <w:szCs w:val="22"/>
         </w:rPr>
-        <w:t xml:space="preserve">Tu enterres tes morts. Lui les rappelle un jour.\n\nAl-Bā'ith — Celui qui ressuscite</w:t>
+        <w:t xml:space="preserve">Tu enterres tes morts. Lui les rappelle un jour.</w:t>
+      </w:r>
+    </w:p>
+    <w:p>
+      <w:pPr>
+        <w:spacing w:after="60"/>
+      </w:pPr>
+      <w:r>
+        <w:rPr>
+          <w:rFonts w:ascii="Cormorant Garamond" w:cs="Cormorant Garamond" w:eastAsia="Cormorant Garamond" w:hAnsi="Cormorant Garamond"/>
+          <w:sz w:val="22"/>
+          <w:szCs w:val="22"/>
+        </w:rPr>
+        <w:t xml:space="preserve">Al-Bā'ith — Celui qui ressuscite</w:t>
       </w:r>
     </w:p>
     <w:p>
@@ -2435,7 +2513,20 @@
           <w:sz w:val="22"/>
           <w:szCs w:val="22"/>
         </w:rPr>
-        <w:t xml:space="preserve">Tu n'as rien fait pour naître. Quelqu'un a soufflé sur toi.\n\nAl-Muhyī — Celui qui donne la vie</w:t>
+        <w:t xml:space="preserve">Tu n'as rien fait pour naître. Quelqu'un a soufflé sur toi.</w:t>
+      </w:r>
+    </w:p>
+    <w:p>
+      <w:pPr>
+        <w:spacing w:after="60"/>
+      </w:pPr>
+      <w:r>
+        <w:rPr>
+          <w:rFonts w:ascii="Cormorant Garamond" w:cs="Cormorant Garamond" w:eastAsia="Cormorant Garamond" w:hAnsi="Cormorant Garamond"/>
+          <w:sz w:val="22"/>
+          <w:szCs w:val="22"/>
+        </w:rPr>
+        <w:t xml:space="preserve">Al-Muhyī — Celui qui donne la vie</w:t>
       </w:r>
     </w:p>
     <w:p>
@@ -2487,7 +2578,20 @@
           <w:sz w:val="22"/>
           <w:szCs w:val="22"/>
         </w:rPr>
-        <w:t xml:space="preserve">Personne ne décide quand son cœur s'arrête. Une seule volonté tient l'horloge.\n\nAl-Mumīt — Celui qui donne la mort</w:t>
+        <w:t xml:space="preserve">Personne ne décide quand son cœur s'arrête. Une seule volonté tient l'horloge.</w:t>
+      </w:r>
+    </w:p>
+    <w:p>
+      <w:pPr>
+        <w:spacing w:after="60"/>
+      </w:pPr>
+      <w:r>
+        <w:rPr>
+          <w:rFonts w:ascii="Cormorant Garamond" w:cs="Cormorant Garamond" w:eastAsia="Cormorant Garamond" w:hAnsi="Cormorant Garamond"/>
+          <w:sz w:val="22"/>
+          <w:szCs w:val="22"/>
+        </w:rPr>
+        <w:t xml:space="preserve">Al-Mumīt — Celui qui donne la mort</w:t>
       </w:r>
     </w:p>
     <w:p>
@@ -3527,7 +3631,7 @@
           <w:sz w:val="22"/>
           <w:szCs w:val="22"/>
         </w:rPr>
-        <w:t xml:space="preserve">Le Coran parle de deux mers qui se rencontrent sans se mélanger — séparées par une barrière. Phénomène océanographique confirmé au 20ème siècle (halocline). Le texte décrit ce que personne ne pouvait voir au 7ème siècle. (Coran 25:53)</w:t>
+        <w:t xml:space="preserve">« C’est Lui qui a fait deux mers couler côte à côte ; l’une douce et savoureuse, l’autre salée et amère. Il a établi entre les deux une barrière. » (Coran 25:53). Aux embouchures des grands fleuves dans la mer, ce phénomène existe — les eaux se touchent sans se mélanger pendant des kilomètres. Pas une preuve. Une image qui désigne la mesure de Celui qui sépare.</w:t>
       </w:r>
     </w:p>
     <w:p>
@@ -3579,7 +3683,7 @@
           <w:sz w:val="22"/>
           <w:szCs w:val="22"/>
         </w:rPr>
-        <w:t xml:space="preserve">Le Coran dit que toute chose vivante est faite à partir de l’eau. La biologie moderne confirme : aucune vie sans eau, 70% de toi est eau, jusqu’à la dernière bactérie. (Coran 21:30)</w:t>
+        <w:t xml:space="preserve">« Et Nous avons fait de l’eau toute chose vivante. Ne croiront-ils donc pas ? » (Coran 21:30). Soixante-dix pour cent de toi est eau. Aucune bactérie ne s’en passe. Aucune feuille. Aucun œil. Le verset dit une chose simple — et qui se voit partout.</w:t>
       </w:r>
     </w:p>
     <w:p>
@@ -5139,7 +5243,7 @@
           <w:sz w:val="22"/>
           <w:szCs w:val="22"/>
         </w:rPr>
-        <w:t xml:space="preserve">Pour qu’une seule protéine fonctionnelle apparaisse par hasard, il faudrait 10^164 essais. L’univers entier n’a connu que 10^80 réactions depuis le Big Bang. Le calcul est clos. Le hasard est insuffisant.</w:t>
+        <w:t xml:space="preserve">Dans chaque cellule de ton corps, des milliers de protéines s’assemblent chaque seconde avec une précision que la science elle-même peine à reproduire en laboratoire. Tu n’as rien à fabriquer. Tu n’as qu’à habiter. Quelqu’un a déjà tout réglé.</w:t>
       </w:r>
     </w:p>
     <w:p>
@@ -5399,7 +5503,7 @@
           <w:sz w:val="22"/>
           <w:szCs w:val="22"/>
         </w:rPr>
-        <w:t xml:space="preserve">Pour qu’une cellule fonctionne, il faut 250 protéines minimum, chacune correctement pliée. Probabilité par hasard : 1 sur 10^85 000. Plus que d’atomes dans l’univers visible. Le hasard a renoncé. Pas Lui.</w:t>
+        <w:t xml:space="preserve">Une seule de tes cellules contient des centaines de protéines repliées avec une précision atomique. Tu en as 37 000 milliards. Aucune n’a été conçue par toi. Allâh dit : « Je n’ai créé les djinns et les hommes que pour qu’ils M’adorent. » (Coran 51:56). Le mot “adorer” — ya’budûn — vient de la même racine que serviteur. Tes cellules sont déjà serviteurs. Toi, tu choisis.</w:t>
       </w:r>
     </w:p>
     <w:p>
@@ -5451,7 +5555,7 @@
           <w:sz w:val="22"/>
           <w:szCs w:val="22"/>
         </w:rPr>
-        <w:t xml:space="preserve">Si on tirait au hasard parmi tous les arrangements possibles d’atomes, la probabilité d’obtenir ne serait-ce qu’une fourmi fonctionnelle est statistiquement nulle. Et tu vois des fourmis tous les jours. La nullité statistique est un miracle quotidien.</w:t>
+        <w:t xml:space="preserve">Une fourmi pèse cinq milligrammes. Elle reconnaît son nid parmi des millions, communique par chimie, soulève cinquante fois son poids. Tu en écrases peut-être tous les jours sans regarder. Allâh lui a consacré une sourate du Coran (an-Naml). Si elle a mérité Sa parole — qui es-tu pour t’en détourner ?</w:t>
       </w:r>
     </w:p>
     <w:p>
@@ -5815,7 +5919,7 @@
           <w:sz w:val="22"/>
           <w:szCs w:val="22"/>
         </w:rPr>
-        <w:t xml:space="preserve">En 1931, Kurt Gödel a prouvé mathématiquement qu’il existe des vérités vraies qu’on ne peut PAS prouver de l’intérieur du système. La science elle-même reconnaît un dehors qu’elle ne peut pas atteindre. Ce dehors a un Nom.</w:t>
+        <w:t xml:space="preserve">En 1931, Kurt Gödel a démontré qu’aucun système mathématique cohérent ne peut tout démontrer depuis l’intérieur de lui-même. Toujours quelque chose le dépasse. Allâh dit : « Vous ne saurez de la science qu’un peu. » (Coran 17:85). Quatorze siècles avant Gödel, la limite était déjà nommée.</w:t>
       </w:r>
     </w:p>
     <w:p>
@@ -6075,7 +6179,7 @@
           <w:sz w:val="22"/>
           <w:szCs w:val="22"/>
         </w:rPr>
-        <w:t xml:space="preserve">Le Coran dit que l’univers a été « déployé » — terme exact pour ce que les physiciens appellent expansion de l’univers, découverte par Hubble en 1929. Le mot est dans le texte depuis 1400 ans. (Coran 51:47)</w:t>
+        <w:t xml:space="preserve">« Le ciel, Nous l’avons construit par Notre puissance, et Nous l’élargissons sans cesse. » (Coran 51:47). Le verbe arabe mûsi’ûn signifie élargir, étendre. Aujourd’hui les astronomes mesurent l’expansion continue de l’univers. Le verset ne prédit rien — il médite la création comme une œuvre en cours.</w:t>
       </w:r>
     </w:p>
     <w:p>
@@ -8675,7 +8779,7 @@
           <w:sz w:val="22"/>
           <w:szCs w:val="22"/>
         </w:rPr>
-        <w:t xml:space="preserve">Le Coran décrit la lune comme « lumière réfléchie » (nûr) et le soleil comme « lampe » (sirâj). Distinction confirmée 1000 ans plus tard : la lune ne produit pas de lumière, le soleil oui. (Coran 71:16)</w:t>
+        <w:t xml:space="preserve">« Il a fait de la lune une lumière (nûr) et du soleil une lampe (sirâj). » (Coran 71:16). Deux mots différents pour deux astres différents. Le soleil donne. La lune reflète. C’est ce que tu vois chaque nuit sans y penser. Le Coran te demande juste de regarder vraiment.</w:t>
       </w:r>
     </w:p>
     <w:p>
@@ -8727,7 +8831,7 @@
           <w:sz w:val="22"/>
           <w:szCs w:val="22"/>
         </w:rPr>
-        <w:t xml:space="preserve">Le mot « jour » apparaît 365 fois dans le Coran. Le mot « mois » exactement 12 fois. Le mot « ciel » exactement 7 fois. Statistiquement, ce n’est pas du hasard.</w:t>
+        <w:t xml:space="preserve">Le Coran évoque sept cieux superposés, douze mois lunaires, des jours qui se suivent comme des signes. La structure du temps est inscrite dans le texte comme elle l’est dans la création. Tu vis dans le calendrier d’Allâh sans toujours t’en apercevoir.</w:t>
       </w:r>
     </w:p>
     <w:p>
@@ -11067,7 +11171,20 @@
           <w:sz w:val="22"/>
           <w:szCs w:val="22"/>
         </w:rPr>
-        <w:t xml:space="preserve">Le seul nom qui n'a pas besoin d'être expliqué — et qui n'est jamais épuisé.\n\nAllāh — Dieu</w:t>
+        <w:t xml:space="preserve">Le seul nom qui n'a pas besoin d'être expliqué — et qui n'est jamais épuisé.</w:t>
+      </w:r>
+    </w:p>
+    <w:p>
+      <w:pPr>
+        <w:spacing w:after="60"/>
+      </w:pPr>
+      <w:r>
+        <w:rPr>
+          <w:rFonts w:ascii="Cormorant Garamond" w:cs="Cormorant Garamond" w:eastAsia="Cormorant Garamond" w:hAnsi="Cormorant Garamond"/>
+          <w:sz w:val="22"/>
+          <w:szCs w:val="22"/>
+        </w:rPr>
+        <w:t xml:space="preserve">Allāh — Dieu</w:t>
       </w:r>
     </w:p>
     <w:p>
@@ -11119,7 +11236,20 @@
           <w:sz w:val="22"/>
           <w:szCs w:val="22"/>
         </w:rPr>
-        <w:t xml:space="preserve">Tu as fauté — et tu respires encore. Quelqu'un retient la sanction.\n\nAr-Rahīm — Le Très-Miséricordieux</w:t>
+        <w:t xml:space="preserve">Tu as fauté — et tu respires encore. Quelqu'un retient la sanction.</w:t>
+      </w:r>
+    </w:p>
+    <w:p>
+      <w:pPr>
+        <w:spacing w:after="60"/>
+      </w:pPr>
+      <w:r>
+        <w:rPr>
+          <w:rFonts w:ascii="Cormorant Garamond" w:cs="Cormorant Garamond" w:eastAsia="Cormorant Garamond" w:hAnsi="Cormorant Garamond"/>
+          <w:sz w:val="22"/>
+          <w:szCs w:val="22"/>
+        </w:rPr>
+        <w:t xml:space="preserve">Ar-Rahīm — Le Très-Miséricordieux</w:t>
       </w:r>
     </w:p>
     <w:p>
@@ -11171,7 +11301,20 @@
           <w:sz w:val="22"/>
           <w:szCs w:val="22"/>
         </w:rPr>
-        <w:t xml:space="preserve">Tous les rois meurent. Un seul règne sur leurs successeurs.\n\nAl-Malik — Le Souverain</w:t>
+        <w:t xml:space="preserve">Tous les rois meurent. Un seul règne sur leurs successeurs.</w:t>
+      </w:r>
+    </w:p>
+    <w:p>
+      <w:pPr>
+        <w:spacing w:after="60"/>
+      </w:pPr>
+      <w:r>
+        <w:rPr>
+          <w:rFonts w:ascii="Cormorant Garamond" w:cs="Cormorant Garamond" w:eastAsia="Cormorant Garamond" w:hAnsi="Cormorant Garamond"/>
+          <w:sz w:val="22"/>
+          <w:szCs w:val="22"/>
+        </w:rPr>
+        <w:t xml:space="preserve">Al-Malik — Le Souverain</w:t>
       </w:r>
     </w:p>
     <w:p>
@@ -11223,7 +11366,20 @@
           <w:sz w:val="22"/>
           <w:szCs w:val="22"/>
         </w:rPr>
-        <w:t xml:space="preserve">Rien d'humain ne L'atteint. Rien d'humain ne Le diminue.\n\nAl-Quddūs — Le Saint</w:t>
+        <w:t xml:space="preserve">Rien d'humain ne L'atteint. Rien d'humain ne Le diminue.</w:t>
+      </w:r>
+    </w:p>
+    <w:p>
+      <w:pPr>
+        <w:spacing w:after="60"/>
+      </w:pPr>
+      <w:r>
+        <w:rPr>
+          <w:rFonts w:ascii="Cormorant Garamond" w:cs="Cormorant Garamond" w:eastAsia="Cormorant Garamond" w:hAnsi="Cormorant Garamond"/>
+          <w:sz w:val="22"/>
+          <w:szCs w:val="22"/>
+        </w:rPr>
+        <w:t xml:space="preserve">Al-Quddūs — Le Saint</w:t>
       </w:r>
     </w:p>
     <w:p>
@@ -11275,7 +11431,20 @@
           <w:sz w:val="22"/>
           <w:szCs w:val="22"/>
         </w:rPr>
-        <w:t xml:space="preserve">Tu as cherché la paix dans dix endroits. Elle n'avait qu'un Nom.\n\nAs-Salām — La Paix</w:t>
+        <w:t xml:space="preserve">Tu as cherché la paix dans dix endroits. Elle n'avait qu'un Nom.</w:t>
+      </w:r>
+    </w:p>
+    <w:p>
+      <w:pPr>
+        <w:spacing w:after="60"/>
+      </w:pPr>
+      <w:r>
+        <w:rPr>
+          <w:rFonts w:ascii="Cormorant Garamond" w:cs="Cormorant Garamond" w:eastAsia="Cormorant Garamond" w:hAnsi="Cormorant Garamond"/>
+          <w:sz w:val="22"/>
+          <w:szCs w:val="22"/>
+        </w:rPr>
+        <w:t xml:space="preserve">As-Salām — La Paix</w:t>
       </w:r>
     </w:p>
     <w:p>
@@ -11327,7 +11496,20 @@
           <w:sz w:val="22"/>
           <w:szCs w:val="22"/>
         </w:rPr>
-        <w:t xml:space="preserve">Tu as déjà cru être à bout. Quelqu'un t'a relevé.\n\nAl-'Azīz — Le Tout-Puissant</w:t>
+        <w:t xml:space="preserve">Tu as déjà cru être à bout. Quelqu'un t'a relevé.</w:t>
+      </w:r>
+    </w:p>
+    <w:p>
+      <w:pPr>
+        <w:spacing w:after="60"/>
+      </w:pPr>
+      <w:r>
+        <w:rPr>
+          <w:rFonts w:ascii="Cormorant Garamond" w:cs="Cormorant Garamond" w:eastAsia="Cormorant Garamond" w:hAnsi="Cormorant Garamond"/>
+          <w:sz w:val="22"/>
+          <w:szCs w:val="22"/>
+        </w:rPr>
+        <w:t xml:space="preserve">Al-'Azīz — Le Tout-Puissant</w:t>
       </w:r>
     </w:p>
     <w:p>
@@ -11379,7 +11561,20 @@
           <w:sz w:val="22"/>
           <w:szCs w:val="22"/>
         </w:rPr>
-        <w:t xml:space="preserve">Toute grandeur humaine s'incline. Aucune ne pourrait monter.\n\nAl-Mutakabbir — L'Inaccessible</w:t>
+        <w:t xml:space="preserve">Toute grandeur humaine s'incline. Aucune ne pourrait monter.</w:t>
+      </w:r>
+    </w:p>
+    <w:p>
+      <w:pPr>
+        <w:spacing w:after="60"/>
+      </w:pPr>
+      <w:r>
+        <w:rPr>
+          <w:rFonts w:ascii="Cormorant Garamond" w:cs="Cormorant Garamond" w:eastAsia="Cormorant Garamond" w:hAnsi="Cormorant Garamond"/>
+          <w:sz w:val="22"/>
+          <w:szCs w:val="22"/>
+        </w:rPr>
+        <w:t xml:space="preserve">Al-Mutakabbir — L'Inaccessible</w:t>
       </w:r>
     </w:p>
     <w:p>
@@ -11431,7 +11626,20 @@
           <w:sz w:val="22"/>
           <w:szCs w:val="22"/>
         </w:rPr>
-        <w:t xml:space="preserve">Tu peux fuir un homme, une foule, un pays. Pas Lui.\n\nAl-Qahhār — L'Irrésistible</w:t>
+        <w:t xml:space="preserve">Tu peux fuir un homme, une foule, un pays. Pas Lui.</w:t>
+      </w:r>
+    </w:p>
+    <w:p>
+      <w:pPr>
+        <w:spacing w:after="60"/>
+      </w:pPr>
+      <w:r>
+        <w:rPr>
+          <w:rFonts w:ascii="Cormorant Garamond" w:cs="Cormorant Garamond" w:eastAsia="Cormorant Garamond" w:hAnsi="Cormorant Garamond"/>
+          <w:sz w:val="22"/>
+          <w:szCs w:val="22"/>
+        </w:rPr>
+        <w:t xml:space="preserve">Al-Qahhār — L'Irrésistible</w:t>
       </w:r>
     </w:p>
     <w:p>
@@ -11483,7 +11691,20 @@
           <w:sz w:val="22"/>
           <w:szCs w:val="22"/>
         </w:rPr>
-        <w:t xml:space="preserve">Une porte que tu n'attendais plus s'est ouverte. Personne ne l'avait poussée.\n\nAl-Fattāh — Celui qui ouvre</w:t>
+        <w:t xml:space="preserve">Une porte que tu n'attendais plus s'est ouverte. Personne ne l'avait poussée.</w:t>
+      </w:r>
+    </w:p>
+    <w:p>
+      <w:pPr>
+        <w:spacing w:after="60"/>
+      </w:pPr>
+      <w:r>
+        <w:rPr>
+          <w:rFonts w:ascii="Cormorant Garamond" w:cs="Cormorant Garamond" w:eastAsia="Cormorant Garamond" w:hAnsi="Cormorant Garamond"/>
+          <w:sz w:val="22"/>
+          <w:szCs w:val="22"/>
+        </w:rPr>
+        <w:t xml:space="preserve">Al-Fattāh — Celui qui ouvre</w:t>
       </w:r>
     </w:p>
     <w:p>
@@ -11535,7 +11756,20 @@
           <w:sz w:val="22"/>
           <w:szCs w:val="22"/>
         </w:rPr>
-        <w:t xml:space="preserve">Tu as oublié ce que tu pensais hier à 14h. Lui sait.\n\nAl-'Alīm — L'Omniscient</w:t>
+        <w:t xml:space="preserve">Tu as oublié ce que tu pensais hier à 14h. Lui sait.</w:t>
+      </w:r>
+    </w:p>
+    <w:p>
+      <w:pPr>
+        <w:spacing w:after="60"/>
+      </w:pPr>
+      <w:r>
+        <w:rPr>
+          <w:rFonts w:ascii="Cormorant Garamond" w:cs="Cormorant Garamond" w:eastAsia="Cormorant Garamond" w:hAnsi="Cormorant Garamond"/>
+          <w:sz w:val="22"/>
+          <w:szCs w:val="22"/>
+        </w:rPr>
+        <w:t xml:space="preserve">Al-'Alīm — L'Omniscient</w:t>
       </w:r>
     </w:p>
     <w:p>
@@ -11587,7 +11821,20 @@
           <w:sz w:val="22"/>
           <w:szCs w:val="22"/>
         </w:rPr>
-        <w:t xml:space="preserve">Une chose t'a échappé. Tu n'as pas compris pourquoi. Lui sait.\n\nAl-Qābid — Celui qui retient</w:t>
+        <w:t xml:space="preserve">Une chose t'a échappé. Tu n'as pas compris pourquoi. Lui sait.</w:t>
+      </w:r>
+    </w:p>
+    <w:p>
+      <w:pPr>
+        <w:spacing w:after="60"/>
+      </w:pPr>
+      <w:r>
+        <w:rPr>
+          <w:rFonts w:ascii="Cormorant Garamond" w:cs="Cormorant Garamond" w:eastAsia="Cormorant Garamond" w:hAnsi="Cormorant Garamond"/>
+          <w:sz w:val="22"/>
+          <w:szCs w:val="22"/>
+        </w:rPr>
+        <w:t xml:space="preserve">Al-Qābid — Celui qui retient</w:t>
       </w:r>
     </w:p>
     <w:p>
@@ -11639,7 +11886,20 @@
           <w:sz w:val="22"/>
           <w:szCs w:val="22"/>
         </w:rPr>
-        <w:t xml:space="preserve">Une saison de ta vie s'est ouverte sans raison claire. Quelqu'un a tendu la main.\n\nAl-Bāsit — Celui qui étend</w:t>
+        <w:t xml:space="preserve">Une saison de ta vie s'est ouverte sans raison claire. Quelqu'un a tendu la main.</w:t>
+      </w:r>
+    </w:p>
+    <w:p>
+      <w:pPr>
+        <w:spacing w:after="60"/>
+      </w:pPr>
+      <w:r>
+        <w:rPr>
+          <w:rFonts w:ascii="Cormorant Garamond" w:cs="Cormorant Garamond" w:eastAsia="Cormorant Garamond" w:hAnsi="Cormorant Garamond"/>
+          <w:sz w:val="22"/>
+          <w:szCs w:val="22"/>
+        </w:rPr>
+        <w:t xml:space="preserve">Al-Bāsit — Celui qui étend</w:t>
       </w:r>
     </w:p>
     <w:p>
@@ -11691,7 +11951,20 @@
           <w:sz w:val="22"/>
           <w:szCs w:val="22"/>
         </w:rPr>
-        <w:t xml:space="preserve">Tu as vu tomber des grands. Personne ne reste haut indéfiniment.\n\nAl-Khāfid — Celui qui abaisse</w:t>
+        <w:t xml:space="preserve">Tu as vu tomber des grands. Personne ne reste haut indéfiniment.</w:t>
+      </w:r>
+    </w:p>
+    <w:p>
+      <w:pPr>
+        <w:spacing w:after="60"/>
+      </w:pPr>
+      <w:r>
+        <w:rPr>
+          <w:rFonts w:ascii="Cormorant Garamond" w:cs="Cormorant Garamond" w:eastAsia="Cormorant Garamond" w:hAnsi="Cormorant Garamond"/>
+          <w:sz w:val="22"/>
+          <w:szCs w:val="22"/>
+        </w:rPr>
+        <w:t xml:space="preserve">Al-Khāfid — Celui qui abaisse</w:t>
       </w:r>
     </w:p>
     <w:p>
@@ -11743,7 +12016,20 @@
           <w:sz w:val="22"/>
           <w:szCs w:val="22"/>
         </w:rPr>
-        <w:t xml:space="preserve">Tu as vu monter des oubliés. Personne n'est définitivement en bas.\n\nAr-Rāfi' — Celui qui élève</w:t>
+        <w:t xml:space="preserve">Tu as vu monter des oubliés. Personne n'est définitivement en bas.</w:t>
+      </w:r>
+    </w:p>
+    <w:p>
+      <w:pPr>
+        <w:spacing w:after="60"/>
+      </w:pPr>
+      <w:r>
+        <w:rPr>
+          <w:rFonts w:ascii="Cormorant Garamond" w:cs="Cormorant Garamond" w:eastAsia="Cormorant Garamond" w:hAnsi="Cormorant Garamond"/>
+          <w:sz w:val="22"/>
+          <w:szCs w:val="22"/>
+        </w:rPr>
+        <w:t xml:space="preserve">Ar-Rāfi' — Celui qui élève</w:t>
       </w:r>
     </w:p>
     <w:p>
@@ -11795,7 +12081,20 @@
           <w:sz w:val="22"/>
           <w:szCs w:val="22"/>
         </w:rPr>
-        <w:t xml:space="preserve">Une dignité t'a été rendue quand tu pensais l'avoir perdue.\n\nAl-Mu'izz — Celui qui honore</w:t>
+        <w:t xml:space="preserve">Une dignité t'a été rendue quand tu pensais l'avoir perdue.</w:t>
+      </w:r>
+    </w:p>
+    <w:p>
+      <w:pPr>
+        <w:spacing w:after="60"/>
+      </w:pPr>
+      <w:r>
+        <w:rPr>
+          <w:rFonts w:ascii="Cormorant Garamond" w:cs="Cormorant Garamond" w:eastAsia="Cormorant Garamond" w:hAnsi="Cormorant Garamond"/>
+          <w:sz w:val="22"/>
+          <w:szCs w:val="22"/>
+        </w:rPr>
+        <w:t xml:space="preserve">Al-Mu'izz — Celui qui honore</w:t>
       </w:r>
     </w:p>
     <w:p>
@@ -11847,7 +12146,20 @@
           <w:sz w:val="22"/>
           <w:szCs w:val="22"/>
         </w:rPr>
-        <w:t xml:space="preserve">Tout orgueil rencontre sa correction. Tôt ou tard.\n\nAl-Mudhill — Celui qui humilie les fiers</w:t>
+        <w:t xml:space="preserve">Tout orgueil rencontre sa correction. Tôt ou tard.</w:t>
+      </w:r>
+    </w:p>
+    <w:p>
+      <w:pPr>
+        <w:spacing w:after="60"/>
+      </w:pPr>
+      <w:r>
+        <w:rPr>
+          <w:rFonts w:ascii="Cormorant Garamond" w:cs="Cormorant Garamond" w:eastAsia="Cormorant Garamond" w:hAnsi="Cormorant Garamond"/>
+          <w:sz w:val="22"/>
+          <w:szCs w:val="22"/>
+        </w:rPr>
+        <w:t xml:space="preserve">Al-Mudhill — Celui qui humilie les fiers</w:t>
       </w:r>
     </w:p>
     <w:p>
@@ -11899,7 +12211,20 @@
           <w:sz w:val="22"/>
           <w:szCs w:val="22"/>
         </w:rPr>
-        <w:t xml:space="preserve">Ce que personne n'a vu de toi — Lui l'a vu.\n\nAl-Basīr — Le Voyant</w:t>
+        <w:t xml:space="preserve">Ce que personne n'a vu de toi — Lui l'a vu.</w:t>
+      </w:r>
+    </w:p>
+    <w:p>
+      <w:pPr>
+        <w:spacing w:after="60"/>
+      </w:pPr>
+      <w:r>
+        <w:rPr>
+          <w:rFonts w:ascii="Cormorant Garamond" w:cs="Cormorant Garamond" w:eastAsia="Cormorant Garamond" w:hAnsi="Cormorant Garamond"/>
+          <w:sz w:val="22"/>
+          <w:szCs w:val="22"/>
+        </w:rPr>
+        <w:t xml:space="preserve">Al-Basīr — Le Voyant</w:t>
       </w:r>
     </w:p>
     <w:p>
@@ -11951,7 +12276,20 @@
           <w:sz w:val="22"/>
           <w:szCs w:val="22"/>
         </w:rPr>
-        <w:t xml:space="preserve">Toutes les injustices que tu as subies — un jour, le compte sera juste.\n\nAl-Hakam — L'Arbitre</w:t>
+        <w:t xml:space="preserve">Toutes les injustices que tu as subies — un jour, le compte sera juste.</w:t>
+      </w:r>
+    </w:p>
+    <w:p>
+      <w:pPr>
+        <w:spacing w:after="60"/>
+      </w:pPr>
+      <w:r>
+        <w:rPr>
+          <w:rFonts w:ascii="Cormorant Garamond" w:cs="Cormorant Garamond" w:eastAsia="Cormorant Garamond" w:hAnsi="Cormorant Garamond"/>
+          <w:sz w:val="22"/>
+          <w:szCs w:val="22"/>
+        </w:rPr>
+        <w:t xml:space="preserve">Al-Hakam — L'Arbitre</w:t>
       </w:r>
     </w:p>
     <w:p>
@@ -12003,7 +12341,20 @@
           <w:sz w:val="22"/>
           <w:szCs w:val="22"/>
         </w:rPr>
-        <w:t xml:space="preserve">Tu pries pour la justice. Lui est la justice.\n\nAl-'Adl — Le Juste</w:t>
+        <w:t xml:space="preserve">Tu pries pour la justice. Lui est la justice.</w:t>
+      </w:r>
+    </w:p>
+    <w:p>
+      <w:pPr>
+        <w:spacing w:after="60"/>
+      </w:pPr>
+      <w:r>
+        <w:rPr>
+          <w:rFonts w:ascii="Cormorant Garamond" w:cs="Cormorant Garamond" w:eastAsia="Cormorant Garamond" w:hAnsi="Cormorant Garamond"/>
+          <w:sz w:val="22"/>
+          <w:szCs w:val="22"/>
+        </w:rPr>
+        <w:t xml:space="preserve">Al-'Adl — Le Juste</w:t>
       </w:r>
     </w:p>
     <w:p>
@@ -12055,7 +12406,20 @@
           <w:sz w:val="22"/>
           <w:szCs w:val="22"/>
         </w:rPr>
-        <w:t xml:space="preserve">Une douceur t'a atteint au moment exact où tu allais rompre.\n\nAl-Latīf — Le Subtil</w:t>
+        <w:t xml:space="preserve">Une douceur t'a atteint au moment exact où tu allais rompre.</w:t>
+      </w:r>
+    </w:p>
+    <w:p>
+      <w:pPr>
+        <w:spacing w:after="60"/>
+      </w:pPr>
+      <w:r>
+        <w:rPr>
+          <w:rFonts w:ascii="Cormorant Garamond" w:cs="Cormorant Garamond" w:eastAsia="Cormorant Garamond" w:hAnsi="Cormorant Garamond"/>
+          <w:sz w:val="22"/>
+          <w:szCs w:val="22"/>
+        </w:rPr>
+        <w:t xml:space="preserve">Al-Latīf — Le Subtil</w:t>
       </w:r>
     </w:p>
     <w:p>
@@ -12107,7 +12471,20 @@
           <w:sz w:val="22"/>
           <w:szCs w:val="22"/>
         </w:rPr>
-        <w:t xml:space="preserve">Tu mériterais cent châtiments par jour. Tu n'en reçois aucun.\n\nAl-Halīm — Le Très-Clément</w:t>
+        <w:t xml:space="preserve">Tu mériterais cent châtiments par jour. Tu n'en reçois aucun.</w:t>
+      </w:r>
+    </w:p>
+    <w:p>
+      <w:pPr>
+        <w:spacing w:after="60"/>
+      </w:pPr>
+      <w:r>
+        <w:rPr>
+          <w:rFonts w:ascii="Cormorant Garamond" w:cs="Cormorant Garamond" w:eastAsia="Cormorant Garamond" w:hAnsi="Cormorant Garamond"/>
+          <w:sz w:val="22"/>
+          <w:szCs w:val="22"/>
+        </w:rPr>
+        <w:t xml:space="preserve">Al-Halīm — Le Très-Clément</w:t>
       </w:r>
     </w:p>
     <w:p>
@@ -12159,7 +12536,20 @@
           <w:sz w:val="22"/>
           <w:szCs w:val="22"/>
         </w:rPr>
-        <w:t xml:space="preserve">Tout ce que tu trouves grand — n'est qu'un signe parmi Ses signes.\n\nAl-'Azīm — L'Immense</w:t>
+        <w:t xml:space="preserve">Tout ce que tu trouves grand — n'est qu'un signe parmi Ses signes.</w:t>
+      </w:r>
+    </w:p>
+    <w:p>
+      <w:pPr>
+        <w:spacing w:after="60"/>
+      </w:pPr>
+      <w:r>
+        <w:rPr>
+          <w:rFonts w:ascii="Cormorant Garamond" w:cs="Cormorant Garamond" w:eastAsia="Cormorant Garamond" w:hAnsi="Cormorant Garamond"/>
+          <w:sz w:val="22"/>
+          <w:szCs w:val="22"/>
+        </w:rPr>
+        <w:t xml:space="preserve">Al-'Azīm — L'Immense</w:t>
       </w:r>
     </w:p>
     <w:p>
@@ -12211,7 +12601,20 @@
           <w:sz w:val="22"/>
           <w:szCs w:val="22"/>
         </w:rPr>
-        <w:t xml:space="preserve">Tu te souviens d'une faute. Lui l'a déjà effacée si tu reviens.\n\nAl-Ghafūr — Celui qui pardonne</w:t>
+        <w:t xml:space="preserve">Tu te souviens d'une faute. Lui l'a déjà effacée si tu reviens.</w:t>
+      </w:r>
+    </w:p>
+    <w:p>
+      <w:pPr>
+        <w:spacing w:after="60"/>
+      </w:pPr>
+      <w:r>
+        <w:rPr>
+          <w:rFonts w:ascii="Cormorant Garamond" w:cs="Cormorant Garamond" w:eastAsia="Cormorant Garamond" w:hAnsi="Cormorant Garamond"/>
+          <w:sz w:val="22"/>
+          <w:szCs w:val="22"/>
+        </w:rPr>
+        <w:t xml:space="preserve">Al-Ghafūr — Celui qui pardonne</w:t>
       </w:r>
     </w:p>
     <w:p>
@@ -12263,7 +12666,20 @@
           <w:sz w:val="22"/>
           <w:szCs w:val="22"/>
         </w:rPr>
-        <w:t xml:space="preserve">Toute échelle humaine s'arrête. Il commence au-dessus.\n\nAl-'Aliyy — L'Élevé</w:t>
+        <w:t xml:space="preserve">Toute échelle humaine s'arrête. Il commence au-dessus.</w:t>
+      </w:r>
+    </w:p>
+    <w:p>
+      <w:pPr>
+        <w:spacing w:after="60"/>
+      </w:pPr>
+      <w:r>
+        <w:rPr>
+          <w:rFonts w:ascii="Cormorant Garamond" w:cs="Cormorant Garamond" w:eastAsia="Cormorant Garamond" w:hAnsi="Cormorant Garamond"/>
+          <w:sz w:val="22"/>
+          <w:szCs w:val="22"/>
+        </w:rPr>
+        <w:t xml:space="preserve">Al-'Aliyy — L'Élevé</w:t>
       </w:r>
     </w:p>
     <w:p>
@@ -12315,7 +12731,20 @@
           <w:sz w:val="22"/>
           <w:szCs w:val="22"/>
         </w:rPr>
-        <w:t xml:space="preserve">Tu as vu de grandes choses. Tu n'as rien vu encore.\n\nAl-Kabīr — L'Infiniment Grand</w:t>
+        <w:t xml:space="preserve">Tu as vu de grandes choses. Tu n'as rien vu encore.</w:t>
+      </w:r>
+    </w:p>
+    <w:p>
+      <w:pPr>
+        <w:spacing w:after="60"/>
+      </w:pPr>
+      <w:r>
+        <w:rPr>
+          <w:rFonts w:ascii="Cormorant Garamond" w:cs="Cormorant Garamond" w:eastAsia="Cormorant Garamond" w:hAnsi="Cormorant Garamond"/>
+          <w:sz w:val="22"/>
+          <w:szCs w:val="22"/>
+        </w:rPr>
+        <w:t xml:space="preserve">Al-Kabīr — L'Infiniment Grand</w:t>
       </w:r>
     </w:p>
     <w:p>
@@ -12367,7 +12796,20 @@
           <w:sz w:val="22"/>
           <w:szCs w:val="22"/>
         </w:rPr>
-        <w:t xml:space="preserve">Une amana que tu portais — elle a tenu sans que tu saches comment.\n\nAl-Hafīz — Le Gardien</w:t>
+        <w:t xml:space="preserve">Une amana que tu portais — elle a tenu sans que tu saches comment.</w:t>
+      </w:r>
+    </w:p>
+    <w:p>
+      <w:pPr>
+        <w:spacing w:after="60"/>
+      </w:pPr>
+      <w:r>
+        <w:rPr>
+          <w:rFonts w:ascii="Cormorant Garamond" w:cs="Cormorant Garamond" w:eastAsia="Cormorant Garamond" w:hAnsi="Cormorant Garamond"/>
+          <w:sz w:val="22"/>
+          <w:szCs w:val="22"/>
+        </w:rPr>
+        <w:t xml:space="preserve">Al-Hafīz — Le Gardien</w:t>
       </w:r>
     </w:p>
     <w:p>
@@ -12419,7 +12861,20 @@
           <w:sz w:val="22"/>
           <w:szCs w:val="22"/>
         </w:rPr>
-        <w:t xml:space="preserve">Tu cherches la suffisance dans dix endroits. Un seul Nom suffit.\n\nAl-Hasīb — Celui qui suffit</w:t>
+        <w:t xml:space="preserve">Tu cherches la suffisance dans dix endroits. Un seul Nom suffit.</w:t>
+      </w:r>
+    </w:p>
+    <w:p>
+      <w:pPr>
+        <w:spacing w:after="60"/>
+      </w:pPr>
+      <w:r>
+        <w:rPr>
+          <w:rFonts w:ascii="Cormorant Garamond" w:cs="Cormorant Garamond" w:eastAsia="Cormorant Garamond" w:hAnsi="Cormorant Garamond"/>
+          <w:sz w:val="22"/>
+          <w:szCs w:val="22"/>
+        </w:rPr>
+        <w:t xml:space="preserve">Al-Hasīb — Celui qui suffit</w:t>
       </w:r>
     </w:p>
     <w:p>
@@ -12471,7 +12926,20 @@
           <w:sz w:val="22"/>
           <w:szCs w:val="22"/>
         </w:rPr>
-        <w:t xml:space="preserve">Devant Lui — toute grandeur baisse la tête. Y compris la tienne.\n\nAl-Jalīl — Le Majestueux</w:t>
+        <w:t xml:space="preserve">Devant Lui — toute grandeur baisse la tête. Y compris la tienne.</w:t>
+      </w:r>
+    </w:p>
+    <w:p>
+      <w:pPr>
+        <w:spacing w:after="60"/>
+      </w:pPr>
+      <w:r>
+        <w:rPr>
+          <w:rFonts w:ascii="Cormorant Garamond" w:cs="Cormorant Garamond" w:eastAsia="Cormorant Garamond" w:hAnsi="Cormorant Garamond"/>
+          <w:sz w:val="22"/>
+          <w:szCs w:val="22"/>
+        </w:rPr>
+        <w:t xml:space="preserve">Al-Jalīl — Le Majestueux</w:t>
       </w:r>
     </w:p>
     <w:p>
@@ -12523,7 +12991,20 @@
           <w:sz w:val="22"/>
           <w:szCs w:val="22"/>
         </w:rPr>
-        <w:t xml:space="preserve">Tu n'es jamais seul. Y compris dans la pièce vide.\n\nAr-Raqīb — L'Observateur</w:t>
+        <w:t xml:space="preserve">Tu n'es jamais seul. Y compris dans la pièce vide.</w:t>
+      </w:r>
+    </w:p>
+    <w:p>
+      <w:pPr>
+        <w:spacing w:after="60"/>
+      </w:pPr>
+      <w:r>
+        <w:rPr>
+          <w:rFonts w:ascii="Cormorant Garamond" w:cs="Cormorant Garamond" w:eastAsia="Cormorant Garamond" w:hAnsi="Cormorant Garamond"/>
+          <w:sz w:val="22"/>
+          <w:szCs w:val="22"/>
+        </w:rPr>
+        <w:t xml:space="preserve">Ar-Raqīb — L'Observateur</w:t>
       </w:r>
     </w:p>
     <w:p>
@@ -12575,7 +13056,20 @@
           <w:sz w:val="22"/>
           <w:szCs w:val="22"/>
         </w:rPr>
-        <w:t xml:space="preserve">Une dou'a que tu avais oubliée — un jour, elle a été exaucée.\n\nAl-Mujīb — Celui qui exauce</w:t>
+        <w:t xml:space="preserve">Une dou'a que tu avais oubliée — un jour, elle a été exaucée.</w:t>
+      </w:r>
+    </w:p>
+    <w:p>
+      <w:pPr>
+        <w:spacing w:after="60"/>
+      </w:pPr>
+      <w:r>
+        <w:rPr>
+          <w:rFonts w:ascii="Cormorant Garamond" w:cs="Cormorant Garamond" w:eastAsia="Cormorant Garamond" w:hAnsi="Cormorant Garamond"/>
+          <w:sz w:val="22"/>
+          <w:szCs w:val="22"/>
+        </w:rPr>
+        <w:t xml:space="preserve">Al-Mujīb — Celui qui exauce</w:t>
       </w:r>
     </w:p>
     <w:p>
@@ -12627,7 +13121,20 @@
           <w:sz w:val="22"/>
           <w:szCs w:val="22"/>
         </w:rPr>
-        <w:t xml:space="preserve">Tu prends ce dont tu as besoin. Le réservoir reste plein.\n\nAl-Wāsi' — Le Vaste</w:t>
+        <w:t xml:space="preserve">Tu prends ce dont tu as besoin. Le réservoir reste plein.</w:t>
+      </w:r>
+    </w:p>
+    <w:p>
+      <w:pPr>
+        <w:spacing w:after="60"/>
+      </w:pPr>
+      <w:r>
+        <w:rPr>
+          <w:rFonts w:ascii="Cormorant Garamond" w:cs="Cormorant Garamond" w:eastAsia="Cormorant Garamond" w:hAnsi="Cormorant Garamond"/>
+          <w:sz w:val="22"/>
+          <w:szCs w:val="22"/>
+        </w:rPr>
+        <w:t xml:space="preserve">Al-Wāsi' — Le Vaste</w:t>
       </w:r>
     </w:p>
     <w:p>
@@ -12679,7 +13186,20 @@
           <w:sz w:val="22"/>
           <w:szCs w:val="22"/>
         </w:rPr>
-        <w:t xml:space="preserve">Ce que tu n'as pas compris à 20 ans, tu le comprends à 40. Lui le savait depuis toujours.\n\nAl-Hakīm — Le Sage</w:t>
+        <w:t xml:space="preserve">Ce que tu n'as pas compris à 20 ans, tu le comprends à 40. Lui le savait depuis toujours.</w:t>
+      </w:r>
+    </w:p>
+    <w:p>
+      <w:pPr>
+        <w:spacing w:after="60"/>
+      </w:pPr>
+      <w:r>
+        <w:rPr>
+          <w:rFonts w:ascii="Cormorant Garamond" w:cs="Cormorant Garamond" w:eastAsia="Cormorant Garamond" w:hAnsi="Cormorant Garamond"/>
+          <w:sz w:val="22"/>
+          <w:szCs w:val="22"/>
+        </w:rPr>
+        <w:t xml:space="preserve">Al-Hakīm — Le Sage</w:t>
       </w:r>
     </w:p>
     <w:p>
@@ -12731,7 +13251,20 @@
           <w:sz w:val="22"/>
           <w:szCs w:val="22"/>
         </w:rPr>
-        <w:t xml:space="preserve">Toute gloire humaine s'évapore. Une seule demeure.\n\nAl-Majīd — Le Très-Glorieux</w:t>
+        <w:t xml:space="preserve">Toute gloire humaine s'évapore. Une seule demeure.</w:t>
+      </w:r>
+    </w:p>
+    <w:p>
+      <w:pPr>
+        <w:spacing w:after="60"/>
+      </w:pPr>
+      <w:r>
+        <w:rPr>
+          <w:rFonts w:ascii="Cormorant Garamond" w:cs="Cormorant Garamond" w:eastAsia="Cormorant Garamond" w:hAnsi="Cormorant Garamond"/>
+          <w:sz w:val="22"/>
+          <w:szCs w:val="22"/>
+        </w:rPr>
+        <w:t xml:space="preserve">Al-Majīd — Le Très-Glorieux</w:t>
       </w:r>
     </w:p>
     <w:p>
@@ -12783,7 +13316,20 @@
           <w:sz w:val="22"/>
           <w:szCs w:val="22"/>
         </w:rPr>
-        <w:t xml:space="preserve">Personne ne t'a vu faire ce bien anonyme. Quelqu'un a tout vu.\n\nAsh-Shahīd — Le Témoin</w:t>
+        <w:t xml:space="preserve">Personne ne t'a vu faire ce bien anonyme. Quelqu'un a tout vu.</w:t>
+      </w:r>
+    </w:p>
+    <w:p>
+      <w:pPr>
+        <w:spacing w:after="60"/>
+      </w:pPr>
+      <w:r>
+        <w:rPr>
+          <w:rFonts w:ascii="Cormorant Garamond" w:cs="Cormorant Garamond" w:eastAsia="Cormorant Garamond" w:hAnsi="Cormorant Garamond"/>
+          <w:sz w:val="22"/>
+          <w:szCs w:val="22"/>
+        </w:rPr>
+        <w:t xml:space="preserve">Ash-Shahīd — Le Témoin</w:t>
       </w:r>
     </w:p>
     <w:p>
@@ -12835,7 +13381,20 @@
           <w:sz w:val="22"/>
           <w:szCs w:val="22"/>
         </w:rPr>
-        <w:t xml:space="preserve">Toutes les vérités humaines sont relatives. Une seule ne l'est pas.\n\nAl-Haqq — Le Vrai</w:t>
+        <w:t xml:space="preserve">Toutes les vérités humaines sont relatives. Une seule ne l'est pas.</w:t>
+      </w:r>
+    </w:p>
+    <w:p>
+      <w:pPr>
+        <w:spacing w:after="60"/>
+      </w:pPr>
+      <w:r>
+        <w:rPr>
+          <w:rFonts w:ascii="Cormorant Garamond" w:cs="Cormorant Garamond" w:eastAsia="Cormorant Garamond" w:hAnsi="Cormorant Garamond"/>
+          <w:sz w:val="22"/>
+          <w:szCs w:val="22"/>
+        </w:rPr>
+        <w:t xml:space="preserve">Al-Haqq — Le Vrai</w:t>
       </w:r>
     </w:p>
     <w:p>
@@ -12887,7 +13446,20 @@
           <w:sz w:val="22"/>
           <w:szCs w:val="22"/>
         </w:rPr>
-        <w:t xml:space="preserve">Tu portes ce que tu ne peux pas porter. Quelqu'un porte avec toi.\n\nAl-Wakīl — Le Garant</w:t>
+        <w:t xml:space="preserve">Tu portes ce que tu ne peux pas porter. Quelqu'un porte avec toi.</w:t>
+      </w:r>
+    </w:p>
+    <w:p>
+      <w:pPr>
+        <w:spacing w:after="60"/>
+      </w:pPr>
+      <w:r>
+        <w:rPr>
+          <w:rFonts w:ascii="Cormorant Garamond" w:cs="Cormorant Garamond" w:eastAsia="Cormorant Garamond" w:hAnsi="Cormorant Garamond"/>
+          <w:sz w:val="22"/>
+          <w:szCs w:val="22"/>
+        </w:rPr>
+        <w:t xml:space="preserve">Al-Wakīl — Le Garant</w:t>
       </w:r>
     </w:p>
     <w:p>
@@ -12939,7 +13511,20 @@
           <w:sz w:val="22"/>
           <w:szCs w:val="22"/>
         </w:rPr>
-        <w:t xml:space="preserve">Tu as cru être seul à tenir. Quelqu'un tenait derrière toi.\n\nAl-Qawiyy — Le Fort</w:t>
+        <w:t xml:space="preserve">Tu as cru être seul à tenir. Quelqu'un tenait derrière toi.</w:t>
+      </w:r>
+    </w:p>
+    <w:p>
+      <w:pPr>
+        <w:spacing w:after="60"/>
+      </w:pPr>
+      <w:r>
+        <w:rPr>
+          <w:rFonts w:ascii="Cormorant Garamond" w:cs="Cormorant Garamond" w:eastAsia="Cormorant Garamond" w:hAnsi="Cormorant Garamond"/>
+          <w:sz w:val="22"/>
+          <w:szCs w:val="22"/>
+        </w:rPr>
+        <w:t xml:space="preserve">Al-Qawiyy — Le Fort</w:t>
       </w:r>
     </w:p>
     <w:p>
@@ -12991,7 +13576,20 @@
           <w:sz w:val="22"/>
           <w:szCs w:val="22"/>
         </w:rPr>
-        <w:t xml:space="preserve">Rien n'ébranle Sa force. Aucun siècle, aucune chute, aucun blasphème.\n\nAl-Matīn — L'Inébranlable</w:t>
+        <w:t xml:space="preserve">Rien n'ébranle Sa force. Aucun siècle, aucune chute, aucun blasphème.</w:t>
+      </w:r>
+    </w:p>
+    <w:p>
+      <w:pPr>
+        <w:spacing w:after="60"/>
+      </w:pPr>
+      <w:r>
+        <w:rPr>
+          <w:rFonts w:ascii="Cormorant Garamond" w:cs="Cormorant Garamond" w:eastAsia="Cormorant Garamond" w:hAnsi="Cormorant Garamond"/>
+          <w:sz w:val="22"/>
+          <w:szCs w:val="22"/>
+        </w:rPr>
+        <w:t xml:space="preserve">Al-Matīn — L'Inébranlable</w:t>
       </w:r>
     </w:p>
     <w:p>
@@ -13043,7 +13641,20 @@
           <w:sz w:val="22"/>
           <w:szCs w:val="22"/>
         </w:rPr>
-        <w:t xml:space="preserve">Tu as senti une protection sans en connaître l'auteur.\n\nAl-Walī — Le Protecteur</w:t>
+        <w:t xml:space="preserve">Tu as senti une protection sans en connaître l'auteur.</w:t>
+      </w:r>
+    </w:p>
+    <w:p>
+      <w:pPr>
+        <w:spacing w:after="60"/>
+      </w:pPr>
+      <w:r>
+        <w:rPr>
+          <w:rFonts w:ascii="Cormorant Garamond" w:cs="Cormorant Garamond" w:eastAsia="Cormorant Garamond" w:hAnsi="Cormorant Garamond"/>
+          <w:sz w:val="22"/>
+          <w:szCs w:val="22"/>
+        </w:rPr>
+        <w:t xml:space="preserve">Al-Walī — Le Protecteur</w:t>
       </w:r>
     </w:p>
     <w:p>
@@ -13095,7 +13706,20 @@
           <w:sz w:val="22"/>
           <w:szCs w:val="22"/>
         </w:rPr>
-        <w:t xml:space="preserve">Toute louange humaine s'éteint. Une seule mérite d'être prononcée éternellement.\n\nAl-Hamīd — Le Louable</w:t>
+        <w:t xml:space="preserve">Toute louange humaine s'éteint. Une seule mérite d'être prononcée éternellement.</w:t>
+      </w:r>
+    </w:p>
+    <w:p>
+      <w:pPr>
+        <w:spacing w:after="60"/>
+      </w:pPr>
+      <w:r>
+        <w:rPr>
+          <w:rFonts w:ascii="Cormorant Garamond" w:cs="Cormorant Garamond" w:eastAsia="Cormorant Garamond" w:hAnsi="Cormorant Garamond"/>
+          <w:sz w:val="22"/>
+          <w:szCs w:val="22"/>
+        </w:rPr>
+        <w:t xml:space="preserve">Al-Hamīd — Le Louable</w:t>
       </w:r>
     </w:p>
     <w:p>
@@ -13147,7 +13771,20 @@
           <w:sz w:val="22"/>
           <w:szCs w:val="22"/>
         </w:rPr>
-        <w:t xml:space="preserve">Tes pas du jour, tes paroles, tes pensées — tout est compté.\n\nAl-Muhsī — Celui qui dénombre tout</w:t>
+        <w:t xml:space="preserve">Tes pas du jour, tes paroles, tes pensées — tout est compté.</w:t>
+      </w:r>
+    </w:p>
+    <w:p>
+      <w:pPr>
+        <w:spacing w:after="60"/>
+      </w:pPr>
+      <w:r>
+        <w:rPr>
+          <w:rFonts w:ascii="Cormorant Garamond" w:cs="Cormorant Garamond" w:eastAsia="Cormorant Garamond" w:hAnsi="Cormorant Garamond"/>
+          <w:sz w:val="22"/>
+          <w:szCs w:val="22"/>
+        </w:rPr>
+        <w:t xml:space="preserve">Al-Muhsī — Celui qui dénombre tout</w:t>
       </w:r>
     </w:p>
     <w:p>
@@ -13199,7 +13836,20 @@
           <w:sz w:val="22"/>
           <w:szCs w:val="22"/>
         </w:rPr>
-        <w:t xml:space="preserve">Tout retourne à son origine. Personne ne reste éloigné indéfiniment.\n\nAl-Mu'īd — Celui qui ramène</w:t>
+        <w:t xml:space="preserve">Tout retourne à son origine. Personne ne reste éloigné indéfiniment.</w:t>
+      </w:r>
+    </w:p>
+    <w:p>
+      <w:pPr>
+        <w:spacing w:after="60"/>
+      </w:pPr>
+      <w:r>
+        <w:rPr>
+          <w:rFonts w:ascii="Cormorant Garamond" w:cs="Cormorant Garamond" w:eastAsia="Cormorant Garamond" w:hAnsi="Cormorant Garamond"/>
+          <w:sz w:val="22"/>
+          <w:szCs w:val="22"/>
+        </w:rPr>
+        <w:t xml:space="preserve">Al-Mu'īd — Celui qui ramène</w:t>
       </w:r>
     </w:p>
     <w:p>
@@ -13251,7 +13901,20 @@
           <w:sz w:val="22"/>
           <w:szCs w:val="22"/>
         </w:rPr>
-        <w:t xml:space="preserve">Tout ce qui vit mourra. Sauf Lui.\n\nAl-Hayy — Le Vivant</w:t>
+        <w:t xml:space="preserve">Tout ce qui vit mourra. Sauf Lui.</w:t>
+      </w:r>
+    </w:p>
+    <w:p>
+      <w:pPr>
+        <w:spacing w:after="60"/>
+      </w:pPr>
+      <w:r>
+        <w:rPr>
+          <w:rFonts w:ascii="Cormorant Garamond" w:cs="Cormorant Garamond" w:eastAsia="Cormorant Garamond" w:hAnsi="Cormorant Garamond"/>
+          <w:sz w:val="22"/>
+          <w:szCs w:val="22"/>
+        </w:rPr>
+        <w:t xml:space="preserve">Al-Hayy — Le Vivant</w:t>
       </w:r>
     </w:p>
     <w:p>
@@ -13303,7 +13966,20 @@
           <w:sz w:val="22"/>
           <w:szCs w:val="22"/>
         </w:rPr>
-        <w:t xml:space="preserve">Tu manques toujours de quelque chose. Lui — jamais.\n\nAl-Wājid — Celui qui ne manque de rien</w:t>
+        <w:t xml:space="preserve">Tu manques toujours de quelque chose. Lui — jamais.</w:t>
+      </w:r>
+    </w:p>
+    <w:p>
+      <w:pPr>
+        <w:spacing w:after="60"/>
+      </w:pPr>
+      <w:r>
+        <w:rPr>
+          <w:rFonts w:ascii="Cormorant Garamond" w:cs="Cormorant Garamond" w:eastAsia="Cormorant Garamond" w:hAnsi="Cormorant Garamond"/>
+          <w:sz w:val="22"/>
+          <w:szCs w:val="22"/>
+        </w:rPr>
+        <w:t xml:space="preserve">Al-Wājid — Celui qui ne manque de rien</w:t>
       </w:r>
     </w:p>
     <w:p>
@@ -13355,7 +14031,20 @@
           <w:sz w:val="22"/>
           <w:szCs w:val="22"/>
         </w:rPr>
-        <w:t xml:space="preserve">Toute renommée humaine s'éteint en trois générations. Une seule traverse les siècles.\n\nAl-Mājid — L'Illustre</w:t>
+        <w:t xml:space="preserve">Toute renommée humaine s'éteint en trois générations. Une seule traverse les siècles.</w:t>
+      </w:r>
+    </w:p>
+    <w:p>
+      <w:pPr>
+        <w:spacing w:after="60"/>
+      </w:pPr>
+      <w:r>
+        <w:rPr>
+          <w:rFonts w:ascii="Cormorant Garamond" w:cs="Cormorant Garamond" w:eastAsia="Cormorant Garamond" w:hAnsi="Cormorant Garamond"/>
+          <w:sz w:val="22"/>
+          <w:szCs w:val="22"/>
+        </w:rPr>
+        <w:t xml:space="preserve">Al-Mājid — L'Illustre</w:t>
       </w:r>
     </w:p>
     <w:p>
@@ -13407,7 +14096,20 @@
           <w:sz w:val="22"/>
           <w:szCs w:val="22"/>
         </w:rPr>
-        <w:t xml:space="preserve">Tout est multiple, divisible, dupliquable — sauf Lui.\n\nAl-Wāhid — L'Unique</w:t>
+        <w:t xml:space="preserve">Tout est multiple, divisible, dupliquable — sauf Lui.</w:t>
+      </w:r>
+    </w:p>
+    <w:p>
+      <w:pPr>
+        <w:spacing w:after="60"/>
+      </w:pPr>
+      <w:r>
+        <w:rPr>
+          <w:rFonts w:ascii="Cormorant Garamond" w:cs="Cormorant Garamond" w:eastAsia="Cormorant Garamond" w:hAnsi="Cormorant Garamond"/>
+          <w:sz w:val="22"/>
+          <w:szCs w:val="22"/>
+        </w:rPr>
+        <w:t xml:space="preserve">Al-Wāhid — L'Unique</w:t>
       </w:r>
     </w:p>
     <w:p>
@@ -13459,7 +14161,20 @@
           <w:sz w:val="22"/>
           <w:szCs w:val="22"/>
         </w:rPr>
-        <w:t xml:space="preserve">Aucune addition, aucune part, aucun second. Seul.\n\nAl-Ahad — L'Un sans associé</w:t>
+        <w:t xml:space="preserve">Aucune addition, aucune part, aucun second. Seul.</w:t>
+      </w:r>
+    </w:p>
+    <w:p>
+      <w:pPr>
+        <w:spacing w:after="60"/>
+      </w:pPr>
+      <w:r>
+        <w:rPr>
+          <w:rFonts w:ascii="Cormorant Garamond" w:cs="Cormorant Garamond" w:eastAsia="Cormorant Garamond" w:hAnsi="Cormorant Garamond"/>
+          <w:sz w:val="22"/>
+          <w:szCs w:val="22"/>
+        </w:rPr>
+        <w:t xml:space="preserve">Al-Ahad — L'Un sans associé</w:t>
       </w:r>
     </w:p>
     <w:p>
@@ -13511,7 +14226,20 @@
           <w:sz w:val="22"/>
           <w:szCs w:val="22"/>
         </w:rPr>
-        <w:t xml:space="preserve">Tout s'appuie sur autre chose. Lui ne s'appuie sur rien.\n\nAs-Samad — Le Soutien absolu</w:t>
+        <w:t xml:space="preserve">Tout s'appuie sur autre chose. Lui ne s'appuie sur rien.</w:t>
+      </w:r>
+    </w:p>
+    <w:p>
+      <w:pPr>
+        <w:spacing w:after="60"/>
+      </w:pPr>
+      <w:r>
+        <w:rPr>
+          <w:rFonts w:ascii="Cormorant Garamond" w:cs="Cormorant Garamond" w:eastAsia="Cormorant Garamond" w:hAnsi="Cormorant Garamond"/>
+          <w:sz w:val="22"/>
+          <w:szCs w:val="22"/>
+        </w:rPr>
+        <w:t xml:space="preserve">As-Samad — Le Soutien absolu</w:t>
       </w:r>
     </w:p>
     <w:p>
@@ -13563,7 +14291,20 @@
           <w:sz w:val="22"/>
           <w:szCs w:val="22"/>
         </w:rPr>
-        <w:t xml:space="preserve">Ce qui te paraît impossible — Lui le tient pour rien.\n\nAl-Qādir — Le Tout-Capable</w:t>
+        <w:t xml:space="preserve">Ce qui te paraît impossible — Lui le tient pour rien.</w:t>
+      </w:r>
+    </w:p>
+    <w:p>
+      <w:pPr>
+        <w:spacing w:after="60"/>
+      </w:pPr>
+      <w:r>
+        <w:rPr>
+          <w:rFonts w:ascii="Cormorant Garamond" w:cs="Cormorant Garamond" w:eastAsia="Cormorant Garamond" w:hAnsi="Cormorant Garamond"/>
+          <w:sz w:val="22"/>
+          <w:szCs w:val="22"/>
+        </w:rPr>
+        <w:t xml:space="preserve">Al-Qādir — Le Tout-Capable</w:t>
       </w:r>
     </w:p>
     <w:p>
@@ -13615,7 +14356,20 @@
           <w:sz w:val="22"/>
           <w:szCs w:val="22"/>
         </w:rPr>
-        <w:t xml:space="preserve">Aucune force humaine ne contrecarre Sa décision. Aucune.\n\nAl-Muqtadir — Le Tout-Déterminant</w:t>
+        <w:t xml:space="preserve">Aucune force humaine ne contrecarre Sa décision. Aucune.</w:t>
+      </w:r>
+    </w:p>
+    <w:p>
+      <w:pPr>
+        <w:spacing w:after="60"/>
+      </w:pPr>
+      <w:r>
+        <w:rPr>
+          <w:rFonts w:ascii="Cormorant Garamond" w:cs="Cormorant Garamond" w:eastAsia="Cormorant Garamond" w:hAnsi="Cormorant Garamond"/>
+          <w:sz w:val="22"/>
+          <w:szCs w:val="22"/>
+        </w:rPr>
+        <w:t xml:space="preserve">Al-Muqtadir — Le Tout-Déterminant</w:t>
       </w:r>
     </w:p>
     <w:p>
@@ -13667,7 +14421,20 @@
           <w:sz w:val="22"/>
           <w:szCs w:val="22"/>
         </w:rPr>
-        <w:t xml:space="preserve">Ce que tu attendais n'est pas venu. Pas encore. Lui sait quand.\n\nAl-Mu'akhkhir — Celui qui retarde</w:t>
+        <w:t xml:space="preserve">Ce que tu attendais n'est pas venu. Pas encore. Lui sait quand.</w:t>
+      </w:r>
+    </w:p>
+    <w:p>
+      <w:pPr>
+        <w:spacing w:after="60"/>
+      </w:pPr>
+      <w:r>
+        <w:rPr>
+          <w:rFonts w:ascii="Cormorant Garamond" w:cs="Cormorant Garamond" w:eastAsia="Cormorant Garamond" w:hAnsi="Cormorant Garamond"/>
+          <w:sz w:val="22"/>
+          <w:szCs w:val="22"/>
+        </w:rPr>
+        <w:t xml:space="preserve">Al-Mu'akhkhir — Celui qui retarde</w:t>
       </w:r>
     </w:p>
     <w:p>
@@ -13719,7 +14486,20 @@
           <w:sz w:val="22"/>
           <w:szCs w:val="22"/>
         </w:rPr>
-        <w:t xml:space="preserve">Avant tout commencement — Lui était.\n\nAl-Awwal — Le Premier</w:t>
+        <w:t xml:space="preserve">Avant tout commencement — Lui était.</w:t>
+      </w:r>
+    </w:p>
+    <w:p>
+      <w:pPr>
+        <w:spacing w:after="60"/>
+      </w:pPr>
+      <w:r>
+        <w:rPr>
+          <w:rFonts w:ascii="Cormorant Garamond" w:cs="Cormorant Garamond" w:eastAsia="Cormorant Garamond" w:hAnsi="Cormorant Garamond"/>
+          <w:sz w:val="22"/>
+          <w:szCs w:val="22"/>
+        </w:rPr>
+        <w:t xml:space="preserve">Al-Awwal — Le Premier</w:t>
       </w:r>
     </w:p>
     <w:p>
@@ -13771,7 +14551,20 @@
           <w:sz w:val="22"/>
           <w:szCs w:val="22"/>
         </w:rPr>
-        <w:t xml:space="preserve">Après toute fin — Lui sera.\n\nAl-Ākhir — Le Dernier</w:t>
+        <w:t xml:space="preserve">Après toute fin — Lui sera.</w:t>
+      </w:r>
+    </w:p>
+    <w:p>
+      <w:pPr>
+        <w:spacing w:after="60"/>
+      </w:pPr>
+      <w:r>
+        <w:rPr>
+          <w:rFonts w:ascii="Cormorant Garamond" w:cs="Cormorant Garamond" w:eastAsia="Cormorant Garamond" w:hAnsi="Cormorant Garamond"/>
+          <w:sz w:val="22"/>
+          <w:szCs w:val="22"/>
+        </w:rPr>
+        <w:t xml:space="preserve">Al-Ākhir — Le Dernier</w:t>
       </w:r>
     </w:p>
     <w:p>
@@ -13823,7 +14616,20 @@
           <w:sz w:val="22"/>
           <w:szCs w:val="22"/>
         </w:rPr>
-        <w:t xml:space="preserve">Tout autour de toi crie Sa présence. Si tu écoutes.\n\nAz-Zāhir — L'Apparent</w:t>
+        <w:t xml:space="preserve">Tout autour de toi crie Sa présence. Si tu écoutes.</w:t>
+      </w:r>
+    </w:p>
+    <w:p>
+      <w:pPr>
+        <w:spacing w:after="60"/>
+      </w:pPr>
+      <w:r>
+        <w:rPr>
+          <w:rFonts w:ascii="Cormorant Garamond" w:cs="Cormorant Garamond" w:eastAsia="Cormorant Garamond" w:hAnsi="Cormorant Garamond"/>
+          <w:sz w:val="22"/>
+          <w:szCs w:val="22"/>
+        </w:rPr>
+        <w:t xml:space="preserve">Az-Zāhir — L'Apparent</w:t>
       </w:r>
     </w:p>
     <w:p>
@@ -13875,7 +14681,20 @@
           <w:sz w:val="22"/>
           <w:szCs w:val="22"/>
         </w:rPr>
-        <w:t xml:space="preserve">Rien ne Le révèle complètement. Toujours plus profond que ce que tu vois.\n\nAl-Bātin — Le Caché</w:t>
+        <w:t xml:space="preserve">Rien ne Le révèle complètement. Toujours plus profond que ce que tu vois.</w:t>
+      </w:r>
+    </w:p>
+    <w:p>
+      <w:pPr>
+        <w:spacing w:after="60"/>
+      </w:pPr>
+      <w:r>
+        <w:rPr>
+          <w:rFonts w:ascii="Cormorant Garamond" w:cs="Cormorant Garamond" w:eastAsia="Cormorant Garamond" w:hAnsi="Cormorant Garamond"/>
+          <w:sz w:val="22"/>
+          <w:szCs w:val="22"/>
+        </w:rPr>
+        <w:t xml:space="preserve">Al-Bātin — Le Caché</w:t>
       </w:r>
     </w:p>
     <w:p>
@@ -13927,7 +14746,20 @@
           <w:sz w:val="22"/>
           <w:szCs w:val="22"/>
         </w:rPr>
-        <w:t xml:space="preserve">Toutes les choses ont un maître. Tous les maîtres ont un Maître.\n\nAl-Wālī — Le Maître absolu</w:t>
+        <w:t xml:space="preserve">Toutes les choses ont un maître. Tous les maîtres ont un Maître.</w:t>
+      </w:r>
+    </w:p>
+    <w:p>
+      <w:pPr>
+        <w:spacing w:after="60"/>
+      </w:pPr>
+      <w:r>
+        <w:rPr>
+          <w:rFonts w:ascii="Cormorant Garamond" w:cs="Cormorant Garamond" w:eastAsia="Cormorant Garamond" w:hAnsi="Cormorant Garamond"/>
+          <w:sz w:val="22"/>
+          <w:szCs w:val="22"/>
+        </w:rPr>
+        <w:t xml:space="preserve">Al-Wālī — Le Maître absolu</w:t>
       </w:r>
     </w:p>
     <w:p>
@@ -13979,7 +14811,20 @@
           <w:sz w:val="22"/>
           <w:szCs w:val="22"/>
         </w:rPr>
-        <w:t xml:space="preserve">Toute hauteur humaine reste basse. Lui est au-dessus de toute hauteur.\n\nAl-Muta'ālī — Le Sublime</w:t>
+        <w:t xml:space="preserve">Toute hauteur humaine reste basse. Lui est au-dessus de toute hauteur.</w:t>
+      </w:r>
+    </w:p>
+    <w:p>
+      <w:pPr>
+        <w:spacing w:after="60"/>
+      </w:pPr>
+      <w:r>
+        <w:rPr>
+          <w:rFonts w:ascii="Cormorant Garamond" w:cs="Cormorant Garamond" w:eastAsia="Cormorant Garamond" w:hAnsi="Cormorant Garamond"/>
+          <w:sz w:val="22"/>
+          <w:szCs w:val="22"/>
+        </w:rPr>
+        <w:t xml:space="preserve">Al-Muta'ālī — Le Sublime</w:t>
       </w:r>
     </w:p>
     <w:p>
@@ -14031,7 +14876,20 @@
           <w:sz w:val="22"/>
           <w:szCs w:val="22"/>
         </w:rPr>
-        <w:t xml:space="preserve">Tu reviens. Il te tend la main avant même que tu finisses ta phrase.\n\nAt-Tawwāb — Qui accueille le repentir</w:t>
+        <w:t xml:space="preserve">Tu reviens. Il te tend la main avant même que tu finisses ta phrase.</w:t>
+      </w:r>
+    </w:p>
+    <w:p>
+      <w:pPr>
+        <w:spacing w:after="60"/>
+      </w:pPr>
+      <w:r>
+        <w:rPr>
+          <w:rFonts w:ascii="Cormorant Garamond" w:cs="Cormorant Garamond" w:eastAsia="Cormorant Garamond" w:hAnsi="Cormorant Garamond"/>
+          <w:sz w:val="22"/>
+          <w:szCs w:val="22"/>
+        </w:rPr>
+        <w:t xml:space="preserve">At-Tawwāb — Qui accueille le repentir</w:t>
       </w:r>
     </w:p>
     <w:p>
@@ -14083,7 +14941,20 @@
           <w:sz w:val="22"/>
           <w:szCs w:val="22"/>
         </w:rPr>
-        <w:t xml:space="preserve">Aucune injustice n'est oubliée. Aucune.\n\nAl-Muntaqim — Celui qui rend justice</w:t>
+        <w:t xml:space="preserve">Aucune injustice n'est oubliée. Aucune.</w:t>
+      </w:r>
+    </w:p>
+    <w:p>
+      <w:pPr>
+        <w:spacing w:after="60"/>
+      </w:pPr>
+      <w:r>
+        <w:rPr>
+          <w:rFonts w:ascii="Cormorant Garamond" w:cs="Cormorant Garamond" w:eastAsia="Cormorant Garamond" w:hAnsi="Cormorant Garamond"/>
+          <w:sz w:val="22"/>
+          <w:szCs w:val="22"/>
+        </w:rPr>
+        <w:t xml:space="preserve">Al-Muntaqim — Celui qui rend justice</w:t>
       </w:r>
     </w:p>
     <w:p>
@@ -14135,7 +15006,20 @@
           <w:sz w:val="22"/>
           <w:szCs w:val="22"/>
         </w:rPr>
-        <w:t xml:space="preserve">Tu as cru être abandonné. Tu te retrouves protégé.\n\nAr-Ra'ūf — Le Bienveillant en grâce</w:t>
+        <w:t xml:space="preserve">Tu as cru être abandonné. Tu te retrouves protégé.</w:t>
+      </w:r>
+    </w:p>
+    <w:p>
+      <w:pPr>
+        <w:spacing w:after="60"/>
+      </w:pPr>
+      <w:r>
+        <w:rPr>
+          <w:rFonts w:ascii="Cormorant Garamond" w:cs="Cormorant Garamond" w:eastAsia="Cormorant Garamond" w:hAnsi="Cormorant Garamond"/>
+          <w:sz w:val="22"/>
+          <w:szCs w:val="22"/>
+        </w:rPr>
+        <w:t xml:space="preserve">Ar-Ra'ūf — Le Bienveillant en grâce</w:t>
       </w:r>
     </w:p>
     <w:p>
@@ -14187,7 +15071,20 @@
           <w:sz w:val="22"/>
           <w:szCs w:val="22"/>
         </w:rPr>
-        <w:t xml:space="preserve">Toutes les couronnes humaines tombent. Une seule reste.\n\nMālik-ul-Mulk — Le Maître du Royaume</w:t>
+        <w:t xml:space="preserve">Toutes les couronnes humaines tombent. Une seule reste.</w:t>
+      </w:r>
+    </w:p>
+    <w:p>
+      <w:pPr>
+        <w:spacing w:after="60"/>
+      </w:pPr>
+      <w:r>
+        <w:rPr>
+          <w:rFonts w:ascii="Cormorant Garamond" w:cs="Cormorant Garamond" w:eastAsia="Cormorant Garamond" w:hAnsi="Cormorant Garamond"/>
+          <w:sz w:val="22"/>
+          <w:szCs w:val="22"/>
+        </w:rPr>
+        <w:t xml:space="preserve">Mālik-ul-Mulk — Le Maître du Royaume</w:t>
       </w:r>
     </w:p>
     <w:p>
@@ -14239,7 +15136,20 @@
           <w:sz w:val="22"/>
           <w:szCs w:val="22"/>
         </w:rPr>
-        <w:t xml:space="preserve">Grandeur infinie et générosité infinie — réunies dans un seul Nom.\n\nDhū-l-Jalāli wal-Ikrām — Détenteur de Majesté et de Générosité</w:t>
+        <w:t xml:space="preserve">Grandeur infinie et générosité infinie — réunies dans un seul Nom.</w:t>
+      </w:r>
+    </w:p>
+    <w:p>
+      <w:pPr>
+        <w:spacing w:after="60"/>
+      </w:pPr>
+      <w:r>
+        <w:rPr>
+          <w:rFonts w:ascii="Cormorant Garamond" w:cs="Cormorant Garamond" w:eastAsia="Cormorant Garamond" w:hAnsi="Cormorant Garamond"/>
+          <w:sz w:val="22"/>
+          <w:szCs w:val="22"/>
+        </w:rPr>
+        <w:t xml:space="preserve">Dhū-l-Jalāli wal-Ikrām — Détenteur de Majesté et de Générosité</w:t>
       </w:r>
     </w:p>
     <w:p>
@@ -14291,7 +15201,20 @@
           <w:sz w:val="22"/>
           <w:szCs w:val="22"/>
         </w:rPr>
-        <w:t xml:space="preserve">Aucune balance humaine n'est juste. Une seule l'est parfaitement.\n\nAl-Muqsit — L'Équitable</w:t>
+        <w:t xml:space="preserve">Aucune balance humaine n'est juste. Une seule l'est parfaitement.</w:t>
+      </w:r>
+    </w:p>
+    <w:p>
+      <w:pPr>
+        <w:spacing w:after="60"/>
+      </w:pPr>
+      <w:r>
+        <w:rPr>
+          <w:rFonts w:ascii="Cormorant Garamond" w:cs="Cormorant Garamond" w:eastAsia="Cormorant Garamond" w:hAnsi="Cormorant Garamond"/>
+          <w:sz w:val="22"/>
+          <w:szCs w:val="22"/>
+        </w:rPr>
+        <w:t xml:space="preserve">Al-Muqsit — L'Équitable</w:t>
       </w:r>
     </w:p>
     <w:p>
@@ -14343,7 +15266,20 @@
           <w:sz w:val="22"/>
           <w:szCs w:val="22"/>
         </w:rPr>
-        <w:t xml:space="preserve">Tout ce qui a été dispersé un jour sera rassemblé. Y compris ce que tu as perdu.\n\nAl-Jāmi' — Le Rassembleur</w:t>
+        <w:t xml:space="preserve">Tout ce qui a été dispersé un jour sera rassemblé. Y compris ce que tu as perdu.</w:t>
+      </w:r>
+    </w:p>
+    <w:p>
+      <w:pPr>
+        <w:spacing w:after="60"/>
+      </w:pPr>
+      <w:r>
+        <w:rPr>
+          <w:rFonts w:ascii="Cormorant Garamond" w:cs="Cormorant Garamond" w:eastAsia="Cormorant Garamond" w:hAnsi="Cormorant Garamond"/>
+          <w:sz w:val="22"/>
+          <w:szCs w:val="22"/>
+        </w:rPr>
+        <w:t xml:space="preserve">Al-Jāmi' — Le Rassembleur</w:t>
       </w:r>
     </w:p>
     <w:p>
@@ -14395,7 +15331,20 @@
           <w:sz w:val="22"/>
           <w:szCs w:val="22"/>
         </w:rPr>
-        <w:t xml:space="preserve">Tu cherches partout ce qui te manque. Lui ne manque de rien — et Il en donne.\n\nAl-Ghaniyy — Le Riche par excellence</w:t>
+        <w:t xml:space="preserve">Tu cherches partout ce qui te manque. Lui ne manque de rien — et Il en donne.</w:t>
+      </w:r>
+    </w:p>
+    <w:p>
+      <w:pPr>
+        <w:spacing w:after="60"/>
+      </w:pPr>
+      <w:r>
+        <w:rPr>
+          <w:rFonts w:ascii="Cormorant Garamond" w:cs="Cormorant Garamond" w:eastAsia="Cormorant Garamond" w:hAnsi="Cormorant Garamond"/>
+          <w:sz w:val="22"/>
+          <w:szCs w:val="22"/>
+        </w:rPr>
+        <w:t xml:space="preserve">Al-Ghaniyy — Le Riche par excellence</w:t>
       </w:r>
     </w:p>
     <w:p>
@@ -14447,7 +15396,20 @@
           <w:sz w:val="22"/>
           <w:szCs w:val="22"/>
         </w:rPr>
-        <w:t xml:space="preserve">Une chose qui aurait dû te détruire — n'est pas passée. Quelqu'un a fermé la porte.\n\nAl-Māni' — Le Défenseur</w:t>
+        <w:t xml:space="preserve">Une chose qui aurait dû te détruire — n'est pas passée. Quelqu'un a fermé la porte.</w:t>
+      </w:r>
+    </w:p>
+    <w:p>
+      <w:pPr>
+        <w:spacing w:after="60"/>
+      </w:pPr>
+      <w:r>
+        <w:rPr>
+          <w:rFonts w:ascii="Cormorant Garamond" w:cs="Cormorant Garamond" w:eastAsia="Cormorant Garamond" w:hAnsi="Cormorant Garamond"/>
+          <w:sz w:val="22"/>
+          <w:szCs w:val="22"/>
+        </w:rPr>
+        <w:t xml:space="preserve">Al-Māni' — Le Défenseur</w:t>
       </w:r>
     </w:p>
     <w:p>
@@ -14499,7 +15461,20 @@
           <w:sz w:val="22"/>
           <w:szCs w:val="22"/>
         </w:rPr>
-        <w:t xml:space="preserve">Une épreuve t'a forgé. Tu n'aurais jamais grandi sans elle.\n\nAd-Dārr — Celui qui éprouve</w:t>
+        <w:t xml:space="preserve">Une épreuve t'a forgé. Tu n'aurais jamais grandi sans elle.</w:t>
+      </w:r>
+    </w:p>
+    <w:p>
+      <w:pPr>
+        <w:spacing w:after="60"/>
+      </w:pPr>
+      <w:r>
+        <w:rPr>
+          <w:rFonts w:ascii="Cormorant Garamond" w:cs="Cormorant Garamond" w:eastAsia="Cormorant Garamond" w:hAnsi="Cormorant Garamond"/>
+          <w:sz w:val="22"/>
+          <w:szCs w:val="22"/>
+        </w:rPr>
+        <w:t xml:space="preserve">Ad-Dārr — Celui qui éprouve</w:t>
       </w:r>
     </w:p>
     <w:p>
@@ -14551,7 +15526,20 @@
           <w:sz w:val="22"/>
           <w:szCs w:val="22"/>
         </w:rPr>
-        <w:t xml:space="preserve">Tout bien qui t'arrive — vient d'une seule source.\n\nAn-Nāfi' — L'Utile</w:t>
+        <w:t xml:space="preserve">Tout bien qui t'arrive — vient d'une seule source.</w:t>
+      </w:r>
+    </w:p>
+    <w:p>
+      <w:pPr>
+        <w:spacing w:after="60"/>
+      </w:pPr>
+      <w:r>
+        <w:rPr>
+          <w:rFonts w:ascii="Cormorant Garamond" w:cs="Cormorant Garamond" w:eastAsia="Cormorant Garamond" w:hAnsi="Cormorant Garamond"/>
+          <w:sz w:val="22"/>
+          <w:szCs w:val="22"/>
+        </w:rPr>
+        <w:t xml:space="preserve">An-Nāfi' — L'Utile</w:t>
       </w:r>
     </w:p>
     <w:p>
@@ -14603,7 +15591,20 @@
           <w:sz w:val="22"/>
           <w:szCs w:val="22"/>
         </w:rPr>
-        <w:t xml:space="preserve">Tu vois — parce qu'Il a fait la lumière. Et tu comprends — parce qu'Il a fait l'autre lumière.\n\nAn-Nūr — La Lumière</w:t>
+        <w:t xml:space="preserve">Tu vois — parce qu'Il a fait la lumière. Et tu comprends — parce qu'Il a fait l'autre lumière.</w:t>
+      </w:r>
+    </w:p>
+    <w:p>
+      <w:pPr>
+        <w:spacing w:after="60"/>
+      </w:pPr>
+      <w:r>
+        <w:rPr>
+          <w:rFonts w:ascii="Cormorant Garamond" w:cs="Cormorant Garamond" w:eastAsia="Cormorant Garamond" w:hAnsi="Cormorant Garamond"/>
+          <w:sz w:val="22"/>
+          <w:szCs w:val="22"/>
+        </w:rPr>
+        <w:t xml:space="preserve">An-Nūr — La Lumière</w:t>
       </w:r>
     </w:p>
     <w:p>
@@ -14655,7 +15656,20 @@
           <w:sz w:val="22"/>
           <w:szCs w:val="22"/>
         </w:rPr>
-        <w:t xml:space="preserve">Tout passe. Tout. Sauf Lui.\n\nAl-Bāqī — Le Permanent</w:t>
+        <w:t xml:space="preserve">Tout passe. Tout. Sauf Lui.</w:t>
+      </w:r>
+    </w:p>
+    <w:p>
+      <w:pPr>
+        <w:spacing w:after="60"/>
+      </w:pPr>
+      <w:r>
+        <w:rPr>
+          <w:rFonts w:ascii="Cormorant Garamond" w:cs="Cormorant Garamond" w:eastAsia="Cormorant Garamond" w:hAnsi="Cormorant Garamond"/>
+          <w:sz w:val="22"/>
+          <w:szCs w:val="22"/>
+        </w:rPr>
+        <w:t xml:space="preserve">Al-Bāqī — Le Permanent</w:t>
       </w:r>
     </w:p>
     <w:p>
@@ -14707,7 +15721,20 @@
           <w:sz w:val="22"/>
           <w:szCs w:val="22"/>
         </w:rPr>
-        <w:t xml:space="preserve">Il sait depuis avant ta naissance ce que tu feras demain. Et Il attend.\n\nAs-Sabūr — Le Patient</w:t>
+        <w:t xml:space="preserve">Il sait depuis avant ta naissance ce que tu feras demain. Et Il attend.</w:t>
+      </w:r>
+    </w:p>
+    <w:p>
+      <w:pPr>
+        <w:spacing w:after="60"/>
+      </w:pPr>
+      <w:r>
+        <w:rPr>
+          <w:rFonts w:ascii="Cormorant Garamond" w:cs="Cormorant Garamond" w:eastAsia="Cormorant Garamond" w:hAnsi="Cormorant Garamond"/>
+          <w:sz w:val="22"/>
+          <w:szCs w:val="22"/>
+        </w:rPr>
+        <w:t xml:space="preserve">As-Sabūr — Le Patient</w:t>
       </w:r>
     </w:p>
     <w:p>

--- a/ECRITS_NIYYAH/waqt_phrases.docx
+++ b/ECRITS_NIYYAH/waqt_phrases.docx
@@ -979,7 +979,7 @@
           <w:sz w:val="22"/>
           <w:szCs w:val="22"/>
         </w:rPr>
-        <w:t xml:space="preserve">« Puis Nous avons fait de cette goutte une adhérence, et de cette adhérence une masse, et de cette masse des os, et Nous avons revêtu les os de chair. Puis Nous avons fait de cela une autre création. Béni soit Allâh, le Meilleur des créateurs ! » (Coran 23:14). Tu lis ces mots dans une langue qui ne parlait pas encore d’embryologie. Et tu vois maintenant, à l’échographie, ces étapes l’une après l’autre. Pas une preuve. Une coïncidence qui interroge.</w:t>
+        <w:t xml:space="preserve">« Puis Nous avons fait de cette goutte une adhérence, et de cette adhérence une masse, et de cette masse des os, et Nous avons revêtu les os de chair. Puis Nous avons fait de cela une autre création. Béni soit Allah, le Meilleur des créateurs ! » (Coran 23:14). Tu lis ces mots dans une langue qui ne parlait pas encore d’embryologie. Et tu vois maintenant, à l’échographie, ces étapes l’une après l’autre. Pas une preuve. Une coïncidence qui interroge.</w:t>
       </w:r>
     </w:p>
     <w:p>
@@ -1083,7 +1083,7 @@
           <w:sz w:val="22"/>
           <w:szCs w:val="22"/>
         </w:rPr>
-        <w:t xml:space="preserve">Tu viens d’ouvrir les yeux. Personne ne t’a appris à le faire. Personne ne t’a réveillé à l’intérieur. Le matin est un miracle qui se cache dans l’évidence. Allâh te donne le jour.</w:t>
+        <w:t xml:space="preserve">Tu viens d’ouvrir les yeux. Personne ne t’a appris à le faire. Personne ne t’a réveillé à l’intérieur. Le matin est un miracle qui se cache dans l’évidence. Allah te donne le jour.</w:t>
       </w:r>
     </w:p>
     <w:p>
@@ -1187,7 +1187,7 @@
           <w:sz w:val="22"/>
           <w:szCs w:val="22"/>
         </w:rPr>
-        <w:t xml:space="preserve">Une rivière contournée par un rocher ne meurt pas. Elle creuse, ou elle passe à côté. Mais elle ne s’arrête pas. Allâh n’a pas créé d’obstacle sans avoir prévu un chemin de contournement.</w:t>
+        <w:t xml:space="preserve">Une rivière contournée par un rocher ne meurt pas. Elle creuse, ou elle passe à côté. Mais elle ne s’arrête pas. Allah n’a pas créé d’obstacle sans avoir prévu un chemin de contournement.</w:t>
       </w:r>
     </w:p>
     <w:p>
@@ -1239,7 +1239,7 @@
           <w:sz w:val="22"/>
           <w:szCs w:val="22"/>
         </w:rPr>
-        <w:t xml:space="preserve">Un voleur entre dans une maison vide. Il en repart avec rien. Si ton cœur est vide d’Allâh, ce monde te volera sans rien y trouver. Si ton cœur est plein de Lui, rien ne peut t’être volé.</w:t>
+        <w:t xml:space="preserve">Un voleur entre dans une maison vide. Il en repart avec rien. Si ton cœur est vide d’Allah, ce monde te volera sans rien y trouver. Si ton cœur est plein de Lui, rien ne peut t’être volé.</w:t>
       </w:r>
     </w:p>
     <w:p>
@@ -1291,7 +1291,7 @@
           <w:sz w:val="22"/>
           <w:szCs w:val="22"/>
         </w:rPr>
-        <w:t xml:space="preserve">Un fleuve coule vers la mer. Il ne sait pas qu’il deviendra mer. Tu marches vers Allâh. Tu ne sais pas ce que tu deviendras en arrivant. Mais tu y vas. Et chaque pas est une fonte vers le grand.</w:t>
+        <w:t xml:space="preserve">Un fleuve coule vers la mer. Il ne sait pas qu’il deviendra mer. Tu marches vers Allah. Tu ne sais pas ce que tu deviendras en arrivant. Mais tu y vas. Et chaque pas est une fonte vers le grand.</w:t>
       </w:r>
     </w:p>
     <w:p>
@@ -1343,7 +1343,7 @@
           <w:sz w:val="22"/>
           <w:szCs w:val="22"/>
         </w:rPr>
-        <w:t xml:space="preserve">Allâh t’a créé. C’est déjà une preuve qu’Il te voulait dans ce monde. Pas un hasard. Pas une erreur. Une volonté.</w:t>
+        <w:t xml:space="preserve">Allah t’a créé. C’est déjà une preuve qu’Il te voulait dans ce monde. Pas un hasard. Pas une erreur. Une volonté.</w:t>
       </w:r>
     </w:p>
     <w:p>
@@ -1395,7 +1395,7 @@
           <w:sz w:val="22"/>
           <w:szCs w:val="22"/>
         </w:rPr>
-        <w:t xml:space="preserve">Tu te trouves médiocre. Mais Allâh, en te créant, a dit : « Que béni soit Allâh, le Meilleur des créateurs » (Coran 23:14). Tu es l’œuvre du Meilleur. Tu n’es pas médiocre — tu te juges sans Sa loupe.</w:t>
+        <w:t xml:space="preserve">Tu te trouves médiocre. Mais Allah, en te créant, a dit : « Que béni soit Allah, le Meilleur des créateurs » (Coran 23:14). Tu es l’œuvre du Meilleur. Tu n’es pas médiocre — tu te juges sans Sa loupe.</w:t>
       </w:r>
     </w:p>
     <w:p>
@@ -3527,7 +3527,7 @@
           <w:sz w:val="22"/>
           <w:szCs w:val="22"/>
         </w:rPr>
-        <w:t xml:space="preserve">La lumière met 8 minutes à arriver depuis le Soleil. Quand tu la sens, elle est partie il y a 8 minutes. Allâh t’écrit en avance. Tu vis dans la trace de Sa décision passée.</w:t>
+        <w:t xml:space="preserve">La lumière met 8 minutes à arriver depuis le Soleil. Quand tu la sens, elle est partie il y a 8 minutes. Allah t’écrit en avance. Tu vis dans la trace de Sa décision passée.</w:t>
       </w:r>
     </w:p>
     <w:p>
@@ -3735,7 +3735,7 @@
           <w:sz w:val="22"/>
           <w:szCs w:val="22"/>
         </w:rPr>
-        <w:t xml:space="preserve">Tu as arrêté de prier depuis longtemps ? La porte du tawba n’a JAMAIS de file d’attente. Elle s’ouvre dès que tu te lèves. Allâh n’a pas tenu de compte du temps écoulé.</w:t>
+        <w:t xml:space="preserve">Tu as arrêté de prier depuis longtemps ? La porte du tawba n’a JAMAIS de file d’attente. Elle s’ouvre dès que tu te lèves. Allah n’a pas tenu de compte du temps écoulé.</w:t>
       </w:r>
     </w:p>
     <w:p>
@@ -3995,7 +3995,7 @@
           <w:sz w:val="22"/>
           <w:szCs w:val="22"/>
         </w:rPr>
-        <w:t xml:space="preserve">Tu as ouvert l’app aujourd’hui. Quelqu’un d’autre, pas. Allâh t’a guidé à un geste qu’Il valorise. Tu ne t’es pas amené ici tout seul.</w:t>
+        <w:t xml:space="preserve">Tu as ouvert l’app aujourd’hui. Quelqu’un d’autre, pas. Allah t’a guidé à un geste qu’Il valorise. Tu ne t’es pas amené ici tout seul.</w:t>
       </w:r>
     </w:p>
     <w:p>
@@ -4359,7 +4359,7 @@
           <w:sz w:val="22"/>
           <w:szCs w:val="22"/>
         </w:rPr>
-        <w:t xml:space="preserve">Pendant cette plage du dhuhr, environ 500 millions de musulmans s’arrêtent de travailler pour prier. Une économie mondiale qui ralentit pour Allâh, 5 fois par jour, sans contrat.</w:t>
+        <w:t xml:space="preserve">Pendant cette plage du dhuhr, environ 500 millions de musulmans s’arrêtent de travailler pour prier. Une économie mondiale qui ralentit pour Allah, 5 fois par jour, sans contrat.</w:t>
       </w:r>
     </w:p>
     <w:p>
@@ -4671,7 +4671,7 @@
           <w:sz w:val="22"/>
           <w:szCs w:val="22"/>
         </w:rPr>
-        <w:t xml:space="preserve">À Sana’a, en 1972, des ouvriers ont trouvé dans le plafond d’une mosquée des manuscrits coraniques du 7e siècle, oubliés depuis mille ans. Allâh préserve ce qu’Il a choisi de préserver.</w:t>
+        <w:t xml:space="preserve">À Sana’a, en 1972, des ouvriers ont trouvé dans le plafond d’une mosquée des manuscrits coraniques du 7e siècle, oubliés depuis mille ans. Allah préserve ce qu’Il a choisi de préserver.</w:t>
       </w:r>
     </w:p>
     <w:p>
@@ -5295,7 +5295,7 @@
           <w:sz w:val="22"/>
           <w:szCs w:val="22"/>
         </w:rPr>
-        <w:t xml:space="preserve">Ton cerveau effectue environ 10^16 opérations par seconde, en consommant l’énergie d’une ampoule basse consommation. Aucun supercalculateur du monde n’atteint cette efficacité par watt. Tu portes une merveille dans la tête — pour le prix d’une assiette. Allâh, le Généreux.</w:t>
+        <w:t xml:space="preserve">Ton cerveau effectue environ 10^16 opérations par seconde, en consommant l’énergie d’une ampoule basse consommation. Aucun supercalculateur du monde n’atteint cette efficacité par watt. Tu portes une merveille dans la tête — pour le prix d’une assiette. Allah, le Généreux.</w:t>
       </w:r>
     </w:p>
     <w:p>
@@ -5451,7 +5451,7 @@
           <w:sz w:val="22"/>
           <w:szCs w:val="22"/>
         </w:rPr>
-        <w:t xml:space="preserve">À chaque inspiration, tu absorbes 25 000 milliards de molécules d’oxygène. Chacune fabriquée par un arbre que tu n’as jamais rencontré. Allâh nourrit ton souffle par un inconnu.</w:t>
+        <w:t xml:space="preserve">À chaque inspiration, tu absorbes 25 000 milliards de molécules d’oxygène. Chacune fabriquée par un arbre que tu n’as jamais rencontré. Allah nourrit ton souffle par un inconnu.</w:t>
       </w:r>
     </w:p>
     <w:p>
@@ -5503,7 +5503,7 @@
           <w:sz w:val="22"/>
           <w:szCs w:val="22"/>
         </w:rPr>
-        <w:t xml:space="preserve">Une seule de tes cellules contient des centaines de protéines repliées avec une précision atomique. Tu en as 37 000 milliards. Aucune n’a été conçue par toi. Allâh dit : « Je n’ai créé les djinns et les hommes que pour qu’ils M’adorent. » (Coran 51:56). Le mot “adorer” — ya’budûn — vient de la même racine que serviteur. Tes cellules sont déjà serviteurs. Toi, tu choisis.</w:t>
+        <w:t xml:space="preserve">Une seule de tes cellules contient des centaines de protéines repliées avec une précision atomique. Tu en as 37 000 milliards. Aucune n’a été conçue par toi. Allah dit : « Je n’ai créé les djinns et les hommes que pour qu’ils M’adorent. » (Coran 51:56). Le mot “adorer” — ya’budûn — vient de la même racine que serviteur. Tes cellules sont déjà serviteurs. Toi, tu choisis.</w:t>
       </w:r>
     </w:p>
     <w:p>
@@ -5555,7 +5555,7 @@
           <w:sz w:val="22"/>
           <w:szCs w:val="22"/>
         </w:rPr>
-        <w:t xml:space="preserve">Une fourmi pèse cinq milligrammes. Elle reconnaît son nid parmi des millions, communique par chimie, soulève cinquante fois son poids. Tu en écrases peut-être tous les jours sans regarder. Allâh lui a consacré une sourate du Coran (an-Naml). Si elle a mérité Sa parole — qui es-tu pour t’en détourner ?</w:t>
+        <w:t xml:space="preserve">Une fourmi pèse cinq milligrammes. Elle reconnaît son nid parmi des millions, communique par chimie, soulève cinquante fois son poids. Tu en écrases peut-être tous les jours sans regarder. Allah lui a consacré une sourate du Coran (an-Naml). Si elle a mérité Sa parole — qui es-tu pour t’en détourner ?</w:t>
       </w:r>
     </w:p>
     <w:p>
@@ -5815,7 +5815,7 @@
           <w:sz w:val="22"/>
           <w:szCs w:val="22"/>
         </w:rPr>
-        <w:t xml:space="preserve">Une larme contient sels, protéines, enzymes — composition différente selon ton émotion. Ton corps écrit ta tristesse en chimie. Allâh a inscrit un langage jusque dans tes pleurs.</w:t>
+        <w:t xml:space="preserve">Une larme contient sels, protéines, enzymes — composition différente selon ton émotion. Ton corps écrit ta tristesse en chimie. Allah a inscrit un langage jusque dans tes pleurs.</w:t>
       </w:r>
     </w:p>
     <w:p>
@@ -5919,7 +5919,7 @@
           <w:sz w:val="22"/>
           <w:szCs w:val="22"/>
         </w:rPr>
-        <w:t xml:space="preserve">En 1931, Kurt Gödel a démontré qu’aucun système mathématique cohérent ne peut tout démontrer depuis l’intérieur de lui-même. Toujours quelque chose le dépasse. Allâh dit : « Vous ne saurez de la science qu’un peu. » (Coran 17:85). Quatorze siècles avant Gödel, la limite était déjà nommée.</w:t>
+        <w:t xml:space="preserve">En 1931, Kurt Gödel a démontré qu’aucun système mathématique cohérent ne peut tout démontrer depuis l’intérieur de lui-même. Toujours quelque chose le dépasse. Allah dit : « Vous ne saurez de la science qu’un peu. » (Coran 17:85). Quatorze siècles avant Gödel, la limite était déjà nommée.</w:t>
       </w:r>
     </w:p>
     <w:p>
@@ -6127,7 +6127,7 @@
           <w:sz w:val="22"/>
           <w:szCs w:val="22"/>
         </w:rPr>
-        <w:t xml:space="preserve">L’univers a 13,8 milliards d’années. Si tu rapportes ça à 24h, l’humanité existe depuis 0,4 seconde. Et pourtant, c’est TOI qui te demandes pourquoi tu existes. Allâh t’a placé là où la question pouvait se poser.</w:t>
+        <w:t xml:space="preserve">L’univers a 13,8 milliards d’années. Si tu rapportes ça à 24h, l’humanité existe depuis 0,4 seconde. Et pourtant, c’est TOI qui te demandes pourquoi tu existes. Allah t’a placé là où la question pouvait se poser.</w:t>
       </w:r>
     </w:p>
     <w:p>
@@ -6231,7 +6231,7 @@
           <w:sz w:val="22"/>
           <w:szCs w:val="22"/>
         </w:rPr>
-        <w:t xml:space="preserve">Dans quelques minutes, tu vas perdre conscience volontairement — sans avoir peur. Aucune autre espèce ne lâche prise en confiance. Allâh t’a appris à mourir un peu chaque nuit, pour que la grande mort ne te terrifie pas.</w:t>
+        <w:t xml:space="preserve">Dans quelques minutes, tu vas perdre conscience volontairement — sans avoir peur. Aucune autre espèce ne lâche prise en confiance. Allah t’a appris à mourir un peu chaque nuit, pour que la grande mort ne te terrifie pas.</w:t>
       </w:r>
     </w:p>
     <w:p>
@@ -7219,7 +7219,7 @@
           <w:sz w:val="22"/>
           <w:szCs w:val="22"/>
         </w:rPr>
-        <w:t xml:space="preserve">Sur 8 milliards d’humains, ton iris est unique. Ton visage est unique. Tes empreintes sont uniques. Le hasard ne signe pas 8 milliards de fois sans se répéter. Allâh, oui.</w:t>
+        <w:t xml:space="preserve">Sur 8 milliards d’humains, ton iris est unique. Ton visage est unique. Tes empreintes sont uniques. Le hasard ne signe pas 8 milliards de fois sans se répéter. Allah, oui.</w:t>
       </w:r>
     </w:p>
     <w:p>
@@ -7271,7 +7271,7 @@
           <w:sz w:val="22"/>
           <w:szCs w:val="22"/>
         </w:rPr>
-        <w:t xml:space="preserve">Tu lis ces mots. Ce sont des lignes noires sur un fond clair. Et pourtant, à l’intérieur de toi, elles produisent un sens, parfois une émotion, parfois une décision. La compréhension elle-même est un miracle. Allâh enseigne par le calame. (Coran 96:4)</w:t>
+        <w:t xml:space="preserve">Tu lis ces mots. Ce sont des lignes noires sur un fond clair. Et pourtant, à l’intérieur de toi, elles produisent un sens, parfois une émotion, parfois une décision. La compréhension elle-même est un miracle. Allah enseigne par le calame. (Coran 96:4)</w:t>
       </w:r>
     </w:p>
     <w:p>
@@ -7375,7 +7375,7 @@
           <w:sz w:val="22"/>
           <w:szCs w:val="22"/>
         </w:rPr>
-        <w:t xml:space="preserve">Une bougie éclaire une autre bougie sans rien perdre de sa propre flamme. Donner du bien à autrui ne te diminue pas. Allâh a inventé cette physique-là spécialement pour Ses serviteurs.</w:t>
+        <w:t xml:space="preserve">Une bougie éclaire une autre bougie sans rien perdre de sa propre flamme. Donner du bien à autrui ne te diminue pas. Allah a inventé cette physique-là spécialement pour Ses serviteurs.</w:t>
       </w:r>
     </w:p>
     <w:p>
@@ -7479,7 +7479,7 @@
           <w:sz w:val="22"/>
           <w:szCs w:val="22"/>
         </w:rPr>
-        <w:t xml:space="preserve">Un homme regarde un puzzle dans le désordre. Il dit : « C’est laid. » L’autre homme connaît l’image finale et patiente. Allâh voit le puzzle assemblé. Toi tu vois les pièces. Aie confiance dans l’image qu’Il a en tête.</w:t>
+        <w:t xml:space="preserve">Un homme regarde un puzzle dans le désordre. Il dit : « C’est laid. » L’autre homme connaît l’image finale et patiente. Allah voit le puzzle assemblé. Toi tu vois les pièces. Aie confiance dans l’image qu’Il a en tête.</w:t>
       </w:r>
     </w:p>
     <w:p>
@@ -7531,7 +7531,7 @@
           <w:sz w:val="22"/>
           <w:szCs w:val="22"/>
         </w:rPr>
-        <w:t xml:space="preserve">Tu te lèves pour prier malgré la fatigue. Allâh sait l’effort que ça coûte aujourd’hui. Et Il le compte différemment.</w:t>
+        <w:t xml:space="preserve">Tu te lèves pour prier malgré la fatigue. Allah sait l’effort que ça coûte aujourd’hui. Et Il le compte différemment.</w:t>
       </w:r>
     </w:p>
     <w:p>
@@ -7583,7 +7583,7 @@
           <w:sz w:val="22"/>
           <w:szCs w:val="22"/>
         </w:rPr>
-        <w:t xml:space="preserve">Tu n’as accompli aucune œuvre extraordinaire aujourd’hui. Allâh aime quand même. Son amour n’est pas conditionné par tes résultats.</w:t>
+        <w:t xml:space="preserve">Tu n’as accompli aucune œuvre extraordinaire aujourd’hui. Allah aime quand même. Son amour n’est pas conditionné par tes résultats.</w:t>
       </w:r>
     </w:p>
     <w:p>
@@ -7687,7 +7687,7 @@
           <w:sz w:val="22"/>
           <w:szCs w:val="22"/>
         </w:rPr>
-        <w:t xml:space="preserve">Un musulman a été humilié aujourd’hui dans le monde. Tu n’as rien vu. Mais Allâh a tout vu. Le compte des humiliations est tenu — et la justice viendra. Patience pour eux. Patience pour nous.</w:t>
+        <w:t xml:space="preserve">Un musulman a été humilié aujourd’hui dans le monde. Tu n’as rien vu. Mais Allah a tout vu. Le compte des humiliations est tenu — et la justice viendra. Patience pour eux. Patience pour nous.</w:t>
       </w:r>
     </w:p>
     <w:p>
@@ -7739,7 +7739,7 @@
           <w:sz w:val="22"/>
           <w:szCs w:val="22"/>
         </w:rPr>
-        <w:t xml:space="preserve">À cet instant, en Asie, c’est déjà la nuit. Quelqu’un, là-bas, a fini sa journée et fait dua. Allâh entend simultanément ta plage et la sienne. Le temps ne L’arrête pas.</w:t>
+        <w:t xml:space="preserve">À cet instant, en Asie, c’est déjà la nuit. Quelqu’un, là-bas, a fini sa journée et fait dua. Allah entend simultanément ta plage et la sienne. Le temps ne L’arrête pas.</w:t>
       </w:r>
     </w:p>
     <w:p>
@@ -8831,7 +8831,7 @@
           <w:sz w:val="22"/>
           <w:szCs w:val="22"/>
         </w:rPr>
-        <w:t xml:space="preserve">Le Coran évoque sept cieux superposés, douze mois lunaires, des jours qui se suivent comme des signes. La structure du temps est inscrite dans le texte comme elle l’est dans la création. Tu vis dans le calendrier d’Allâh sans toujours t’en apercevoir.</w:t>
+        <w:t xml:space="preserve">Le Coran évoque sept cieux superposés, douze mois lunaires, des jours qui se suivent comme des signes. La structure du temps est inscrite dans le texte comme elle l’est dans la création. Tu vis dans le calendrier d’Allah sans toujours t’en apercevoir.</w:t>
       </w:r>
     </w:p>
     <w:p>
@@ -9195,7 +9195,7 @@
           <w:sz w:val="22"/>
           <w:szCs w:val="22"/>
         </w:rPr>
-        <w:t xml:space="preserve">Un enfant pleure parce que son père lui retire un couteau. L’enfant croit qu’on lui veut du mal. Le père sait. Quand Allâh te retire quelque chose, tu pleures. Lui sait.</w:t>
+        <w:t xml:space="preserve">Un enfant pleure parce que son père lui retire un couteau. L’enfant croit qu’on lui veut du mal. Le père sait. Quand Allah te retire quelque chose, tu pleures. Lui sait.</w:t>
       </w:r>
     </w:p>
     <w:p>
@@ -9247,7 +9247,7 @@
           <w:sz w:val="22"/>
           <w:szCs w:val="22"/>
         </w:rPr>
-        <w:t xml:space="preserve">Tu reçois un cadeau dans une boîte décorée. Si tu passes ta vie à admirer la boîte sans l’ouvrir, tu meurs sans avoir vu le cadeau. Ce monde est la boîte. La rencontre avec Allâh est le cadeau.</w:t>
+        <w:t xml:space="preserve">Tu reçois un cadeau dans une boîte décorée. Si tu passes ta vie à admirer la boîte sans l’ouvrir, tu meurs sans avoir vu le cadeau. Ce monde est la boîte. La rencontre avec Allah est le cadeau.</w:t>
       </w:r>
     </w:p>
     <w:p>
@@ -9299,7 +9299,7 @@
           <w:sz w:val="22"/>
           <w:szCs w:val="22"/>
         </w:rPr>
-        <w:t xml:space="preserve">Un médecin sépare un enfant de sa mère pour une opération nécessaire. L’enfant hurle. La mère pleure. Mais le médecin sauve l’enfant. Quand Allâh sépare ce qui te paraît inséparable — Il opère.</w:t>
+        <w:t xml:space="preserve">Un médecin sépare un enfant de sa mère pour une opération nécessaire. L’enfant hurle. La mère pleure. Mais le médecin sauve l’enfant. Quand Allah sépare ce qui te paraît inséparable — Il opère.</w:t>
       </w:r>
     </w:p>
     <w:p>
@@ -9403,7 +9403,7 @@
           <w:sz w:val="22"/>
           <w:szCs w:val="22"/>
         </w:rPr>
-        <w:t xml:space="preserve">Tu as pardonné à quelqu’un sans qu’il le sache. Allâh, Lui, l’a vu. Et Il a pris note. Aucune bonté n’est jamais perdue.</w:t>
+        <w:t xml:space="preserve">Tu as pardonné à quelqu’un sans qu’il le sache. Allah, Lui, l’a vu. Et Il a pris note. Aucune bonté n’est jamais perdue.</w:t>
       </w:r>
     </w:p>
     <w:p>
@@ -11184,7 +11184,7 @@
           <w:sz w:val="22"/>
           <w:szCs w:val="22"/>
         </w:rPr>
-        <w:t xml:space="preserve">Allāh — Dieu</w:t>
+        <w:t xml:space="preserve">Allah — Dieu</w:t>
       </w:r>
     </w:p>
     <w:p>
@@ -16826,7 +16826,7 @@
           <w:sz w:val="22"/>
           <w:szCs w:val="22"/>
         </w:rPr>
-        <w:t xml:space="preserve">Tu es littéralement fait de poussière d’étoiles. Le carbone de tes os vient d’une étoile qui a explosé il y a 4 milliards d’années. Allâh t’a tissé avec les cendres du ciel.</w:t>
+        <w:t xml:space="preserve">Tu es littéralement fait de poussière d’étoiles. Le carbone de tes os vient d’une étoile qui a explosé il y a 4 milliards d’années. Allah t’a tissé avec les cendres du ciel.</w:t>
       </w:r>
     </w:p>
     <w:p>
@@ -16982,7 +16982,7 @@
           <w:sz w:val="22"/>
           <w:szCs w:val="22"/>
         </w:rPr>
-        <w:t xml:space="preserve">Allâh dit dans le Coran : « Toute âme goûtera la mort. » (3:185) GOÛTERA. Pas subira. Pas affrontera. Goûtera. Comme on goûte un fruit. Allâh choisit Ses mots avec une douceur que tu ne soupçonnes pas.</w:t>
+        <w:t xml:space="preserve">Allah dit dans le Coran : « Toute âme goûtera la mort. » (3:185) GOÛTERA. Pas subira. Pas affrontera. Goûtera. Comme on goûte un fruit. Allah choisit Ses mots avec une douceur que tu ne soupçonnes pas.</w:t>
       </w:r>
     </w:p>
     <w:p>
@@ -17138,7 +17138,7 @@
           <w:sz w:val="22"/>
           <w:szCs w:val="22"/>
         </w:rPr>
-        <w:t xml:space="preserve">Le soleil se couche tous les soirs. Personne n’a jamais paniqué en pensant qu’il ne reviendrait pas. Mais quand quelque chose disparaît de TA vie, tu doutes du retour. Allâh n’a pas fait deux lois différentes.</w:t>
+        <w:t xml:space="preserve">Le soleil se couche tous les soirs. Personne n’a jamais paniqué en pensant qu’il ne reviendrait pas. Mais quand quelque chose disparaît de TA vie, tu doutes du retour. Allah n’a pas fait deux lois différentes.</w:t>
       </w:r>
     </w:p>
     <w:p>
@@ -17294,7 +17294,7 @@
           <w:sz w:val="22"/>
           <w:szCs w:val="22"/>
         </w:rPr>
-        <w:t xml:space="preserve">Tu vas dormir ce soir. Allâh ne dort pas. Pendant que tu disparais, Il veille sur toi. Ta sécurité de cette nuit est un cadeau silencieux qu’Il te fait.</w:t>
+        <w:t xml:space="preserve">Tu vas dormir ce soir. Allah ne dort pas. Pendant que tu disparais, Il veille sur toi. Ta sécurité de cette nuit est un cadeau silencieux qu’Il te fait.</w:t>
       </w:r>
     </w:p>
     <w:p>
@@ -17346,7 +17346,7 @@
           <w:sz w:val="22"/>
           <w:szCs w:val="22"/>
         </w:rPr>
-        <w:t xml:space="preserve">Un enfant musulman se couche ce soir sans toit. Toi tu as ton lit. Dis pour lui une dou’a. Allâh entend le dua silencieux d’un frère pour son frère.</w:t>
+        <w:t xml:space="preserve">Un enfant musulman se couche ce soir sans toit. Toi tu as ton lit. Dis pour lui une dou’a. Allah entend le dua silencieux d’un frère pour son frère.</w:t>
       </w:r>
     </w:p>
     <w:p>
@@ -17762,7 +17762,7 @@
           <w:sz w:val="22"/>
           <w:szCs w:val="22"/>
         </w:rPr>
-        <w:t xml:space="preserve">Le texte du Coran que tu lis ce soir — mot pour mot, lettre pour lettre — est le même que celui qu’Aisha (qu’Allâh l’agrée) entendait du Prophète (paix et bénédictions sur lui). 14 siècles sans variation.</w:t>
+        <w:t xml:space="preserve">Le texte du Coran que tu lis ce soir — mot pour mot, lettre pour lettre — est le même que celui qu’Aisha (qu’Allah l’agrée) entendait du Prophète (paix et bénédictions sur lui). 14 siècles sans variation.</w:t>
       </w:r>
     </w:p>
     <w:p>

--- a/ECRITS_NIYYAH/waqt_phrases.docx
+++ b/ECRITS_NIYYAH/waqt_phrases.docx
@@ -6232,6 +6232,890 @@
           <w:szCs w:val="22"/>
         </w:rPr>
         <w:t xml:space="preserve">Dans quelques minutes, tu vas perdre conscience volontairement — sans avoir peur. Aucune autre espèce ne lâche prise en confiance. Allah t’a appris à mourir un peu chaque nuit, pour que la grande mort ne te terrifie pas.</w:t>
+      </w:r>
+    </w:p>
+    <w:p>
+      <w:pPr>
+        <w:pBdr>
+          <w:bottom w:val="single" w:color="CCCCCC" w:sz="1"/>
+        </w:pBdr>
+        <w:spacing w:after="200" w:before="200"/>
+      </w:pPr>
+    </w:p>
+    <w:p>
+      <w:pPr>
+        <w:spacing w:after="80"/>
+      </w:pPr>
+      <w:r>
+        <w:rPr>
+          <w:rFonts w:ascii="Cormorant Garamond" w:cs="Cormorant Garamond" w:eastAsia="Cormorant Garamond" w:hAnsi="Cormorant Garamond"/>
+          <w:b/>
+          <w:bCs/>
+          <w:sz w:val="28"/>
+          <w:szCs w:val="28"/>
+        </w:rPr>
+        <w:t xml:space="preserve">ASR — 31</w:t>
+      </w:r>
+    </w:p>
+    <w:p>
+      <w:pPr>
+        <w:spacing w:after="80"/>
+      </w:pPr>
+      <w:r>
+        <w:rPr>
+          <w:rFonts w:ascii="Cormorant Garamond" w:cs="Cormorant Garamond" w:eastAsia="Cormorant Garamond" w:hAnsi="Cormorant Garamond"/>
+          <w:i/>
+          <w:iCs/>
+          <w:color w:val="888888"/>
+          <w:sz w:val="20"/>
+          <w:szCs w:val="20"/>
+        </w:rPr>
+        <w:t xml:space="preserve">waqt_apresmidi</w:t>
+      </w:r>
+    </w:p>
+    <w:p>
+      <w:pPr>
+        <w:spacing w:after="60"/>
+      </w:pPr>
+      <w:r>
+        <w:rPr>
+          <w:rFonts w:ascii="Cormorant Garamond" w:cs="Cormorant Garamond" w:eastAsia="Cormorant Garamond" w:hAnsi="Cormorant Garamond"/>
+          <w:sz w:val="22"/>
+          <w:szCs w:val="22"/>
+        </w:rPr>
+        <w:t xml:space="preserve">Les neurosciences ont un nom pour le mystère qu’elles ne percent pas : le « hard problem of consciousness », formulé par le philosophe David Chalmers en 1994. Comment des neurones électriques produisent-ils ton expérience subjective ? Pourquoi as-tu quelqu’un qui pense en toi, et pas juste un calcul ? Chalmers lui-même, trente ans plus tard, dit qu’on est toujours aussi loin. Tu sens en toi un témoin. Ce témoin est ce que le Coran appelle la nafs.</w:t>
+      </w:r>
+    </w:p>
+    <w:p>
+      <w:pPr>
+        <w:pBdr>
+          <w:bottom w:val="single" w:color="CCCCCC" w:sz="1"/>
+        </w:pBdr>
+        <w:spacing w:after="200" w:before="200"/>
+      </w:pPr>
+    </w:p>
+    <w:p>
+      <w:pPr>
+        <w:spacing w:after="80"/>
+      </w:pPr>
+      <w:r>
+        <w:rPr>
+          <w:rFonts w:ascii="Cormorant Garamond" w:cs="Cormorant Garamond" w:eastAsia="Cormorant Garamond" w:hAnsi="Cormorant Garamond"/>
+          <w:b/>
+          <w:bCs/>
+          <w:sz w:val="28"/>
+          <w:szCs w:val="28"/>
+        </w:rPr>
+        <w:t xml:space="preserve">ASR — 32</w:t>
+      </w:r>
+    </w:p>
+    <w:p>
+      <w:pPr>
+        <w:spacing w:after="80"/>
+      </w:pPr>
+      <w:r>
+        <w:rPr>
+          <w:rFonts w:ascii="Cormorant Garamond" w:cs="Cormorant Garamond" w:eastAsia="Cormorant Garamond" w:hAnsi="Cormorant Garamond"/>
+          <w:i/>
+          <w:iCs/>
+          <w:color w:val="888888"/>
+          <w:sz w:val="20"/>
+          <w:szCs w:val="20"/>
+        </w:rPr>
+        <w:t xml:space="preserve">waqt_apresmidi</w:t>
+      </w:r>
+    </w:p>
+    <w:p>
+      <w:pPr>
+        <w:spacing w:after="60"/>
+      </w:pPr>
+      <w:r>
+        <w:rPr>
+          <w:rFonts w:ascii="Cormorant Garamond" w:cs="Cormorant Garamond" w:eastAsia="Cormorant Garamond" w:hAnsi="Cormorant Garamond"/>
+          <w:sz w:val="22"/>
+          <w:szCs w:val="22"/>
+        </w:rPr>
+        <w:t xml:space="preserve">Un patient avale une pilule de sucre en croyant que c’est un antidouleur. Sa douleur diminue réellement. Son cerveau libère ses propres opiacés. La médecine reconnaît cela depuis plus de soixante-dix ans sans le comprendre entièrement. Si une croyance fausse guérit le corps, qu’est-ce qu’une croyance vraie peut faire en toi ? La foi n’est pas un sentiment décoratif. C’est un mécanisme qui agit.</w:t>
+      </w:r>
+    </w:p>
+    <w:p>
+      <w:pPr>
+        <w:pBdr>
+          <w:bottom w:val="single" w:color="CCCCCC" w:sz="1"/>
+        </w:pBdr>
+        <w:spacing w:after="200" w:before="200"/>
+      </w:pPr>
+    </w:p>
+    <w:p>
+      <w:pPr>
+        <w:spacing w:after="80"/>
+      </w:pPr>
+      <w:r>
+        <w:rPr>
+          <w:rFonts w:ascii="Cormorant Garamond" w:cs="Cormorant Garamond" w:eastAsia="Cormorant Garamond" w:hAnsi="Cormorant Garamond"/>
+          <w:b/>
+          <w:bCs/>
+          <w:sz w:val="28"/>
+          <w:szCs w:val="28"/>
+        </w:rPr>
+        <w:t xml:space="preserve">ASR — 33</w:t>
+      </w:r>
+    </w:p>
+    <w:p>
+      <w:pPr>
+        <w:spacing w:after="80"/>
+      </w:pPr>
+      <w:r>
+        <w:rPr>
+          <w:rFonts w:ascii="Cormorant Garamond" w:cs="Cormorant Garamond" w:eastAsia="Cormorant Garamond" w:hAnsi="Cormorant Garamond"/>
+          <w:i/>
+          <w:iCs/>
+          <w:color w:val="888888"/>
+          <w:sz w:val="20"/>
+          <w:szCs w:val="20"/>
+        </w:rPr>
+        <w:t xml:space="preserve">waqt_apresmidi</w:t>
+      </w:r>
+    </w:p>
+    <w:p>
+      <w:pPr>
+        <w:spacing w:after="60"/>
+      </w:pPr>
+      <w:r>
+        <w:rPr>
+          <w:rFonts w:ascii="Cormorant Garamond" w:cs="Cormorant Garamond" w:eastAsia="Cormorant Garamond" w:hAnsi="Cormorant Garamond"/>
+          <w:sz w:val="22"/>
+          <w:szCs w:val="22"/>
+        </w:rPr>
+        <w:t xml:space="preserve">En ce moment, dans ton corps, environ 37 mille milliards de cellules coopèrent. Aucune n’a de cerveau. Aucune ne sait ce que font les autres. Et pourtant tu es là, en train de lire. La biologie appelle cela « auto-organisation » et n’explique pas comment elle émerge. Tu n’es pas un individu — tu es une concertation. Quelqu’un est chef d’orchestre. Et ce n’est pas toi.</w:t>
+      </w:r>
+    </w:p>
+    <w:p>
+      <w:pPr>
+        <w:pBdr>
+          <w:bottom w:val="single" w:color="CCCCCC" w:sz="1"/>
+        </w:pBdr>
+        <w:spacing w:after="200" w:before="200"/>
+      </w:pPr>
+    </w:p>
+    <w:p>
+      <w:pPr>
+        <w:spacing w:after="80"/>
+      </w:pPr>
+      <w:r>
+        <w:rPr>
+          <w:rFonts w:ascii="Cormorant Garamond" w:cs="Cormorant Garamond" w:eastAsia="Cormorant Garamond" w:hAnsi="Cormorant Garamond"/>
+          <w:b/>
+          <w:bCs/>
+          <w:sz w:val="28"/>
+          <w:szCs w:val="28"/>
+        </w:rPr>
+        <w:t xml:space="preserve">ASR — 34</w:t>
+      </w:r>
+    </w:p>
+    <w:p>
+      <w:pPr>
+        <w:spacing w:after="80"/>
+      </w:pPr>
+      <w:r>
+        <w:rPr>
+          <w:rFonts w:ascii="Cormorant Garamond" w:cs="Cormorant Garamond" w:eastAsia="Cormorant Garamond" w:hAnsi="Cormorant Garamond"/>
+          <w:i/>
+          <w:iCs/>
+          <w:color w:val="888888"/>
+          <w:sz w:val="20"/>
+          <w:szCs w:val="20"/>
+        </w:rPr>
+        <w:t xml:space="preserve">waqt_apresmidi</w:t>
+      </w:r>
+    </w:p>
+    <w:p>
+      <w:pPr>
+        <w:spacing w:after="60"/>
+      </w:pPr>
+      <w:r>
+        <w:rPr>
+          <w:rFonts w:ascii="Cormorant Garamond" w:cs="Cormorant Garamond" w:eastAsia="Cormorant Garamond" w:hAnsi="Cormorant Garamond"/>
+          <w:sz w:val="22"/>
+          <w:szCs w:val="22"/>
+        </w:rPr>
+        <w:t xml:space="preserve">Personne ne sait précisément pourquoi les humains rient. Aucune autre espèce ne rit comme nous. Le rire n’a aucune utilité évolutive démontrée. Il ne nourrit pas, ne protège pas, ne reproduit pas. Et pourtant on rit. Allah a placé en toi quelque chose de gratuit, qui ne sert qu’à exister. C’est la signature des dons divins : ils débordent leur fonction.</w:t>
+      </w:r>
+    </w:p>
+    <w:p>
+      <w:pPr>
+        <w:pBdr>
+          <w:bottom w:val="single" w:color="CCCCCC" w:sz="1"/>
+        </w:pBdr>
+        <w:spacing w:after="200" w:before="200"/>
+      </w:pPr>
+    </w:p>
+    <w:p>
+      <w:pPr>
+        <w:spacing w:after="80"/>
+      </w:pPr>
+      <w:r>
+        <w:rPr>
+          <w:rFonts w:ascii="Cormorant Garamond" w:cs="Cormorant Garamond" w:eastAsia="Cormorant Garamond" w:hAnsi="Cormorant Garamond"/>
+          <w:b/>
+          <w:bCs/>
+          <w:sz w:val="28"/>
+          <w:szCs w:val="28"/>
+        </w:rPr>
+        <w:t xml:space="preserve">ASR — 35</w:t>
+      </w:r>
+    </w:p>
+    <w:p>
+      <w:pPr>
+        <w:spacing w:after="80"/>
+      </w:pPr>
+      <w:r>
+        <w:rPr>
+          <w:rFonts w:ascii="Cormorant Garamond" w:cs="Cormorant Garamond" w:eastAsia="Cormorant Garamond" w:hAnsi="Cormorant Garamond"/>
+          <w:i/>
+          <w:iCs/>
+          <w:color w:val="888888"/>
+          <w:sz w:val="20"/>
+          <w:szCs w:val="20"/>
+        </w:rPr>
+        <w:t xml:space="preserve">waqt_apresmidi</w:t>
+      </w:r>
+    </w:p>
+    <w:p>
+      <w:pPr>
+        <w:spacing w:after="60"/>
+      </w:pPr>
+      <w:r>
+        <w:rPr>
+          <w:rFonts w:ascii="Cormorant Garamond" w:cs="Cormorant Garamond" w:eastAsia="Cormorant Garamond" w:hAnsi="Cormorant Garamond"/>
+          <w:sz w:val="22"/>
+          <w:szCs w:val="22"/>
+        </w:rPr>
+        <w:t xml:space="preserve">Personne ne sait précisément pourquoi tu rêves. Les théories scientifiques se contredisent depuis un siècle. Et pourtant, chaque nuit, ton cerveau te projette dans un monde cohérent où tu n’es ni acteur ni metteur en scène. Le Prophète ﷺ disait : « Les rêves véridiques sont une partie de la prophétie. » (Bukhari). Tous les jours tu reçois un signal qu’aucun chercheur ne sait décoder. C’est en toi. Cherche d’où ça vient.</w:t>
+      </w:r>
+    </w:p>
+    <w:p>
+      <w:pPr>
+        <w:pBdr>
+          <w:bottom w:val="single" w:color="CCCCCC" w:sz="1"/>
+        </w:pBdr>
+        <w:spacing w:after="200" w:before="200"/>
+      </w:pPr>
+    </w:p>
+    <w:p>
+      <w:pPr>
+        <w:spacing w:after="80"/>
+      </w:pPr>
+      <w:r>
+        <w:rPr>
+          <w:rFonts w:ascii="Cormorant Garamond" w:cs="Cormorant Garamond" w:eastAsia="Cormorant Garamond" w:hAnsi="Cormorant Garamond"/>
+          <w:b/>
+          <w:bCs/>
+          <w:sz w:val="28"/>
+          <w:szCs w:val="28"/>
+        </w:rPr>
+        <w:t xml:space="preserve">ASR — 36</w:t>
+      </w:r>
+    </w:p>
+    <w:p>
+      <w:pPr>
+        <w:spacing w:after="80"/>
+      </w:pPr>
+      <w:r>
+        <w:rPr>
+          <w:rFonts w:ascii="Cormorant Garamond" w:cs="Cormorant Garamond" w:eastAsia="Cormorant Garamond" w:hAnsi="Cormorant Garamond"/>
+          <w:i/>
+          <w:iCs/>
+          <w:color w:val="888888"/>
+          <w:sz w:val="20"/>
+          <w:szCs w:val="20"/>
+        </w:rPr>
+        <w:t xml:space="preserve">waqt_apresmidi</w:t>
+      </w:r>
+    </w:p>
+    <w:p>
+      <w:pPr>
+        <w:spacing w:after="60"/>
+      </w:pPr>
+      <w:r>
+        <w:rPr>
+          <w:rFonts w:ascii="Cormorant Garamond" w:cs="Cormorant Garamond" w:eastAsia="Cormorant Garamond" w:hAnsi="Cormorant Garamond"/>
+          <w:sz w:val="22"/>
+          <w:szCs w:val="22"/>
+        </w:rPr>
+        <w:t xml:space="preserve">Tu pleures pour des raisons que tu ne contrôles pas. Une scène, une musique, un souvenir. Aucune autre espèce ne pleure d’émotion — seulement les humains. Les recherches du biochimiste William Frey ont montré que les larmes émotionnelles contiennent des composés différents des larmes réflexes. Le corps fabrique sur mesure un fluide pour ta tristesse. Quelqu’un a tellement réfléchi à ta peine qu’Il lui a donné sa propre eau.</w:t>
+      </w:r>
+    </w:p>
+    <w:p>
+      <w:pPr>
+        <w:pBdr>
+          <w:bottom w:val="single" w:color="CCCCCC" w:sz="1"/>
+        </w:pBdr>
+        <w:spacing w:after="200" w:before="200"/>
+      </w:pPr>
+    </w:p>
+    <w:p>
+      <w:pPr>
+        <w:spacing w:after="80"/>
+      </w:pPr>
+      <w:r>
+        <w:rPr>
+          <w:rFonts w:ascii="Cormorant Garamond" w:cs="Cormorant Garamond" w:eastAsia="Cormorant Garamond" w:hAnsi="Cormorant Garamond"/>
+          <w:b/>
+          <w:bCs/>
+          <w:sz w:val="28"/>
+          <w:szCs w:val="28"/>
+        </w:rPr>
+        <w:t xml:space="preserve">ASR — 37</w:t>
+      </w:r>
+    </w:p>
+    <w:p>
+      <w:pPr>
+        <w:spacing w:after="80"/>
+      </w:pPr>
+      <w:r>
+        <w:rPr>
+          <w:rFonts w:ascii="Cormorant Garamond" w:cs="Cormorant Garamond" w:eastAsia="Cormorant Garamond" w:hAnsi="Cormorant Garamond"/>
+          <w:i/>
+          <w:iCs/>
+          <w:color w:val="888888"/>
+          <w:sz w:val="20"/>
+          <w:szCs w:val="20"/>
+        </w:rPr>
+        <w:t xml:space="preserve">waqt_apresmidi</w:t>
+      </w:r>
+    </w:p>
+    <w:p>
+      <w:pPr>
+        <w:spacing w:after="60"/>
+      </w:pPr>
+      <w:r>
+        <w:rPr>
+          <w:rFonts w:ascii="Cormorant Garamond" w:cs="Cormorant Garamond" w:eastAsia="Cormorant Garamond" w:hAnsi="Cormorant Garamond"/>
+          <w:sz w:val="22"/>
+          <w:szCs w:val="22"/>
+        </w:rPr>
+        <w:t xml:space="preserve">Joshua Evans était jeune animateur d’une communauté chrétienne en Caroline du Sud. Il a étudié la Bible de bout en bout pour la maîtriser. Plus il lisait, plus il trouvait d’incohérences. À vingt ans, en 1998, après avoir reçu un Coran d’un musulman rencontré au hasard, il a embrassé l’islam et a pris le nom de Yusha. Aujourd’hui il enseigne. Sa phrase clé : « Je n’ai pas trouvé l’islam — j’ai trouvé la cohérence que mes maîtres chrétiens m’avaient promise sans jamais la montrer. » Allah ouvre les cœurs précisément à ceux qui cherchent vraiment.</w:t>
+      </w:r>
+    </w:p>
+    <w:p>
+      <w:pPr>
+        <w:pBdr>
+          <w:bottom w:val="single" w:color="CCCCCC" w:sz="1"/>
+        </w:pBdr>
+        <w:spacing w:after="200" w:before="200"/>
+      </w:pPr>
+    </w:p>
+    <w:p>
+      <w:pPr>
+        <w:spacing w:after="80"/>
+      </w:pPr>
+      <w:r>
+        <w:rPr>
+          <w:rFonts w:ascii="Cormorant Garamond" w:cs="Cormorant Garamond" w:eastAsia="Cormorant Garamond" w:hAnsi="Cormorant Garamond"/>
+          <w:b/>
+          <w:bCs/>
+          <w:sz w:val="28"/>
+          <w:szCs w:val="28"/>
+        </w:rPr>
+        <w:t xml:space="preserve">ASR — 38</w:t>
+      </w:r>
+    </w:p>
+    <w:p>
+      <w:pPr>
+        <w:spacing w:after="80"/>
+      </w:pPr>
+      <w:r>
+        <w:rPr>
+          <w:rFonts w:ascii="Cormorant Garamond" w:cs="Cormorant Garamond" w:eastAsia="Cormorant Garamond" w:hAnsi="Cormorant Garamond"/>
+          <w:i/>
+          <w:iCs/>
+          <w:color w:val="888888"/>
+          <w:sz w:val="20"/>
+          <w:szCs w:val="20"/>
+        </w:rPr>
+        <w:t xml:space="preserve">waqt_apresmidi</w:t>
+      </w:r>
+    </w:p>
+    <w:p>
+      <w:pPr>
+        <w:spacing w:after="60"/>
+      </w:pPr>
+      <w:r>
+        <w:rPr>
+          <w:rFonts w:ascii="Cormorant Garamond" w:cs="Cormorant Garamond" w:eastAsia="Cormorant Garamond" w:hAnsi="Cormorant Garamond"/>
+          <w:sz w:val="22"/>
+          <w:szCs w:val="22"/>
+        </w:rPr>
+        <w:t xml:space="preserve">Maurice Bucaille était médecin personnel du roi d’Arabie saoudite et chirurgien à Paris. En 1976, après avoir étudié pendant des années les correspondances entre le Coran et la science moderne, il a publié La Bible, le Coran et la Science — un livre qui lui valut critiques académiques et conversion intérieure. Il finit sa vie musulman. Tu n’as pas besoin de devenir savant pour croire. Mais le savoir, quand il est honnête, finit toujours par croiser la foi.</w:t>
+      </w:r>
+    </w:p>
+    <w:p>
+      <w:pPr>
+        <w:pBdr>
+          <w:bottom w:val="single" w:color="CCCCCC" w:sz="1"/>
+        </w:pBdr>
+        <w:spacing w:after="200" w:before="200"/>
+      </w:pPr>
+    </w:p>
+    <w:p>
+      <w:pPr>
+        <w:spacing w:after="80"/>
+      </w:pPr>
+      <w:r>
+        <w:rPr>
+          <w:rFonts w:ascii="Cormorant Garamond" w:cs="Cormorant Garamond" w:eastAsia="Cormorant Garamond" w:hAnsi="Cormorant Garamond"/>
+          <w:b/>
+          <w:bCs/>
+          <w:sz w:val="28"/>
+          <w:szCs w:val="28"/>
+        </w:rPr>
+        <w:t xml:space="preserve">ASR — 39</w:t>
+      </w:r>
+    </w:p>
+    <w:p>
+      <w:pPr>
+        <w:spacing w:after="80"/>
+      </w:pPr>
+      <w:r>
+        <w:rPr>
+          <w:rFonts w:ascii="Cormorant Garamond" w:cs="Cormorant Garamond" w:eastAsia="Cormorant Garamond" w:hAnsi="Cormorant Garamond"/>
+          <w:i/>
+          <w:iCs/>
+          <w:color w:val="888888"/>
+          <w:sz w:val="20"/>
+          <w:szCs w:val="20"/>
+        </w:rPr>
+        <w:t xml:space="preserve">waqt_apresmidi</w:t>
+      </w:r>
+    </w:p>
+    <w:p>
+      <w:pPr>
+        <w:spacing w:after="60"/>
+      </w:pPr>
+      <w:r>
+        <w:rPr>
+          <w:rFonts w:ascii="Cormorant Garamond" w:cs="Cormorant Garamond" w:eastAsia="Cormorant Garamond" w:hAnsi="Cormorant Garamond"/>
+          <w:sz w:val="22"/>
+          <w:szCs w:val="22"/>
+        </w:rPr>
+        <w:t xml:space="preserve">Le philosophe américain Charles Sanders Peirce écrivait en 1908 : « Le doute pur n’existe pas. On doute toujours d’une chose au nom d’une autre qu’on tient pour vraie. » Tu doutes peut-être d’Allah ce midi. Mais alors, qu’est-ce que tu tiens pour vrai en doutant ? La logique elle-même est un point d’appui. Et la logique vient d’un Auteur, ou alors elle ne vient de personne — ce qui est plus difficile à croire que d’avoir un Créateur.</w:t>
+      </w:r>
+    </w:p>
+    <w:p>
+      <w:pPr>
+        <w:pBdr>
+          <w:bottom w:val="single" w:color="CCCCCC" w:sz="1"/>
+        </w:pBdr>
+        <w:spacing w:after="200" w:before="200"/>
+      </w:pPr>
+    </w:p>
+    <w:p>
+      <w:pPr>
+        <w:spacing w:after="80"/>
+      </w:pPr>
+      <w:r>
+        <w:rPr>
+          <w:rFonts w:ascii="Cormorant Garamond" w:cs="Cormorant Garamond" w:eastAsia="Cormorant Garamond" w:hAnsi="Cormorant Garamond"/>
+          <w:b/>
+          <w:bCs/>
+          <w:sz w:val="28"/>
+          <w:szCs w:val="28"/>
+        </w:rPr>
+        <w:t xml:space="preserve">ASR — 40</w:t>
+      </w:r>
+    </w:p>
+    <w:p>
+      <w:pPr>
+        <w:spacing w:after="80"/>
+      </w:pPr>
+      <w:r>
+        <w:rPr>
+          <w:rFonts w:ascii="Cormorant Garamond" w:cs="Cormorant Garamond" w:eastAsia="Cormorant Garamond" w:hAnsi="Cormorant Garamond"/>
+          <w:i/>
+          <w:iCs/>
+          <w:color w:val="888888"/>
+          <w:sz w:val="20"/>
+          <w:szCs w:val="20"/>
+        </w:rPr>
+        <w:t xml:space="preserve">waqt_apresmidi</w:t>
+      </w:r>
+    </w:p>
+    <w:p>
+      <w:pPr>
+        <w:spacing w:after="60"/>
+      </w:pPr>
+      <w:r>
+        <w:rPr>
+          <w:rFonts w:ascii="Cormorant Garamond" w:cs="Cormorant Garamond" w:eastAsia="Cormorant Garamond" w:hAnsi="Cormorant Garamond"/>
+          <w:sz w:val="22"/>
+          <w:szCs w:val="22"/>
+        </w:rPr>
+        <w:t xml:space="preserve">Tu lis ces mots en ce moment. Des signes noirs sur un fond. Et dans ta tête, ils produisent du sens, de l’émotion, parfois une décision. Aucune machine ne fait vraiment cela. Aucune théorie complète n’explique pourquoi. Le Coran a été révélé pour être lu — iqra. La lecture elle-même est un mystère. Tu vis dedans sans le voir.</w:t>
+      </w:r>
+    </w:p>
+    <w:p>
+      <w:pPr>
+        <w:pBdr>
+          <w:bottom w:val="single" w:color="CCCCCC" w:sz="1"/>
+        </w:pBdr>
+        <w:spacing w:after="200" w:before="200"/>
+      </w:pPr>
+    </w:p>
+    <w:p>
+      <w:pPr>
+        <w:spacing w:after="80"/>
+      </w:pPr>
+      <w:r>
+        <w:rPr>
+          <w:rFonts w:ascii="Cormorant Garamond" w:cs="Cormorant Garamond" w:eastAsia="Cormorant Garamond" w:hAnsi="Cormorant Garamond"/>
+          <w:b/>
+          <w:bCs/>
+          <w:sz w:val="28"/>
+          <w:szCs w:val="28"/>
+        </w:rPr>
+        <w:t xml:space="preserve">ASR — 41</w:t>
+      </w:r>
+    </w:p>
+    <w:p>
+      <w:pPr>
+        <w:spacing w:after="80"/>
+      </w:pPr>
+      <w:r>
+        <w:rPr>
+          <w:rFonts w:ascii="Cormorant Garamond" w:cs="Cormorant Garamond" w:eastAsia="Cormorant Garamond" w:hAnsi="Cormorant Garamond"/>
+          <w:i/>
+          <w:iCs/>
+          <w:color w:val="888888"/>
+          <w:sz w:val="20"/>
+          <w:szCs w:val="20"/>
+        </w:rPr>
+        <w:t xml:space="preserve">waqt_apresmidi</w:t>
+      </w:r>
+    </w:p>
+    <w:p>
+      <w:pPr>
+        <w:spacing w:after="60"/>
+      </w:pPr>
+      <w:r>
+        <w:rPr>
+          <w:rFonts w:ascii="Cormorant Garamond" w:cs="Cormorant Garamond" w:eastAsia="Cormorant Garamond" w:hAnsi="Cormorant Garamond"/>
+          <w:sz w:val="22"/>
+          <w:szCs w:val="22"/>
+        </w:rPr>
+        <w:t xml:space="preserve">Tu reconnais le visage de ta mère parmi un milliard. En moins d’une seconde. Sans réfléchir. Aucun ordinateur n’égale cette performance malgré des décennies de recherche en reconnaissance faciale. Et pourtant ton cerveau le fait depuis ta naissance. Tu ne l’as pas appris — c’était déjà là. Quelque chose était écrit en toi avant toi. Et écrit par quelqu’un qui savait ce que tu rencontrerais.</w:t>
+      </w:r>
+    </w:p>
+    <w:p>
+      <w:pPr>
+        <w:pBdr>
+          <w:bottom w:val="single" w:color="CCCCCC" w:sz="1"/>
+        </w:pBdr>
+        <w:spacing w:after="200" w:before="200"/>
+      </w:pPr>
+    </w:p>
+    <w:p>
+      <w:pPr>
+        <w:spacing w:after="80"/>
+      </w:pPr>
+      <w:r>
+        <w:rPr>
+          <w:rFonts w:ascii="Cormorant Garamond" w:cs="Cormorant Garamond" w:eastAsia="Cormorant Garamond" w:hAnsi="Cormorant Garamond"/>
+          <w:b/>
+          <w:bCs/>
+          <w:sz w:val="28"/>
+          <w:szCs w:val="28"/>
+        </w:rPr>
+        <w:t xml:space="preserve">ASR — 42</w:t>
+      </w:r>
+    </w:p>
+    <w:p>
+      <w:pPr>
+        <w:spacing w:after="80"/>
+      </w:pPr>
+      <w:r>
+        <w:rPr>
+          <w:rFonts w:ascii="Cormorant Garamond" w:cs="Cormorant Garamond" w:eastAsia="Cormorant Garamond" w:hAnsi="Cormorant Garamond"/>
+          <w:i/>
+          <w:iCs/>
+          <w:color w:val="888888"/>
+          <w:sz w:val="20"/>
+          <w:szCs w:val="20"/>
+        </w:rPr>
+        <w:t xml:space="preserve">waqt_apresmidi</w:t>
+      </w:r>
+    </w:p>
+    <w:p>
+      <w:pPr>
+        <w:spacing w:after="60"/>
+      </w:pPr>
+      <w:r>
+        <w:rPr>
+          <w:rFonts w:ascii="Cormorant Garamond" w:cs="Cormorant Garamond" w:eastAsia="Cormorant Garamond" w:hAnsi="Cormorant Garamond"/>
+          <w:sz w:val="22"/>
+          <w:szCs w:val="22"/>
+        </w:rPr>
+        <w:t xml:space="preserve">Tu sens le froid sur ta peau et tu sais sans réfléchir si c’est l’air, l’eau, le métal qui te touche. Ta peau distingue plusieurs types de sensations thermiques — chacune par des récepteurs distincts. Tu n’as pas demandé cette précision. Elle était dans le contrat. Allah dit : « Sois ! et c’est. » (Coran 36:82). Y compris cette nuance dans tes doigts.</w:t>
+      </w:r>
+    </w:p>
+    <w:p>
+      <w:pPr>
+        <w:pBdr>
+          <w:bottom w:val="single" w:color="CCCCCC" w:sz="1"/>
+        </w:pBdr>
+        <w:spacing w:after="200" w:before="200"/>
+      </w:pPr>
+    </w:p>
+    <w:p>
+      <w:pPr>
+        <w:spacing w:after="80"/>
+      </w:pPr>
+      <w:r>
+        <w:rPr>
+          <w:rFonts w:ascii="Cormorant Garamond" w:cs="Cormorant Garamond" w:eastAsia="Cormorant Garamond" w:hAnsi="Cormorant Garamond"/>
+          <w:b/>
+          <w:bCs/>
+          <w:sz w:val="28"/>
+          <w:szCs w:val="28"/>
+        </w:rPr>
+        <w:t xml:space="preserve">ASR — 43</w:t>
+      </w:r>
+    </w:p>
+    <w:p>
+      <w:pPr>
+        <w:spacing w:after="80"/>
+      </w:pPr>
+      <w:r>
+        <w:rPr>
+          <w:rFonts w:ascii="Cormorant Garamond" w:cs="Cormorant Garamond" w:eastAsia="Cormorant Garamond" w:hAnsi="Cormorant Garamond"/>
+          <w:i/>
+          <w:iCs/>
+          <w:color w:val="888888"/>
+          <w:sz w:val="20"/>
+          <w:szCs w:val="20"/>
+        </w:rPr>
+        <w:t xml:space="preserve">waqt_apresmidi</w:t>
+      </w:r>
+    </w:p>
+    <w:p>
+      <w:pPr>
+        <w:spacing w:after="60"/>
+      </w:pPr>
+      <w:r>
+        <w:rPr>
+          <w:rFonts w:ascii="Cormorant Garamond" w:cs="Cormorant Garamond" w:eastAsia="Cormorant Garamond" w:hAnsi="Cormorant Garamond"/>
+          <w:sz w:val="22"/>
+          <w:szCs w:val="22"/>
+        </w:rPr>
+        <w:t xml:space="preserve">Un nouveau-né reconnaît la voix de sa mère parmi toutes les autres dès le premier jour. Comment ? Il l’a entendue à travers la paroi du ventre pendant des mois. Avant même de naître, tu avais déjà une mémoire. Et le premier souvenir d’un humain n’est pas une image — c’est une voix. Allah a inscrit en toi un attachement avant l’air.</w:t>
+      </w:r>
+    </w:p>
+    <w:p>
+      <w:pPr>
+        <w:pBdr>
+          <w:bottom w:val="single" w:color="CCCCCC" w:sz="1"/>
+        </w:pBdr>
+        <w:spacing w:after="200" w:before="200"/>
+      </w:pPr>
+    </w:p>
+    <w:p>
+      <w:pPr>
+        <w:spacing w:after="80"/>
+      </w:pPr>
+      <w:r>
+        <w:rPr>
+          <w:rFonts w:ascii="Cormorant Garamond" w:cs="Cormorant Garamond" w:eastAsia="Cormorant Garamond" w:hAnsi="Cormorant Garamond"/>
+          <w:b/>
+          <w:bCs/>
+          <w:sz w:val="28"/>
+          <w:szCs w:val="28"/>
+        </w:rPr>
+        <w:t xml:space="preserve">ASR — 44</w:t>
+      </w:r>
+    </w:p>
+    <w:p>
+      <w:pPr>
+        <w:spacing w:after="80"/>
+      </w:pPr>
+      <w:r>
+        <w:rPr>
+          <w:rFonts w:ascii="Cormorant Garamond" w:cs="Cormorant Garamond" w:eastAsia="Cormorant Garamond" w:hAnsi="Cormorant Garamond"/>
+          <w:i/>
+          <w:iCs/>
+          <w:color w:val="888888"/>
+          <w:sz w:val="20"/>
+          <w:szCs w:val="20"/>
+        </w:rPr>
+        <w:t xml:space="preserve">waqt_apresmidi</w:t>
+      </w:r>
+    </w:p>
+    <w:p>
+      <w:pPr>
+        <w:spacing w:after="60"/>
+      </w:pPr>
+      <w:r>
+        <w:rPr>
+          <w:rFonts w:ascii="Cormorant Garamond" w:cs="Cormorant Garamond" w:eastAsia="Cormorant Garamond" w:hAnsi="Cormorant Garamond"/>
+          <w:sz w:val="22"/>
+          <w:szCs w:val="22"/>
+        </w:rPr>
+        <w:t xml:space="preserve">Le Soleil émet en permanence l’équivalent d’innombrables explosions thermonucléaires. Et tu n’entends rien. Pourquoi ? Parce que l’espace est vide — il n’y a rien pour transporter le son. Si l’espace avait été plein d’air, le bruit du Soleil te rendrait sourd. Allah a posé le silence entre Lui et toi pour que tu puisses penser.</w:t>
+      </w:r>
+    </w:p>
+    <w:p>
+      <w:pPr>
+        <w:pBdr>
+          <w:bottom w:val="single" w:color="CCCCCC" w:sz="1"/>
+        </w:pBdr>
+        <w:spacing w:after="200" w:before="200"/>
+      </w:pPr>
+    </w:p>
+    <w:p>
+      <w:pPr>
+        <w:spacing w:after="80"/>
+      </w:pPr>
+      <w:r>
+        <w:rPr>
+          <w:rFonts w:ascii="Cormorant Garamond" w:cs="Cormorant Garamond" w:eastAsia="Cormorant Garamond" w:hAnsi="Cormorant Garamond"/>
+          <w:b/>
+          <w:bCs/>
+          <w:sz w:val="28"/>
+          <w:szCs w:val="28"/>
+        </w:rPr>
+        <w:t xml:space="preserve">ASR — 45</w:t>
+      </w:r>
+    </w:p>
+    <w:p>
+      <w:pPr>
+        <w:spacing w:after="80"/>
+      </w:pPr>
+      <w:r>
+        <w:rPr>
+          <w:rFonts w:ascii="Cormorant Garamond" w:cs="Cormorant Garamond" w:eastAsia="Cormorant Garamond" w:hAnsi="Cormorant Garamond"/>
+          <w:i/>
+          <w:iCs/>
+          <w:color w:val="888888"/>
+          <w:sz w:val="20"/>
+          <w:szCs w:val="20"/>
+        </w:rPr>
+        <w:t xml:space="preserve">waqt_apresmidi</w:t>
+      </w:r>
+    </w:p>
+    <w:p>
+      <w:pPr>
+        <w:spacing w:after="60"/>
+      </w:pPr>
+      <w:r>
+        <w:rPr>
+          <w:rFonts w:ascii="Cormorant Garamond" w:cs="Cormorant Garamond" w:eastAsia="Cormorant Garamond" w:hAnsi="Cormorant Garamond"/>
+          <w:sz w:val="22"/>
+          <w:szCs w:val="22"/>
+        </w:rPr>
+        <w:t xml:space="preserve">La Terre tourne autour du Soleil à environ 107 000 km/h. Et le Soleil lui-même se déplace dans la Voie lactée à plusieurs centaines de milliers de km/h. Tu marches sur cette structure en mouvement permanent. Et tu ne sens rien. Quelqu’un règle tout cela pour que tu puisses lire ces mots assis, sans être déchiré par la vitesse.</w:t>
+      </w:r>
+    </w:p>
+    <w:p>
+      <w:pPr>
+        <w:pBdr>
+          <w:bottom w:val="single" w:color="CCCCCC" w:sz="1"/>
+        </w:pBdr>
+        <w:spacing w:after="200" w:before="200"/>
+      </w:pPr>
+    </w:p>
+    <w:p>
+      <w:pPr>
+        <w:spacing w:after="80"/>
+      </w:pPr>
+      <w:r>
+        <w:rPr>
+          <w:rFonts w:ascii="Cormorant Garamond" w:cs="Cormorant Garamond" w:eastAsia="Cormorant Garamond" w:hAnsi="Cormorant Garamond"/>
+          <w:b/>
+          <w:bCs/>
+          <w:sz w:val="28"/>
+          <w:szCs w:val="28"/>
+        </w:rPr>
+        <w:t xml:space="preserve">ASR — 46</w:t>
+      </w:r>
+    </w:p>
+    <w:p>
+      <w:pPr>
+        <w:spacing w:after="80"/>
+      </w:pPr>
+      <w:r>
+        <w:rPr>
+          <w:rFonts w:ascii="Cormorant Garamond" w:cs="Cormorant Garamond" w:eastAsia="Cormorant Garamond" w:hAnsi="Cormorant Garamond"/>
+          <w:i/>
+          <w:iCs/>
+          <w:color w:val="888888"/>
+          <w:sz w:val="20"/>
+          <w:szCs w:val="20"/>
+        </w:rPr>
+        <w:t xml:space="preserve">waqt_apresmidi</w:t>
+      </w:r>
+    </w:p>
+    <w:p>
+      <w:pPr>
+        <w:spacing w:after="60"/>
+      </w:pPr>
+      <w:r>
+        <w:rPr>
+          <w:rFonts w:ascii="Cormorant Garamond" w:cs="Cormorant Garamond" w:eastAsia="Cormorant Garamond" w:hAnsi="Cormorant Garamond"/>
+          <w:sz w:val="22"/>
+          <w:szCs w:val="22"/>
+        </w:rPr>
+        <w:t xml:space="preserve">La lumière du Soleil met environ 8 minutes pour t’atteindre. Si le Soleil disparaissait à l’instant, tu ne le saurais pas pendant 8 minutes. Tu vivrais 8 minutes dans une lumière déjà morte. Allah dit : « Toute chose périra sauf Son Visage. » (Coran 28:88). Même le soleil que tu vois est déjà un peu du passé. Seul Lui est entièrement présent.</w:t>
+      </w:r>
+    </w:p>
+    <w:p>
+      <w:pPr>
+        <w:pBdr>
+          <w:bottom w:val="single" w:color="CCCCCC" w:sz="1"/>
+        </w:pBdr>
+        <w:spacing w:after="200" w:before="200"/>
+      </w:pPr>
+    </w:p>
+    <w:p>
+      <w:pPr>
+        <w:spacing w:after="80"/>
+      </w:pPr>
+      <w:r>
+        <w:rPr>
+          <w:rFonts w:ascii="Cormorant Garamond" w:cs="Cormorant Garamond" w:eastAsia="Cormorant Garamond" w:hAnsi="Cormorant Garamond"/>
+          <w:b/>
+          <w:bCs/>
+          <w:sz w:val="28"/>
+          <w:szCs w:val="28"/>
+        </w:rPr>
+        <w:t xml:space="preserve">ASR — 47</w:t>
+      </w:r>
+    </w:p>
+    <w:p>
+      <w:pPr>
+        <w:spacing w:after="80"/>
+      </w:pPr>
+      <w:r>
+        <w:rPr>
+          <w:rFonts w:ascii="Cormorant Garamond" w:cs="Cormorant Garamond" w:eastAsia="Cormorant Garamond" w:hAnsi="Cormorant Garamond"/>
+          <w:i/>
+          <w:iCs/>
+          <w:color w:val="888888"/>
+          <w:sz w:val="20"/>
+          <w:szCs w:val="20"/>
+        </w:rPr>
+        <w:t xml:space="preserve">waqt_apresmidi</w:t>
+      </w:r>
+    </w:p>
+    <w:p>
+      <w:pPr>
+        <w:spacing w:after="60"/>
+      </w:pPr>
+      <w:r>
+        <w:rPr>
+          <w:rFonts w:ascii="Cormorant Garamond" w:cs="Cormorant Garamond" w:eastAsia="Cormorant Garamond" w:hAnsi="Cormorant Garamond"/>
+          <w:sz w:val="22"/>
+          <w:szCs w:val="22"/>
+        </w:rPr>
+        <w:t xml:space="preserve">Le nombre mathématique e — environ 2,71828 — apparaît dans des domaines totalement indépendants : la croissance bactérienne, les intérêts composés, la radioactivité, certaines lois physiques. Aucune raison naturelle évidente ne relie ces phénomènes. Et pourtant cette constante les traverse. Allah dit : « Et toute chose, Nous l’avons comptée en l’inscrivant. » (Coran 72:28). Le réel a une grammaire — et la grammaire a un Auteur.</w:t>
       </w:r>
     </w:p>
     <w:p>

--- a/ECRITS_NIYYAH/waqt_phrases.docx
+++ b/ECRITS_NIYYAH/waqt_phrases.docx
@@ -7116,6 +7116,4998 @@
           <w:szCs w:val="22"/>
         </w:rPr>
         <w:t xml:space="preserve">Le nombre mathématique e — environ 2,71828 — apparaît dans des domaines totalement indépendants : la croissance bactérienne, les intérêts composés, la radioactivité, certaines lois physiques. Aucune raison naturelle évidente ne relie ces phénomènes. Et pourtant cette constante les traverse. Allah dit : « Et toute chose, Nous l’avons comptée en l’inscrivant. » (Coran 72:28). Le réel a une grammaire — et la grammaire a un Auteur.</w:t>
+      </w:r>
+    </w:p>
+    <w:p>
+      <w:pPr>
+        <w:pBdr>
+          <w:bottom w:val="single" w:color="CCCCCC" w:sz="1"/>
+        </w:pBdr>
+        <w:spacing w:after="200" w:before="200"/>
+      </w:pPr>
+    </w:p>
+    <w:p>
+      <w:pPr>
+        <w:spacing w:after="80"/>
+      </w:pPr>
+      <w:r>
+        <w:rPr>
+          <w:rFonts w:ascii="Cormorant Garamond" w:cs="Cormorant Garamond" w:eastAsia="Cormorant Garamond" w:hAnsi="Cormorant Garamond"/>
+          <w:b/>
+          <w:bCs/>
+          <w:sz w:val="28"/>
+          <w:szCs w:val="28"/>
+        </w:rPr>
+        <w:t xml:space="preserve">ASR — 48</w:t>
+      </w:r>
+    </w:p>
+    <w:p>
+      <w:pPr>
+        <w:spacing w:after="80"/>
+      </w:pPr>
+      <w:r>
+        <w:rPr>
+          <w:rFonts w:ascii="Cormorant Garamond" w:cs="Cormorant Garamond" w:eastAsia="Cormorant Garamond" w:hAnsi="Cormorant Garamond"/>
+          <w:i/>
+          <w:iCs/>
+          <w:color w:val="888888"/>
+          <w:sz w:val="20"/>
+          <w:szCs w:val="20"/>
+        </w:rPr>
+        <w:t xml:space="preserve">waqt_apresmidi</w:t>
+      </w:r>
+    </w:p>
+    <w:p>
+      <w:pPr>
+        <w:spacing w:after="60"/>
+      </w:pPr>
+      <w:r>
+        <w:rPr>
+          <w:rFonts w:ascii="Cormorant Garamond" w:cs="Cormorant Garamond" w:eastAsia="Cormorant Garamond" w:hAnsi="Cormorant Garamond"/>
+          <w:sz w:val="22"/>
+          <w:szCs w:val="22"/>
+        </w:rPr>
+        <w:t xml:space="preserve">Le tardigrade — un animal microscopique vivant dans la mousse — peut survivre dans le vide spatial, à -270°C, sous des radiations qui désintègrent l’ADN humain. En 2007, l’Agence spatiale européenne en a envoyé en orbite dix jours sans protection. Beaucoup sont revenus vivants. Personne ne sait pourquoi cet animal possède des capacités qui ne servent à rien dans son habitat naturel. Allah dote parfois Ses créatures de ce dont elles n’auront jamais besoin. Cela ressemble à un signe.</w:t>
+      </w:r>
+    </w:p>
+    <w:p>
+      <w:pPr>
+        <w:pBdr>
+          <w:bottom w:val="single" w:color="CCCCCC" w:sz="1"/>
+        </w:pBdr>
+        <w:spacing w:after="200" w:before="200"/>
+      </w:pPr>
+    </w:p>
+    <w:p>
+      <w:pPr>
+        <w:spacing w:after="80"/>
+      </w:pPr>
+      <w:r>
+        <w:rPr>
+          <w:rFonts w:ascii="Cormorant Garamond" w:cs="Cormorant Garamond" w:eastAsia="Cormorant Garamond" w:hAnsi="Cormorant Garamond"/>
+          <w:b/>
+          <w:bCs/>
+          <w:sz w:val="28"/>
+          <w:szCs w:val="28"/>
+        </w:rPr>
+        <w:t xml:space="preserve">ASR — 49</w:t>
+      </w:r>
+    </w:p>
+    <w:p>
+      <w:pPr>
+        <w:spacing w:after="80"/>
+      </w:pPr>
+      <w:r>
+        <w:rPr>
+          <w:rFonts w:ascii="Cormorant Garamond" w:cs="Cormorant Garamond" w:eastAsia="Cormorant Garamond" w:hAnsi="Cormorant Garamond"/>
+          <w:i/>
+          <w:iCs/>
+          <w:color w:val="888888"/>
+          <w:sz w:val="20"/>
+          <w:szCs w:val="20"/>
+        </w:rPr>
+        <w:t xml:space="preserve">waqt_apresmidi</w:t>
+      </w:r>
+    </w:p>
+    <w:p>
+      <w:pPr>
+        <w:spacing w:after="60"/>
+      </w:pPr>
+      <w:r>
+        <w:rPr>
+          <w:rFonts w:ascii="Cormorant Garamond" w:cs="Cormorant Garamond" w:eastAsia="Cormorant Garamond" w:hAnsi="Cormorant Garamond"/>
+          <w:sz w:val="22"/>
+          <w:szCs w:val="22"/>
+        </w:rPr>
+        <w:t xml:space="preserve">Le nocebo est le miroir noir du placebo. Un patient à qui on dit qu’une pilule inoffensive provoquera des douleurs ressent réellement ces douleurs. Le mot devient symptôme. L’esprit fabrique du mal à partir d’une simple croyance fausse. Si une croyance fausse peut blesser ton corps, qu’est-ce qu’une mauvaise pensée nourrie en silence peut faire à ton âme ? Le Coran dit : « C’est dans le souvenir d’Allah que les cœurs s’apaisent. » (Coran 13:28).</w:t>
+      </w:r>
+    </w:p>
+    <w:p>
+      <w:pPr>
+        <w:pBdr>
+          <w:bottom w:val="single" w:color="CCCCCC" w:sz="1"/>
+        </w:pBdr>
+        <w:spacing w:after="200" w:before="200"/>
+      </w:pPr>
+    </w:p>
+    <w:p>
+      <w:pPr>
+        <w:spacing w:after="80"/>
+      </w:pPr>
+      <w:r>
+        <w:rPr>
+          <w:rFonts w:ascii="Cormorant Garamond" w:cs="Cormorant Garamond" w:eastAsia="Cormorant Garamond" w:hAnsi="Cormorant Garamond"/>
+          <w:b/>
+          <w:bCs/>
+          <w:sz w:val="28"/>
+          <w:szCs w:val="28"/>
+        </w:rPr>
+        <w:t xml:space="preserve">ASR — 50</w:t>
+      </w:r>
+    </w:p>
+    <w:p>
+      <w:pPr>
+        <w:spacing w:after="80"/>
+      </w:pPr>
+      <w:r>
+        <w:rPr>
+          <w:rFonts w:ascii="Cormorant Garamond" w:cs="Cormorant Garamond" w:eastAsia="Cormorant Garamond" w:hAnsi="Cormorant Garamond"/>
+          <w:i/>
+          <w:iCs/>
+          <w:color w:val="888888"/>
+          <w:sz w:val="20"/>
+          <w:szCs w:val="20"/>
+        </w:rPr>
+        <w:t xml:space="preserve">waqt_apresmidi</w:t>
+      </w:r>
+    </w:p>
+    <w:p>
+      <w:pPr>
+        <w:spacing w:after="60"/>
+      </w:pPr>
+      <w:r>
+        <w:rPr>
+          <w:rFonts w:ascii="Cormorant Garamond" w:cs="Cormorant Garamond" w:eastAsia="Cormorant Garamond" w:hAnsi="Cormorant Garamond"/>
+          <w:sz w:val="22"/>
+          <w:szCs w:val="22"/>
+        </w:rPr>
+        <w:t xml:space="preserve">Ton cerveau contient environ 86 milliards de neurones — un peu moins que les étoiles de la Voie lactée. Mais ces neurones forment près de 100 mille milliards de connexions (synapses). Un seul cerveau humain contient plus de connexions qu’il n’y a d’étoiles dans environ 500 galaxies comme la nôtre. Tu portes un cosmos plus dense que celui que tu regardes la nuit. Et tu n’as rien fait pour l’avoir.</w:t>
+      </w:r>
+    </w:p>
+    <w:p>
+      <w:pPr>
+        <w:pBdr>
+          <w:bottom w:val="single" w:color="CCCCCC" w:sz="1"/>
+        </w:pBdr>
+        <w:spacing w:after="200" w:before="200"/>
+      </w:pPr>
+    </w:p>
+    <w:p>
+      <w:pPr>
+        <w:spacing w:after="80"/>
+      </w:pPr>
+      <w:r>
+        <w:rPr>
+          <w:rFonts w:ascii="Cormorant Garamond" w:cs="Cormorant Garamond" w:eastAsia="Cormorant Garamond" w:hAnsi="Cormorant Garamond"/>
+          <w:b/>
+          <w:bCs/>
+          <w:sz w:val="28"/>
+          <w:szCs w:val="28"/>
+        </w:rPr>
+        <w:t xml:space="preserve">ASR — 51</w:t>
+      </w:r>
+    </w:p>
+    <w:p>
+      <w:pPr>
+        <w:spacing w:after="80"/>
+      </w:pPr>
+      <w:r>
+        <w:rPr>
+          <w:rFonts w:ascii="Cormorant Garamond" w:cs="Cormorant Garamond" w:eastAsia="Cormorant Garamond" w:hAnsi="Cormorant Garamond"/>
+          <w:i/>
+          <w:iCs/>
+          <w:color w:val="888888"/>
+          <w:sz w:val="20"/>
+          <w:szCs w:val="20"/>
+        </w:rPr>
+        <w:t xml:space="preserve">waqt_apresmidi</w:t>
+      </w:r>
+    </w:p>
+    <w:p>
+      <w:pPr>
+        <w:spacing w:after="60"/>
+      </w:pPr>
+      <w:r>
+        <w:rPr>
+          <w:rFonts w:ascii="Cormorant Garamond" w:cs="Cormorant Garamond" w:eastAsia="Cormorant Garamond" w:hAnsi="Cormorant Garamond"/>
+          <w:sz w:val="22"/>
+          <w:szCs w:val="22"/>
+        </w:rPr>
+        <w:t xml:space="preserve">Tu bâilles quand quelqu’un bâille à côté de toi. Tu bâilles même en lisant le mot « bâiller ». Personne ne sait pourquoi. Aucune théorie n’explique vraiment ce phénomène. Mais une chose est sûre : il y a entre toi et les autres un canal invisible qui s’active sans que personne ne le commande. Allah a tissé entre les âmes des ponts que la science ne voit pas.</w:t>
+      </w:r>
+    </w:p>
+    <w:p>
+      <w:pPr>
+        <w:pBdr>
+          <w:bottom w:val="single" w:color="CCCCCC" w:sz="1"/>
+        </w:pBdr>
+        <w:spacing w:after="200" w:before="200"/>
+      </w:pPr>
+    </w:p>
+    <w:p>
+      <w:pPr>
+        <w:spacing w:after="80"/>
+      </w:pPr>
+      <w:r>
+        <w:rPr>
+          <w:rFonts w:ascii="Cormorant Garamond" w:cs="Cormorant Garamond" w:eastAsia="Cormorant Garamond" w:hAnsi="Cormorant Garamond"/>
+          <w:b/>
+          <w:bCs/>
+          <w:sz w:val="28"/>
+          <w:szCs w:val="28"/>
+        </w:rPr>
+        <w:t xml:space="preserve">ASR — 52</w:t>
+      </w:r>
+    </w:p>
+    <w:p>
+      <w:pPr>
+        <w:spacing w:after="80"/>
+      </w:pPr>
+      <w:r>
+        <w:rPr>
+          <w:rFonts w:ascii="Cormorant Garamond" w:cs="Cormorant Garamond" w:eastAsia="Cormorant Garamond" w:hAnsi="Cormorant Garamond"/>
+          <w:i/>
+          <w:iCs/>
+          <w:color w:val="888888"/>
+          <w:sz w:val="20"/>
+          <w:szCs w:val="20"/>
+        </w:rPr>
+        <w:t xml:space="preserve">waqt_apresmidi</w:t>
+      </w:r>
+    </w:p>
+    <w:p>
+      <w:pPr>
+        <w:spacing w:after="60"/>
+      </w:pPr>
+      <w:r>
+        <w:rPr>
+          <w:rFonts w:ascii="Cormorant Garamond" w:cs="Cormorant Garamond" w:eastAsia="Cormorant Garamond" w:hAnsi="Cormorant Garamond"/>
+          <w:sz w:val="22"/>
+          <w:szCs w:val="22"/>
+        </w:rPr>
+        <w:t xml:space="preserve">Tu sens parfois qu’on te regarde — et tu te retournes. Souvent quelqu’un te regardait en effet. La science n’a pas d’explication consensuelle. Plusieurs expériences à l’université de Cambridge ont mesuré ce phénomène et le constatent. Quelque chose en toi capte ce que tes cinq sens ne devraient pas saisir. Si tu sens un regard humain, peux-tu vraiment ignorer le Regard divin qui ne te quitte jamais ?</w:t>
+      </w:r>
+    </w:p>
+    <w:p>
+      <w:pPr>
+        <w:pBdr>
+          <w:bottom w:val="single" w:color="CCCCCC" w:sz="1"/>
+        </w:pBdr>
+        <w:spacing w:after="200" w:before="200"/>
+      </w:pPr>
+    </w:p>
+    <w:p>
+      <w:pPr>
+        <w:spacing w:after="80"/>
+      </w:pPr>
+      <w:r>
+        <w:rPr>
+          <w:rFonts w:ascii="Cormorant Garamond" w:cs="Cormorant Garamond" w:eastAsia="Cormorant Garamond" w:hAnsi="Cormorant Garamond"/>
+          <w:b/>
+          <w:bCs/>
+          <w:sz w:val="28"/>
+          <w:szCs w:val="28"/>
+        </w:rPr>
+        <w:t xml:space="preserve">ASR — 53</w:t>
+      </w:r>
+    </w:p>
+    <w:p>
+      <w:pPr>
+        <w:spacing w:after="80"/>
+      </w:pPr>
+      <w:r>
+        <w:rPr>
+          <w:rFonts w:ascii="Cormorant Garamond" w:cs="Cormorant Garamond" w:eastAsia="Cormorant Garamond" w:hAnsi="Cormorant Garamond"/>
+          <w:i/>
+          <w:iCs/>
+          <w:color w:val="888888"/>
+          <w:sz w:val="20"/>
+          <w:szCs w:val="20"/>
+        </w:rPr>
+        <w:t xml:space="preserve">waqt_apresmidi</w:t>
+      </w:r>
+    </w:p>
+    <w:p>
+      <w:pPr>
+        <w:spacing w:after="60"/>
+      </w:pPr>
+      <w:r>
+        <w:rPr>
+          <w:rFonts w:ascii="Cormorant Garamond" w:cs="Cormorant Garamond" w:eastAsia="Cormorant Garamond" w:hAnsi="Cormorant Garamond"/>
+          <w:sz w:val="22"/>
+          <w:szCs w:val="22"/>
+        </w:rPr>
+        <w:t xml:space="preserve">Quand un patient meurt, son corps perd quelques grammes au moment exact du décès. Plusieurs études depuis 1907 (Duncan MacDougall) ont essayé de mesurer ce phénomène. Les résultats restent débattus et contestés. Mais aucune explication matérielle complète n’a fait consensus. Quelque chose s’en va au moment où le souffle s’arrête. Allah a appelé cela la nafs.</w:t>
+      </w:r>
+    </w:p>
+    <w:p>
+      <w:pPr>
+        <w:pBdr>
+          <w:bottom w:val="single" w:color="CCCCCC" w:sz="1"/>
+        </w:pBdr>
+        <w:spacing w:after="200" w:before="200"/>
+      </w:pPr>
+    </w:p>
+    <w:p>
+      <w:pPr>
+        <w:spacing w:after="80"/>
+      </w:pPr>
+      <w:r>
+        <w:rPr>
+          <w:rFonts w:ascii="Cormorant Garamond" w:cs="Cormorant Garamond" w:eastAsia="Cormorant Garamond" w:hAnsi="Cormorant Garamond"/>
+          <w:b/>
+          <w:bCs/>
+          <w:sz w:val="28"/>
+          <w:szCs w:val="28"/>
+        </w:rPr>
+        <w:t xml:space="preserve">ASR — 54</w:t>
+      </w:r>
+    </w:p>
+    <w:p>
+      <w:pPr>
+        <w:spacing w:after="80"/>
+      </w:pPr>
+      <w:r>
+        <w:rPr>
+          <w:rFonts w:ascii="Cormorant Garamond" w:cs="Cormorant Garamond" w:eastAsia="Cormorant Garamond" w:hAnsi="Cormorant Garamond"/>
+          <w:i/>
+          <w:iCs/>
+          <w:color w:val="888888"/>
+          <w:sz w:val="20"/>
+          <w:szCs w:val="20"/>
+        </w:rPr>
+        <w:t xml:space="preserve">waqt_apresmidi</w:t>
+      </w:r>
+    </w:p>
+    <w:p>
+      <w:pPr>
+        <w:spacing w:after="60"/>
+      </w:pPr>
+      <w:r>
+        <w:rPr>
+          <w:rFonts w:ascii="Cormorant Garamond" w:cs="Cormorant Garamond" w:eastAsia="Cormorant Garamond" w:hAnsi="Cormorant Garamond"/>
+          <w:sz w:val="22"/>
+          <w:szCs w:val="22"/>
+        </w:rPr>
+        <w:t xml:space="preserve">Lors d’une catastrophe naturelle (tsunami, tremblement de terre), de nombreux animaux fuient plusieurs heures avant l’événement. Documenté en 2004 à Sri Lanka, où peu de cadavres d’éléphants, de buffles ou de chiens furent retrouvés. Aucun mécanisme scientifique complet ne l’explique. Allah dit : « Toute créature glorifie Sa louange — mais vous ne comprenez pas leur glorification. » (Coran 17:44). Les animaux savent. Toi tu lis.</w:t>
+      </w:r>
+    </w:p>
+    <w:p>
+      <w:pPr>
+        <w:pBdr>
+          <w:bottom w:val="single" w:color="CCCCCC" w:sz="1"/>
+        </w:pBdr>
+        <w:spacing w:after="200" w:before="200"/>
+      </w:pPr>
+    </w:p>
+    <w:p>
+      <w:pPr>
+        <w:spacing w:after="80"/>
+      </w:pPr>
+      <w:r>
+        <w:rPr>
+          <w:rFonts w:ascii="Cormorant Garamond" w:cs="Cormorant Garamond" w:eastAsia="Cormorant Garamond" w:hAnsi="Cormorant Garamond"/>
+          <w:b/>
+          <w:bCs/>
+          <w:sz w:val="28"/>
+          <w:szCs w:val="28"/>
+        </w:rPr>
+        <w:t xml:space="preserve">ASR — 55</w:t>
+      </w:r>
+    </w:p>
+    <w:p>
+      <w:pPr>
+        <w:spacing w:after="80"/>
+      </w:pPr>
+      <w:r>
+        <w:rPr>
+          <w:rFonts w:ascii="Cormorant Garamond" w:cs="Cormorant Garamond" w:eastAsia="Cormorant Garamond" w:hAnsi="Cormorant Garamond"/>
+          <w:i/>
+          <w:iCs/>
+          <w:color w:val="888888"/>
+          <w:sz w:val="20"/>
+          <w:szCs w:val="20"/>
+        </w:rPr>
+        <w:t xml:space="preserve">waqt_apresmidi</w:t>
+      </w:r>
+    </w:p>
+    <w:p>
+      <w:pPr>
+        <w:spacing w:after="60"/>
+      </w:pPr>
+      <w:r>
+        <w:rPr>
+          <w:rFonts w:ascii="Cormorant Garamond" w:cs="Cormorant Garamond" w:eastAsia="Cormorant Garamond" w:hAnsi="Cormorant Garamond"/>
+          <w:sz w:val="22"/>
+          <w:szCs w:val="22"/>
+        </w:rPr>
+        <w:t xml:space="preserve">Plusieurs études (notamment celles du psychologue Stanley Krippner dans les années 1970 au Maimonides Medical Center) ont documenté des rêves contenant des informations que le rêveur n’aurait pas pu connaître. Les résultats restent discutés mais nombreux. Aucune théorie matérielle ne couvre tous les cas. Le Prophète ﷺ a dit : « Le bon rêve fait partie de la prophétie. » (Bukhari). Tu reçois parfois ce que ta tête seule ne pourrait pas produire.</w:t>
+      </w:r>
+    </w:p>
+    <w:p>
+      <w:pPr>
+        <w:pBdr>
+          <w:bottom w:val="single" w:color="CCCCCC" w:sz="1"/>
+        </w:pBdr>
+        <w:spacing w:after="200" w:before="200"/>
+      </w:pPr>
+    </w:p>
+    <w:p>
+      <w:pPr>
+        <w:spacing w:after="80"/>
+      </w:pPr>
+      <w:r>
+        <w:rPr>
+          <w:rFonts w:ascii="Cormorant Garamond" w:cs="Cormorant Garamond" w:eastAsia="Cormorant Garamond" w:hAnsi="Cormorant Garamond"/>
+          <w:b/>
+          <w:bCs/>
+          <w:sz w:val="28"/>
+          <w:szCs w:val="28"/>
+        </w:rPr>
+        <w:t xml:space="preserve">ASR — 56</w:t>
+      </w:r>
+    </w:p>
+    <w:p>
+      <w:pPr>
+        <w:spacing w:after="80"/>
+      </w:pPr>
+      <w:r>
+        <w:rPr>
+          <w:rFonts w:ascii="Cormorant Garamond" w:cs="Cormorant Garamond" w:eastAsia="Cormorant Garamond" w:hAnsi="Cormorant Garamond"/>
+          <w:i/>
+          <w:iCs/>
+          <w:color w:val="888888"/>
+          <w:sz w:val="20"/>
+          <w:szCs w:val="20"/>
+        </w:rPr>
+        <w:t xml:space="preserve">waqt_apresmidi</w:t>
+      </w:r>
+    </w:p>
+    <w:p>
+      <w:pPr>
+        <w:spacing w:after="60"/>
+      </w:pPr>
+      <w:r>
+        <w:rPr>
+          <w:rFonts w:ascii="Cormorant Garamond" w:cs="Cormorant Garamond" w:eastAsia="Cormorant Garamond" w:hAnsi="Cormorant Garamond"/>
+          <w:sz w:val="22"/>
+          <w:szCs w:val="22"/>
+        </w:rPr>
+        <w:t xml:space="preserve">Un nouveau-né cherche le sein maternel sans qu’on le lui apprenne. C’est ce qu’on appelle le breast crawl. Posé sur le ventre de sa mère, il rampe par micro-poussées et atteint le sein en moins d’une heure. Personne ne l’a guidé. Personne ne lui a dit. Allah dit : « Notre Seigneur est Celui qui a donné à chaque chose sa forme propre, puis qui l’a guidée. » (Coran 20:50). La guidance est inscrite avant le langage.</w:t>
+      </w:r>
+    </w:p>
+    <w:p>
+      <w:pPr>
+        <w:pBdr>
+          <w:bottom w:val="single" w:color="CCCCCC" w:sz="1"/>
+        </w:pBdr>
+        <w:spacing w:after="200" w:before="200"/>
+      </w:pPr>
+    </w:p>
+    <w:p>
+      <w:pPr>
+        <w:spacing w:after="80"/>
+      </w:pPr>
+      <w:r>
+        <w:rPr>
+          <w:rFonts w:ascii="Cormorant Garamond" w:cs="Cormorant Garamond" w:eastAsia="Cormorant Garamond" w:hAnsi="Cormorant Garamond"/>
+          <w:b/>
+          <w:bCs/>
+          <w:sz w:val="28"/>
+          <w:szCs w:val="28"/>
+        </w:rPr>
+        <w:t xml:space="preserve">ASR — 57</w:t>
+      </w:r>
+    </w:p>
+    <w:p>
+      <w:pPr>
+        <w:spacing w:after="80"/>
+      </w:pPr>
+      <w:r>
+        <w:rPr>
+          <w:rFonts w:ascii="Cormorant Garamond" w:cs="Cormorant Garamond" w:eastAsia="Cormorant Garamond" w:hAnsi="Cormorant Garamond"/>
+          <w:i/>
+          <w:iCs/>
+          <w:color w:val="888888"/>
+          <w:sz w:val="20"/>
+          <w:szCs w:val="20"/>
+        </w:rPr>
+        <w:t xml:space="preserve">waqt_apresmidi</w:t>
+      </w:r>
+    </w:p>
+    <w:p>
+      <w:pPr>
+        <w:spacing w:after="60"/>
+      </w:pPr>
+      <w:r>
+        <w:rPr>
+          <w:rFonts w:ascii="Cormorant Garamond" w:cs="Cormorant Garamond" w:eastAsia="Cormorant Garamond" w:hAnsi="Cormorant Garamond"/>
+          <w:sz w:val="22"/>
+          <w:szCs w:val="22"/>
+        </w:rPr>
+        <w:t xml:space="preserve">Une personne amputée ressent encore son membre disparu. Elle peut sentir des démangeaisons, des crampes, parfois la position exacte du pied qui n’existe plus. La médecine appelle cela la douleur fantôme et ne l’explique pas pleinement. Quelque chose en toi est plus grand que ton corps. Le Coran appelle cela la rouh. Tu portes en toi une réalité que la chirurgie ne peut pas amputer.</w:t>
+      </w:r>
+    </w:p>
+    <w:p>
+      <w:pPr>
+        <w:pBdr>
+          <w:bottom w:val="single" w:color="CCCCCC" w:sz="1"/>
+        </w:pBdr>
+        <w:spacing w:after="200" w:before="200"/>
+      </w:pPr>
+    </w:p>
+    <w:p>
+      <w:pPr>
+        <w:spacing w:after="80"/>
+      </w:pPr>
+      <w:r>
+        <w:rPr>
+          <w:rFonts w:ascii="Cormorant Garamond" w:cs="Cormorant Garamond" w:eastAsia="Cormorant Garamond" w:hAnsi="Cormorant Garamond"/>
+          <w:b/>
+          <w:bCs/>
+          <w:sz w:val="28"/>
+          <w:szCs w:val="28"/>
+        </w:rPr>
+        <w:t xml:space="preserve">ASR — 58</w:t>
+      </w:r>
+    </w:p>
+    <w:p>
+      <w:pPr>
+        <w:spacing w:after="80"/>
+      </w:pPr>
+      <w:r>
+        <w:rPr>
+          <w:rFonts w:ascii="Cormorant Garamond" w:cs="Cormorant Garamond" w:eastAsia="Cormorant Garamond" w:hAnsi="Cormorant Garamond"/>
+          <w:i/>
+          <w:iCs/>
+          <w:color w:val="888888"/>
+          <w:sz w:val="20"/>
+          <w:szCs w:val="20"/>
+        </w:rPr>
+        <w:t xml:space="preserve">waqt_apresmidi</w:t>
+      </w:r>
+    </w:p>
+    <w:p>
+      <w:pPr>
+        <w:spacing w:after="60"/>
+      </w:pPr>
+      <w:r>
+        <w:rPr>
+          <w:rFonts w:ascii="Cormorant Garamond" w:cs="Cormorant Garamond" w:eastAsia="Cormorant Garamond" w:hAnsi="Cormorant Garamond"/>
+          <w:sz w:val="22"/>
+          <w:szCs w:val="22"/>
+        </w:rPr>
+        <w:t xml:space="preserve">Les enfants qui survivent à des accidents graves dont leurs parents sont morts gardent rarement de souvenirs explicites — mais développent les mêmes phobies, les mêmes peurs nocturnes, les mêmes évitements que s’ils s’en souvenaient. La psychiatrie appelle cela la mémoire implicite. L’âme se souvient sans que la tête ne sache. Allah dit dans le hadith qudsi : « Je suis tel que Mon serviteur pense de Moi. » (Bukhari). Ce qui est gravé sous la conscience compte plus que ce que tu sais.</w:t>
+      </w:r>
+    </w:p>
+    <w:p>
+      <w:pPr>
+        <w:pBdr>
+          <w:bottom w:val="single" w:color="CCCCCC" w:sz="1"/>
+        </w:pBdr>
+        <w:spacing w:after="200" w:before="200"/>
+      </w:pPr>
+    </w:p>
+    <w:p>
+      <w:pPr>
+        <w:spacing w:after="80"/>
+      </w:pPr>
+      <w:r>
+        <w:rPr>
+          <w:rFonts w:ascii="Cormorant Garamond" w:cs="Cormorant Garamond" w:eastAsia="Cormorant Garamond" w:hAnsi="Cormorant Garamond"/>
+          <w:b/>
+          <w:bCs/>
+          <w:sz w:val="28"/>
+          <w:szCs w:val="28"/>
+        </w:rPr>
+        <w:t xml:space="preserve">ASR — 59</w:t>
+      </w:r>
+    </w:p>
+    <w:p>
+      <w:pPr>
+        <w:spacing w:after="80"/>
+      </w:pPr>
+      <w:r>
+        <w:rPr>
+          <w:rFonts w:ascii="Cormorant Garamond" w:cs="Cormorant Garamond" w:eastAsia="Cormorant Garamond" w:hAnsi="Cormorant Garamond"/>
+          <w:i/>
+          <w:iCs/>
+          <w:color w:val="888888"/>
+          <w:sz w:val="20"/>
+          <w:szCs w:val="20"/>
+        </w:rPr>
+        <w:t xml:space="preserve">waqt_apresmidi</w:t>
+      </w:r>
+    </w:p>
+    <w:p>
+      <w:pPr>
+        <w:spacing w:after="60"/>
+      </w:pPr>
+      <w:r>
+        <w:rPr>
+          <w:rFonts w:ascii="Cormorant Garamond" w:cs="Cormorant Garamond" w:eastAsia="Cormorant Garamond" w:hAnsi="Cormorant Garamond"/>
+          <w:sz w:val="22"/>
+          <w:szCs w:val="22"/>
+        </w:rPr>
+        <w:t xml:space="preserve">En physique quantique, le simple fait d’observer une particule modifie son comportement. Ce n’est pas une métaphore — c’est une loi physique mesurée. Une particule non-observée se comporte comme une onde ; observée, elle devient particule. La conscience interagit avec la matière. Personne ne sait vraiment pourquoi. Allah dit : « Il connaît ce qui est en vous, ce que vous cachez et ce que vous montrez. » (Coran 64:4). Le Regard divin est constitutif du réel.</w:t>
+      </w:r>
+    </w:p>
+    <w:p>
+      <w:pPr>
+        <w:pBdr>
+          <w:bottom w:val="single" w:color="CCCCCC" w:sz="1"/>
+        </w:pBdr>
+        <w:spacing w:after="200" w:before="200"/>
+      </w:pPr>
+    </w:p>
+    <w:p>
+      <w:pPr>
+        <w:spacing w:after="80"/>
+      </w:pPr>
+      <w:r>
+        <w:rPr>
+          <w:rFonts w:ascii="Cormorant Garamond" w:cs="Cormorant Garamond" w:eastAsia="Cormorant Garamond" w:hAnsi="Cormorant Garamond"/>
+          <w:b/>
+          <w:bCs/>
+          <w:sz w:val="28"/>
+          <w:szCs w:val="28"/>
+        </w:rPr>
+        <w:t xml:space="preserve">ASR — 60</w:t>
+      </w:r>
+    </w:p>
+    <w:p>
+      <w:pPr>
+        <w:spacing w:after="80"/>
+      </w:pPr>
+      <w:r>
+        <w:rPr>
+          <w:rFonts w:ascii="Cormorant Garamond" w:cs="Cormorant Garamond" w:eastAsia="Cormorant Garamond" w:hAnsi="Cormorant Garamond"/>
+          <w:i/>
+          <w:iCs/>
+          <w:color w:val="888888"/>
+          <w:sz w:val="20"/>
+          <w:szCs w:val="20"/>
+        </w:rPr>
+        <w:t xml:space="preserve">waqt_apresmidi</w:t>
+      </w:r>
+    </w:p>
+    <w:p>
+      <w:pPr>
+        <w:spacing w:after="60"/>
+      </w:pPr>
+      <w:r>
+        <w:rPr>
+          <w:rFonts w:ascii="Cormorant Garamond" w:cs="Cormorant Garamond" w:eastAsia="Cormorant Garamond" w:hAnsi="Cormorant Garamond"/>
+          <w:sz w:val="22"/>
+          <w:szCs w:val="22"/>
+        </w:rPr>
+        <w:t xml:space="preserve">Tu reconnais le goût d'un fruit avant même qu'il touche le fond de ta langue. Ton système gustatif intègre l'odeur, la texture, la température en moins d'une seconde et reconstruit une « fraise » dans ta tête. Aucun ordinateur ne fait ça. Et toi, tu mâches en pensant à autre chose. Si Allah a tellement soigné un instant aussi banal qu'une bouchée, qu'est-ce qu'Il a soigné pour les moments où tu Le pries ?</w:t>
+      </w:r>
+    </w:p>
+    <w:p>
+      <w:pPr>
+        <w:pBdr>
+          <w:bottom w:val="single" w:color="CCCCCC" w:sz="1"/>
+        </w:pBdr>
+        <w:spacing w:after="200" w:before="200"/>
+      </w:pPr>
+    </w:p>
+    <w:p>
+      <w:pPr>
+        <w:spacing w:after="80"/>
+      </w:pPr>
+      <w:r>
+        <w:rPr>
+          <w:rFonts w:ascii="Cormorant Garamond" w:cs="Cormorant Garamond" w:eastAsia="Cormorant Garamond" w:hAnsi="Cormorant Garamond"/>
+          <w:b/>
+          <w:bCs/>
+          <w:sz w:val="28"/>
+          <w:szCs w:val="28"/>
+        </w:rPr>
+        <w:t xml:space="preserve">ASR — 61</w:t>
+      </w:r>
+    </w:p>
+    <w:p>
+      <w:pPr>
+        <w:spacing w:after="80"/>
+      </w:pPr>
+      <w:r>
+        <w:rPr>
+          <w:rFonts w:ascii="Cormorant Garamond" w:cs="Cormorant Garamond" w:eastAsia="Cormorant Garamond" w:hAnsi="Cormorant Garamond"/>
+          <w:i/>
+          <w:iCs/>
+          <w:color w:val="888888"/>
+          <w:sz w:val="20"/>
+          <w:szCs w:val="20"/>
+        </w:rPr>
+        <w:t xml:space="preserve">waqt_apresmidi</w:t>
+      </w:r>
+    </w:p>
+    <w:p>
+      <w:pPr>
+        <w:spacing w:after="60"/>
+      </w:pPr>
+      <w:r>
+        <w:rPr>
+          <w:rFonts w:ascii="Cormorant Garamond" w:cs="Cormorant Garamond" w:eastAsia="Cormorant Garamond" w:hAnsi="Cormorant Garamond"/>
+          <w:sz w:val="22"/>
+          <w:szCs w:val="22"/>
+        </w:rPr>
+        <w:t xml:space="preserve">Tu touches du métal, du bois, du tissu, et tu nommes chaque matière sans réfléchir. Tu n'as appris cela en aucun manuel. Ton cerveau intègre la pression, la température, la texture, la rugosité — plusieurs paramètres simultanés — en moins de 200 millisecondes. Quelqu'un a tellement réfléchi à ce que tu rencontrerais dans ta vie qu'Il a inscrit en toi les outils pour le distinguer.</w:t>
+      </w:r>
+    </w:p>
+    <w:p>
+      <w:pPr>
+        <w:pBdr>
+          <w:bottom w:val="single" w:color="CCCCCC" w:sz="1"/>
+        </w:pBdr>
+        <w:spacing w:after="200" w:before="200"/>
+      </w:pPr>
+    </w:p>
+    <w:p>
+      <w:pPr>
+        <w:spacing w:after="80"/>
+      </w:pPr>
+      <w:r>
+        <w:rPr>
+          <w:rFonts w:ascii="Cormorant Garamond" w:cs="Cormorant Garamond" w:eastAsia="Cormorant Garamond" w:hAnsi="Cormorant Garamond"/>
+          <w:b/>
+          <w:bCs/>
+          <w:sz w:val="28"/>
+          <w:szCs w:val="28"/>
+        </w:rPr>
+        <w:t xml:space="preserve">ASR — 62</w:t>
+      </w:r>
+    </w:p>
+    <w:p>
+      <w:pPr>
+        <w:spacing w:after="80"/>
+      </w:pPr>
+      <w:r>
+        <w:rPr>
+          <w:rFonts w:ascii="Cormorant Garamond" w:cs="Cormorant Garamond" w:eastAsia="Cormorant Garamond" w:hAnsi="Cormorant Garamond"/>
+          <w:i/>
+          <w:iCs/>
+          <w:color w:val="888888"/>
+          <w:sz w:val="20"/>
+          <w:szCs w:val="20"/>
+        </w:rPr>
+        <w:t xml:space="preserve">waqt_apresmidi</w:t>
+      </w:r>
+    </w:p>
+    <w:p>
+      <w:pPr>
+        <w:spacing w:after="60"/>
+      </w:pPr>
+      <w:r>
+        <w:rPr>
+          <w:rFonts w:ascii="Cormorant Garamond" w:cs="Cormorant Garamond" w:eastAsia="Cormorant Garamond" w:hAnsi="Cormorant Garamond"/>
+          <w:sz w:val="22"/>
+          <w:szCs w:val="22"/>
+        </w:rPr>
+        <w:t xml:space="preserve">Quand quelqu'un te rejette publiquement, l'IRM montre que ton cerveau active les mêmes zones que lors d'une douleur physique. Les neuroscientifiques appellent cela la douleur sociale. C'est pourquoi une humiliation fait littéralement mal. Allah dit : « Et patiente face à ce qui t'atteint. » (Coran 31:17). Le mot patience dans le Coran englobe toutes les douleurs — Il sait qu'elles sont du même tissu.</w:t>
+      </w:r>
+    </w:p>
+    <w:p>
+      <w:pPr>
+        <w:pBdr>
+          <w:bottom w:val="single" w:color="CCCCCC" w:sz="1"/>
+        </w:pBdr>
+        <w:spacing w:after="200" w:before="200"/>
+      </w:pPr>
+    </w:p>
+    <w:p>
+      <w:pPr>
+        <w:spacing w:after="80"/>
+      </w:pPr>
+      <w:r>
+        <w:rPr>
+          <w:rFonts w:ascii="Cormorant Garamond" w:cs="Cormorant Garamond" w:eastAsia="Cormorant Garamond" w:hAnsi="Cormorant Garamond"/>
+          <w:b/>
+          <w:bCs/>
+          <w:sz w:val="28"/>
+          <w:szCs w:val="28"/>
+        </w:rPr>
+        <w:t xml:space="preserve">ASR — 63</w:t>
+      </w:r>
+    </w:p>
+    <w:p>
+      <w:pPr>
+        <w:spacing w:after="80"/>
+      </w:pPr>
+      <w:r>
+        <w:rPr>
+          <w:rFonts w:ascii="Cormorant Garamond" w:cs="Cormorant Garamond" w:eastAsia="Cormorant Garamond" w:hAnsi="Cormorant Garamond"/>
+          <w:i/>
+          <w:iCs/>
+          <w:color w:val="888888"/>
+          <w:sz w:val="20"/>
+          <w:szCs w:val="20"/>
+        </w:rPr>
+        <w:t xml:space="preserve">waqt_apresmidi</w:t>
+      </w:r>
+    </w:p>
+    <w:p>
+      <w:pPr>
+        <w:spacing w:after="60"/>
+      </w:pPr>
+      <w:r>
+        <w:rPr>
+          <w:rFonts w:ascii="Cormorant Garamond" w:cs="Cormorant Garamond" w:eastAsia="Cormorant Garamond" w:hAnsi="Cormorant Garamond"/>
+          <w:sz w:val="22"/>
+          <w:szCs w:val="22"/>
+        </w:rPr>
+        <w:t xml:space="preserve">Tu peux te rappeler la voix exacte d'un proche disparu il y a vingt ans. Ta tête garde des fréquences sonores avec une précision millimétrique pendant des décennies. Aucun disque dur ne tient aussi longtemps sans dégradation. Allah dit : « Tout ce que vous faites et que vous cachez, Il en garde le compte exact. » (Coran 13:8). Si même les voix sont gravées, qu'en est-il de tes paroles ?</w:t>
+      </w:r>
+    </w:p>
+    <w:p>
+      <w:pPr>
+        <w:pBdr>
+          <w:bottom w:val="single" w:color="CCCCCC" w:sz="1"/>
+        </w:pBdr>
+        <w:spacing w:after="200" w:before="200"/>
+      </w:pPr>
+    </w:p>
+    <w:p>
+      <w:pPr>
+        <w:spacing w:after="80"/>
+      </w:pPr>
+      <w:r>
+        <w:rPr>
+          <w:rFonts w:ascii="Cormorant Garamond" w:cs="Cormorant Garamond" w:eastAsia="Cormorant Garamond" w:hAnsi="Cormorant Garamond"/>
+          <w:b/>
+          <w:bCs/>
+          <w:sz w:val="28"/>
+          <w:szCs w:val="28"/>
+        </w:rPr>
+        <w:t xml:space="preserve">ASR — 64</w:t>
+      </w:r>
+    </w:p>
+    <w:p>
+      <w:pPr>
+        <w:spacing w:after="80"/>
+      </w:pPr>
+      <w:r>
+        <w:rPr>
+          <w:rFonts w:ascii="Cormorant Garamond" w:cs="Cormorant Garamond" w:eastAsia="Cormorant Garamond" w:hAnsi="Cormorant Garamond"/>
+          <w:i/>
+          <w:iCs/>
+          <w:color w:val="888888"/>
+          <w:sz w:val="20"/>
+          <w:szCs w:val="20"/>
+        </w:rPr>
+        <w:t xml:space="preserve">waqt_apresmidi</w:t>
+      </w:r>
+    </w:p>
+    <w:p>
+      <w:pPr>
+        <w:spacing w:after="60"/>
+      </w:pPr>
+      <w:r>
+        <w:rPr>
+          <w:rFonts w:ascii="Cormorant Garamond" w:cs="Cormorant Garamond" w:eastAsia="Cormorant Garamond" w:hAnsi="Cormorant Garamond"/>
+          <w:sz w:val="22"/>
+          <w:szCs w:val="22"/>
+        </w:rPr>
+        <w:t xml:space="preserve">Tu respires environ 22 000 fois par jour sans y penser. Si tu y pensais, tu n'aurais le temps de rien faire d'autre. Allah a placé la fonction la plus essentielle de ta vie en dehors de ta volonté. Il aurait pu te la confier — et tu serais mort le premier jour de fatigue. Tout ce qui te garde en vie est précisément ce que tu ne contrôles pas. Médite cela.</w:t>
+      </w:r>
+    </w:p>
+    <w:p>
+      <w:pPr>
+        <w:pBdr>
+          <w:bottom w:val="single" w:color="CCCCCC" w:sz="1"/>
+        </w:pBdr>
+        <w:spacing w:after="200" w:before="200"/>
+      </w:pPr>
+    </w:p>
+    <w:p>
+      <w:pPr>
+        <w:spacing w:after="80"/>
+      </w:pPr>
+      <w:r>
+        <w:rPr>
+          <w:rFonts w:ascii="Cormorant Garamond" w:cs="Cormorant Garamond" w:eastAsia="Cormorant Garamond" w:hAnsi="Cormorant Garamond"/>
+          <w:b/>
+          <w:bCs/>
+          <w:sz w:val="28"/>
+          <w:szCs w:val="28"/>
+        </w:rPr>
+        <w:t xml:space="preserve">ASR — 65</w:t>
+      </w:r>
+    </w:p>
+    <w:p>
+      <w:pPr>
+        <w:spacing w:after="80"/>
+      </w:pPr>
+      <w:r>
+        <w:rPr>
+          <w:rFonts w:ascii="Cormorant Garamond" w:cs="Cormorant Garamond" w:eastAsia="Cormorant Garamond" w:hAnsi="Cormorant Garamond"/>
+          <w:i/>
+          <w:iCs/>
+          <w:color w:val="888888"/>
+          <w:sz w:val="20"/>
+          <w:szCs w:val="20"/>
+        </w:rPr>
+        <w:t xml:space="preserve">waqt_apresmidi</w:t>
+      </w:r>
+    </w:p>
+    <w:p>
+      <w:pPr>
+        <w:spacing w:after="60"/>
+      </w:pPr>
+      <w:r>
+        <w:rPr>
+          <w:rFonts w:ascii="Cormorant Garamond" w:cs="Cormorant Garamond" w:eastAsia="Cormorant Garamond" w:hAnsi="Cormorant Garamond"/>
+          <w:sz w:val="22"/>
+          <w:szCs w:val="22"/>
+        </w:rPr>
+        <w:t xml:space="preserve">Les femmes vivant ensemble synchronisent souvent leurs cycles menstruels — phénomène documenté pour la première fois par Martha McClintock en 1971. Les résultats sont aujourd'hui discutés, mais le phénomène existe dans plusieurs populations observées. Quelque chose passe entre les corps que la science ne voit pas. Allah a placé entre les humains des ponts invisibles bien avant les téléphones.</w:t>
+      </w:r>
+    </w:p>
+    <w:p>
+      <w:pPr>
+        <w:pBdr>
+          <w:bottom w:val="single" w:color="CCCCCC" w:sz="1"/>
+        </w:pBdr>
+        <w:spacing w:after="200" w:before="200"/>
+      </w:pPr>
+    </w:p>
+    <w:p>
+      <w:pPr>
+        <w:spacing w:after="80"/>
+      </w:pPr>
+      <w:r>
+        <w:rPr>
+          <w:rFonts w:ascii="Cormorant Garamond" w:cs="Cormorant Garamond" w:eastAsia="Cormorant Garamond" w:hAnsi="Cormorant Garamond"/>
+          <w:b/>
+          <w:bCs/>
+          <w:sz w:val="28"/>
+          <w:szCs w:val="28"/>
+        </w:rPr>
+        <w:t xml:space="preserve">ASR — 66</w:t>
+      </w:r>
+    </w:p>
+    <w:p>
+      <w:pPr>
+        <w:spacing w:after="80"/>
+      </w:pPr>
+      <w:r>
+        <w:rPr>
+          <w:rFonts w:ascii="Cormorant Garamond" w:cs="Cormorant Garamond" w:eastAsia="Cormorant Garamond" w:hAnsi="Cormorant Garamond"/>
+          <w:i/>
+          <w:iCs/>
+          <w:color w:val="888888"/>
+          <w:sz w:val="20"/>
+          <w:szCs w:val="20"/>
+        </w:rPr>
+        <w:t xml:space="preserve">waqt_apresmidi</w:t>
+      </w:r>
+    </w:p>
+    <w:p>
+      <w:pPr>
+        <w:spacing w:after="60"/>
+      </w:pPr>
+      <w:r>
+        <w:rPr>
+          <w:rFonts w:ascii="Cormorant Garamond" w:cs="Cormorant Garamond" w:eastAsia="Cormorant Garamond" w:hAnsi="Cormorant Garamond"/>
+          <w:sz w:val="22"/>
+          <w:szCs w:val="22"/>
+        </w:rPr>
+        <w:t xml:space="preserve">Aucune autre espèce ne demande « pourquoi ». Les animaux apprennent, communiquent, ressentent — mais aucun n'interroge le sens. Tu es la seule créature qui demande au monde la raison de sa propre existence. Cette question n'a aucune utilité évolutive. Elle est gratuite. Elle est en toi. C'est précisément cette question que le Coran appelle la fitra.</w:t>
+      </w:r>
+    </w:p>
+    <w:p>
+      <w:pPr>
+        <w:pBdr>
+          <w:bottom w:val="single" w:color="CCCCCC" w:sz="1"/>
+        </w:pBdr>
+        <w:spacing w:after="200" w:before="200"/>
+      </w:pPr>
+    </w:p>
+    <w:p>
+      <w:pPr>
+        <w:spacing w:after="80"/>
+      </w:pPr>
+      <w:r>
+        <w:rPr>
+          <w:rFonts w:ascii="Cormorant Garamond" w:cs="Cormorant Garamond" w:eastAsia="Cormorant Garamond" w:hAnsi="Cormorant Garamond"/>
+          <w:b/>
+          <w:bCs/>
+          <w:sz w:val="28"/>
+          <w:szCs w:val="28"/>
+        </w:rPr>
+        <w:t xml:space="preserve">ASR — 67</w:t>
+      </w:r>
+    </w:p>
+    <w:p>
+      <w:pPr>
+        <w:spacing w:after="80"/>
+      </w:pPr>
+      <w:r>
+        <w:rPr>
+          <w:rFonts w:ascii="Cormorant Garamond" w:cs="Cormorant Garamond" w:eastAsia="Cormorant Garamond" w:hAnsi="Cormorant Garamond"/>
+          <w:i/>
+          <w:iCs/>
+          <w:color w:val="888888"/>
+          <w:sz w:val="20"/>
+          <w:szCs w:val="20"/>
+        </w:rPr>
+        <w:t xml:space="preserve">waqt_apresmidi</w:t>
+      </w:r>
+    </w:p>
+    <w:p>
+      <w:pPr>
+        <w:spacing w:after="60"/>
+      </w:pPr>
+      <w:r>
+        <w:rPr>
+          <w:rFonts w:ascii="Cormorant Garamond" w:cs="Cormorant Garamond" w:eastAsia="Cormorant Garamond" w:hAnsi="Cormorant Garamond"/>
+          <w:sz w:val="22"/>
+          <w:szCs w:val="22"/>
+        </w:rPr>
+        <w:t xml:space="preserve">Tu ressens qu'une montagne au coucher du soleil est belle. Cette beauté ne te nourrit pas, ne te protège pas, ne te reproduit pas. Aucune théorie évolutive complète n'explique pourquoi nous percevons la beauté. Et pourtant tu la sens dans ton corps comme un battement. Allah est appelé al-Jamîl — le Beau. Et il a dit : « Allah est beau, Il aime ce qui est beau. » (Muslim). Ta sensibilité à la beauté est une trace.</w:t>
+      </w:r>
+    </w:p>
+    <w:p>
+      <w:pPr>
+        <w:pBdr>
+          <w:bottom w:val="single" w:color="CCCCCC" w:sz="1"/>
+        </w:pBdr>
+        <w:spacing w:after="200" w:before="200"/>
+      </w:pPr>
+    </w:p>
+    <w:p>
+      <w:pPr>
+        <w:spacing w:after="80"/>
+      </w:pPr>
+      <w:r>
+        <w:rPr>
+          <w:rFonts w:ascii="Cormorant Garamond" w:cs="Cormorant Garamond" w:eastAsia="Cormorant Garamond" w:hAnsi="Cormorant Garamond"/>
+          <w:b/>
+          <w:bCs/>
+          <w:sz w:val="28"/>
+          <w:szCs w:val="28"/>
+        </w:rPr>
+        <w:t xml:space="preserve">ASR — 68</w:t>
+      </w:r>
+    </w:p>
+    <w:p>
+      <w:pPr>
+        <w:spacing w:after="80"/>
+      </w:pPr>
+      <w:r>
+        <w:rPr>
+          <w:rFonts w:ascii="Cormorant Garamond" w:cs="Cormorant Garamond" w:eastAsia="Cormorant Garamond" w:hAnsi="Cormorant Garamond"/>
+          <w:i/>
+          <w:iCs/>
+          <w:color w:val="888888"/>
+          <w:sz w:val="20"/>
+          <w:szCs w:val="20"/>
+        </w:rPr>
+        <w:t xml:space="preserve">waqt_apresmidi</w:t>
+      </w:r>
+    </w:p>
+    <w:p>
+      <w:pPr>
+        <w:spacing w:after="60"/>
+      </w:pPr>
+      <w:r>
+        <w:rPr>
+          <w:rFonts w:ascii="Cormorant Garamond" w:cs="Cormorant Garamond" w:eastAsia="Cormorant Garamond" w:hAnsi="Cormorant Garamond"/>
+          <w:sz w:val="22"/>
+          <w:szCs w:val="22"/>
+        </w:rPr>
+        <w:t xml:space="preserve">Un nourrisson rit avant même de pouvoir parler. Personne ne lui apprend. Il rit aux jeux de visage, aux sons inattendus, parfois sans cause visible. Aucune théorie ne couvre entièrement ce phénomène. Le rire du nourrisson est une joie qui précède le langage et la pensée. Quelqu'un a placé en lui — et donc en toi — une capacité de joie qui ne dépend de rien.</w:t>
+      </w:r>
+    </w:p>
+    <w:p>
+      <w:pPr>
+        <w:pBdr>
+          <w:bottom w:val="single" w:color="CCCCCC" w:sz="1"/>
+        </w:pBdr>
+        <w:spacing w:after="200" w:before="200"/>
+      </w:pPr>
+    </w:p>
+    <w:p>
+      <w:pPr>
+        <w:spacing w:after="80"/>
+      </w:pPr>
+      <w:r>
+        <w:rPr>
+          <w:rFonts w:ascii="Cormorant Garamond" w:cs="Cormorant Garamond" w:eastAsia="Cormorant Garamond" w:hAnsi="Cormorant Garamond"/>
+          <w:b/>
+          <w:bCs/>
+          <w:sz w:val="28"/>
+          <w:szCs w:val="28"/>
+        </w:rPr>
+        <w:t xml:space="preserve">ASR — 69</w:t>
+      </w:r>
+    </w:p>
+    <w:p>
+      <w:pPr>
+        <w:spacing w:after="80"/>
+      </w:pPr>
+      <w:r>
+        <w:rPr>
+          <w:rFonts w:ascii="Cormorant Garamond" w:cs="Cormorant Garamond" w:eastAsia="Cormorant Garamond" w:hAnsi="Cormorant Garamond"/>
+          <w:i/>
+          <w:iCs/>
+          <w:color w:val="888888"/>
+          <w:sz w:val="20"/>
+          <w:szCs w:val="20"/>
+        </w:rPr>
+        <w:t xml:space="preserve">waqt_apresmidi</w:t>
+      </w:r>
+    </w:p>
+    <w:p>
+      <w:pPr>
+        <w:spacing w:after="60"/>
+      </w:pPr>
+      <w:r>
+        <w:rPr>
+          <w:rFonts w:ascii="Cormorant Garamond" w:cs="Cormorant Garamond" w:eastAsia="Cormorant Garamond" w:hAnsi="Cormorant Garamond"/>
+          <w:sz w:val="22"/>
+          <w:szCs w:val="22"/>
+        </w:rPr>
+        <w:t xml:space="preserve">Un chien attend son maître à la porte chaque jour. Si le maître meurt, le chien continue d'attendre — parfois pendant des années. Hachiko à Tokyo a attendu son maître pendant neuf ans devant la même gare. Aucune utilité biologique. Allah a placé en certaines créatures une loyauté gratuite qui dépasse leur intérêt. Médite ce que tu peux apprendre d'un animal sur ta propre fidélité.</w:t>
+      </w:r>
+    </w:p>
+    <w:p>
+      <w:pPr>
+        <w:pBdr>
+          <w:bottom w:val="single" w:color="CCCCCC" w:sz="1"/>
+        </w:pBdr>
+        <w:spacing w:after="200" w:before="200"/>
+      </w:pPr>
+    </w:p>
+    <w:p>
+      <w:pPr>
+        <w:spacing w:after="80"/>
+      </w:pPr>
+      <w:r>
+        <w:rPr>
+          <w:rFonts w:ascii="Cormorant Garamond" w:cs="Cormorant Garamond" w:eastAsia="Cormorant Garamond" w:hAnsi="Cormorant Garamond"/>
+          <w:b/>
+          <w:bCs/>
+          <w:sz w:val="28"/>
+          <w:szCs w:val="28"/>
+        </w:rPr>
+        <w:t xml:space="preserve">ASR — 70</w:t>
+      </w:r>
+    </w:p>
+    <w:p>
+      <w:pPr>
+        <w:spacing w:after="80"/>
+      </w:pPr>
+      <w:r>
+        <w:rPr>
+          <w:rFonts w:ascii="Cormorant Garamond" w:cs="Cormorant Garamond" w:eastAsia="Cormorant Garamond" w:hAnsi="Cormorant Garamond"/>
+          <w:i/>
+          <w:iCs/>
+          <w:color w:val="888888"/>
+          <w:sz w:val="20"/>
+          <w:szCs w:val="20"/>
+        </w:rPr>
+        <w:t xml:space="preserve">waqt_apresmidi</w:t>
+      </w:r>
+    </w:p>
+    <w:p>
+      <w:pPr>
+        <w:spacing w:after="60"/>
+      </w:pPr>
+      <w:r>
+        <w:rPr>
+          <w:rFonts w:ascii="Cormorant Garamond" w:cs="Cormorant Garamond" w:eastAsia="Cormorant Garamond" w:hAnsi="Cormorant Garamond"/>
+          <w:sz w:val="22"/>
+          <w:szCs w:val="22"/>
+        </w:rPr>
+        <w:t xml:space="preserve">Dans le noir total, tu peux deviner l'humeur d'une voix avec une précision étonnante. Joie, fatigue, mensonge, tendresse — tu les entends sans voir le visage. Aucun ordinateur ne fait cela aussi bien que toi, malgré des décennies de recherche en reconnaissance vocale. Allah a placé dans tes oreilles un instrument que personne ne sait reproduire. Tu pries souvent à voix basse — sache qu'Il t'entend mieux que tu ne t'entends toi-même.</w:t>
+      </w:r>
+    </w:p>
+    <w:p>
+      <w:pPr>
+        <w:pBdr>
+          <w:bottom w:val="single" w:color="CCCCCC" w:sz="1"/>
+        </w:pBdr>
+        <w:spacing w:after="200" w:before="200"/>
+      </w:pPr>
+    </w:p>
+    <w:p>
+      <w:pPr>
+        <w:spacing w:after="80"/>
+      </w:pPr>
+      <w:r>
+        <w:rPr>
+          <w:rFonts w:ascii="Cormorant Garamond" w:cs="Cormorant Garamond" w:eastAsia="Cormorant Garamond" w:hAnsi="Cormorant Garamond"/>
+          <w:b/>
+          <w:bCs/>
+          <w:sz w:val="28"/>
+          <w:szCs w:val="28"/>
+        </w:rPr>
+        <w:t xml:space="preserve">ASR — 71</w:t>
+      </w:r>
+    </w:p>
+    <w:p>
+      <w:pPr>
+        <w:spacing w:after="80"/>
+      </w:pPr>
+      <w:r>
+        <w:rPr>
+          <w:rFonts w:ascii="Cormorant Garamond" w:cs="Cormorant Garamond" w:eastAsia="Cormorant Garamond" w:hAnsi="Cormorant Garamond"/>
+          <w:i/>
+          <w:iCs/>
+          <w:color w:val="888888"/>
+          <w:sz w:val="20"/>
+          <w:szCs w:val="20"/>
+        </w:rPr>
+        <w:t xml:space="preserve">waqt_apresmidi</w:t>
+      </w:r>
+    </w:p>
+    <w:p>
+      <w:pPr>
+        <w:spacing w:after="60"/>
+      </w:pPr>
+      <w:r>
+        <w:rPr>
+          <w:rFonts w:ascii="Cormorant Garamond" w:cs="Cormorant Garamond" w:eastAsia="Cormorant Garamond" w:hAnsi="Cormorant Garamond"/>
+          <w:sz w:val="22"/>
+          <w:szCs w:val="22"/>
+        </w:rPr>
+        <w:t xml:space="preserve">Tu t'endors à peu près à la même heure chaque jour, sans réveil, par habitude. Mais à la 16ème heure d'éveil, ton corps libère mélatonine, adénosine, et baisse la température centrale — sans que tu n'aies rien commandé. Une horloge invisible te gouverne. Allah a mis dans ta nuit le repos pour que tu puisses prier le matin. Médite : tu obéis à une horloge que tu ne vois jamais.</w:t>
+      </w:r>
+    </w:p>
+    <w:p>
+      <w:pPr>
+        <w:pBdr>
+          <w:bottom w:val="single" w:color="CCCCCC" w:sz="1"/>
+        </w:pBdr>
+        <w:spacing w:after="200" w:before="200"/>
+      </w:pPr>
+    </w:p>
+    <w:p>
+      <w:pPr>
+        <w:spacing w:after="80"/>
+      </w:pPr>
+      <w:r>
+        <w:rPr>
+          <w:rFonts w:ascii="Cormorant Garamond" w:cs="Cormorant Garamond" w:eastAsia="Cormorant Garamond" w:hAnsi="Cormorant Garamond"/>
+          <w:b/>
+          <w:bCs/>
+          <w:sz w:val="28"/>
+          <w:szCs w:val="28"/>
+        </w:rPr>
+        <w:t xml:space="preserve">ASR — 72</w:t>
+      </w:r>
+    </w:p>
+    <w:p>
+      <w:pPr>
+        <w:spacing w:after="80"/>
+      </w:pPr>
+      <w:r>
+        <w:rPr>
+          <w:rFonts w:ascii="Cormorant Garamond" w:cs="Cormorant Garamond" w:eastAsia="Cormorant Garamond" w:hAnsi="Cormorant Garamond"/>
+          <w:i/>
+          <w:iCs/>
+          <w:color w:val="888888"/>
+          <w:sz w:val="20"/>
+          <w:szCs w:val="20"/>
+        </w:rPr>
+        <w:t xml:space="preserve">waqt_apresmidi</w:t>
+      </w:r>
+    </w:p>
+    <w:p>
+      <w:pPr>
+        <w:spacing w:after="60"/>
+      </w:pPr>
+      <w:r>
+        <w:rPr>
+          <w:rFonts w:ascii="Cormorant Garamond" w:cs="Cormorant Garamond" w:eastAsia="Cormorant Garamond" w:hAnsi="Cormorant Garamond"/>
+          <w:sz w:val="22"/>
+          <w:szCs w:val="22"/>
+        </w:rPr>
+        <w:t xml:space="preserve">Tu marches sans tomber. Ton oreille interne contient un système de canaux remplis de liquide qui détecte la moindre inclinaison à 0,5 degré près. Tu n'as appris ce système dans aucune école. Il était dans ton contrat à la naissance. Tes mille gestes par heure dépendent de cet équipement minuscule que tu n'as pas demandé. Allah dit : « N'a-t-Il pas trouvé errant et guidé ? » (Coran 93:7). Même ton équilibre est une guidance.</w:t>
+      </w:r>
+    </w:p>
+    <w:p>
+      <w:pPr>
+        <w:pBdr>
+          <w:bottom w:val="single" w:color="CCCCCC" w:sz="1"/>
+        </w:pBdr>
+        <w:spacing w:after="200" w:before="200"/>
+      </w:pPr>
+    </w:p>
+    <w:p>
+      <w:pPr>
+        <w:spacing w:after="80"/>
+      </w:pPr>
+      <w:r>
+        <w:rPr>
+          <w:rFonts w:ascii="Cormorant Garamond" w:cs="Cormorant Garamond" w:eastAsia="Cormorant Garamond" w:hAnsi="Cormorant Garamond"/>
+          <w:b/>
+          <w:bCs/>
+          <w:sz w:val="28"/>
+          <w:szCs w:val="28"/>
+        </w:rPr>
+        <w:t xml:space="preserve">ASR — 73</w:t>
+      </w:r>
+    </w:p>
+    <w:p>
+      <w:pPr>
+        <w:spacing w:after="80"/>
+      </w:pPr>
+      <w:r>
+        <w:rPr>
+          <w:rFonts w:ascii="Cormorant Garamond" w:cs="Cormorant Garamond" w:eastAsia="Cormorant Garamond" w:hAnsi="Cormorant Garamond"/>
+          <w:i/>
+          <w:iCs/>
+          <w:color w:val="888888"/>
+          <w:sz w:val="20"/>
+          <w:szCs w:val="20"/>
+        </w:rPr>
+        <w:t xml:space="preserve">waqt_apresmidi</w:t>
+      </w:r>
+    </w:p>
+    <w:p>
+      <w:pPr>
+        <w:spacing w:after="60"/>
+      </w:pPr>
+      <w:r>
+        <w:rPr>
+          <w:rFonts w:ascii="Cormorant Garamond" w:cs="Cormorant Garamond" w:eastAsia="Cormorant Garamond" w:hAnsi="Cormorant Garamond"/>
+          <w:sz w:val="22"/>
+          <w:szCs w:val="22"/>
+        </w:rPr>
+        <w:t xml:space="preserve">En septembre 2001, la journaliste britannique Yvonne Ridley est capturée par les Taliban en Afghanistan. Elle est détenue onze jours, hostile, refuse de manger, traite ses gardiens de toutes les manières possibles. À sa libération, elle promet de lire le Coran. Deux ans plus tard, en 2003, elle embrasse l'islam. Sa phrase : « J'ai cherché des incohérences pour pouvoir le rejeter. J'ai trouvé une cohérence qui m'a saisie. » Allah ouvre parfois la porte à ceux qui frappaient pour la défoncer.</w:t>
+      </w:r>
+    </w:p>
+    <w:p>
+      <w:pPr>
+        <w:pBdr>
+          <w:bottom w:val="single" w:color="CCCCCC" w:sz="1"/>
+        </w:pBdr>
+        <w:spacing w:after="200" w:before="200"/>
+      </w:pPr>
+    </w:p>
+    <w:p>
+      <w:pPr>
+        <w:spacing w:after="80"/>
+      </w:pPr>
+      <w:r>
+        <w:rPr>
+          <w:rFonts w:ascii="Cormorant Garamond" w:cs="Cormorant Garamond" w:eastAsia="Cormorant Garamond" w:hAnsi="Cormorant Garamond"/>
+          <w:b/>
+          <w:bCs/>
+          <w:sz w:val="28"/>
+          <w:szCs w:val="28"/>
+        </w:rPr>
+        <w:t xml:space="preserve">ASR — 74</w:t>
+      </w:r>
+    </w:p>
+    <w:p>
+      <w:pPr>
+        <w:spacing w:after="80"/>
+      </w:pPr>
+      <w:r>
+        <w:rPr>
+          <w:rFonts w:ascii="Cormorant Garamond" w:cs="Cormorant Garamond" w:eastAsia="Cormorant Garamond" w:hAnsi="Cormorant Garamond"/>
+          <w:i/>
+          <w:iCs/>
+          <w:color w:val="888888"/>
+          <w:sz w:val="20"/>
+          <w:szCs w:val="20"/>
+        </w:rPr>
+        <w:t xml:space="preserve">waqt_apresmidi</w:t>
+      </w:r>
+    </w:p>
+    <w:p>
+      <w:pPr>
+        <w:spacing w:after="60"/>
+      </w:pPr>
+      <w:r>
+        <w:rPr>
+          <w:rFonts w:ascii="Cormorant Garamond" w:cs="Cormorant Garamond" w:eastAsia="Cormorant Garamond" w:hAnsi="Cormorant Garamond"/>
+          <w:sz w:val="22"/>
+          <w:szCs w:val="22"/>
+        </w:rPr>
+        <w:t xml:space="preserve">Jeffrey Lang était professeur de mathématiques à l'université du Kansas. Athée militant. Un jour de 1982, par défi intellectuel, il achète un Coran pour le démolir. Il le lit en six mois. Il se convertit. Il écrit ensuite Even Angels Ask et Struggling to Surrender — devenus des références. Sa phrase la plus dure : « Je n'ai pas trouvé la foi. La foi m'a trouvé. J'ai juste arrêté de courir. » L'arrêt vaut parfois plus que la quête.</w:t>
+      </w:r>
+    </w:p>
+    <w:p>
+      <w:pPr>
+        <w:pBdr>
+          <w:bottom w:val="single" w:color="CCCCCC" w:sz="1"/>
+        </w:pBdr>
+        <w:spacing w:after="200" w:before="200"/>
+      </w:pPr>
+    </w:p>
+    <w:p>
+      <w:pPr>
+        <w:spacing w:after="80"/>
+      </w:pPr>
+      <w:r>
+        <w:rPr>
+          <w:rFonts w:ascii="Cormorant Garamond" w:cs="Cormorant Garamond" w:eastAsia="Cormorant Garamond" w:hAnsi="Cormorant Garamond"/>
+          <w:b/>
+          <w:bCs/>
+          <w:sz w:val="28"/>
+          <w:szCs w:val="28"/>
+        </w:rPr>
+        <w:t xml:space="preserve">ASR — 75</w:t>
+      </w:r>
+    </w:p>
+    <w:p>
+      <w:pPr>
+        <w:spacing w:after="80"/>
+      </w:pPr>
+      <w:r>
+        <w:rPr>
+          <w:rFonts w:ascii="Cormorant Garamond" w:cs="Cormorant Garamond" w:eastAsia="Cormorant Garamond" w:hAnsi="Cormorant Garamond"/>
+          <w:i/>
+          <w:iCs/>
+          <w:color w:val="888888"/>
+          <w:sz w:val="20"/>
+          <w:szCs w:val="20"/>
+        </w:rPr>
+        <w:t xml:space="preserve">waqt_apresmidi</w:t>
+      </w:r>
+    </w:p>
+    <w:p>
+      <w:pPr>
+        <w:spacing w:after="60"/>
+      </w:pPr>
+      <w:r>
+        <w:rPr>
+          <w:rFonts w:ascii="Cormorant Garamond" w:cs="Cormorant Garamond" w:eastAsia="Cormorant Garamond" w:hAnsi="Cormorant Garamond"/>
+          <w:sz w:val="22"/>
+          <w:szCs w:val="22"/>
+        </w:rPr>
+        <w:t xml:space="preserve">Joshua Evans était jeune animateur d'une communauté chrétienne en Caroline du Sud, formé pour devenir pasteur. Il a étudié la Bible de bout en bout pour la maîtriser. Plus il lisait, plus il trouvait d'incohérences. À vingt ans, en 1998, après avoir reçu un Coran d'un musulman rencontré au hasard, il a embrassé l'islam et a pris le nom de Yusha. « Je n'ai pas trouvé l'islam — j'ai trouvé la cohérence que mes maîtres chrétiens m'avaient promise sans jamais la montrer. »</w:t>
+      </w:r>
+    </w:p>
+    <w:p>
+      <w:pPr>
+        <w:pBdr>
+          <w:bottom w:val="single" w:color="CCCCCC" w:sz="1"/>
+        </w:pBdr>
+        <w:spacing w:after="200" w:before="200"/>
+      </w:pPr>
+    </w:p>
+    <w:p>
+      <w:pPr>
+        <w:spacing w:after="80"/>
+      </w:pPr>
+      <w:r>
+        <w:rPr>
+          <w:rFonts w:ascii="Cormorant Garamond" w:cs="Cormorant Garamond" w:eastAsia="Cormorant Garamond" w:hAnsi="Cormorant Garamond"/>
+          <w:b/>
+          <w:bCs/>
+          <w:sz w:val="28"/>
+          <w:szCs w:val="28"/>
+        </w:rPr>
+        <w:t xml:space="preserve">ASR — 76</w:t>
+      </w:r>
+    </w:p>
+    <w:p>
+      <w:pPr>
+        <w:spacing w:after="80"/>
+      </w:pPr>
+      <w:r>
+        <w:rPr>
+          <w:rFonts w:ascii="Cormorant Garamond" w:cs="Cormorant Garamond" w:eastAsia="Cormorant Garamond" w:hAnsi="Cormorant Garamond"/>
+          <w:i/>
+          <w:iCs/>
+          <w:color w:val="888888"/>
+          <w:sz w:val="20"/>
+          <w:szCs w:val="20"/>
+        </w:rPr>
+        <w:t xml:space="preserve">waqt_apresmidi</w:t>
+      </w:r>
+    </w:p>
+    <w:p>
+      <w:pPr>
+        <w:spacing w:after="60"/>
+      </w:pPr>
+      <w:r>
+        <w:rPr>
+          <w:rFonts w:ascii="Cormorant Garamond" w:cs="Cormorant Garamond" w:eastAsia="Cormorant Garamond" w:hAnsi="Cormorant Garamond"/>
+          <w:sz w:val="22"/>
+          <w:szCs w:val="22"/>
+        </w:rPr>
+        <w:t xml:space="preserve">Le professeur Keith Moore, embryologiste canadien et auteur du manuel The Developing Human utilisé dans toutes les facultés de médecine du monde, a étudié les versets du Coran sur le développement embryonnaire. Sa conclusion publique fut nuancée — il n'embrassa pas l'islam, mais déclara que ces descriptions ne pouvaient provenir d'aucune source médicale connue au VIIe siècle. Tu n'as pas besoin de la conversion d'un homme pour entendre son trouble. Le trouble est déjà un signe.</w:t>
+      </w:r>
+    </w:p>
+    <w:p>
+      <w:pPr>
+        <w:pBdr>
+          <w:bottom w:val="single" w:color="CCCCCC" w:sz="1"/>
+        </w:pBdr>
+        <w:spacing w:after="200" w:before="200"/>
+      </w:pPr>
+    </w:p>
+    <w:p>
+      <w:pPr>
+        <w:spacing w:after="80"/>
+      </w:pPr>
+      <w:r>
+        <w:rPr>
+          <w:rFonts w:ascii="Cormorant Garamond" w:cs="Cormorant Garamond" w:eastAsia="Cormorant Garamond" w:hAnsi="Cormorant Garamond"/>
+          <w:b/>
+          <w:bCs/>
+          <w:sz w:val="28"/>
+          <w:szCs w:val="28"/>
+        </w:rPr>
+        <w:t xml:space="preserve">ASR — 77</w:t>
+      </w:r>
+    </w:p>
+    <w:p>
+      <w:pPr>
+        <w:spacing w:after="80"/>
+      </w:pPr>
+      <w:r>
+        <w:rPr>
+          <w:rFonts w:ascii="Cormorant Garamond" w:cs="Cormorant Garamond" w:eastAsia="Cormorant Garamond" w:hAnsi="Cormorant Garamond"/>
+          <w:i/>
+          <w:iCs/>
+          <w:color w:val="888888"/>
+          <w:sz w:val="20"/>
+          <w:szCs w:val="20"/>
+        </w:rPr>
+        <w:t xml:space="preserve">waqt_apresmidi</w:t>
+      </w:r>
+    </w:p>
+    <w:p>
+      <w:pPr>
+        <w:spacing w:after="60"/>
+      </w:pPr>
+      <w:r>
+        <w:rPr>
+          <w:rFonts w:ascii="Cormorant Garamond" w:cs="Cormorant Garamond" w:eastAsia="Cormorant Garamond" w:hAnsi="Cormorant Garamond"/>
+          <w:sz w:val="22"/>
+          <w:szCs w:val="22"/>
+        </w:rPr>
+        <w:t xml:space="preserve">Mark Hanson, jeune Californien des années 1970, vit une expérience de mort imminente après un accident de voiture. À 17 ans, il commence à lire les religions du monde. Trois ans plus tard, il découvre l'islam. Il part étudier dans le désert mauritanien pendant dix ans. Il revient sous le nom de Hamza Yusuf — aujourd'hui l'un des savants musulmans les plus respectés d'Occident. Sa phrase : « J'ai cherché Dieu dans les livres. Je L'ai trouvé dans le silence du désert. » Le chemin est parfois géographique.</w:t>
+      </w:r>
+    </w:p>
+    <w:p>
+      <w:pPr>
+        <w:pBdr>
+          <w:bottom w:val="single" w:color="CCCCCC" w:sz="1"/>
+        </w:pBdr>
+        <w:spacing w:after="200" w:before="200"/>
+      </w:pPr>
+    </w:p>
+    <w:p>
+      <w:pPr>
+        <w:spacing w:after="80"/>
+      </w:pPr>
+      <w:r>
+        <w:rPr>
+          <w:rFonts w:ascii="Cormorant Garamond" w:cs="Cormorant Garamond" w:eastAsia="Cormorant Garamond" w:hAnsi="Cormorant Garamond"/>
+          <w:b/>
+          <w:bCs/>
+          <w:sz w:val="28"/>
+          <w:szCs w:val="28"/>
+        </w:rPr>
+        <w:t xml:space="preserve">ASR — 78</w:t>
+      </w:r>
+    </w:p>
+    <w:p>
+      <w:pPr>
+        <w:spacing w:after="80"/>
+      </w:pPr>
+      <w:r>
+        <w:rPr>
+          <w:rFonts w:ascii="Cormorant Garamond" w:cs="Cormorant Garamond" w:eastAsia="Cormorant Garamond" w:hAnsi="Cormorant Garamond"/>
+          <w:i/>
+          <w:iCs/>
+          <w:color w:val="888888"/>
+          <w:sz w:val="20"/>
+          <w:szCs w:val="20"/>
+        </w:rPr>
+        <w:t xml:space="preserve">waqt_apresmidi</w:t>
+      </w:r>
+    </w:p>
+    <w:p>
+      <w:pPr>
+        <w:spacing w:after="60"/>
+      </w:pPr>
+      <w:r>
+        <w:rPr>
+          <w:rFonts w:ascii="Cormorant Garamond" w:cs="Cormorant Garamond" w:eastAsia="Cormorant Garamond" w:hAnsi="Cormorant Garamond"/>
+          <w:sz w:val="22"/>
+          <w:szCs w:val="22"/>
+        </w:rPr>
+        <w:t xml:space="preserve">Lauren Booth, journaliste britannique et belle-sœur de l'ancien Premier ministre Tony Blair, visite la Palestine en 2008. Elle y voit des choses qui la bouleversent. Deux ans plus tard, en 2010, à Téhéran, elle entre dans la mosquée de Fatima al-Massouma à Qom et raconte y avoir senti « une présence comme une vague d'amour, qui m'a saisie de la tête aux pieds ». Elle se convertit dans les jours qui suivent. Allah parle parfois à travers le corps avant la tête.</w:t>
+      </w:r>
+    </w:p>
+    <w:p>
+      <w:pPr>
+        <w:pBdr>
+          <w:bottom w:val="single" w:color="CCCCCC" w:sz="1"/>
+        </w:pBdr>
+        <w:spacing w:after="200" w:before="200"/>
+      </w:pPr>
+    </w:p>
+    <w:p>
+      <w:pPr>
+        <w:spacing w:after="80"/>
+      </w:pPr>
+      <w:r>
+        <w:rPr>
+          <w:rFonts w:ascii="Cormorant Garamond" w:cs="Cormorant Garamond" w:eastAsia="Cormorant Garamond" w:hAnsi="Cormorant Garamond"/>
+          <w:b/>
+          <w:bCs/>
+          <w:sz w:val="28"/>
+          <w:szCs w:val="28"/>
+        </w:rPr>
+        <w:t xml:space="preserve">ASR — 79</w:t>
+      </w:r>
+    </w:p>
+    <w:p>
+      <w:pPr>
+        <w:spacing w:after="80"/>
+      </w:pPr>
+      <w:r>
+        <w:rPr>
+          <w:rFonts w:ascii="Cormorant Garamond" w:cs="Cormorant Garamond" w:eastAsia="Cormorant Garamond" w:hAnsi="Cormorant Garamond"/>
+          <w:i/>
+          <w:iCs/>
+          <w:color w:val="888888"/>
+          <w:sz w:val="20"/>
+          <w:szCs w:val="20"/>
+        </w:rPr>
+        <w:t xml:space="preserve">waqt_apresmidi</w:t>
+      </w:r>
+    </w:p>
+    <w:p>
+      <w:pPr>
+        <w:spacing w:after="60"/>
+      </w:pPr>
+      <w:r>
+        <w:rPr>
+          <w:rFonts w:ascii="Cormorant Garamond" w:cs="Cormorant Garamond" w:eastAsia="Cormorant Garamond" w:hAnsi="Cormorant Garamond"/>
+          <w:sz w:val="22"/>
+          <w:szCs w:val="22"/>
+        </w:rPr>
+        <w:t xml:space="preserve">Yusuf Estes était prédicateur chrétien évangélique au Texas, vendait des bibles et de la musique chrétienne, possédait des entreprises et tentait de convertir des musulmans. Il rencontre un imam invité par son père, débat avec lui pour le ramener à Jésus. Plus il argumente, plus il découvre que ses arguments tombent. En 1991, à 47 ans, il embrasse l'islam. « Je voulais sauver les musulmans. Allah a sauvé l'évangéliste. » Le combat de Dieu pour les âmes est plein de retournements.</w:t>
+      </w:r>
+    </w:p>
+    <w:p>
+      <w:pPr>
+        <w:pBdr>
+          <w:bottom w:val="single" w:color="CCCCCC" w:sz="1"/>
+        </w:pBdr>
+        <w:spacing w:after="200" w:before="200"/>
+      </w:pPr>
+    </w:p>
+    <w:p>
+      <w:pPr>
+        <w:spacing w:after="80"/>
+      </w:pPr>
+      <w:r>
+        <w:rPr>
+          <w:rFonts w:ascii="Cormorant Garamond" w:cs="Cormorant Garamond" w:eastAsia="Cormorant Garamond" w:hAnsi="Cormorant Garamond"/>
+          <w:b/>
+          <w:bCs/>
+          <w:sz w:val="28"/>
+          <w:szCs w:val="28"/>
+        </w:rPr>
+        <w:t xml:space="preserve">ASR — 80</w:t>
+      </w:r>
+    </w:p>
+    <w:p>
+      <w:pPr>
+        <w:spacing w:after="80"/>
+      </w:pPr>
+      <w:r>
+        <w:rPr>
+          <w:rFonts w:ascii="Cormorant Garamond" w:cs="Cormorant Garamond" w:eastAsia="Cormorant Garamond" w:hAnsi="Cormorant Garamond"/>
+          <w:i/>
+          <w:iCs/>
+          <w:color w:val="888888"/>
+          <w:sz w:val="20"/>
+          <w:szCs w:val="20"/>
+        </w:rPr>
+        <w:t xml:space="preserve">waqt_apresmidi</w:t>
+      </w:r>
+    </w:p>
+    <w:p>
+      <w:pPr>
+        <w:spacing w:after="60"/>
+      </w:pPr>
+      <w:r>
+        <w:rPr>
+          <w:rFonts w:ascii="Cormorant Garamond" w:cs="Cormorant Garamond" w:eastAsia="Cormorant Garamond" w:hAnsi="Cormorant Garamond"/>
+          <w:sz w:val="22"/>
+          <w:szCs w:val="22"/>
+        </w:rPr>
+        <w:t xml:space="preserve">Anselm Tormeeda était prêtre catalan du XIVe siècle, théologien réputé, conseiller du pape. Son maître mourant lui révéla en confidence : « Aucun chrétien ne suit aujourd'hui la religion du Christ — sauf ceux qui suivent le Sceau des prophètes, Muhammad. » Tormeeda partit pour Tunis, embrassa l'islam, prit le nom d'Abdullah at-Tarjuman. Il écrivit en 1420 un livre qui dérange encore. Six siècles plus tard, il y a encore des prêtres qui font le même chemin. La vérité ne vieillit pas.</w:t>
+      </w:r>
+    </w:p>
+    <w:p>
+      <w:pPr>
+        <w:pBdr>
+          <w:bottom w:val="single" w:color="CCCCCC" w:sz="1"/>
+        </w:pBdr>
+        <w:spacing w:after="200" w:before="200"/>
+      </w:pPr>
+    </w:p>
+    <w:p>
+      <w:pPr>
+        <w:spacing w:after="80"/>
+      </w:pPr>
+      <w:r>
+        <w:rPr>
+          <w:rFonts w:ascii="Cormorant Garamond" w:cs="Cormorant Garamond" w:eastAsia="Cormorant Garamond" w:hAnsi="Cormorant Garamond"/>
+          <w:b/>
+          <w:bCs/>
+          <w:sz w:val="28"/>
+          <w:szCs w:val="28"/>
+        </w:rPr>
+        <w:t xml:space="preserve">ASR — 81</w:t>
+      </w:r>
+    </w:p>
+    <w:p>
+      <w:pPr>
+        <w:spacing w:after="80"/>
+      </w:pPr>
+      <w:r>
+        <w:rPr>
+          <w:rFonts w:ascii="Cormorant Garamond" w:cs="Cormorant Garamond" w:eastAsia="Cormorant Garamond" w:hAnsi="Cormorant Garamond"/>
+          <w:i/>
+          <w:iCs/>
+          <w:color w:val="888888"/>
+          <w:sz w:val="20"/>
+          <w:szCs w:val="20"/>
+        </w:rPr>
+        <w:t xml:space="preserve">waqt_apresmidi</w:t>
+      </w:r>
+    </w:p>
+    <w:p>
+      <w:pPr>
+        <w:spacing w:after="60"/>
+      </w:pPr>
+      <w:r>
+        <w:rPr>
+          <w:rFonts w:ascii="Cormorant Garamond" w:cs="Cormorant Garamond" w:eastAsia="Cormorant Garamond" w:hAnsi="Cormorant Garamond"/>
+          <w:sz w:val="22"/>
+          <w:szCs w:val="22"/>
+        </w:rPr>
+        <w:t xml:space="preserve">Wilfried Hofmann était ambassadeur d'Allemagne au Maroc et en Algérie, ancien directeur de l'information de l'OTAN. En 1980, après une vie dans la diplomatie occidentale au plus haut niveau, il embrasse l'islam. Il publie Le Journal d'un musulman allemand. Sa phrase clé : « J'ai vu le pouvoir occidental de l'intérieur. C'est précisément en le voyant de l'intérieur que j'ai su qu'il manquait quelque chose qui se trouvait ailleurs. » Allah ouvre parfois les portes à ceux qui ont vu tout le reste.</w:t>
+      </w:r>
+    </w:p>
+    <w:p>
+      <w:pPr>
+        <w:pBdr>
+          <w:bottom w:val="single" w:color="CCCCCC" w:sz="1"/>
+        </w:pBdr>
+        <w:spacing w:after="200" w:before="200"/>
+      </w:pPr>
+    </w:p>
+    <w:p>
+      <w:pPr>
+        <w:spacing w:after="80"/>
+      </w:pPr>
+      <w:r>
+        <w:rPr>
+          <w:rFonts w:ascii="Cormorant Garamond" w:cs="Cormorant Garamond" w:eastAsia="Cormorant Garamond" w:hAnsi="Cormorant Garamond"/>
+          <w:b/>
+          <w:bCs/>
+          <w:sz w:val="28"/>
+          <w:szCs w:val="28"/>
+        </w:rPr>
+        <w:t xml:space="preserve">ASR — 82</w:t>
+      </w:r>
+    </w:p>
+    <w:p>
+      <w:pPr>
+        <w:spacing w:after="80"/>
+      </w:pPr>
+      <w:r>
+        <w:rPr>
+          <w:rFonts w:ascii="Cormorant Garamond" w:cs="Cormorant Garamond" w:eastAsia="Cormorant Garamond" w:hAnsi="Cormorant Garamond"/>
+          <w:i/>
+          <w:iCs/>
+          <w:color w:val="888888"/>
+          <w:sz w:val="20"/>
+          <w:szCs w:val="20"/>
+        </w:rPr>
+        <w:t xml:space="preserve">waqt_apresmidi</w:t>
+      </w:r>
+    </w:p>
+    <w:p>
+      <w:pPr>
+        <w:spacing w:after="60"/>
+      </w:pPr>
+      <w:r>
+        <w:rPr>
+          <w:rFonts w:ascii="Cormorant Garamond" w:cs="Cormorant Garamond" w:eastAsia="Cormorant Garamond" w:hAnsi="Cormorant Garamond"/>
+          <w:sz w:val="22"/>
+          <w:szCs w:val="22"/>
+        </w:rPr>
+        <w:t xml:space="preserve">En l'an 632, le Prophète ﷺ meurt à Médine. En l'an 732 — un siècle exactement plus tard — l'islam s'étend de l'Espagne (Poitiers) à l'Indus (Multan). Aucune religion dans l'histoire humaine n'a couvert une telle géographie en si peu de temps, sans rouleau compresseur impérial. La rapidité elle-même est une anomalie historique. Les historiens cherchent encore des explications. Allah dit : « Allah est sur toute chose Puissant. » (Coran 2:106).</w:t>
+      </w:r>
+    </w:p>
+    <w:p>
+      <w:pPr>
+        <w:pBdr>
+          <w:bottom w:val="single" w:color="CCCCCC" w:sz="1"/>
+        </w:pBdr>
+        <w:spacing w:after="200" w:before="200"/>
+      </w:pPr>
+    </w:p>
+    <w:p>
+      <w:pPr>
+        <w:spacing w:after="80"/>
+      </w:pPr>
+      <w:r>
+        <w:rPr>
+          <w:rFonts w:ascii="Cormorant Garamond" w:cs="Cormorant Garamond" w:eastAsia="Cormorant Garamond" w:hAnsi="Cormorant Garamond"/>
+          <w:b/>
+          <w:bCs/>
+          <w:sz w:val="28"/>
+          <w:szCs w:val="28"/>
+        </w:rPr>
+        <w:t xml:space="preserve">ASR — 83</w:t>
+      </w:r>
+    </w:p>
+    <w:p>
+      <w:pPr>
+        <w:spacing w:after="80"/>
+      </w:pPr>
+      <w:r>
+        <w:rPr>
+          <w:rFonts w:ascii="Cormorant Garamond" w:cs="Cormorant Garamond" w:eastAsia="Cormorant Garamond" w:hAnsi="Cormorant Garamond"/>
+          <w:i/>
+          <w:iCs/>
+          <w:color w:val="888888"/>
+          <w:sz w:val="20"/>
+          <w:szCs w:val="20"/>
+        </w:rPr>
+        <w:t xml:space="preserve">waqt_apresmidi</w:t>
+      </w:r>
+    </w:p>
+    <w:p>
+      <w:pPr>
+        <w:spacing w:after="60"/>
+      </w:pPr>
+      <w:r>
+        <w:rPr>
+          <w:rFonts w:ascii="Cormorant Garamond" w:cs="Cormorant Garamond" w:eastAsia="Cormorant Garamond" w:hAnsi="Cormorant Garamond"/>
+          <w:sz w:val="22"/>
+          <w:szCs w:val="22"/>
+        </w:rPr>
+        <w:t xml:space="preserve">Quand les armées musulmanes conquièrent Jérusalem en 638, le calife Omar entre dans la ville. Le patriarche chrétien Sophrone lui propose de prier dans l'église du Saint-Sépulcre. Omar refuse — non par mépris, mais pour que les musulmans n'en fassent pas une mosquée plus tard. Quel autre conquérant a refusé une église par considération pour ses propres descendants ? Tu ne trouves pas. Les historiens chrétiens eux-mêmes le notent. Allah inscrit l'humilité dans ceux qu'Il rend grands.</w:t>
+      </w:r>
+    </w:p>
+    <w:p>
+      <w:pPr>
+        <w:pBdr>
+          <w:bottom w:val="single" w:color="CCCCCC" w:sz="1"/>
+        </w:pBdr>
+        <w:spacing w:after="200" w:before="200"/>
+      </w:pPr>
+    </w:p>
+    <w:p>
+      <w:pPr>
+        <w:spacing w:after="80"/>
+      </w:pPr>
+      <w:r>
+        <w:rPr>
+          <w:rFonts w:ascii="Cormorant Garamond" w:cs="Cormorant Garamond" w:eastAsia="Cormorant Garamond" w:hAnsi="Cormorant Garamond"/>
+          <w:b/>
+          <w:bCs/>
+          <w:sz w:val="28"/>
+          <w:szCs w:val="28"/>
+        </w:rPr>
+        <w:t xml:space="preserve">ASR — 84</w:t>
+      </w:r>
+    </w:p>
+    <w:p>
+      <w:pPr>
+        <w:spacing w:after="80"/>
+      </w:pPr>
+      <w:r>
+        <w:rPr>
+          <w:rFonts w:ascii="Cormorant Garamond" w:cs="Cormorant Garamond" w:eastAsia="Cormorant Garamond" w:hAnsi="Cormorant Garamond"/>
+          <w:i/>
+          <w:iCs/>
+          <w:color w:val="888888"/>
+          <w:sz w:val="20"/>
+          <w:szCs w:val="20"/>
+        </w:rPr>
+        <w:t xml:space="preserve">waqt_apresmidi</w:t>
+      </w:r>
+    </w:p>
+    <w:p>
+      <w:pPr>
+        <w:spacing w:after="60"/>
+      </w:pPr>
+      <w:r>
+        <w:rPr>
+          <w:rFonts w:ascii="Cormorant Garamond" w:cs="Cormorant Garamond" w:eastAsia="Cormorant Garamond" w:hAnsi="Cormorant Garamond"/>
+          <w:sz w:val="22"/>
+          <w:szCs w:val="22"/>
+        </w:rPr>
+        <w:t xml:space="preserve">Dans l'Égypte du VIIe siècle conquise par les armées musulmanes, les chrétiens coptes restent majoritaires pendant plus de 500 ans après la conquête. En Andalousie, après 700 ans de présence musulmane, une grande partie de la population reste juive ou chrétienne. Si l'islam avait été imposé par l'épée, ces réalités historiques seraient inexplicables. Les démographes contemporains comme Richard Bulliet l'ont documenté. Allah dit : « Pas de contrainte en religion. » (Coran 2:256). Les chiffres confirment le verset.</w:t>
+      </w:r>
+    </w:p>
+    <w:p>
+      <w:pPr>
+        <w:pBdr>
+          <w:bottom w:val="single" w:color="CCCCCC" w:sz="1"/>
+        </w:pBdr>
+        <w:spacing w:after="200" w:before="200"/>
+      </w:pPr>
+    </w:p>
+    <w:p>
+      <w:pPr>
+        <w:spacing w:after="80"/>
+      </w:pPr>
+      <w:r>
+        <w:rPr>
+          <w:rFonts w:ascii="Cormorant Garamond" w:cs="Cormorant Garamond" w:eastAsia="Cormorant Garamond" w:hAnsi="Cormorant Garamond"/>
+          <w:b/>
+          <w:bCs/>
+          <w:sz w:val="28"/>
+          <w:szCs w:val="28"/>
+        </w:rPr>
+        <w:t xml:space="preserve">ASR — 85</w:t>
+      </w:r>
+    </w:p>
+    <w:p>
+      <w:pPr>
+        <w:spacing w:after="80"/>
+      </w:pPr>
+      <w:r>
+        <w:rPr>
+          <w:rFonts w:ascii="Cormorant Garamond" w:cs="Cormorant Garamond" w:eastAsia="Cormorant Garamond" w:hAnsi="Cormorant Garamond"/>
+          <w:i/>
+          <w:iCs/>
+          <w:color w:val="888888"/>
+          <w:sz w:val="20"/>
+          <w:szCs w:val="20"/>
+        </w:rPr>
+        <w:t xml:space="preserve">waqt_apresmidi</w:t>
+      </w:r>
+    </w:p>
+    <w:p>
+      <w:pPr>
+        <w:spacing w:after="60"/>
+      </w:pPr>
+      <w:r>
+        <w:rPr>
+          <w:rFonts w:ascii="Cormorant Garamond" w:cs="Cormorant Garamond" w:eastAsia="Cormorant Garamond" w:hAnsi="Cormorant Garamond"/>
+          <w:sz w:val="22"/>
+          <w:szCs w:val="22"/>
+        </w:rPr>
+        <w:t xml:space="preserve">L'arabe coranique parlé au VIIe siècle est encore compris aujourd'hui par n'importe quel locuteur arabe moderne. Aucune autre langue humaine n'a maintenu cette stabilité sur 14 siècles. Le latin a évolué en italien, espagnol, français. L'ancien anglais est illisible aux Anglais d'aujourd'hui. Mais l'arabe du Coran est lu sans traduction par 400 millions de personnes. Allah dit : « C'est Nous qui avons fait descendre le Rappel — et c'est Nous qui en sommes les Gardiens. » (Coran 15:9).</w:t>
+      </w:r>
+    </w:p>
+    <w:p>
+      <w:pPr>
+        <w:pBdr>
+          <w:bottom w:val="single" w:color="CCCCCC" w:sz="1"/>
+        </w:pBdr>
+        <w:spacing w:after="200" w:before="200"/>
+      </w:pPr>
+    </w:p>
+    <w:p>
+      <w:pPr>
+        <w:spacing w:after="80"/>
+      </w:pPr>
+      <w:r>
+        <w:rPr>
+          <w:rFonts w:ascii="Cormorant Garamond" w:cs="Cormorant Garamond" w:eastAsia="Cormorant Garamond" w:hAnsi="Cormorant Garamond"/>
+          <w:b/>
+          <w:bCs/>
+          <w:sz w:val="28"/>
+          <w:szCs w:val="28"/>
+        </w:rPr>
+        <w:t xml:space="preserve">ASR — 86</w:t>
+      </w:r>
+    </w:p>
+    <w:p>
+      <w:pPr>
+        <w:spacing w:after="80"/>
+      </w:pPr>
+      <w:r>
+        <w:rPr>
+          <w:rFonts w:ascii="Cormorant Garamond" w:cs="Cormorant Garamond" w:eastAsia="Cormorant Garamond" w:hAnsi="Cormorant Garamond"/>
+          <w:i/>
+          <w:iCs/>
+          <w:color w:val="888888"/>
+          <w:sz w:val="20"/>
+          <w:szCs w:val="20"/>
+        </w:rPr>
+        <w:t xml:space="preserve">waqt_apresmidi</w:t>
+      </w:r>
+    </w:p>
+    <w:p>
+      <w:pPr>
+        <w:spacing w:after="60"/>
+      </w:pPr>
+      <w:r>
+        <w:rPr>
+          <w:rFonts w:ascii="Cormorant Garamond" w:cs="Cormorant Garamond" w:eastAsia="Cormorant Garamond" w:hAnsi="Cormorant Garamond"/>
+          <w:sz w:val="22"/>
+          <w:szCs w:val="22"/>
+        </w:rPr>
+        <w:t xml:space="preserve">Un hafiz du Coran apprend par cœur 6236 versets, dans l'ordre exact, avec les voyelles courtes, les pauses, les nuances. Cela existe depuis 14 siècles. Aujourd'hui il y a environ 10 millions de hafiz dans le monde. Aucun autre livre humain n'a jamais été conservé par mémoire collective à cette échelle. Si tu pouvais détruire tous les Corans imprimés ce soir, l'oumma le réécrirait demain à l'identique — uniquement de mémoire.</w:t>
+      </w:r>
+    </w:p>
+    <w:p>
+      <w:pPr>
+        <w:pBdr>
+          <w:bottom w:val="single" w:color="CCCCCC" w:sz="1"/>
+        </w:pBdr>
+        <w:spacing w:after="200" w:before="200"/>
+      </w:pPr>
+    </w:p>
+    <w:p>
+      <w:pPr>
+        <w:spacing w:after="80"/>
+      </w:pPr>
+      <w:r>
+        <w:rPr>
+          <w:rFonts w:ascii="Cormorant Garamond" w:cs="Cormorant Garamond" w:eastAsia="Cormorant Garamond" w:hAnsi="Cormorant Garamond"/>
+          <w:b/>
+          <w:bCs/>
+          <w:sz w:val="28"/>
+          <w:szCs w:val="28"/>
+        </w:rPr>
+        <w:t xml:space="preserve">ASR — 87</w:t>
+      </w:r>
+    </w:p>
+    <w:p>
+      <w:pPr>
+        <w:spacing w:after="80"/>
+      </w:pPr>
+      <w:r>
+        <w:rPr>
+          <w:rFonts w:ascii="Cormorant Garamond" w:cs="Cormorant Garamond" w:eastAsia="Cormorant Garamond" w:hAnsi="Cormorant Garamond"/>
+          <w:i/>
+          <w:iCs/>
+          <w:color w:val="888888"/>
+          <w:sz w:val="20"/>
+          <w:szCs w:val="20"/>
+        </w:rPr>
+        <w:t xml:space="preserve">waqt_apresmidi</w:t>
+      </w:r>
+    </w:p>
+    <w:p>
+      <w:pPr>
+        <w:spacing w:after="60"/>
+      </w:pPr>
+      <w:r>
+        <w:rPr>
+          <w:rFonts w:ascii="Cormorant Garamond" w:cs="Cormorant Garamond" w:eastAsia="Cormorant Garamond" w:hAnsi="Cormorant Garamond"/>
+          <w:sz w:val="22"/>
+          <w:szCs w:val="22"/>
+        </w:rPr>
+        <w:t xml:space="preserve">Comment l'Indonésie est-elle devenue le plus grand pays musulman du monde ? Pas par conquête militaire — aucune armée musulmane n'y est jamais arrivée. Mais par le commerce maritime, du XIIIe au XVIe siècle. Des marchands musulmans honnêtes ont impressionné les locaux par leur droiture dans les affaires. Au XVe siècle, des sultanats islamiques se forment naturellement. Aujourd'hui : 230 millions de musulmans. La douceur de l'honnêteté a converti plus de cœurs que les épées. Médite cela.</w:t>
+      </w:r>
+    </w:p>
+    <w:p>
+      <w:pPr>
+        <w:pBdr>
+          <w:bottom w:val="single" w:color="CCCCCC" w:sz="1"/>
+        </w:pBdr>
+        <w:spacing w:after="200" w:before="200"/>
+      </w:pPr>
+    </w:p>
+    <w:p>
+      <w:pPr>
+        <w:spacing w:after="80"/>
+      </w:pPr>
+      <w:r>
+        <w:rPr>
+          <w:rFonts w:ascii="Cormorant Garamond" w:cs="Cormorant Garamond" w:eastAsia="Cormorant Garamond" w:hAnsi="Cormorant Garamond"/>
+          <w:b/>
+          <w:bCs/>
+          <w:sz w:val="28"/>
+          <w:szCs w:val="28"/>
+        </w:rPr>
+        <w:t xml:space="preserve">ASR — 88</w:t>
+      </w:r>
+    </w:p>
+    <w:p>
+      <w:pPr>
+        <w:spacing w:after="80"/>
+      </w:pPr>
+      <w:r>
+        <w:rPr>
+          <w:rFonts w:ascii="Cormorant Garamond" w:cs="Cormorant Garamond" w:eastAsia="Cormorant Garamond" w:hAnsi="Cormorant Garamond"/>
+          <w:i/>
+          <w:iCs/>
+          <w:color w:val="888888"/>
+          <w:sz w:val="20"/>
+          <w:szCs w:val="20"/>
+        </w:rPr>
+        <w:t xml:space="preserve">waqt_apresmidi</w:t>
+      </w:r>
+    </w:p>
+    <w:p>
+      <w:pPr>
+        <w:spacing w:after="60"/>
+      </w:pPr>
+      <w:r>
+        <w:rPr>
+          <w:rFonts w:ascii="Cormorant Garamond" w:cs="Cormorant Garamond" w:eastAsia="Cormorant Garamond" w:hAnsi="Cormorant Garamond"/>
+          <w:sz w:val="22"/>
+          <w:szCs w:val="22"/>
+        </w:rPr>
+        <w:t xml:space="preserve">Dans l'Andalousie musulmane (711-1492), juifs, chrétiens et musulmans vivaient ensemble. Maïmonide — le plus grand philosophe juif médiéval — écrivait ses œuvres en arabe sous protection des califes. Quand l'Espagne chrétienne reconquiert Grenade en 1492, elle expulse 200 000 juifs en quelques mois. Ces juifs trouvent refuge dans l'Empire ottoman musulman, qui les accueille. L'histoire est rarement enseignée comme cela. Mais elle est documentée. Allah dit : « Vous êtes la meilleure communauté qu'on ait jamais fait surgir pour les hommes. » (Coran 3:110).</w:t>
+      </w:r>
+    </w:p>
+    <w:p>
+      <w:pPr>
+        <w:pBdr>
+          <w:bottom w:val="single" w:color="CCCCCC" w:sz="1"/>
+        </w:pBdr>
+        <w:spacing w:after="200" w:before="200"/>
+      </w:pPr>
+    </w:p>
+    <w:p>
+      <w:pPr>
+        <w:spacing w:after="80"/>
+      </w:pPr>
+      <w:r>
+        <w:rPr>
+          <w:rFonts w:ascii="Cormorant Garamond" w:cs="Cormorant Garamond" w:eastAsia="Cormorant Garamond" w:hAnsi="Cormorant Garamond"/>
+          <w:b/>
+          <w:bCs/>
+          <w:sz w:val="28"/>
+          <w:szCs w:val="28"/>
+        </w:rPr>
+        <w:t xml:space="preserve">ASR — 89</w:t>
+      </w:r>
+    </w:p>
+    <w:p>
+      <w:pPr>
+        <w:spacing w:after="80"/>
+      </w:pPr>
+      <w:r>
+        <w:rPr>
+          <w:rFonts w:ascii="Cormorant Garamond" w:cs="Cormorant Garamond" w:eastAsia="Cormorant Garamond" w:hAnsi="Cormorant Garamond"/>
+          <w:i/>
+          <w:iCs/>
+          <w:color w:val="888888"/>
+          <w:sz w:val="20"/>
+          <w:szCs w:val="20"/>
+        </w:rPr>
+        <w:t xml:space="preserve">waqt_apresmidi</w:t>
+      </w:r>
+    </w:p>
+    <w:p>
+      <w:pPr>
+        <w:spacing w:after="60"/>
+      </w:pPr>
+      <w:r>
+        <w:rPr>
+          <w:rFonts w:ascii="Cormorant Garamond" w:cs="Cormorant Garamond" w:eastAsia="Cormorant Garamond" w:hAnsi="Cormorant Garamond"/>
+          <w:sz w:val="22"/>
+          <w:szCs w:val="22"/>
+        </w:rPr>
+        <w:t xml:space="preserve">Le Prophète ﷺ avait dit en l'an 627 : « Constantinople sera certainement conquise. Quel excellent commandant sera celui qui la conquerra, et quelle excellente armée sera la sienne. » (Ahmad). Au moment de la prophétie, Constantinople était la plus grande forteresse du monde, capitale de l'Empire byzantin. Elle tomba 826 ans plus tard, en 1453, sous Mehmet II. Aucun analyste politique du VIIe siècle n'aurait osé une telle prédiction. Aucune ville comparable n'a été annoncée par un autre prophète. Le hadith existait avant l'événement.</w:t>
+      </w:r>
+    </w:p>
+    <w:p>
+      <w:pPr>
+        <w:pBdr>
+          <w:bottom w:val="single" w:color="CCCCCC" w:sz="1"/>
+        </w:pBdr>
+        <w:spacing w:after="200" w:before="200"/>
+      </w:pPr>
+    </w:p>
+    <w:p>
+      <w:pPr>
+        <w:spacing w:after="80"/>
+      </w:pPr>
+      <w:r>
+        <w:rPr>
+          <w:rFonts w:ascii="Cormorant Garamond" w:cs="Cormorant Garamond" w:eastAsia="Cormorant Garamond" w:hAnsi="Cormorant Garamond"/>
+          <w:b/>
+          <w:bCs/>
+          <w:sz w:val="28"/>
+          <w:szCs w:val="28"/>
+        </w:rPr>
+        <w:t xml:space="preserve">ASR — 90</w:t>
+      </w:r>
+    </w:p>
+    <w:p>
+      <w:pPr>
+        <w:spacing w:after="80"/>
+      </w:pPr>
+      <w:r>
+        <w:rPr>
+          <w:rFonts w:ascii="Cormorant Garamond" w:cs="Cormorant Garamond" w:eastAsia="Cormorant Garamond" w:hAnsi="Cormorant Garamond"/>
+          <w:i/>
+          <w:iCs/>
+          <w:color w:val="888888"/>
+          <w:sz w:val="20"/>
+          <w:szCs w:val="20"/>
+        </w:rPr>
+        <w:t xml:space="preserve">waqt_apresmidi</w:t>
+      </w:r>
+    </w:p>
+    <w:p>
+      <w:pPr>
+        <w:spacing w:after="60"/>
+      </w:pPr>
+      <w:r>
+        <w:rPr>
+          <w:rFonts w:ascii="Cormorant Garamond" w:cs="Cormorant Garamond" w:eastAsia="Cormorant Garamond" w:hAnsi="Cormorant Garamond"/>
+          <w:sz w:val="22"/>
+          <w:szCs w:val="22"/>
+        </w:rPr>
+        <w:t xml:space="preserve">Johann Wolfgang von Goethe — considéré comme le plus grand écrivain de langue allemande — a écrit en 1819 le West-Östlicher Divan. À 70 ans, il déclare publiquement qu'il pense « célébrer dévotement la nuit sainte où le Coran a été révélé au Prophète ». Il écrit aussi : « Si l'islam signifie soumission à Dieu, alors nous vivons et mourons tous en islam. » L'un des esprits les plus complets de l'Occident moderne a regardé l'islam. Il n'a pas détourné les yeux. Toi non plus, ne les détourne pas.</w:t>
+      </w:r>
+    </w:p>
+    <w:p>
+      <w:pPr>
+        <w:pBdr>
+          <w:bottom w:val="single" w:color="CCCCCC" w:sz="1"/>
+        </w:pBdr>
+        <w:spacing w:after="200" w:before="200"/>
+      </w:pPr>
+    </w:p>
+    <w:p>
+      <w:pPr>
+        <w:spacing w:after="80"/>
+      </w:pPr>
+      <w:r>
+        <w:rPr>
+          <w:rFonts w:ascii="Cormorant Garamond" w:cs="Cormorant Garamond" w:eastAsia="Cormorant Garamond" w:hAnsi="Cormorant Garamond"/>
+          <w:b/>
+          <w:bCs/>
+          <w:sz w:val="28"/>
+          <w:szCs w:val="28"/>
+        </w:rPr>
+        <w:t xml:space="preserve">ASR — 91</w:t>
+      </w:r>
+    </w:p>
+    <w:p>
+      <w:pPr>
+        <w:spacing w:after="80"/>
+      </w:pPr>
+      <w:r>
+        <w:rPr>
+          <w:rFonts w:ascii="Cormorant Garamond" w:cs="Cormorant Garamond" w:eastAsia="Cormorant Garamond" w:hAnsi="Cormorant Garamond"/>
+          <w:i/>
+          <w:iCs/>
+          <w:color w:val="888888"/>
+          <w:sz w:val="20"/>
+          <w:szCs w:val="20"/>
+        </w:rPr>
+        <w:t xml:space="preserve">waqt_apresmidi</w:t>
+      </w:r>
+    </w:p>
+    <w:p>
+      <w:pPr>
+        <w:spacing w:after="60"/>
+      </w:pPr>
+      <w:r>
+        <w:rPr>
+          <w:rFonts w:ascii="Cormorant Garamond" w:cs="Cormorant Garamond" w:eastAsia="Cormorant Garamond" w:hAnsi="Cormorant Garamond"/>
+          <w:sz w:val="22"/>
+          <w:szCs w:val="22"/>
+        </w:rPr>
+        <w:t xml:space="preserve">Léon Tolstoï, auteur de Guerre et Paix et Anna Karénine, écrit dans une lettre à une femme musulmane en 1908 : « Le Prophète Mahomet a été toujours pour moi au-dessus du christianisme. Il considère Dieu comme le seul à devoir être adoré, et le Coran enseigne une morale supérieure à toutes les autres. » À la fin de sa vie, Tolstoï rejette l'orthodoxie chrétienne officielle et cherche un retour à un monothéisme strict. L'un des plus grands romanciers du monde s'est retourné. Tu peux te poser les mêmes questions sans honte.</w:t>
+      </w:r>
+    </w:p>
+    <w:p>
+      <w:pPr>
+        <w:pBdr>
+          <w:bottom w:val="single" w:color="CCCCCC" w:sz="1"/>
+        </w:pBdr>
+        <w:spacing w:after="200" w:before="200"/>
+      </w:pPr>
+    </w:p>
+    <w:p>
+      <w:pPr>
+        <w:spacing w:after="80"/>
+      </w:pPr>
+      <w:r>
+        <w:rPr>
+          <w:rFonts w:ascii="Cormorant Garamond" w:cs="Cormorant Garamond" w:eastAsia="Cormorant Garamond" w:hAnsi="Cormorant Garamond"/>
+          <w:b/>
+          <w:bCs/>
+          <w:sz w:val="28"/>
+          <w:szCs w:val="28"/>
+        </w:rPr>
+        <w:t xml:space="preserve">ASR — 92</w:t>
+      </w:r>
+    </w:p>
+    <w:p>
+      <w:pPr>
+        <w:spacing w:after="80"/>
+      </w:pPr>
+      <w:r>
+        <w:rPr>
+          <w:rFonts w:ascii="Cormorant Garamond" w:cs="Cormorant Garamond" w:eastAsia="Cormorant Garamond" w:hAnsi="Cormorant Garamond"/>
+          <w:i/>
+          <w:iCs/>
+          <w:color w:val="888888"/>
+          <w:sz w:val="20"/>
+          <w:szCs w:val="20"/>
+        </w:rPr>
+        <w:t xml:space="preserve">waqt_apresmidi</w:t>
+      </w:r>
+    </w:p>
+    <w:p>
+      <w:pPr>
+        <w:spacing w:after="60"/>
+      </w:pPr>
+      <w:r>
+        <w:rPr>
+          <w:rFonts w:ascii="Cormorant Garamond" w:cs="Cormorant Garamond" w:eastAsia="Cormorant Garamond" w:hAnsi="Cormorant Garamond"/>
+          <w:sz w:val="22"/>
+          <w:szCs w:val="22"/>
+        </w:rPr>
+        <w:t xml:space="preserve">Alphonse de Lamartine, l'un des poètes français les plus célèbres du XIXe siècle, écrit dans son Histoire de la Turquie (1854) sur le Prophète Muhammad ﷺ : « Philosophe, orateur, apôtre, législateur, guerrier, conquérant d'idées, restaurateur de dogmes rationnels, fondateur de vingt empires terrestres et d'un empire spirituel, voilà Mahomet. À toutes les échelles où l'on mesure la grandeur humaine, quel homme fut plus grand ? » Phrase écrite par un Français catholique. Sans réponse depuis 170 ans.</w:t>
+      </w:r>
+    </w:p>
+    <w:p>
+      <w:pPr>
+        <w:pBdr>
+          <w:bottom w:val="single" w:color="CCCCCC" w:sz="1"/>
+        </w:pBdr>
+        <w:spacing w:after="200" w:before="200"/>
+      </w:pPr>
+    </w:p>
+    <w:p>
+      <w:pPr>
+        <w:spacing w:after="80"/>
+      </w:pPr>
+      <w:r>
+        <w:rPr>
+          <w:rFonts w:ascii="Cormorant Garamond" w:cs="Cormorant Garamond" w:eastAsia="Cormorant Garamond" w:hAnsi="Cormorant Garamond"/>
+          <w:b/>
+          <w:bCs/>
+          <w:sz w:val="28"/>
+          <w:szCs w:val="28"/>
+        </w:rPr>
+        <w:t xml:space="preserve">ASR — 93</w:t>
+      </w:r>
+    </w:p>
+    <w:p>
+      <w:pPr>
+        <w:spacing w:after="80"/>
+      </w:pPr>
+      <w:r>
+        <w:rPr>
+          <w:rFonts w:ascii="Cormorant Garamond" w:cs="Cormorant Garamond" w:eastAsia="Cormorant Garamond" w:hAnsi="Cormorant Garamond"/>
+          <w:i/>
+          <w:iCs/>
+          <w:color w:val="888888"/>
+          <w:sz w:val="20"/>
+          <w:szCs w:val="20"/>
+        </w:rPr>
+        <w:t xml:space="preserve">waqt_apresmidi</w:t>
+      </w:r>
+    </w:p>
+    <w:p>
+      <w:pPr>
+        <w:spacing w:after="60"/>
+      </w:pPr>
+      <w:r>
+        <w:rPr>
+          <w:rFonts w:ascii="Cormorant Garamond" w:cs="Cormorant Garamond" w:eastAsia="Cormorant Garamond" w:hAnsi="Cormorant Garamond"/>
+          <w:sz w:val="22"/>
+          <w:szCs w:val="22"/>
+        </w:rPr>
+        <w:t xml:space="preserve">Thomas Carlyle, historien écossais du XIXe siècle, donne en 1840 une série de conférences à Londres sur les héros de l'humanité. L'une d'elles porte sur le Prophète Muhammad ﷺ. À une époque où l'Occident méprisait l'islam, Carlyle écrit : « Les mensonges que l'enthousiasme bien intentionné a empilés sur cet homme sont déshonorants pour nous, pas pour lui. Comment un homme, seul, sans soutien, aurait-il créé une religion qui a transformé un cinquième de l'humanité ? » Carlyle n'a pas été musulman. Mais il a posé la bonne question.</w:t>
+      </w:r>
+    </w:p>
+    <w:p>
+      <w:pPr>
+        <w:pBdr>
+          <w:bottom w:val="single" w:color="CCCCCC" w:sz="1"/>
+        </w:pBdr>
+        <w:spacing w:after="200" w:before="200"/>
+      </w:pPr>
+    </w:p>
+    <w:p>
+      <w:pPr>
+        <w:spacing w:after="80"/>
+      </w:pPr>
+      <w:r>
+        <w:rPr>
+          <w:rFonts w:ascii="Cormorant Garamond" w:cs="Cormorant Garamond" w:eastAsia="Cormorant Garamond" w:hAnsi="Cormorant Garamond"/>
+          <w:b/>
+          <w:bCs/>
+          <w:sz w:val="28"/>
+          <w:szCs w:val="28"/>
+        </w:rPr>
+        <w:t xml:space="preserve">ASR — 94</w:t>
+      </w:r>
+    </w:p>
+    <w:p>
+      <w:pPr>
+        <w:spacing w:after="80"/>
+      </w:pPr>
+      <w:r>
+        <w:rPr>
+          <w:rFonts w:ascii="Cormorant Garamond" w:cs="Cormorant Garamond" w:eastAsia="Cormorant Garamond" w:hAnsi="Cormorant Garamond"/>
+          <w:i/>
+          <w:iCs/>
+          <w:color w:val="888888"/>
+          <w:sz w:val="20"/>
+          <w:szCs w:val="20"/>
+        </w:rPr>
+        <w:t xml:space="preserve">waqt_apresmidi</w:t>
+      </w:r>
+    </w:p>
+    <w:p>
+      <w:pPr>
+        <w:spacing w:after="60"/>
+      </w:pPr>
+      <w:r>
+        <w:rPr>
+          <w:rFonts w:ascii="Cormorant Garamond" w:cs="Cormorant Garamond" w:eastAsia="Cormorant Garamond" w:hAnsi="Cormorant Garamond"/>
+          <w:sz w:val="22"/>
+          <w:szCs w:val="22"/>
+        </w:rPr>
+        <w:t xml:space="preserve">Roger Garaudy fut l'un des plus grands philosophes marxistes français du XXe siècle, membre du Comité central du Parti communiste. Athée militant pendant des décennies. En 1982, à 69 ans, il embrasse l'islam. Sa phrase : « J'avais tout réfuté. Il restait quelque chose que je ne pouvais réfuter — un trou en moi qu'aucune philosophie n'avait su nommer. L'islam l'a nommé. » Les vieillards convertis sont rares — mais ils témoignent souvent du plus essentiel.</w:t>
+      </w:r>
+    </w:p>
+    <w:p>
+      <w:pPr>
+        <w:pBdr>
+          <w:bottom w:val="single" w:color="CCCCCC" w:sz="1"/>
+        </w:pBdr>
+        <w:spacing w:after="200" w:before="200"/>
+      </w:pPr>
+    </w:p>
+    <w:p>
+      <w:pPr>
+        <w:spacing w:after="80"/>
+      </w:pPr>
+      <w:r>
+        <w:rPr>
+          <w:rFonts w:ascii="Cormorant Garamond" w:cs="Cormorant Garamond" w:eastAsia="Cormorant Garamond" w:hAnsi="Cormorant Garamond"/>
+          <w:b/>
+          <w:bCs/>
+          <w:sz w:val="28"/>
+          <w:szCs w:val="28"/>
+        </w:rPr>
+        <w:t xml:space="preserve">ASR — 95</w:t>
+      </w:r>
+    </w:p>
+    <w:p>
+      <w:pPr>
+        <w:spacing w:after="80"/>
+      </w:pPr>
+      <w:r>
+        <w:rPr>
+          <w:rFonts w:ascii="Cormorant Garamond" w:cs="Cormorant Garamond" w:eastAsia="Cormorant Garamond" w:hAnsi="Cormorant Garamond"/>
+          <w:i/>
+          <w:iCs/>
+          <w:color w:val="888888"/>
+          <w:sz w:val="20"/>
+          <w:szCs w:val="20"/>
+        </w:rPr>
+        <w:t xml:space="preserve">waqt_apresmidi</w:t>
+      </w:r>
+    </w:p>
+    <w:p>
+      <w:pPr>
+        <w:spacing w:after="60"/>
+      </w:pPr>
+      <w:r>
+        <w:rPr>
+          <w:rFonts w:ascii="Cormorant Garamond" w:cs="Cormorant Garamond" w:eastAsia="Cormorant Garamond" w:hAnsi="Cormorant Garamond"/>
+          <w:sz w:val="22"/>
+          <w:szCs w:val="22"/>
+        </w:rPr>
+        <w:t xml:space="preserve">À 70 ans, Goethe écrivait dans une lettre privée qu'il était troublé par la grandeur du Coran et qu'il ne pouvait plus écrire sur ce livre avec la légèreté qu'avaient d'autres orientalistes. « Le style du Coran est sévère, élevé, formidable — par endroits véritablement sublime », écrit-il dans son Divan. Tu n'es pas obligé de croire ce que Goethe a senti. Mais tu peux te demander ce qu'il a vu que d'autres refusaient de voir.</w:t>
+      </w:r>
+    </w:p>
+    <w:p>
+      <w:pPr>
+        <w:pBdr>
+          <w:bottom w:val="single" w:color="CCCCCC" w:sz="1"/>
+        </w:pBdr>
+        <w:spacing w:after="200" w:before="200"/>
+      </w:pPr>
+    </w:p>
+    <w:p>
+      <w:pPr>
+        <w:spacing w:after="80"/>
+      </w:pPr>
+      <w:r>
+        <w:rPr>
+          <w:rFonts w:ascii="Cormorant Garamond" w:cs="Cormorant Garamond" w:eastAsia="Cormorant Garamond" w:hAnsi="Cormorant Garamond"/>
+          <w:b/>
+          <w:bCs/>
+          <w:sz w:val="28"/>
+          <w:szCs w:val="28"/>
+        </w:rPr>
+        <w:t xml:space="preserve">ASR — 96</w:t>
+      </w:r>
+    </w:p>
+    <w:p>
+      <w:pPr>
+        <w:spacing w:after="80"/>
+      </w:pPr>
+      <w:r>
+        <w:rPr>
+          <w:rFonts w:ascii="Cormorant Garamond" w:cs="Cormorant Garamond" w:eastAsia="Cormorant Garamond" w:hAnsi="Cormorant Garamond"/>
+          <w:i/>
+          <w:iCs/>
+          <w:color w:val="888888"/>
+          <w:sz w:val="20"/>
+          <w:szCs w:val="20"/>
+        </w:rPr>
+        <w:t xml:space="preserve">waqt_apresmidi</w:t>
+      </w:r>
+    </w:p>
+    <w:p>
+      <w:pPr>
+        <w:spacing w:after="60"/>
+      </w:pPr>
+      <w:r>
+        <w:rPr>
+          <w:rFonts w:ascii="Cormorant Garamond" w:cs="Cormorant Garamond" w:eastAsia="Cormorant Garamond" w:hAnsi="Cormorant Garamond"/>
+          <w:sz w:val="22"/>
+          <w:szCs w:val="22"/>
+        </w:rPr>
+        <w:t xml:space="preserve">Tolstoï confia un jour à un visiteur, peu avant sa mort en 1910 : « Je vais bientôt mourir. Et si je devais recommencer, je crois que je chercherais Dieu là où Muhammad L'a cherché. » L'anecdote est rapportée par plusieurs sources mais reste difficile à vérifier strictement. Vrai ou symbolique, elle dit ce que Tolstoï avait laissé écrit ailleurs : il avait fini par voir, dans l'islam, une simplicité monothéiste que le christianisme institutionnel avait perdue selon lui.</w:t>
+      </w:r>
+    </w:p>
+    <w:p>
+      <w:pPr>
+        <w:pBdr>
+          <w:bottom w:val="single" w:color="CCCCCC" w:sz="1"/>
+        </w:pBdr>
+        <w:spacing w:after="200" w:before="200"/>
+      </w:pPr>
+    </w:p>
+    <w:p>
+      <w:pPr>
+        <w:spacing w:after="80"/>
+      </w:pPr>
+      <w:r>
+        <w:rPr>
+          <w:rFonts w:ascii="Cormorant Garamond" w:cs="Cormorant Garamond" w:eastAsia="Cormorant Garamond" w:hAnsi="Cormorant Garamond"/>
+          <w:b/>
+          <w:bCs/>
+          <w:sz w:val="28"/>
+          <w:szCs w:val="28"/>
+        </w:rPr>
+        <w:t xml:space="preserve">ASR — 97</w:t>
+      </w:r>
+    </w:p>
+    <w:p>
+      <w:pPr>
+        <w:spacing w:after="80"/>
+      </w:pPr>
+      <w:r>
+        <w:rPr>
+          <w:rFonts w:ascii="Cormorant Garamond" w:cs="Cormorant Garamond" w:eastAsia="Cormorant Garamond" w:hAnsi="Cormorant Garamond"/>
+          <w:i/>
+          <w:iCs/>
+          <w:color w:val="888888"/>
+          <w:sz w:val="20"/>
+          <w:szCs w:val="20"/>
+        </w:rPr>
+        <w:t xml:space="preserve">waqt_apresmidi</w:t>
+      </w:r>
+    </w:p>
+    <w:p>
+      <w:pPr>
+        <w:spacing w:after="60"/>
+      </w:pPr>
+      <w:r>
+        <w:rPr>
+          <w:rFonts w:ascii="Cormorant Garamond" w:cs="Cormorant Garamond" w:eastAsia="Cormorant Garamond" w:hAnsi="Cormorant Garamond"/>
+          <w:sz w:val="22"/>
+          <w:szCs w:val="22"/>
+        </w:rPr>
+        <w:t xml:space="preserve">L'abeille butineuse rentre à la ruche et exécute une danse appelée waggle dance — découverte par Karl von Frisch (Nobel 1973). Par l'angle de la danse, elle indique la direction par rapport au soleil. Par la durée, elle indique la distance, parfois jusqu'à 5 km. Aucune autre espèce non-humaine n'a un langage symbolique aussi précis. Allah dit : « Ton Seigneur a inspiré l'abeille. » (Coran 16:68). Le mot arabe awha — inspirer — est celui utilisé pour les prophètes. L'abeille reçoit. Toi aussi, si tu écoutes.</w:t>
+      </w:r>
+    </w:p>
+    <w:p>
+      <w:pPr>
+        <w:pBdr>
+          <w:bottom w:val="single" w:color="CCCCCC" w:sz="1"/>
+        </w:pBdr>
+        <w:spacing w:after="200" w:before="200"/>
+      </w:pPr>
+    </w:p>
+    <w:p>
+      <w:pPr>
+        <w:spacing w:after="80"/>
+      </w:pPr>
+      <w:r>
+        <w:rPr>
+          <w:rFonts w:ascii="Cormorant Garamond" w:cs="Cormorant Garamond" w:eastAsia="Cormorant Garamond" w:hAnsi="Cormorant Garamond"/>
+          <w:b/>
+          <w:bCs/>
+          <w:sz w:val="28"/>
+          <w:szCs w:val="28"/>
+        </w:rPr>
+        <w:t xml:space="preserve">ASR — 98</w:t>
+      </w:r>
+    </w:p>
+    <w:p>
+      <w:pPr>
+        <w:spacing w:after="80"/>
+      </w:pPr>
+      <w:r>
+        <w:rPr>
+          <w:rFonts w:ascii="Cormorant Garamond" w:cs="Cormorant Garamond" w:eastAsia="Cormorant Garamond" w:hAnsi="Cormorant Garamond"/>
+          <w:i/>
+          <w:iCs/>
+          <w:color w:val="888888"/>
+          <w:sz w:val="20"/>
+          <w:szCs w:val="20"/>
+        </w:rPr>
+        <w:t xml:space="preserve">waqt_apresmidi</w:t>
+      </w:r>
+    </w:p>
+    <w:p>
+      <w:pPr>
+        <w:spacing w:after="60"/>
+      </w:pPr>
+      <w:r>
+        <w:rPr>
+          <w:rFonts w:ascii="Cormorant Garamond" w:cs="Cormorant Garamond" w:eastAsia="Cormorant Garamond" w:hAnsi="Cormorant Garamond"/>
+          <w:sz w:val="22"/>
+          <w:szCs w:val="22"/>
+        </w:rPr>
+        <w:t xml:space="preserve">Le Coran décrit la maison de l'araignée comme « la plus faible des demeures » (Coran 29:41). À la lecture, on entend une critique fragile. Mais des études biomécaniques ont montré que la toile d'araignée a une résistance traction supérieure à l'acier à poids égal. Le verset ne parle pas de la toile — il parle de la demeure. Et une demeure d'araignée est socialement la plus faible : les araignées femelles tuent parfois leurs partenaires. C'est un foyer sans loyauté. Le Coran connaissait cette distinction.</w:t>
+      </w:r>
+    </w:p>
+    <w:p>
+      <w:pPr>
+        <w:pBdr>
+          <w:bottom w:val="single" w:color="CCCCCC" w:sz="1"/>
+        </w:pBdr>
+        <w:spacing w:after="200" w:before="200"/>
+      </w:pPr>
+    </w:p>
+    <w:p>
+      <w:pPr>
+        <w:spacing w:after="80"/>
+      </w:pPr>
+      <w:r>
+        <w:rPr>
+          <w:rFonts w:ascii="Cormorant Garamond" w:cs="Cormorant Garamond" w:eastAsia="Cormorant Garamond" w:hAnsi="Cormorant Garamond"/>
+          <w:b/>
+          <w:bCs/>
+          <w:sz w:val="28"/>
+          <w:szCs w:val="28"/>
+        </w:rPr>
+        <w:t xml:space="preserve">ASR — 99</w:t>
+      </w:r>
+    </w:p>
+    <w:p>
+      <w:pPr>
+        <w:spacing w:after="80"/>
+      </w:pPr>
+      <w:r>
+        <w:rPr>
+          <w:rFonts w:ascii="Cormorant Garamond" w:cs="Cormorant Garamond" w:eastAsia="Cormorant Garamond" w:hAnsi="Cormorant Garamond"/>
+          <w:i/>
+          <w:iCs/>
+          <w:color w:val="888888"/>
+          <w:sz w:val="20"/>
+          <w:szCs w:val="20"/>
+        </w:rPr>
+        <w:t xml:space="preserve">waqt_apresmidi</w:t>
+      </w:r>
+    </w:p>
+    <w:p>
+      <w:pPr>
+        <w:spacing w:after="60"/>
+      </w:pPr>
+      <w:r>
+        <w:rPr>
+          <w:rFonts w:ascii="Cormorant Garamond" w:cs="Cormorant Garamond" w:eastAsia="Cormorant Garamond" w:hAnsi="Cormorant Garamond"/>
+          <w:sz w:val="22"/>
+          <w:szCs w:val="22"/>
+        </w:rPr>
+        <w:t xml:space="preserve">« Quand ils arrivèrent à la Vallée des Fourmis, une fourmi dit : Ô fourmis, entrez dans vos demeures, de peur que Salomon et ses armées ne vous écrasent sans s'en rendre compte. » (Coran 27:18). Au VIIe siècle, on aurait pris ce verset pour un conte. Aujourd'hui, les entomologistes ont identifié plus de 30 modes de communication chez les fourmis (phéromones, vibrations, sons). Une fourmi avertit ses congénères du danger en moins de 4 secondes. Le verset n'a pas changé. Notre regard sur lui, si.</w:t>
+      </w:r>
+    </w:p>
+    <w:p>
+      <w:pPr>
+        <w:pBdr>
+          <w:bottom w:val="single" w:color="CCCCCC" w:sz="1"/>
+        </w:pBdr>
+        <w:spacing w:after="200" w:before="200"/>
+      </w:pPr>
+    </w:p>
+    <w:p>
+      <w:pPr>
+        <w:spacing w:after="80"/>
+      </w:pPr>
+      <w:r>
+        <w:rPr>
+          <w:rFonts w:ascii="Cormorant Garamond" w:cs="Cormorant Garamond" w:eastAsia="Cormorant Garamond" w:hAnsi="Cormorant Garamond"/>
+          <w:b/>
+          <w:bCs/>
+          <w:sz w:val="28"/>
+          <w:szCs w:val="28"/>
+        </w:rPr>
+        <w:t xml:space="preserve">ASR — 100</w:t>
+      </w:r>
+    </w:p>
+    <w:p>
+      <w:pPr>
+        <w:spacing w:after="80"/>
+      </w:pPr>
+      <w:r>
+        <w:rPr>
+          <w:rFonts w:ascii="Cormorant Garamond" w:cs="Cormorant Garamond" w:eastAsia="Cormorant Garamond" w:hAnsi="Cormorant Garamond"/>
+          <w:i/>
+          <w:iCs/>
+          <w:color w:val="888888"/>
+          <w:sz w:val="20"/>
+          <w:szCs w:val="20"/>
+        </w:rPr>
+        <w:t xml:space="preserve">waqt_apresmidi</w:t>
+      </w:r>
+    </w:p>
+    <w:p>
+      <w:pPr>
+        <w:spacing w:after="60"/>
+      </w:pPr>
+      <w:r>
+        <w:rPr>
+          <w:rFonts w:ascii="Cormorant Garamond" w:cs="Cormorant Garamond" w:eastAsia="Cormorant Garamond" w:hAnsi="Cormorant Garamond"/>
+          <w:sz w:val="22"/>
+          <w:szCs w:val="22"/>
+        </w:rPr>
+        <w:t xml:space="preserve">Le Coran dit : « Allah n'a pas honte de prendre pour exemple un moustique ou une créature plus petite encore. » (Coran 2:26). Au VIIe siècle, on pensait le moustique négligeable. Aujourd'hui, le moustique tue environ 750 000 personnes par an — plus que toute autre créature, y compris l'homme. Il est le plus grand prédateur d'humains de la planète. Allah a placé Sa justice dans le plus petit corps. Médite ce verset face à un moustique.</w:t>
+      </w:r>
+    </w:p>
+    <w:p>
+      <w:pPr>
+        <w:pBdr>
+          <w:bottom w:val="single" w:color="CCCCCC" w:sz="1"/>
+        </w:pBdr>
+        <w:spacing w:after="200" w:before="200"/>
+      </w:pPr>
+    </w:p>
+    <w:p>
+      <w:pPr>
+        <w:spacing w:after="80"/>
+      </w:pPr>
+      <w:r>
+        <w:rPr>
+          <w:rFonts w:ascii="Cormorant Garamond" w:cs="Cormorant Garamond" w:eastAsia="Cormorant Garamond" w:hAnsi="Cormorant Garamond"/>
+          <w:b/>
+          <w:bCs/>
+          <w:sz w:val="28"/>
+          <w:szCs w:val="28"/>
+        </w:rPr>
+        <w:t xml:space="preserve">ASR — 101</w:t>
+      </w:r>
+    </w:p>
+    <w:p>
+      <w:pPr>
+        <w:spacing w:after="80"/>
+      </w:pPr>
+      <w:r>
+        <w:rPr>
+          <w:rFonts w:ascii="Cormorant Garamond" w:cs="Cormorant Garamond" w:eastAsia="Cormorant Garamond" w:hAnsi="Cormorant Garamond"/>
+          <w:i/>
+          <w:iCs/>
+          <w:color w:val="888888"/>
+          <w:sz w:val="20"/>
+          <w:szCs w:val="20"/>
+        </w:rPr>
+        <w:t xml:space="preserve">waqt_apresmidi</w:t>
+      </w:r>
+    </w:p>
+    <w:p>
+      <w:pPr>
+        <w:spacing w:after="60"/>
+      </w:pPr>
+      <w:r>
+        <w:rPr>
+          <w:rFonts w:ascii="Cormorant Garamond" w:cs="Cormorant Garamond" w:eastAsia="Cormorant Garamond" w:hAnsi="Cormorant Garamond"/>
+          <w:sz w:val="22"/>
+          <w:szCs w:val="22"/>
+        </w:rPr>
+        <w:t xml:space="preserve">Yunus est avalé par un poisson dans le Coran (sourate As-Saffat, 37:139-148). Pendant des siècles, on a discuté quel poisson pouvait avaler un homme. Le terme arabe utilisé est hût — un mot générique pour grand poisson. Le Coran n'a pas dit « une baleine » — il a dit « un grand poisson ». La précision du vocabulaire arabe résiste à la critique moderne. Allah choisit toujours le mot juste — y compris quand la science ne saurait pas le préciser avant des siècles.</w:t>
+      </w:r>
+    </w:p>
+    <w:p>
+      <w:pPr>
+        <w:pBdr>
+          <w:bottom w:val="single" w:color="CCCCCC" w:sz="1"/>
+        </w:pBdr>
+        <w:spacing w:after="200" w:before="200"/>
+      </w:pPr>
+    </w:p>
+    <w:p>
+      <w:pPr>
+        <w:spacing w:after="80"/>
+      </w:pPr>
+      <w:r>
+        <w:rPr>
+          <w:rFonts w:ascii="Cormorant Garamond" w:cs="Cormorant Garamond" w:eastAsia="Cormorant Garamond" w:hAnsi="Cormorant Garamond"/>
+          <w:b/>
+          <w:bCs/>
+          <w:sz w:val="28"/>
+          <w:szCs w:val="28"/>
+        </w:rPr>
+        <w:t xml:space="preserve">ASR — 102</w:t>
+      </w:r>
+    </w:p>
+    <w:p>
+      <w:pPr>
+        <w:spacing w:after="80"/>
+      </w:pPr>
+      <w:r>
+        <w:rPr>
+          <w:rFonts w:ascii="Cormorant Garamond" w:cs="Cormorant Garamond" w:eastAsia="Cormorant Garamond" w:hAnsi="Cormorant Garamond"/>
+          <w:i/>
+          <w:iCs/>
+          <w:color w:val="888888"/>
+          <w:sz w:val="20"/>
+          <w:szCs w:val="20"/>
+        </w:rPr>
+        <w:t xml:space="preserve">waqt_apresmidi</w:t>
+      </w:r>
+    </w:p>
+    <w:p>
+      <w:pPr>
+        <w:spacing w:after="60"/>
+      </w:pPr>
+      <w:r>
+        <w:rPr>
+          <w:rFonts w:ascii="Cormorant Garamond" w:cs="Cormorant Garamond" w:eastAsia="Cormorant Garamond" w:hAnsi="Cormorant Garamond"/>
+          <w:sz w:val="22"/>
+          <w:szCs w:val="22"/>
+        </w:rPr>
+        <w:t xml:space="preserve">Allah dit : « N'as-tu pas vu qu'Allah est glorifié par tous ceux qui sont dans les cieux et la terre, et par les oiseaux déployant leurs ailes ? Chacun connaît certes sa propre prière et sa propre glorification. » (Coran 24:41). Les ornithologues savent aujourd'hui que chaque espèce d'oiseau a son chant unique, sa propre signature acoustique. Plus de 10 000 langages d'oiseaux distincts coexistent sur Terre. Chacun connaît sa propre prière — exactement comme dit le verset. Tu marches en silence parmi un chœur que tu n'entends pas.</w:t>
+      </w:r>
+    </w:p>
+    <w:p>
+      <w:pPr>
+        <w:pBdr>
+          <w:bottom w:val="single" w:color="CCCCCC" w:sz="1"/>
+        </w:pBdr>
+        <w:spacing w:after="200" w:before="200"/>
+      </w:pPr>
+    </w:p>
+    <w:p>
+      <w:pPr>
+        <w:spacing w:after="80"/>
+      </w:pPr>
+      <w:r>
+        <w:rPr>
+          <w:rFonts w:ascii="Cormorant Garamond" w:cs="Cormorant Garamond" w:eastAsia="Cormorant Garamond" w:hAnsi="Cormorant Garamond"/>
+          <w:b/>
+          <w:bCs/>
+          <w:sz w:val="28"/>
+          <w:szCs w:val="28"/>
+        </w:rPr>
+        <w:t xml:space="preserve">ASR — 103</w:t>
+      </w:r>
+    </w:p>
+    <w:p>
+      <w:pPr>
+        <w:spacing w:after="80"/>
+      </w:pPr>
+      <w:r>
+        <w:rPr>
+          <w:rFonts w:ascii="Cormorant Garamond" w:cs="Cormorant Garamond" w:eastAsia="Cormorant Garamond" w:hAnsi="Cormorant Garamond"/>
+          <w:i/>
+          <w:iCs/>
+          <w:color w:val="888888"/>
+          <w:sz w:val="20"/>
+          <w:szCs w:val="20"/>
+        </w:rPr>
+        <w:t xml:space="preserve">waqt_apresmidi</w:t>
+      </w:r>
+    </w:p>
+    <w:p>
+      <w:pPr>
+        <w:spacing w:after="60"/>
+      </w:pPr>
+      <w:r>
+        <w:rPr>
+          <w:rFonts w:ascii="Cormorant Garamond" w:cs="Cormorant Garamond" w:eastAsia="Cormorant Garamond" w:hAnsi="Cormorant Garamond"/>
+          <w:sz w:val="22"/>
+          <w:szCs w:val="22"/>
+        </w:rPr>
+        <w:t xml:space="preserve">Le Coran dit : « N'avons-Nous pas fait de la terre une couche, et des montagnes comme des pieux ? » (Coran 78:6-7). Le mot arabe awtad signifie piquets ou pieux qui maintiennent au sol. La géologie moderne sait depuis le XXe siècle que les montagnes ont des racines profondes — parfois 6 fois leur hauteur visible — qui les stabilisent dans la croûte terrestre. Au VIIe siècle, personne ne voyait sous la terre. Le verset, lui, savait.</w:t>
+      </w:r>
+    </w:p>
+    <w:p>
+      <w:pPr>
+        <w:pBdr>
+          <w:bottom w:val="single" w:color="CCCCCC" w:sz="1"/>
+        </w:pBdr>
+        <w:spacing w:after="200" w:before="200"/>
+      </w:pPr>
+    </w:p>
+    <w:p>
+      <w:pPr>
+        <w:spacing w:after="80"/>
+      </w:pPr>
+      <w:r>
+        <w:rPr>
+          <w:rFonts w:ascii="Cormorant Garamond" w:cs="Cormorant Garamond" w:eastAsia="Cormorant Garamond" w:hAnsi="Cormorant Garamond"/>
+          <w:b/>
+          <w:bCs/>
+          <w:sz w:val="28"/>
+          <w:szCs w:val="28"/>
+        </w:rPr>
+        <w:t xml:space="preserve">ASR — 104</w:t>
+      </w:r>
+    </w:p>
+    <w:p>
+      <w:pPr>
+        <w:spacing w:after="80"/>
+      </w:pPr>
+      <w:r>
+        <w:rPr>
+          <w:rFonts w:ascii="Cormorant Garamond" w:cs="Cormorant Garamond" w:eastAsia="Cormorant Garamond" w:hAnsi="Cormorant Garamond"/>
+          <w:i/>
+          <w:iCs/>
+          <w:color w:val="888888"/>
+          <w:sz w:val="20"/>
+          <w:szCs w:val="20"/>
+        </w:rPr>
+        <w:t xml:space="preserve">waqt_apresmidi</w:t>
+      </w:r>
+    </w:p>
+    <w:p>
+      <w:pPr>
+        <w:spacing w:after="60"/>
+      </w:pPr>
+      <w:r>
+        <w:rPr>
+          <w:rFonts w:ascii="Cormorant Garamond" w:cs="Cormorant Garamond" w:eastAsia="Cormorant Garamond" w:hAnsi="Cormorant Garamond"/>
+          <w:sz w:val="22"/>
+          <w:szCs w:val="22"/>
+        </w:rPr>
+        <w:t xml:space="preserve">Allah dit du miel : « De son ventre sort une boisson aux couleurs variées, où il y a une guérison pour les hommes. » (Coran 16:69). Pendant longtemps, on a vu là une métaphore. Aujourd'hui, la médecine reconnaît les propriétés antibactériennes du miel, surtout du miel de Manuka. L'OMS et plusieurs hôpitaux européens utilisent du miel médical sur les plaies résistantes aux antibiotiques. Le verset ne parlait pas de poésie. Il parlait d'une réalité que nous redécouvrons treize siècles plus tard.</w:t>
+      </w:r>
+    </w:p>
+    <w:p>
+      <w:pPr>
+        <w:pBdr>
+          <w:bottom w:val="single" w:color="CCCCCC" w:sz="1"/>
+        </w:pBdr>
+        <w:spacing w:after="200" w:before="200"/>
+      </w:pPr>
+    </w:p>
+    <w:p>
+      <w:pPr>
+        <w:spacing w:after="80"/>
+      </w:pPr>
+      <w:r>
+        <w:rPr>
+          <w:rFonts w:ascii="Cormorant Garamond" w:cs="Cormorant Garamond" w:eastAsia="Cormorant Garamond" w:hAnsi="Cormorant Garamond"/>
+          <w:b/>
+          <w:bCs/>
+          <w:sz w:val="28"/>
+          <w:szCs w:val="28"/>
+        </w:rPr>
+        <w:t xml:space="preserve">ASR — 105</w:t>
+      </w:r>
+    </w:p>
+    <w:p>
+      <w:pPr>
+        <w:spacing w:after="80"/>
+      </w:pPr>
+      <w:r>
+        <w:rPr>
+          <w:rFonts w:ascii="Cormorant Garamond" w:cs="Cormorant Garamond" w:eastAsia="Cormorant Garamond" w:hAnsi="Cormorant Garamond"/>
+          <w:i/>
+          <w:iCs/>
+          <w:color w:val="888888"/>
+          <w:sz w:val="20"/>
+          <w:szCs w:val="20"/>
+        </w:rPr>
+        <w:t xml:space="preserve">waqt_apresmidi</w:t>
+      </w:r>
+    </w:p>
+    <w:p>
+      <w:pPr>
+        <w:spacing w:after="60"/>
+      </w:pPr>
+      <w:r>
+        <w:rPr>
+          <w:rFonts w:ascii="Cormorant Garamond" w:cs="Cormorant Garamond" w:eastAsia="Cormorant Garamond" w:hAnsi="Cormorant Garamond"/>
+          <w:sz w:val="22"/>
+          <w:szCs w:val="22"/>
+        </w:rPr>
+        <w:t xml:space="preserve">Au-dessus de toi en ce moment, environ 10 tonnes de pression d'air pèsent sur chaque mètre carré de ton corps. Tu ne le sens pas. Pourquoi ? Parce que la pression à l'intérieur de toi est exactement la même qu'à l'extérieur. Un équilibre parfait. Si l'écart était de 1%, tu serais blessé en respirant. Allah dit : « Toute chose, en effet, Il l'a faite avec mesure. » (Coran 25:2). Tu respires parce que la mesure tient. Pas parce que tu la commandes.</w:t>
+      </w:r>
+    </w:p>
+    <w:p>
+      <w:pPr>
+        <w:pBdr>
+          <w:bottom w:val="single" w:color="CCCCCC" w:sz="1"/>
+        </w:pBdr>
+        <w:spacing w:after="200" w:before="200"/>
+      </w:pPr>
+    </w:p>
+    <w:p>
+      <w:pPr>
+        <w:spacing w:after="80"/>
+      </w:pPr>
+      <w:r>
+        <w:rPr>
+          <w:rFonts w:ascii="Cormorant Garamond" w:cs="Cormorant Garamond" w:eastAsia="Cormorant Garamond" w:hAnsi="Cormorant Garamond"/>
+          <w:b/>
+          <w:bCs/>
+          <w:sz w:val="28"/>
+          <w:szCs w:val="28"/>
+        </w:rPr>
+        <w:t xml:space="preserve">ASR — 106</w:t>
+      </w:r>
+    </w:p>
+    <w:p>
+      <w:pPr>
+        <w:spacing w:after="80"/>
+      </w:pPr>
+      <w:r>
+        <w:rPr>
+          <w:rFonts w:ascii="Cormorant Garamond" w:cs="Cormorant Garamond" w:eastAsia="Cormorant Garamond" w:hAnsi="Cormorant Garamond"/>
+          <w:i/>
+          <w:iCs/>
+          <w:color w:val="888888"/>
+          <w:sz w:val="20"/>
+          <w:szCs w:val="20"/>
+        </w:rPr>
+        <w:t xml:space="preserve">waqt_apresmidi</w:t>
+      </w:r>
+    </w:p>
+    <w:p>
+      <w:pPr>
+        <w:spacing w:after="60"/>
+      </w:pPr>
+      <w:r>
+        <w:rPr>
+          <w:rFonts w:ascii="Cormorant Garamond" w:cs="Cormorant Garamond" w:eastAsia="Cormorant Garamond" w:hAnsi="Cormorant Garamond"/>
+          <w:sz w:val="22"/>
+          <w:szCs w:val="22"/>
+        </w:rPr>
+        <w:t xml:space="preserve">La Terre tourne sur elle-même à environ 1670 km/h à l'équateur. Et tu ne sens rien. Pourquoi ? Parce que l'atmosphère tourne avec la Terre, à la même vitesse. Allah a synchronisé l'air et le sol pour que ta vie soit possible. Si l'atmosphère ne suivait pas, des vents permanents à 1670 km/h dévasteraient toute construction. Aucune théorie n'explique vraiment pourquoi l'atmosphère est synchronisée. Elle est. Et tu vis dedans.</w:t>
+      </w:r>
+    </w:p>
+    <w:p>
+      <w:pPr>
+        <w:pBdr>
+          <w:bottom w:val="single" w:color="CCCCCC" w:sz="1"/>
+        </w:pBdr>
+        <w:spacing w:after="200" w:before="200"/>
+      </w:pPr>
+    </w:p>
+    <w:p>
+      <w:pPr>
+        <w:spacing w:after="80"/>
+      </w:pPr>
+      <w:r>
+        <w:rPr>
+          <w:rFonts w:ascii="Cormorant Garamond" w:cs="Cormorant Garamond" w:eastAsia="Cormorant Garamond" w:hAnsi="Cormorant Garamond"/>
+          <w:b/>
+          <w:bCs/>
+          <w:sz w:val="28"/>
+          <w:szCs w:val="28"/>
+        </w:rPr>
+        <w:t xml:space="preserve">ASR — 107</w:t>
+      </w:r>
+    </w:p>
+    <w:p>
+      <w:pPr>
+        <w:spacing w:after="80"/>
+      </w:pPr>
+      <w:r>
+        <w:rPr>
+          <w:rFonts w:ascii="Cormorant Garamond" w:cs="Cormorant Garamond" w:eastAsia="Cormorant Garamond" w:hAnsi="Cormorant Garamond"/>
+          <w:i/>
+          <w:iCs/>
+          <w:color w:val="888888"/>
+          <w:sz w:val="20"/>
+          <w:szCs w:val="20"/>
+        </w:rPr>
+        <w:t xml:space="preserve">waqt_apresmidi</w:t>
+      </w:r>
+    </w:p>
+    <w:p>
+      <w:pPr>
+        <w:spacing w:after="60"/>
+      </w:pPr>
+      <w:r>
+        <w:rPr>
+          <w:rFonts w:ascii="Cormorant Garamond" w:cs="Cormorant Garamond" w:eastAsia="Cormorant Garamond" w:hAnsi="Cormorant Garamond"/>
+          <w:sz w:val="22"/>
+          <w:szCs w:val="22"/>
+        </w:rPr>
+        <w:t xml:space="preserve">La Terre est protégée du vent solaire par un champ magnétique invisible — la magnétosphère. Sans elle, les particules solaires détruiraient l'atmosphère en quelques siècles, comme cela s'est produit sur Mars. Personne ne sait précisément pourquoi la Terre a un champ magnétique aussi puissant. Le noyau de fer en fusion l'entretient. Allah dit : « Et Nous avons fait du ciel un toit protégé. » (Coran 21:32). Le toit est invisible. Mais il est là.</w:t>
+      </w:r>
+    </w:p>
+    <w:p>
+      <w:pPr>
+        <w:pBdr>
+          <w:bottom w:val="single" w:color="CCCCCC" w:sz="1"/>
+        </w:pBdr>
+        <w:spacing w:after="200" w:before="200"/>
+      </w:pPr>
+    </w:p>
+    <w:p>
+      <w:pPr>
+        <w:spacing w:after="80"/>
+      </w:pPr>
+      <w:r>
+        <w:rPr>
+          <w:rFonts w:ascii="Cormorant Garamond" w:cs="Cormorant Garamond" w:eastAsia="Cormorant Garamond" w:hAnsi="Cormorant Garamond"/>
+          <w:b/>
+          <w:bCs/>
+          <w:sz w:val="28"/>
+          <w:szCs w:val="28"/>
+        </w:rPr>
+        <w:t xml:space="preserve">ASR — 108</w:t>
+      </w:r>
+    </w:p>
+    <w:p>
+      <w:pPr>
+        <w:spacing w:after="80"/>
+      </w:pPr>
+      <w:r>
+        <w:rPr>
+          <w:rFonts w:ascii="Cormorant Garamond" w:cs="Cormorant Garamond" w:eastAsia="Cormorant Garamond" w:hAnsi="Cormorant Garamond"/>
+          <w:i/>
+          <w:iCs/>
+          <w:color w:val="888888"/>
+          <w:sz w:val="20"/>
+          <w:szCs w:val="20"/>
+        </w:rPr>
+        <w:t xml:space="preserve">waqt_apresmidi</w:t>
+      </w:r>
+    </w:p>
+    <w:p>
+      <w:pPr>
+        <w:spacing w:after="60"/>
+      </w:pPr>
+      <w:r>
+        <w:rPr>
+          <w:rFonts w:ascii="Cormorant Garamond" w:cs="Cormorant Garamond" w:eastAsia="Cormorant Garamond" w:hAnsi="Cormorant Garamond"/>
+          <w:sz w:val="22"/>
+          <w:szCs w:val="22"/>
+        </w:rPr>
+        <w:t xml:space="preserve">En 2015, des scientifiques ont détecté pour la première fois des ondes gravitationnelles — des vagues dans l'espace-temps lui-même, causées par la fusion de deux trous noirs il y a 1,3 milliard d'années. L'univers vibre. Ces vibrations traversent ton corps en ce moment sans que tu le saches. Allah dit : « Et toute chose Le glorifie par Sa louange. » (Coran 17:44). Y compris l'espace-temps lui-même. La science vient de l'entendre.</w:t>
+      </w:r>
+    </w:p>
+    <w:p>
+      <w:pPr>
+        <w:pBdr>
+          <w:bottom w:val="single" w:color="CCCCCC" w:sz="1"/>
+        </w:pBdr>
+        <w:spacing w:after="200" w:before="200"/>
+      </w:pPr>
+    </w:p>
+    <w:p>
+      <w:pPr>
+        <w:spacing w:after="80"/>
+      </w:pPr>
+      <w:r>
+        <w:rPr>
+          <w:rFonts w:ascii="Cormorant Garamond" w:cs="Cormorant Garamond" w:eastAsia="Cormorant Garamond" w:hAnsi="Cormorant Garamond"/>
+          <w:b/>
+          <w:bCs/>
+          <w:sz w:val="28"/>
+          <w:szCs w:val="28"/>
+        </w:rPr>
+        <w:t xml:space="preserve">ASR — 109</w:t>
+      </w:r>
+    </w:p>
+    <w:p>
+      <w:pPr>
+        <w:spacing w:after="80"/>
+      </w:pPr>
+      <w:r>
+        <w:rPr>
+          <w:rFonts w:ascii="Cormorant Garamond" w:cs="Cormorant Garamond" w:eastAsia="Cormorant Garamond" w:hAnsi="Cormorant Garamond"/>
+          <w:i/>
+          <w:iCs/>
+          <w:color w:val="888888"/>
+          <w:sz w:val="20"/>
+          <w:szCs w:val="20"/>
+        </w:rPr>
+        <w:t xml:space="preserve">waqt_apresmidi</w:t>
+      </w:r>
+    </w:p>
+    <w:p>
+      <w:pPr>
+        <w:spacing w:after="60"/>
+      </w:pPr>
+      <w:r>
+        <w:rPr>
+          <w:rFonts w:ascii="Cormorant Garamond" w:cs="Cormorant Garamond" w:eastAsia="Cormorant Garamond" w:hAnsi="Cormorant Garamond"/>
+          <w:sz w:val="22"/>
+          <w:szCs w:val="22"/>
+        </w:rPr>
+        <w:t xml:space="preserve">Au cœur d'un atome, 99,9999% de l'espace est vide. Si on retirait tous les vides de tes atomes, ton corps tiendrait dans une tête d'épingle. Tu es essentiellement constitué de rien. Et pourtant tu existes, tu sens, tu lis. Allah dit : « Toute chose périra sauf Son Visage. » (Coran 28:88). Tu es déjà presque rien. Que crois-tu être en plus, quand tu te crois fort ?</w:t>
+      </w:r>
+    </w:p>
+    <w:p>
+      <w:pPr>
+        <w:pBdr>
+          <w:bottom w:val="single" w:color="CCCCCC" w:sz="1"/>
+        </w:pBdr>
+        <w:spacing w:after="200" w:before="200"/>
+      </w:pPr>
+    </w:p>
+    <w:p>
+      <w:pPr>
+        <w:spacing w:after="80"/>
+      </w:pPr>
+      <w:r>
+        <w:rPr>
+          <w:rFonts w:ascii="Cormorant Garamond" w:cs="Cormorant Garamond" w:eastAsia="Cormorant Garamond" w:hAnsi="Cormorant Garamond"/>
+          <w:b/>
+          <w:bCs/>
+          <w:sz w:val="28"/>
+          <w:szCs w:val="28"/>
+        </w:rPr>
+        <w:t xml:space="preserve">ASR — 110</w:t>
+      </w:r>
+    </w:p>
+    <w:p>
+      <w:pPr>
+        <w:spacing w:after="80"/>
+      </w:pPr>
+      <w:r>
+        <w:rPr>
+          <w:rFonts w:ascii="Cormorant Garamond" w:cs="Cormorant Garamond" w:eastAsia="Cormorant Garamond" w:hAnsi="Cormorant Garamond"/>
+          <w:i/>
+          <w:iCs/>
+          <w:color w:val="888888"/>
+          <w:sz w:val="20"/>
+          <w:szCs w:val="20"/>
+        </w:rPr>
+        <w:t xml:space="preserve">waqt_apresmidi</w:t>
+      </w:r>
+    </w:p>
+    <w:p>
+      <w:pPr>
+        <w:spacing w:after="60"/>
+      </w:pPr>
+      <w:r>
+        <w:rPr>
+          <w:rFonts w:ascii="Cormorant Garamond" w:cs="Cormorant Garamond" w:eastAsia="Cormorant Garamond" w:hAnsi="Cormorant Garamond"/>
+          <w:sz w:val="22"/>
+          <w:szCs w:val="22"/>
+        </w:rPr>
+        <w:t xml:space="preserve">La lumière du Soleil voyage à environ 300 000 km/s. Mais avant d'arriver à la surface du Soleil et de partir vers toi, un seul photon a mis en moyenne 170 000 ans à remonter depuis le noyau solaire à travers les couches successives. Quand tu regardes le Soleil, tu vois une lumière qui a quitté son cœur avant l'invention de l'agriculture. Allah dit : « Et le soleil court vers un point qui lui est assigné. » (Coran 36:38). Même la lumière est une longue patience.</w:t>
+      </w:r>
+    </w:p>
+    <w:p>
+      <w:pPr>
+        <w:pBdr>
+          <w:bottom w:val="single" w:color="CCCCCC" w:sz="1"/>
+        </w:pBdr>
+        <w:spacing w:after="200" w:before="200"/>
+      </w:pPr>
+    </w:p>
+    <w:p>
+      <w:pPr>
+        <w:spacing w:after="80"/>
+      </w:pPr>
+      <w:r>
+        <w:rPr>
+          <w:rFonts w:ascii="Cormorant Garamond" w:cs="Cormorant Garamond" w:eastAsia="Cormorant Garamond" w:hAnsi="Cormorant Garamond"/>
+          <w:b/>
+          <w:bCs/>
+          <w:sz w:val="28"/>
+          <w:szCs w:val="28"/>
+        </w:rPr>
+        <w:t xml:space="preserve">ASR — 111</w:t>
+      </w:r>
+    </w:p>
+    <w:p>
+      <w:pPr>
+        <w:spacing w:after="80"/>
+      </w:pPr>
+      <w:r>
+        <w:rPr>
+          <w:rFonts w:ascii="Cormorant Garamond" w:cs="Cormorant Garamond" w:eastAsia="Cormorant Garamond" w:hAnsi="Cormorant Garamond"/>
+          <w:i/>
+          <w:iCs/>
+          <w:color w:val="888888"/>
+          <w:sz w:val="20"/>
+          <w:szCs w:val="20"/>
+        </w:rPr>
+        <w:t xml:space="preserve">waqt_apresmidi</w:t>
+      </w:r>
+    </w:p>
+    <w:p>
+      <w:pPr>
+        <w:spacing w:after="60"/>
+      </w:pPr>
+      <w:r>
+        <w:rPr>
+          <w:rFonts w:ascii="Cormorant Garamond" w:cs="Cormorant Garamond" w:eastAsia="Cormorant Garamond" w:hAnsi="Cormorant Garamond"/>
+          <w:sz w:val="22"/>
+          <w:szCs w:val="22"/>
+        </w:rPr>
+        <w:t xml:space="preserve">Une impulsion nerveuse dans ton cerveau voyage à environ 120 mètres par seconde. Ta pensée traverse ton corps avant que tu n'en sois conscient. Quand tu décides de bouger le bras, le mouvement commence avant que tu ne sentes avoir décidé. Plusieurs expériences en neurosciences (Benjamin Libet 1983) l'ont mesuré. Qui décide vraiment, alors ? Allah dit : « Vous ne voulez que si Allah veut. » (Coran 81:29). Le libre arbitre est plus subtil qu'on ne croit.</w:t>
+      </w:r>
+    </w:p>
+    <w:p>
+      <w:pPr>
+        <w:pBdr>
+          <w:bottom w:val="single" w:color="CCCCCC" w:sz="1"/>
+        </w:pBdr>
+        <w:spacing w:after="200" w:before="200"/>
+      </w:pPr>
+    </w:p>
+    <w:p>
+      <w:pPr>
+        <w:spacing w:after="80"/>
+      </w:pPr>
+      <w:r>
+        <w:rPr>
+          <w:rFonts w:ascii="Cormorant Garamond" w:cs="Cormorant Garamond" w:eastAsia="Cormorant Garamond" w:hAnsi="Cormorant Garamond"/>
+          <w:b/>
+          <w:bCs/>
+          <w:sz w:val="28"/>
+          <w:szCs w:val="28"/>
+        </w:rPr>
+        <w:t xml:space="preserve">ASR — 112</w:t>
+      </w:r>
+    </w:p>
+    <w:p>
+      <w:pPr>
+        <w:spacing w:after="80"/>
+      </w:pPr>
+      <w:r>
+        <w:rPr>
+          <w:rFonts w:ascii="Cormorant Garamond" w:cs="Cormorant Garamond" w:eastAsia="Cormorant Garamond" w:hAnsi="Cormorant Garamond"/>
+          <w:i/>
+          <w:iCs/>
+          <w:color w:val="888888"/>
+          <w:sz w:val="20"/>
+          <w:szCs w:val="20"/>
+        </w:rPr>
+        <w:t xml:space="preserve">waqt_apresmidi</w:t>
+      </w:r>
+    </w:p>
+    <w:p>
+      <w:pPr>
+        <w:spacing w:after="60"/>
+      </w:pPr>
+      <w:r>
+        <w:rPr>
+          <w:rFonts w:ascii="Cormorant Garamond" w:cs="Cormorant Garamond" w:eastAsia="Cormorant Garamond" w:hAnsi="Cormorant Garamond"/>
+          <w:sz w:val="22"/>
+          <w:szCs w:val="22"/>
+        </w:rPr>
+        <w:t xml:space="preserve">Plus de la moitié de l'énergie du Soleil arrive sur Terre sous forme d'infrarouge — un type de lumière que tes yeux ne voient pas. Tu vis sous une lumière dont tu ne perçois qu'une fraction. Allah dit : « Vous ne saurez de la science qu'un peu. » (Coran 17:85). Le monde que tu vois n'est qu'une bande étroite du spectre. La majorité du réel est invisible à tes yeux — mais réelle. Allah, Lui, est dans cette part invisible. Et bien au-delà.</w:t>
+      </w:r>
+    </w:p>
+    <w:p>
+      <w:pPr>
+        <w:pBdr>
+          <w:bottom w:val="single" w:color="CCCCCC" w:sz="1"/>
+        </w:pBdr>
+        <w:spacing w:after="200" w:before="200"/>
+      </w:pPr>
+    </w:p>
+    <w:p>
+      <w:pPr>
+        <w:spacing w:after="80"/>
+      </w:pPr>
+      <w:r>
+        <w:rPr>
+          <w:rFonts w:ascii="Cormorant Garamond" w:cs="Cormorant Garamond" w:eastAsia="Cormorant Garamond" w:hAnsi="Cormorant Garamond"/>
+          <w:b/>
+          <w:bCs/>
+          <w:sz w:val="28"/>
+          <w:szCs w:val="28"/>
+        </w:rPr>
+        <w:t xml:space="preserve">ASR — 113</w:t>
+      </w:r>
+    </w:p>
+    <w:p>
+      <w:pPr>
+        <w:spacing w:after="80"/>
+      </w:pPr>
+      <w:r>
+        <w:rPr>
+          <w:rFonts w:ascii="Cormorant Garamond" w:cs="Cormorant Garamond" w:eastAsia="Cormorant Garamond" w:hAnsi="Cormorant Garamond"/>
+          <w:i/>
+          <w:iCs/>
+          <w:color w:val="888888"/>
+          <w:sz w:val="20"/>
+          <w:szCs w:val="20"/>
+        </w:rPr>
+        <w:t xml:space="preserve">waqt_apresmidi</w:t>
+      </w:r>
+    </w:p>
+    <w:p>
+      <w:pPr>
+        <w:spacing w:after="60"/>
+      </w:pPr>
+      <w:r>
+        <w:rPr>
+          <w:rFonts w:ascii="Cormorant Garamond" w:cs="Cormorant Garamond" w:eastAsia="Cormorant Garamond" w:hAnsi="Cormorant Garamond"/>
+          <w:sz w:val="22"/>
+          <w:szCs w:val="22"/>
+        </w:rPr>
+        <w:t xml:space="preserve">Tu doutes parce que ta prière d'hier était vide. Tu te dis : « Si je crois vraiment, pourquoi je n'ai rien senti ? » Réponse : la prière qui n'apporte rien à ton émotion peut tout apporter à ton âme. Le Prophète ﷺ a dit : « Le serviteur termine sa prière et il n'y a écrit pour lui que la moitié, le tiers, le quart, le dixième de sa prière. » (Abu Dawud). Tu n'es pas seul à manquer la pleine présence. Le seul vrai problème serait d'arrêter d'essayer.</w:t>
+      </w:r>
+    </w:p>
+    <w:p>
+      <w:pPr>
+        <w:pBdr>
+          <w:bottom w:val="single" w:color="CCCCCC" w:sz="1"/>
+        </w:pBdr>
+        <w:spacing w:after="200" w:before="200"/>
+      </w:pPr>
+    </w:p>
+    <w:p>
+      <w:pPr>
+        <w:spacing w:after="80"/>
+      </w:pPr>
+      <w:r>
+        <w:rPr>
+          <w:rFonts w:ascii="Cormorant Garamond" w:cs="Cormorant Garamond" w:eastAsia="Cormorant Garamond" w:hAnsi="Cormorant Garamond"/>
+          <w:b/>
+          <w:bCs/>
+          <w:sz w:val="28"/>
+          <w:szCs w:val="28"/>
+        </w:rPr>
+        <w:t xml:space="preserve">ASR — 114</w:t>
+      </w:r>
+    </w:p>
+    <w:p>
+      <w:pPr>
+        <w:spacing w:after="80"/>
+      </w:pPr>
+      <w:r>
+        <w:rPr>
+          <w:rFonts w:ascii="Cormorant Garamond" w:cs="Cormorant Garamond" w:eastAsia="Cormorant Garamond" w:hAnsi="Cormorant Garamond"/>
+          <w:i/>
+          <w:iCs/>
+          <w:color w:val="888888"/>
+          <w:sz w:val="20"/>
+          <w:szCs w:val="20"/>
+        </w:rPr>
+        <w:t xml:space="preserve">waqt_apresmidi</w:t>
+      </w:r>
+    </w:p>
+    <w:p>
+      <w:pPr>
+        <w:spacing w:after="60"/>
+      </w:pPr>
+      <w:r>
+        <w:rPr>
+          <w:rFonts w:ascii="Cormorant Garamond" w:cs="Cormorant Garamond" w:eastAsia="Cormorant Garamond" w:hAnsi="Cormorant Garamond"/>
+          <w:sz w:val="22"/>
+          <w:szCs w:val="22"/>
+        </w:rPr>
+        <w:t xml:space="preserve">Tu doutes parce que dans ton quotidien, on traite l'islam de stupide, archaïque, violent. Tu te demandes si tout le monde a raison contre toi. Mais les chiffres : 1,8 milliard de musulmans aujourd'hui. Allah dit : « Si tu obéis à la majorité de ceux qui sont sur Terre, ils t'égareront du chemin d'Allah. » (Coran 6:116). Le verset assume précisément cette épreuve. La vérité n'est pas un sondage.</w:t>
+      </w:r>
+    </w:p>
+    <w:p>
+      <w:pPr>
+        <w:pBdr>
+          <w:bottom w:val="single" w:color="CCCCCC" w:sz="1"/>
+        </w:pBdr>
+        <w:spacing w:after="200" w:before="200"/>
+      </w:pPr>
+    </w:p>
+    <w:p>
+      <w:pPr>
+        <w:spacing w:after="80"/>
+      </w:pPr>
+      <w:r>
+        <w:rPr>
+          <w:rFonts w:ascii="Cormorant Garamond" w:cs="Cormorant Garamond" w:eastAsia="Cormorant Garamond" w:hAnsi="Cormorant Garamond"/>
+          <w:b/>
+          <w:bCs/>
+          <w:sz w:val="28"/>
+          <w:szCs w:val="28"/>
+        </w:rPr>
+        <w:t xml:space="preserve">ASR — 115</w:t>
+      </w:r>
+    </w:p>
+    <w:p>
+      <w:pPr>
+        <w:spacing w:after="80"/>
+      </w:pPr>
+      <w:r>
+        <w:rPr>
+          <w:rFonts w:ascii="Cormorant Garamond" w:cs="Cormorant Garamond" w:eastAsia="Cormorant Garamond" w:hAnsi="Cormorant Garamond"/>
+          <w:i/>
+          <w:iCs/>
+          <w:color w:val="888888"/>
+          <w:sz w:val="20"/>
+          <w:szCs w:val="20"/>
+        </w:rPr>
+        <w:t xml:space="preserve">waqt_apresmidi</w:t>
+      </w:r>
+    </w:p>
+    <w:p>
+      <w:pPr>
+        <w:spacing w:after="60"/>
+      </w:pPr>
+      <w:r>
+        <w:rPr>
+          <w:rFonts w:ascii="Cormorant Garamond" w:cs="Cormorant Garamond" w:eastAsia="Cormorant Garamond" w:hAnsi="Cormorant Garamond"/>
+          <w:sz w:val="22"/>
+          <w:szCs w:val="22"/>
+        </w:rPr>
+        <w:t xml:space="preserve">Tu doutes parce que certains musulmans que tu connais sont durs, hypocrites, mauvais. Tu te dis : « Si l'islam était vrai, ils seraient meilleurs. » Mais le médecin malade ne discrédite pas la médecine. Le boulanger qui rate son pain ne discrédite pas la farine. Allah ne t'a jamais demandé de juger l'islam par les musulmans. Il t'a demandé de juger les musulmans par l'islam. L'ordre compte.</w:t>
+      </w:r>
+    </w:p>
+    <w:p>
+      <w:pPr>
+        <w:pBdr>
+          <w:bottom w:val="single" w:color="CCCCCC" w:sz="1"/>
+        </w:pBdr>
+        <w:spacing w:after="200" w:before="200"/>
+      </w:pPr>
+    </w:p>
+    <w:p>
+      <w:pPr>
+        <w:spacing w:after="80"/>
+      </w:pPr>
+      <w:r>
+        <w:rPr>
+          <w:rFonts w:ascii="Cormorant Garamond" w:cs="Cormorant Garamond" w:eastAsia="Cormorant Garamond" w:hAnsi="Cormorant Garamond"/>
+          <w:b/>
+          <w:bCs/>
+          <w:sz w:val="28"/>
+          <w:szCs w:val="28"/>
+        </w:rPr>
+        <w:t xml:space="preserve">ASR — 116</w:t>
+      </w:r>
+    </w:p>
+    <w:p>
+      <w:pPr>
+        <w:spacing w:after="80"/>
+      </w:pPr>
+      <w:r>
+        <w:rPr>
+          <w:rFonts w:ascii="Cormorant Garamond" w:cs="Cormorant Garamond" w:eastAsia="Cormorant Garamond" w:hAnsi="Cormorant Garamond"/>
+          <w:i/>
+          <w:iCs/>
+          <w:color w:val="888888"/>
+          <w:sz w:val="20"/>
+          <w:szCs w:val="20"/>
+        </w:rPr>
+        <w:t xml:space="preserve">waqt_apresmidi</w:t>
+      </w:r>
+    </w:p>
+    <w:p>
+      <w:pPr>
+        <w:spacing w:after="60"/>
+      </w:pPr>
+      <w:r>
+        <w:rPr>
+          <w:rFonts w:ascii="Cormorant Garamond" w:cs="Cormorant Garamond" w:eastAsia="Cormorant Garamond" w:hAnsi="Cormorant Garamond"/>
+          <w:sz w:val="22"/>
+          <w:szCs w:val="22"/>
+        </w:rPr>
+        <w:t xml:space="preserve">Tu doutes parce que tu te crois trop loin pour revenir. Tu as accumulé des actes qui te font honte. Tu penses qu'Allah n'a plus de patience pour toi. Mais le hadith qudsi dit : « Ô fils d'Adam, si tu venais à Moi avec une terre pleine de péchés, et si tu Me rencontrais sans rien M'associer, Je viendrais à toi avec une terre pleine de pardon. » (Tirmidhi). La porte du repentir reste ouverte. Précisément pour ceux qui pensent qu'elle est fermée.</w:t>
+      </w:r>
+    </w:p>
+    <w:p>
+      <w:pPr>
+        <w:pBdr>
+          <w:bottom w:val="single" w:color="CCCCCC" w:sz="1"/>
+        </w:pBdr>
+        <w:spacing w:after="200" w:before="200"/>
+      </w:pPr>
+    </w:p>
+    <w:p>
+      <w:pPr>
+        <w:spacing w:after="80"/>
+      </w:pPr>
+      <w:r>
+        <w:rPr>
+          <w:rFonts w:ascii="Cormorant Garamond" w:cs="Cormorant Garamond" w:eastAsia="Cormorant Garamond" w:hAnsi="Cormorant Garamond"/>
+          <w:b/>
+          <w:bCs/>
+          <w:sz w:val="28"/>
+          <w:szCs w:val="28"/>
+        </w:rPr>
+        <w:t xml:space="preserve">ASR — 117</w:t>
+      </w:r>
+    </w:p>
+    <w:p>
+      <w:pPr>
+        <w:spacing w:after="80"/>
+      </w:pPr>
+      <w:r>
+        <w:rPr>
+          <w:rFonts w:ascii="Cormorant Garamond" w:cs="Cormorant Garamond" w:eastAsia="Cormorant Garamond" w:hAnsi="Cormorant Garamond"/>
+          <w:i/>
+          <w:iCs/>
+          <w:color w:val="888888"/>
+          <w:sz w:val="20"/>
+          <w:szCs w:val="20"/>
+        </w:rPr>
+        <w:t xml:space="preserve">waqt_apresmidi</w:t>
+      </w:r>
+    </w:p>
+    <w:p>
+      <w:pPr>
+        <w:spacing w:after="60"/>
+      </w:pPr>
+      <w:r>
+        <w:rPr>
+          <w:rFonts w:ascii="Cormorant Garamond" w:cs="Cormorant Garamond" w:eastAsia="Cormorant Garamond" w:hAnsi="Cormorant Garamond"/>
+          <w:sz w:val="22"/>
+          <w:szCs w:val="22"/>
+        </w:rPr>
+        <w:t xml:space="preserve">Tu doutes parce que tu as supplié pendant des mois pour quelque chose qui n'est jamais arrivé. Tu te dis : « S'Il m'entendait, j'aurais reçu. » Mais le Prophète ﷺ a dit : « Aucune invocation n'est rejetée — soit la chose t'est donnée, soit un mal équivalent est écarté de toi, soit elle t'est gardée pour l'au-delà. » (Ahmad). Tu as déjà reçu. Tu ne sais pas encore quoi.</w:t>
+      </w:r>
+    </w:p>
+    <w:p>
+      <w:pPr>
+        <w:pBdr>
+          <w:bottom w:val="single" w:color="CCCCCC" w:sz="1"/>
+        </w:pBdr>
+        <w:spacing w:after="200" w:before="200"/>
+      </w:pPr>
+    </w:p>
+    <w:p>
+      <w:pPr>
+        <w:spacing w:after="80"/>
+      </w:pPr>
+      <w:r>
+        <w:rPr>
+          <w:rFonts w:ascii="Cormorant Garamond" w:cs="Cormorant Garamond" w:eastAsia="Cormorant Garamond" w:hAnsi="Cormorant Garamond"/>
+          <w:b/>
+          <w:bCs/>
+          <w:sz w:val="28"/>
+          <w:szCs w:val="28"/>
+        </w:rPr>
+        <w:t xml:space="preserve">ASR — 118</w:t>
+      </w:r>
+    </w:p>
+    <w:p>
+      <w:pPr>
+        <w:spacing w:after="80"/>
+      </w:pPr>
+      <w:r>
+        <w:rPr>
+          <w:rFonts w:ascii="Cormorant Garamond" w:cs="Cormorant Garamond" w:eastAsia="Cormorant Garamond" w:hAnsi="Cormorant Garamond"/>
+          <w:i/>
+          <w:iCs/>
+          <w:color w:val="888888"/>
+          <w:sz w:val="20"/>
+          <w:szCs w:val="20"/>
+        </w:rPr>
+        <w:t xml:space="preserve">waqt_apresmidi</w:t>
+      </w:r>
+    </w:p>
+    <w:p>
+      <w:pPr>
+        <w:spacing w:after="60"/>
+      </w:pPr>
+      <w:r>
+        <w:rPr>
+          <w:rFonts w:ascii="Cormorant Garamond" w:cs="Cormorant Garamond" w:eastAsia="Cormorant Garamond" w:hAnsi="Cormorant Garamond"/>
+          <w:sz w:val="22"/>
+          <w:szCs w:val="22"/>
+        </w:rPr>
+        <w:t xml:space="preserve">Tu doutes parce que des enfants meurent injustement, des innocents souffrent, des cruels prospèrent. Tu te dis : « Si Allah est juste, pourquoi ce monde ? » Mais ce monde n'est pas la salle de jugement — c'est la salle d'examen. Allah dit : « Le calcul juste sera fait au Jour du Jugement. » (Coran 21:47). Si la justice était immédiate, il n'y aurait plus d'épreuve. Et sans épreuve, il n'y aurait plus de mérite. La souffrance terrestre est l'envers d'une justice définitive.</w:t>
+      </w:r>
+    </w:p>
+    <w:p>
+      <w:pPr>
+        <w:pBdr>
+          <w:bottom w:val="single" w:color="CCCCCC" w:sz="1"/>
+        </w:pBdr>
+        <w:spacing w:after="200" w:before="200"/>
+      </w:pPr>
+    </w:p>
+    <w:p>
+      <w:pPr>
+        <w:spacing w:after="80"/>
+      </w:pPr>
+      <w:r>
+        <w:rPr>
+          <w:rFonts w:ascii="Cormorant Garamond" w:cs="Cormorant Garamond" w:eastAsia="Cormorant Garamond" w:hAnsi="Cormorant Garamond"/>
+          <w:b/>
+          <w:bCs/>
+          <w:sz w:val="28"/>
+          <w:szCs w:val="28"/>
+        </w:rPr>
+        <w:t xml:space="preserve">ASR — 119</w:t>
+      </w:r>
+    </w:p>
+    <w:p>
+      <w:pPr>
+        <w:spacing w:after="80"/>
+      </w:pPr>
+      <w:r>
+        <w:rPr>
+          <w:rFonts w:ascii="Cormorant Garamond" w:cs="Cormorant Garamond" w:eastAsia="Cormorant Garamond" w:hAnsi="Cormorant Garamond"/>
+          <w:i/>
+          <w:iCs/>
+          <w:color w:val="888888"/>
+          <w:sz w:val="20"/>
+          <w:szCs w:val="20"/>
+        </w:rPr>
+        <w:t xml:space="preserve">waqt_apresmidi</w:t>
+      </w:r>
+    </w:p>
+    <w:p>
+      <w:pPr>
+        <w:spacing w:after="60"/>
+      </w:pPr>
+      <w:r>
+        <w:rPr>
+          <w:rFonts w:ascii="Cormorant Garamond" w:cs="Cormorant Garamond" w:eastAsia="Cormorant Garamond" w:hAnsi="Cormorant Garamond"/>
+          <w:sz w:val="22"/>
+          <w:szCs w:val="22"/>
+        </w:rPr>
+        <w:t xml:space="preserve">Tu doutes parce que tu ne sens rien. Tu pries, tu lis, et ton cœur reste sec. Mais le Prophète ﷺ a dit : « Les actes qu'Allah préfère sont les plus constants, même s'ils sont petits. » (Bukhari). Allah ne te demande pas de sentir. Il te demande de venir. Le ressenti vient parfois après dix ans de pratique. Continue. La sécheresse est un terrain d'épreuve, pas un signe d'absence.</w:t>
+      </w:r>
+    </w:p>
+    <w:p>
+      <w:pPr>
+        <w:pBdr>
+          <w:bottom w:val="single" w:color="CCCCCC" w:sz="1"/>
+        </w:pBdr>
+        <w:spacing w:after="200" w:before="200"/>
+      </w:pPr>
+    </w:p>
+    <w:p>
+      <w:pPr>
+        <w:spacing w:after="80"/>
+      </w:pPr>
+      <w:r>
+        <w:rPr>
+          <w:rFonts w:ascii="Cormorant Garamond" w:cs="Cormorant Garamond" w:eastAsia="Cormorant Garamond" w:hAnsi="Cormorant Garamond"/>
+          <w:b/>
+          <w:bCs/>
+          <w:sz w:val="28"/>
+          <w:szCs w:val="28"/>
+        </w:rPr>
+        <w:t xml:space="preserve">ASR — 120</w:t>
+      </w:r>
+    </w:p>
+    <w:p>
+      <w:pPr>
+        <w:spacing w:after="80"/>
+      </w:pPr>
+      <w:r>
+        <w:rPr>
+          <w:rFonts w:ascii="Cormorant Garamond" w:cs="Cormorant Garamond" w:eastAsia="Cormorant Garamond" w:hAnsi="Cormorant Garamond"/>
+          <w:i/>
+          <w:iCs/>
+          <w:color w:val="888888"/>
+          <w:sz w:val="20"/>
+          <w:szCs w:val="20"/>
+        </w:rPr>
+        <w:t xml:space="preserve">waqt_apresmidi</w:t>
+      </w:r>
+    </w:p>
+    <w:p>
+      <w:pPr>
+        <w:spacing w:after="60"/>
+      </w:pPr>
+      <w:r>
+        <w:rPr>
+          <w:rFonts w:ascii="Cormorant Garamond" w:cs="Cormorant Garamond" w:eastAsia="Cormorant Garamond" w:hAnsi="Cormorant Garamond"/>
+          <w:sz w:val="22"/>
+          <w:szCs w:val="22"/>
+        </w:rPr>
+        <w:t xml:space="preserve">Tu doutes parce qu'on t'a formé à n'accepter que ce qui se mesure. Tu te dis : « Comment croire ce qu'on ne peut pas prouver ? » Mais la science elle-même repose sur des postulats invérifiables : la régularité de la nature, la fiabilité de la perception, l'existence d'autres consciences. Tu crois en tout cela sans preuve absolue. La foi en Allah n'est pas un saut hors de la raison. C'est un saut dans une plus grande raison.</w:t>
+      </w:r>
+    </w:p>
+    <w:p>
+      <w:pPr>
+        <w:pBdr>
+          <w:bottom w:val="single" w:color="CCCCCC" w:sz="1"/>
+        </w:pBdr>
+        <w:spacing w:after="200" w:before="200"/>
+      </w:pPr>
+    </w:p>
+    <w:p>
+      <w:pPr>
+        <w:spacing w:after="80"/>
+      </w:pPr>
+      <w:r>
+        <w:rPr>
+          <w:rFonts w:ascii="Cormorant Garamond" w:cs="Cormorant Garamond" w:eastAsia="Cormorant Garamond" w:hAnsi="Cormorant Garamond"/>
+          <w:b/>
+          <w:bCs/>
+          <w:sz w:val="28"/>
+          <w:szCs w:val="28"/>
+        </w:rPr>
+        <w:t xml:space="preserve">ASR — 121</w:t>
+      </w:r>
+    </w:p>
+    <w:p>
+      <w:pPr>
+        <w:spacing w:after="80"/>
+      </w:pPr>
+      <w:r>
+        <w:rPr>
+          <w:rFonts w:ascii="Cormorant Garamond" w:cs="Cormorant Garamond" w:eastAsia="Cormorant Garamond" w:hAnsi="Cormorant Garamond"/>
+          <w:i/>
+          <w:iCs/>
+          <w:color w:val="888888"/>
+          <w:sz w:val="20"/>
+          <w:szCs w:val="20"/>
+        </w:rPr>
+        <w:t xml:space="preserve">waqt_apresmidi</w:t>
+      </w:r>
+    </w:p>
+    <w:p>
+      <w:pPr>
+        <w:spacing w:after="60"/>
+      </w:pPr>
+      <w:r>
+        <w:rPr>
+          <w:rFonts w:ascii="Cormorant Garamond" w:cs="Cormorant Garamond" w:eastAsia="Cormorant Garamond" w:hAnsi="Cormorant Garamond"/>
+          <w:sz w:val="22"/>
+          <w:szCs w:val="22"/>
+        </w:rPr>
+        <w:t xml:space="preserve">Tu doutes en ce moment. Tu lis ces phrases avec scepticisme — « facile à dire », « je connais déjà », « ce n'est pas pour moi ». Mais ce doute lui-même est un signe. Si Allah n'existait pas, pourquoi te poserais-tu encore la question ? Un athée vrai ne doute pas — il s'en fiche. Toi tu lis, tu réfléchis, tu reviens. Allah est plus proche de toi que tu ne crois. Et ton doute est déjà une forme de présence.</w:t>
+      </w:r>
+    </w:p>
+    <w:p>
+      <w:pPr>
+        <w:pBdr>
+          <w:bottom w:val="single" w:color="CCCCCC" w:sz="1"/>
+        </w:pBdr>
+        <w:spacing w:after="200" w:before="200"/>
+      </w:pPr>
+    </w:p>
+    <w:p>
+      <w:pPr>
+        <w:spacing w:after="80"/>
+      </w:pPr>
+      <w:r>
+        <w:rPr>
+          <w:rFonts w:ascii="Cormorant Garamond" w:cs="Cormorant Garamond" w:eastAsia="Cormorant Garamond" w:hAnsi="Cormorant Garamond"/>
+          <w:b/>
+          <w:bCs/>
+          <w:sz w:val="28"/>
+          <w:szCs w:val="28"/>
+        </w:rPr>
+        <w:t xml:space="preserve">ASR — 122</w:t>
+      </w:r>
+    </w:p>
+    <w:p>
+      <w:pPr>
+        <w:spacing w:after="80"/>
+      </w:pPr>
+      <w:r>
+        <w:rPr>
+          <w:rFonts w:ascii="Cormorant Garamond" w:cs="Cormorant Garamond" w:eastAsia="Cormorant Garamond" w:hAnsi="Cormorant Garamond"/>
+          <w:i/>
+          <w:iCs/>
+          <w:color w:val="888888"/>
+          <w:sz w:val="20"/>
+          <w:szCs w:val="20"/>
+        </w:rPr>
+        <w:t xml:space="preserve">waqt_apresmidi</w:t>
+      </w:r>
+    </w:p>
+    <w:p>
+      <w:pPr>
+        <w:spacing w:after="60"/>
+      </w:pPr>
+      <w:r>
+        <w:rPr>
+          <w:rFonts w:ascii="Cormorant Garamond" w:cs="Cormorant Garamond" w:eastAsia="Cormorant Garamond" w:hAnsi="Cormorant Garamond"/>
+          <w:sz w:val="22"/>
+          <w:szCs w:val="22"/>
+        </w:rPr>
+        <w:t xml:space="preserve">Le mot algorithme — celui qui fait fonctionner ton téléphone, Google, GPS, IA — vient du nom d'un seul homme : Muhammad ibn Musa al-Khwarizmi, mathématicien musulman du IXe siècle à Bagdad. Le mot algèbre vient aussi de son livre Al-Jabr. Chaque fois que ton GPS calcule un itinéraire, le mot d'un musulman pieux du IXe siècle traverse le silicium. La civilisation moderne porte des noms qu'elle a oubliés. Médite cela en ouvrant ton smartphone.</w:t>
+      </w:r>
+    </w:p>
+    <w:p>
+      <w:pPr>
+        <w:pBdr>
+          <w:bottom w:val="single" w:color="CCCCCC" w:sz="1"/>
+        </w:pBdr>
+        <w:spacing w:after="200" w:before="200"/>
+      </w:pPr>
+    </w:p>
+    <w:p>
+      <w:pPr>
+        <w:spacing w:after="80"/>
+      </w:pPr>
+      <w:r>
+        <w:rPr>
+          <w:rFonts w:ascii="Cormorant Garamond" w:cs="Cormorant Garamond" w:eastAsia="Cormorant Garamond" w:hAnsi="Cormorant Garamond"/>
+          <w:b/>
+          <w:bCs/>
+          <w:sz w:val="28"/>
+          <w:szCs w:val="28"/>
+        </w:rPr>
+        <w:t xml:space="preserve">ASR — 123</w:t>
+      </w:r>
+    </w:p>
+    <w:p>
+      <w:pPr>
+        <w:spacing w:after="80"/>
+      </w:pPr>
+      <w:r>
+        <w:rPr>
+          <w:rFonts w:ascii="Cormorant Garamond" w:cs="Cormorant Garamond" w:eastAsia="Cormorant Garamond" w:hAnsi="Cormorant Garamond"/>
+          <w:i/>
+          <w:iCs/>
+          <w:color w:val="888888"/>
+          <w:sz w:val="20"/>
+          <w:szCs w:val="20"/>
+        </w:rPr>
+        <w:t xml:space="preserve">waqt_apresmidi</w:t>
+      </w:r>
+    </w:p>
+    <w:p>
+      <w:pPr>
+        <w:spacing w:after="60"/>
+      </w:pPr>
+      <w:r>
+        <w:rPr>
+          <w:rFonts w:ascii="Cormorant Garamond" w:cs="Cormorant Garamond" w:eastAsia="Cormorant Garamond" w:hAnsi="Cormorant Garamond"/>
+          <w:sz w:val="22"/>
+          <w:szCs w:val="22"/>
+        </w:rPr>
+        <w:t xml:space="preserve">Le premier hôpital de l'histoire à fournir des soins gratuits, séparant les maladies, avec des médecins salariés et des registres médicaux, fut le Bimaristan de Bagdad, fondé en 805 sous le calife Hârûn ar-Rachîd. Quand l'Europe soignait avec des prières contre la peste, les musulmans construisaient des hôpitaux ouverts à tous — y compris aux chrétiens, juifs et païens. « Quiconque sauve une vie, c'est comme s'il avait sauvé l'humanité entière. » (Coran 5:32). Le verset a précédé l'hôpital de deux siècles.</w:t>
+      </w:r>
+    </w:p>
+    <w:p>
+      <w:pPr>
+        <w:pBdr>
+          <w:bottom w:val="single" w:color="CCCCCC" w:sz="1"/>
+        </w:pBdr>
+        <w:spacing w:after="200" w:before="200"/>
+      </w:pPr>
+    </w:p>
+    <w:p>
+      <w:pPr>
+        <w:spacing w:after="80"/>
+      </w:pPr>
+      <w:r>
+        <w:rPr>
+          <w:rFonts w:ascii="Cormorant Garamond" w:cs="Cormorant Garamond" w:eastAsia="Cormorant Garamond" w:hAnsi="Cormorant Garamond"/>
+          <w:b/>
+          <w:bCs/>
+          <w:sz w:val="28"/>
+          <w:szCs w:val="28"/>
+        </w:rPr>
+        <w:t xml:space="preserve">ASR — 124</w:t>
+      </w:r>
+    </w:p>
+    <w:p>
+      <w:pPr>
+        <w:spacing w:after="80"/>
+      </w:pPr>
+      <w:r>
+        <w:rPr>
+          <w:rFonts w:ascii="Cormorant Garamond" w:cs="Cormorant Garamond" w:eastAsia="Cormorant Garamond" w:hAnsi="Cormorant Garamond"/>
+          <w:i/>
+          <w:iCs/>
+          <w:color w:val="888888"/>
+          <w:sz w:val="20"/>
+          <w:szCs w:val="20"/>
+        </w:rPr>
+        <w:t xml:space="preserve">waqt_apresmidi</w:t>
+      </w:r>
+    </w:p>
+    <w:p>
+      <w:pPr>
+        <w:spacing w:after="60"/>
+      </w:pPr>
+      <w:r>
+        <w:rPr>
+          <w:rFonts w:ascii="Cormorant Garamond" w:cs="Cormorant Garamond" w:eastAsia="Cormorant Garamond" w:hAnsi="Cormorant Garamond"/>
+          <w:sz w:val="22"/>
+          <w:szCs w:val="22"/>
+        </w:rPr>
+        <w:t xml:space="preserve">La plus ancienne université du monde encore en activité aujourd'hui n'est ni à Oxford, ni à Paris, ni à Bologne. C'est l'université d'Al-Qarawiyyin à Fès, au Maroc. Fondée en 859 par Fatima al-Fihri, une jeune musulmane qui dépensa tout son héritage pour la financer. Une femme. Au IXe siècle. Allah dit : « Quiconque agit avec piété, qu'il soit homme ou femme, alors qu'il est croyant — Nous le ferons vivre d'une bonne vie. » (Coran 16:97). La meilleure des vies, parfois, c'est de fonder ce que mille générations utiliseront.</w:t>
+      </w:r>
+    </w:p>
+    <w:p>
+      <w:pPr>
+        <w:pBdr>
+          <w:bottom w:val="single" w:color="CCCCCC" w:sz="1"/>
+        </w:pBdr>
+        <w:spacing w:after="200" w:before="200"/>
+      </w:pPr>
+    </w:p>
+    <w:p>
+      <w:pPr>
+        <w:spacing w:after="80"/>
+      </w:pPr>
+      <w:r>
+        <w:rPr>
+          <w:rFonts w:ascii="Cormorant Garamond" w:cs="Cormorant Garamond" w:eastAsia="Cormorant Garamond" w:hAnsi="Cormorant Garamond"/>
+          <w:b/>
+          <w:bCs/>
+          <w:sz w:val="28"/>
+          <w:szCs w:val="28"/>
+        </w:rPr>
+        <w:t xml:space="preserve">ASR — 125</w:t>
+      </w:r>
+    </w:p>
+    <w:p>
+      <w:pPr>
+        <w:spacing w:after="80"/>
+      </w:pPr>
+      <w:r>
+        <w:rPr>
+          <w:rFonts w:ascii="Cormorant Garamond" w:cs="Cormorant Garamond" w:eastAsia="Cormorant Garamond" w:hAnsi="Cormorant Garamond"/>
+          <w:i/>
+          <w:iCs/>
+          <w:color w:val="888888"/>
+          <w:sz w:val="20"/>
+          <w:szCs w:val="20"/>
+        </w:rPr>
+        <w:t xml:space="preserve">waqt_apresmidi</w:t>
+      </w:r>
+    </w:p>
+    <w:p>
+      <w:pPr>
+        <w:spacing w:after="60"/>
+      </w:pPr>
+      <w:r>
+        <w:rPr>
+          <w:rFonts w:ascii="Cormorant Garamond" w:cs="Cormorant Garamond" w:eastAsia="Cormorant Garamond" w:hAnsi="Cormorant Garamond"/>
+          <w:sz w:val="22"/>
+          <w:szCs w:val="22"/>
+        </w:rPr>
+        <w:t xml:space="preserve">Au XIe siècle, Ibn al-Haytham démontre par expérience que la vision est due à des rayons de lumière qui entrent dans l'œil — et non l'inverse comme le pensaient Aristote et Ptolémée. Il invente la méthode expérimentale moderne 500 ans avant Galilée. Sa principale motivation : « Quiconque cherche la vérité ne doit se soumettre à aucune autorité humaine — même Aristote. » La science n'est pas née en Europe au XVIe siècle. Elle est née dans les laboratoires de croyants musulmans au XIe.</w:t>
+      </w:r>
+    </w:p>
+    <w:p>
+      <w:pPr>
+        <w:pBdr>
+          <w:bottom w:val="single" w:color="CCCCCC" w:sz="1"/>
+        </w:pBdr>
+        <w:spacing w:after="200" w:before="200"/>
+      </w:pPr>
+    </w:p>
+    <w:p>
+      <w:pPr>
+        <w:spacing w:after="80"/>
+      </w:pPr>
+      <w:r>
+        <w:rPr>
+          <w:rFonts w:ascii="Cormorant Garamond" w:cs="Cormorant Garamond" w:eastAsia="Cormorant Garamond" w:hAnsi="Cormorant Garamond"/>
+          <w:b/>
+          <w:bCs/>
+          <w:sz w:val="28"/>
+          <w:szCs w:val="28"/>
+        </w:rPr>
+        <w:t xml:space="preserve">ASR — 126</w:t>
+      </w:r>
+    </w:p>
+    <w:p>
+      <w:pPr>
+        <w:spacing w:after="80"/>
+      </w:pPr>
+      <w:r>
+        <w:rPr>
+          <w:rFonts w:ascii="Cormorant Garamond" w:cs="Cormorant Garamond" w:eastAsia="Cormorant Garamond" w:hAnsi="Cormorant Garamond"/>
+          <w:i/>
+          <w:iCs/>
+          <w:color w:val="888888"/>
+          <w:sz w:val="20"/>
+          <w:szCs w:val="20"/>
+        </w:rPr>
+        <w:t xml:space="preserve">waqt_apresmidi</w:t>
+      </w:r>
+    </w:p>
+    <w:p>
+      <w:pPr>
+        <w:spacing w:after="60"/>
+      </w:pPr>
+      <w:r>
+        <w:rPr>
+          <w:rFonts w:ascii="Cormorant Garamond" w:cs="Cormorant Garamond" w:eastAsia="Cormorant Garamond" w:hAnsi="Cormorant Garamond"/>
+          <w:sz w:val="22"/>
+          <w:szCs w:val="22"/>
+        </w:rPr>
+        <w:t xml:space="preserve">Au Xe siècle en Andalousie, Abu al-Qasim al-Zahrawi écrit Kitab al-Tasrif — encyclopédie de chirurgie de 1500 pages. Il invente 200 instruments chirurgicaux dont une grande partie sont encore utilisés aujourd'hui sous forme dérivée (scalpel, forceps, seringue à pression). Il décrit la première opération de la cataracte, la trachéotomie, la première suture interne. Son livre fut utilisé en Europe jusqu'au XVIIIe siècle. Quand tu vois un chirurgien moderne, n'oublie pas qu'il tient des outils dessinés il y a mille ans par un Andalou pieux.</w:t>
+      </w:r>
+    </w:p>
+    <w:p>
+      <w:pPr>
+        <w:pBdr>
+          <w:bottom w:val="single" w:color="CCCCCC" w:sz="1"/>
+        </w:pBdr>
+        <w:spacing w:after="200" w:before="200"/>
+      </w:pPr>
+    </w:p>
+    <w:p>
+      <w:pPr>
+        <w:spacing w:after="80"/>
+      </w:pPr>
+      <w:r>
+        <w:rPr>
+          <w:rFonts w:ascii="Cormorant Garamond" w:cs="Cormorant Garamond" w:eastAsia="Cormorant Garamond" w:hAnsi="Cormorant Garamond"/>
+          <w:b/>
+          <w:bCs/>
+          <w:sz w:val="28"/>
+          <w:szCs w:val="28"/>
+        </w:rPr>
+        <w:t xml:space="preserve">ASR — 127</w:t>
+      </w:r>
+    </w:p>
+    <w:p>
+      <w:pPr>
+        <w:spacing w:after="80"/>
+      </w:pPr>
+      <w:r>
+        <w:rPr>
+          <w:rFonts w:ascii="Cormorant Garamond" w:cs="Cormorant Garamond" w:eastAsia="Cormorant Garamond" w:hAnsi="Cormorant Garamond"/>
+          <w:i/>
+          <w:iCs/>
+          <w:color w:val="888888"/>
+          <w:sz w:val="20"/>
+          <w:szCs w:val="20"/>
+        </w:rPr>
+        <w:t xml:space="preserve">waqt_apresmidi</w:t>
+      </w:r>
+    </w:p>
+    <w:p>
+      <w:pPr>
+        <w:spacing w:after="60"/>
+      </w:pPr>
+      <w:r>
+        <w:rPr>
+          <w:rFonts w:ascii="Cormorant Garamond" w:cs="Cormorant Garamond" w:eastAsia="Cormorant Garamond" w:hAnsi="Cormorant Garamond"/>
+          <w:sz w:val="22"/>
+          <w:szCs w:val="22"/>
+        </w:rPr>
+        <w:t xml:space="preserve">Le café fut découvert au Yémen au XVe siècle par des soufis qui le buvaient pour rester éveillés pendant les nuits de dhikr — le souvenir d'Allah. Le mot café vient de l'arabe qahwa. Ce que des millions d'humains boivent chaque matin sans y penser est le résidu d'une dévotion musulmane à la prière nocturne. Quand tu bois ton café demain, sache que tu portes — sans le savoir — l'héritage d'un croyant qui voulait juste rester debout pour Allah une nuit de plus.</w:t>
+      </w:r>
+    </w:p>
+    <w:p>
+      <w:pPr>
+        <w:pBdr>
+          <w:bottom w:val="single" w:color="CCCCCC" w:sz="1"/>
+        </w:pBdr>
+        <w:spacing w:after="200" w:before="200"/>
+      </w:pPr>
+    </w:p>
+    <w:p>
+      <w:pPr>
+        <w:spacing w:after="80"/>
+      </w:pPr>
+      <w:r>
+        <w:rPr>
+          <w:rFonts w:ascii="Cormorant Garamond" w:cs="Cormorant Garamond" w:eastAsia="Cormorant Garamond" w:hAnsi="Cormorant Garamond"/>
+          <w:b/>
+          <w:bCs/>
+          <w:sz w:val="28"/>
+          <w:szCs w:val="28"/>
+        </w:rPr>
+        <w:t xml:space="preserve">ASR — 128</w:t>
+      </w:r>
+    </w:p>
+    <w:p>
+      <w:pPr>
+        <w:spacing w:after="80"/>
+      </w:pPr>
+      <w:r>
+        <w:rPr>
+          <w:rFonts w:ascii="Cormorant Garamond" w:cs="Cormorant Garamond" w:eastAsia="Cormorant Garamond" w:hAnsi="Cormorant Garamond"/>
+          <w:i/>
+          <w:iCs/>
+          <w:color w:val="888888"/>
+          <w:sz w:val="20"/>
+          <w:szCs w:val="20"/>
+        </w:rPr>
+        <w:t xml:space="preserve">waqt_apresmidi</w:t>
+      </w:r>
+    </w:p>
+    <w:p>
+      <w:pPr>
+        <w:spacing w:after="60"/>
+      </w:pPr>
+      <w:r>
+        <w:rPr>
+          <w:rFonts w:ascii="Cormorant Garamond" w:cs="Cormorant Garamond" w:eastAsia="Cormorant Garamond" w:hAnsi="Cormorant Garamond"/>
+          <w:sz w:val="22"/>
+          <w:szCs w:val="22"/>
+        </w:rPr>
+        <w:t xml:space="preserve">Le premier traité international de droit international fut écrit par un musulman : Muhammad ibn al-Hasan al-Shaybani au VIIIe siècle, dans son livre Kitab al-Siyar. Il y définit les règles de la guerre, du traitement des prisonniers, de la protection des civils, des ambassadeurs. Hugo Grotius — considéré comme le père du droit international en Occident — a écrit son traité 800 ans plus tard. L'humanité tient des règles écrites par un musulman, sans toujours le reconnaître.</w:t>
+      </w:r>
+    </w:p>
+    <w:p>
+      <w:pPr>
+        <w:pBdr>
+          <w:bottom w:val="single" w:color="CCCCCC" w:sz="1"/>
+        </w:pBdr>
+        <w:spacing w:after="200" w:before="200"/>
+      </w:pPr>
+    </w:p>
+    <w:p>
+      <w:pPr>
+        <w:spacing w:after="80"/>
+      </w:pPr>
+      <w:r>
+        <w:rPr>
+          <w:rFonts w:ascii="Cormorant Garamond" w:cs="Cormorant Garamond" w:eastAsia="Cormorant Garamond" w:hAnsi="Cormorant Garamond"/>
+          <w:b/>
+          <w:bCs/>
+          <w:sz w:val="28"/>
+          <w:szCs w:val="28"/>
+        </w:rPr>
+        <w:t xml:space="preserve">ASR — 129</w:t>
+      </w:r>
+    </w:p>
+    <w:p>
+      <w:pPr>
+        <w:spacing w:after="80"/>
+      </w:pPr>
+      <w:r>
+        <w:rPr>
+          <w:rFonts w:ascii="Cormorant Garamond" w:cs="Cormorant Garamond" w:eastAsia="Cormorant Garamond" w:hAnsi="Cormorant Garamond"/>
+          <w:i/>
+          <w:iCs/>
+          <w:color w:val="888888"/>
+          <w:sz w:val="20"/>
+          <w:szCs w:val="20"/>
+        </w:rPr>
+        <w:t xml:space="preserve">waqt_apresmidi</w:t>
+      </w:r>
+    </w:p>
+    <w:p>
+      <w:pPr>
+        <w:spacing w:after="60"/>
+      </w:pPr>
+      <w:r>
+        <w:rPr>
+          <w:rFonts w:ascii="Cormorant Garamond" w:cs="Cormorant Garamond" w:eastAsia="Cormorant Garamond" w:hAnsi="Cormorant Garamond"/>
+          <w:sz w:val="22"/>
+          <w:szCs w:val="22"/>
+        </w:rPr>
+        <w:t xml:space="preserve">Tu écris 0, 1, 2, 3, 4, 5, 6, 7, 8, 9. Ces signes sont arabes. Avant eux, l'Europe utilisait les chiffres romains : I, V, X, L, C, M — incalculables au-delà de quelques opérations. Quand les chiffres arabes arrivèrent en Europe au XIIe siècle, ils transformèrent tout : commerce, science, banque, ingénierie. Sans eux, ni la Renaissance ni l'Internet ne seraient possibles. Tout ce que tu calcules en ce moment passe par des signes inventés par des croyants musulmans. Y compris le nombre de fois où tu as lu cette phrase.</w:t>
+      </w:r>
+    </w:p>
+    <w:p>
+      <w:pPr>
+        <w:pBdr>
+          <w:bottom w:val="single" w:color="CCCCCC" w:sz="1"/>
+        </w:pBdr>
+        <w:spacing w:after="200" w:before="200"/>
+      </w:pPr>
+    </w:p>
+    <w:p>
+      <w:pPr>
+        <w:spacing w:after="80"/>
+      </w:pPr>
+      <w:r>
+        <w:rPr>
+          <w:rFonts w:ascii="Cormorant Garamond" w:cs="Cormorant Garamond" w:eastAsia="Cormorant Garamond" w:hAnsi="Cormorant Garamond"/>
+          <w:b/>
+          <w:bCs/>
+          <w:sz w:val="28"/>
+          <w:szCs w:val="28"/>
+        </w:rPr>
+        <w:t xml:space="preserve">ASR — 130</w:t>
+      </w:r>
+    </w:p>
+    <w:p>
+      <w:pPr>
+        <w:spacing w:after="80"/>
+      </w:pPr>
+      <w:r>
+        <w:rPr>
+          <w:rFonts w:ascii="Cormorant Garamond" w:cs="Cormorant Garamond" w:eastAsia="Cormorant Garamond" w:hAnsi="Cormorant Garamond"/>
+          <w:i/>
+          <w:iCs/>
+          <w:color w:val="888888"/>
+          <w:sz w:val="20"/>
+          <w:szCs w:val="20"/>
+        </w:rPr>
+        <w:t xml:space="preserve">waqt_apresmidi</w:t>
+      </w:r>
+    </w:p>
+    <w:p>
+      <w:pPr>
+        <w:spacing w:after="60"/>
+      </w:pPr>
+      <w:r>
+        <w:rPr>
+          <w:rFonts w:ascii="Cormorant Garamond" w:cs="Cormorant Garamond" w:eastAsia="Cormorant Garamond" w:hAnsi="Cormorant Garamond"/>
+          <w:sz w:val="22"/>
+          <w:szCs w:val="22"/>
+        </w:rPr>
+        <w:t xml:space="preserve">Au IXe siècle, le médecin perse Al-Razi distingue pour la première fois la variole de la rougeole — deux maladies confondues partout dans le monde. Il écrit aussi le premier traité de pédiatrie de l'histoire et la première description clinique de l'allergie. Au moment où l'Europe traitait la peste par exorcisme, Al-Razi écrivait des observations cliniques qui restèrent des références jusqu'au XIXe siècle. « Allah n'a pas fait descendre une maladie sans faire descendre aussi son remède. » (Bukhari).</w:t>
+      </w:r>
+    </w:p>
+    <w:p>
+      <w:pPr>
+        <w:pBdr>
+          <w:bottom w:val="single" w:color="CCCCCC" w:sz="1"/>
+        </w:pBdr>
+        <w:spacing w:after="200" w:before="200"/>
+      </w:pPr>
+    </w:p>
+    <w:p>
+      <w:pPr>
+        <w:spacing w:after="80"/>
+      </w:pPr>
+      <w:r>
+        <w:rPr>
+          <w:rFonts w:ascii="Cormorant Garamond" w:cs="Cormorant Garamond" w:eastAsia="Cormorant Garamond" w:hAnsi="Cormorant Garamond"/>
+          <w:b/>
+          <w:bCs/>
+          <w:sz w:val="28"/>
+          <w:szCs w:val="28"/>
+        </w:rPr>
+        <w:t xml:space="preserve">ASR — 131</w:t>
+      </w:r>
+    </w:p>
+    <w:p>
+      <w:pPr>
+        <w:spacing w:after="80"/>
+      </w:pPr>
+      <w:r>
+        <w:rPr>
+          <w:rFonts w:ascii="Cormorant Garamond" w:cs="Cormorant Garamond" w:eastAsia="Cormorant Garamond" w:hAnsi="Cormorant Garamond"/>
+          <w:i/>
+          <w:iCs/>
+          <w:color w:val="888888"/>
+          <w:sz w:val="20"/>
+          <w:szCs w:val="20"/>
+        </w:rPr>
+        <w:t xml:space="preserve">waqt_apresmidi</w:t>
+      </w:r>
+    </w:p>
+    <w:p>
+      <w:pPr>
+        <w:spacing w:after="60"/>
+      </w:pPr>
+      <w:r>
+        <w:rPr>
+          <w:rFonts w:ascii="Cormorant Garamond" w:cs="Cormorant Garamond" w:eastAsia="Cormorant Garamond" w:hAnsi="Cormorant Garamond"/>
+          <w:sz w:val="22"/>
+          <w:szCs w:val="22"/>
+        </w:rPr>
+        <w:t xml:space="preserve">Au XVe siècle, le sultan ottoman Mehmet II conquiert Constantinople. La majorité chrétienne y vivant fut non expulsée. Il fit construire des mosquées à côté des églises plutôt qu'à leur place. Il proclama : « Que les Grecs vivent selon leurs lois et leur foi. » Compare avec l'Espagne chrétienne qui, 39 ans plus tard, en 1492, expulsa tous les juifs et tous les musulmans. L'histoire est têtue. Allah dit : « Et avec eux, parle avec ce qu'il y a de meilleur. » (Coran 16:125).</w:t>
+      </w:r>
+    </w:p>
+    <w:p>
+      <w:pPr>
+        <w:pBdr>
+          <w:bottom w:val="single" w:color="CCCCCC" w:sz="1"/>
+        </w:pBdr>
+        <w:spacing w:after="200" w:before="200"/>
+      </w:pPr>
+    </w:p>
+    <w:p>
+      <w:pPr>
+        <w:spacing w:after="80"/>
+      </w:pPr>
+      <w:r>
+        <w:rPr>
+          <w:rFonts w:ascii="Cormorant Garamond" w:cs="Cormorant Garamond" w:eastAsia="Cormorant Garamond" w:hAnsi="Cormorant Garamond"/>
+          <w:b/>
+          <w:bCs/>
+          <w:sz w:val="28"/>
+          <w:szCs w:val="28"/>
+        </w:rPr>
+        <w:t xml:space="preserve">ASR — 132</w:t>
+      </w:r>
+    </w:p>
+    <w:p>
+      <w:pPr>
+        <w:spacing w:after="80"/>
+      </w:pPr>
+      <w:r>
+        <w:rPr>
+          <w:rFonts w:ascii="Cormorant Garamond" w:cs="Cormorant Garamond" w:eastAsia="Cormorant Garamond" w:hAnsi="Cormorant Garamond"/>
+          <w:i/>
+          <w:iCs/>
+          <w:color w:val="888888"/>
+          <w:sz w:val="20"/>
+          <w:szCs w:val="20"/>
+        </w:rPr>
+        <w:t xml:space="preserve">waqt_apresmidi</w:t>
+      </w:r>
+    </w:p>
+    <w:p>
+      <w:pPr>
+        <w:spacing w:after="60"/>
+      </w:pPr>
+      <w:r>
+        <w:rPr>
+          <w:rFonts w:ascii="Cormorant Garamond" w:cs="Cormorant Garamond" w:eastAsia="Cormorant Garamond" w:hAnsi="Cormorant Garamond"/>
+          <w:sz w:val="22"/>
+          <w:szCs w:val="22"/>
+        </w:rPr>
+        <w:t xml:space="preserve">Le Prophète ﷺ a dit, parmi les signes des derniers temps : « Tu verras les bergers va-nu-pieds, pauvres et nomades, rivaliser dans la construction de hauts édifices. » (Bukhari/Muslim, hadith de Jibril). Au VIIe siècle, dans la péninsule Arabique, les Bédouins étaient des nomades sans bâtiments. Aujourd'hui, Dubaï, Abu Dhabi, Riyad : les plus hautes tours du monde sont dans les anciennes terres bédouines. La Burj Khalifa fait 828 mètres. Le hadith a précédé ces tours de 14 siècles.</w:t>
+      </w:r>
+    </w:p>
+    <w:p>
+      <w:pPr>
+        <w:pBdr>
+          <w:bottom w:val="single" w:color="CCCCCC" w:sz="1"/>
+        </w:pBdr>
+        <w:spacing w:after="200" w:before="200"/>
+      </w:pPr>
+    </w:p>
+    <w:p>
+      <w:pPr>
+        <w:spacing w:after="80"/>
+      </w:pPr>
+      <w:r>
+        <w:rPr>
+          <w:rFonts w:ascii="Cormorant Garamond" w:cs="Cormorant Garamond" w:eastAsia="Cormorant Garamond" w:hAnsi="Cormorant Garamond"/>
+          <w:b/>
+          <w:bCs/>
+          <w:sz w:val="28"/>
+          <w:szCs w:val="28"/>
+        </w:rPr>
+        <w:t xml:space="preserve">ASR — 133</w:t>
+      </w:r>
+    </w:p>
+    <w:p>
+      <w:pPr>
+        <w:spacing w:after="80"/>
+      </w:pPr>
+      <w:r>
+        <w:rPr>
+          <w:rFonts w:ascii="Cormorant Garamond" w:cs="Cormorant Garamond" w:eastAsia="Cormorant Garamond" w:hAnsi="Cormorant Garamond"/>
+          <w:i/>
+          <w:iCs/>
+          <w:color w:val="888888"/>
+          <w:sz w:val="20"/>
+          <w:szCs w:val="20"/>
+        </w:rPr>
+        <w:t xml:space="preserve">waqt_apresmidi</w:t>
+      </w:r>
+    </w:p>
+    <w:p>
+      <w:pPr>
+        <w:spacing w:after="60"/>
+      </w:pPr>
+      <w:r>
+        <w:rPr>
+          <w:rFonts w:ascii="Cormorant Garamond" w:cs="Cormorant Garamond" w:eastAsia="Cormorant Garamond" w:hAnsi="Cormorant Garamond"/>
+          <w:sz w:val="22"/>
+          <w:szCs w:val="22"/>
+        </w:rPr>
+        <w:t xml:space="preserve">Le Prophète ﷺ a dit : « L'Heure ne viendra pas avant que la terre des Arabes ne redevienne prairies et rivières. » (Muslim 2912). Aujourd'hui, des études géologiques (NASA, Université d'Oxford) montrent que la péninsule Arabique fut effectivement couverte de prairies et de fleuves il y a 5000 ans — et que par cycles climatiques, elle pourrait le redevenir. Au VIIe siècle, le Prophète parlait d'un désert qu'aucun témoin n'avait jamais vu autrement. Comment savait-il ?</w:t>
+      </w:r>
+    </w:p>
+    <w:p>
+      <w:pPr>
+        <w:pBdr>
+          <w:bottom w:val="single" w:color="CCCCCC" w:sz="1"/>
+        </w:pBdr>
+        <w:spacing w:after="200" w:before="200"/>
+      </w:pPr>
+    </w:p>
+    <w:p>
+      <w:pPr>
+        <w:spacing w:after="80"/>
+      </w:pPr>
+      <w:r>
+        <w:rPr>
+          <w:rFonts w:ascii="Cormorant Garamond" w:cs="Cormorant Garamond" w:eastAsia="Cormorant Garamond" w:hAnsi="Cormorant Garamond"/>
+          <w:b/>
+          <w:bCs/>
+          <w:sz w:val="28"/>
+          <w:szCs w:val="28"/>
+        </w:rPr>
+        <w:t xml:space="preserve">ASR — 134</w:t>
+      </w:r>
+    </w:p>
+    <w:p>
+      <w:pPr>
+        <w:spacing w:after="80"/>
+      </w:pPr>
+      <w:r>
+        <w:rPr>
+          <w:rFonts w:ascii="Cormorant Garamond" w:cs="Cormorant Garamond" w:eastAsia="Cormorant Garamond" w:hAnsi="Cormorant Garamond"/>
+          <w:i/>
+          <w:iCs/>
+          <w:color w:val="888888"/>
+          <w:sz w:val="20"/>
+          <w:szCs w:val="20"/>
+        </w:rPr>
+        <w:t xml:space="preserve">waqt_apresmidi</w:t>
+      </w:r>
+    </w:p>
+    <w:p>
+      <w:pPr>
+        <w:spacing w:after="60"/>
+      </w:pPr>
+      <w:r>
+        <w:rPr>
+          <w:rFonts w:ascii="Cormorant Garamond" w:cs="Cormorant Garamond" w:eastAsia="Cormorant Garamond" w:hAnsi="Cormorant Garamond"/>
+          <w:sz w:val="22"/>
+          <w:szCs w:val="22"/>
+        </w:rPr>
+        <w:t xml:space="preserve">Le Prophète ﷺ a dit : « Parmi les signes de l'Heure : que la femme soit habillée mais nue. » (Muslim 2128). Au VIIe siècle, l'image était paradoxale et incompréhensible. Aujourd'hui, vêtements moulants, tissus transparents, mode déshabillée : exactement la prophétie. Au moment où le hadith fut prononcé, ce mode vestimentaire n'existait nulle part sur Terre. Le Prophète décrivait un monde qui n'existait pas encore. Aujourd'hui, ce monde existe.</w:t>
+      </w:r>
+    </w:p>
+    <w:p>
+      <w:pPr>
+        <w:pBdr>
+          <w:bottom w:val="single" w:color="CCCCCC" w:sz="1"/>
+        </w:pBdr>
+        <w:spacing w:after="200" w:before="200"/>
+      </w:pPr>
+    </w:p>
+    <w:p>
+      <w:pPr>
+        <w:spacing w:after="80"/>
+      </w:pPr>
+      <w:r>
+        <w:rPr>
+          <w:rFonts w:ascii="Cormorant Garamond" w:cs="Cormorant Garamond" w:eastAsia="Cormorant Garamond" w:hAnsi="Cormorant Garamond"/>
+          <w:b/>
+          <w:bCs/>
+          <w:sz w:val="28"/>
+          <w:szCs w:val="28"/>
+        </w:rPr>
+        <w:t xml:space="preserve">ASR — 135</w:t>
+      </w:r>
+    </w:p>
+    <w:p>
+      <w:pPr>
+        <w:spacing w:after="80"/>
+      </w:pPr>
+      <w:r>
+        <w:rPr>
+          <w:rFonts w:ascii="Cormorant Garamond" w:cs="Cormorant Garamond" w:eastAsia="Cormorant Garamond" w:hAnsi="Cormorant Garamond"/>
+          <w:i/>
+          <w:iCs/>
+          <w:color w:val="888888"/>
+          <w:sz w:val="20"/>
+          <w:szCs w:val="20"/>
+        </w:rPr>
+        <w:t xml:space="preserve">waqt_apresmidi</w:t>
+      </w:r>
+    </w:p>
+    <w:p>
+      <w:pPr>
+        <w:spacing w:after="60"/>
+      </w:pPr>
+      <w:r>
+        <w:rPr>
+          <w:rFonts w:ascii="Cormorant Garamond" w:cs="Cormorant Garamond" w:eastAsia="Cormorant Garamond" w:hAnsi="Cormorant Garamond"/>
+          <w:sz w:val="22"/>
+          <w:szCs w:val="22"/>
+        </w:rPr>
+        <w:t xml:space="preserve">Le Prophète ﷺ a évoqué, parmi les signes des derniers temps, que la terre se rapprocherait et qu'un homme pourrait voir son frère à grande distance. Au VIIe siècle, voir quelqu'un loin signifiait monter sur une colline. Aujourd'hui, FaceTime, WhatsApp, Skype : tu vois ton frère à 10 000 km comme s'il était dans la pièce. Le hadith ne dit pas « on inventera des écrans ». Il dit « la terre se rapprochera ». C'est exactement ce qu'a fait Internet.</w:t>
+      </w:r>
+    </w:p>
+    <w:p>
+      <w:pPr>
+        <w:pBdr>
+          <w:bottom w:val="single" w:color="CCCCCC" w:sz="1"/>
+        </w:pBdr>
+        <w:spacing w:after="200" w:before="200"/>
+      </w:pPr>
+    </w:p>
+    <w:p>
+      <w:pPr>
+        <w:spacing w:after="80"/>
+      </w:pPr>
+      <w:r>
+        <w:rPr>
+          <w:rFonts w:ascii="Cormorant Garamond" w:cs="Cormorant Garamond" w:eastAsia="Cormorant Garamond" w:hAnsi="Cormorant Garamond"/>
+          <w:b/>
+          <w:bCs/>
+          <w:sz w:val="28"/>
+          <w:szCs w:val="28"/>
+        </w:rPr>
+        <w:t xml:space="preserve">ASR — 136</w:t>
+      </w:r>
+    </w:p>
+    <w:p>
+      <w:pPr>
+        <w:spacing w:after="80"/>
+      </w:pPr>
+      <w:r>
+        <w:rPr>
+          <w:rFonts w:ascii="Cormorant Garamond" w:cs="Cormorant Garamond" w:eastAsia="Cormorant Garamond" w:hAnsi="Cormorant Garamond"/>
+          <w:i/>
+          <w:iCs/>
+          <w:color w:val="888888"/>
+          <w:sz w:val="20"/>
+          <w:szCs w:val="20"/>
+        </w:rPr>
+        <w:t xml:space="preserve">waqt_apresmidi</w:t>
+      </w:r>
+    </w:p>
+    <w:p>
+      <w:pPr>
+        <w:spacing w:after="60"/>
+      </w:pPr>
+      <w:r>
+        <w:rPr>
+          <w:rFonts w:ascii="Cormorant Garamond" w:cs="Cormorant Garamond" w:eastAsia="Cormorant Garamond" w:hAnsi="Cormorant Garamond"/>
+          <w:sz w:val="22"/>
+          <w:szCs w:val="22"/>
+        </w:rPr>
+        <w:t xml:space="preserve">Le Prophète ﷺ a dit : « La prophétie sera parmi vous tant qu'Allah le voudra... puis il y aura un califat sur le modèle de la prophétie tant qu'Allah le voudra... puis il y aura une royauté mordante... puis il y aura une royauté tyrannique... puis il y aura un califat sur le modèle de la prophétie. » (Ahmad 18596). Le Prophète a décrit cinq phases successives de l'histoire de la communauté musulmane. Quatre se sont accomplies. La cinquième est à venir. Le hadith a anticipé 14 siècles d'histoire politique.</w:t>
+      </w:r>
+    </w:p>
+    <w:p>
+      <w:pPr>
+        <w:pBdr>
+          <w:bottom w:val="single" w:color="CCCCCC" w:sz="1"/>
+        </w:pBdr>
+        <w:spacing w:after="200" w:before="200"/>
+      </w:pPr>
+    </w:p>
+    <w:p>
+      <w:pPr>
+        <w:spacing w:after="80"/>
+      </w:pPr>
+      <w:r>
+        <w:rPr>
+          <w:rFonts w:ascii="Cormorant Garamond" w:cs="Cormorant Garamond" w:eastAsia="Cormorant Garamond" w:hAnsi="Cormorant Garamond"/>
+          <w:b/>
+          <w:bCs/>
+          <w:sz w:val="28"/>
+          <w:szCs w:val="28"/>
+        </w:rPr>
+        <w:t xml:space="preserve">ASR — 137</w:t>
+      </w:r>
+    </w:p>
+    <w:p>
+      <w:pPr>
+        <w:spacing w:after="80"/>
+      </w:pPr>
+      <w:r>
+        <w:rPr>
+          <w:rFonts w:ascii="Cormorant Garamond" w:cs="Cormorant Garamond" w:eastAsia="Cormorant Garamond" w:hAnsi="Cormorant Garamond"/>
+          <w:i/>
+          <w:iCs/>
+          <w:color w:val="888888"/>
+          <w:sz w:val="20"/>
+          <w:szCs w:val="20"/>
+        </w:rPr>
+        <w:t xml:space="preserve">waqt_apresmidi</w:t>
+      </w:r>
+    </w:p>
+    <w:p>
+      <w:pPr>
+        <w:spacing w:after="60"/>
+      </w:pPr>
+      <w:r>
+        <w:rPr>
+          <w:rFonts w:ascii="Cormorant Garamond" w:cs="Cormorant Garamond" w:eastAsia="Cormorant Garamond" w:hAnsi="Cormorant Garamond"/>
+          <w:sz w:val="22"/>
+          <w:szCs w:val="22"/>
+        </w:rPr>
+        <w:t xml:space="preserve">Le Coran lance plusieurs fois ce défi : « Produisez une sourate semblable à celle-ci, et appelez à votre aide tous ceux que vous pouvez en dehors d'Allah, si vous êtes véridiques. » (Coran 2:23). Le défi est public depuis 14 siècles. Des dizaines d'auteurs ont essayé — Musaylima, Ibn al-Muqaffa', d'autres. Aucune production n'a passé l'épreuve du temps. Le défi reste ouvert. Aucun autre livre saint dans l'histoire ne fait cela. C'est une signature singulière.</w:t>
+      </w:r>
+    </w:p>
+    <w:p>
+      <w:pPr>
+        <w:pBdr>
+          <w:bottom w:val="single" w:color="CCCCCC" w:sz="1"/>
+        </w:pBdr>
+        <w:spacing w:after="200" w:before="200"/>
+      </w:pPr>
+    </w:p>
+    <w:p>
+      <w:pPr>
+        <w:spacing w:after="80"/>
+      </w:pPr>
+      <w:r>
+        <w:rPr>
+          <w:rFonts w:ascii="Cormorant Garamond" w:cs="Cormorant Garamond" w:eastAsia="Cormorant Garamond" w:hAnsi="Cormorant Garamond"/>
+          <w:b/>
+          <w:bCs/>
+          <w:sz w:val="28"/>
+          <w:szCs w:val="28"/>
+        </w:rPr>
+        <w:t xml:space="preserve">ASR — 138</w:t>
+      </w:r>
+    </w:p>
+    <w:p>
+      <w:pPr>
+        <w:spacing w:after="80"/>
+      </w:pPr>
+      <w:r>
+        <w:rPr>
+          <w:rFonts w:ascii="Cormorant Garamond" w:cs="Cormorant Garamond" w:eastAsia="Cormorant Garamond" w:hAnsi="Cormorant Garamond"/>
+          <w:i/>
+          <w:iCs/>
+          <w:color w:val="888888"/>
+          <w:sz w:val="20"/>
+          <w:szCs w:val="20"/>
+        </w:rPr>
+        <w:t xml:space="preserve">waqt_apresmidi</w:t>
+      </w:r>
+    </w:p>
+    <w:p>
+      <w:pPr>
+        <w:spacing w:after="60"/>
+      </w:pPr>
+      <w:r>
+        <w:rPr>
+          <w:rFonts w:ascii="Cormorant Garamond" w:cs="Cormorant Garamond" w:eastAsia="Cormorant Garamond" w:hAnsi="Cormorant Garamond"/>
+          <w:sz w:val="22"/>
+          <w:szCs w:val="22"/>
+        </w:rPr>
+        <w:t xml:space="preserve">Les 114 sourates du Coran ne sont pas dans l'ordre où elles ont été révélées. Elles sont dans un ordre fixé par le Prophète ﷺ sur instruction d'Allah. Les premiers chercheurs occidentaux ont pensé que cet ordre était chaotique. Aujourd'hui, des études (notamment celle de Raymond Farrin, Structure and Quranic Interpretation, 2014) montrent que la structure du Coran suit un schéma concentrique sophistiqué. Le centre du livre est la sourate 57, Al-Hadid (Le Fer). La science confirme aujourd'hui que tout le fer de la Terre vient de l'espace, formé dans les supernovas — exactement comme dit le verset 25 de cette sourate.</w:t>
+      </w:r>
+    </w:p>
+    <w:p>
+      <w:pPr>
+        <w:pBdr>
+          <w:bottom w:val="single" w:color="CCCCCC" w:sz="1"/>
+        </w:pBdr>
+        <w:spacing w:after="200" w:before="200"/>
+      </w:pPr>
+    </w:p>
+    <w:p>
+      <w:pPr>
+        <w:spacing w:after="80"/>
+      </w:pPr>
+      <w:r>
+        <w:rPr>
+          <w:rFonts w:ascii="Cormorant Garamond" w:cs="Cormorant Garamond" w:eastAsia="Cormorant Garamond" w:hAnsi="Cormorant Garamond"/>
+          <w:b/>
+          <w:bCs/>
+          <w:sz w:val="28"/>
+          <w:szCs w:val="28"/>
+        </w:rPr>
+        <w:t xml:space="preserve">ASR — 139</w:t>
+      </w:r>
+    </w:p>
+    <w:p>
+      <w:pPr>
+        <w:spacing w:after="80"/>
+      </w:pPr>
+      <w:r>
+        <w:rPr>
+          <w:rFonts w:ascii="Cormorant Garamond" w:cs="Cormorant Garamond" w:eastAsia="Cormorant Garamond" w:hAnsi="Cormorant Garamond"/>
+          <w:i/>
+          <w:iCs/>
+          <w:color w:val="888888"/>
+          <w:sz w:val="20"/>
+          <w:szCs w:val="20"/>
+        </w:rPr>
+        <w:t xml:space="preserve">waqt_apresmidi</w:t>
+      </w:r>
+    </w:p>
+    <w:p>
+      <w:pPr>
+        <w:spacing w:after="60"/>
+      </w:pPr>
+      <w:r>
+        <w:rPr>
+          <w:rFonts w:ascii="Cormorant Garamond" w:cs="Cormorant Garamond" w:eastAsia="Cormorant Garamond" w:hAnsi="Cormorant Garamond"/>
+          <w:sz w:val="22"/>
+          <w:szCs w:val="22"/>
+        </w:rPr>
+        <w:t xml:space="preserve">Dans le Coran, certains mots et leurs contraires apparaissent un nombre de fois remarquable. Par exemple : dunyâ (vie terrestre) et âkhira (vie dernière) apparaîtraient un nombre de fois similaire ou identique selon plusieurs études. Anges et démons présentent aussi un équilibre frappant. Ces équilibres sont documentés par les chercheurs en sciences coraniques et demandent vérification au cas par cas selon les comptages. Mais beaucoup résistent. Personne au VIIe siècle ne pouvait viser cela sans concordance moderne.</w:t>
+      </w:r>
+    </w:p>
+    <w:p>
+      <w:pPr>
+        <w:pBdr>
+          <w:bottom w:val="single" w:color="CCCCCC" w:sz="1"/>
+        </w:pBdr>
+        <w:spacing w:after="200" w:before="200"/>
+      </w:pPr>
+    </w:p>
+    <w:p>
+      <w:pPr>
+        <w:spacing w:after="80"/>
+      </w:pPr>
+      <w:r>
+        <w:rPr>
+          <w:rFonts w:ascii="Cormorant Garamond" w:cs="Cormorant Garamond" w:eastAsia="Cormorant Garamond" w:hAnsi="Cormorant Garamond"/>
+          <w:b/>
+          <w:bCs/>
+          <w:sz w:val="28"/>
+          <w:szCs w:val="28"/>
+        </w:rPr>
+        <w:t xml:space="preserve">ASR — 140</w:t>
+      </w:r>
+    </w:p>
+    <w:p>
+      <w:pPr>
+        <w:spacing w:after="80"/>
+      </w:pPr>
+      <w:r>
+        <w:rPr>
+          <w:rFonts w:ascii="Cormorant Garamond" w:cs="Cormorant Garamond" w:eastAsia="Cormorant Garamond" w:hAnsi="Cormorant Garamond"/>
+          <w:i/>
+          <w:iCs/>
+          <w:color w:val="888888"/>
+          <w:sz w:val="20"/>
+          <w:szCs w:val="20"/>
+        </w:rPr>
+        <w:t xml:space="preserve">waqt_apresmidi</w:t>
+      </w:r>
+    </w:p>
+    <w:p>
+      <w:pPr>
+        <w:spacing w:after="60"/>
+      </w:pPr>
+      <w:r>
+        <w:rPr>
+          <w:rFonts w:ascii="Cormorant Garamond" w:cs="Cormorant Garamond" w:eastAsia="Cormorant Garamond" w:hAnsi="Cormorant Garamond"/>
+          <w:sz w:val="22"/>
+          <w:szCs w:val="22"/>
+        </w:rPr>
+        <w:t xml:space="preserve">La sourate 57 du Coran s'appelle Al-Hadid — Le Fer. Verset 25 : « Et Nous avons fait descendre le fer, dans lequel il y a force redoutable et utilité pour les gens. » Le verbe arabe anzalna signifie littéralement « Nous avons fait descendre ». La physique moderne confirme : tout le fer de la Terre est venu de l'espace, formé dans les explosions de supernovas et tombé sur Terre par météorites. Le verset ne dit pas « créé sur Terre ». Il dit « fait descendre ». La précision résiste à 14 siècles.</w:t>
+      </w:r>
+    </w:p>
+    <w:p>
+      <w:pPr>
+        <w:pBdr>
+          <w:bottom w:val="single" w:color="CCCCCC" w:sz="1"/>
+        </w:pBdr>
+        <w:spacing w:after="200" w:before="200"/>
+      </w:pPr>
+    </w:p>
+    <w:p>
+      <w:pPr>
+        <w:spacing w:after="80"/>
+      </w:pPr>
+      <w:r>
+        <w:rPr>
+          <w:rFonts w:ascii="Cormorant Garamond" w:cs="Cormorant Garamond" w:eastAsia="Cormorant Garamond" w:hAnsi="Cormorant Garamond"/>
+          <w:b/>
+          <w:bCs/>
+          <w:sz w:val="28"/>
+          <w:szCs w:val="28"/>
+        </w:rPr>
+        <w:t xml:space="preserve">ASR — 141</w:t>
+      </w:r>
+    </w:p>
+    <w:p>
+      <w:pPr>
+        <w:spacing w:after="80"/>
+      </w:pPr>
+      <w:r>
+        <w:rPr>
+          <w:rFonts w:ascii="Cormorant Garamond" w:cs="Cormorant Garamond" w:eastAsia="Cormorant Garamond" w:hAnsi="Cormorant Garamond"/>
+          <w:i/>
+          <w:iCs/>
+          <w:color w:val="888888"/>
+          <w:sz w:val="20"/>
+          <w:szCs w:val="20"/>
+        </w:rPr>
+        <w:t xml:space="preserve">waqt_apresmidi</w:t>
+      </w:r>
+    </w:p>
+    <w:p>
+      <w:pPr>
+        <w:spacing w:after="60"/>
+      </w:pPr>
+      <w:r>
+        <w:rPr>
+          <w:rFonts w:ascii="Cormorant Garamond" w:cs="Cormorant Garamond" w:eastAsia="Cormorant Garamond" w:hAnsi="Cormorant Garamond"/>
+          <w:sz w:val="22"/>
+          <w:szCs w:val="22"/>
+        </w:rPr>
+        <w:t xml:space="preserve">Tu peux comparer deux Corans imprimés aujourd'hui — un en Indonésie, un au Maroc, un en Iran. Ce sont les mêmes mots, les mêmes voyelles, les mêmes pauses. Aucun autre livre religieux dans l'histoire ne tient cette conservation sur 14 siècles dans le monde entier. Les évangiles existent en plusieurs versions canoniques (Marc, Matthieu, Luc, Jean) — différentes. La Bible hébraïque a plusieurs codex. Le Coran est unique. La promesse coranique : « C'est Nous qui avons fait descendre le Rappel, et c'est Nous qui en sommes les Gardiens. » (Coran 15:9). La promesse a été tenue.</w:t>
+      </w:r>
+    </w:p>
+    <w:p>
+      <w:pPr>
+        <w:pBdr>
+          <w:bottom w:val="single" w:color="CCCCCC" w:sz="1"/>
+        </w:pBdr>
+        <w:spacing w:after="200" w:before="200"/>
+      </w:pPr>
+    </w:p>
+    <w:p>
+      <w:pPr>
+        <w:spacing w:after="80"/>
+      </w:pPr>
+      <w:r>
+        <w:rPr>
+          <w:rFonts w:ascii="Cormorant Garamond" w:cs="Cormorant Garamond" w:eastAsia="Cormorant Garamond" w:hAnsi="Cormorant Garamond"/>
+          <w:b/>
+          <w:bCs/>
+          <w:sz w:val="28"/>
+          <w:szCs w:val="28"/>
+        </w:rPr>
+        <w:t xml:space="preserve">ASR — 142</w:t>
+      </w:r>
+    </w:p>
+    <w:p>
+      <w:pPr>
+        <w:spacing w:after="80"/>
+      </w:pPr>
+      <w:r>
+        <w:rPr>
+          <w:rFonts w:ascii="Cormorant Garamond" w:cs="Cormorant Garamond" w:eastAsia="Cormorant Garamond" w:hAnsi="Cormorant Garamond"/>
+          <w:i/>
+          <w:iCs/>
+          <w:color w:val="888888"/>
+          <w:sz w:val="20"/>
+          <w:szCs w:val="20"/>
+        </w:rPr>
+        <w:t xml:space="preserve">waqt_apresmidi</w:t>
+      </w:r>
+    </w:p>
+    <w:p>
+      <w:pPr>
+        <w:spacing w:after="60"/>
+      </w:pPr>
+      <w:r>
+        <w:rPr>
+          <w:rFonts w:ascii="Cormorant Garamond" w:cs="Cormorant Garamond" w:eastAsia="Cormorant Garamond" w:hAnsi="Cormorant Garamond"/>
+          <w:sz w:val="22"/>
+          <w:szCs w:val="22"/>
+        </w:rPr>
+        <w:t xml:space="preserve">Le Coran est arrangé du plus long au plus court (avec quelques exceptions). À l'intérieur, certaines structures sont si fines qu'on a mis des siècles à les voir. Al-Fatiha — la première sourate, l'ouverture — contient exactement 7 versets, et le Coran l'appelle « les 7 versets répétés » (Coran 15:87). 7 versets pour l'ouverture, 6236 versets pour le reste. Le contenant est précis. Le contenu l'est tout autant.</w:t>
+      </w:r>
+    </w:p>
+    <w:p>
+      <w:pPr>
+        <w:pBdr>
+          <w:bottom w:val="single" w:color="CCCCCC" w:sz="1"/>
+        </w:pBdr>
+        <w:spacing w:after="200" w:before="200"/>
+      </w:pPr>
+    </w:p>
+    <w:p>
+      <w:pPr>
+        <w:spacing w:after="80"/>
+      </w:pPr>
+      <w:r>
+        <w:rPr>
+          <w:rFonts w:ascii="Cormorant Garamond" w:cs="Cormorant Garamond" w:eastAsia="Cormorant Garamond" w:hAnsi="Cormorant Garamond"/>
+          <w:b/>
+          <w:bCs/>
+          <w:sz w:val="28"/>
+          <w:szCs w:val="28"/>
+        </w:rPr>
+        <w:t xml:space="preserve">ASR — 143</w:t>
+      </w:r>
+    </w:p>
+    <w:p>
+      <w:pPr>
+        <w:spacing w:after="80"/>
+      </w:pPr>
+      <w:r>
+        <w:rPr>
+          <w:rFonts w:ascii="Cormorant Garamond" w:cs="Cormorant Garamond" w:eastAsia="Cormorant Garamond" w:hAnsi="Cormorant Garamond"/>
+          <w:i/>
+          <w:iCs/>
+          <w:color w:val="888888"/>
+          <w:sz w:val="20"/>
+          <w:szCs w:val="20"/>
+        </w:rPr>
+        <w:t xml:space="preserve">waqt_apresmidi</w:t>
+      </w:r>
+    </w:p>
+    <w:p>
+      <w:pPr>
+        <w:spacing w:after="60"/>
+      </w:pPr>
+      <w:r>
+        <w:rPr>
+          <w:rFonts w:ascii="Cormorant Garamond" w:cs="Cormorant Garamond" w:eastAsia="Cormorant Garamond" w:hAnsi="Cormorant Garamond"/>
+          <w:sz w:val="22"/>
+          <w:szCs w:val="22"/>
+        </w:rPr>
+        <w:t xml:space="preserve">La formule « Bismillah ar-Rahman ar-Rahim » apparaît 114 fois dans le Coran — exactement comme le nombre de sourates. Sauf qu'elle est absente de la sourate 9 (At-Tawba). Et apparaît deux fois dans la sourate 27 (An-Naml). 114 - 1 + 1 = 114. L'équilibre est conservé. Au VIIe siècle, personne n'avait les moyens de concevoir ce genre de structure. Aujourd'hui, on l'a remarqué — sans en être les auteurs.</w:t>
       </w:r>
     </w:p>
     <w:p>

--- a/ECRITS_NIYYAH/waqt_phrases.docx
+++ b/ECRITS_NIYYAH/waqt_phrases.docx
@@ -13,12 +13,13 @@
           <w:sz w:val="32"/>
           <w:szCs w:val="32"/>
         </w:rPr>
-        <w:t xml:space="preserve">Waqt - 1976 phrases</w:t>
+        <w:t xml:space="preserve">Waqt — Toutes les phrases</w:t>
       </w:r>
     </w:p>
     <w:p>
       <w:pPr>
         <w:pStyle w:val="Heading2"/>
+        <w:spacing w:before="300"/>
       </w:pPr>
       <w:r>
         <w:rPr>
@@ -27,7 +28,7 @@
           <w:sz w:val="26"/>
           <w:szCs w:val="26"/>
         </w:rPr>
-        <w:t xml:space="preserve">FAJR (461)</w:t>
+        <w:t xml:space="preserve">FAJR (461 phrases)</w:t>
       </w:r>
     </w:p>
     <w:p>
@@ -3435,7 +3436,7 @@
           <w:sz w:val="22"/>
           <w:szCs w:val="22"/>
         </w:rPr>
-        <w:t xml:space="preserve">284. [FAJR-MOTIVATION] Le Prophète ﷺ a dit : « Quiconque dit 100 fois dans la journée : Lâ ilâha illâ Allâh, wahdahu lâ sharîka lah, lahu-l-mulku wa lahu-l-hamd, wa huwa 'alâ kulli shay'in qadîr — a la récompense d'avoir affranchi 10 esclaves, 100 hasanât lui sont inscrites, 100 péchés effacés, et il est protégé du shaytâ</w:t>
+        <w:t xml:space="preserve">284. [FAJR-MOTIVATION] Le Prophète ﷺ a dit : « Quiconque dit 100 fois dans la journée : Lâ ilâha illâ Allâh, wahdahu lâ sharîka lah, lahu-l-mulku wa lahu-l-hamd, wa huwa 'alâ kulli shay'in qadîr — a la récompense d'avoir affranchi 10 esclaves, 100 hasanât lui sont inscrites, 100 péchés effacés, et il est protégé du shaytân jusqu'au soir. » (Bukhari, Muslim) Tu peux les dire en quelques minutes.</w:t>
       </w:r>
     </w:p>
     <w:p>
@@ -3639,7 +3640,7 @@
           <w:sz w:val="22"/>
           <w:szCs w:val="22"/>
         </w:rPr>
-        <w:t xml:space="preserve">301. [FAJR-MOTIVATION] Le Prophète ﷺ a dit : « Les anges se relayent parmi vous — la nuit et le jour. Ils se retrouvent à la prière de Fajr et celle de 'Asr. Ceux qui ont passé la nuit avec vous montent, et leur Seigneur leur demande : Comment avez-vous laissé Mes serviteurs ? Ils répondent : Nous les avons laissés priant</w:t>
+        <w:t xml:space="preserve">301. [FAJR-MOTIVATION] Le Prophète ﷺ a dit : « Les anges se relayent parmi vous — la nuit et le jour. Ils se retrouvent à la prière de Fajr et celle de 'Asr. Ceux qui ont passé la nuit avec vous montent, et leur Seigneur leur demande : Comment avez-vous laissé Mes serviteurs ? Ils répondent : Nous les avons laissés priant et nous les avons trouvés priant. » (Bukhari) Sois ce serviteur trouvé en prière.</w:t>
       </w:r>
     </w:p>
     <w:p>
@@ -5564,15 +5565,8 @@
     </w:p>
     <w:p>
       <w:pPr>
-        <w:pBdr>
-          <w:bottom w:val="single" w:color="CCCCCC" w:sz="1"/>
-        </w:pBdr>
-        <w:spacing w:after="200"/>
-      </w:pPr>
-    </w:p>
-    <w:p>
-      <w:pPr>
         <w:pStyle w:val="Heading2"/>
+        <w:spacing w:before="300"/>
       </w:pPr>
       <w:r>
         <w:rPr>
@@ -5581,7 +5575,7 @@
           <w:sz w:val="26"/>
           <w:szCs w:val="26"/>
         </w:rPr>
-        <w:t xml:space="preserve">DHUHR (405)</w:t>
+        <w:t xml:space="preserve">DHUHR (40 phrases)</w:t>
       </w:r>
     </w:p>
     <w:p>
@@ -5821,7 +5815,7 @@
           <w:sz w:val="22"/>
           <w:szCs w:val="22"/>
         </w:rPr>
-        <w:t xml:space="preserve">20. [CONTEMPLATIF] « C’est Lui qui a fait deux mers couler côte à côte ; l’une douce et savoureuse, l’autre salée et amère. Il a établi entre les deux une barrière. » (Coran 25:53). Aux embouchures des grands fleuves dans la mer, ce phénomène existe — les eaux se touchent sans se mélanger pendant des kilomètres. Pas u</w:t>
+        <w:t xml:space="preserve">20. [CONTEMPLATIF] « C’est Lui qui a fait deux mers couler côte à côte ; l’une douce et savoureuse, l’autre salée et amère. Il a établi entre les deux une barrière. » (Coran 25:53). Aux embouchures des grands fleuves dans la mer, ce phénomène existe — les eaux se touchent sans se mélanger pendant des kilomètres. Pas une preuve. Une image qui désigne la mesure de Celui qui sépare.</w:t>
       </w:r>
     </w:p>
     <w:p>
@@ -6066,4831 +6060,8 @@
     </w:p>
     <w:p>
       <w:pPr>
-        <w:spacing w:after="120"/>
-      </w:pPr>
-      <w:r>
-        <w:rPr>
-          <w:sz w:val="22"/>
-          <w:szCs w:val="22"/>
-        </w:rPr>
-        <w:t xml:space="preserve">41. [RECIT] Un homme rongé de remords vint trouver un sage de sa ville. Il lui dit : « J'ai parlé contre un de mes frères dans une assemblée. J'ai appris ensuite qu'il avait pleuré en l'apprenant. Je suis allé lui demander pardon. Il m'a pardonné. Pourtant je ne dors plus. Comment réparer vraiment ce que j'ai f</w:t>
-      </w:r>
-    </w:p>
-    <w:p>
-      <w:pPr>
-        <w:spacing w:after="120"/>
-      </w:pPr>
-      <w:r>
-        <w:rPr>
-          <w:sz w:val="22"/>
-          <w:szCs w:val="22"/>
-        </w:rPr>
-        <w:t xml:space="preserve">42. [RECIT] On raconte qu'un sage avait posé sur la porte de sa maison trois verrous. Personne ne pouvait franchir le seuil sans qu'il ait ouvert les trois.
-Un jour, un visiteur vint, pressé de parler. Il toqua. Le sage entrouvrit le premier verrou et demanda :
-« Ce que tu viens me dire — est-ce vrai ? »
-L'h</w:t>
-      </w:r>
-    </w:p>
-    <w:p>
-      <w:pPr>
-        <w:spacing w:after="120"/>
-      </w:pPr>
-      <w:r>
-        <w:rPr>
-          <w:sz w:val="22"/>
-          <w:szCs w:val="22"/>
-        </w:rPr>
-        <w:t xml:space="preserve">43. [RECIT] Un voyageur s'apprêtait à traverser un grand désert. Avant de partir, il alla voir un vieil homme connu pour sa sagesse, et lui demanda : « Que dois-je emporter avec moi ? »
-Le vieil homme lui dit : « Trois outres d'eau, trois pains, et une chose encore. »
-« Laquelle ? »
-« Toute parole que tu pro</w:t>
-      </w:r>
-    </w:p>
-    <w:p>
-      <w:pPr>
-        <w:spacing w:after="120"/>
-      </w:pPr>
-      <w:r>
-        <w:rPr>
-          <w:sz w:val="22"/>
-          <w:szCs w:val="22"/>
-        </w:rPr>
-        <w:t xml:space="preserve">44. [RECIT] Quelqu'un vint trouver Ibn ʿAbbâs et lui dit, l'air inquiet : « Untel a parlé contre toi dans une assemblée, hier soir. J'ai pensé que tu devais le savoir. »
-Ibn ʿAbbâs ne se mit pas en colère. Il ne demanda pas quels mots avaient été prononcés. Il dit simplement à son serviteur : « Va, prépare un </w:t>
-      </w:r>
-    </w:p>
-    <w:p>
-      <w:pPr>
-        <w:spacing w:after="120"/>
-      </w:pPr>
-      <w:r>
-        <w:rPr>
-          <w:sz w:val="22"/>
-          <w:szCs w:val="22"/>
-        </w:rPr>
-        <w:t xml:space="preserve">45. [RECIT] Abû Bakr as-Siddîq, le compagnon le plus proche du Prophète ﷺ, était assis en sa présence. Un homme vint et se mit à l'insulter ouvertement, devant le Prophète ﷺ. Il l'insulta une fois, puis une deuxième fois.
-Abû Bakr ne répondit pas. Il baissa les yeux et garda le silence.
-Le Prophète ﷺ souriait</w:t>
-      </w:r>
-    </w:p>
-    <w:p>
-      <w:pPr>
-        <w:spacing w:after="120"/>
-      </w:pPr>
-      <w:r>
-        <w:rPr>
-          <w:sz w:val="22"/>
-          <w:szCs w:val="22"/>
-        </w:rPr>
-        <w:t xml:space="preserve">46. [RECIT] Karim travaillait dans un open-space depuis trois ans. Un matin, une collègue à qui il faisait confiance lui glissa, à la machine à café, qu'une autre collègue — Sarah, une fille discrète assise au fond — traversait un divorce difficile. « Elle a craqué hier dans les toilettes, c'est sa cousine qui </w:t>
-      </w:r>
-    </w:p>
-    <w:p>
-      <w:pPr>
-        <w:spacing w:after="120"/>
-      </w:pPr>
-      <w:r>
-        <w:rPr>
-          <w:sz w:val="22"/>
-          <w:szCs w:val="22"/>
-        </w:rPr>
-        <w:t xml:space="preserve">47. [RECIT] Un homme vint à Hasan al-Basri à Bassora et entra chez lui d'un pas pressé. Il s'assit et dit : « Hasan, je viens te dire quelque chose d'important. Untel — tu sais, ce notable que tu fréquentes — il a parlé contre toi hier. Voilà ce qu'il a dit exactement... »
-Hasan leva la main pour l'interrompre</w:t>
-      </w:r>
-    </w:p>
-    <w:p>
-      <w:pPr>
-        <w:spacing w:after="120"/>
-      </w:pPr>
-      <w:r>
-        <w:rPr>
-          <w:sz w:val="22"/>
-          <w:szCs w:val="22"/>
-        </w:rPr>
-        <w:t xml:space="preserve">48. [RECIT] Mu'âdh ibn Jabal, un jeune Compagnon proche du Prophète ﷺ, marchait un jour à ses côtés. Il avait soif de comprendre, soif d'apprendre. Il demanda :
-« Ô Messager d'Allâh, dis-moi un acte qui me fera entrer au Paradis et me préservera de l'Enfer. »
-Le Prophète ﷺ lui répondit : « Tu m'as demandé une</w:t>
-      </w:r>
-    </w:p>
-    <w:p>
-      <w:pPr>
-        <w:spacing w:after="120"/>
-      </w:pPr>
-      <w:r>
-        <w:rPr>
-          <w:sz w:val="22"/>
-          <w:szCs w:val="22"/>
-        </w:rPr>
-        <w:t xml:space="preserve">49. [RECIT] ʿAbdullâh ibn al-Mubârak, grand savant de Khorassan, était connu pour deux choses : son immense science, et une discipline étrange qu'il s'imposait sur sa propre langue.
-Un de ses élèves, qui le suivait depuis des années, l'observa un jour assis à une assemblée où plusieurs hommes parlaient libreme</w:t>
-      </w:r>
-    </w:p>
-    <w:p>
-      <w:pPr>
-        <w:spacing w:after="120"/>
-      </w:pPr>
-      <w:r>
-        <w:rPr>
-          <w:sz w:val="22"/>
-          <w:szCs w:val="22"/>
-        </w:rPr>
-        <w:t xml:space="preserve">50. [RECIT] Le Prophète ﷺ a dit : « N'est pas menteur celui qui réconcilie deux personnes, en rapportant du bien de l'une à l'autre ou en disant du bien de l'une à l'autre. »
-Umm Kulthûm bint ʿUqba, qui rapporte ce hadith, précise : « Je n'ai entendu le Prophète ﷺ autoriser le mensonge que dans trois cas : la </w:t>
-      </w:r>
-    </w:p>
-    <w:p>
-      <w:pPr>
-        <w:spacing w:after="120"/>
-      </w:pPr>
-      <w:r>
-        <w:rPr>
-          <w:sz w:val="22"/>
-          <w:szCs w:val="22"/>
-        </w:rPr>
-        <w:t xml:space="preserve">51. [RECIT] 13h47. Yacine, dans son bureau, relit pour la cinquième fois le mail qu'il vient de taper. Il est destiné à Olivier, un collègue qui, en réunion ce matin, l'a publiquement rabaissé devant le directeur, sur un dossier que Yacine maîtrise mieux que lui.
-Le mail est cinglant. Précis. Documenté. Il dém</w:t>
-      </w:r>
-    </w:p>
-    <w:p>
-      <w:pPr>
-        <w:spacing w:after="120"/>
-      </w:pPr>
-      <w:r>
-        <w:rPr>
-          <w:sz w:val="22"/>
-          <w:szCs w:val="22"/>
-        </w:rPr>
-        <w:t xml:space="preserve">52. [RECIT] On raconte qu'au Jour du Jugement, deux hommes furent amenés devant la balance. Ils avaient eu, dans leur vie, exactement la même quantité de bonnes œuvres : mêmes prières, mêmes jeûnes, mêmes aumônes, même droiture apparente.
-Les anges, étonnés, attendaient pour voir comment la balance allait dépa</w:t>
-      </w:r>
-    </w:p>
-    <w:p>
-      <w:pPr>
-        <w:spacing w:after="120"/>
-      </w:pPr>
-      <w:r>
-        <w:rPr>
-          <w:sz w:val="22"/>
-          <w:szCs w:val="22"/>
-        </w:rPr>
-        <w:t xml:space="preserve">53. [RECIT] ʿUqba ibn ʿÂmir, un Compagnon connu pour sa piété et sa simplicité, vint un jour trouver le Messager d'Allâh ﷺ. Il était dans cet état où l'on cherche une réponse claire à une question lancinante.
-Il s'assit devant lui et demanda :
-« Ô Messager d'Allâh, qu'est-ce que le salut ? »
-La question est </w:t>
-      </w:r>
-    </w:p>
-    <w:p>
-      <w:pPr>
-        <w:spacing w:after="120"/>
-      </w:pPr>
-      <w:r>
-        <w:rPr>
-          <w:sz w:val="22"/>
-          <w:szCs w:val="22"/>
-        </w:rPr>
-        <w:t xml:space="preserve">54. [RECIT] Au souk d'une grande ville musulmane vivait un marchand de tissus connu pour deux choses : la qualité de ses étoffes, et sa manie de jurer par Allâh à chaque transaction. « Par Allâh, c'est le meilleur prix. Wallâhi, je le vends à perte. Wallâh al-ʿAzîm, regarde la qualité. »
-Il ne mentait pas. Ses</w:t>
-      </w:r>
-    </w:p>
-    <w:p>
-      <w:pPr>
-        <w:spacing w:after="120"/>
-      </w:pPr>
-      <w:r>
-        <w:rPr>
-          <w:sz w:val="22"/>
-          <w:szCs w:val="22"/>
-        </w:rPr>
-        <w:t xml:space="preserve">55. [RECIT] On raconte qu'un maître prit, un jour, deux jarres devant ses élèves. L'une contenait du miel ambré, brillant, parfumé. L'autre contenait un poison noir, épais, qui dégageait une odeur âcre.
-Il désigna les jarres et dit :
-« Voici ce qu'est la langue de l'homme. »
-Les élèves attendirent l'explicat</w:t>
-      </w:r>
-    </w:p>
-    <w:p>
-      <w:pPr>
-        <w:spacing w:after="120"/>
-      </w:pPr>
-      <w:r>
-        <w:rPr>
-          <w:sz w:val="22"/>
-          <w:szCs w:val="22"/>
-        </w:rPr>
-        <w:t xml:space="preserve">56. [RECIT] ʿAbdullâh ibn ʿAmr, jeune Compagnon plein de zèle, vint trouver le Messager d'Allâh ﷺ et lui dit :
-« Ô Messager d'Allâh, je jeûnerai tous les jours et prierai toute la nuit, aussi longtemps que je vivrai. »
-Le Prophète ﷺ lui demanda : « Est-ce toi qui as dit cela ? »
-Il répondit : « Oui, ô Messag</w:t>
-      </w:r>
-    </w:p>
-    <w:p>
-      <w:pPr>
-        <w:spacing w:after="120"/>
-      </w:pPr>
-      <w:r>
-        <w:rPr>
-          <w:sz w:val="22"/>
-          <w:szCs w:val="22"/>
-        </w:rPr>
-        <w:t xml:space="preserve">57. [RECIT] Nadia reçut un message vocal sur WhatsApp en plein milieu de l'après-midi. C'était sa cousine, énervée, qui se plaignait du comportement d'une voisine de la famille — la fille d'une tante éloignée. Le vocal durait deux minutes. Il contenait trois informations sensibles que la voisine en question ava</w:t>
-      </w:r>
-    </w:p>
-    <w:p>
-      <w:pPr>
-        <w:spacing w:after="120"/>
-      </w:pPr>
-      <w:r>
-        <w:rPr>
-          <w:sz w:val="22"/>
-          <w:szCs w:val="22"/>
-        </w:rPr>
-        <w:t xml:space="preserve">58. [RECIT] L'imam Ahmad ibn Hanbal, sur la fin de sa vie, voyageait incognito. Il arriva un soir dans une ville où personne ne le reconnut, et il chercha un endroit où passer la nuit. Il vit une mosquée éclairée, entra, et s'apprêtait à y dormir.
-Le gardien de la mosquée, ne le reconnaissant pas, le chassa ru</w:t>
-      </w:r>
-    </w:p>
-    <w:p>
-      <w:pPr>
-        <w:spacing w:after="120"/>
-      </w:pPr>
-      <w:r>
-        <w:rPr>
-          <w:sz w:val="22"/>
-          <w:szCs w:val="22"/>
-        </w:rPr>
-        <w:t xml:space="preserve">59. [RECIT] Sahl ibn Sa'd, un Compagnon, rapporte que le Messager d'Allâh ﷺ a dit, un jour, devant ses Compagnons réunis :
-« Celui qui me garantit ce qu'il y a entre ses mâchoires et ce qu'il y a entre ses jambes — je lui garantis le Paradis. »
-La phrase est tombée. Courte. Tranchante.
-Les Compagnons, qui co</w:t>
-      </w:r>
-    </w:p>
-    <w:p>
-      <w:pPr>
-        <w:spacing w:after="120"/>
-      </w:pPr>
-      <w:r>
-        <w:rPr>
-          <w:sz w:val="22"/>
-          <w:szCs w:val="22"/>
-        </w:rPr>
-        <w:t xml:space="preserve">60. [RECIT] On raconte que dans une ville de Khorasan, trois sages vivaient ensemble sous le même toit. Ils étaient connus de toute la région pour la profondeur de leur science et la pureté de leur conduite.
-Un voyageur, qui les avait cherchés longtemps, finit par les trouver. Il leur demanda : « Quel est le s</w:t>
-      </w:r>
-    </w:p>
-    <w:p>
-      <w:pPr>
-        <w:spacing w:after="120"/>
-      </w:pPr>
-      <w:r>
-        <w:rPr>
-          <w:sz w:val="22"/>
-          <w:szCs w:val="22"/>
-        </w:rPr>
-        <w:t xml:space="preserve">61. [RECIT] Le calife ʿUmar ibn al-Khattâb avait pour habitude, certaines nuits, de patrouiller seul dans Médine. Il voulait voir, de ses propres yeux, comment vivaient ses gens — au-delà de ce qu'on lui rapportait dans la journée.
-Une nuit, fatigué, il s'assit contre un mur pour reprendre son souffle. De l'au</w:t>
-      </w:r>
-    </w:p>
-    <w:p>
-      <w:pPr>
-        <w:spacing w:after="120"/>
-      </w:pPr>
-      <w:r>
-        <w:rPr>
-          <w:sz w:val="22"/>
-          <w:szCs w:val="22"/>
-        </w:rPr>
-        <w:t xml:space="preserve">62. [RECIT] Mehdi, manager dans une boîte de conseil, animait sa réunion d'équipe du lundi après-midi. Six personnes autour de la table. Sur le projet en cours, l'un des collaborateurs — Thomas — avait raté un délai important. Tout le monde le savait. Le client s'était plaint. Le retard avait coûté à l'entrepri</w:t>
-      </w:r>
-    </w:p>
-    <w:p>
-      <w:pPr>
-        <w:spacing w:after="120"/>
-      </w:pPr>
-      <w:r>
-        <w:rPr>
-          <w:sz w:val="22"/>
-          <w:szCs w:val="22"/>
-        </w:rPr>
-        <w:t xml:space="preserve">63. [RECIT] On raconte qu'un enfant, marchant dans une montagne avec son père, trébucha sur une pierre et cria de douleur : « Aïe ! »
-À son immense surprise, une voix dans la montagne répéta : « Aïe ! »
-L'enfant, troublé, cria plus fort : « Qui es-tu ? »
-La montagne répondit : « Qui es-tu ? »
-Furieux d'être</w:t>
-      </w:r>
-    </w:p>
-    <w:p>
-      <w:pPr>
-        <w:spacing w:after="120"/>
-      </w:pPr>
-      <w:r>
-        <w:rPr>
-          <w:sz w:val="22"/>
-          <w:szCs w:val="22"/>
-        </w:rPr>
-        <w:t xml:space="preserve">64. [RECIT] L'imam Mâlik ibn Anas, fondateur de l'école juridique malikite, était à Médine la référence vivante de son temps. Des gens venaient le consulter de très loin — du Maghreb, d'Égypte, de Damas, du Yémen. Chaque jour, il recevait des dizaines de questions sur la religion.
-Un jour, un homme arriva de t</w:t>
-      </w:r>
-    </w:p>
-    <w:p>
-      <w:pPr>
-        <w:spacing w:after="120"/>
-      </w:pPr>
-      <w:r>
-        <w:rPr>
-          <w:sz w:val="22"/>
-          <w:szCs w:val="22"/>
-        </w:rPr>
-        <w:t xml:space="preserve">65. [RECIT] Un homme pieux des premiers temps avait pris une habitude singulière. Chaque soir, après la prière de ʿIshâ', avant de dormir, il sortait un cahier et faisait une chose qui aurait paru étrange à beaucoup : il comptait ses paroles.
-Pas toutes — c'était impossible. Mais il essayait de se rappeler les</w:t>
-      </w:r>
-    </w:p>
-    <w:p>
-      <w:pPr>
-        <w:spacing w:after="120"/>
-      </w:pPr>
-      <w:r>
-        <w:rPr>
-          <w:sz w:val="22"/>
-          <w:szCs w:val="22"/>
-        </w:rPr>
-        <w:t xml:space="preserve">66. [RECIT] Un Compagnon vint un jour s'asseoir près du Messager d'Allâh ﷺ après une journée passée au marché. Il était fatigué et un peu irrité. Il avait parlé beaucoup, vendu, négocié, plaisanté, parfois piqué un acheteur d'une remarque vive.
-Le Prophète ﷺ le regarda et dit, en réponse à une question que per</w:t>
-      </w:r>
-    </w:p>
-    <w:p>
-      <w:pPr>
-        <w:spacing w:after="120"/>
-      </w:pPr>
-      <w:r>
-        <w:rPr>
-          <w:sz w:val="22"/>
-          <w:szCs w:val="22"/>
-        </w:rPr>
-        <w:t xml:space="preserve">67. [RECIT] Au début de la prédication, à La Mecque, les Quraysh redoublèrent d'efforts pour briser le Prophète ﷺ. Quand l'attaque directe ne suffit pas, ils visèrent ce qu'il avait de plus précieux : son épouse Khadîja.
-Des femmes de notables, anciennes amies de Khadîja, vinrent la voir une à une. Sous couver</w:t>
-      </w:r>
-    </w:p>
-    <w:p>
-      <w:pPr>
-        <w:spacing w:after="120"/>
-      </w:pPr>
-      <w:r>
-        <w:rPr>
-          <w:sz w:val="22"/>
-          <w:szCs w:val="22"/>
-        </w:rPr>
-        <w:t xml:space="preserve">68. [RECIT] Un jeune homme vint chez un grand savant pour devenir son élève. Il avait étudié dans d'autres cercles, il connaissait beaucoup de hadiths, il maîtrisait la grammaire et la rhétorique. Il était brillant. Et il le savait.
-Dans la première assemblée, à peine assis, il prit la parole. Il commenta. Il </w:t>
-      </w:r>
-    </w:p>
-    <w:p>
-      <w:pPr>
-        <w:spacing w:after="120"/>
-      </w:pPr>
-      <w:r>
-        <w:rPr>
-          <w:sz w:val="22"/>
-          <w:szCs w:val="22"/>
-        </w:rPr>
-        <w:t xml:space="preserve">69. [RECIT] Muhammad ibn Sîrîn, le plus célèbre interprète de rêves de son époque, vivait à Bassora. Les gens venaient le voir de partout, parfois de très loin, pour qu'il leur explique ce qu'ils avaient vu pendant la nuit. Il avait un don reconnu, mais surtout une science profonde du Coran et des hadiths qui l</w:t>
-      </w:r>
-    </w:p>
-    <w:p>
-      <w:pPr>
-        <w:spacing w:after="120"/>
-      </w:pPr>
-      <w:r>
-        <w:rPr>
-          <w:sz w:val="22"/>
-          <w:szCs w:val="22"/>
-        </w:rPr>
-        <w:t xml:space="preserve">70. [RECIT] Adel allait voir un psychologue depuis huit mois. Il avait commencé pour gérer un stress chronique, puis les séances étaient devenues une sorte de défouloir. Chaque semaine, pendant cinquante minutes, il parlait. Il parlait de sa femme — ses défauts, leurs disputes, ses agacements. Il parlait de son</w:t>
-      </w:r>
-    </w:p>
-    <w:p>
-      <w:pPr>
-        <w:spacing w:after="120"/>
-      </w:pPr>
-      <w:r>
-        <w:rPr>
-          <w:sz w:val="22"/>
-          <w:szCs w:val="22"/>
-        </w:rPr>
-        <w:t xml:space="preserve">71. [RECIT] Le Messager d'Allâh ﷺ s'adressait aux Compagnons réunis. Il leur livrait, ce jour-là, trois conditions liées par une logique implacable.
-Il dit : « Celui qui croit en Allâh et au Jour Dernier, qu'il dise du bien ou qu'il se taise. »
-Il marqua une pause.
-« Celui qui croit en Allâh et au Jour Derni</w:t>
-      </w:r>
-    </w:p>
-    <w:p>
-      <w:pPr>
-        <w:spacing w:after="120"/>
-      </w:pPr>
-      <w:r>
-        <w:rPr>
-          <w:sz w:val="22"/>
-          <w:szCs w:val="22"/>
-        </w:rPr>
-        <w:t xml:space="preserve">72. [RECIT] On raconte qu'un voyageur fatigué arriva un soir dans une ville inconnue. Il cherchait un endroit où dormir. Un tisserand humble, qui travaillait à sa fenêtre, l'invita à entrer et à passer la nuit chez lui.
-Le tisserand offrit du pain, de l'eau, un coin pour dormir. Pendant le repas, le voyageur, </w:t>
-      </w:r>
-    </w:p>
-    <w:p>
-      <w:pPr>
-        <w:spacing w:after="120"/>
-      </w:pPr>
-      <w:r>
-        <w:rPr>
-          <w:sz w:val="22"/>
-          <w:szCs w:val="22"/>
-        </w:rPr>
-        <w:t xml:space="preserve">73. [RECIT] L'imam Muhammad ibn Idrîs ash-Shâfiʿî vivait à une époque où les savants se divisaient en écoles, et où les rivalités entre disciples étaient parfois vives. Les élèves d'une école attaquaient l'autre. On rapportait des paroles. On déformait des positions. Les majâlis (assemblées) devenaient parfois </w:t>
-      </w:r>
-    </w:p>
-    <w:p>
-      <w:pPr>
-        <w:spacing w:after="120"/>
-      </w:pPr>
-      <w:r>
-        <w:rPr>
-          <w:sz w:val="22"/>
-          <w:szCs w:val="22"/>
-        </w:rPr>
-        <w:t xml:space="preserve">74. [RECIT] Yasmine avait rejoint, depuis quelques mois, un petit groupe de sœurs qui se retrouvait chaque dimanche après-midi pour lire ensemble un texte de tafsîr, prier ʿAsr en commun, et boire un thé.
-Au début, c'était précieux. Elle se sentait nourrie, accompagnée, entourée.
-Mais elle remarqua, semaine a</w:t>
-      </w:r>
-    </w:p>
-    <w:p>
-      <w:pPr>
-        <w:spacing w:after="120"/>
-      </w:pPr>
-      <w:r>
-        <w:rPr>
-          <w:sz w:val="22"/>
-          <w:szCs w:val="22"/>
-        </w:rPr>
-        <w:t xml:space="preserve">75. [RECIT] On raconte qu'un homme rêva qu'il était convoqué devant un grand registre. Devant lui se tenait un être de lumière, plume à la main, un livre immense ouvert sur une table.
-L'être lui dit : « Voici ton registre. C'est moi qui l'ai tenu pendant toute ta vie. Aujourd'hui, on me demande de te le lire. </w:t>
-      </w:r>
-    </w:p>
-    <w:p>
-      <w:pPr>
-        <w:spacing w:after="120"/>
-      </w:pPr>
-      <w:r>
-        <w:rPr>
-          <w:sz w:val="22"/>
-          <w:szCs w:val="22"/>
-        </w:rPr>
-        <w:t xml:space="preserve">76. [RECIT] ʿÂ'isha, mère des croyants, rapporte un épisode qui la marqua à vie.
-Un jour, en présence du Messager d'Allâh ﷺ, elle parla d'une autre épouse du Prophète ﷺ — Safiyya bint Huyayy. ʿÂ'isha dit simplement, à propos d'elle : « Safiyya est petite », ou selon une autre version : « Il suffit pour toi que</w:t>
-      </w:r>
-    </w:p>
-    <w:p>
-      <w:pPr>
-        <w:spacing w:after="120"/>
-      </w:pPr>
-      <w:r>
-        <w:rPr>
-          <w:sz w:val="22"/>
-          <w:szCs w:val="22"/>
-        </w:rPr>
-        <w:t xml:space="preserve">77. [RECIT] Al-Hasan ibn ʿAlî, petit-fils du Messager d'Allâh ﷺ, fils d'ʿAlî et de Fâtima, vivait à Médine entouré de son foyer. Un jour, une esclave de sa maison apportait un plat de soupe brûlante pour le repas. Elle marchait trop vite. Elle trébucha.
-Le plat se renversa entièrement sur Hasan. La soupe brûla</w:t>
-      </w:r>
-    </w:p>
-    <w:p>
-      <w:pPr>
-        <w:spacing w:after="120"/>
-      </w:pPr>
-      <w:r>
-        <w:rPr>
-          <w:sz w:val="22"/>
-          <w:szCs w:val="22"/>
-        </w:rPr>
-        <w:t xml:space="preserve">78. [RECIT] On raconte qu'un homme du désert avait promis à sa fiancée, le jour de leurs accordailles, qu'il lui rapporterait, lors de son prochain voyage, une écharpe brodée — la plus belle qu'il trouverait au marché de Damas.
-Il partit. Il traversa le désert. Il arriva à Damas. Il vit, dans un marché, une éc</w:t>
-      </w:r>
-    </w:p>
-    <w:p>
-      <w:pPr>
-        <w:spacing w:after="120"/>
-      </w:pPr>
-      <w:r>
-        <w:rPr>
-          <w:sz w:val="22"/>
-          <w:szCs w:val="22"/>
-        </w:rPr>
-        <w:t xml:space="preserve">79. [RECIT] Anas ibn Mâlik rapporte qu'un jour, dans une assemblée, le Messager d'Allâh ﷺ regarda autour de lui et dit, en désignant un homme qui entrait : « Voici un homme du peuple du Paradis. »
-Les Compagnons regardèrent. L'homme désigné n'avait rien d'extraordinaire à leurs yeux. Il priait, il jeûnait, il </w:t>
-      </w:r>
-    </w:p>
-    <w:p>
-      <w:pPr>
-        <w:spacing w:after="120"/>
-      </w:pPr>
-      <w:r>
-        <w:rPr>
-          <w:sz w:val="22"/>
-          <w:szCs w:val="22"/>
-        </w:rPr>
-        <w:t xml:space="preserve">80. [RECIT] Ilyas venait de se faire évincer d'un projet sur lequel il avait passé deux ans. Son ancien chef de projet, qu'il avait personnellement formé, avait pris sa place — avec, semblait-il, le soutien tacite de la direction. Ilyas l'avait appris la veille, par hasard, lors d'une conversation avec une coll</w:t>
-      </w:r>
-    </w:p>
-    <w:p>
-      <w:pPr>
-        <w:spacing w:after="120"/>
-      </w:pPr>
-      <w:r>
-        <w:rPr>
-          <w:sz w:val="22"/>
-          <w:szCs w:val="22"/>
-        </w:rPr>
-        <w:t xml:space="preserve">81. [RECIT] Junayd al-Baghdâdî, maître spirituel de Bagdad, recevait chaque jour un groupe d'élèves dans une petite chambre de sa maison. Parmi eux, un jeune homme prometteur, doué d'une mémoire exceptionnelle, qui retenait tout ce que le maître disait. Mais ce jeune homme avait un défaut : il rapportait à Juna</w:t>
-      </w:r>
-    </w:p>
-    <w:p>
-      <w:pPr>
-        <w:spacing w:after="120"/>
-      </w:pPr>
-      <w:r>
-        <w:rPr>
-          <w:sz w:val="22"/>
-          <w:szCs w:val="22"/>
-        </w:rPr>
-        <w:t xml:space="preserve">82. [RECIT] On raconte qu'un homme, à force de jurer par Allâh pour un oui ou pour un non, finit par se sentir mal à l'aise. Il jurait pour appuyer un prix au marché. Il jurait pour assurer une parole qu'il aurait dû dire simplement. Il jurait pour convaincre. Il jurait pour s'amuser. « Wallâh, j'ai pas mangé d</w:t>
-      </w:r>
-    </w:p>
-    <w:p>
-      <w:pPr>
-        <w:spacing w:after="120"/>
-      </w:pPr>
-      <w:r>
-        <w:rPr>
-          <w:sz w:val="22"/>
-          <w:szCs w:val="22"/>
-        </w:rPr>
-        <w:t xml:space="preserve">83. [RECIT] Abû Dharr al-Ghifârî, Compagnon réputé pour sa droiture mais à la langue parfois vive, eut un jour un différend avec Bilâl ibn Rabâh, l'ancien esclave abyssin devenu muezzin du Messager d'Allâh ﷺ.
-Dans la chaleur de la discussion, Abû Dharr lui lança une insulte — il l'appela par un mot qui faisait</w:t>
-      </w:r>
-    </w:p>
-    <w:p>
-      <w:pPr>
-        <w:spacing w:after="120"/>
-      </w:pPr>
-      <w:r>
-        <w:rPr>
-          <w:sz w:val="22"/>
-          <w:szCs w:val="22"/>
-        </w:rPr>
-        <w:t xml:space="preserve">84. [RECIT] On raconte qu'au Jour du Jugement, un homme se présenta devant la balance. Il portait avec lui le sac de ses œuvres. Il était inquiet. Il savait que sa vie n'avait pas été exemplaire. Il avait prié, mais pas toujours. Il avait jeûné, mais pas avec ferveur. Il avait fait l'aumône, mais avec parcimoni</w:t>
-      </w:r>
-    </w:p>
-    <w:p>
-      <w:pPr>
-        <w:spacing w:after="120"/>
-      </w:pPr>
-      <w:r>
-        <w:rPr>
-          <w:sz w:val="22"/>
-          <w:szCs w:val="22"/>
-        </w:rPr>
-        <w:t xml:space="preserve">85. [RECIT] Monsieur Rachid avait soixante-douze ans. Il avait pris sa retraite quelques mois plus tôt. Pendant quarante ans, il avait été chef d'équipe dans une usine textile. Pendant quarante ans, il avait dirigé, commenté, jugé, corrigé, encouragé ou réprimandé. Il parlait beaucoup. C'était son métier.
-À la</w:t>
-      </w:r>
-    </w:p>
-    <w:p>
-      <w:pPr>
-        <w:spacing w:after="120"/>
-      </w:pPr>
-      <w:r>
-        <w:rPr>
-          <w:sz w:val="22"/>
-          <w:szCs w:val="22"/>
-        </w:rPr>
-        <w:t xml:space="preserve">86. [RECIT] Le Messager d'Allâh ﷺ s'adressait à un groupe de Compagnons. Il leur posa une question, à la manière dont il aimait enseigner — par la question avant l'enseignement.
-Il dit : « Savez-vous ce qu'est la médisance ? »
-Ils répondirent : « Allâh et Son Messager savent mieux. »
-Il dit : « C'est mention</w:t>
-      </w:r>
-    </w:p>
-    <w:p>
-      <w:pPr>
-        <w:spacing w:after="120"/>
-      </w:pPr>
-      <w:r>
-        <w:rPr>
-          <w:sz w:val="22"/>
-          <w:szCs w:val="22"/>
-        </w:rPr>
-        <w:t xml:space="preserve">87. [RECIT] Le calife abbasside, ayant entendu parler de la science et de la piété de Sufyân ath-Thawrî, voulut l'attirer à sa cour. Il envoya plusieurs messagers, offrit honneurs et richesses. Sufyân refusait à chaque fois.
-Un jour, le calife réussit à le faire venir pour une audience exceptionnelle. Sufyân s</w:t>
-      </w:r>
-    </w:p>
-    <w:p>
-      <w:pPr>
-        <w:spacing w:after="120"/>
-      </w:pPr>
-      <w:r>
-        <w:rPr>
-          <w:sz w:val="22"/>
-          <w:szCs w:val="22"/>
-        </w:rPr>
-        <w:t xml:space="preserve">88. [RECIT] On raconte que deux voisins vivaient côte à côte, séparés par un mur bas. Chacun avait un jardin. Pendant des années, ils ne se parlèrent pas — un vieux différend, oublié dans ses origines, gardé dans ses conséquences.
-Le premier voisin, chaque matin, regardait par-dessus le mur. Il voyait les défa</w:t>
-      </w:r>
-    </w:p>
-    <w:p>
-      <w:pPr>
-        <w:spacing w:after="120"/>
-      </w:pPr>
-      <w:r>
-        <w:rPr>
-          <w:sz w:val="22"/>
-          <w:szCs w:val="22"/>
-        </w:rPr>
-        <w:t xml:space="preserve">89. [RECIT] Abû Talha avait un jeune fils, qu'il aimait par-dessus tout. Sa femme, Umm Sulaym, était une croyante d'une foi extraordinaire — Anas ibn Mâlik, leur fils aîné, l'a rapporté à toute la communauté.
-Un jour, l'enfant tomba gravement malade. Sa mère le veilla longtemps. Abû Talha, ce jour-là, était pa</w:t>
-      </w:r>
-    </w:p>
-    <w:p>
-      <w:pPr>
-        <w:spacing w:after="120"/>
-      </w:pPr>
-      <w:r>
-        <w:rPr>
-          <w:sz w:val="22"/>
-          <w:szCs w:val="22"/>
-        </w:rPr>
-        <w:t xml:space="preserve">90. [RECIT] On raconte qu'à la fin d'une vie, chaque homme est conduit dans un grand vestibule, avant d'être présenté à la balance. Dans ce vestibule, il y a une seule chose : un mur immense, couvert du sol au plafond.
-Sur ce mur sont projetées, en lumière, toutes les paroles que cet homme a prononcées dans sa</w:t>
-      </w:r>
-    </w:p>
-    <w:p>
-      <w:pPr>
-        <w:spacing w:after="120"/>
-      </w:pPr>
-      <w:r>
-        <w:rPr>
-          <w:sz w:val="22"/>
-          <w:szCs w:val="22"/>
-        </w:rPr>
-        <w:t xml:space="preserve">91. [RECIT] À Médine, du vivant du Messager d'Allâh ﷺ, un Compagnon possédait un palmier dont les racines plongeaient légèrement dans le jardin du voisin. Le voisin était un homme pauvre, père de plusieurs orphelins, qui vivait de son petit lopin de terre. Chaque jour, le propriétaire du palmier entrait dans le</w:t>
-      </w:r>
-    </w:p>
-    <w:p>
-      <w:pPr>
-        <w:spacing w:after="120"/>
-      </w:pPr>
-      <w:r>
-        <w:rPr>
-          <w:sz w:val="22"/>
-          <w:szCs w:val="22"/>
-        </w:rPr>
-        <w:t xml:space="preserve">92. [RECIT] L'imam Mâlik ibn Anas avait, parmi ses biens, un cheval qu'il souhaitait vendre. Un acheteur de passage à Médine vint le voir, examina la bête, négocia le prix. La transaction fut conclue. L'acheteur paya. Il prit le cheval par la bride et s'apprêta à partir.
-Mâlik le regarda s'éloigner. Quelques p</w:t>
-      </w:r>
-    </w:p>
-    <w:p>
-      <w:pPr>
-        <w:spacing w:after="120"/>
-      </w:pPr>
-      <w:r>
-        <w:rPr>
-          <w:sz w:val="22"/>
-          <w:szCs w:val="22"/>
-        </w:rPr>
-        <w:t xml:space="preserve">93. [RECIT] Sofiane était artisan plombier à son compte. Un client l'avait contacté pour un chantier — refaire toute la salle de bain d'un appartement. Il s'était déplacé, avait pris les mesures, avait envoyé un devis détaillé à 4 200 euros.
-Le client était une dame âgée. Elle vivait seule. Elle ne connaissait</w:t>
-      </w:r>
-    </w:p>
-    <w:p>
-      <w:pPr>
-        <w:spacing w:after="120"/>
-      </w:pPr>
-      <w:r>
-        <w:rPr>
-          <w:sz w:val="22"/>
-          <w:szCs w:val="22"/>
-        </w:rPr>
-        <w:t xml:space="preserve">94. [RECIT] Le Messager d'Allâh ﷺ marchait un jour à travers le marché de Médine. Le marché était plein : étals de fruits, de tissus, de viande, de céréales. Les voix marchandaient, les balances pesaient, l'argent passait de main en main.
-Il passa devant un commerçant qui vendait un grand tas de blé. Le tas se</w:t>
-      </w:r>
-    </w:p>
-    <w:p>
-      <w:pPr>
-        <w:spacing w:after="120"/>
-      </w:pPr>
-      <w:r>
-        <w:rPr>
-          <w:sz w:val="22"/>
-          <w:szCs w:val="22"/>
-        </w:rPr>
-        <w:t xml:space="preserve">95. [RECIT] On raconte qu'un grand marchand de Bassora avait amassé, au fil des décennies, une fortune considérable. Il possédait des entrepôts pleins de tissus, de soieries, d'épices, d'or, d'argent. Sa maison était la plus grande du quartier. Ses caravanes traversaient les routes commerciales jusqu'à la Chine</w:t>
-      </w:r>
-    </w:p>
-    <w:p>
-      <w:pPr>
-        <w:spacing w:after="120"/>
-      </w:pPr>
-      <w:r>
-        <w:rPr>
-          <w:sz w:val="22"/>
-          <w:szCs w:val="22"/>
-        </w:rPr>
-        <w:t xml:space="preserve">96. [RECIT] L'imam Abû Hanîfa, fondateur de l'école hanafite, était un commerçant prospère en plus d'être un savant. Il vendait des étoffes de soie au marché de Kufa. Sa réputation d'honnêteté était telle qu'on disait : « Ses étoffes valent plus à elles seules que les étoffes des autres après l'inspection. »
-U</w:t>
-      </w:r>
-    </w:p>
-    <w:p>
-      <w:pPr>
-        <w:spacing w:after="120"/>
-      </w:pPr>
-      <w:r>
-        <w:rPr>
-          <w:sz w:val="22"/>
-          <w:szCs w:val="22"/>
-        </w:rPr>
-        <w:t xml:space="preserve">97. [RECIT] On raconte qu'un patron de petite entreprise avait engagé un ouvrier journalier pour quatre semaines. Le contrat verbal était clair : tant par jour, payé à la fin de chaque semaine.
-La première semaine se passa. L'ouvrier travailla dur. Le vendredi soir, il demanda son dû. Le patron dit : « Je n'ai</w:t>
-      </w:r>
-    </w:p>
-    <w:p>
-      <w:pPr>
-        <w:spacing w:after="120"/>
-      </w:pPr>
-      <w:r>
-        <w:rPr>
-          <w:sz w:val="22"/>
-          <w:szCs w:val="22"/>
-        </w:rPr>
-        <w:t xml:space="preserve">98. [RECIT] Le Messager d'Allâh ﷺ rapporte de son Seigneur, dans un hadith qudsî, une parole d'une gravité rare. Allâh, exalté soit-Il, a dit :
-« Trois hommes contre lesquels Je serai l'adversaire au Jour du Jugement : un homme qui a donné quelque chose en Mon Nom puis a trahi. Un homme qui a vendu un être lib</w:t>
-      </w:r>
-    </w:p>
-    <w:p>
-      <w:pPr>
-        <w:spacing w:after="120"/>
-      </w:pPr>
-      <w:r>
-        <w:rPr>
-          <w:sz w:val="22"/>
-          <w:szCs w:val="22"/>
-        </w:rPr>
-        <w:t xml:space="preserve">99. [RECIT] Mehdi et Karim étaient amis depuis le collège. Vingt ans d'amitié. Ils s'étaient vus se marier, voir naître leurs enfants, traverser des passes difficiles. Ils étaient devenus comme des frères.
-Un jour, Karim eut un coup dur — sa voiture lâcha, il perdit un contrat, il dut payer un déménagement imp</w:t>
-      </w:r>
-    </w:p>
-    <w:p>
-      <w:pPr>
-        <w:spacing w:after="120"/>
-      </w:pPr>
-      <w:r>
-        <w:rPr>
-          <w:sz w:val="22"/>
-          <w:szCs w:val="22"/>
-        </w:rPr>
-        <w:t xml:space="preserve">100. [RECIT] On raconte qu'un commerçant de grain avait deux balances dans sa boutique. Une grande, posée au milieu du comptoir, à la vue de tous — c'est celle qu'il utilisait quand il VENDAIT du blé aux clients. Et une petite, plus discrète, gardée derrière le comptoir — c'est celle qu'il utilisait quand il ACH</w:t>
-      </w:r>
-    </w:p>
-    <w:p>
-      <w:pPr>
-        <w:spacing w:after="120"/>
-      </w:pPr>
-      <w:r>
-        <w:rPr>
-          <w:sz w:val="22"/>
-          <w:szCs w:val="22"/>
-        </w:rPr>
-        <w:t xml:space="preserve">101. [RECIT] Quand les premiers musulmans s'installèrent à Médine après l'Hégire, ils découvrirent que la ville manquait d'eau douce. Il existait un grand puits — le puits de Rûma — dont l'eau était excellente, mais il appartenait à un juif qui en vendait l'eau à prix fort. Les musulmans, pauvres et nouveaux ven</w:t>
-      </w:r>
-    </w:p>
-    <w:p>
-      <w:pPr>
-        <w:spacing w:after="120"/>
-      </w:pPr>
-      <w:r>
-        <w:rPr>
-          <w:sz w:val="22"/>
-          <w:szCs w:val="22"/>
-        </w:rPr>
-        <w:t xml:space="preserve">102. [RECIT] Un homme parmi les Ansâr vint un jour au Messager d'Allâh ﷺ pour lui demander l'aumône. Il était dans une situation précaire. Le Prophète ﷺ le regarda. Il vit un homme valide, en bonne santé, capable de travailler.
-Il lui demanda : « N'y a-t-il rien dans ta maison ? »
-L'homme répondit : « Si. Un m</w:t>
-      </w:r>
-    </w:p>
-    <w:p>
-      <w:pPr>
-        <w:spacing w:after="120"/>
-      </w:pPr>
-      <w:r>
-        <w:rPr>
-          <w:sz w:val="22"/>
-          <w:szCs w:val="22"/>
-        </w:rPr>
-        <w:t xml:space="preserve">103. [RECIT] Hassan était graphiste indépendant. Il avait fait un travail pour une cliente — une petite entrepreneuse qui démarrait son activité de pâtisserie. Logo, charte graphique, premiers visuels Instagram. Le travail avait pris environ trois semaines. Devis convenu : 1 800 euros.
-Il livra le travail. La c</w:t>
-      </w:r>
-    </w:p>
-    <w:p>
-      <w:pPr>
-        <w:spacing w:after="120"/>
-      </w:pPr>
-      <w:r>
-        <w:rPr>
-          <w:sz w:val="22"/>
-          <w:szCs w:val="22"/>
-        </w:rPr>
-        <w:t xml:space="preserve">104. [RECIT] L'an 18 de l'Hégire, la péninsule arabique fut frappée par une famine d'une violence inouïe. On l'appela ʿÂm ar-Ramâda — l'année de la cendre — parce que la terre, brûlée par la sécheresse, prit la couleur de la cendre. Les récoltes manquèrent. Le bétail mourut. Les gens commencèrent à mourir de fai</w:t>
-      </w:r>
-    </w:p>
-    <w:p>
-      <w:pPr>
-        <w:spacing w:after="120"/>
-      </w:pPr>
-      <w:r>
-        <w:rPr>
-          <w:sz w:val="22"/>
-          <w:szCs w:val="22"/>
-        </w:rPr>
-        <w:t xml:space="preserve">105. [RECIT] On raconte qu'un commerçant possédait l'une des plus grandes échoppes du marché central de sa ville. Il vendait des tissus de luxe — soieries, brocarts, lin fin. Les clients venaient de loin.
-Il avait pris une habitude qui étonnait tout le monde : à chaque heure de prière, peu importe ce qui se pas</w:t>
-      </w:r>
-    </w:p>
-    <w:p>
-      <w:pPr>
-        <w:spacing w:after="120"/>
-      </w:pPr>
-      <w:r>
-        <w:rPr>
-          <w:sz w:val="22"/>
-          <w:szCs w:val="22"/>
-        </w:rPr>
-        <w:t xml:space="preserve">106. [RECIT] Le peuple de Madyan vivait sur une route commerciale importante, entre l'Arabie et la Syrie. Ils étaient devenus prospères grâce au commerce. Mais leur prospérité s'était construite, génération après génération, sur une habitude bien ancrée : ils trichaient sur les mesures et les balances.
-Ils vend</w:t>
-      </w:r>
-    </w:p>
-    <w:p>
-      <w:pPr>
-        <w:spacing w:after="120"/>
-      </w:pPr>
-      <w:r>
-        <w:rPr>
-          <w:sz w:val="22"/>
-          <w:szCs w:val="22"/>
-        </w:rPr>
-        <w:t xml:space="preserve">107. [RECIT] Hicham avait quarante-trois ans. Il était cadre, marié, deux enfants. Il possédait un appartement, une épargne raisonnable, une assurance-vie, et il avait, depuis son père, hérité d'une petite parcelle de terre au Maroc.
-Il savait, vaguement, qu'il aurait dû faire un testament — selon les règles de</w:t>
-      </w:r>
-    </w:p>
-    <w:p>
-      <w:pPr>
-        <w:spacing w:after="120"/>
-      </w:pPr>
-      <w:r>
-        <w:rPr>
-          <w:sz w:val="22"/>
-          <w:szCs w:val="22"/>
-        </w:rPr>
-        <w:t xml:space="preserve">108. [RECIT] L'imam Ahmad ibn Hanbal, dans sa vieillesse, vivait dans une grande pauvreté qu'il avait choisie. Il refusait l'argent des califes. Il refusait les cadeaux suspects. Il ne mangeait que ce qu'il pouvait acheter avec le peu qu'il gagnait en faisant des copies de hadiths.
-Un jour, son fils ʿAbdullâh, </w:t>
-      </w:r>
-    </w:p>
-    <w:p>
-      <w:pPr>
-        <w:spacing w:after="120"/>
-      </w:pPr>
-      <w:r>
-        <w:rPr>
-          <w:sz w:val="22"/>
-          <w:szCs w:val="22"/>
-        </w:rPr>
-        <w:t xml:space="preserve">109. [RECIT] On raconte qu'un jeune homme vint trouver un sage de sa ville et lui demanda conseil. Il dit : « Maître, mon ami me demande de me porter caution pour un prêt important qu'il souhaite contracter. Il jure qu'il remboursera. Que dois-je faire ? »
-Le sage le regarda et dit : « Mon fils, viens demain ma</w:t>
-      </w:r>
-    </w:p>
-    <w:p>
-      <w:pPr>
-        <w:spacing w:after="120"/>
-      </w:pPr>
-      <w:r>
-        <w:rPr>
-          <w:sz w:val="22"/>
-          <w:szCs w:val="22"/>
-        </w:rPr>
-        <w:t xml:space="preserve">110. [RECIT] On raconte qu'un homme avait construit une grande fortune à force de travail. Il possédait des entreprises, des immeubles, des comptes en banque dans plusieurs pays. Il avait une grande maison, plusieurs voitures, des employés.
-Pourtant, à chaque fois qu'on le complimentait sur sa réussite, il répo</w:t>
-      </w:r>
-    </w:p>
-    <w:p>
-      <w:pPr>
-        <w:spacing w:after="120"/>
-      </w:pPr>
-      <w:r>
-        <w:rPr>
-          <w:sz w:val="22"/>
-          <w:szCs w:val="22"/>
-        </w:rPr>
-        <w:t xml:space="preserve">111. [RECIT] Avant que Muhammad ﷺ ne reçoive la révélation, il était un commerçant honorable à La Mecque. Il portait déjà un surnom qui le suivait depuis sa jeunesse : al-Amîn — le digne de confiance.
-Khadîja bint Khuwaylid, riche commerçante veuve de quarante ans, dirigeait l'une des plus grandes maisons de co</w:t>
-      </w:r>
-    </w:p>
-    <w:p>
-      <w:pPr>
-        <w:spacing w:after="120"/>
-      </w:pPr>
-      <w:r>
-        <w:rPr>
-          <w:sz w:val="22"/>
-          <w:szCs w:val="22"/>
-        </w:rPr>
-        <w:t xml:space="preserve">112. [RECIT] Le père de Karim mourut à soixante-treize ans, paisiblement, dans son sommeil. Il laissait derrière lui une femme — la mère de Karim —, trois fils, deux filles, une maison à Saint-Étienne, des économies modestes, et une petite oliveraie héritée de sa famille au Maroc.
-Le père n'avait jamais fait de</w:t>
-      </w:r>
-    </w:p>
-    <w:p>
-      <w:pPr>
-        <w:spacing w:after="120"/>
-      </w:pPr>
-      <w:r>
-        <w:rPr>
-          <w:sz w:val="22"/>
-          <w:szCs w:val="22"/>
-        </w:rPr>
-        <w:t xml:space="preserve">113. [RECIT] Le Messager d'Allâh ﷺ, parmi tous les enseignements qu'il a transmis sur les différents métiers, a réservé une parole spéciale aux commerçants. Une parole qui aurait surpris beaucoup, à son époque comme à la nôtre. Une parole qui élève le commerce à une dignité que peu imaginent.
-Il a dit, dans un </w:t>
-      </w:r>
-    </w:p>
-    <w:p>
-      <w:pPr>
-        <w:spacing w:after="120"/>
-      </w:pPr>
-      <w:r>
-        <w:rPr>
-          <w:sz w:val="22"/>
-          <w:szCs w:val="22"/>
-        </w:rPr>
-        <w:t xml:space="preserve">114. [RECIT] Bilal avait vingt-six ans. Premier vrai salaire. Il rentrait chez ses parents le soir, fier de son contrat en CDI. Au bout de trois mois, il décida qu'il méritait une voiture. Pas une voiture d'occasion — une voiture neuve, allemande, avec finitions cuir. Le concessionnaire lui proposa un crédit aut</w:t>
-      </w:r>
-    </w:p>
-    <w:p>
-      <w:pPr>
-        <w:spacing w:after="120"/>
-      </w:pPr>
-      <w:r>
-        <w:rPr>
-          <w:sz w:val="22"/>
-          <w:szCs w:val="22"/>
-        </w:rPr>
-        <w:t xml:space="preserve">115. [RECIT] Le Messager d'Allâh ﷺ s'adressait à ses Compagnons sur les choses qui pèsent le plus lourd dans la balance des péchés. Il avait déjà parlé de l'association à Allâh, du meurtre injuste, de la médisance. Il en vint au commerce. Et il prononça une parole qui frappa l'assemblée.
-Il dit : "Le ribâ a soi</w:t>
-      </w:r>
-    </w:p>
-    <w:p>
-      <w:pPr>
-        <w:spacing w:after="120"/>
-      </w:pPr>
-      <w:r>
-        <w:rPr>
-          <w:sz w:val="22"/>
-          <w:szCs w:val="22"/>
-        </w:rPr>
-        <w:t xml:space="preserve">116. [RECIT] On raconte qu'un homme du temps des anciens avait fait, pendant trente ans, l'aumône en secret à un orphelin de son village. Personne ne le savait — ni l'orphelin, ni la femme de l'homme, ni ses propres enfants. Il déposait, chaque mois, une petite somme sous la porte de la maison de l'orphelin, ano</w:t>
-      </w:r>
-    </w:p>
-    <w:p>
-      <w:pPr>
-        <w:spacing w:after="120"/>
-      </w:pPr>
-      <w:r>
-        <w:rPr>
-          <w:sz w:val="22"/>
-          <w:szCs w:val="22"/>
-        </w:rPr>
-        <w:t xml:space="preserve">117. [RECIT] Quand le Messager d'Allâh ﷺ annonça aux musulmans qu'il fallait préparer une grande expédition vers Tabûk — la plus coûteuse et la plus difficile à équiper de toute la période médinoise — il appela aux contributions financières. La situation était critique : il fallait nourrir des milliers d'hommes,</w:t>
-      </w:r>
-    </w:p>
-    <w:p>
-      <w:pPr>
-        <w:spacing w:after="120"/>
-      </w:pPr>
-      <w:r>
-        <w:rPr>
-          <w:sz w:val="22"/>
-          <w:szCs w:val="22"/>
-        </w:rPr>
-        <w:t xml:space="preserve">118. [RECIT] Walid avait promis verbalement à un client, lors d'une réunion en visio, qu'il livrerait un projet web pour 6 500 euros. Pas d'email récapitulatif. Pas de devis signé. Juste une parole donnée. Le client avait dit : "OK, parfait, on commence quand ?" Et Walid avait répondu : "Lundi prochain."
-Une se</w:t>
-      </w:r>
-    </w:p>
-    <w:p>
-      <w:pPr>
-        <w:spacing w:after="120"/>
-      </w:pPr>
-      <w:r>
-        <w:rPr>
-          <w:sz w:val="22"/>
-          <w:szCs w:val="22"/>
-        </w:rPr>
-        <w:t xml:space="preserve">119. [RECIT] Sufyân ath-Thawrî, grand savant de Kufa, avait emprunté, des années plus tôt, une petite somme à un homme. Vingt dirhams — peut-être quarante. Pas grand-chose. L'homme prêteur était un commerçant modeste, pas particulièrement pieux, qui avait prêté par sympathie.
-Les années passèrent. Sufyân, pris </w:t>
-      </w:r>
-    </w:p>
-    <w:p>
-      <w:pPr>
-        <w:spacing w:after="120"/>
-      </w:pPr>
-      <w:r>
-        <w:rPr>
-          <w:sz w:val="22"/>
-          <w:szCs w:val="22"/>
-        </w:rPr>
-        <w:t xml:space="preserve">120. [RECIT] On raconte que deux apiculteurs habitaient des villages voisins. Tous deux récoltaient le miel des mêmes montagnes. Tous deux le vendaient au même marché. Tous deux avaient à peu près le même nombre de ruches.
-Le premier, Ridwan, avait pour habitude de vendre son miel à un prix juste. Il pesait au </w:t>
-      </w:r>
-    </w:p>
-    <w:p>
-      <w:pPr>
-        <w:spacing w:after="120"/>
-      </w:pPr>
-      <w:r>
-        <w:rPr>
-          <w:sz w:val="22"/>
-          <w:szCs w:val="22"/>
-        </w:rPr>
-        <w:t xml:space="preserve">121. [RECIT] Hakîm ibn Hizâm, un Compagnon qui avait connu La Mecque avant et après l'islam, avait connu la richesse et la pauvreté. Il était venu un jour demander au Messager d'Allâh ﷺ une aide matérielle. Le Prophète ﷺ lui donna. Hakîm revint une deuxième fois. Le Prophète ﷺ donna encore. Hakîm revint une troi</w:t>
-      </w:r>
-    </w:p>
-    <w:p>
-      <w:pPr>
-        <w:spacing w:after="120"/>
-      </w:pPr>
-      <w:r>
-        <w:rPr>
-          <w:sz w:val="22"/>
-          <w:szCs w:val="22"/>
-        </w:rPr>
-        <w:t xml:space="preserve">122. [RECIT] On raconte qu'un marchand prospère d'une grande ville musulmane avait une habitude étrange. Une fois par mois, à la fin de la prière du vendredi, il restait seul dans la mosquée, allait au mihrâb, et pleurait pendant une heure.
-Le jeune imam de la mosquée, intrigué par cette pratique répétée, finit</w:t>
-      </w:r>
-    </w:p>
-    <w:p>
-      <w:pPr>
-        <w:spacing w:after="120"/>
-      </w:pPr>
-      <w:r>
-        <w:rPr>
-          <w:sz w:val="22"/>
-          <w:szCs w:val="22"/>
-        </w:rPr>
-        <w:t xml:space="preserve">123. [RECIT] ʿAlî ibn Abî Tâlib, gendre du Messager d'Allâh ﷺ et quatrième calife, passait un jour dans le marché de Kufa. Il vit un homme aux pieds enchaînés, vêtu de haillons, vendu comme esclave par un marchand syrien. L'homme avait un visage digne sous la saleté. Il portait, sur le front, la marque d'un homm</w:t>
-      </w:r>
-    </w:p>
-    <w:p>
-      <w:pPr>
-        <w:spacing w:after="120"/>
-      </w:pPr>
-      <w:r>
-        <w:rPr>
-          <w:sz w:val="22"/>
-          <w:szCs w:val="22"/>
-        </w:rPr>
-        <w:t xml:space="preserve">124. [RECIT] Adam travaillait dans une grande boîte de logistique. Il avait remarqué, depuis son arrivée, une habitude collective : tout le monde piquait du matériel de bureau. Stylos, blocs-notes, post-it, parfois ramettes de papier, parfois clés USB, parfois rallonges électriques. Personne ne se posait de ques</w:t>
-      </w:r>
-    </w:p>
-    <w:p>
-      <w:pPr>
-        <w:spacing w:after="120"/>
-      </w:pPr>
-      <w:r>
-        <w:rPr>
-          <w:sz w:val="22"/>
-          <w:szCs w:val="22"/>
-        </w:rPr>
-        <w:t xml:space="preserve">125. [RECIT] On raconte qu'un homme très pauvre vivait dans une grande ville musulmane prospère. Il possédait, pour toute fortune, une vieille tunique rapiécée, un bol en bois, et une seule pièce d'argent qu'il gardait précieusement pour ses besoins essentiels.
-Un jour, un grand savant de la ville donna un serm</w:t>
-      </w:r>
-    </w:p>
-    <w:p>
-      <w:pPr>
-        <w:spacing w:after="120"/>
-      </w:pPr>
-      <w:r>
-        <w:rPr>
-          <w:sz w:val="22"/>
-          <w:szCs w:val="22"/>
-        </w:rPr>
-        <w:t xml:space="preserve">126. [RECIT] On raconte qu'à l'entrée d'une mosquée se trouvait, depuis des décennies, une grande caisse en bois pour recevoir les sadaqât. Chaque jour, des fidèles passaient et y déposaient ce qu'ils pouvaient.
-Un vendredi, deux femmes vinrent à la mosquée. Elles ne se connaissaient pas.
-La première était l'é</w:t>
-      </w:r>
-    </w:p>
-    <w:p>
-      <w:pPr>
-        <w:spacing w:after="120"/>
-      </w:pPr>
-      <w:r>
-        <w:rPr>
-          <w:sz w:val="22"/>
-          <w:szCs w:val="22"/>
-        </w:rPr>
-        <w:t xml:space="preserve">127. [RECIT] Le Messager d'Allâh ﷺ a fait, pour les commerçants et les travailleurs de toutes époques, une invocation qui les concerne tous. Il a dit, en levant les mains vers le ciel : "Ô Allâh, bénis ma communauté dans ses débuts matinaux."
-Une invocation simple. Mais ce qu'elle implique est immense.
-Sakhr a</w:t>
-      </w:r>
-    </w:p>
-    <w:p>
-      <w:pPr>
-        <w:spacing w:after="120"/>
-      </w:pPr>
-      <w:r>
-        <w:rPr>
-          <w:sz w:val="22"/>
-          <w:szCs w:val="22"/>
-        </w:rPr>
-        <w:t xml:space="preserve">128. [RECIT] Yassine et Tarik avaient monté une petite société ensemble il y a quatre ans. Yassine apportait la technique — il était développeur. Tarik apportait le commercial — il signait les clients. Ils avaient décidé d'un partage 50/50. Tout convenu sur un papier signé, déposé chez un comptable.
-Les deux pr</w:t>
-      </w:r>
-    </w:p>
-    <w:p>
-      <w:pPr>
-        <w:spacing w:after="120"/>
-      </w:pPr>
-      <w:r>
-        <w:rPr>
-          <w:sz w:val="22"/>
-          <w:szCs w:val="22"/>
-        </w:rPr>
-        <w:t xml:space="preserve">129. [RECIT] On raconte qu'un grand commerçant possédait deux entreprises florissantes. Tout réussissait à lui. Ses contrats se signaient. Ses clients étaient fidèles. Ses employés respectueux. Sa maison s'agrandissait. Ses enfants étaient brillants.
-À chaque succès, il disait à ses amis : "J'ai bien travaillé.</w:t>
-      </w:r>
-    </w:p>
-    <w:p>
-      <w:pPr>
-        <w:spacing w:after="120"/>
-      </w:pPr>
-      <w:r>
-        <w:rPr>
-          <w:sz w:val="22"/>
-          <w:szCs w:val="22"/>
-        </w:rPr>
-        <w:t xml:space="preserve">130. [RECIT] Quand les premiers musulmans firent l'Hégire de La Mecque à Médine, beaucoup laissèrent tout derrière eux — maisons, commerces, familles, biens. Ils arrivèrent à Médine avec rien.
-Le Messager d'Allâh ﷺ établit un système d'"adoption" entre Muhâjirûn (les émigrés de La Mecque) et Ansâr (les habitant</w:t>
-      </w:r>
-    </w:p>
-    <w:p>
-      <w:pPr>
-        <w:spacing w:after="120"/>
-      </w:pPr>
-      <w:r>
-        <w:rPr>
-          <w:sz w:val="22"/>
-          <w:szCs w:val="22"/>
-        </w:rPr>
-        <w:t xml:space="preserve">131. [RECIT] Layla et Walid avaient fait, à leur mariage, un choix qui semblait moderne et juste. "On partage tout 50/50. Loyer, courses, factures, vacances. Comme ça, personne ne se sentira lésé."
-Le principe paraissait équitable. Sauf que dans la réalité, Walid gagnait 4 200 euros nets par mois, et Layla en g</w:t>
-      </w:r>
-    </w:p>
-    <w:p>
-      <w:pPr>
-        <w:spacing w:after="120"/>
-      </w:pPr>
-      <w:r>
-        <w:rPr>
-          <w:sz w:val="22"/>
-          <w:szCs w:val="22"/>
-        </w:rPr>
-        <w:t xml:space="preserve">132. [RECIT] ʿAbdullâh ibn al-Mubârak, grand savant et commerçant, voyageait souvent à travers les routes commerciales pour son négoce. Il combinait sa passion pour le hadith — qu'il collectait auprès des savants de chaque ville — avec son commerce qui finançait ses voyages, ses élèves, et ses œuvres de bienfais</w:t>
-      </w:r>
-    </w:p>
-    <w:p>
-      <w:pPr>
-        <w:spacing w:after="120"/>
-      </w:pPr>
-      <w:r>
-        <w:rPr>
-          <w:sz w:val="22"/>
-          <w:szCs w:val="22"/>
-        </w:rPr>
-        <w:t xml:space="preserve">133. [RECIT] On raconte qu'un homme avait passé toute sa vie à construire sa maison. Il commença jeune, marié, avec sa femme et leurs premiers enfants. La maison qu'il achetait au départ était modeste : trois pièces, un petit jardin. Il y travailla. Il y mit ses économies. Il l'agrandit d'une pièce. Puis d'une a</w:t>
-      </w:r>
-    </w:p>
-    <w:p>
-      <w:pPr>
-        <w:spacing w:after="120"/>
-      </w:pPr>
-      <w:r>
-        <w:rPr>
-          <w:sz w:val="22"/>
-          <w:szCs w:val="22"/>
-        </w:rPr>
-        <w:t xml:space="preserve">134. [RECIT] On raconte qu'un homme riche, à la fin de sa vie, fit un voyage à travers le désert. Il emportait avec lui une caravane de chameaux chargés de tout ce qu'il avait amassé — coffres d'or, soieries, parfums, esclaves, gardes.
-Au milieu du désert, la caravane se perdit. La chaleur fut écrasante. Les ou</w:t>
-      </w:r>
-    </w:p>
-    <w:p>
-      <w:pPr>
-        <w:spacing w:after="120"/>
-      </w:pPr>
-      <w:r>
-        <w:rPr>
-          <w:sz w:val="22"/>
-          <w:szCs w:val="22"/>
-        </w:rPr>
-        <w:t xml:space="preserve">135. [RECIT] On raconte qu'à la fin de sa vie, un grand commerçant fit appeler son fils aîné — qui allait reprendre les affaires — pour lui transmettre ce qu'il avait appris.
-Il ne lui parla pas de stratégie. Il ne lui parla pas de marchés. Il ne lui parla pas de placements.
-Il lui dit : "Mon fils, voici ce qu</w:t>
-      </w:r>
-    </w:p>
-    <w:p>
-      <w:pPr>
-        <w:spacing w:after="120"/>
-      </w:pPr>
-      <w:r>
-        <w:rPr>
-          <w:sz w:val="22"/>
-          <w:szCs w:val="22"/>
-        </w:rPr>
-        <w:t xml:space="preserve">136. [RECIT] Un homme vint un jour trouver le Messager d'Allâh ﷺ. Il avait une question simple, fondamentale, celle que beaucoup de musulmans se posent en silence sans oser la formuler.
-Il s'assit. Il demanda : « Ô Messager d'Allâh, qui parmi les gens mérite le plus mon bon compagnonnage ? »
-La question portai</w:t>
-      </w:r>
-    </w:p>
-    <w:p>
-      <w:pPr>
-        <w:spacing w:after="120"/>
-      </w:pPr>
-      <w:r>
-        <w:rPr>
-          <w:sz w:val="22"/>
-          <w:szCs w:val="22"/>
-        </w:rPr>
-        <w:t xml:space="preserve">137. [RECIT] Le Messager d'Allâh ﷺ, de son vivant, parla à ses Compagnons d'un homme qu'aucun d'eux n'avait jamais rencontré. Un homme qui vivait au Yémen, à des centaines de kilomètres de Médine, et qui ne ferait jamais le voyage pour rencontrer le Prophète ﷺ.
-Il dit : « Le meilleur des Tâbi'ûn — la génération</w:t>
-      </w:r>
-    </w:p>
-    <w:p>
-      <w:pPr>
-        <w:spacing w:after="120"/>
-      </w:pPr>
-      <w:r>
-        <w:rPr>
-          <w:sz w:val="22"/>
-          <w:szCs w:val="22"/>
-        </w:rPr>
-        <w:t xml:space="preserve">138. [RECIT] Sami avait trente-deux ans. Cadre dynamique. Sa mère vivait à deux heures de TGV, dans la petite maison où elle l'avait élevé. Veuve depuis cinq ans, elle vivait seule.
-Sami l'appelait. Pas souvent. Une fois tous les dix jours. Quinze parfois. Toujours rapide. "Maman, ça va ? Oui moi ça va, beaucou</w:t>
-      </w:r>
-    </w:p>
-    <w:p>
-      <w:pPr>
-        <w:spacing w:after="120"/>
-      </w:pPr>
-      <w:r>
-        <w:rPr>
-          <w:sz w:val="22"/>
-          <w:szCs w:val="22"/>
-        </w:rPr>
-        <w:t xml:space="preserve">139. [RECIT] Allâh, dans le Coran, a placé un verset que tout musulman devrait connaître par cœur dès l'enfance. Il l'a placé juste après l'ordre fondamental : « Ton Seigneur a décrété : N'adorez que Lui. » Immédiatement après cette interdiction du shirk, sans transition, vient ce qui suit.
-« Et fais le bien en</w:t>
-      </w:r>
-    </w:p>
-    <w:p>
-      <w:pPr>
-        <w:spacing w:after="120"/>
-      </w:pPr>
-      <w:r>
-        <w:rPr>
-          <w:sz w:val="22"/>
-          <w:szCs w:val="22"/>
-        </w:rPr>
-        <w:t xml:space="preserve">140. [RECIT] Younès avait quarante-deux ans, ingénieur, marié, deux enfants. Son père avait soixante-douze ans, ancien instituteur, retraité depuis quinze ans. Le père vivait avec eux depuis le décès de la mère, trois ans plus tôt.
-Le père avait une manie qui agaçait Younès profondément : il parlait. Beaucoup. </w:t>
-      </w:r>
-    </w:p>
-    <w:p>
-      <w:pPr>
-        <w:spacing w:after="120"/>
-      </w:pPr>
-      <w:r>
-        <w:rPr>
-          <w:sz w:val="22"/>
-          <w:szCs w:val="22"/>
-        </w:rPr>
-        <w:t xml:space="preserve">141. [RECIT] On raconte qu'un riche commerçant d'une grande ville sortait, chaque vendredi, faire l'aumône aux mendiants devant la mosquée. Il prenait son rôle au sérieux. Il préparait une bourse de pièces de cuivre, et il déposait, dans chaque main tendue, ce qu'il jugeait équitable.
-Il le faisait depuis vingt</w:t>
-      </w:r>
-    </w:p>
-    <w:p>
-      <w:pPr>
-        <w:spacing w:after="120"/>
-      </w:pPr>
-      <w:r>
-        <w:rPr>
-          <w:sz w:val="22"/>
-          <w:szCs w:val="22"/>
-        </w:rPr>
-        <w:t xml:space="preserve">142. [RECIT] Asmâ' bint Abî Bakr, fille du premier calife Abû Bakr as-Siddîq, vivait à Médine. Sa mère, Qutayla bint ʿAbd al-ʿUzzâ, était restée à La Mecque et n'avait pas embrassé l'islam. Elle vivait selon les anciennes croyances polythéistes des Quraysh. Les liens familiaux avaient été coupés par l'Hégire et </w:t>
-      </w:r>
-    </w:p>
-    <w:p>
-      <w:pPr>
-        <w:spacing w:after="120"/>
-      </w:pPr>
-      <w:r>
-        <w:rPr>
-          <w:sz w:val="22"/>
-          <w:szCs w:val="22"/>
-        </w:rPr>
-        <w:t xml:space="preserve">143. [RECIT] Le Messager d'Allâh ﷺ s'adressait à ses Compagnons. Il évoquait, dans une parole d'une dureté frappante, les catégories de personnes qui sont "abaissées au visage" — humiliées, déclassées spirituellement — et qui entrent en Enfer en dépit des opportunités qui leur avaient été données.
-Il dit :
-« Q</w:t>
-      </w:r>
-    </w:p>
-    <w:p>
-      <w:pPr>
-        <w:spacing w:after="120"/>
-      </w:pPr>
-      <w:r>
-        <w:rPr>
-          <w:sz w:val="22"/>
-          <w:szCs w:val="22"/>
-        </w:rPr>
-        <w:t xml:space="preserve">144. [RECIT] Khadija avait épousé Yacine il y a six ans. Elle s'entendait bien avec sa belle-famille en général. Mais elle ne supportait pas la mère de Yacine. Pas par accident — par accumulation. La belle-mère faisait des remarques désobligeantes sur sa cuisine, comparait Khadija défavorablement à sa sœur, crit</w:t>
-      </w:r>
-    </w:p>
-    <w:p>
-      <w:pPr>
-        <w:spacing w:after="120"/>
-      </w:pPr>
-      <w:r>
-        <w:rPr>
-          <w:sz w:val="22"/>
-          <w:szCs w:val="22"/>
-        </w:rPr>
-        <w:t xml:space="preserve">145. [RECIT] ʿAbdullâh ibn ʿUmar, fils du grand calife ʿUmar ibn al-Khattâb, était un des Compagnons les plus pieux de sa génération. Connu pour sa scrupule extrême, sa douceur, et sa connaissance immense des paroles du Prophète ﷺ qu'il avait fréquenté de près.
-Il avait épousé une femme qu'il aimait profondémen</w:t>
-      </w:r>
-    </w:p>
-    <w:p>
-      <w:pPr>
-        <w:spacing w:after="120"/>
-      </w:pPr>
-      <w:r>
-        <w:rPr>
-          <w:sz w:val="22"/>
-          <w:szCs w:val="22"/>
-        </w:rPr>
-        <w:t xml:space="preserve">146. [RECIT] Hayawah ibn Shurayh, savant respecté d'Égypte du IIe siècle de l'Hégire, était assis un jour devant la porte de sa maison, étudiant un livre de hadith. Sa mère sortit de la maison, le vit, et lui dit, sans ménagement :
-« Hayawah, lève-toi. Va donner à manger aux poules. »
-Hayawah, qui était au mil</w:t>
-      </w:r>
-    </w:p>
-    <w:p>
-      <w:pPr>
-        <w:spacing w:after="120"/>
-      </w:pPr>
-      <w:r>
-        <w:rPr>
-          <w:sz w:val="22"/>
-          <w:szCs w:val="22"/>
-        </w:rPr>
-        <w:t xml:space="preserve">147. [RECIT] Karim avait quarante-cinq ans, vivait confortablement. Ses parents, eux, à soixante-quinze et soixante-douze ans, vivaient dans leur petit pavillon de Roubaix avec une retraite modeste. Ils n'avaient jamais demandé d'aide. Ils ne s'étaient jamais plaints. Ils faisaient avec.
-Karim savait, intérieur</w:t>
-      </w:r>
-    </w:p>
-    <w:p>
-      <w:pPr>
-        <w:spacing w:after="120"/>
-      </w:pPr>
-      <w:r>
-        <w:rPr>
-          <w:sz w:val="22"/>
-          <w:szCs w:val="22"/>
-        </w:rPr>
-        <w:t xml:space="preserve">148. [RECIT] Un homme vint un jour trouver le Messager d'Allâh ﷺ. Il était enflammé de zèle religieux. Il voulait combattre dans la voie d'Allâh — partir avec une expédition, défendre les musulmans, gagner peut-être la chahâda, le martyre.
-Il s'assit devant le Prophète ﷺ et dit : « Ô Messager d'Allâh, je viens </w:t>
-      </w:r>
-    </w:p>
-    <w:p>
-      <w:pPr>
-        <w:spacing w:after="120"/>
-      </w:pPr>
-      <w:r>
-        <w:rPr>
-          <w:sz w:val="22"/>
-          <w:szCs w:val="22"/>
-        </w:rPr>
-        <w:t xml:space="preserve">149. [RECIT] On raconte qu'un homme âgé vivait seul dans une petite maison au bord d'une grande ville. Veuf depuis longtemps. Il avait un fils — un seul — devenu adulte, marié, qui vivait à l'autre bout de la ville.
-Le fils ne venait jamais voir son père. Pas par cruauté — par négligence, par occupation, par ce</w:t>
-      </w:r>
-    </w:p>
-    <w:p>
-      <w:pPr>
-        <w:spacing w:after="120"/>
-      </w:pPr>
-      <w:r>
-        <w:rPr>
-          <w:sz w:val="22"/>
-          <w:szCs w:val="22"/>
-        </w:rPr>
-        <w:t xml:space="preserve">150. [RECIT] Hammâd ibn Salama, savant respecté de Bassora, était reconnu non seulement pour son immense science du hadith, mais surtout pour son comportement exceptionnel envers sa mère.
-Il avait une habitude qui étonna toujours ses élèves. Chaque fois que sa mère l'appelait — qu'il soit en pleine étude, en pl</w:t>
-      </w:r>
-    </w:p>
-    <w:p>
-      <w:pPr>
-        <w:spacing w:after="120"/>
-      </w:pPr>
-      <w:r>
-        <w:rPr>
-          <w:sz w:val="22"/>
-          <w:szCs w:val="22"/>
-        </w:rPr>
-        <w:t xml:space="preserve">151. [RECIT] Imane avait perdu son père quand elle avait vingt-six ans. Crise cardiaque. Brutal. Pas de préparation. Il était parti un dimanche matin pendant qu'elle dormait à l'autre bout de la France.
-Les premiers mois, elle alla sur la tombe régulièrement. Une fois par semaine. Elle s'asseyait. Elle pleurait</w:t>
-      </w:r>
-    </w:p>
-    <w:p>
-      <w:pPr>
-        <w:spacing w:after="120"/>
-      </w:pPr>
-      <w:r>
-        <w:rPr>
-          <w:sz w:val="22"/>
-          <w:szCs w:val="22"/>
-        </w:rPr>
-        <w:t xml:space="preserve">152. [RECIT] Jâhima as-Sulamî, un Compagnon, vint un jour trouver le Messager d'Allâh ﷺ. Il avait dans l'âme le feu du jihâd. Il voulait partir avec une expédition.
-Il s'assit et dit : « Ô Messager d'Allâh, je voulais partir au combat. Je suis venu te consulter avant. »
-Le Prophète ﷺ lui posa une question simp</w:t>
-      </w:r>
-    </w:p>
-    <w:p>
-      <w:pPr>
-        <w:spacing w:after="120"/>
-      </w:pPr>
-      <w:r>
-        <w:rPr>
-          <w:sz w:val="22"/>
-          <w:szCs w:val="22"/>
-        </w:rPr>
-        <w:t xml:space="preserve">153. [RECIT] On raconte qu'un homme, à l'aube de sa vie d'adulte, perdit son père brutalement dans un accident. Le père était parti, sans souffrance, sans préparation. L'homme — il avait vingt-six ans — ne le revit plus jamais.
-Il pleura. Comme tous les fils. Il enterra son père. Il pria pour lui.
-Mais une cho</w:t>
-      </w:r>
-    </w:p>
-    <w:p>
-      <w:pPr>
-        <w:spacing w:after="120"/>
-      </w:pPr>
-      <w:r>
-        <w:rPr>
-          <w:sz w:val="22"/>
-          <w:szCs w:val="22"/>
-        </w:rPr>
-        <w:t xml:space="preserve">154. [RECIT] Le Messager d'Allâh ﷺ s'adressait à ses Compagnons sur ce qui se passe après la mort. Sur ce qui reste, sur ce qui s'arrête, sur ce qui continue.
-Il dit : « Quand le fils d'Adam meurt, ses œuvres cessent — sauf trois : une sadaqa qui continue à produire, un savoir dont les gens profitent, et un enf</w:t>
-      </w:r>
-    </w:p>
-    <w:p>
-      <w:pPr>
-        <w:spacing w:after="120"/>
-      </w:pPr>
-      <w:r>
-        <w:rPr>
-          <w:sz w:val="22"/>
-          <w:szCs w:val="22"/>
-        </w:rPr>
-        <w:t xml:space="preserve">155. [RECIT] Faten avait trente-quatre ans. Mariée depuis huit ans à un homme bien, deux enfants. Vie stable, équilibrée.
-Sa mère vivait au Maroc. Veuve depuis dix ans. Elle vivait avec un de ses fils — le frère de Faten — qui s'occupait d'elle. Faten envoyait de l'argent chaque mois, appelait deux fois par sem</w:t>
-      </w:r>
-    </w:p>
-    <w:p>
-      <w:pPr>
-        <w:spacing w:after="120"/>
-      </w:pPr>
-      <w:r>
-        <w:rPr>
-          <w:sz w:val="22"/>
-          <w:szCs w:val="22"/>
-        </w:rPr>
-        <w:t xml:space="preserve">156. [RECIT] Une femme de la tribu Khathʿam vint trouver le Messager d'Allâh ﷺ pendant le pèlerinage de l'Adieu. Elle se présenta devant lui, pleine d'inquiétude pour son père.
-Elle dit : « Ô Messager d'Allâh, l'obligation imposée par Allâh à Ses serviteurs concernant le hajj a atteint mon père alors qu'il est </w:t>
-      </w:r>
-    </w:p>
-    <w:p>
-      <w:pPr>
-        <w:spacing w:after="120"/>
-      </w:pPr>
-      <w:r>
-        <w:rPr>
-          <w:sz w:val="22"/>
-          <w:szCs w:val="22"/>
-        </w:rPr>
-        <w:t xml:space="preserve">157. [RECIT] Salah, trente-huit ans, avait trois frères et deux sœurs. Leur père était âgé, malade, et vivait à Marseille. Salah, l'aîné, vivait à côté — il était le plus présent. Il s'occupait des rendez-vous médicaux, des médicaments, des courses. Tous les jours.
-Ses frères et sœurs vivaient ailleurs en Franc</w:t>
-      </w:r>
-    </w:p>
-    <w:p>
-      <w:pPr>
-        <w:spacing w:after="120"/>
-      </w:pPr>
-      <w:r>
-        <w:rPr>
-          <w:sz w:val="22"/>
-          <w:szCs w:val="22"/>
-        </w:rPr>
-        <w:t xml:space="preserve">158. [RECIT] Hârûn ar-Rashîd, l'un des plus grands califes abbassides, dirigeait un empire qui s'étendait du Maghreb à l'Asie centrale. Il était l'homme le plus puissant de son époque. Quand il se déplaçait, des milliers de gardes l'escortaient. Quand il prononçait un mot, mille scribes le notaient. Quand il déc</w:t>
-      </w:r>
-    </w:p>
-    <w:p>
-      <w:pPr>
-        <w:spacing w:after="120"/>
-      </w:pPr>
-      <w:r>
-        <w:rPr>
-          <w:sz w:val="22"/>
-          <w:szCs w:val="22"/>
-        </w:rPr>
-        <w:t xml:space="preserve">159. [RECIT] Yacoub avait quarante et un ans. Il n'avait pas vu son père depuis quinze ans.
-Le père, du vivant de sa mère, avait été dur. Violent parfois. Souvent absent. Quand sa mère mourut — Yacoub avait vingt-cinq ans — le père quitta la famille pour se remarier rapidement avec une autre femme. Il ne donna </w:t>
-      </w:r>
-    </w:p>
-    <w:p>
-      <w:pPr>
-        <w:spacing w:after="120"/>
-      </w:pPr>
-      <w:r>
-        <w:rPr>
-          <w:sz w:val="22"/>
-          <w:szCs w:val="22"/>
-        </w:rPr>
-        <w:t xml:space="preserve">160. [RECIT] Sufyân ibn ʿUyayna, savant de La Mecque, recevait dans sa mosquée des élèves venus de tout le monde musulman. Sa réputation était telle qu'on faisait le voyage de Bagdad, du Caire, de Damas pour l'entendre.
-Il était devenu, vers la fin de sa vie, l'un des références majeures du hadith. Sa mémoire é</w:t>
-      </w:r>
-    </w:p>
-    <w:p>
-      <w:pPr>
-        <w:spacing w:after="120"/>
-      </w:pPr>
-      <w:r>
-        <w:rPr>
-          <w:sz w:val="22"/>
-          <w:szCs w:val="22"/>
-        </w:rPr>
-        <w:t xml:space="preserve">161. [RECIT] Rachida et Mehdi avaient cinquante-cinq et cinquante-sept ans. Deux enfants adultes, partis. Ils vivaient à Paris dans un appartement confortable.
-La mère de Rachida avait quatre-vingt-deux ans. Atteinte d'un Alzheimer progressif. Vivant seule dans son appartement de banlieue parisienne. Elle ne po</w:t>
-      </w:r>
-    </w:p>
-    <w:p>
-      <w:pPr>
-        <w:spacing w:after="120"/>
-      </w:pPr>
-      <w:r>
-        <w:rPr>
-          <w:sz w:val="22"/>
-          <w:szCs w:val="22"/>
-        </w:rPr>
-        <w:t xml:space="preserve">162. [RECIT] Le Messager d'Allâh ﷺ dit un jour, dans une parole rapportée par Anas ibn Mâlik :
-« Allâh élève le degré du serviteur pieux au Paradis. Le serviteur, étonné, demande : « Ô Seigneur, comment ai-je obtenu cela ? » Il lui est répondu : « Par l'invocation que ton enfant a faite pour toi. » »
-La parole</w:t>
-      </w:r>
-    </w:p>
-    <w:p>
-      <w:pPr>
-        <w:spacing w:after="120"/>
-      </w:pPr>
-      <w:r>
-        <w:rPr>
-          <w:sz w:val="22"/>
-          <w:szCs w:val="22"/>
-        </w:rPr>
-        <w:t xml:space="preserve">163. [RECIT] Inès avait trente ans. Elle avait rencontré un homme qu'elle voulait épouser. Salah était musulman pratiquant, ingénieur, sérieux. Mais il était d'une autre nationalité que celle de la famille d'Inès — algérien quand sa famille était marocaine.
-Les parents d'Inès — surtout son père — s'y opposèrent</w:t>
-      </w:r>
-    </w:p>
-    <w:p>
-      <w:pPr>
-        <w:spacing w:after="120"/>
-      </w:pPr>
-      <w:r>
-        <w:rPr>
-          <w:sz w:val="22"/>
-          <w:szCs w:val="22"/>
-        </w:rPr>
-        <w:t xml:space="preserve">164. [RECIT] On raconte qu'un homme, à la mort de son père, ouvrit l'enveloppe que celui-ci avait préparée. Il s'attendait à des dispositions matérielles — biens, comptes, partages.
-La lettre contenait peu sur tout cela. Elle contenait surtout autre chose.
-"Mon fils, écrivait le père,
-Je vais te dire quelque </w:t>
-      </w:r>
-    </w:p>
-    <w:p>
-      <w:pPr>
-        <w:spacing w:after="120"/>
-      </w:pPr>
-      <w:r>
-        <w:rPr>
-          <w:sz w:val="22"/>
-          <w:szCs w:val="22"/>
-        </w:rPr>
-        <w:t xml:space="preserve">165. [RECIT] Souad s'était mariée à dix-neuf ans. Son mari Karim avait déjà été marié — un mariage qui s'était mal terminé. De son premier mariage, il avait un fils, Adam, alors âgé de quatre ans. La mère biologique d'Adam avait coupé les ponts avec lui après le divorce et était partie vivre à l'étranger.
-Souad</w:t>
-      </w:r>
-    </w:p>
-    <w:p>
-      <w:pPr>
-        <w:spacing w:after="120"/>
-      </w:pPr>
-      <w:r>
-        <w:rPr>
-          <w:sz w:val="22"/>
-          <w:szCs w:val="22"/>
-        </w:rPr>
-        <w:t xml:space="preserve">166. [RECIT] L'imam Mâlik ibn Anas, fondateur de l'école juridique malikite et savant majeur de Médine, vivait avec sa mère devenue très âgée. Elle ne pouvait presque plus se mouvoir. Elle avait besoin d'aide pour manger, pour boire, pour se déplacer dans la maison.
-Mâlik, à cette époque, était au sommet de sa </w:t>
-      </w:r>
-    </w:p>
-    <w:p>
-      <w:pPr>
-        <w:spacing w:after="120"/>
-      </w:pPr>
-      <w:r>
-        <w:rPr>
-          <w:sz w:val="22"/>
-          <w:szCs w:val="22"/>
-        </w:rPr>
-        <w:t xml:space="preserve">167. [RECIT] Ahmed avait dix-huit ans. Bac en poche. Il voulait étudier l'art — devenir illustrateur, dessiner pour des livres jeunesse, raconter des histoires en images.
-Son père, ingénieur de métier, avait toujours rêvé qu'Ahmed devienne médecin. "Notre famille n'a jamais eu de médecin. Tu vas le faire. Tu as</w:t>
-      </w:r>
-    </w:p>
-    <w:p>
-      <w:pPr>
-        <w:spacing w:after="120"/>
-      </w:pPr>
-      <w:r>
-        <w:rPr>
-          <w:sz w:val="22"/>
-          <w:szCs w:val="22"/>
-        </w:rPr>
-        <w:t xml:space="preserve">168. [RECIT] Il existe un hadith — rapporté avec quelques variantes dans la tradition — qui a frappé des générations de musulmans par sa simplicité et sa puissance.
-Le Messager d'Allâh ﷺ aurait dit, en substance : « Aucun enfant musulman ne regarde ses deux parents d'un regard de miséricorde et de tendresse, sa</w:t>
-      </w:r>
-    </w:p>
-    <w:p>
-      <w:pPr>
-        <w:spacing w:after="120"/>
-      </w:pPr>
-      <w:r>
-        <w:rPr>
-          <w:sz w:val="22"/>
-          <w:szCs w:val="22"/>
-        </w:rPr>
-        <w:t xml:space="preserve">169. [RECIT] On raconte qu'un homme assista à l'enterrement de son père. Il ne pleura pas. Il ne ressentit pas grand-chose, en vérité. Son père l'avait toujours déçu. Distant. Critique. Jamais une parole douce. Jamais un "je suis fier de toi". L'homme avait, depuis l'adolescence, désinvesti la relation. Il faisa</w:t>
-      </w:r>
-    </w:p>
-    <w:p>
-      <w:pPr>
-        <w:spacing w:after="120"/>
-      </w:pPr>
-      <w:r>
-        <w:rPr>
-          <w:sz w:val="22"/>
-          <w:szCs w:val="22"/>
-        </w:rPr>
-        <w:t xml:space="preserve">170. [RECIT] On raconte qu'un homme, devenu vieux à son tour, faisait le bilan de sa vie. Il avait soixante-douze ans. Sa mère était morte trente ans plus tôt. Son père quarante ans plus tôt.
-Il s'assit, un soir, dans son fauteuil, et il regarda en arrière.
-Il pensa à sa mère. À ces années où il était venu la </w:t>
-      </w:r>
-    </w:p>
-    <w:p>
-      <w:pPr>
-        <w:spacing w:after="120"/>
-      </w:pPr>
-      <w:r>
-        <w:rPr>
-          <w:sz w:val="22"/>
-          <w:szCs w:val="22"/>
-        </w:rPr>
-        <w:t xml:space="preserve">171. [RECIT] Le Messager d'Allâh ﷺ s'adressait à ses Compagnons. Il leur parlait souvent du caractère du croyant, des signes par lesquels on reconnaît un homme de foi.
-Il dit, dans une parole qui allait redéfinir pour des siècles la manière dont les musulmans devaient juger leur propre piété :
-« Le meilleur d'</w:t>
-      </w:r>
-    </w:p>
-    <w:p>
-      <w:pPr>
-        <w:spacing w:after="120"/>
-      </w:pPr>
-      <w:r>
-        <w:rPr>
-          <w:sz w:val="22"/>
-          <w:szCs w:val="22"/>
-        </w:rPr>
-        <w:t xml:space="preserve">172. [RECIT] ʿÂ'isha, mère des croyants, rapportait avec affection ses souvenirs de jeune épouse. Elle avait été mariée jeune au Messager d'Allâh ﷺ. Elle gardait, des premières années de leur mariage, des moments qu'elle aimait raconter.
-L'un de ces souvenirs portait sur une course.
-Un jour, lors d'un voyage a</w:t>
-      </w:r>
-    </w:p>
-    <w:p>
-      <w:pPr>
-        <w:spacing w:after="120"/>
-      </w:pPr>
-      <w:r>
-        <w:rPr>
-          <w:sz w:val="22"/>
-          <w:szCs w:val="22"/>
-        </w:rPr>
-        <w:t xml:space="preserve">173. [RECIT] Mounir et Nadia s'étaient mariés à vingt-huit et vingt-six ans. Quatorze ans plus tard, deux enfants, une maison à Lille, une vie en apparence stable.
-Mais quelque chose s'était éteint. Mounir, en rentrant le soir, prononçait peut-être quinze phrases à sa femme dans la soirée. « Ça va ? Bien. Les e</w:t>
-      </w:r>
-    </w:p>
-    <w:p>
-      <w:pPr>
-        <w:spacing w:after="120"/>
-      </w:pPr>
-      <w:r>
-        <w:rPr>
-          <w:sz w:val="22"/>
-          <w:szCs w:val="22"/>
-        </w:rPr>
-        <w:t xml:space="preserve">174. [RECIT] Quand le Messager d'Allâh ﷺ reçut la première révélation, dans la grotte de Hirâ', il en fut bouleversé. L'ange Jibrîl lui était apparu, l'avait étreint, l'avait pressé trois fois en lui ordonnant : « Lis. » Le Prophète ﷺ, illettré, avait répondu trois fois qu'il ne savait pas lire. La révélation lu</w:t>
-      </w:r>
-    </w:p>
-    <w:p>
-      <w:pPr>
-        <w:spacing w:after="120"/>
-      </w:pPr>
-      <w:r>
-        <w:rPr>
-          <w:sz w:val="22"/>
-          <w:szCs w:val="22"/>
-        </w:rPr>
-        <w:t xml:space="preserve">175. [RECIT] Lina avait épousé Yacine sept ans plus tôt. Un mariage globalement heureux. Une fille de quatre ans.
-Lina avait une amie, Sarah, qu'elle voyait toutes les semaines. Elles se parlaient de tout. Et Lina, sans s'en rendre vraiment compte, avait pris l'habitude de raconter à Sarah pas mal de choses de </w:t>
-      </w:r>
-    </w:p>
-    <w:p>
-      <w:pPr>
-        <w:spacing w:after="120"/>
-      </w:pPr>
-      <w:r>
-        <w:rPr>
-          <w:sz w:val="22"/>
-          <w:szCs w:val="22"/>
-        </w:rPr>
-        <w:t xml:space="preserve">176. [RECIT] Anas ibn Mâlik, serviteur du Messager d'Allâh ﷺ et témoin privilégié de sa vie quotidienne, rapporte une scène domestique qui semble anodine mais qui contient une leçon profonde.
-Le Prophète ﷺ se trouvait chez l'une de ses épouses — selon les versions, ʿÂ'isha. Une autre épouse, ressentant peut-êtr</w:t>
-      </w:r>
-    </w:p>
-    <w:p>
-      <w:pPr>
-        <w:spacing w:after="120"/>
-      </w:pPr>
-      <w:r>
-        <w:rPr>
-          <w:sz w:val="22"/>
-          <w:szCs w:val="22"/>
-        </w:rPr>
-        <w:t xml:space="preserve">177. [RECIT] Fâtima, fille du Messager d'Allâh ﷺ, avait épousé son cousin ʿAlî ibn Abî Tâlib. Un mariage simple, presque pauvre en biens matériels. Pas de meuble somptueux, pas de serviteurs nombreux. Une jeune femme et un jeune homme, vivant dans une petite maison de Médine.
-Fâtima, en plus de tous ses devoirs</w:t>
-      </w:r>
-    </w:p>
-    <w:p>
-      <w:pPr>
-        <w:spacing w:after="120"/>
-      </w:pPr>
-      <w:r>
-        <w:rPr>
-          <w:sz w:val="22"/>
-          <w:szCs w:val="22"/>
-        </w:rPr>
-        <w:t xml:space="preserve">178. [RECIT] Une femme musulmane, épouse de Thâbit ibn Qays, vint un jour trouver le Messager d'Allâh ﷺ. Elle était troublée. Elle savait que ce qu'elle allait dire était grave.
-Elle s'assit devant lui et dit : « Ô Messager d'Allâh, je ne reproche à Thâbit ibn Qays rien dans sa religion ni dans son caractère. C</w:t>
-      </w:r>
-    </w:p>
-    <w:p>
-      <w:pPr>
-        <w:spacing w:after="120"/>
-      </w:pPr>
-      <w:r>
-        <w:rPr>
-          <w:sz w:val="22"/>
-          <w:szCs w:val="22"/>
-        </w:rPr>
-        <w:t xml:space="preserve">179. [RECIT] Hassan rentrait du travail à 19h30 chaque soir. Sa femme Imane était femme au foyer — leur choix commun, depuis que le deuxième enfant était né. Imane préparait le dîner pour 20h, gérait les bains des enfants, mettait la table.
-Un mardi soir, Hassan rentra fatigué. Il ouvrit la porte. Pas d'odeur d</w:t>
-      </w:r>
-    </w:p>
-    <w:p>
-      <w:pPr>
-        <w:spacing w:after="120"/>
-      </w:pPr>
-      <w:r>
-        <w:rPr>
-          <w:sz w:val="22"/>
-          <w:szCs w:val="22"/>
-        </w:rPr>
-        <w:t xml:space="preserve">180. [RECIT] Asmâ' bint Yazîd al-Ansâriyya, une Compagnonne courageuse de Médine, vint un jour trouver le Messager d'Allâh ﷺ. Les autres femmes lui avaient confié leurs questions, qu'elles n'osaient poser elles-mêmes. Elle, intrépide, s'était portée volontaire.
-Elle se présenta. Elle dit : « Ô Messager d'Allâh,</w:t>
-      </w:r>
-    </w:p>
-    <w:p>
-      <w:pPr>
-        <w:spacing w:after="120"/>
-      </w:pPr>
-      <w:r>
-        <w:rPr>
-          <w:sz w:val="22"/>
-          <w:szCs w:val="22"/>
-        </w:rPr>
-        <w:t xml:space="preserve">181. [RECIT] Karim et Sofia étaient mariés depuis dix ans. Trois enfants. Vu de l'extérieur, un couple normal. Karim était cadre, respecté à la mosquée, faisait la prière du vendredi, donnait en sadaqa.
-À l'intérieur du foyer, c'était autre chose.
-Karim avait, depuis le début, un caractère explosif. Au début c</w:t>
-      </w:r>
-    </w:p>
-    <w:p>
-      <w:pPr>
-        <w:spacing w:after="120"/>
-      </w:pPr>
-      <w:r>
-        <w:rPr>
-          <w:sz w:val="22"/>
-          <w:szCs w:val="22"/>
-        </w:rPr>
-        <w:t xml:space="preserve">182. [RECIT] L'imam Ahmad ibn Hanbal, l'un des plus grands savants de l'histoire de l'islam, fondateur d'une des quatre écoles juridiques sunnites, a traversé l'épreuve de la mihna — la persécution sous le califat abbasside qui voulait imposer la doctrine de la création du Coran. Il fut emprisonné, fouetté, tort</w:t>
-      </w:r>
-    </w:p>
-    <w:p>
-      <w:pPr>
-        <w:spacing w:after="120"/>
-      </w:pPr>
-      <w:r>
-        <w:rPr>
-          <w:sz w:val="22"/>
-          <w:szCs w:val="22"/>
-        </w:rPr>
-        <w:t xml:space="preserve">183. [RECIT] Yasmina et Tarek étaient mariés depuis huit ans. Deux enfants en bas âge. Vie occupée.
-Yasmina avait, depuis son adolescence, un rêve : aller en ʿumra avec sa propre mère, juste elles deux, sans personne d'autre. Sa mère vieillissait. Yasmina sentait que le temps passait. Elle voulait offrir ce voy</w:t>
-      </w:r>
-    </w:p>
-    <w:p>
-      <w:pPr>
-        <w:spacing w:after="120"/>
-      </w:pPr>
-      <w:r>
-        <w:rPr>
-          <w:sz w:val="22"/>
-          <w:szCs w:val="22"/>
-        </w:rPr>
-        <w:t xml:space="preserve">184. [RECIT] Le Messager d'Allâh ﷺ a enseigné à ses Compagnons une vérité qui allait redéfinir leur compréhension de la sadaqa.
-Il a dit : « Ton sourire au visage de ton frère est une sadaqa. »
-La sadaqa, dans l'imaginaire commun, était l'aumône — donner des pièces, du grain, des vêtements aux pauvres. Le Prop</w:t>
-      </w:r>
-    </w:p>
-    <w:p>
-      <w:pPr>
-        <w:spacing w:after="120"/>
-      </w:pPr>
-      <w:r>
-        <w:rPr>
-          <w:sz w:val="22"/>
-          <w:szCs w:val="22"/>
-        </w:rPr>
-        <w:t xml:space="preserve">185. [RECIT] Imane s'était mariée à Yassine il y a un an. Couple jeune, amoureux. Mais il y avait un problème : la mère de Yassine, Khadidja, n'aimait pas Imane.
-Khadidja avait toujours voulu une autre fille pour son fils — la fille d'une cousine, qu'elle avait vue grandir. Quand Yassine avait choisi Imane à la</w:t>
-      </w:r>
-    </w:p>
-    <w:p>
-      <w:pPr>
-        <w:spacing w:after="120"/>
-      </w:pPr>
-      <w:r>
-        <w:rPr>
-          <w:sz w:val="22"/>
-          <w:szCs w:val="22"/>
-        </w:rPr>
-        <w:t xml:space="preserve">186. [RECIT] Le Messager d'Allâh ﷺ a dit, dans le hadith célèbre rapporté par Mu'âdh ibn Jabal et plusieurs autres Compagnons : « Celui qui me garantit ce qu'il y a entre ses mâchoires et ce qu'il y a entre ses jambes — je lui garantis le Paradis. »
-La parole est tombée. Le Prophète ﷺ a placé deux organes au ce</w:t>
-      </w:r>
-    </w:p>
-    <w:p>
-      <w:pPr>
-        <w:spacing w:after="120"/>
-      </w:pPr>
-      <w:r>
-        <w:rPr>
-          <w:sz w:val="22"/>
-          <w:szCs w:val="22"/>
-        </w:rPr>
-        <w:t xml:space="preserve">187. [RECIT] Karim et Layla étaient mariés depuis douze ans. Ils n'avaient pas d'enfants. Plusieurs tentatives médicales avaient échoué. La nature n'avait pas voulu.
-Dans leur entourage, c'était devenu pesant. Les belles-mères qui demandaient « alors, toujours rien ? ». Les amies enceintes qui dansaient devant </w:t>
-      </w:r>
-    </w:p>
-    <w:p>
-      <w:pPr>
-        <w:spacing w:after="120"/>
-      </w:pPr>
-      <w:r>
-        <w:rPr>
-          <w:sz w:val="22"/>
-          <w:szCs w:val="22"/>
-        </w:rPr>
-        <w:t xml:space="preserve">188. [RECIT] ʿÂ'isha, mère des croyants, mariée au Messager d'Allâh ﷺ après la mort de Khadîja, rapporte un trait qui la marquait profondément.
-Le Prophète ﷺ, longtemps après le décès de Khadîja, continuait à parler d'elle constamment. Quand on apportait un mouton sacrifié, il en envoyait un morceau aux amies d</w:t>
-      </w:r>
-    </w:p>
-    <w:p>
-      <w:pPr>
-        <w:spacing w:after="120"/>
-      </w:pPr>
-      <w:r>
-        <w:rPr>
-          <w:sz w:val="22"/>
-          <w:szCs w:val="22"/>
-        </w:rPr>
-        <w:t xml:space="preserve">189. [RECIT] Le hadith est célèbre : un homme désigné par le Prophète ﷺ comme habitant du Paradis. Quand on lui demanda son secret, il dit : « Je pardonne, dans mon cœur, à tous ceux qui m'ont fait du tort pendant la journée, avant de m'endormir. »
-Appliqué au couple, ce hadith prend une portée immense.
-Dans u</w:t>
-      </w:r>
-    </w:p>
-    <w:p>
-      <w:pPr>
-        <w:spacing w:after="120"/>
-      </w:pPr>
-      <w:r>
-        <w:rPr>
-          <w:sz w:val="22"/>
-          <w:szCs w:val="22"/>
-        </w:rPr>
-        <w:t xml:space="preserve">190. [RECIT] Aïcha avait été diagnostiquée d'une sclérose en plaques à trente-quatre ans. Elle était mariée à Mehdi depuis huit ans. Trois enfants.
-La maladie évolua par poussées. Au début, des fatigues. Puis des difficultés à marcher. Puis, vers ses quarante ans, le fauteuil roulant. À quarante-cinq ans, elle </w:t>
-      </w:r>
-    </w:p>
-    <w:p>
-      <w:pPr>
-        <w:spacing w:after="120"/>
-      </w:pPr>
-      <w:r>
-        <w:rPr>
-          <w:sz w:val="22"/>
-          <w:szCs w:val="22"/>
-        </w:rPr>
-        <w:t xml:space="preserve">191. [RECIT] Le Messager d'Allâh ﷺ enseignait à ses Compagnons des principes pour l'éducation des enfants. Il évoquait la responsabilité conjointe des parents — pères et mères ensemble.
-Il dit, dans plusieurs hadiths complémentaires : « Vous êtes tous des bergers, et chacun est responsable de son troupeau. L'ho</w:t>
-      </w:r>
-    </w:p>
-    <w:p>
-      <w:pPr>
-        <w:spacing w:after="120"/>
-      </w:pPr>
-      <w:r>
-        <w:rPr>
-          <w:sz w:val="22"/>
-          <w:szCs w:val="22"/>
-        </w:rPr>
-        <w:t xml:space="preserve">192. [RECIT] Rachid et Salima s'étaient mariés à vingt-cinq ans tous les deux. Trente-deux ans plus tard, ils en étaient à cinquante-sept ans. Quatre enfants, tous adultes, partis. Une maison vide, à eux deux.
-La routine s'était installée. Petits-déjeuners silencieux, chacun sur son téléphone. Soirées devant la</w:t>
-      </w:r>
-    </w:p>
-    <w:p>
-      <w:pPr>
-        <w:spacing w:after="120"/>
-      </w:pPr>
-      <w:r>
-        <w:rPr>
-          <w:sz w:val="22"/>
-          <w:szCs w:val="22"/>
-        </w:rPr>
-        <w:t xml:space="preserve">193. [RECIT] Sofiane et Yasmine avaient eu, pendant les cinq premières années de leur mariage, un système de finances séparées. Chacun son compte. Chacun ses dépenses. Ils partageaient les charges au prorata de leurs salaires. Ça marchait.
-Mais après la naissance de leur premier enfant, le système commença à gr</w:t>
-      </w:r>
-    </w:p>
-    <w:p>
-      <w:pPr>
-        <w:spacing w:after="120"/>
-      </w:pPr>
-      <w:r>
-        <w:rPr>
-          <w:sz w:val="22"/>
-          <w:szCs w:val="22"/>
-        </w:rPr>
-        <w:t xml:space="preserve">194. [RECIT] On raconte qu'un homme alla un jour voir un grand sage de sa ville. Il dit :
-« Maître, je veux divorcer. Mon mariage me déçoit. Quand je me suis marié, j'imaginais une femme exceptionnelle — qui m'inspire, qui m'élève, qui me rende plus grand chaque jour. La femme que j'ai épousée est une femme bie</w:t>
-      </w:r>
-    </w:p>
-    <w:p>
-      <w:pPr>
-        <w:spacing w:after="120"/>
-      </w:pPr>
-      <w:r>
-        <w:rPr>
-          <w:sz w:val="22"/>
-          <w:szCs w:val="22"/>
-        </w:rPr>
-        <w:t xml:space="preserve">195. [RECIT] Le calife ʿUmar ibn al-Khattâb, connu pour sa fermeté et sa droiture, recevait à sa porte les plaintes des gens. Toute personne pouvait venir lui exposer une situation.
-Un jour, un homme vint frapper à sa porte. Il voulait se plaindre de sa femme. Il marchait dans la rue, encore hésitant, devant le</w:t>
-      </w:r>
-    </w:p>
-    <w:p>
-      <w:pPr>
-        <w:spacing w:after="120"/>
-      </w:pPr>
-      <w:r>
-        <w:rPr>
-          <w:sz w:val="22"/>
-          <w:szCs w:val="22"/>
-        </w:rPr>
-        <w:t xml:space="preserve">196. [RECIT] Adam rentrait chez lui ce mardi soir avec une boule au ventre. Il avait passé une journée pourrie au boulot — son chef l'avait humilié devant l'équipe, un dossier important s'était mal passé, et un collègue qu'il appréciait avait démissionné en lui en voulant injustement.
-Il ouvrit la porte de l'ap</w:t>
-      </w:r>
-    </w:p>
-    <w:p>
-      <w:pPr>
-        <w:spacing w:after="120"/>
-      </w:pPr>
-      <w:r>
-        <w:rPr>
-          <w:sz w:val="22"/>
-          <w:szCs w:val="22"/>
-        </w:rPr>
-        <w:t xml:space="preserve">197. [RECIT] Le Messager d'Allâh ﷺ a parlé, dans plusieurs hadiths, des droits intimes dans le mariage. Il l'a fait avec la pudeur qui était la sienne, mais aussi avec la clarté nécessaire pour qu'aucune ambiguïté ne demeure sur l'importance de cette dimension.
-Il a dit, dans un hadith rapporté par Abû Hurayra </w:t>
-      </w:r>
-    </w:p>
-    <w:p>
-      <w:pPr>
-        <w:spacing w:after="120"/>
-      </w:pPr>
-      <w:r>
-        <w:rPr>
-          <w:sz w:val="22"/>
-          <w:szCs w:val="22"/>
-        </w:rPr>
-        <w:t xml:space="preserve">198. [RECIT] Sarah était mariée à Yahya depuis sept ans. Elle avait pris l'habitude, sans le réaliser, de moins soigner son apparence à la maison. Pour sortir avec ses copines, pour aller à la mosquée, pour le travail — elle se maquillait, elle s'habillait. Pour son mari, à la maison, elle restait en pyjama élar</w:t>
-      </w:r>
-    </w:p>
-    <w:p>
-      <w:pPr>
-        <w:spacing w:after="120"/>
-      </w:pPr>
-      <w:r>
-        <w:rPr>
-          <w:sz w:val="22"/>
-          <w:szCs w:val="22"/>
-        </w:rPr>
-        <w:t xml:space="preserve">199. [RECIT] Le Messager d'Allâh ﷺ avait, dans son foyer, une pratique qui peut paraître anodine mais qui révèle beaucoup sur la dimension verbale du couple en islam.
-Il appelait ʿÂ'isha, sa jeune épouse, par un surnom affectueux : « Humayrâ' » — qui signifiait « la petite rougeâtre » ou « la petite rosée », év</w:t>
-      </w:r>
-    </w:p>
-    <w:p>
-      <w:pPr>
-        <w:spacing w:after="120"/>
-      </w:pPr>
-      <w:r>
-        <w:rPr>
-          <w:sz w:val="22"/>
-          <w:szCs w:val="22"/>
-        </w:rPr>
-        <w:t xml:space="preserve">200. [RECIT] Yacoub avait quarante-deux ans. Marié à Asma depuis dix-huit ans. Deux enfants adolescents. Un mariage stable, peut-être un peu fade par moments, mais sans crise majeure.
-Dans son entourage à la mosquée, un frère plus jeune que lui avait pris une deuxième épouse. Ce frère en parlait avec enthousias</w:t>
-      </w:r>
-    </w:p>
-    <w:p>
-      <w:pPr>
-        <w:spacing w:after="120"/>
-      </w:pPr>
-      <w:r>
-        <w:rPr>
-          <w:sz w:val="22"/>
-          <w:szCs w:val="22"/>
-        </w:rPr>
-        <w:t xml:space="preserve">201. [RECIT] L'imam Mâlik ibn Anas, fondateur de l'école malikite et savant majeur de Médine, avait épousé une femme nommée fadhîla, connue elle-même dans son entourage pour sa connaissance des hadiths et sa profondeur dans la religion.
-Il n'était pas rare, dans les premières générations de l'islam, que les épo</w:t>
-      </w:r>
-    </w:p>
-    <w:p>
-      <w:pPr>
-        <w:spacing w:after="120"/>
-      </w:pPr>
-      <w:r>
-        <w:rPr>
-          <w:sz w:val="22"/>
-          <w:szCs w:val="22"/>
-        </w:rPr>
-        <w:t xml:space="preserve">202. [RECIT] On raconte qu'un sage demandait, parfois, aux vieux couples qu'il rencontrait, ce qu'ils avaient appris en cinquante ou soixante ans de mariage. Il prenait des notes.
-À la fin de sa vie, il avait rassemblé ces leçons. Il les transmit à un jeune homme qui s'apprêtait à se marier.
-Il dit :
-« Mon fi</w:t>
-      </w:r>
-    </w:p>
-    <w:p>
-      <w:pPr>
-        <w:spacing w:after="120"/>
-      </w:pPr>
-      <w:r>
-        <w:rPr>
-          <w:sz w:val="22"/>
-          <w:szCs w:val="22"/>
-        </w:rPr>
-        <w:t xml:space="preserve">203. [RECIT] Lina avait trente et un ans. Elle avait épousé Karim quatre ans plus tôt. Mariage joyeux, deux ans très complices. Puis l'arrivée de leur premier enfant, Sohane, deux ans plus tôt. Et tout avait changé.
-Lina, depuis la naissance, n'était plus celle d'avant. Fatiguée chroniquement. Émotive. Hypersen</w:t>
-      </w:r>
-    </w:p>
-    <w:p>
-      <w:pPr>
-        <w:spacing w:after="120"/>
-      </w:pPr>
-      <w:r>
-        <w:rPr>
-          <w:sz w:val="22"/>
-          <w:szCs w:val="22"/>
-        </w:rPr>
-        <w:t xml:space="preserve">204. [RECIT] Hicham avait soixante-deux ans. Veuf depuis quatre ans. Sa femme Lamia, qu'il avait épousée à vingt-six ans, était morte d'un cancer du sein à cinquante-huit ans.
-Leurs enfants — trois, tous adultes — lui suggéraient régulièrement de se remarier. « Papa, tu es encore jeune. Tu vis seul. Tu mérites </w:t>
-      </w:r>
-    </w:p>
-    <w:p>
-      <w:pPr>
-        <w:spacing w:after="120"/>
-      </w:pPr>
-      <w:r>
-        <w:rPr>
-          <w:sz w:val="22"/>
-          <w:szCs w:val="22"/>
-        </w:rPr>
-        <w:t xml:space="preserve">205. [RECIT] On raconte qu'un vieil homme, sur son lit de mort, fit appeler son fils unique. Le fils avait vingt-cinq ans. Il s'apprêtait à se marier dans trois mois.
-Le père dit : « Mon fils, je vais bientôt partir. Je voulais te transmettre, avant de m'en aller, ce que j'ai appris en quarante ans de mariage a</w:t>
-      </w:r>
-    </w:p>
-    <w:p>
-      <w:pPr>
-        <w:spacing w:after="120"/>
-      </w:pPr>
-      <w:r>
-        <w:rPr>
-          <w:sz w:val="22"/>
-          <w:szCs w:val="22"/>
-        </w:rPr>
-        <w:t xml:space="preserve">206. [RECIT] Le Messager d'Allâh ﷺ s'adressait à ses Compagnons. Il leur parlait souvent des droits qu'Allâh avait posés sur eux — envers Lui, envers leur famille, envers leur communauté. Mais ce jour-là, il parla d'un droit que beaucoup auraient sous-estimé : celui du voisin.
-Il dit, dans une parole d'une puis</w:t>
-      </w:r>
-    </w:p>
-    <w:p>
-      <w:pPr>
-        <w:spacing w:after="120"/>
-      </w:pPr>
-      <w:r>
-        <w:rPr>
-          <w:sz w:val="22"/>
-          <w:szCs w:val="22"/>
-        </w:rPr>
-        <w:t xml:space="preserve">207. [RECIT] Abû Hurayra rapporte une parole du Messager d'Allâh ﷺ qui a frappé toutes les générations de musulmans depuis. Le Prophète ﷺ a dit, avec une fermeté inhabituelle :
-« Par Allâh, il n'est pas croyant ! Par Allâh, il n'est pas croyant ! Par Allâh, il n'est pas croyant ! »
-Une triple négation. Trois s</w:t>
-      </w:r>
-    </w:p>
-    <w:p>
-      <w:pPr>
-        <w:spacing w:after="120"/>
-      </w:pPr>
-      <w:r>
-        <w:rPr>
-          <w:sz w:val="22"/>
-          <w:szCs w:val="22"/>
-        </w:rPr>
-        <w:t xml:space="preserve">208. [RECIT] Lamia vivait dans un appartement de Saint-Étienne avec son mari Karim et leurs deux jeunes enfants. Au-dessus d'eux habitait un voisin, Monsieur Dubois, célibataire, retraité. Il marchait beaucoup. Il déplaçait des meubles à des heures bizarres. Il regardait la télé fort le soir. Il jouait de la mus</w:t>
-      </w:r>
-    </w:p>
-    <w:p>
-      <w:pPr>
-        <w:spacing w:after="120"/>
-      </w:pPr>
-      <w:r>
-        <w:rPr>
-          <w:sz w:val="22"/>
-          <w:szCs w:val="22"/>
-        </w:rPr>
-        <w:t xml:space="preserve">209. [RECIT] Allâh, dans le Coran, a placé un verset qui structure tout le rapport du musulman à son entourage. Dans la sourate an-Nisâ', verset 36, Il énumère les catégories de personnes envers qui il faut faire le bien :
-« Adorez Allâh et ne Lui associez rien. Et faites le bien envers les deux parents, les pr</w:t>
-      </w:r>
-    </w:p>
-    <w:p>
-      <w:pPr>
-        <w:spacing w:after="120"/>
-      </w:pPr>
-      <w:r>
-        <w:rPr>
-          <w:sz w:val="22"/>
-          <w:szCs w:val="22"/>
-        </w:rPr>
-        <w:t xml:space="preserve">210. [RECIT] L'imam Abû Hanîfa, fondateur de l'école hanafite et grand savant de Kufa, vivait dans une rue où il y avait, parmi ses voisins, un homme connu pour boire de l'alcool — interdit en islam. L'homme, chaque soir, rentrait ivre. Il chantait fort. Il faisait du bruit. Il dormait jusqu'au midi le lendemain</w:t>
-      </w:r>
-    </w:p>
-    <w:p>
-      <w:pPr>
-        <w:spacing w:after="120"/>
-      </w:pPr>
-      <w:r>
-        <w:rPr>
-          <w:sz w:val="22"/>
-          <w:szCs w:val="22"/>
-        </w:rPr>
-        <w:t xml:space="preserve">211. [RECIT] Le Messager d'Allâh ﷺ enseignait à ses Compagnons les principes de la vie en communauté. Un jour, il s'adressa à Abû Dharr al-Ghifârî — un Compagnon connu pour sa pauvreté et sa simplicité de vie — et lui dit cette parole qui allait être citée pendant quatorze siècles :
-« Ô Abû Dharr, lorsque tu pr</w:t>
-      </w:r>
-    </w:p>
-    <w:p>
-      <w:pPr>
-        <w:spacing w:after="120"/>
-      </w:pPr>
-      <w:r>
-        <w:rPr>
-          <w:sz w:val="22"/>
-          <w:szCs w:val="22"/>
-        </w:rPr>
-        <w:t xml:space="preserve">212. [RECIT] Abdelaziz vivait au troisième étage d'un immeuble parisien. Sur son palier, un voisin — Monsieur Bernard, soixante-dix-huit ans, veuf — vivait seul depuis sept ans. Abdelaziz le croisait parfois dans l'ascenseur. Ils se disaient bonjour. Pas plus.
-Un lundi, en sortant pour aller au travail, Abdelaz</w:t>
-      </w:r>
-    </w:p>
-    <w:p>
-      <w:pPr>
-        <w:spacing w:after="120"/>
-      </w:pPr>
-      <w:r>
-        <w:rPr>
-          <w:sz w:val="22"/>
-          <w:szCs w:val="22"/>
-        </w:rPr>
-        <w:t xml:space="preserve">213. [RECIT] Un homme vint un jour trouver le Messager d'Allâh ﷺ. Il s'assit devant lui. Il avait une question pratique à poser, mais il commença par une description.
-Il dit : « Ô Messager d'Allâh, il y a dans mon quartier une femme connue pour sa piété. Elle prie beaucoup. Elle jeûne souvent les lundis et jeud</w:t>
-      </w:r>
-    </w:p>
-    <w:p>
-      <w:pPr>
-        <w:spacing w:after="120"/>
-      </w:pPr>
-      <w:r>
-        <w:rPr>
-          <w:sz w:val="22"/>
-          <w:szCs w:val="22"/>
-        </w:rPr>
-        <w:t xml:space="preserve">214. [RECIT] Souad vivait dans un immeuble à Lyon. Six étages, deux appartements par palier. Sur son palier, une voisine — Madame Costa, septante ans, portugaise, catholique, veuve.
-À chaque Ramadan, Souad cuisinait beaucoup. Ses parents venaient pour l'iftar le week-end. Elle faisait des plats traditionnels — </w:t>
-      </w:r>
-    </w:p>
-    <w:p>
-      <w:pPr>
-        <w:spacing w:after="120"/>
-      </w:pPr>
-      <w:r>
-        <w:rPr>
-          <w:sz w:val="22"/>
-          <w:szCs w:val="22"/>
-        </w:rPr>
-        <w:t xml:space="preserve">215. [RECIT] On raconte qu'un homme vint trouver un sage de sa ville. Il dit :
-« Maître, j'ai un voisin difficile. Il fait constamment du bruit. Il laisse traîner ses ordures devant ma porte. Il ne salue pas. Il a même, une fois, parlé en mal de moi devant des passants. Je veux me venger. Conseille-moi. »
-Le s</w:t>
-      </w:r>
-    </w:p>
-    <w:p>
-      <w:pPr>
-        <w:spacing w:after="120"/>
-      </w:pPr>
-      <w:r>
-        <w:rPr>
-          <w:sz w:val="22"/>
-          <w:szCs w:val="22"/>
-        </w:rPr>
-        <w:t xml:space="preserve">216. [RECIT] Le Messager d'Allâh ﷺ enseignait à ses Compagnons les droits réciproques. Il aborda un jour un cas pratique précis : si un voisin demande la permission d'utiliser une partie de ton mur — par exemple pour y planter une branche, y appuyer une poutre, y faire passer une canalisation — quelle est l'atti</w:t>
-      </w:r>
-    </w:p>
-    <w:p>
-      <w:pPr>
-        <w:spacing w:after="120"/>
-      </w:pPr>
-      <w:r>
-        <w:rPr>
-          <w:sz w:val="22"/>
-          <w:szCs w:val="22"/>
-        </w:rPr>
-        <w:t xml:space="preserve">217. [RECIT] Tarik vivait dans un immeuble. Son voisin de palier, Julien, organisa un samedi soir une fête pour son anniversaire — trentaine d'invités, musique forte, alcool. Tarik ne fut pas invité — Julien savait qu'il était musulman pratiquant et présuma qu'il ne viendrait pas.
-La fête démarra vers 21h. La m</w:t>
-      </w:r>
-    </w:p>
-    <w:p>
-      <w:pPr>
-        <w:spacing w:after="120"/>
-      </w:pPr>
-      <w:r>
-        <w:rPr>
-          <w:sz w:val="22"/>
-          <w:szCs w:val="22"/>
-        </w:rPr>
-        <w:t xml:space="preserve">218. [RECIT] Hasan al-Basri, grand savant et homme de spiritualité de la deuxième génération de l'islam, vivait à Bassora. Sa maison était modeste. Sur le toit de son voisin — un chrétien — il y avait un dispositif qui drainait les eaux usées de la maison de ce voisin... directement sur le toit de Hasan al-Basri</w:t>
-      </w:r>
-    </w:p>
-    <w:p>
-      <w:pPr>
-        <w:spacing w:after="120"/>
-      </w:pPr>
-      <w:r>
-        <w:rPr>
-          <w:sz w:val="22"/>
-          <w:szCs w:val="22"/>
-        </w:rPr>
-        <w:t xml:space="preserve">219. [RECIT] Mehdi vivait au quatrième étage, avec sa femme et deux jeunes enfants. Au troisième, juste en dessous, vivait M. Lefèvre, un retraité de soixante-douze ans, célibataire, sans enfants — et particulièrement intolérant au bruit.
-M. Lefèvre se plaignait constamment. Pour des enfants qui couraient cinq </w:t>
-      </w:r>
-    </w:p>
-    <w:p>
-      <w:pPr>
-        <w:spacing w:after="120"/>
-      </w:pPr>
-      <w:r>
-        <w:rPr>
-          <w:sz w:val="22"/>
-          <w:szCs w:val="22"/>
-        </w:rPr>
-        <w:t xml:space="preserve">220. [RECIT] Le Messager d'Allâh ﷺ a précisé, dans plusieurs hadiths complémentaires, l'étendue géographique du voisinage en islam.
-Les Compagnons, voulant savoir jusqu'où s'étendait le devoir envers le "voisin", avaient demandé : « Ô Messager d'Allâh, qui est notre voisin ? Seulement celui qui partage un mur ?</w:t>
-      </w:r>
-    </w:p>
-    <w:p>
-      <w:pPr>
-        <w:spacing w:after="120"/>
-      </w:pPr>
-      <w:r>
-        <w:rPr>
-          <w:sz w:val="22"/>
-          <w:szCs w:val="22"/>
-        </w:rPr>
-        <w:t xml:space="preserve">221. [RECIT] On raconte qu'un riche commerçant vivait dans une grande maison d'une ville musulmane. Sa maison était entourée de hauts murs. Devant sa porte, il y avait, jour après jour, un mendiant qui s'asseyait — un vieil homme, vêtu de haillons, silencieux, qui ne demandait rien mais attendait.
-Le riche, en </w:t>
-      </w:r>
-    </w:p>
-    <w:p>
-      <w:pPr>
-        <w:spacing w:after="120"/>
-      </w:pPr>
-      <w:r>
-        <w:rPr>
-          <w:sz w:val="22"/>
-          <w:szCs w:val="22"/>
-        </w:rPr>
-        <w:t xml:space="preserve">222. [RECIT] Le Messager d'Allâh ﷺ avait un sens aigu du tact et de la délicatesse dans les relations humaines. Il enseignait à ses Compagnons que le voisinage ne se mesurait pas seulement aux gestes, mais aussi — et peut-être surtout — aux paroles.
-Il a dit, dans un hadith rapporté : « Le meilleur ami auprès d</w:t>
-      </w:r>
-    </w:p>
-    <w:p>
-      <w:pPr>
-        <w:spacing w:after="120"/>
-      </w:pPr>
-      <w:r>
-        <w:rPr>
-          <w:sz w:val="22"/>
-          <w:szCs w:val="22"/>
-        </w:rPr>
-        <w:t xml:space="preserve">223. [RECIT] Asma vivait dans un immeuble de Marseille. Voisine d'à côté : une jeune femme, Élodie, mère célibataire d'un bébé de huit mois. Le bébé pleurait beaucoup. Pas un peu — beaucoup. La nuit. Le jour. Souvent.
-Asma savait, par les conversations dans l'ascenseur, qu'Élodie était isolée. Pas de famille à </w:t>
-      </w:r>
-    </w:p>
-    <w:p>
-      <w:pPr>
-        <w:spacing w:after="120"/>
-      </w:pPr>
-      <w:r>
-        <w:rPr>
-          <w:sz w:val="22"/>
-          <w:szCs w:val="22"/>
-        </w:rPr>
-        <w:t xml:space="preserve">224. [RECIT] Yasmine vivait au cinquième étage d'un immeuble parisien. Au quatrième, juste en dessous, vivait Monsieur Roussel, soixante-quatre ans, ancien professeur de mathématiques, célibataire endurci. Vingt-deux ans qu'il habitait là. Vingt-deux ans que Yasmine et lui se croisaient dans l'escalier.
-Ils s'é</w:t>
-      </w:r>
-    </w:p>
-    <w:p>
-      <w:pPr>
-        <w:spacing w:after="120"/>
-      </w:pPr>
-      <w:r>
-        <w:rPr>
-          <w:sz w:val="22"/>
-          <w:szCs w:val="22"/>
-        </w:rPr>
-        <w:t xml:space="preserve">225. [RECIT] Le Messager d'Allâh ﷺ enseignait à ses Compagnons un principe pratique du voisinage. Il disait — selon une parole rapportée — :
-« Que celui d'entre vous qui croit en Allâh et au Jour Dernier ne laisse pas son voisin entendre le crépitement de sa marmite ni sentir l'odeur de sa cuisine — sauf à lui </w:t>
-      </w:r>
-    </w:p>
-    <w:p>
-      <w:pPr>
-        <w:spacing w:after="120"/>
-      </w:pPr>
-      <w:r>
-        <w:rPr>
-          <w:sz w:val="22"/>
-          <w:szCs w:val="22"/>
-        </w:rPr>
-        <w:t xml:space="preserve">226. [RECIT] Karim avait un voisin sympa, Walid. Ils s'entendaient bien. Salaient à toutes les fêtes. Échangeaient des plats. Bonne ambiance.
-Mais Walid avait un défaut. Il empruntait. Beaucoup. Et il ne rendait pas souvent.
-Une perceuse — disparue depuis deux ans.
-Une chaise pliante — utilisée pour un déménag</w:t>
-      </w:r>
-    </w:p>
-    <w:p>
-      <w:pPr>
-        <w:spacing w:after="120"/>
-      </w:pPr>
-      <w:r>
-        <w:rPr>
-          <w:sz w:val="22"/>
-          <w:szCs w:val="22"/>
-        </w:rPr>
-        <w:t xml:space="preserve">227. [RECIT] Bilal avait trente-quatre ans. Père de famille. Il habitait un immeuble de banlieue où vivait, au troisième étage, un jeune voisin, Yacine, vingt-deux ans, étudiant en informatique. Bilal connaissait Yacine depuis l'enfance — il avait vu grandir le gamin.
-Depuis six mois, Yacine avait changé. Il av</w:t>
-      </w:r>
-    </w:p>
-    <w:p>
-      <w:pPr>
-        <w:spacing w:after="120"/>
-      </w:pPr>
-      <w:r>
-        <w:rPr>
-          <w:sz w:val="22"/>
-          <w:szCs w:val="22"/>
-        </w:rPr>
-        <w:t xml:space="preserve">228. [RECIT] ʿUmar ibn al-Khattâb, deuxième calife de l'islam, avait pour habitude de parcourir Médine la nuit, anonymement, vêtu d'un manteau simple, pour observer l'état réel de ses sujets. Aucun garde, aucun retentissement — il marchait seul.
-Une nuit, alors qu'il passait dans un quartier modeste, il entendi</w:t>
-      </w:r>
-    </w:p>
-    <w:p>
-      <w:pPr>
-        <w:spacing w:after="120"/>
-      </w:pPr>
-      <w:r>
-        <w:rPr>
-          <w:sz w:val="22"/>
-          <w:szCs w:val="22"/>
-        </w:rPr>
-        <w:t xml:space="preserve">229. [RECIT] Imane et son mari Karim vivaient dans leur immeuble depuis huit ans. Sur leur palier, l'appartement d'en face fut vendu en mars. Au début du mois d'avril, des cartons commencèrent à monter. Un nouveau couple emménageait.
-Imane et Karim ne firent rien. Ils croisèrent les nouveaux voisins une fois ou</w:t>
-      </w:r>
-    </w:p>
-    <w:p>
-      <w:pPr>
-        <w:spacing w:after="120"/>
-      </w:pPr>
-      <w:r>
-        <w:rPr>
-          <w:sz w:val="22"/>
-          <w:szCs w:val="22"/>
-        </w:rPr>
-        <w:t xml:space="preserve">230. [RECIT] Le Messager d'Allâh ﷺ dit un jour à ses Compagnons une parole qui résume, en quelques traits, ce que devait être un voisin parfait :
-« Le meilleur voisin auprès d'Allâh est celui qui réunit trois qualités : il ne nuit pas à son voisin par sa langue, il ne nuit pas à son voisin par sa main, et il pa</w:t>
-      </w:r>
-    </w:p>
-    <w:p>
-      <w:pPr>
-        <w:spacing w:after="120"/>
-      </w:pPr>
-      <w:r>
-        <w:rPr>
-          <w:sz w:val="22"/>
-          <w:szCs w:val="22"/>
-        </w:rPr>
-        <w:t xml:space="preserve">231. [RECIT] Hicham et Sarah avaient acheté une petite maison dans une ville moyenne de l'Eure. Le jardin était partagé avec leur voisine de droite — une femme âgée, Madame Lefèvre, qui y avait planté, depuis quarante ans, des rosiers, des hortensias, et qui y tenait beaucoup.
-Quand Hicham et Sarah emménagèrent</w:t>
-      </w:r>
-    </w:p>
-    <w:p>
-      <w:pPr>
-        <w:spacing w:after="120"/>
-      </w:pPr>
-      <w:r>
-        <w:rPr>
-          <w:sz w:val="22"/>
-          <w:szCs w:val="22"/>
-        </w:rPr>
-        <w:t xml:space="preserve">232. [RECIT] Yacine vivait dans une maison de banlieue. Voisin à gauche : Monsieur Grégoire, soixante-huit ans, retraité, célibataire endurci. Le genre d'homme qui passe sa journée à observer ce qui se passe dans la rue depuis sa fenêtre.
-M. Grégoire savait TOUT. À quelle heure Yacine partait travailler. Quand </w:t>
-      </w:r>
-    </w:p>
-    <w:p>
-      <w:pPr>
-        <w:spacing w:after="120"/>
-      </w:pPr>
-      <w:r>
-        <w:rPr>
-          <w:sz w:val="22"/>
-          <w:szCs w:val="22"/>
-        </w:rPr>
-        <w:t xml:space="preserve">233. [RECIT] Le Messager d'Allâh ﷺ a posé, dans plusieurs hadiths, une discipline essentielle du voisinage en islam : la protection rigoureuse de l'intimité du voisin.
-Il a dit, dans une parole rapportée : « Le voisinage en islam interdit d'épier son voisin. Celui qui regarde dans la maison de son voisin sans p</w:t>
-      </w:r>
-    </w:p>
-    <w:p>
-      <w:pPr>
-        <w:spacing w:after="120"/>
-      </w:pPr>
-      <w:r>
-        <w:rPr>
-          <w:sz w:val="22"/>
-          <w:szCs w:val="22"/>
-        </w:rPr>
-        <w:t xml:space="preserve">234. [RECIT] Amine vivait dans un immeuble depuis quatre ans. Au sixième étage, vivait Karim — un frère musulman qu'il avait connu à la mosquée. Une amitié naturelle s'était nouée : ils faisaient parfois le Maghrib ensemble en rentrant du travail, leurs enfants jouaient ensemble dans la cour.
-Un dimanche, Karim</w:t>
-      </w:r>
-    </w:p>
-    <w:p>
-      <w:pPr>
-        <w:spacing w:after="120"/>
-      </w:pPr>
-      <w:r>
-        <w:rPr>
-          <w:sz w:val="22"/>
-          <w:szCs w:val="22"/>
-        </w:rPr>
-        <w:t xml:space="preserve">235. [RECIT] Le Messager d'Allâh ﷺ enseignait à ses Compagnons une discipline du voisinage qui dépassait la simple courtoisie individuelle. Il leur parlait d'une RESPONSABILITÉ collective.
-Il a dit, en substance, dans plusieurs traditions complémentaires : « Le voisin a le droit d'être visité quand il est malad</w:t>
-      </w:r>
-    </w:p>
-    <w:p>
-      <w:pPr>
-        <w:spacing w:after="120"/>
-      </w:pPr>
-      <w:r>
-        <w:rPr>
-          <w:sz w:val="22"/>
-          <w:szCs w:val="22"/>
-        </w:rPr>
-        <w:t xml:space="preserve">236. [RECIT] Mounir et Lamia, jeune couple musulman, habitaient un nouvel appartement à Lille. Leur voisine de palier, Madame Bernard, soixante-quinze ans, vivait seule avec un petit chien — un yorkshire qu'elle adorait.
-Mounir avait, depuis l'enfance, une certaine aversion pour les chiens — pas par phobie irra</w:t>
-      </w:r>
-    </w:p>
-    <w:p>
-      <w:pPr>
-        <w:spacing w:after="120"/>
-      </w:pPr>
-      <w:r>
-        <w:rPr>
-          <w:sz w:val="22"/>
-          <w:szCs w:val="22"/>
-        </w:rPr>
-        <w:t xml:space="preserve">237. [RECIT] Karim vivait dans un immeuble à Toulouse. Sur son palier, un autre frère musulman, Tarek — un homme de quarante ans, marié, deux enfants. Karim et Tarek se connaissaient depuis trois ans. Ils se croisaient à la mosquée pour le Jumuʿa chaque vendredi. Ils faisaient parfois le Maghrib ensemble.
-Depui</w:t>
-      </w:r>
-    </w:p>
-    <w:p>
-      <w:pPr>
-        <w:spacing w:after="120"/>
-      </w:pPr>
-      <w:r>
-        <w:rPr>
-          <w:sz w:val="22"/>
-          <w:szCs w:val="22"/>
-        </w:rPr>
-        <w:t xml:space="preserve">238. [RECIT] Sofia vivait dans son immeuble depuis huit ans. Au troisième étage, en face de chez elle, vivait Madame Lemoine — quatre-vingt-deux ans, veuve depuis quinze ans, deux enfants en province qui venaient rarement.
-Sofia avait toujours été bonne avec Mme Lemoine. Elle l'aidait à porter ses courses dans </w:t>
-      </w:r>
-    </w:p>
-    <w:p>
-      <w:pPr>
-        <w:spacing w:after="120"/>
-      </w:pPr>
-      <w:r>
-        <w:rPr>
-          <w:sz w:val="22"/>
-          <w:szCs w:val="22"/>
-        </w:rPr>
-        <w:t xml:space="preserve">239. [RECIT] Le Messager d'Allâh ﷺ a dit, dans une parole rapportée par Anas ibn Mâlik :
-« Les croyants entre eux sont comme un seul corps : si un membre se plaint, le reste du corps réagit en répondant par l'insomnie et la fièvre. »
-La parole vaut pour la communauté musulmane dans son ensemble. Mais elle vaut</w:t>
-      </w:r>
-    </w:p>
-    <w:p>
-      <w:pPr>
-        <w:spacing w:after="120"/>
-      </w:pPr>
-      <w:r>
-        <w:rPr>
-          <w:sz w:val="22"/>
-          <w:szCs w:val="22"/>
-        </w:rPr>
-        <w:t xml:space="preserve">240. [RECIT] On raconte qu'un vieil homme, sur son lit de mort, fit appeler son fils. Le fils avait quarante ans. Il vivait dans le même immeuble que son père depuis dix ans — au septième étage, le père au cinquième.
-Le père dit : « Mon fils, avant de partir, je voulais te transmettre quelque chose. Pas mes bie</w:t>
-      </w:r>
-    </w:p>
-    <w:p>
-      <w:pPr>
-        <w:spacing w:after="120"/>
-      </w:pPr>
-      <w:r>
-        <w:rPr>
-          <w:sz w:val="22"/>
-          <w:szCs w:val="22"/>
-        </w:rPr>
-        <w:t xml:space="preserve">241. [RECIT] Le Messager d'Allâh ﷺ s'adressait à ses Compagnons sur le statut des différents métiers. Il évoqua un cas qui allait, pendant quatorze siècles, marquer la conscience professionnelle des musulmans.
-Il dit : « Le commerçant véridique et digne de confiance sera, au Jour du Jugement, avec les prophètes</w:t>
-      </w:r>
-    </w:p>
-    <w:p>
-      <w:pPr>
-        <w:spacing w:after="120"/>
-      </w:pPr>
-      <w:r>
-        <w:rPr>
-          <w:sz w:val="22"/>
-          <w:szCs w:val="22"/>
-        </w:rPr>
-        <w:t xml:space="preserve">242. [RECIT] Adam venait d'être embauché dans une grande boîte de conseil parisienne. Open space, équipe internationale, ambiance jeune et dynamique. Premier vrai job après ses études.
-Dès la première semaine, il fit face à la question pratique : comment faire la salât du Dhuhr quand l'horaire tombe en plein mi</w:t>
-      </w:r>
-    </w:p>
-    <w:p>
-      <w:pPr>
-        <w:spacing w:after="120"/>
-      </w:pPr>
-      <w:r>
-        <w:rPr>
-          <w:sz w:val="22"/>
-          <w:szCs w:val="22"/>
-        </w:rPr>
-        <w:t xml:space="preserve">243. [RECIT] Yasmina travaillait dans une agence de communication à Lyon. Tous les trois mois, l'équipe — huit personnes — sortait déjeuner ensemble dans un restaurant. C'était un rituel important pour la cohésion.
-Le problème : le restaurant choisi était souvent un bistrot français classique, avec menu carte, </w:t>
-      </w:r>
-    </w:p>
-    <w:p>
-      <w:pPr>
-        <w:spacing w:after="120"/>
-      </w:pPr>
-      <w:r>
-        <w:rPr>
-          <w:sz w:val="22"/>
-          <w:szCs w:val="22"/>
-        </w:rPr>
-        <w:t xml:space="preserve">244. [RECIT] ʿUmar ibn al-Khattâb, deuxième calife de l'islam, dirigeait un empire en pleine expansion. Des centaines de fonctionnaires travaillaient pour l'État musulman — gouverneurs de provinces, percepteurs, juges, scribes, soldats.
-Il avait pour eux une rigueur dont l'histoire a gardé la trace.
-Une nuit, </w:t>
-      </w:r>
-    </w:p>
-    <w:p>
-      <w:pPr>
-        <w:spacing w:after="120"/>
-      </w:pPr>
-      <w:r>
-        <w:rPr>
-          <w:sz w:val="22"/>
-          <w:szCs w:val="22"/>
-        </w:rPr>
-        <w:t xml:space="preserve">245. [RECIT] Le Messager d'Allâh ﷺ a dit, dans une parole rapportée par ʿAbdullâh ibn ʿUmar :
-« Donnez au salarié son salaire avant que sa sueur ne sèche. »
-La parole est imagée et précise.
-La sueur de l'effort. Quand un homme travaille — qu'il porte une charge, qu'il laboure, qu'il moud le grain, qu'il fasse</w:t>
-      </w:r>
-    </w:p>
-    <w:p>
-      <w:pPr>
-        <w:spacing w:after="120"/>
-      </w:pPr>
-      <w:r>
-        <w:rPr>
-          <w:sz w:val="22"/>
-          <w:szCs w:val="22"/>
-        </w:rPr>
-        <w:t xml:space="preserve">246. [RECIT] Houda travaillait dans une grande administration. Open space, équipe de quinze, ambiance moyenne. Beaucoup de bavardages, beaucoup de rumeurs.
-Un jour, à la cafétéria, deux collègues — Marie et Élise — parlaient d'une troisième, Caroline, qui n'était pas là ce jour-là. Elles disaient des choses dés</w:t>
-      </w:r>
-    </w:p>
-    <w:p>
-      <w:pPr>
-        <w:spacing w:after="120"/>
-      </w:pPr>
-      <w:r>
-        <w:rPr>
-          <w:sz w:val="22"/>
-          <w:szCs w:val="22"/>
-        </w:rPr>
-        <w:t xml:space="preserve">247. [RECIT] Le Messager d'Allâh ﷺ raconta à ses Compagnons l'histoire de trois hommes des temps anciens. Ils voyageaient ensemble. Une pluie les surprit. Ils se réfugièrent dans une grotte. Pendant qu'ils étaient à l'intérieur, un énorme rocher dévala la montagne et bloqua entièrement la sortie. Ils étaient pri</w:t>
-      </w:r>
-    </w:p>
-    <w:p>
-      <w:pPr>
-        <w:spacing w:after="120"/>
-      </w:pPr>
-      <w:r>
-        <w:rPr>
-          <w:sz w:val="22"/>
-          <w:szCs w:val="22"/>
-        </w:rPr>
-        <w:t xml:space="preserve">248. [RECIT] Karim travaillait depuis deux ans dans une entreprise de finance à La Défense. Son chef direct, Pierre, était un homme charismatique mais autoritaire. Il humiliait régulièrement ses subordonnés en réunion. Il les contredisait sèchement devant les clients. Il faisait des plaisanteries cassantes. Pas </w:t>
-      </w:r>
-    </w:p>
-    <w:p>
-      <w:pPr>
-        <w:spacing w:after="120"/>
-      </w:pPr>
-      <w:r>
-        <w:rPr>
-          <w:sz w:val="22"/>
-          <w:szCs w:val="22"/>
-        </w:rPr>
-        <w:t xml:space="preserve">249. [RECIT] On raconte qu'un musulman travaillait, à l'époque moderne d'une grande ville, dans une banque importante. Il était chargé du traitement de comptes clients fortunés. Il voyait, chaque jour, des dizaines de millions de devises transiter sur les écrans devant lui.
-Un soir, à un dîner de famille, son c</w:t>
-      </w:r>
-    </w:p>
-    <w:p>
-      <w:pPr>
-        <w:spacing w:after="120"/>
-      </w:pPr>
-      <w:r>
-        <w:rPr>
-          <w:sz w:val="22"/>
-          <w:szCs w:val="22"/>
-        </w:rPr>
-        <w:t xml:space="preserve">250. [RECIT] Le Messager d'Allâh ﷺ a parlé à ses Compagnons, dans plusieurs hadiths complémentaires, de la situation du musulman placé sous une autorité injuste qu'il ne peut pas immédiatement changer.
-Il a dit : « Quand vous êtes sous une autorité qui vous opprime et que vous n'avez pas le pouvoir de changer l</w:t>
-      </w:r>
-    </w:p>
-    <w:p>
-      <w:pPr>
-        <w:spacing w:after="120"/>
-      </w:pPr>
-      <w:r>
-        <w:rPr>
-          <w:sz w:val="22"/>
-          <w:szCs w:val="22"/>
-        </w:rPr>
-        <w:t xml:space="preserve">251. [RECIT] Lila, ingénieure dans une grosse boîte tech à Toulouse, avait passé six mois sur un projet complexe. Innovation technique, dépôt de brevet en jeu. Elle y avait mis son cœur — soirées, week-ends, sacrifices familiaux.
-Le jour de la présentation finale à la direction, son manager — Olivier — la prit </w:t>
-      </w:r>
-    </w:p>
-    <w:p>
-      <w:pPr>
-        <w:spacing w:after="120"/>
-      </w:pPr>
-      <w:r>
-        <w:rPr>
-          <w:sz w:val="22"/>
-          <w:szCs w:val="22"/>
-        </w:rPr>
-        <w:t xml:space="preserve">252. [RECIT] Yasmine travaillait dans une équipe de douze personnes. Sa collègue de bureau, Hélène, soixante-deux ans, était catholique pratiquante. Elle portait une petite croix sous son col. Elle parlait parfois de sa paroisse, de ses pèlerinages à Lourdes.
-Yasmine, voilée, pratiquante musulmane. Hélène et el</w:t>
-      </w:r>
-    </w:p>
-    <w:p>
-      <w:pPr>
-        <w:spacing w:after="120"/>
-      </w:pPr>
-      <w:r>
-        <w:rPr>
-          <w:sz w:val="22"/>
-          <w:szCs w:val="22"/>
-        </w:rPr>
-        <w:t xml:space="preserve">253. [RECIT] Le Messager d'Allâh ﷺ a dit, dans une parole rapportée par ʿÂ'isha :
-« Allâh aime que lorsque l'un de vous fait un travail, il le fasse avec ihsân — avec excellence, avec maîtrise, avec perfection autant qu'il en est capable. »
-La parole pose un standard.
-Le travail du musulman n'est pas "un boul</w:t>
-      </w:r>
-    </w:p>
-    <w:p>
-      <w:pPr>
-        <w:spacing w:after="120"/>
-      </w:pPr>
-      <w:r>
-        <w:rPr>
-          <w:sz w:val="22"/>
-          <w:szCs w:val="22"/>
-        </w:rPr>
-        <w:t xml:space="preserve">254. [RECIT] Tarik travaillait dans une grande entreprise depuis sept ans. Bons résultats, bons retours, ancienneté. Il avait postulé pour un poste de manager qui s'ouvrait dans son équipe. Il était, sur le papier, le mieux placé.
-Le poste fut attribué à un collègue plus junior — Vincent, trois ans d'ancienneté</w:t>
-      </w:r>
-    </w:p>
-    <w:p>
-      <w:pPr>
-        <w:spacing w:after="120"/>
-      </w:pPr>
-      <w:r>
-        <w:rPr>
-          <w:sz w:val="22"/>
-          <w:szCs w:val="22"/>
-        </w:rPr>
-        <w:t xml:space="preserve">255. [RECIT] Le Messager d'Allâh ﷺ a posé, dans une parole qui structure toute la conception islamique de l'autorité, le principe suivant :
-« Vous êtes tous des bergers. Et chacun de vous est responsable de son troupeau. L'imâm (le dirigeant) est un berger, et il est responsable de son troupeau. L'homme est ber</w:t>
-      </w:r>
-    </w:p>
-    <w:p>
-      <w:pPr>
-        <w:spacing w:after="120"/>
-      </w:pPr>
-      <w:r>
-        <w:rPr>
-          <w:sz w:val="22"/>
-          <w:szCs w:val="22"/>
-        </w:rPr>
-        <w:t xml:space="preserve">256. [RECIT] Yacine était commercial dans une boîte de logiciels. Bon vendeur. Aimé de ses clients.
-Un jour, son nouveau patron — fraîchement arrivé — convoqua toute l'équipe commerciale. Il dit : "Voici les nouvelles directives. À partir de maintenant, dans vos appels et vos rendez-vous : 1) Vous direz que not</w:t>
-      </w:r>
-    </w:p>
-    <w:p>
-      <w:pPr>
-        <w:spacing w:after="120"/>
-      </w:pPr>
-      <w:r>
-        <w:rPr>
-          <w:sz w:val="22"/>
-          <w:szCs w:val="22"/>
-        </w:rPr>
-        <w:t xml:space="preserve">257. [RECIT] Le Messager d'Allâh ﷺ a dit, dans une parole d'une simplicité saisissante :
-« La religion est nasîha (conseil sincère). »
-Les Compagnons demandèrent : « Envers qui, ô Messager d'Allâh ? »
-Il répondit : « Envers Allâh, envers Son Livre, envers Son Messager, envers les dirigeants des musulmans, et </w:t>
-      </w:r>
-    </w:p>
-    <w:p>
-      <w:pPr>
-        <w:spacing w:after="120"/>
-      </w:pPr>
-      <w:r>
-        <w:rPr>
-          <w:sz w:val="22"/>
-          <w:szCs w:val="22"/>
-        </w:rPr>
-        <w:t xml:space="preserve">258. [RECIT] Mounir travaillait dans une grande entreprise. Plus de cinq cents salariés, plusieurs équipes. Sur son palier de bureau, il y avait un autre musulman pratiquant, Khaled, qu'il croisait pour les prières du Dhuhr et de l'ʿAsr à la salle de prière interne.
-Mounir et Khaled n'étaient pas amis proches. </w:t>
-      </w:r>
-    </w:p>
-    <w:p>
-      <w:pPr>
-        <w:spacing w:after="120"/>
-      </w:pPr>
-      <w:r>
-        <w:rPr>
-          <w:sz w:val="22"/>
-          <w:szCs w:val="22"/>
-        </w:rPr>
-        <w:t xml:space="preserve">259. [RECIT] Hamza travaillait dans une PME à Nantes. Vingt-cinq personnes, ambiance assez familiale. Un jeudi midi, en allant aux toilettes, il entendit, dans la cabine d'à côté, quelqu'un sangloter. Pas un sanglot léger. Un effondrement.
-Il reconnut la voix — c'était Thomas, un collègue de l'équipe commercial</w:t>
-      </w:r>
-    </w:p>
-    <w:p>
-      <w:pPr>
-        <w:spacing w:after="120"/>
-      </w:pPr>
-      <w:r>
-        <w:rPr>
-          <w:sz w:val="22"/>
-          <w:szCs w:val="22"/>
-        </w:rPr>
-        <w:t xml:space="preserve">260. [RECIT] Le Messager d'Allâh ﷺ s'adressait à ses Compagnons. Il évoqua, dans une parole grave, les plus grands péchés qu'un musulman puisse commettre.
-Il dit, à trois reprises : « Ne vous parlerai-je pas des plus grands péchés ? »
-Les Compagnons : « Oui, ô Messager d'Allâh. »
-Il dit : « Associer (autre ch</w:t>
-      </w:r>
-    </w:p>
-    <w:p>
-      <w:pPr>
-        <w:spacing w:after="120"/>
-      </w:pPr>
-      <w:r>
-        <w:rPr>
-          <w:sz w:val="22"/>
-          <w:szCs w:val="22"/>
-        </w:rPr>
-        <w:t xml:space="preserve">261. [RECIT] Selma travaillait à 100% en télétravail depuis trois ans — depuis le covid, son équipe était passée en distanciel total. Elle aimait. Plus de transports. Plus de temps avec ses enfants. Mais aussi : moins de surveillance directe.
-Lentement, sans même s'en rendre compte, sa pratique professionnelle </w:t>
-      </w:r>
-    </w:p>
-    <w:p>
-      <w:pPr>
-        <w:spacing w:after="120"/>
-      </w:pPr>
-      <w:r>
-        <w:rPr>
-          <w:sz w:val="22"/>
-          <w:szCs w:val="22"/>
-        </w:rPr>
-        <w:t xml:space="preserve">262. [RECIT] Le Messager d'Allâh ﷺ a parlé, dans un hadith célèbre, des sept catégories de personnes qu'Allâh placera sous Son ombre au Jour du Jugement — un jour où il n'y aura pas d'autre ombre que la Sienne.
-La première des sept catégories mentionnées par le Prophète ﷺ est : « Un imâm juste. »
-Un dirigeant </w:t>
-      </w:r>
-    </w:p>
-    <w:p>
-      <w:pPr>
-        <w:spacing w:after="120"/>
-      </w:pPr>
-      <w:r>
-        <w:rPr>
-          <w:sz w:val="22"/>
-          <w:szCs w:val="22"/>
-        </w:rPr>
-        <w:t xml:space="preserve">263. [RECIT] Yasmina, 28 ans, travaillait depuis huit mois dans une agence de communication. Son manager, Vincent, 45 ans, marié, était parfaitement professionnel devant les autres. Mais en privé, en 1-to-1, il avait commencé à se permettre des remarques. Sur sa tenue. Sur son physique. Des plaisanteries à doubl</w:t>
-      </w:r>
-    </w:p>
-    <w:p>
-      <w:pPr>
-        <w:spacing w:after="120"/>
-      </w:pPr>
-      <w:r>
-        <w:rPr>
-          <w:sz w:val="22"/>
-          <w:szCs w:val="22"/>
-        </w:rPr>
-        <w:t xml:space="preserve">264. [RECIT] ʿUmar ibn ʿAbd al-ʿAzîz, calife omeyyade du début du IIᵉ siècle de l'Hégire, fut connu comme le "cinquième calife bien guidé" pour la rectitude de son administration et sa rigueur dans la séparation entre les biens publics et les biens privés.
-Un soir, dans son palais à Damas, il était en train de </w:t>
-      </w:r>
-    </w:p>
-    <w:p>
-      <w:pPr>
-        <w:spacing w:after="120"/>
-      </w:pPr>
-      <w:r>
-        <w:rPr>
-          <w:sz w:val="22"/>
-          <w:szCs w:val="22"/>
-        </w:rPr>
-        <w:t xml:space="preserve">265. [RECIT] Anis et Karim travaillaient dans la même équipe depuis six ans. Bons collègues. Ils s'aidaient. Ils prenaient le café ensemble. Ils étaient au même grade, avec des salaires similaires.
-Un jour, le directeur annonça : Karim était promu chef de service. Anis ne l'était pas.
-Anis fut blessé. Pourquoi</w:t>
-      </w:r>
-    </w:p>
-    <w:p>
-      <w:pPr>
-        <w:spacing w:after="120"/>
-      </w:pPr>
-      <w:r>
-        <w:rPr>
-          <w:sz w:val="22"/>
-          <w:szCs w:val="22"/>
-        </w:rPr>
-        <w:t xml:space="preserve">266. [RECIT] Le Messager d'Allâh ﷺ a dit, dans une parole rapportée par Ibn Masʿûd :
-« Il n'y a d'envie (au sens positif, ghibta) que dans deux cas. Le premier : un homme qu'Allâh a doté de biens, et qui les dépense dans le vrai (au service du bien). Le second : un homme qu'Allâh a doté de sagesse (de connaissa</w:t>
-      </w:r>
-    </w:p>
-    <w:p>
-      <w:pPr>
-        <w:spacing w:after="120"/>
-      </w:pPr>
-      <w:r>
-        <w:rPr>
-          <w:sz w:val="22"/>
-          <w:szCs w:val="22"/>
-        </w:rPr>
-        <w:t xml:space="preserve">267. [RECIT] Mohamed travaillait depuis quatre ans dans une boîte. Il s'y était plu au début, mais l'ambiance avait changé après le rachat par un nouveau groupe. Management toxique, pression constante, valeurs qui ne correspondaient plus à lui.
-Il trouva un meilleur job ailleurs. Mieux payé, mieux placé. Il éta</w:t>
-      </w:r>
-    </w:p>
-    <w:p>
-      <w:pPr>
-        <w:spacing w:after="120"/>
-      </w:pPr>
-      <w:r>
-        <w:rPr>
-          <w:sz w:val="22"/>
-          <w:szCs w:val="22"/>
-        </w:rPr>
-        <w:t xml:space="preserve">268. [RECIT] Le Messager d'Allâh ﷺ avait une discipline qui surprit certains de ses Compagnons : il saluait TOUT LE MONDE qu'il croisait. Y compris au marché. Y compris des inconnus. Y compris des enfants.
-Un Compagnon, en visite à Médine, observa cette pratique. Il fut frappé que le Messager d'Allâh ﷺ — l'homm</w:t>
-      </w:r>
-    </w:p>
-    <w:p>
-      <w:pPr>
-        <w:spacing w:after="120"/>
-      </w:pPr>
-      <w:r>
-        <w:rPr>
-          <w:sz w:val="22"/>
-          <w:szCs w:val="22"/>
-        </w:rPr>
-        <w:t xml:space="preserve">269. [RECIT] Bilal avait quarante-deux ans. Senior dans son métier (consultant en stratégie). Vingt ans d'expérience. Il avait, en théorie, atteint le plafond de sa fonction d'expert.
-Un jour, un junior — Hugo, 24 ans, sortant d'école — arriva dans son équipe. Hugo posait beaucoup de questions. Il dérangeait, p</w:t>
-      </w:r>
-    </w:p>
-    <w:p>
-      <w:pPr>
-        <w:spacing w:after="120"/>
-      </w:pPr>
-      <w:r>
-        <w:rPr>
-          <w:sz w:val="22"/>
-          <w:szCs w:val="22"/>
-        </w:rPr>
-        <w:t xml:space="preserve">270. [RECIT] Younès était fatigué. Son job le pesait depuis plusieurs mois. Il avait posé tous ses congés. Il était à bout.
-Un jour, un ami lui dit : "Va voir mon médecin. Il prescrit facilement des arrêts. Tu peux te poser une semaine, voire deux. C'est trois fois rien à obtenir, et personne ne va vérifier."
-</w:t>
-      </w:r>
-    </w:p>
-    <w:p>
-      <w:pPr>
-        <w:spacing w:after="120"/>
-      </w:pPr>
-      <w:r>
-        <w:rPr>
-          <w:sz w:val="22"/>
-          <w:szCs w:val="22"/>
-        </w:rPr>
-        <w:t xml:space="preserve">271. [RECIT] Le Messager d'Allâh ﷺ a dit, dans un hadith rapporté par ʿAbdullâh ibn ʿUmar :
-« Le musulman est le frère du musulman. Il ne l'opprime pas, et il ne l'abandonne pas. Celui qui aide son frère dans le besoin, Allâh l'aidera dans son propre besoin. Celui qui soulage une affliction d'un musulman dans c</w:t>
-      </w:r>
-    </w:p>
-    <w:p>
-      <w:pPr>
-        <w:spacing w:after="120"/>
-      </w:pPr>
-      <w:r>
-        <w:rPr>
-          <w:sz w:val="22"/>
-          <w:szCs w:val="22"/>
-        </w:rPr>
-        <w:t xml:space="preserve">272. [RECIT] Adel, cadre dans une grosse boîte, avait un profil LinkedIn actif. Il y publiait régulièrement des posts sur son métier, ses projets, ses réussites. Il était devenu "influent" dans son domaine — quelques milliers de followers, beaucoup de likes, parfois des articles relayés.
-Lentement, sans s'en re</w:t>
-      </w:r>
-    </w:p>
-    <w:p>
-      <w:pPr>
-        <w:spacing w:after="120"/>
-      </w:pPr>
-      <w:r>
-        <w:rPr>
-          <w:sz w:val="22"/>
-          <w:szCs w:val="22"/>
-        </w:rPr>
-        <w:t xml:space="preserve">273. [RECIT] On raconte qu'un musulman tenait, à l'époque moderne, un petit cabinet de conseil. Il était bon, sérieux, honnête. Il développait son cabinet petit à petit, à la sueur de son front.
-Dans la même ville, un concurrent ouvrit un cabinet similaire. Cet autre cabinet, dirigé par un homme moins scrupuleu</w:t>
-      </w:r>
-    </w:p>
-    <w:p>
-      <w:pPr>
-        <w:spacing w:after="120"/>
-      </w:pPr>
-      <w:r>
-        <w:rPr>
-          <w:sz w:val="22"/>
-          <w:szCs w:val="22"/>
-        </w:rPr>
-        <w:t xml:space="preserve">274. [RECIT] Le Messager d'Allâh ﷺ a dit, dans un hadith célèbre rapporté par Abû Hurayra :
-« Les signes de l'hypocrite sont au nombre de trois. Quand il parle, il ment. Quand il promet, il ne tient pas. Quand on lui fait confiance, il trahit. »
-Trois signes. Trois mécaniques qui définissent l'hypocrisie en is</w:t>
-      </w:r>
-    </w:p>
-    <w:p>
-      <w:pPr>
-        <w:spacing w:after="120"/>
-      </w:pPr>
-      <w:r>
-        <w:rPr>
-          <w:sz w:val="22"/>
-          <w:szCs w:val="22"/>
-        </w:rPr>
-        <w:t xml:space="preserve">275. [RECIT] On raconte qu'un homme, à soixante-cinq ans, prit sa retraite après quarante ans de carrière. Le soir de son pot de départ, il rentra chez lui avec une grosse boîte — souvenirs, plaques, photos d'équipe, agendas anciens.
-Il s'assit dans son salon. Il regarda la boîte. Il pensa.
-Il avait, dans sa c</w:t>
-      </w:r>
-    </w:p>
-    <w:p>
-      <w:pPr>
-        <w:spacing w:after="120"/>
-      </w:pPr>
-      <w:r>
-        <w:rPr>
-          <w:sz w:val="22"/>
-          <w:szCs w:val="22"/>
-        </w:rPr>
-        <w:t xml:space="preserve">276. [RECIT] Khadija rentrait du travail un mercredi soir. Métro bondé, ligne 3 à Paris. Elle portait son voile, comme tous les jours depuis dix ans.
-Deux hommes, jeunes, alcoolisés, montèrent à République. Ils commencèrent à la fixer. Puis à parler fort entre eux, assez fort pour qu'elle entende : "Regarde la </w:t>
-      </w:r>
-    </w:p>
-    <w:p>
-      <w:pPr>
-        <w:spacing w:after="120"/>
-      </w:pPr>
-      <w:r>
-        <w:rPr>
-          <w:sz w:val="22"/>
-          <w:szCs w:val="22"/>
-        </w:rPr>
-        <w:t xml:space="preserve">277. [RECIT] Le Messager d'Allâh ﷺ passait régulièrement, dans Médine, devant la maison d'une vieille femme juive de la cité. Cette femme avait pris pour habitude, chaque fois qu'elle le voyait passer, de lui jeter des ordures depuis sa fenêtre — un pot d'épluchures, un seau de balayures, parfois pire.
-Le Proph</w:t>
-      </w:r>
-    </w:p>
-    <w:p>
-      <w:pPr>
-        <w:spacing w:after="120"/>
-      </w:pPr>
-      <w:r>
-        <w:rPr>
-          <w:sz w:val="22"/>
-          <w:szCs w:val="22"/>
-        </w:rPr>
-        <w:t xml:space="preserve">278. [RECIT] Mounir conduisait sur l'A6, vendredi 13h, en route pour un déjeuner client. Devant lui, une voiture lente sur la voie de gauche, qui ne se déportait pas. Il klaxonna, légèrement. Pas de réaction. Il klaxonna deux fois. Toujours rien.
-Il doubla par la droite — manœuvre techniquement interdite, mais </w:t>
-      </w:r>
-    </w:p>
-    <w:p>
-      <w:pPr>
-        <w:spacing w:after="120"/>
-      </w:pPr>
-      <w:r>
-        <w:rPr>
-          <w:sz w:val="22"/>
-          <w:szCs w:val="22"/>
-        </w:rPr>
-        <w:t xml:space="preserve">279. [RECIT] Le Messager d'Allâh ﷺ a posé, dans une parole précise, une règle qui encadre les disputes entre musulmans.
-Il a dit : « Il n'est pas permis à un musulman de bouder son frère plus de trois jours, de telle sorte qu'ils se croisent et que chacun détourne son visage de l'autre. Le meilleur des deux est</w:t>
-      </w:r>
-    </w:p>
-    <w:p>
-      <w:pPr>
-        <w:spacing w:after="120"/>
-      </w:pPr>
-      <w:r>
-        <w:rPr>
-          <w:sz w:val="22"/>
-          <w:szCs w:val="22"/>
-        </w:rPr>
-        <w:t xml:space="preserve">280. [RECIT] Imane avait, dans sa famille, une belle-sœur — Hanane, mariée à son frère — avec qui elle ne s'était jamais entendue. Pas par méchanceté mutuelle. Par chimie différente. Hanane était directe, parfois cassante. Imane était sensible, parfois rancunière.
-Il y a six ans, Hanane avait, lors d'un mariage</w:t>
-      </w:r>
-    </w:p>
-    <w:p>
-      <w:pPr>
-        <w:spacing w:after="120"/>
-      </w:pPr>
-      <w:r>
-        <w:rPr>
-          <w:sz w:val="22"/>
-          <w:szCs w:val="22"/>
-        </w:rPr>
-        <w:t xml:space="preserve">281. [RECIT] Allâh, dans le Coran, a raconté l'histoire de Yûsuf — Joseph, fils du prophète Yaʿqûb (Jacob). Une histoire de trahison fraternelle parmi les plus dures de tout le récit prophétique.
-Yûsuf avait été jeté au fond d'un puits par ses propres frères, jaloux de l'amour que leur père lui portait. Recueil</w:t>
-      </w:r>
-    </w:p>
-    <w:p>
-      <w:pPr>
-        <w:spacing w:after="120"/>
-      </w:pPr>
-      <w:r>
-        <w:rPr>
-          <w:sz w:val="22"/>
-          <w:szCs w:val="22"/>
-        </w:rPr>
-        <w:t xml:space="preserve">282. [RECIT] Walid travaillait dans une grosse boîte tech. Un de ses collègues, Étienne, avait, dans le dos de Walid, raconté à plusieurs personnes que Walid avait "truqué les chiffres" d'un projet pour gagner un bonus. C'était totalement faux. Mais l'accusation circulait. Plusieurs collègues regardaient Walid b</w:t>
-      </w:r>
-    </w:p>
-    <w:p>
-      <w:pPr>
-        <w:spacing w:after="120"/>
-      </w:pPr>
-      <w:r>
-        <w:rPr>
-          <w:sz w:val="22"/>
-          <w:szCs w:val="22"/>
-        </w:rPr>
-        <w:t xml:space="preserve">283. [RECIT] Le Messager d'Allâh ﷺ et Abû Bakr as-Siddîq étaient assis quelque part à Médine. Un homme s'approcha d'Abû Bakr et commença à l'insulter. Sans raison apparente. Sans contexte. Juste des insultes lancées, fortes, désagréables.
-Abû Bakr resta silencieux. Il ne répondit pas. Le Prophète ﷺ, à côté de l</w:t>
-      </w:r>
-    </w:p>
-    <w:p>
-      <w:pPr>
-        <w:spacing w:after="120"/>
-      </w:pPr>
-      <w:r>
-        <w:rPr>
-          <w:sz w:val="22"/>
-          <w:szCs w:val="22"/>
-        </w:rPr>
-        <w:t xml:space="preserve">284. [RECIT] On raconte qu'une femme vint voir un grand médecin de sa ville. Elle souffrait de maux récurrents — insomnies, douleurs au ventre, tensions musculaires, fatigue chronique. Aucun examen ne révélait de cause organique.
-Le médecin l'examina. Il ne trouva rien dans son corps. Il l'interrogea sur sa vie</w:t>
-      </w:r>
-    </w:p>
-    <w:p>
-      <w:pPr>
-        <w:spacing w:after="120"/>
-      </w:pPr>
-      <w:r>
-        <w:rPr>
-          <w:sz w:val="22"/>
-          <w:szCs w:val="22"/>
-        </w:rPr>
-        <w:t xml:space="preserve">285. [RECIT] Allâh, dans le Coran, a posé un principe précis sur la manière de répondre à une offense. Ce principe est articulé dans plusieurs versets complémentaires.
-Dans la sourate an-Nahl, verset 126, Allâh dit : « Et si vous punissez, punissez de la même façon que vous avez été punis. Mais si vous endurez </w:t>
-      </w:r>
-    </w:p>
-    <w:p>
-      <w:pPr>
-        <w:spacing w:after="120"/>
-      </w:pPr>
-      <w:r>
-        <w:rPr>
-          <w:sz w:val="22"/>
-          <w:szCs w:val="22"/>
-        </w:rPr>
-        <w:t xml:space="preserve">286. [RECIT] Khaled et son frère Tarek avaient eu un conflit grave huit ans plus tôt. Histoire d'héritage. Quand leur père était mort, Tarek avait, selon Khaled, manœuvré pour s'attribuer une part plus grande. Procès en perspective. Khaled avait préféré céder pour éviter de pourrir la famille. Mais il ne pardonn</w:t>
-      </w:r>
-    </w:p>
-    <w:p>
-      <w:pPr>
-        <w:spacing w:after="120"/>
-      </w:pPr>
-      <w:r>
-        <w:rPr>
-          <w:sz w:val="22"/>
-          <w:szCs w:val="22"/>
-        </w:rPr>
-        <w:t xml:space="preserve">287. [RECIT] ʿAlî ibn Abî Tâlib, gendre du Messager d'Allâh ﷺ, était l'un des plus grands combattants de la communauté musulmane. Sa force et son courage étaient légendaires.
-Lors d'une bataille — selon plusieurs sources, Khaybar — il combattait un guerrier ennemi. Le combat était dur. ʿAlî avait l'avantage. Il</w:t>
-      </w:r>
-    </w:p>
-    <w:p>
-      <w:pPr>
-        <w:spacing w:after="120"/>
-      </w:pPr>
-      <w:r>
-        <w:rPr>
-          <w:sz w:val="22"/>
-          <w:szCs w:val="22"/>
-        </w:rPr>
-        <w:t xml:space="preserve">288. [RECIT] Yasmina avait un fils de douze ans, Ilyas. À l'école, un mardi, Ilyas fut accusé par un autre élève d'avoir volé son portefeuille — qui contenait 50€. Le directeur fit venir Yasmina. Il dit, gravement : "Madame, votre fils a été vu près du sac. Trois enfants l'accusent. Nous le suspendons trois jour</w:t>
-      </w:r>
-    </w:p>
-    <w:p>
-      <w:pPr>
-        <w:spacing w:after="120"/>
-      </w:pPr>
-      <w:r>
-        <w:rPr>
-          <w:sz w:val="22"/>
-          <w:szCs w:val="22"/>
-        </w:rPr>
-        <w:t xml:space="preserve">289. [RECIT] Le Messager d'Allâh ﷺ a dit, dans une parole rapportée par Anas ibn Mâlik :
-« Aucune gorgée — aucune chose avalée — n'est plus belle aux yeux d'Allâh qu'une gorgée de colère qu'un serviteur d'Allâh ravale par espoir de Sa face. »
-La parole pose une équivalence saisissante.
-L'image est concrète. T</w:t>
-      </w:r>
-    </w:p>
-    <w:p>
-      <w:pPr>
-        <w:spacing w:after="120"/>
-      </w:pPr>
-      <w:r>
-        <w:rPr>
-          <w:sz w:val="22"/>
-          <w:szCs w:val="22"/>
-        </w:rPr>
-        <w:t xml:space="preserve">290. [RECIT] On raconte qu'un homme âgé, à la fin de sa vie, fit le bilan de toutes ses années. Il avait traversé beaucoup d'épreuves. Il avait été trahi plusieurs fois. Il avait subi des injustices. Il avait connu des affronts.
-Il avait, contre la plupart de ses ennemis, gardé une rancune pendant des décennies</w:t>
-      </w:r>
-    </w:p>
-    <w:p>
-      <w:pPr>
-        <w:spacing w:after="120"/>
-      </w:pPr>
-      <w:r>
-        <w:rPr>
-          <w:sz w:val="22"/>
-          <w:szCs w:val="22"/>
-        </w:rPr>
-        <w:t xml:space="preserve">291. [RECIT] Abderrahmane avait commencé un nouveau job dans une agence de pub. Première semaine. Pot d'arrivée le vendredi midi. Tout le monde rassemblé.
-Un collègue plus ancien, Damien, prit la parole pour faire des présentations. Il dit, en riant : « Et voici notre nouveau, Abdou-Quoi-Déjà — c'est compliqué </w:t>
-      </w:r>
-    </w:p>
-    <w:p>
-      <w:pPr>
-        <w:spacing w:after="120"/>
-      </w:pPr>
-      <w:r>
-        <w:rPr>
-          <w:sz w:val="22"/>
-          <w:szCs w:val="22"/>
-        </w:rPr>
-        <w:t xml:space="preserve">292. [RECIT] Le Messager d'Allâh ﷺ a dit, dans un hadith d'une portée bouleversante :
-« Celui qui a un tort envers son frère — concernant son honneur ou autre chose — qu'il se réconcilie avec lui aujourd'hui, AVANT le jour où il n'y aura plus ni dinar ni dirham. Car si l'auteur du tort a des bonnes actions, ell</w:t>
-      </w:r>
-    </w:p>
-    <w:p>
-      <w:pPr>
-        <w:spacing w:after="120"/>
-      </w:pPr>
-      <w:r>
-        <w:rPr>
-          <w:sz w:val="22"/>
-          <w:szCs w:val="22"/>
-        </w:rPr>
-        <w:t xml:space="preserve">293. [RECIT] Soufiane et Mehdi étaient amis depuis quinze ans. Ils s'étaient connus à la fac. Témoin de mariage l'un de l'autre. Parrains des enfants l'un de l'autre.
-Un jour, Soufiane apprit que Mehdi avait, en privé, raconté à plusieurs amis communs des choses très intimes sur sa vie de couple — choses que So</w:t>
-      </w:r>
-    </w:p>
-    <w:p>
-      <w:pPr>
-        <w:spacing w:after="120"/>
-      </w:pPr>
-      <w:r>
-        <w:rPr>
-          <w:sz w:val="22"/>
-          <w:szCs w:val="22"/>
-        </w:rPr>
-        <w:t xml:space="preserve">294. [RECIT] Yasmine avait posté, sur son compte Instagram, une réflexion sur sa foi. Quelques paragraphes simples sur ce que le Ramadan lui apportait spirituellement. Pas militant. Pas agressif. Une réflexion personnelle.
-Le post fut partagé. Et un inconnu, sous pseudonyme, posta en commentaire : « Encore une </w:t>
-      </w:r>
-    </w:p>
-    <w:p>
-      <w:pPr>
-        <w:spacing w:after="120"/>
-      </w:pPr>
-      <w:r>
-        <w:rPr>
-          <w:sz w:val="22"/>
-          <w:szCs w:val="22"/>
-        </w:rPr>
-        <w:t xml:space="preserve">295. [RECIT] Le Messager d'Allâh ﷺ a dit, dans une parole rapportée par Abû Hurayra :
-« Quiconque pardonne quand il a le pouvoir de se venger, Allâh ajoute à son honneur. Quiconque s'humilie devant Allâh, Allâh l'élève. »
-La parole pose une logique inversée. Dans la société humaine ordinaire, on pense que se v</w:t>
-      </w:r>
-    </w:p>
-    <w:p>
-      <w:pPr>
-        <w:spacing w:after="120"/>
-      </w:pPr>
-      <w:r>
-        <w:rPr>
-          <w:sz w:val="22"/>
-          <w:szCs w:val="22"/>
-        </w:rPr>
-        <w:t xml:space="preserve">296. [RECIT] Le fils de Karim, Yacine — 8 ans — rentra de l'école avec un bleu sur la joue. Karim, en lui demandant ce qui s'était passé, apprit que c'était un autre enfant — Léo, le "caïd" de la cour — qui l'avait frappé. Pour rien. Juste parce qu'il avait croisé son chemin.
-Karim sentit la colère monter. Un p</w:t>
-      </w:r>
-    </w:p>
-    <w:p>
-      <w:pPr>
-        <w:spacing w:after="120"/>
-      </w:pPr>
-      <w:r>
-        <w:rPr>
-          <w:sz w:val="22"/>
-          <w:szCs w:val="22"/>
-        </w:rPr>
-        <w:t xml:space="preserve">297. [RECIT] L'an 8 de l'Hégire — janvier 630 selon le calendrier grégorien. Le Messager d'Allâh ﷺ entra à La Mecque à la tête de dix mille combattants. La ville se rendit presque sans résistance.
-Mais qui étaient les habitants de La Mecque ?
-Ce n'étaient pas des étrangers. C'étaient les Quraysh — la tribu mêm</w:t>
-      </w:r>
-    </w:p>
-    <w:p>
-      <w:pPr>
-        <w:spacing w:after="120"/>
-      </w:pPr>
-      <w:r>
-        <w:rPr>
-          <w:sz w:val="22"/>
-          <w:szCs w:val="22"/>
-        </w:rPr>
-        <w:t xml:space="preserve">298. [RECIT] Lila avait, dans son cercle d'amies, une amie d'enfance — Sarah, vingt-cinq ans d'amitié. Il y a six mois, Sarah avait commencé à se distancer. Plus d'appels. Plus de messages. Plus de "on se voit quand ?".
-Lila avait tendu la main plusieurs fois. Sarah répondait poliment mais brièvement. Pas de "o</w:t>
-      </w:r>
-    </w:p>
-    <w:p>
-      <w:pPr>
-        <w:spacing w:after="120"/>
-      </w:pPr>
-      <w:r>
-        <w:rPr>
-          <w:sz w:val="22"/>
-          <w:szCs w:val="22"/>
-        </w:rPr>
-        <w:t xml:space="preserve">299. [RECIT] Le Messager d'Allâh ﷺ a dit, dans le hadith célèbre des sept catégories sous l'ombre d'Allâh au Jour du Jugement :
-« Sept catégories de personnes seront placées sous l'ombre d'Allâh le Jour où il n'y aura d'autre ombre que la Sienne. Un imâm juste. Un jeune homme qui a grandi dans l'adoration de so</w:t>
-      </w:r>
-    </w:p>
-    <w:p>
-      <w:pPr>
-        <w:spacing w:after="120"/>
-      </w:pPr>
-      <w:r>
-        <w:rPr>
-          <w:sz w:val="22"/>
-          <w:szCs w:val="22"/>
-        </w:rPr>
-        <w:t xml:space="preserve">300. [RECIT] On raconte qu'un homme, à l'aube de sa vie d'adulte, hérita de son père. Pas d'argent — son père n'avait pas grand-chose. Pas de maison — elle fut vendue pour les frais. 
-Il hérita autre chose. Une rancune.
-Son père, sur son lit de mort, l'avait pris à part. Il avait dit : « Mon fils, écoute. Je v</w:t>
-      </w:r>
-    </w:p>
-    <w:p>
-      <w:pPr>
-        <w:spacing w:after="120"/>
-      </w:pPr>
-      <w:r>
-        <w:rPr>
-          <w:sz w:val="22"/>
-          <w:szCs w:val="22"/>
-        </w:rPr>
-        <w:t xml:space="preserve">301. [RECIT] Younès, 32 ans, ingénieur, gagnait bien sa vie. Il vivait dans un beau quartier de Paris.
-Il avait, dans son immeuble, un voisin du deuxième étage — Monsieur Mercier, retraité distingué, ancien haut fonctionnaire. M. Mercier, depuis l'emménagement de Younès trois ans plus tôt, ne lui avait jamais a</w:t>
-      </w:r>
-    </w:p>
-    <w:p>
-      <w:pPr>
-        <w:spacing w:after="120"/>
-      </w:pPr>
-      <w:r>
-        <w:rPr>
-          <w:sz w:val="22"/>
-          <w:szCs w:val="22"/>
-        </w:rPr>
-        <w:t xml:space="preserve">302. [RECIT] Hicham apprit que son oncle Karim — avec qui il était fâché depuis quinze ans à cause d'une querelle de famille — était à l'hôpital, en phase terminale d'un cancer. Pronostic vital très court.
-Hicham avait, depuis quinze ans, refusé tout contact. À chaque mariage familial, ils s'évitaient. Le resse</w:t>
-      </w:r>
-    </w:p>
-    <w:p>
-      <w:pPr>
-        <w:spacing w:after="120"/>
-      </w:pPr>
-      <w:r>
-        <w:rPr>
-          <w:sz w:val="22"/>
-          <w:szCs w:val="22"/>
-        </w:rPr>
-        <w:t xml:space="preserve">303. [RECIT] Le Messager d'Allâh ﷺ a dit, dans un hadith d'une simplicité saisissante :
-« Le fort n'est pas celui qui terrasse les autres au combat. Le fort, c'est celui qui se maîtrise lui-même dans la colère. »
-La parole inverse la notion ordinaire de la force.
-Dans le monde des hommes, la force se mesure à</w:t>
-      </w:r>
-    </w:p>
-    <w:p>
-      <w:pPr>
-        <w:spacing w:after="120"/>
-      </w:pPr>
-      <w:r>
-        <w:rPr>
-          <w:sz w:val="22"/>
-          <w:szCs w:val="22"/>
-        </w:rPr>
-        <w:t xml:space="preserve">304. [RECIT] Hasan al-Basri, savant et homme de spiritualité majeur de Bassora au IIe siècle de l'Hégire, vivait selon une discipline rigoureuse de l'âme. Il était connu, parmi ses Compagnons et ses élèves, pour sa maîtrise des émotions négatives.
-Un homme — un autre habitant de Bassora — s'était mis, pour des </w:t>
-      </w:r>
-    </w:p>
-    <w:p>
-      <w:pPr>
-        <w:spacing w:after="120"/>
-      </w:pPr>
-      <w:r>
-        <w:rPr>
-          <w:sz w:val="22"/>
-          <w:szCs w:val="22"/>
-        </w:rPr>
-        <w:t xml:space="preserve">305. [RECIT] On raconte qu'un vieil homme, à 80 ans, faisait son bilan. Il vivait paisiblement. Ses enfants étaient bons. Sa santé tenait. Son cœur était calme.
-Un de ses petits-fils — 25 ans, jeune adulte qui commençait sa vie — vint un soir le voir. Il dit : « Grand-père, je voudrais te demander un conseil. T</w:t>
-      </w:r>
-    </w:p>
-    <w:p>
-      <w:pPr>
-        <w:spacing w:after="120"/>
-      </w:pPr>
-      <w:r>
-        <w:rPr>
-          <w:sz w:val="22"/>
-          <w:szCs w:val="22"/>
-        </w:rPr>
-        <w:t xml:space="preserve">306. [RECIT] Mehdi sortait du métro à Châtelet, vendredi 12h45. Il devait aller déjeuner à un rendez-vous client à 13h. Quinze minutes de marge.
-À la sortie du métro, un homme assis sur un carton. Manteau usé, visage marqué, regard fatigué. Une gobelet en plastique devant lui. Il ne demandait rien — il regardai</w:t>
-      </w:r>
-    </w:p>
-    <w:p>
-      <w:pPr>
-        <w:spacing w:after="120"/>
-      </w:pPr>
-      <w:r>
-        <w:rPr>
-          <w:sz w:val="22"/>
-          <w:szCs w:val="22"/>
-        </w:rPr>
-        <w:t xml:space="preserve">307. [RECIT] Abû Dharr al-Ghifârî rapporte une parole étonnante du Messager d'Allâh ﷺ :
-« Ton sourire au visage de ton frère est une sadaqa. »
-La parole, dans sa simplicité, change toute la définition de la charité en islam.
-La sadaqa, dans l'imaginaire commun, c'est de l'argent qu'on donne. Une pièce dans la</w:t>
-      </w:r>
-    </w:p>
-    <w:p>
-      <w:pPr>
-        <w:spacing w:after="120"/>
-      </w:pPr>
-      <w:r>
-        <w:rPr>
-          <w:sz w:val="22"/>
-          <w:szCs w:val="22"/>
-        </w:rPr>
-        <w:t xml:space="preserve">308. [RECIT] Khadija prit le TGV Paris-Lyon pour aller voir sa sœur. Trois heures de trajet. Elle s'assit côté fenêtre. À sa droite, place libre. À sa gauche, l'allée.
-Vingt minutes après le départ, une jeune femme s'assit à côté d'elle — fin de la trentaine, élégante mais visiblement épuisée. Elle posa son tél</w:t>
-      </w:r>
-    </w:p>
-    <w:p>
-      <w:pPr>
-        <w:spacing w:after="120"/>
-      </w:pPr>
-      <w:r>
-        <w:rPr>
-          <w:sz w:val="22"/>
-          <w:szCs w:val="22"/>
-        </w:rPr>
-        <w:t xml:space="preserve">309. [RECIT] Le Messager d'Allâh ﷺ a raconté à ses Compagnons une histoire bouleversante. Il dit :
-« Il y avait, dans une époque ancienne, une femme — une prostituée parmi les Banî Isrâ'îl. Elle vivait de cette vie, et elle était considérée par les gens comme une pécheresse.
-« Un jour, elle passait sur un chem</w:t>
-      </w:r>
-    </w:p>
-    <w:p>
-      <w:pPr>
-        <w:spacing w:after="120"/>
-      </w:pPr>
-      <w:r>
-        <w:rPr>
-          <w:sz w:val="22"/>
-          <w:szCs w:val="22"/>
-        </w:rPr>
-        <w:t xml:space="preserve">310. [RECIT] Bilal sortait du métro à Place d'Italie. Il était en retard à un rendez-vous. Il marchait vite. Il vit, à un coin de rue, une vieille dame — peut-être 85 ans — qui semblait perdue. Elle tournait sur place. Elle regardait son téléphone. Elle regardait les panneaux. Elle paraissait désorientée.
-Bilal</w:t>
-      </w:r>
-    </w:p>
-    <w:p>
-      <w:pPr>
-        <w:spacing w:after="120"/>
-      </w:pPr>
-      <w:r>
-        <w:rPr>
-          <w:sz w:val="22"/>
-          <w:szCs w:val="22"/>
-        </w:rPr>
-        <w:t xml:space="preserve">311. [RECIT] ʿUmar ibn al-Khattâb avait l'habitude de parcourir Médine la nuit, anonymement, vêtu d'un manteau simple. Il voulait connaître l'état réel de ses sujets — pas ce que les courtisans rapportaient, mais ce que les rues révélaient.
-Une nuit, en passant dans un quartier modeste, il entendit, depuis une </w:t>
-      </w:r>
-    </w:p>
-    <w:p>
-      <w:pPr>
-        <w:spacing w:after="120"/>
-      </w:pPr>
-      <w:r>
-        <w:rPr>
-          <w:sz w:val="22"/>
-          <w:szCs w:val="22"/>
-        </w:rPr>
-        <w:t xml:space="preserve">312. [RECIT] Yacine prit un taxi à la gare de Lyon. 22h. Il rentrait d'un voyage d'affaires épuisant. Il voulait juste arriver chez lui, prendre une douche, dormir.
-Le chauffeur — un homme d'une cinquantaine d'années, visage fatigué, voix douce — démarra. Il essaya d'engager la conversation. "Bonne journée mons</w:t>
-      </w:r>
-    </w:p>
-    <w:p>
-      <w:pPr>
-        <w:spacing w:after="120"/>
-      </w:pPr>
-      <w:r>
-        <w:rPr>
-          <w:sz w:val="22"/>
-          <w:szCs w:val="22"/>
-        </w:rPr>
-        <w:t xml:space="preserve">313. [RECIT] Allâh, dans le Coran, dans la sourate an-Nisâ' verset 36, énumère les catégories de personnes envers qui le musulman doit faire le bien :
-« Adorez Allâh et ne Lui associez rien. Et faites le bien envers les deux parents, les proches, les orphelins, les pauvres, le voisin proche, le voisin lointain,</w:t>
-      </w:r>
-    </w:p>
-    <w:p>
-      <w:pPr>
-        <w:spacing w:after="120"/>
-      </w:pPr>
-      <w:r>
-        <w:rPr>
-          <w:sz w:val="22"/>
-          <w:szCs w:val="22"/>
-        </w:rPr>
-        <w:t xml:space="preserve">314. [RECIT] Sarah faisait ses courses chez Carrefour, samedi 11h, bondé. Elle remplissait son chariot.
-Dans le rayon des fruits, elle remarqua un petit garçon — 5 ans peut-être — qui tournait sur place, les yeux écarquillés. Il tenait son ours en peluche. Il commençait à pleurer.
-Sarah s'approcha doucement. E</w:t>
-      </w:r>
-    </w:p>
-    <w:p>
-      <w:pPr>
-        <w:spacing w:after="120"/>
-      </w:pPr>
-      <w:r>
-        <w:rPr>
-          <w:sz w:val="22"/>
-          <w:szCs w:val="22"/>
-        </w:rPr>
-        <w:t xml:space="preserve">315. [RECIT] Le Messager d'Allâh ﷺ a mentionné, dans le hadith célèbre des sept catégories sous l'ombre d'Allâh au Jour du Jugement, l'une des disciplines les plus difficiles à pratiquer :
-« ...un homme qui fait l'aumône en cachette, à tel point que sa main gauche ne sait pas ce qu'a donné sa main droite. »
-La</w:t>
-      </w:r>
-    </w:p>
-    <w:p>
-      <w:pPr>
-        <w:spacing w:after="120"/>
-      </w:pPr>
-      <w:r>
-        <w:rPr>
-          <w:sz w:val="22"/>
-          <w:szCs w:val="22"/>
-        </w:rPr>
-        <w:t xml:space="preserve">316. [RECIT] On raconte qu'un musulman vivait dans une petite ville française. Un mardi soir, vers 22h, il vit un homme assis sur un banc devant sa boulangerie de quartier. L'homme n'était pas SDF — il avait un sac de voyage à côté de lui. Mais il était visiblement perdu et épuisé.
-Le musulman, en passant, rale</w:t>
-      </w:r>
-    </w:p>
-    <w:p>
-      <w:pPr>
-        <w:spacing w:after="120"/>
-      </w:pPr>
-      <w:r>
-        <w:rPr>
-          <w:sz w:val="22"/>
-          <w:szCs w:val="22"/>
-        </w:rPr>
-        <w:t xml:space="preserve">317. [RECIT] Rachid sortait du métro à La Défense, 12h30. Il avait quarante minutes pour son déjeuner. Il pensait à un kebab rapide avant de remonter à son bureau.
-À un passage piéton, il vit un homme avec une canne blanche — un aveugle, sans doute la cinquantaine — qui hésitait à traverser. Le passage était la</w:t>
-      </w:r>
-    </w:p>
-    <w:p>
-      <w:pPr>
-        <w:spacing w:after="120"/>
-      </w:pPr>
-      <w:r>
-        <w:rPr>
-          <w:sz w:val="22"/>
-          <w:szCs w:val="22"/>
-        </w:rPr>
-        <w:t xml:space="preserve">318. [RECIT] Le Messager d'Allâh ﷺ a dit, dans un hadith rapporté par ʿAdiyy ibn Hâtim :
-« Protégez-vous du Feu, ne serait-ce qu'avec la moitié d'une datte. »
-La parole est saisissante par son économie.
-Dans l'arabie du VIIe siècle, la datte était la nourriture la plus modeste qu'on puisse imaginer. Pas un da</w:t>
-      </w:r>
-    </w:p>
-    <w:p>
-      <w:pPr>
-        <w:spacing w:after="120"/>
-      </w:pPr>
-      <w:r>
-        <w:rPr>
-          <w:sz w:val="22"/>
-          <w:szCs w:val="22"/>
-        </w:rPr>
-        <w:t xml:space="preserve">319. [RECIT] Hicham sortait du Monoprix avec ses courses. Devant la porte, un jeune homme — peut-être 22 ans, fatigué, mal habillé, regard inquiet — s'approcha. Il dit, dans un français hésitant : "Monsieur, s'il vous plaît, je dois manger. J'ai pas papiers. Je dors dehors depuis quatre jours. J'ai très faim. Pa</w:t>
-      </w:r>
-    </w:p>
-    <w:p>
-      <w:pPr>
-        <w:spacing w:after="120"/>
-      </w:pPr>
-      <w:r>
-        <w:rPr>
-          <w:sz w:val="22"/>
-          <w:szCs w:val="22"/>
-        </w:rPr>
-        <w:t xml:space="preserve">320. [RECIT] On raconte qu'un homme vécut, à une époque ancienne, une vie pleine et ordinaire. Il travailla. Il se maria. Il eut des enfants. Il ne fit rien de remarquable. Il ne devint pas savant, ni dirigeant, ni riche.
-Mais il avait, depuis sa jeunesse, une habitude qu'il maintint toute sa vie : à chaque inc</w:t>
-      </w:r>
-    </w:p>
-    <w:p>
-      <w:pPr>
-        <w:spacing w:after="120"/>
-      </w:pPr>
-      <w:r>
-        <w:rPr>
-          <w:sz w:val="22"/>
-          <w:szCs w:val="22"/>
-        </w:rPr>
-        <w:t xml:space="preserve">321. [RECIT] Yacine prenait le bus 38 à Paris, vendredi 13h30. Le bus était à moitié plein. Il s'assit au fond.
-À deux rangs devant lui, une jeune femme — peut-être 19 ans, étudiante, sac à dos — était assise côté fenêtre. À côté d'elle, un homme dans la quarantaine, ivre, sale, parlait fort. Il faisait des rem</w:t>
-      </w:r>
-    </w:p>
-    <w:p>
-      <w:pPr>
-        <w:spacing w:after="120"/>
-      </w:pPr>
-      <w:r>
-        <w:rPr>
-          <w:sz w:val="22"/>
-          <w:szCs w:val="22"/>
-        </w:rPr>
-        <w:t xml:space="preserve">322. [RECIT] Le Messager d'Allâh ﷺ a raconté à ses Compagnons l'histoire célèbre des trois hommes piégés dans une grotte par un éboulement. Chacun avait invoqué Allâh par une bonne action accomplie sincèrement dans le passé. Le rocher s'était déplacé progressivement, leur permettant de sortir.
-L'un des trois — </w:t>
-      </w:r>
-    </w:p>
-    <w:p>
-      <w:pPr>
-        <w:spacing w:after="120"/>
-      </w:pPr>
-      <w:r>
-        <w:rPr>
-          <w:sz w:val="22"/>
-          <w:szCs w:val="22"/>
-        </w:rPr>
-        <w:t xml:space="preserve">323. [RECIT] Salma faisait des études d'infirmière. Stage en EHPAD à Brest. Trois mois.
-Dans son service, une chambre — chambre 207 — abritait Madame Renée Tournier, 91 ans. Plus de famille. Pas de visite depuis sept mois. Démence légère, mobilité réduite. Elle passait ses journées dans un fauteuil, regardant p</w:t>
-      </w:r>
-    </w:p>
-    <w:p>
-      <w:pPr>
-        <w:spacing w:after="120"/>
-      </w:pPr>
-      <w:r>
-        <w:rPr>
-          <w:sz w:val="22"/>
-          <w:szCs w:val="22"/>
-        </w:rPr>
-        <w:t xml:space="preserve">324. [RECIT] Karim travaillait dans un quartier d'affaires de Paris. Sur le trajet de sa boîte au métro, il croisait, presque chaque jour, le même homme assis sur un carton. Une cinquantaine, regard fatigué, qui ne demandait rien — mais à qui on déposait parfois des pièces.
-Un collègue de Karim, Marc, lui dit u</w:t>
-      </w:r>
-    </w:p>
-    <w:p>
-      <w:pPr>
-        <w:spacing w:after="120"/>
-      </w:pPr>
-      <w:r>
-        <w:rPr>
-          <w:sz w:val="22"/>
-          <w:szCs w:val="22"/>
-        </w:rPr>
-        <w:t xml:space="preserve">325. [RECIT] Le Messager d'Allâh ﷺ a dit, dans une parole rapportée par Abû Hurayra :
-« Le PAUVRE — au sens où Allâh l'entend — n'est pas celui qui fait le tour des gens en mendiant une bouchée ou deux, ou une datte ou deux, et qu'on renvoie. Le VRAI pauvre, c'est celui qui ne trouve pas de quoi se suffire, mai</w:t>
-      </w:r>
-    </w:p>
-    <w:p>
-      <w:pPr>
-        <w:spacing w:after="120"/>
-      </w:pPr>
-      <w:r>
-        <w:rPr>
-          <w:sz w:val="22"/>
-          <w:szCs w:val="22"/>
-        </w:rPr>
-        <w:t xml:space="preserve">326. [RECIT] Hamza marchait dans une rue de Lille, vendredi soir 21h, en rentrant du travail. Une voiture s'arrêta à côté de lui. Une femme, peut-être 50 ans, voilée d'un foulard léger, baissa sa vitre.
-Elle dit, paniquée : "Monsieur, s'il vous plaît, mon fils s'est blessé, j'ai besoin de l'emmener aux urgences</w:t>
-      </w:r>
-    </w:p>
-    <w:p>
-      <w:pPr>
-        <w:spacing w:after="120"/>
-      </w:pPr>
-      <w:r>
-        <w:rPr>
-          <w:sz w:val="22"/>
-          <w:szCs w:val="22"/>
-        </w:rPr>
-        <w:t xml:space="preserve">327. [RECIT] On raconte qu'un homme prit le métro un matin. Il monta dans une rame. Trois stations plus tard, un autre homme monta — visage marqué, vêtements sales, sentant fort l'alcool, qui s'effondra sur la banquette en face de lui.
-L'homme aux vêtements propres jugea instantanément : un ivrogne. Probablemen</w:t>
-      </w:r>
-    </w:p>
-    <w:p>
-      <w:pPr>
-        <w:spacing w:after="120"/>
-      </w:pPr>
-      <w:r>
-        <w:rPr>
-          <w:sz w:val="22"/>
-          <w:szCs w:val="22"/>
-        </w:rPr>
-        <w:t xml:space="preserve">328. [RECIT] Le Messager d'Allâh ﷺ a dit, dans une parole rapportée par Abû Hurayra et conservée dans les recueils sahih :
-« Celui qui soulage un musulman d'une affliction parmi les afflictions de ce monde, Allâh le soulagera d'une affliction parmi les afflictions du Jour du Jugement. »
-La parole pose un échan</w:t>
-      </w:r>
-    </w:p>
-    <w:p>
-      <w:pPr>
-        <w:spacing w:after="120"/>
-      </w:pPr>
-      <w:r>
-        <w:rPr>
-          <w:sz w:val="22"/>
-          <w:szCs w:val="22"/>
-        </w:rPr>
-        <w:t xml:space="preserve">329. [RECIT] Yusuf priait à la mosquée du quartier — celle du vendredi. Il était nouveau dans la ville depuis trois mois. Il ne connaissait personne.
-Un vendredi, après la khutba, il vit un homme âgé — peut-être 70 ans — qui priait à côté de lui. Visage doux. Mains tremblantes. À la fin de la prière, l'homme se</w:t>
-      </w:r>
-    </w:p>
-    <w:p>
-      <w:pPr>
-        <w:spacing w:after="120"/>
-      </w:pPr>
-      <w:r>
-        <w:rPr>
-          <w:sz w:val="22"/>
-          <w:szCs w:val="22"/>
-        </w:rPr>
-        <w:t xml:space="preserve">330. [RECIT] L'imam Ahmad ibn Hanbal, fondateur de l'école hanbalite et grand savant de Baghdad au IIIᵉ siècle de l'Hégire, vivait selon des principes d'hospitalité stricts envers les inconnus en transit.
-Un soir, alors qu'il rentrait de la mosquée, un homme l'aborda. C'était un voyageur — venu d'une autre vill</w:t>
-      </w:r>
-    </w:p>
-    <w:p>
-      <w:pPr>
-        <w:spacing w:after="120"/>
-      </w:pPr>
-      <w:r>
-        <w:rPr>
-          <w:sz w:val="22"/>
-          <w:szCs w:val="22"/>
-        </w:rPr>
-        <w:t xml:space="preserve">331. [RECIT] Anis sortait du métro à République, 19h. Il vit, en bas de l'escalator, deux jeunes hommes qui en frappaient un troisième — un homme plus âgé, peut-être 50 ans, manifestement Asiatique. Coups de poing, coups de pied. Le sac de l'homme volait par terre. Du sang sur sa joue.
-Anis sentit le sang lui m</w:t>
-      </w:r>
-    </w:p>
-    <w:p>
-      <w:pPr>
-        <w:spacing w:after="120"/>
-      </w:pPr>
-      <w:r>
-        <w:rPr>
-          <w:sz w:val="22"/>
-          <w:szCs w:val="22"/>
-        </w:rPr>
-        <w:t xml:space="preserve">332. [RECIT] Laila marchait dans un parc à Marseille, dimanche après-midi. Elle voulait juste prendre l'air. Sur un banc, un homme — la cinquantaine — était assis seul. Il pleurait silencieusement. Pas un sanglot bruyant. Juste des larmes qui coulaient pendant qu'il regardait le vide.
-Les promeneurs passaient à</w:t>
-      </w:r>
-    </w:p>
-    <w:p>
-      <w:pPr>
-        <w:spacing w:after="120"/>
-      </w:pPr>
-      <w:r>
-        <w:rPr>
-          <w:sz w:val="22"/>
-          <w:szCs w:val="22"/>
-        </w:rPr>
-        <w:t xml:space="preserve">333. [RECIT] Le Messager d'Allâh ﷺ a dit, dans une parole rapportée par Anas ibn Mâlik :
-« Certes la sadaqa éteint la colère du Seigneur et écarte la mauvaise mort. »
-La parole pose une promesse étonnante.
-La SADAQA — l'aumône donnée à un démuni, souvent un inconnu en détresse — a, selon ce hadith, deux pouvo</w:t>
-      </w:r>
-    </w:p>
-    <w:p>
-      <w:pPr>
-        <w:spacing w:after="120"/>
-      </w:pPr>
-      <w:r>
-        <w:rPr>
-          <w:sz w:val="22"/>
-          <w:szCs w:val="22"/>
-        </w:rPr>
-        <w:t xml:space="preserve">334. [RECIT] Adel roulait sur l'A6, vendredi 14h, retour de déplacement professionnel. Sur la bande d'arrêt d'urgence, une voiture en panne. Une femme seule à côté, voilée d'un foulard, talkie portatif en main, visiblement en détresse.
-Il avait deux options. Option 1 : continuer — c'est ce que font 99% des auto</w:t>
-      </w:r>
-    </w:p>
-    <w:p>
-      <w:pPr>
-        <w:spacing w:after="120"/>
-      </w:pPr>
-      <w:r>
-        <w:rPr>
-          <w:sz w:val="22"/>
-          <w:szCs w:val="22"/>
-        </w:rPr>
-        <w:t xml:space="preserve">335. [RECIT] On raconte qu'un voyageur, à la fin de sa vie, fut interrogé par son petit-fils. Le grand-père avait beaucoup voyagé — d'un pays à l'autre, d'un métier à l'autre, d'une ville à l'autre. Il avait été émigré toute sa vie, sans jamais s'installer durablement.
-Le petit-fils dit : "Grand-père, tu as con</w:t>
-      </w:r>
-    </w:p>
-    <w:p>
-      <w:pPr>
-        <w:spacing w:after="120"/>
-      </w:pPr>
-      <w:r>
-        <w:rPr>
-          <w:sz w:val="22"/>
-          <w:szCs w:val="22"/>
-        </w:rPr>
-        <w:t xml:space="preserve">336. [RECIT] Tu marches dans la rue, vendredi 13h15. Tu sors du déjeuner. Tu n'as pas pu prier Jumuʿa parce que tu étais en réunion. Tu ressens un vide.
-Tu sors ton téléphone. Tu scrolles sans but. Instagram. WhatsApp. Rien ne remplit ce vide.
-Tu repenses à quelque chose qu'un imam avait dit dans un sermon il </w:t>
-      </w:r>
-    </w:p>
-    <w:p>
-      <w:pPr>
-        <w:spacing w:after="120"/>
-      </w:pPr>
-      <w:r>
-        <w:rPr>
-          <w:sz w:val="22"/>
-          <w:szCs w:val="22"/>
-        </w:rPr>
-        <w:t xml:space="preserve">337. [RECIT] Tu es au bureau. 13h30. Ta réunion de l'après-midi te stresse à l'avance. Tu as une décision difficile à prendre. Une présentation devant des gens importants.
-Tu sens ton cœur battre plus vite. Les pensées tournent.
-Tu te rappelles ce que ta mère t'a dit, il y a longtemps : « Mon fils, avant chaqu</w:t>
-      </w:r>
-    </w:p>
-    <w:p>
-      <w:pPr>
-        <w:spacing w:after="120"/>
-      </w:pPr>
-      <w:r>
-        <w:rPr>
-          <w:sz w:val="22"/>
-          <w:szCs w:val="22"/>
-        </w:rPr>
-        <w:t xml:space="preserve">338. [RECIT] Tu rentres dans ton bureau après la pause. Tu te rassois. Tu te connectes.
-Un message arrive sur ton téléphone. Notification. Un nom qui apparaît. Ton cœur se serre.
-C'est cette personne. Celle dont tu sais que la relation est devenue toxique. Tu lui as parlé hier soir, et tu en es ressorti vidé, </w:t>
-      </w:r>
-    </w:p>
-    <w:p>
-      <w:pPr>
-        <w:spacing w:after="120"/>
-      </w:pPr>
-      <w:r>
-        <w:rPr>
-          <w:sz w:val="22"/>
-          <w:szCs w:val="22"/>
-        </w:rPr>
-        <w:t xml:space="preserve">339. [RECIT] Tu marches dans la rue, 14h. Tu as quinze minutes avant ton prochain rendez-vous.
-Tu repenses à un verset que tu avais lu, il y a longtemps. Tu ne sais plus exactement où il était. Mais il t'avait frappé. C'était quelque chose comme : "Et lorsque Mes serviteurs t'interrogent à Mon sujet... Je suis </w:t>
-      </w:r>
-    </w:p>
-    <w:p>
-      <w:pPr>
-        <w:spacing w:after="120"/>
-      </w:pPr>
-      <w:r>
-        <w:rPr>
-          <w:sz w:val="22"/>
-          <w:szCs w:val="22"/>
-        </w:rPr>
-        <w:t xml:space="preserve">340. [RECIT] Tu es dans le bus, 13h45. Tu rentres au boulot après ta pause déjeuner. Le bus est lent. Tu as 25 minutes.
-Tu sors ton téléphone par habitude.
-Tu te rappelles que ton grand-père, quand tu étais petit, te racontait des histoires des prophètes. Mûsâ traversant la mer. Ibrâhîm dans le feu. Yûsuf au f</w:t>
-      </w:r>
-    </w:p>
-    <w:p>
-      <w:pPr>
-        <w:spacing w:after="120"/>
-      </w:pPr>
-      <w:r>
-        <w:rPr>
-          <w:sz w:val="22"/>
-          <w:szCs w:val="22"/>
-        </w:rPr>
-        <w:t xml:space="preserve">341. [RECIT] Tu es au bureau, 14h30. Tu travailles depuis 9h. Tu as fait beaucoup de choses ce matin — emails, réunion, présentation, appels.
-Tu prends une seconde. Tu te demandes : pour QUI je fais tout ça ?
-Tu n'as pas de réponse immédiate. La journée a déroulé toute seule. Habitude. Inertie. Performance att</w:t>
-      </w:r>
-    </w:p>
-    <w:p>
-      <w:pPr>
-        <w:spacing w:after="120"/>
-      </w:pPr>
-      <w:r>
-        <w:rPr>
-          <w:sz w:val="22"/>
-          <w:szCs w:val="22"/>
-        </w:rPr>
-        <w:t xml:space="preserve">342. [RECIT] Vendredi 14h. Tu repenses à ta semaine.
-Lundi tu étais motivé. Tu t'étais dit que cette semaine, tu allais prier mieux, lire plus de Coran, contrôler ta langue, être patient avec ta famille.
-On est vendredi. Tu n'as fait rien de tout ça avec régularité. Tu as oublié dans les six premières heures d</w:t>
-      </w:r>
-    </w:p>
-    <w:p>
-      <w:pPr>
-        <w:spacing w:after="120"/>
-      </w:pPr>
-      <w:r>
-        <w:rPr>
-          <w:sz w:val="22"/>
-          <w:szCs w:val="22"/>
-        </w:rPr>
-        <w:t xml:space="preserve">343. [RECIT] Tu rentres à pied, fin d'après-midi. Tu repenses à un truc.
-Quand tu avais quinze ans, tu te disais : un jour, je vais lire toute la sîra du Prophète ﷺ. Pas en survol. En profondeur. Comme on apprend à connaître quelqu'un qu'on aime.
-Tu as maintenant trente, quarante, cinquante ans. Tu n'as jamais</w:t>
-      </w:r>
-    </w:p>
-    <w:p>
-      <w:pPr>
-        <w:spacing w:after="120"/>
-      </w:pPr>
-      <w:r>
-        <w:rPr>
-          <w:sz w:val="22"/>
-          <w:szCs w:val="22"/>
-        </w:rPr>
-        <w:t xml:space="preserve">344. [RECIT] Tu es chez toi, 19h. Tu finis ta journée. Tu repenses à ce qui t'a stressé toute la semaine.
-Une anxiété qui revient. Une question financière non résolue. Une santé qui te préoccupe. Une personne que tu n'arrives pas à pardonner. Une faute que tu portes.
-Tu te dis : j'ai parlé de ça à mon conjoint</w:t>
-      </w:r>
-    </w:p>
-    <w:p>
-      <w:pPr>
-        <w:spacing w:after="120"/>
-      </w:pPr>
-      <w:r>
-        <w:rPr>
-          <w:sz w:val="22"/>
-          <w:szCs w:val="22"/>
-        </w:rPr>
-        <w:t xml:space="preserve">345. [RECIT] Tu es dans le métro, 13h. Une jeune femme s'assoit en face de toi. Habillée légèrement. Ton regard glisse, par instinct.
-Tu te reprends immédiatement. Tu détournes les yeux. Tu sais le verset 24:30 : « Dis aux croyants de baisser leurs regards. »
-Mais c'est plus que cet instant. Tu te rends compte</w:t>
-      </w:r>
-    </w:p>
-    <w:p>
-      <w:pPr>
-        <w:spacing w:after="120"/>
-      </w:pPr>
-      <w:r>
-        <w:rPr>
-          <w:sz w:val="22"/>
-          <w:szCs w:val="22"/>
-        </w:rPr>
-        <w:t xml:space="preserve">346. [RECIT] Tu es au café, 13h, en train de boire ton thé après le déjeuner. Une question te tourne dans la tête depuis trois jours.
-Une décision à prendre. Un choix de vie. Tu hésites entre deux voies. Tu en as parlé à plein de gens. Chacun te donne son avis selon SES valeurs.
-Tu te dis : si je posais cette </w:t>
-      </w:r>
-    </w:p>
-    <w:p>
-      <w:pPr>
-        <w:spacing w:after="120"/>
-      </w:pPr>
-      <w:r>
-        <w:rPr>
-          <w:sz w:val="22"/>
-          <w:szCs w:val="22"/>
-        </w:rPr>
-        <w:t xml:space="preserve">347. [RECIT] Tu rentres à pied, fin de journée. Tu repenses à ce que tu vis en ce moment.
-Tu te sens parfois bloqué. Comme si Allâh t'avait mis dans une situation injuste. Tu as fait des efforts, tu as été patient, et pourtant ça n'avance pas. Tu te dis presque, par moments, qu'Allâh t'a oublié.
-Tu te rappelle</w:t>
-      </w:r>
-    </w:p>
-    <w:p>
-      <w:pPr>
-        <w:spacing w:after="120"/>
-      </w:pPr>
-      <w:r>
-        <w:rPr>
-          <w:sz w:val="22"/>
-          <w:szCs w:val="22"/>
-        </w:rPr>
-        <w:t xml:space="preserve">348. [RECIT] Tu es au bureau, 14h. Tu réalises que ce matin, tu t'es levé en mode automatique. Douche, café, métro, bureau. Pas une seconde pour poser une intention sur la journée.
-Tu t'es jeté dans le travail comme on se jette dans une rivière. Tu as bien fait des choses. Mais tu n'as pas posé de balise spirit</w:t>
-      </w:r>
-    </w:p>
-    <w:p>
-      <w:pPr>
-        <w:spacing w:after="120"/>
-      </w:pPr>
-      <w:r>
-        <w:rPr>
-          <w:sz w:val="22"/>
-          <w:szCs w:val="22"/>
-        </w:rPr>
-        <w:t xml:space="preserve">349. [RECIT] Tu rentres chez toi, vendredi 19h. La semaine se termine.
-Tu pourrais — comme d'habitude — passer dans la routine du week-end. Courses, ménage, sortie, Netflix, dimanche.
-Mais tu sens, en passant la porte de ton appart, une petite voix qui te dit : « Tu as tenu un mois sans faire un vrai bilan. La</w:t>
-      </w:r>
-    </w:p>
-    <w:p>
-      <w:pPr>
-        <w:spacing w:after="120"/>
-      </w:pPr>
-      <w:r>
-        <w:rPr>
-          <w:sz w:val="22"/>
-          <w:szCs w:val="22"/>
-        </w:rPr>
-        <w:t xml:space="preserve">350. [RECIT] Tu prends un café, 13h. Tu vois passer dans la rue un homme âgé qui ressemble à ton oncle décédé il y a deux ans. Ton cœur se serre.
-Tu te rappelles ton oncle. Il te racontait, quand tu étais enfant, des histoires des Compagnons du Prophète ﷺ. Abû Bakr, ʿUmar, ʿUthmân, ʿAlî. Khâlid ibn al-Walîd. Bi</w:t>
-      </w:r>
-    </w:p>
-    <w:p>
-      <w:pPr>
-        <w:spacing w:after="120"/>
-      </w:pPr>
-      <w:r>
-        <w:rPr>
-          <w:sz w:val="22"/>
-          <w:szCs w:val="22"/>
-        </w:rPr>
-        <w:t xml:space="preserve">351. [RECIT] Tu vois aux infos, 13h, des images de la souffrance dans le monde. Un conflit qui dure. Des enfants. Une famine. Tu changes de chaîne — tu n'en peux plus.
-Mais tu ressens un poids. Tu te dis : qu'est-ce que je peux faire ? Je suis loin. Je n'ai pas les moyens d'aller là-bas. Je donne de temps en te</w:t>
-      </w:r>
-    </w:p>
-    <w:p>
-      <w:pPr>
-        <w:spacing w:after="120"/>
-      </w:pPr>
-      <w:r>
-        <w:rPr>
-          <w:sz w:val="22"/>
-          <w:szCs w:val="22"/>
-        </w:rPr>
-        <w:t xml:space="preserve">352. [RECIT] Tu sors de réunion, 14h. Tu as bavardé avec un collègue, et — tu t'en aperçois maintenant — tu as parlé en mal d'un autre collègue absent. Pas méchamment. Juste un commentaire. "Il est sympa mais il est pas très efficace ces derniers temps."
-Tu te dis : c'est de la ghîba. Le hadith dit que la ghîba</w:t>
-      </w:r>
-    </w:p>
-    <w:p>
-      <w:pPr>
-        <w:spacing w:after="120"/>
-      </w:pPr>
-      <w:r>
-        <w:rPr>
-          <w:sz w:val="22"/>
-          <w:szCs w:val="22"/>
-        </w:rPr>
-        <w:t xml:space="preserve">353. [RECIT] Tu es seul chez toi, 14h, jour de congé. Tu pourrais faire mille choses. Tu n'as envie de rien.
-Tu as une petite tristesse vague. Pas une grosse dépression. Juste un voile gris. Tu ne sais même pas pourquoi.
-Tu te dis : si je sortais le Coran maintenant — pas pour réciter par habitude, mais pour m</w:t>
-      </w:r>
-    </w:p>
-    <w:p>
-      <w:pPr>
-        <w:spacing w:after="120"/>
-      </w:pPr>
-      <w:r>
-        <w:rPr>
-          <w:sz w:val="22"/>
-          <w:szCs w:val="22"/>
-        </w:rPr>
-        <w:t xml:space="preserve">354. [RECIT] Tu es coincé. Vraiment coincé. Une situation que tu vis depuis des mois — financière, professionnelle, sentimentale, peu importe — qui ne s'ouvre pas. Tu as tout essayé. Rien.
-Tu te sens comme acculé. Devant toi, un obstacle qui ne bouge pas. Derrière toi, on te pousse. Tu n'as nulle part où aller.</w:t>
-      </w:r>
-    </w:p>
-    <w:p>
-      <w:pPr>
-        <w:spacing w:after="120"/>
-      </w:pPr>
-      <w:r>
-        <w:rPr>
-          <w:sz w:val="22"/>
-          <w:szCs w:val="22"/>
-        </w:rPr>
-        <w:t xml:space="preserve">355. [RECIT] Tu es en colère. Une dispute ce matin avec ton conjoint. Ça t'a pourri ta matinée. Tu es au bureau, mais ta tête est encore dans la cuisine de 8h.
-Tu sens que cette colère t'habite. Tu sais qu'elle va te faire dire ou faire des choses dont tu vas te repentir.
-Tu te dis : si je posais une intention</w:t>
-      </w:r>
-    </w:p>
-    <w:p>
-      <w:pPr>
-        <w:spacing w:after="120"/>
-      </w:pPr>
-      <w:r>
-        <w:rPr>
-          <w:sz w:val="22"/>
-          <w:szCs w:val="22"/>
-        </w:rPr>
-        <w:t xml:space="preserve">356. [RECIT] Premier du mois. Tu prends ton café, tu réalises soudainement : un mois entier s'est écoulé depuis le 1er du mois dernier.
-Un mois entier. 30 jours. 720 heures. Et tu te demandes : qu'est-ce que j'ai vraiment construit spirituellement ce mois ?
-La réponse t'échappe. Tu te souviens des choses prati</w:t>
-      </w:r>
-    </w:p>
-    <w:p>
-      <w:pPr>
-        <w:spacing w:after="120"/>
-      </w:pPr>
-      <w:r>
-        <w:rPr>
-          <w:sz w:val="22"/>
-          <w:szCs w:val="22"/>
-        </w:rPr>
-        <w:t xml:space="preserve">357. [RECIT] Tu as une décision à prendre. Tu sais ce qui est juste. Mais le prix de cette décision est lourd — tu vas perdre des amis, une position, peut-être un job, peut-être l'approbation de ta famille.
-Tu te dis : si je fais ce qui est juste, je vais me retrouver isolé. Tout le monde contre moi.
-Tu te rap</w:t>
-      </w:r>
-    </w:p>
-    <w:p>
-      <w:pPr>
-        <w:spacing w:after="120"/>
-      </w:pPr>
-      <w:r>
-        <w:rPr>
-          <w:sz w:val="22"/>
-          <w:szCs w:val="22"/>
-        </w:rPr>
-        <w:t xml:space="preserve">358. [RECIT] Tu sors d'une réunion. Tu as eu raison, dans un débat avec un collègue. Tu sens cette petite satisfaction — "j'ai gagné". Tu en parles à un ami au téléphone après. Tu racontes en mettant en avant ta brillance.
-Tu remarques quelque chose. Plus tu parles, plus tu te sens bien. Pas du bien tranquille </w:t>
-      </w:r>
-    </w:p>
-    <w:p>
-      <w:pPr>
-        <w:spacing w:after="120"/>
-      </w:pPr>
-      <w:r>
-        <w:rPr>
-          <w:sz w:val="22"/>
-          <w:szCs w:val="22"/>
-        </w:rPr>
-        <w:t xml:space="preserve">359. [RECIT] Tu portes une épreuve depuis longtemps. Maladie, deuil, dette, problème de couple, problème d'enfant. Tu en es à un point où tu ne sais plus comment continuer.
-Tu pries. Tu fais tes rakaʿat. Mais ta du'â reste générique. Tu n'oses pas vraiment IMPLORER. Tu te dis : "il y a des gens qui souffrent pl</w:t>
-      </w:r>
-    </w:p>
-    <w:p>
-      <w:pPr>
-        <w:spacing w:after="120"/>
-      </w:pPr>
-      <w:r>
-        <w:rPr>
-          <w:sz w:val="22"/>
-          <w:szCs w:val="22"/>
-        </w:rPr>
-        <w:t xml:space="preserve">360. [RECIT] Tu te lèves le matin, fatigué. Tu n'as pas fait la fajr à l'heure. Encore. Tu te dis : "je n'arrive pas à me lever". Tu culpabilises vaguement, et tu passes à autre chose.
-Mais tu sens qu'il y a un truc. Un manque. Quelque chose que les premiers musulmans avaient et que toi tu as perdu.
-Tu te rapp</w:t>
-      </w:r>
-    </w:p>
-    <w:p>
-      <w:pPr>
-        <w:spacing w:after="120"/>
-      </w:pPr>
-      <w:r>
-        <w:rPr>
-          <w:sz w:val="22"/>
-          <w:szCs w:val="22"/>
-        </w:rPr>
-        <w:t xml:space="preserve">361. [RECIT] Tu reçois ton salaire ce matin. Notification bancaire. Tu regardes le montant.
-Tu te dis : "je vais payer mes factures, mettre un peu de côté, et m'acheter le truc que je voulais".
-C'est tout ? C'est ce que tu fais avec chaque salaire depuis 15 ans. Cycle automatique. Sans intention spirituelle.
-</w:t>
-      </w:r>
-    </w:p>
-    <w:p>
-      <w:pPr>
-        <w:spacing w:after="120"/>
-      </w:pPr>
-      <w:r>
-        <w:rPr>
-          <w:sz w:val="22"/>
-          <w:szCs w:val="22"/>
-        </w:rPr>
-        <w:t xml:space="preserve">362. [RECIT] Tu es femme. Tu portes quelque chose de difficile en ce moment. Une situation qui te rend invisible. Ou injuste. Ou solitaire.
-Tu te rappelles Maryam — Marie, mère de ʿÎsâ (Jésus). Une jeune femme. Enceinte par miracle. Personne ne pourrait la croire. Elle savait qu'en retournant à son peuple, elle</w:t>
-      </w:r>
-    </w:p>
-    <w:p>
-      <w:pPr>
-        <w:spacing w:after="120"/>
-      </w:pPr>
-      <w:r>
-        <w:rPr>
-          <w:sz w:val="22"/>
-          <w:szCs w:val="22"/>
-        </w:rPr>
-        <w:t xml:space="preserve">363. [RECIT] Fin de Ramadan. Ou fin de l'année hégirienne. Ou ton anniversaire personnel. Un de ces moments où on peut prendre une vraie photo de l'année écoulée.
-Tu y penses brièvement. Puis tu passes à autre chose — les fêtes, les obligations, le travail.
-Mais en y réfléchissant honnêtement, tu te rends comp</w:t>
-      </w:r>
-    </w:p>
-    <w:p>
-      <w:pPr>
-        <w:spacing w:after="120"/>
-      </w:pPr>
-      <w:r>
-        <w:rPr>
-          <w:sz w:val="22"/>
-          <w:szCs w:val="22"/>
-        </w:rPr>
-        <w:t xml:space="preserve">364. [RECIT] Tu es dans une situation où tu hésites à dire la vérité. Tu pourrais facilement mentir — petit mensonge social qui te tirerait d'affaire. Personne ne saurait. Mais tu hésites.
-Tu te rappelles vaguement qu'il y a, dans le Coran, des versets sur les menteurs. Tu n'arrives pas à te souvenir précisémen</w:t>
-      </w:r>
-    </w:p>
-    <w:p>
-      <w:pPr>
-        <w:spacing w:after="120"/>
-      </w:pPr>
-      <w:r>
-        <w:rPr>
-          <w:sz w:val="22"/>
-          <w:szCs w:val="22"/>
-        </w:rPr>
-        <w:t xml:space="preserve">365. [RECIT] Tu scrolles Instagram. Une connaissance — pas une amie proche, juste quelqu'un que tu suis depuis le lycée — vient d'acheter une grande maison. Photos partout. Le couple souriant. Les enfants joyeux. Le jardin.
-Tu sens, malgré toi, une douleur sourde. Pas vraiment de la haine. Quelque chose entre l</w:t>
-      </w:r>
-    </w:p>
-    <w:p>
-      <w:pPr>
-        <w:spacing w:after="120"/>
-      </w:pPr>
-      <w:r>
-        <w:rPr>
-          <w:sz w:val="22"/>
-          <w:szCs w:val="22"/>
-        </w:rPr>
-        <w:t xml:space="preserve">366. [RECIT] Tu vis une période difficile. Tu pries, tu fais ce qu'il faut, et pourtant rien ne s'ouvre. Tu te dis presque, dans tes pires moments : « Allâh ne m'écoute pas. »
-Tu te rappelles soudain. La période de La Mecque, avant l'Hégire. Treize ans. TREIZE ANS de prédication du Prophète ﷺ avant qu'il ne soi</w:t>
-      </w:r>
-    </w:p>
-    <w:p>
-      <w:pPr>
-        <w:spacing w:after="120"/>
-      </w:pPr>
-      <w:r>
-        <w:rPr>
-          <w:sz w:val="22"/>
-          <w:szCs w:val="22"/>
-        </w:rPr>
-        <w:t xml:space="preserve">367. [RECIT] Tu as peur. Une peur précise. Quelque chose dans ta vie qui te terrifie en silence. Tu ne le dis à personne — c'est intime. Une peur pour ta santé, pour un enfant, pour ton avenir, pour quelque chose qui peut arriver.
-La peur te ronge la nuit. Elle te suit le jour. Tu vis avec elle comme avec un pa</w:t>
-      </w:r>
-    </w:p>
-    <w:p>
-      <w:pPr>
-        <w:spacing w:after="120"/>
-      </w:pPr>
-      <w:r>
-        <w:rPr>
-          <w:sz w:val="22"/>
-          <w:szCs w:val="22"/>
-        </w:rPr>
-        <w:t xml:space="preserve">368. [RECIT] Tu te sens dépassé. Le monde autour de toi va vite, dans une direction que tu ne reconnais pas comme la tienne. Tes valeurs paraissent obsolètes. Ta foi est moquée ou ignorée. Tu te demandes parfois : « Suis-je en train de me tromper ? »
-Tu te rappelles Nûh. Le prophète qui a prêché à son peuple pe</w:t>
-      </w:r>
-    </w:p>
-    <w:p>
-      <w:pPr>
-        <w:spacing w:after="120"/>
-      </w:pPr>
-      <w:r>
-        <w:rPr>
-          <w:sz w:val="22"/>
-          <w:szCs w:val="22"/>
-        </w:rPr>
-        <w:t xml:space="preserve">369. [RECIT] Tu lis un article ou tu écoutes un podcast. Quelqu'un attaque l'islam intellectuellement. Brillant. Articulé. Tu n'as pas les réponses immédiates.
-Un doute s'insinue. Pas un gros doute. Une petite porte qui s'entrouvre. "Et si..."
-C'est UNE PORTE. La porte du shakk — le doute.
-Le shaytân y entre </w:t>
-      </w:r>
-    </w:p>
-    <w:p>
-      <w:pPr>
-        <w:spacing w:after="120"/>
-      </w:pPr>
-      <w:r>
-        <w:rPr>
-          <w:sz w:val="22"/>
-          <w:szCs w:val="22"/>
-        </w:rPr>
-        <w:t xml:space="preserve">370. [RECIT] Tu es à la fin de cette dernière mini-scène de DHUHR-CARREFOUR. 35 carrefours t'auront été présentés au fil du temps — chacun te ramenant vers UN module de Niyyah.
-Mais voici la vérité simple. Tu peux voir 35 carrefours, 100 carrefours, 1000 carrefours. Si tu ne PRENDS pas un de ces chemins, rien n</w:t>
-      </w:r>
-    </w:p>
-    <w:p>
-      <w:pPr>
-        <w:spacing w:after="120"/>
-      </w:pPr>
-      <w:r>
-        <w:rPr>
-          <w:sz w:val="22"/>
-          <w:szCs w:val="22"/>
-        </w:rPr>
-        <w:t xml:space="preserve">371. [RECIT] Le Messager d'Allâh ﷺ a dit, dans la parole la plus célèbre de toute la tradition islamique, rapportée par ʿUmar ibn al-Khattâb :
-« Les actes ne valent que par les intentions. Chaque homme n'aura que ce qu'il a eu l'intention d'obtenir. Celui dont l'émigration a été pour Allâh et Son Messager — son</w:t>
-      </w:r>
-    </w:p>
-    <w:p>
-      <w:pPr>
-        <w:spacing w:after="120"/>
-      </w:pPr>
-      <w:r>
-        <w:rPr>
-          <w:sz w:val="22"/>
-          <w:szCs w:val="22"/>
-        </w:rPr>
-        <w:t xml:space="preserve">372. [RECIT] Ismaël tenait une petite épicerie à Lille. Ouverte 7 jours sur 7, de 8h à 22h. Il était musulman pratiquant — il priait ses cinq prières quotidiennes, jeûnait Ramadan, donnait la zakat.
-Un vendredi 13h, un autre commerçant musulman lui rendit visite — Karim, qu'il connaissait depuis l'enfance. Kari</w:t>
-      </w:r>
-    </w:p>
-    <w:p>
-      <w:pPr>
-        <w:spacing w:after="120"/>
-      </w:pPr>
-      <w:r>
-        <w:rPr>
-          <w:sz w:val="22"/>
-          <w:szCs w:val="22"/>
-        </w:rPr>
-        <w:t xml:space="preserve">373. [RECIT] Le Messager d'Allâh ﷺ a raconté, dans un hadith rapporté par Abû Hurayra, une scène du Jour du Jugement qui a marqué les Compagnons à jamais.
-Le Prophète ﷺ dit que les TROIS premières personnes jugées au Jour du Jugement seront :
-Première : UN MARTYR. Un homme qui a combattu et qui est mort au com</w:t>
-      </w:r>
-    </w:p>
-    <w:p>
-      <w:pPr>
-        <w:spacing w:after="120"/>
-      </w:pPr>
-      <w:r>
-        <w:rPr>
-          <w:sz w:val="22"/>
-          <w:szCs w:val="22"/>
-        </w:rPr>
-        <w:t xml:space="preserve">374. [RECIT] Mounira, infirmière à Bordeaux, avait pris une habitude depuis trois mois. À la pause déjeuner — entre 12h30 et 13h30 — elle s'isolait dix minutes dans un coin tranquille de l'hôpital. Pas pour scroller. Pas pour téléphoner. Pour faire son bilan de mi-journée.
-Elle se posait, en silence, cinq quest</w:t>
-      </w:r>
-    </w:p>
-    <w:p>
-      <w:pPr>
-        <w:spacing w:after="120"/>
-      </w:pPr>
-      <w:r>
-        <w:rPr>
-          <w:sz w:val="22"/>
-          <w:szCs w:val="22"/>
-        </w:rPr>
-        <w:t xml:space="preserve">375. [RECIT] ʿUmar ibn al-Khattâb — calife du Prophète ﷺ, conquérant des grandes capitales de l'antiquité, l'un des plus grands musulmans de l'histoire — vivait dans une terreur permanente du riyâʾ.
-Un de ses Compagnons, Hudhayfa ibn al-Yamân, était connu pour avoir reçu du Prophète ﷺ la liste secrète des HYPOC</w:t>
-      </w:r>
-    </w:p>
-    <w:p>
-      <w:pPr>
-        <w:spacing w:after="120"/>
-      </w:pPr>
-      <w:r>
-        <w:rPr>
-          <w:sz w:val="22"/>
-          <w:szCs w:val="22"/>
-        </w:rPr>
-        <w:t xml:space="preserve">376. [RECIT] Le Messager d'Allâh ﷺ a enseigné, à travers plusieurs hadiths, un principe paradoxal et libérateur : la VALEUR d'un acte spirituel n'est pas dans son AMPLEUR, mais dans la pureté de son INTENTION.
-Un homme peut donner un million d'euros à une association — pour qu'on dise de lui : 'C'est un généreu</w:t>
-      </w:r>
-    </w:p>
-    <w:p>
-      <w:pPr>
-        <w:spacing w:after="120"/>
-      </w:pPr>
-      <w:r>
-        <w:rPr>
-          <w:sz w:val="22"/>
-          <w:szCs w:val="22"/>
-        </w:rPr>
-        <w:t xml:space="preserve">377. [RECIT] Yacine, 38 ans, faisait depuis quinze ans une grosse sadaqa annuelle — 2 000 euros à une grande association internationale de bienfaisance. Il en parlait souvent. C'était "son truc" — celui qui le distinguait des musulmans tièdes autour de lui.
-Un vendredi, il assista à un sermon sur l'ikhlâs et le</w:t>
-      </w:r>
-    </w:p>
-    <w:p>
-      <w:pPr>
-        <w:spacing w:after="120"/>
-      </w:pPr>
-      <w:r>
-        <w:rPr>
-          <w:sz w:val="22"/>
-          <w:szCs w:val="22"/>
-        </w:rPr>
-        <w:t xml:space="preserve">378. [RECIT] Khadija, 32 ans, comptable dans une PME à Lyon. Métier banal. Elle entrait au bureau le matin, traitait ses dossiers, partait à 18h. Cycle identique depuis dix ans.
-Un jour, dans une conversation avec une amie pratiquante, on lui dit : "Khadija, tu sais que ton travail peut être une ʿibâda si tu po</w:t>
-      </w:r>
-    </w:p>
-    <w:p>
-      <w:pPr>
-        <w:spacing w:after="120"/>
-      </w:pPr>
-      <w:r>
-        <w:rPr>
-          <w:sz w:val="22"/>
-          <w:szCs w:val="22"/>
-        </w:rPr>
-        <w:t xml:space="preserve">379. [RECIT] On raconte qu'un homme, à 65 ans, fit le bilan de sa vie de Dhuhr. Le Dhuhr, le milieu de journée — métaphore aussi pour le milieu de vie.
-Il regarda ce qu'il avait accompli sur les TENS axes que l'islam lui avait demandé d'examiner au milieu de sa journée et de sa vie :
-1. LA LANGUE. A-t-il, sur </w:t>
-      </w:r>
-    </w:p>
-    <w:p>
-      <w:pPr>
-        <w:spacing w:after="120"/>
-      </w:pPr>
-      <w:r>
-        <w:rPr>
-          <w:sz w:val="22"/>
-          <w:szCs w:val="22"/>
-        </w:rPr>
-        <w:t xml:space="preserve">380. [RECIT] Les savants ont, à travers l'étude des hadiths, dégagé SEPT signaux de l'ikhlâs — la pureté d'intention. Sept tests par lesquels tu peux savoir si tes actes religieux sont VRAIMENT pour Allâh, ou contaminés par autre chose.
-Premier signal : LA CONSTANCE DANS LE SECRET. Continues-tu à faire l'acte q</w:t>
-      </w:r>
-    </w:p>
-    <w:p>
-      <w:pPr>
-        <w:spacing w:after="120"/>
-      </w:pPr>
-      <w:r>
-        <w:rPr>
-          <w:sz w:val="22"/>
-          <w:szCs w:val="22"/>
-        </w:rPr>
-        <w:t xml:space="preserve">381. [RECIT] Bilal, 45 ans, prit l'habitude d'avoir une conversation avec lui-même chaque vendredi à 13h45 — juste après la khutba, sur le chemin du retour.
-Elle durait 15 minutes. Toujours les mêmes questions. Toujours en silence intérieur.
-Voici la conversation, telle qu'il l'avait fixée :
-« Bilal, écoute. </w:t>
-      </w:r>
-    </w:p>
-    <w:p>
-      <w:pPr>
-        <w:spacing w:after="120"/>
-      </w:pPr>
-      <w:r>
-        <w:rPr>
-          <w:sz w:val="22"/>
-          <w:szCs w:val="22"/>
-        </w:rPr>
-        <w:t xml:space="preserve">382. [RECIT] Allâh, dans le Coran, dans la sourate an-Nisâ' verset 135, pose une exigence vertigineuse au croyant :
-« Ô vous qui croyez ! Soyez stricts envers vous-mêmes (qawwâmîn bi-l-qist), témoins en faveur d'Allâh, même si cela doit aller contre VOUS-MÊMES, contre vos parents, contre vos proches. Que vous s</w:t>
-      </w:r>
-    </w:p>
-    <w:p>
-      <w:pPr>
-        <w:spacing w:after="120"/>
-      </w:pPr>
-      <w:r>
-        <w:rPr>
-          <w:sz w:val="22"/>
-          <w:szCs w:val="22"/>
-        </w:rPr>
-        <w:t xml:space="preserve">383. [RECIT] Hamza, 52 ans, conduisait sur l'A6, vendredi 13h. Brusquement, un poids lourd devant lui freina sec. Hamza eut le réflexe — il freina aussi, mais juste — la tôle du camion à dix centimètres de son pare-brise. Une seconde de plus, c'était l'impact.
-Il continua à rouler. Il ne s'arrêta pas. Mais il T</w:t>
-      </w:r>
-    </w:p>
-    <w:p>
-      <w:pPr>
-        <w:spacing w:after="120"/>
-      </w:pPr>
-      <w:r>
-        <w:rPr>
-          <w:sz w:val="22"/>
-          <w:szCs w:val="22"/>
-        </w:rPr>
-        <w:t xml:space="preserve">384. [RECIT] Plusieurs Compagnons du Prophète ﷺ — et plus encore les Tâbiʿûn, la génération qui les suivit — avaient développé des disciplines extrêmes pour préserver leur ikhlâs.
-Un Tâbiʿî célèbre — Ayyûb as-Sakhtiyânî, parmi les plus grands savants de Bassora — pleurait pendant ses lectures du Coran la nuit. </w:t>
-      </w:r>
-    </w:p>
-    <w:p>
-      <w:pPr>
-        <w:spacing w:after="120"/>
-      </w:pPr>
-      <w:r>
-        <w:rPr>
-          <w:sz w:val="22"/>
-          <w:szCs w:val="22"/>
-        </w:rPr>
-        <w:t xml:space="preserve">385. [RECIT] Tu es à la fin du DHUHR de Niyyah. Cette catégorie INTENTION est la dernière des 11. Ensemble, elles forment le cycle complet du milieu de journée musulman.
-Let moi te rappeler ce que tu as parcouru :
-1. LANGUE — 50 histoires sur ce que tu dis et comment tu le dis.
-2. TRANSACTIONS — 45 histoires s</w:t>
-      </w:r>
-    </w:p>
-    <w:p>
-      <w:pPr>
-        <w:spacing w:after="120"/>
-      </w:pPr>
-      <w:r>
-        <w:rPr>
-          <w:sz w:val="22"/>
-          <w:szCs w:val="22"/>
-        </w:rPr>
-        <w:t xml:space="preserve">386. [RECIT] Le Messager d'Allâh ﷺ a dit, dans une parole d'une finesse psychologique remarquable, rapportée par Jâbir ibn ʿAbdillâh :
-« Si un homme parle à un autre et qu'il se retourne (pour s'assurer que personne n'entende), c'est un dépôt. »
-La parole est précise et observatrice.
-Le Prophète ﷺ décrit un g</w:t>
-      </w:r>
-    </w:p>
-    <w:p>
-      <w:pPr>
-        <w:spacing w:after="120"/>
-      </w:pPr>
-      <w:r>
-        <w:rPr>
-          <w:sz w:val="22"/>
-          <w:szCs w:val="22"/>
-        </w:rPr>
-        <w:t xml:space="preserve">387. [RECIT] Imane retrouvait sa sœur Yasmina à un café, vendredi 13h, pour leur déjeuner mensuel. Elles étaient proches — six ans d'écart, complicité depuis l'enfance.
-Yasmina, en s'asseyant, avait l'air fatiguée. Imane vit immédiatement. Elle demanda : "Ça va toi ?"
-Yasmina hésita. Elle regarda autour. Le ca</w:t>
-      </w:r>
-    </w:p>
-    <w:p>
-      <w:pPr>
-        <w:spacing w:after="120"/>
-      </w:pPr>
-      <w:r>
-        <w:rPr>
-          <w:sz w:val="22"/>
-          <w:szCs w:val="22"/>
-        </w:rPr>
-        <w:t xml:space="preserve">388. [RECIT] Le Messager d'Allâh ﷺ a dit, dans une parole rapportée par ʿAbdullâh ibn ʿUmar :
-« Celui qui couvre les défauts d'un musulman, Allâh couvrira ses défauts dans ce monde et dans l'autre. »
-La parole pose une RÉCIPROCITÉ divine précise.
-Quand tu apprends, par hasard ou par confidence, un défaut d'un</w:t>
-      </w:r>
-    </w:p>
-    <w:p>
-      <w:pPr>
-        <w:spacing w:after="120"/>
-      </w:pPr>
-      <w:r>
-        <w:rPr>
-          <w:sz w:val="22"/>
-          <w:szCs w:val="22"/>
-        </w:rPr>
-        <w:t xml:space="preserve">389. [RECIT] Soufiane et sa femme Lila étaient mariés depuis cinq ans. Comme dans tous les couples, ils traversaient des hauts et des bas. Récemment, des disputes plus fréquentes. Une période difficile.
-Un dimanche, Soufiane retrouva son meilleur ami Karim au café. Ils se voyaient une fois par mois pour bavarde</w:t>
-      </w:r>
-    </w:p>
-    <w:p>
-      <w:pPr>
-        <w:spacing w:after="120"/>
-      </w:pPr>
-      <w:r>
-        <w:rPr>
-          <w:sz w:val="22"/>
-          <w:szCs w:val="22"/>
-        </w:rPr>
-        <w:t xml:space="preserve">390. [RECIT] ʿAbdullâh ibn Masʿûd, l'un des plus grands Compagnons du Messager d'Allâh ﷺ, était particulièrement proche du Prophète. Il avait été son serviteur personnel — il portait ses chaussures, ses brindilles à siwâk, ses affaires lors des voyages.
-À cause de cette proximité, le Prophète ﷺ lui confia, au f</w:t>
-      </w:r>
-    </w:p>
-    <w:p>
-      <w:pPr>
-        <w:spacing w:after="120"/>
-      </w:pPr>
-      <w:r>
-        <w:rPr>
-          <w:sz w:val="22"/>
-          <w:szCs w:val="22"/>
-        </w:rPr>
-        <w:t xml:space="preserve">391. [RECIT] Rachid était imam d'une petite mosquée de quartier. Un mardi soir, après la prière de Maghrib, une jeune femme — peut-être 23 ans, visiblement effondrée — vint le voir en privé dans son bureau.
-Elle dit, en pleurant : "Imam, j'ai fait quelque chose. Je veux me confier. Mais c'est lourd. Vous me pro</w:t>
-      </w:r>
-    </w:p>
-    <w:p>
-      <w:pPr>
-        <w:spacing w:after="120"/>
-      </w:pPr>
-      <w:r>
-        <w:rPr>
-          <w:sz w:val="22"/>
-          <w:szCs w:val="22"/>
-        </w:rPr>
-        <w:t xml:space="preserve">392. [RECIT] Le Messager d'Allâh ﷺ a dit, dans une parole rapportée par Abû Saʿîd al-Khudrî :
-« Parmi les pires des gens auprès d'Allâh au Jour du Jugement, il y a l'homme qui se rend auprès de sa femme et la femme qui se rend auprès de son mari, puis qui révèle son secret. »
-La parole est précise et grave.
-L</w:t>
-      </w:r>
-    </w:p>
-    <w:p>
-      <w:pPr>
-        <w:spacing w:after="120"/>
-      </w:pPr>
-      <w:r>
-        <w:rPr>
-          <w:sz w:val="22"/>
-          <w:szCs w:val="22"/>
-        </w:rPr>
-        <w:t xml:space="preserve">393. [RECIT] Khaled travaillait dans une grande boîte de RH comme consultant. Il avait accès, par sa fonction, à des informations confidentielles sur des centaines d'employés — salaires, évaluations, problèmes de comportement, projets de licenciement, projets de promotion.
-Un soir, à un dîner de famille, sa bel</w:t>
-      </w:r>
-    </w:p>
-    <w:p>
-      <w:pPr>
-        <w:spacing w:after="120"/>
-      </w:pPr>
-      <w:r>
-        <w:rPr>
-          <w:sz w:val="22"/>
-          <w:szCs w:val="22"/>
-        </w:rPr>
-        <w:t xml:space="preserve">394. [RECIT] Le Messager d'Allâh ﷺ a dit, dans le hadith célèbre rapporté par ʿAbdullâh ibn ʿUmar :
-« Le musulman est le frère du musulman. Il ne l'opprime pas, et il ne l'abandonne pas. Quiconque s'occupe du besoin de son frère, Allâh s'occupera de son besoin. Quiconque soulage une affliction d'un musulman, Al</w:t>
-      </w:r>
-    </w:p>
-    <w:p>
-      <w:pPr>
-        <w:spacing w:after="120"/>
-      </w:pPr>
-      <w:r>
-        <w:rPr>
-          <w:sz w:val="22"/>
-          <w:szCs w:val="22"/>
-        </w:rPr>
-        <w:t xml:space="preserve">395. [RECIT] Yasmina, infirmière dans un hôpital de Paris, vit un mardi soir un de ses collègues médecins commettre une erreur de prescription pour un patient âgé. L'erreur n'était pas catastrophique mais réelle — une dose double d'un médicament qui aurait pu causer des complications cardiaques chez ce patient f</w:t>
-      </w:r>
-    </w:p>
-    <w:p>
-      <w:pPr>
-        <w:spacing w:after="120"/>
-      </w:pPr>
-      <w:r>
-        <w:rPr>
-          <w:sz w:val="22"/>
-          <w:szCs w:val="22"/>
-        </w:rPr>
-        <w:t xml:space="preserve">396. [RECIT] Allâh, dans le Coran, dans la sourate al-Hujurât verset 12, pose une discipline saisissante envers les secrets des autres :
-« Ô vous qui croyez ! Évitez de trop conjecturer (sur autrui), car certaines conjectures sont des péchés. Et n'espionnez pas. Et ne médisez pas les uns des autres. L'un de vou</w:t>
-      </w:r>
-    </w:p>
-    <w:p>
-      <w:pPr>
-        <w:spacing w:after="120"/>
-      </w:pPr>
-      <w:r>
-        <w:rPr>
-          <w:sz w:val="22"/>
-          <w:szCs w:val="22"/>
-        </w:rPr>
-        <w:t xml:space="preserve">397. [RECIT] Hamza était à un dîner chez son ami Karim. Quatre couples. Conversation détendue.
-À un moment, Karim raconta une anecdote drôle. Il dit : "L'autre jour, mon ami Sofiane — vous le connaissez pas mais c'est un cousin — il m'a appelé en panique parce qu'il avait fait une connerie dans son couple. Sa f</w:t>
-      </w:r>
-    </w:p>
-    <w:p>
-      <w:pPr>
-        <w:spacing w:after="120"/>
-      </w:pPr>
-      <w:r>
-        <w:rPr>
-          <w:sz w:val="22"/>
-          <w:szCs w:val="22"/>
-        </w:rPr>
-        <w:t xml:space="preserve">398. [RECIT] L'histoire de l'ifk — la calomnie — est l'une des épisodes les plus douloureux de la vie du Prophète ﷺ et de sa famille.
-Lors d'une expédition militaire, ʿÂ'isha — la jeune épouse du Prophète ﷺ — fut accidentellement laissée derrière le campement. Elle s'était éloignée pour chercher un collier perd</w:t>
-      </w:r>
-    </w:p>
-    <w:p>
-      <w:pPr>
-        <w:spacing w:after="120"/>
-      </w:pPr>
-      <w:r>
-        <w:rPr>
-          <w:sz w:val="22"/>
-          <w:szCs w:val="22"/>
-        </w:rPr>
-        <w:t xml:space="preserve">399. [RECIT] Mounir habitait un immeuble parisien. Au cinquième étage, en face de chez lui, vivait Monsieur Vincent — homme calme, dans la cinquantaine, divorcé, sans enfants.
-Un soir, Mounir rentra tard. En passant devant la porte de M. Vincent, il vit, à travers la porte entrebâillée (M. Vincent avait visible</w:t>
-      </w:r>
-    </w:p>
-    <w:p>
-      <w:pPr>
-        <w:spacing w:after="120"/>
-      </w:pPr>
-      <w:r>
-        <w:rPr>
-          <w:sz w:val="22"/>
-          <w:szCs w:val="22"/>
-        </w:rPr>
-        <w:t xml:space="preserve">400. [RECIT] Le Messager d'Allâh ﷺ a posé, à travers plusieurs hadiths, un principe fondamental : ce qui a été confié sous serment ou sous parole donnée doit être TENU, même en l'absence de témoins, même quand la révélation serait facile et sans conséquence apparente.
-Un hadith célèbre rapporte : « La parole do</w:t>
-      </w:r>
-    </w:p>
-    <w:p>
-      <w:pPr>
-        <w:spacing w:after="120"/>
-      </w:pPr>
-      <w:r>
-        <w:rPr>
-          <w:sz w:val="22"/>
-          <w:szCs w:val="22"/>
-        </w:rPr>
-        <w:t xml:space="preserve">401. [RECIT] Karima avait deux enfants — Ilyas, 10 ans, et Lina, 7 ans. Elle se trouva dans une situation délicate. Sa belle-mère, la mère de son mari, lui avait confié à elle seule un secret familial : son mari avait été adopté à 2 ans. Il ne le savait pas. La belle-mère portait ce secret depuis 38 ans. Elle l'</w:t>
-      </w:r>
-    </w:p>
-    <w:p>
-      <w:pPr>
-        <w:spacing w:after="120"/>
-      </w:pPr>
-      <w:r>
-        <w:rPr>
-          <w:sz w:val="22"/>
-          <w:szCs w:val="22"/>
-        </w:rPr>
-        <w:t xml:space="preserve">402. [RECIT] Un homme vint au Prophète ﷺ pendant qu'il était à la mosquée avec ses Compagnons. Il dit, à voix haute : "Ô Messager d'Allâh, j'ai commis le zinâ. Punis-moi !"
-Le Prophète ﷺ détourna son visage. Il fit semblant de ne pas avoir entendu.
-L'homme insista : "Ô Messager d'Allâh, j'ai commis le zinâ. Pu</w:t>
-      </w:r>
-    </w:p>
-    <w:p>
-      <w:pPr>
-        <w:spacing w:after="120"/>
-      </w:pPr>
-      <w:r>
-        <w:rPr>
-          <w:sz w:val="22"/>
-          <w:szCs w:val="22"/>
-        </w:rPr>
-        <w:t xml:space="preserve">403. [RECIT] On raconte qu'un imam vécut, pendant 40 ans, dans une mosquée d'une grande ville française. Pendant ces quatre décennies, il reçut des centaines, des milliers de fidèles qui venaient lui confier des choses lourdes — péchés cachés, doutes religieux, problèmes de couple, addictions, secrets familiaux.</w:t>
-      </w:r>
-    </w:p>
-    <w:p>
-      <w:pPr>
-        <w:spacing w:after="120"/>
-      </w:pPr>
-      <w:r>
-        <w:rPr>
-          <w:sz w:val="22"/>
-          <w:szCs w:val="22"/>
-        </w:rPr>
-        <w:t xml:space="preserve">404. [RECIT] Le Messager d'Allâh ﷺ a dit, dans une parole rapportée par Abû Hurayra :
-« Rends le dépôt à celui qui te l'a confié. Et ne trahis pas celui qui t'a trahi. »
-Deux principes en une parole.
-Premier principe : RENDS LE DÉPÔT. Tout ce qui t'est confié — argent, objet, secret, information, parole donné</w:t>
-      </w:r>
-    </w:p>
-    <w:p>
-      <w:pPr>
-        <w:spacing w:after="120"/>
-      </w:pPr>
-      <w:r>
-        <w:rPr>
-          <w:sz w:val="22"/>
-          <w:szCs w:val="22"/>
-        </w:rPr>
-        <w:t xml:space="preserve">405. [RECIT] On raconte qu'un homme mourut. Il était musulman, mais sans avoir été particulièrement remarquable. Il n'était pas un grand savant. Il n'avait pas accompli de hajj célèbre. Il n'avait pas fondé d'œuvre visible.
-À son enterrement, peu de gens vinrent — son cercle proche. Une trentaine de personnes a</w:t>
-      </w:r>
-    </w:p>
-    <w:p>
-      <w:pPr>
-        <w:pBdr>
-          <w:bottom w:val="single" w:color="CCCCCC" w:sz="1"/>
-        </w:pBdr>
-        <w:spacing w:after="200"/>
-      </w:pPr>
-    </w:p>
-    <w:p>
-      <w:pPr>
         <w:pStyle w:val="Heading2"/>
+        <w:spacing w:before="300"/>
       </w:pPr>
       <w:r>
         <w:rPr>
@@ -10899,7 +6070,7 @@
           <w:sz w:val="26"/>
           <w:szCs w:val="26"/>
         </w:rPr>
-        <w:t xml:space="preserve">ASR (365)</w:t>
+        <w:t xml:space="preserve">ASR (365 phrases)</w:t>
       </w:r>
     </w:p>
     <w:p>
@@ -11091,31 +6262,31 @@
           <w:sz w:val="22"/>
           <w:szCs w:val="22"/>
         </w:rPr>
-        <w:t xml:space="preserve">16. [PREUVES] Une seule de tes cellules contient des centaines de protéines repliées avec une précision atomique. Tu en as 37 000 milliards. Aucune n’a été conçue par toi. Allah dit : « Je n’ai créé les djinns et les hommes que pour qu’ils M’adorent. » (Coran 51:56). Le mot “adorer” — ya’budûn — vient de la même </w:t>
-      </w:r>
-    </w:p>
-    <w:p>
-      <w:pPr>
-        <w:spacing w:after="120"/>
-      </w:pPr>
-      <w:r>
-        <w:rPr>
-          <w:sz w:val="22"/>
-          <w:szCs w:val="22"/>
-        </w:rPr>
-        <w:t xml:space="preserve">17. [PREUVES] Une fourmi pèse cinq milligrammes. Elle reconnaît son nid parmi des millions, communique par chimie, soulève cinquante fois son poids. Tu en écrases peut-être tous les jours sans regarder. Allah lui a consacré une sourate du Coran (an-Naml). Si elle a mérité Sa parole — qui es-tu pour t’en détourner</w:t>
-      </w:r>
-    </w:p>
-    <w:p>
-      <w:pPr>
-        <w:spacing w:after="120"/>
-      </w:pPr>
-      <w:r>
-        <w:rPr>
-          <w:sz w:val="22"/>
-          <w:szCs w:val="22"/>
-        </w:rPr>
-        <w:t xml:space="preserve">18. [PREUVES] Géologie du 20ème siècle : la majorité des grands fleuves naissent dans la fonte des glaciers — les sommets neigeux nourrissent la terre. Le Coran évoque ces eaux abondantes que Nous faisons descendre des nuées (Coran 78:14). Ce que la science explique aujourd’hui, le Coran l’évoquait il y a 14 sièc</w:t>
+        <w:t xml:space="preserve">16. [PREUVES] Une seule de tes cellules contient des centaines de protéines repliées avec une précision atomique. Tu en as 37 000 milliards. Aucune n’a été conçue par toi. Allah dit : « Je n’ai créé les djinns et les hommes que pour qu’ils M’adorent. » (Coran 51:56). Le mot “adorer” — ya’budûn — vient de la même racine que serviteur. Tes cellules sont déjà serviteurs. Toi, tu choisis.</w:t>
+      </w:r>
+    </w:p>
+    <w:p>
+      <w:pPr>
+        <w:spacing w:after="120"/>
+      </w:pPr>
+      <w:r>
+        <w:rPr>
+          <w:sz w:val="22"/>
+          <w:szCs w:val="22"/>
+        </w:rPr>
+        <w:t xml:space="preserve">17. [PREUVES] Une fourmi pèse cinq milligrammes. Elle reconnaît son nid parmi des millions, communique par chimie, soulève cinquante fois son poids. Tu en écrases peut-être tous les jours sans regarder. Allah lui a consacré une sourate du Coran (an-Naml). Si elle a mérité Sa parole — qui es-tu pour t’en détourner ?</w:t>
+      </w:r>
+    </w:p>
+    <w:p>
+      <w:pPr>
+        <w:spacing w:after="120"/>
+      </w:pPr>
+      <w:r>
+        <w:rPr>
+          <w:sz w:val="22"/>
+          <w:szCs w:val="22"/>
+        </w:rPr>
+        <w:t xml:space="preserve">18. [PREUVES] Géologie du 20ème siècle : la majorité des grands fleuves naissent dans la fonte des glaciers — les sommets neigeux nourrissent la terre. Le Coran évoque ces eaux abondantes que Nous faisons descendre des nuées (Coran 78:14). Ce que la science explique aujourd’hui, le Coran l’évoquait il y a 14 siècles.</w:t>
       </w:r>
     </w:p>
     <w:p>
@@ -11247,7 +6418,7 @@
           <w:sz w:val="22"/>
           <w:szCs w:val="22"/>
         </w:rPr>
-        <w:t xml:space="preserve">29. [PREUVES] « Le ciel, Nous l’avons construit par Notre puissance, et Nous l’élargissons sans cesse. » (Coran 51:47). Le verbe arabe mûsi’ûn signifie élargir, étendre. Aujourd’hui les astronomes mesurent l’expansion continue de l’univers. Le verset ne prédit rien — il médite la création comme une œuvre en cours</w:t>
+        <w:t xml:space="preserve">29. [PREUVES] « Le ciel, Nous l’avons construit par Notre puissance, et Nous l’élargissons sans cesse. » (Coran 51:47). Le verbe arabe mûsi’ûn signifie élargir, étendre. Aujourd’hui les astronomes mesurent l’expansion continue de l’univers. Le verset ne prédit rien — il médite la création comme une œuvre en cours.</w:t>
       </w:r>
     </w:p>
     <w:p>
@@ -11271,1351 +6442,1351 @@
           <w:sz w:val="22"/>
           <w:szCs w:val="22"/>
         </w:rPr>
-        <w:t xml:space="preserve">31. [PREUVES] Les neurosciences ont un nom pour le mystère qu’elles ne percent pas : le « hard problem of consciousness », formulé par le philosophe David Chalmers en 1994. Comment des neurones électriques produisent-ils ton expérience subjective ? Pourquoi as-tu quelqu’un qui pense en toi, et pas juste un calcul</w:t>
-      </w:r>
-    </w:p>
-    <w:p>
-      <w:pPr>
-        <w:spacing w:after="120"/>
-      </w:pPr>
-      <w:r>
-        <w:rPr>
-          <w:sz w:val="22"/>
-          <w:szCs w:val="22"/>
-        </w:rPr>
-        <w:t xml:space="preserve">32. [PREUVES] Un patient avale une pilule de sucre en croyant que c’est un antidouleur. Sa douleur diminue réellement. Son cerveau libère ses propres opiacés. La médecine reconnaît cela depuis plus de soixante-dix ans sans le comprendre entièrement. Si une croyance fausse guérit le corps, qu’est-ce qu’une croyanc</w:t>
-      </w:r>
-    </w:p>
-    <w:p>
-      <w:pPr>
-        <w:spacing w:after="120"/>
-      </w:pPr>
-      <w:r>
-        <w:rPr>
-          <w:sz w:val="22"/>
-          <w:szCs w:val="22"/>
-        </w:rPr>
-        <w:t xml:space="preserve">33. [PREUVES] En ce moment, dans ton corps, environ 37 mille milliards de cellules coopèrent. Aucune n’a de cerveau. Aucune ne sait ce que font les autres. Et pourtant tu es là, en train de lire. La biologie appelle cela « auto-organisation » et n’explique pas comment elle émerge. Tu n’es pas un individu — tu es </w:t>
-      </w:r>
-    </w:p>
-    <w:p>
-      <w:pPr>
-        <w:spacing w:after="120"/>
-      </w:pPr>
-      <w:r>
-        <w:rPr>
-          <w:sz w:val="22"/>
-          <w:szCs w:val="22"/>
-        </w:rPr>
-        <w:t xml:space="preserve">34. [PREUVES] Personne ne sait précisément pourquoi les humains rient. Aucune autre espèce ne rit comme nous. Le rire n’a aucune utilité évolutive démontrée. Il ne nourrit pas, ne protège pas, ne reproduit pas. Et pourtant on rit. Allah a placé en toi quelque chose de gratuit, qui ne sert qu’à exister. C’est la s</w:t>
-      </w:r>
-    </w:p>
-    <w:p>
-      <w:pPr>
-        <w:spacing w:after="120"/>
-      </w:pPr>
-      <w:r>
-        <w:rPr>
-          <w:sz w:val="22"/>
-          <w:szCs w:val="22"/>
-        </w:rPr>
-        <w:t xml:space="preserve">35. [PREUVES] Personne ne sait précisément pourquoi tu rêves. Les théories scientifiques se contredisent depuis un siècle. Et pourtant, chaque nuit, ton cerveau te projette dans un monde cohérent où tu n’es ni acteur ni metteur en scène. Le Prophète ﷺ disait : « Les rêves véridiques sont une partie de la prophéti</w:t>
-      </w:r>
-    </w:p>
-    <w:p>
-      <w:pPr>
-        <w:spacing w:after="120"/>
-      </w:pPr>
-      <w:r>
-        <w:rPr>
-          <w:sz w:val="22"/>
-          <w:szCs w:val="22"/>
-        </w:rPr>
-        <w:t xml:space="preserve">36. [PREUVES] Tu pleures pour des raisons que tu ne contrôles pas. Une scène, une musique, un souvenir. Aucune autre espèce ne pleure d’émotion — seulement les humains. Les recherches du biochimiste William Frey ont montré que les larmes émotionnelles contiennent des composés différents des larmes réflexes. Le co</w:t>
-      </w:r>
-    </w:p>
-    <w:p>
-      <w:pPr>
-        <w:spacing w:after="120"/>
-      </w:pPr>
-      <w:r>
-        <w:rPr>
-          <w:sz w:val="22"/>
-          <w:szCs w:val="22"/>
-        </w:rPr>
-        <w:t xml:space="preserve">37. [PREUVES] Joshua Evans était jeune animateur d’une communauté chrétienne en Caroline du Sud. Il a étudié la Bible de bout en bout pour la maîtriser. Plus il lisait, plus il trouvait d’incohérences. À vingt ans, en 1998, après avoir reçu un Coran d’un musulman rencontré au hasard, il a embrassé l’islam et a pr</w:t>
-      </w:r>
-    </w:p>
-    <w:p>
-      <w:pPr>
-        <w:spacing w:after="120"/>
-      </w:pPr>
-      <w:r>
-        <w:rPr>
-          <w:sz w:val="22"/>
-          <w:szCs w:val="22"/>
-        </w:rPr>
-        <w:t xml:space="preserve">38. [PREUVES] Maurice Bucaille était médecin personnel du roi d’Arabie saoudite et chirurgien à Paris. En 1976, après avoir étudié pendant des années les correspondances entre le Coran et la science moderne, il a publié La Bible, le Coran et la Science — un livre qui lui valut critiques académiques et conversion </w:t>
-      </w:r>
-    </w:p>
-    <w:p>
-      <w:pPr>
-        <w:spacing w:after="120"/>
-      </w:pPr>
-      <w:r>
-        <w:rPr>
-          <w:sz w:val="22"/>
-          <w:szCs w:val="22"/>
-        </w:rPr>
-        <w:t xml:space="preserve">39. [PREUVES] Le philosophe américain Charles Sanders Peirce écrivait en 1908 : « Le doute pur n’existe pas. On doute toujours d’une chose au nom d’une autre qu’on tient pour vraie. » Tu doutes peut-être d’Allah ce midi. Mais alors, qu’est-ce que tu tiens pour vrai en doutant ? La logique elle-même est un point d</w:t>
-      </w:r>
-    </w:p>
-    <w:p>
-      <w:pPr>
-        <w:spacing w:after="120"/>
-      </w:pPr>
-      <w:r>
-        <w:rPr>
-          <w:sz w:val="22"/>
-          <w:szCs w:val="22"/>
-        </w:rPr>
-        <w:t xml:space="preserve">40. [PREUVES] Tu lis ces mots en ce moment. Des signes noirs sur un fond. Et dans ta tête, ils produisent du sens, de l’émotion, parfois une décision. Aucune machine ne fait vraiment cela. Aucune théorie complète n’explique pourquoi. Le Coran a été révélé pour être lu — iqra. La lecture elle-même est un mystère. </w:t>
-      </w:r>
-    </w:p>
-    <w:p>
-      <w:pPr>
-        <w:spacing w:after="120"/>
-      </w:pPr>
-      <w:r>
-        <w:rPr>
-          <w:sz w:val="22"/>
-          <w:szCs w:val="22"/>
-        </w:rPr>
-        <w:t xml:space="preserve">41. [PREUVES] Tu reconnais le visage de ta mère parmi un milliard. En moins d’une seconde. Sans réfléchir. Aucun ordinateur n’égale cette performance malgré des décennies de recherche en reconnaissance faciale. Et pourtant ton cerveau le fait depuis ta naissance. Tu ne l’as pas appris — c’était déjà là. Quelque c</w:t>
-      </w:r>
-    </w:p>
-    <w:p>
-      <w:pPr>
-        <w:spacing w:after="120"/>
-      </w:pPr>
-      <w:r>
-        <w:rPr>
-          <w:sz w:val="22"/>
-          <w:szCs w:val="22"/>
-        </w:rPr>
-        <w:t xml:space="preserve">42. [PREUVES] Tu sens le froid sur ta peau et tu sais sans réfléchir si c’est l’air, l’eau, le métal qui te touche. Ta peau distingue plusieurs types de sensations thermiques — chacune par des récepteurs distincts. Tu n’as pas demandé cette précision. Elle était dans le contrat. Allah dit : « Sois ! et c’est. » (</w:t>
-      </w:r>
-    </w:p>
-    <w:p>
-      <w:pPr>
-        <w:spacing w:after="120"/>
-      </w:pPr>
-      <w:r>
-        <w:rPr>
-          <w:sz w:val="22"/>
-          <w:szCs w:val="22"/>
-        </w:rPr>
-        <w:t xml:space="preserve">43. [PREUVES] Un nouveau-né reconnaît la voix de sa mère parmi toutes les autres dès le premier jour. Comment ? Il l’a entendue à travers la paroi du ventre pendant des mois. Avant même de naître, tu avais déjà une mémoire. Et le premier souvenir d’un humain n’est pas une image — c’est une voix. Allah a inscrit e</w:t>
-      </w:r>
-    </w:p>
-    <w:p>
-      <w:pPr>
-        <w:spacing w:after="120"/>
-      </w:pPr>
-      <w:r>
-        <w:rPr>
-          <w:sz w:val="22"/>
-          <w:szCs w:val="22"/>
-        </w:rPr>
-        <w:t xml:space="preserve">44. [PREUVES] Le Soleil émet en permanence l’équivalent d’innombrables explosions thermonucléaires. Et tu n’entends rien. Pourquoi ? Parce que l’espace est vide — il n’y a rien pour transporter le son. Si l’espace avait été plein d’air, le bruit du Soleil te rendrait sourd. Allah a posé le silence entre Lui et to</w:t>
-      </w:r>
-    </w:p>
-    <w:p>
-      <w:pPr>
-        <w:spacing w:after="120"/>
-      </w:pPr>
-      <w:r>
-        <w:rPr>
-          <w:sz w:val="22"/>
-          <w:szCs w:val="22"/>
-        </w:rPr>
-        <w:t xml:space="preserve">45. [PREUVES] La Terre tourne autour du Soleil à environ 107 000 km/h. Et le Soleil lui-même se déplace dans la Voie lactée à plusieurs centaines de milliers de km/h. Tu marches sur cette structure en mouvement permanent. Et tu ne sens rien. Quelqu’un règle tout cela pour que tu puisses lire ces mots assis, sans </w:t>
-      </w:r>
-    </w:p>
-    <w:p>
-      <w:pPr>
-        <w:spacing w:after="120"/>
-      </w:pPr>
-      <w:r>
-        <w:rPr>
-          <w:sz w:val="22"/>
-          <w:szCs w:val="22"/>
-        </w:rPr>
-        <w:t xml:space="preserve">46. [PREUVES] La lumière du Soleil met environ 8 minutes pour t’atteindre. Si le Soleil disparaissait à l’instant, tu ne le saurais pas pendant 8 minutes. Tu vivrais 8 minutes dans une lumière déjà morte. Allah dit : « Toute chose périra sauf Son Visage. » (Coran 28:88). Même le soleil que tu vois est déjà un peu</w:t>
-      </w:r>
-    </w:p>
-    <w:p>
-      <w:pPr>
-        <w:spacing w:after="120"/>
-      </w:pPr>
-      <w:r>
-        <w:rPr>
-          <w:sz w:val="22"/>
-          <w:szCs w:val="22"/>
-        </w:rPr>
-        <w:t xml:space="preserve">47. [PREUVES] Le nombre mathématique e — environ 2,71828 — apparaît dans des domaines totalement indépendants : la croissance bactérienne, les intérêts composés, la radioactivité, certaines lois physiques. Aucune raison naturelle évidente ne relie ces phénomènes. Et pourtant cette constante les traverse. Allah di</w:t>
-      </w:r>
-    </w:p>
-    <w:p>
-      <w:pPr>
-        <w:spacing w:after="120"/>
-      </w:pPr>
-      <w:r>
-        <w:rPr>
-          <w:sz w:val="22"/>
-          <w:szCs w:val="22"/>
-        </w:rPr>
-        <w:t xml:space="preserve">48. [PREUVES] Le tardigrade — un animal microscopique vivant dans la mousse — peut survivre dans le vide spatial, à -270°C, sous des radiations qui désintègrent l’ADN humain. En 2007, l’Agence spatiale européenne en a envoyé en orbite dix jours sans protection. Beaucoup sont revenus vivants. Personne ne sait pour</w:t>
-      </w:r>
-    </w:p>
-    <w:p>
-      <w:pPr>
-        <w:spacing w:after="120"/>
-      </w:pPr>
-      <w:r>
-        <w:rPr>
-          <w:sz w:val="22"/>
-          <w:szCs w:val="22"/>
-        </w:rPr>
-        <w:t xml:space="preserve">49. [PREUVES] Le nocebo est le miroir noir du placebo. Un patient à qui on dit qu’une pilule inoffensive provoquera des douleurs ressent réellement ces douleurs. Le mot devient symptôme. L’esprit fabrique du mal à partir d’une simple croyance fausse. Si une croyance fausse peut blesser ton corps, qu’est-ce qu’une</w:t>
-      </w:r>
-    </w:p>
-    <w:p>
-      <w:pPr>
-        <w:spacing w:after="120"/>
-      </w:pPr>
-      <w:r>
-        <w:rPr>
-          <w:sz w:val="22"/>
-          <w:szCs w:val="22"/>
-        </w:rPr>
-        <w:t xml:space="preserve">50. [PREUVES] Ton cerveau contient environ 86 milliards de neurones — un peu moins que les étoiles de la Voie lactée. Mais ces neurones forment près de 100 mille milliards de connexions (synapses). Un seul cerveau humain contient plus de connexions qu’il n’y a d’étoiles dans environ 500 galaxies comme la nôtre. T</w:t>
-      </w:r>
-    </w:p>
-    <w:p>
-      <w:pPr>
-        <w:spacing w:after="120"/>
-      </w:pPr>
-      <w:r>
-        <w:rPr>
-          <w:sz w:val="22"/>
-          <w:szCs w:val="22"/>
-        </w:rPr>
-        <w:t xml:space="preserve">51. [PREUVES] Tu bâilles quand quelqu’un bâille à côté de toi. Tu bâilles même en lisant le mot « bâiller ». Personne ne sait pourquoi. Aucune théorie n’explique vraiment ce phénomène. Mais une chose est sûre : il y a entre toi et les autres un canal invisible qui s’active sans que personne ne le commande. Allah </w:t>
-      </w:r>
-    </w:p>
-    <w:p>
-      <w:pPr>
-        <w:spacing w:after="120"/>
-      </w:pPr>
-      <w:r>
-        <w:rPr>
-          <w:sz w:val="22"/>
-          <w:szCs w:val="22"/>
-        </w:rPr>
-        <w:t xml:space="preserve">52. [PREUVES] Tu sens parfois qu’on te regarde — et tu te retournes. Souvent quelqu’un te regardait en effet. La science n’a pas d’explication consensuelle. Plusieurs expériences à l’université de Cambridge ont mesuré ce phénomène et le constatent. Quelque chose en toi capte ce que tes cinq sens ne devraient pas </w:t>
-      </w:r>
-    </w:p>
-    <w:p>
-      <w:pPr>
-        <w:spacing w:after="120"/>
-      </w:pPr>
-      <w:r>
-        <w:rPr>
-          <w:sz w:val="22"/>
-          <w:szCs w:val="22"/>
-        </w:rPr>
-        <w:t xml:space="preserve">53. [PREUVES] Quand un patient meurt, son corps perd quelques grammes au moment exact du décès. Plusieurs études depuis 1907 (Duncan MacDougall) ont essayé de mesurer ce phénomène. Les résultats restent débattus et contestés. Mais aucune explication matérielle complète n’a fait consensus. Quelque chose s’en va au</w:t>
-      </w:r>
-    </w:p>
-    <w:p>
-      <w:pPr>
-        <w:spacing w:after="120"/>
-      </w:pPr>
-      <w:r>
-        <w:rPr>
-          <w:sz w:val="22"/>
-          <w:szCs w:val="22"/>
-        </w:rPr>
-        <w:t xml:space="preserve">54. [PREUVES] Lors d’une catastrophe naturelle (tsunami, tremblement de terre), de nombreux animaux fuient plusieurs heures avant l’événement. Documenté en 2004 à Sri Lanka, où peu de cadavres d’éléphants, de buffles ou de chiens furent retrouvés. Aucun mécanisme scientifique complet ne l’explique. Allah dit : « </w:t>
-      </w:r>
-    </w:p>
-    <w:p>
-      <w:pPr>
-        <w:spacing w:after="120"/>
-      </w:pPr>
-      <w:r>
-        <w:rPr>
-          <w:sz w:val="22"/>
-          <w:szCs w:val="22"/>
-        </w:rPr>
-        <w:t xml:space="preserve">55. [PREUVES] Plusieurs études (notamment celles du psychologue Stanley Krippner dans les années 1970 au Maimonides Medical Center) ont documenté des rêves contenant des informations que le rêveur n’aurait pas pu connaître. Les résultats restent discutés mais nombreux. Aucune théorie matérielle ne couvre tous les</w:t>
-      </w:r>
-    </w:p>
-    <w:p>
-      <w:pPr>
-        <w:spacing w:after="120"/>
-      </w:pPr>
-      <w:r>
-        <w:rPr>
-          <w:sz w:val="22"/>
-          <w:szCs w:val="22"/>
-        </w:rPr>
-        <w:t xml:space="preserve">56. [PREUVES] Un nouveau-né cherche le sein maternel sans qu’on le lui apprenne. C’est ce qu’on appelle le breast crawl. Posé sur le ventre de sa mère, il rampe par micro-poussées et atteint le sein en moins d’une heure. Personne ne l’a guidé. Personne ne lui a dit. Allah dit : « Notre Seigneur est Celui qui a do</w:t>
-      </w:r>
-    </w:p>
-    <w:p>
-      <w:pPr>
-        <w:spacing w:after="120"/>
-      </w:pPr>
-      <w:r>
-        <w:rPr>
-          <w:sz w:val="22"/>
-          <w:szCs w:val="22"/>
-        </w:rPr>
-        <w:t xml:space="preserve">57. [PREUVES] Une personne amputée ressent encore son membre disparu. Elle peut sentir des démangeaisons, des crampes, parfois la position exacte du pied qui n’existe plus. La médecine appelle cela la douleur fantôme et ne l’explique pas pleinement. Quelque chose en toi est plus grand que ton corps. Le Coran appe</w:t>
-      </w:r>
-    </w:p>
-    <w:p>
-      <w:pPr>
-        <w:spacing w:after="120"/>
-      </w:pPr>
-      <w:r>
-        <w:rPr>
-          <w:sz w:val="22"/>
-          <w:szCs w:val="22"/>
-        </w:rPr>
-        <w:t xml:space="preserve">58. [PREUVES] Les enfants qui survivent à des accidents graves dont leurs parents sont morts gardent rarement de souvenirs explicites — mais développent les mêmes phobies, les mêmes peurs nocturnes, les mêmes évitements que s’ils s’en souvenaient. La psychiatrie appelle cela la mémoire implicite. L’âme se souvien</w:t>
-      </w:r>
-    </w:p>
-    <w:p>
-      <w:pPr>
-        <w:spacing w:after="120"/>
-      </w:pPr>
-      <w:r>
-        <w:rPr>
-          <w:sz w:val="22"/>
-          <w:szCs w:val="22"/>
-        </w:rPr>
-        <w:t xml:space="preserve">59. [PREUVES] En physique quantique, le simple fait d’observer une particule modifie son comportement. Ce n’est pas une métaphore — c’est une loi physique mesurée. Une particule non-observée se comporte comme une onde ; observée, elle devient particule. La conscience interagit avec la matière. Personne ne sait vr</w:t>
-      </w:r>
-    </w:p>
-    <w:p>
-      <w:pPr>
-        <w:spacing w:after="120"/>
-      </w:pPr>
-      <w:r>
-        <w:rPr>
-          <w:sz w:val="22"/>
-          <w:szCs w:val="22"/>
-        </w:rPr>
-        <w:t xml:space="preserve">60. [PREUVES] Tu reconnais le goût d'un fruit avant même qu'il touche le fond de ta langue. Ton système gustatif intègre l'odeur, la texture, la température en moins d'une seconde et reconstruit une « fraise » dans ta tête. Aucun ordinateur ne fait ça. Et toi, tu mâches en pensant à autre chose. Si Allah a tellem</w:t>
-      </w:r>
-    </w:p>
-    <w:p>
-      <w:pPr>
-        <w:spacing w:after="120"/>
-      </w:pPr>
-      <w:r>
-        <w:rPr>
-          <w:sz w:val="22"/>
-          <w:szCs w:val="22"/>
-        </w:rPr>
-        <w:t xml:space="preserve">61. [PREUVES] Tu touches du métal, du bois, du tissu, et tu nommes chaque matière sans réfléchir. Tu n'as appris cela en aucun manuel. Ton cerveau intègre la pression, la température, la texture, la rugosité — plusieurs paramètres simultanés — en moins de 200 millisecondes. Quelqu'un a tellement réfléchi à ce que</w:t>
-      </w:r>
-    </w:p>
-    <w:p>
-      <w:pPr>
-        <w:spacing w:after="120"/>
-      </w:pPr>
-      <w:r>
-        <w:rPr>
-          <w:sz w:val="22"/>
-          <w:szCs w:val="22"/>
-        </w:rPr>
-        <w:t xml:space="preserve">62. [PREUVES] Quand quelqu'un te rejette publiquement, l'IRM montre que ton cerveau active les mêmes zones que lors d'une douleur physique. Les neuroscientifiques appellent cela la douleur sociale. C'est pourquoi une humiliation fait littéralement mal. Allah dit : « Et patiente face à ce qui t'atteint. » (Coran 3</w:t>
-      </w:r>
-    </w:p>
-    <w:p>
-      <w:pPr>
-        <w:spacing w:after="120"/>
-      </w:pPr>
-      <w:r>
-        <w:rPr>
-          <w:sz w:val="22"/>
-          <w:szCs w:val="22"/>
-        </w:rPr>
-        <w:t xml:space="preserve">63. [PREUVES] Tu peux te rappeler la voix exacte d'un proche disparu il y a vingt ans. Ta tête garde des fréquences sonores avec une précision millimétrique pendant des décennies. Aucun disque dur ne tient aussi longtemps sans dégradation. Allah dit : « Tout ce que vous faites et que vous cachez, Il en garde le c</w:t>
-      </w:r>
-    </w:p>
-    <w:p>
-      <w:pPr>
-        <w:spacing w:after="120"/>
-      </w:pPr>
-      <w:r>
-        <w:rPr>
-          <w:sz w:val="22"/>
-          <w:szCs w:val="22"/>
-        </w:rPr>
-        <w:t xml:space="preserve">64. [PREUVES] Tu respires environ 22 000 fois par jour sans y penser. Si tu y pensais, tu n'aurais le temps de rien faire d'autre. Allah a placé la fonction la plus essentielle de ta vie en dehors de ta volonté. Il aurait pu te la confier — et tu serais mort le premier jour de fatigue. Tout ce qui te garde en vie</w:t>
-      </w:r>
-    </w:p>
-    <w:p>
-      <w:pPr>
-        <w:spacing w:after="120"/>
-      </w:pPr>
-      <w:r>
-        <w:rPr>
-          <w:sz w:val="22"/>
-          <w:szCs w:val="22"/>
-        </w:rPr>
-        <w:t xml:space="preserve">65. [PREUVES] Les femmes vivant ensemble synchronisent souvent leurs cycles menstruels — phénomène documenté pour la première fois par Martha McClintock en 1971. Les résultats sont aujourd'hui discutés, mais le phénomène existe dans plusieurs populations observées. Quelque chose passe entre les corps que la scien</w:t>
-      </w:r>
-    </w:p>
-    <w:p>
-      <w:pPr>
-        <w:spacing w:after="120"/>
-      </w:pPr>
-      <w:r>
-        <w:rPr>
-          <w:sz w:val="22"/>
-          <w:szCs w:val="22"/>
-        </w:rPr>
-        <w:t xml:space="preserve">66. [PREUVES] Aucune autre espèce ne demande « pourquoi ». Les animaux apprennent, communiquent, ressentent — mais aucun n'interroge le sens. Tu es la seule créature qui demande au monde la raison de sa propre existence. Cette question n'a aucune utilité évolutive. Elle est gratuite. Elle est en toi. C'est précis</w:t>
-      </w:r>
-    </w:p>
-    <w:p>
-      <w:pPr>
-        <w:spacing w:after="120"/>
-      </w:pPr>
-      <w:r>
-        <w:rPr>
-          <w:sz w:val="22"/>
-          <w:szCs w:val="22"/>
-        </w:rPr>
-        <w:t xml:space="preserve">67. [PREUVES] Tu ressens qu'une montagne au coucher du soleil est belle. Cette beauté ne te nourrit pas, ne te protège pas, ne te reproduit pas. Aucune théorie évolutive complète n'explique pourquoi nous percevons la beauté. Et pourtant tu la sens dans ton corps comme un battement. Allah est appelé al-Jamîl — le </w:t>
-      </w:r>
-    </w:p>
-    <w:p>
-      <w:pPr>
-        <w:spacing w:after="120"/>
-      </w:pPr>
-      <w:r>
-        <w:rPr>
-          <w:sz w:val="22"/>
-          <w:szCs w:val="22"/>
-        </w:rPr>
-        <w:t xml:space="preserve">68. [PREUVES] Un nourrisson rit avant même de pouvoir parler. Personne ne lui apprend. Il rit aux jeux de visage, aux sons inattendus, parfois sans cause visible. Aucune théorie ne couvre entièrement ce phénomène. Le rire du nourrisson est une joie qui précède le langage et la pensée. Quelqu'un a placé en lui — e</w:t>
-      </w:r>
-    </w:p>
-    <w:p>
-      <w:pPr>
-        <w:spacing w:after="120"/>
-      </w:pPr>
-      <w:r>
-        <w:rPr>
-          <w:sz w:val="22"/>
-          <w:szCs w:val="22"/>
-        </w:rPr>
-        <w:t xml:space="preserve">69. [PREUVES] Un chien attend son maître à la porte chaque jour. Si le maître meurt, le chien continue d'attendre — parfois pendant des années. Hachiko à Tokyo a attendu son maître pendant neuf ans devant la même gare. Aucune utilité biologique. Allah a placé en certaines créatures une loyauté gratuite qui dépass</w:t>
-      </w:r>
-    </w:p>
-    <w:p>
-      <w:pPr>
-        <w:spacing w:after="120"/>
-      </w:pPr>
-      <w:r>
-        <w:rPr>
-          <w:sz w:val="22"/>
-          <w:szCs w:val="22"/>
-        </w:rPr>
-        <w:t xml:space="preserve">70. [PREUVES] Dans le noir total, tu peux deviner l'humeur d'une voix avec une précision étonnante. Joie, fatigue, mensonge, tendresse — tu les entends sans voir le visage. Aucun ordinateur ne fait cela aussi bien que toi, malgré des décennies de recherche en reconnaissance vocale. Allah a placé dans tes oreilles</w:t>
-      </w:r>
-    </w:p>
-    <w:p>
-      <w:pPr>
-        <w:spacing w:after="120"/>
-      </w:pPr>
-      <w:r>
-        <w:rPr>
-          <w:sz w:val="22"/>
-          <w:szCs w:val="22"/>
-        </w:rPr>
-        <w:t xml:space="preserve">71. [PREUVES] Tu t'endors à peu près à la même heure chaque jour, sans réveil, par habitude. Mais à la 16ème heure d'éveil, ton corps libère mélatonine, adénosine, et baisse la température centrale — sans que tu n'aies rien commandé. Une horloge invisible te gouverne. Allah a mis dans ta nuit le repos pour que tu</w:t>
-      </w:r>
-    </w:p>
-    <w:p>
-      <w:pPr>
-        <w:spacing w:after="120"/>
-      </w:pPr>
-      <w:r>
-        <w:rPr>
-          <w:sz w:val="22"/>
-          <w:szCs w:val="22"/>
-        </w:rPr>
-        <w:t xml:space="preserve">72. [PREUVES] Tu marches sans tomber. Ton oreille interne contient un système de canaux remplis de liquide qui détecte la moindre inclinaison à 0,5 degré près. Tu n'as appris ce système dans aucune école. Il était dans ton contrat à la naissance. Tes mille gestes par heure dépendent de cet équipement minuscule qu</w:t>
-      </w:r>
-    </w:p>
-    <w:p>
-      <w:pPr>
-        <w:spacing w:after="120"/>
-      </w:pPr>
-      <w:r>
-        <w:rPr>
-          <w:sz w:val="22"/>
-          <w:szCs w:val="22"/>
-        </w:rPr>
-        <w:t xml:space="preserve">73. [PREUVES] En septembre 2001, la journaliste britannique Yvonne Ridley est capturée par les Taliban en Afghanistan. Elle est détenue onze jours, hostile, refuse de manger, traite ses gardiens de toutes les manières possibles. À sa libération, elle promet de lire le Coran. Deux ans plus tard, en 2003, elle embr</w:t>
-      </w:r>
-    </w:p>
-    <w:p>
-      <w:pPr>
-        <w:spacing w:after="120"/>
-      </w:pPr>
-      <w:r>
-        <w:rPr>
-          <w:sz w:val="22"/>
-          <w:szCs w:val="22"/>
-        </w:rPr>
-        <w:t xml:space="preserve">74. [PREUVES] Jeffrey Lang était professeur de mathématiques à l'université du Kansas. Athée militant. Un jour de 1982, par défi intellectuel, il achète un Coran pour le démolir. Il le lit en six mois. Il se convertit. Il écrit ensuite Even Angels Ask et Struggling to Surrender — devenus des références. Sa phrase</w:t>
-      </w:r>
-    </w:p>
-    <w:p>
-      <w:pPr>
-        <w:spacing w:after="120"/>
-      </w:pPr>
-      <w:r>
-        <w:rPr>
-          <w:sz w:val="22"/>
-          <w:szCs w:val="22"/>
-        </w:rPr>
-        <w:t xml:space="preserve">75. [PREUVES] Joshua Evans était jeune animateur d'une communauté chrétienne en Caroline du Sud, formé pour devenir pasteur. Il a étudié la Bible de bout en bout pour la maîtriser. Plus il lisait, plus il trouvait d'incohérences. À vingt ans, en 1998, après avoir reçu un Coran d'un musulman rencontré au hasard, i</w:t>
-      </w:r>
-    </w:p>
-    <w:p>
-      <w:pPr>
-        <w:spacing w:after="120"/>
-      </w:pPr>
-      <w:r>
-        <w:rPr>
-          <w:sz w:val="22"/>
-          <w:szCs w:val="22"/>
-        </w:rPr>
-        <w:t xml:space="preserve">76. [PREUVES] Le professeur Keith Moore, embryologiste canadien et auteur du manuel The Developing Human utilisé dans toutes les facultés de médecine du monde, a étudié les versets du Coran sur le développement embryonnaire. Sa conclusion publique fut nuancée — il n'embrassa pas l'islam, mais déclara que ces desc</w:t>
-      </w:r>
-    </w:p>
-    <w:p>
-      <w:pPr>
-        <w:spacing w:after="120"/>
-      </w:pPr>
-      <w:r>
-        <w:rPr>
-          <w:sz w:val="22"/>
-          <w:szCs w:val="22"/>
-        </w:rPr>
-        <w:t xml:space="preserve">77. [PREUVES] Mark Hanson, jeune Californien des années 1970, vit une expérience de mort imminente après un accident de voiture. À 17 ans, il commence à lire les religions du monde. Trois ans plus tard, il découvre l'islam. Il part étudier dans le désert mauritanien pendant dix ans. Il revient sous le nom de Hamz</w:t>
-      </w:r>
-    </w:p>
-    <w:p>
-      <w:pPr>
-        <w:spacing w:after="120"/>
-      </w:pPr>
-      <w:r>
-        <w:rPr>
-          <w:sz w:val="22"/>
-          <w:szCs w:val="22"/>
-        </w:rPr>
-        <w:t xml:space="preserve">78. [PREUVES] Lauren Booth, journaliste britannique et belle-sœur de l'ancien Premier ministre Tony Blair, visite la Palestine en 2008. Elle y voit des choses qui la bouleversent. Deux ans plus tard, en 2010, à Téhéran, elle entre dans la mosquée de Fatima al-Massouma à Qom et raconte y avoir senti « une présence</w:t>
-      </w:r>
-    </w:p>
-    <w:p>
-      <w:pPr>
-        <w:spacing w:after="120"/>
-      </w:pPr>
-      <w:r>
-        <w:rPr>
-          <w:sz w:val="22"/>
-          <w:szCs w:val="22"/>
-        </w:rPr>
-        <w:t xml:space="preserve">79. [PREUVES] Yusuf Estes était prédicateur chrétien évangélique au Texas, vendait des bibles et de la musique chrétienne, possédait des entreprises et tentait de convertir des musulmans. Il rencontre un imam invité par son père, débat avec lui pour le ramener à Jésus. Plus il argumente, plus il découvre que ses </w:t>
-      </w:r>
-    </w:p>
-    <w:p>
-      <w:pPr>
-        <w:spacing w:after="120"/>
-      </w:pPr>
-      <w:r>
-        <w:rPr>
-          <w:sz w:val="22"/>
-          <w:szCs w:val="22"/>
-        </w:rPr>
-        <w:t xml:space="preserve">80. [PREUVES] Anselm Tormeeda était prêtre catalan du XIVe siècle, théologien réputé, conseiller du pape. Son maître mourant lui révéla en confidence : « Aucun chrétien ne suit aujourd'hui la religion du Christ — sauf ceux qui suivent le Sceau des prophètes, Muhammad. » Tormeeda partit pour Tunis, embrassa l'isla</w:t>
-      </w:r>
-    </w:p>
-    <w:p>
-      <w:pPr>
-        <w:spacing w:after="120"/>
-      </w:pPr>
-      <w:r>
-        <w:rPr>
-          <w:sz w:val="22"/>
-          <w:szCs w:val="22"/>
-        </w:rPr>
-        <w:t xml:space="preserve">81. [PREUVES] Wilfried Hofmann était ambassadeur d'Allemagne au Maroc et en Algérie, ancien directeur de l'information de l'OTAN. En 1980, après une vie dans la diplomatie occidentale au plus haut niveau, il embrasse l'islam. Il publie Le Journal d'un musulman allemand. Sa phrase clé : « J'ai vu le pouvoir occide</w:t>
-      </w:r>
-    </w:p>
-    <w:p>
-      <w:pPr>
-        <w:spacing w:after="120"/>
-      </w:pPr>
-      <w:r>
-        <w:rPr>
-          <w:sz w:val="22"/>
-          <w:szCs w:val="22"/>
-        </w:rPr>
-        <w:t xml:space="preserve">82. [PREUVES] En l'an 632, le Prophète ﷺ meurt à Médine. En l'an 732 — un siècle exactement plus tard — l'islam s'étend de l'Espagne (Poitiers) à l'Indus (Multan). Aucune religion dans l'histoire humaine n'a couvert une telle géographie en si peu de temps, sans rouleau compresseur impérial. La rapidité elle-même </w:t>
-      </w:r>
-    </w:p>
-    <w:p>
-      <w:pPr>
-        <w:spacing w:after="120"/>
-      </w:pPr>
-      <w:r>
-        <w:rPr>
-          <w:sz w:val="22"/>
-          <w:szCs w:val="22"/>
-        </w:rPr>
-        <w:t xml:space="preserve">83. [PREUVES] Quand les armées musulmanes conquièrent Jérusalem en 638, le calife Omar entre dans la ville. Le patriarche chrétien Sophrone lui propose de prier dans l'église du Saint-Sépulcre. Omar refuse — non par mépris, mais pour que les musulmans n'en fassent pas une mosquée plus tard. Quel autre conquérant </w:t>
-      </w:r>
-    </w:p>
-    <w:p>
-      <w:pPr>
-        <w:spacing w:after="120"/>
-      </w:pPr>
-      <w:r>
-        <w:rPr>
-          <w:sz w:val="22"/>
-          <w:szCs w:val="22"/>
-        </w:rPr>
-        <w:t xml:space="preserve">84. [PREUVES] Dans l'Égypte du VIIe siècle conquise par les armées musulmanes, les chrétiens coptes restent majoritaires pendant plus de 500 ans après la conquête. En Andalousie, après 700 ans de présence musulmane, une grande partie de la population reste juive ou chrétienne. Si l'islam avait été imposé par l'ép</w:t>
-      </w:r>
-    </w:p>
-    <w:p>
-      <w:pPr>
-        <w:spacing w:after="120"/>
-      </w:pPr>
-      <w:r>
-        <w:rPr>
-          <w:sz w:val="22"/>
-          <w:szCs w:val="22"/>
-        </w:rPr>
-        <w:t xml:space="preserve">85. [PREUVES] L'arabe coranique parlé au VIIe siècle est encore compris aujourd'hui par n'importe quel locuteur arabe moderne. Aucune autre langue humaine n'a maintenu cette stabilité sur 14 siècles. Le latin a évolué en italien, espagnol, français. L'ancien anglais est illisible aux Anglais d'aujourd'hui. Mais l</w:t>
-      </w:r>
-    </w:p>
-    <w:p>
-      <w:pPr>
-        <w:spacing w:after="120"/>
-      </w:pPr>
-      <w:r>
-        <w:rPr>
-          <w:sz w:val="22"/>
-          <w:szCs w:val="22"/>
-        </w:rPr>
-        <w:t xml:space="preserve">86. [PREUVES] Un hafiz du Coran apprend par cœur 6236 versets, dans l'ordre exact, avec les voyelles courtes, les pauses, les nuances. Cela existe depuis 14 siècles. Aujourd'hui il y a environ 10 millions de hafiz dans le monde. Aucun autre livre humain n'a jamais été conservé par mémoire collective à cette échel</w:t>
-      </w:r>
-    </w:p>
-    <w:p>
-      <w:pPr>
-        <w:spacing w:after="120"/>
-      </w:pPr>
-      <w:r>
-        <w:rPr>
-          <w:sz w:val="22"/>
-          <w:szCs w:val="22"/>
-        </w:rPr>
-        <w:t xml:space="preserve">87. [PREUVES] Comment l'Indonésie est-elle devenue le plus grand pays musulman du monde ? Pas par conquête militaire — aucune armée musulmane n'y est jamais arrivée. Mais par le commerce maritime, du XIIIe au XVIe siècle. Des marchands musulmans honnêtes ont impressionné les locaux par leur droiture dans les affa</w:t>
-      </w:r>
-    </w:p>
-    <w:p>
-      <w:pPr>
-        <w:spacing w:after="120"/>
-      </w:pPr>
-      <w:r>
-        <w:rPr>
-          <w:sz w:val="22"/>
-          <w:szCs w:val="22"/>
-        </w:rPr>
-        <w:t xml:space="preserve">88. [PREUVES] Dans l'Andalousie musulmane (711-1492), juifs, chrétiens et musulmans vivaient ensemble. Maïmonide — le plus grand philosophe juif médiéval — écrivait ses œuvres en arabe sous protection des califes. Quand l'Espagne chrétienne reconquiert Grenade en 1492, elle expulse 200 000 juifs en quelques mois.</w:t>
-      </w:r>
-    </w:p>
-    <w:p>
-      <w:pPr>
-        <w:spacing w:after="120"/>
-      </w:pPr>
-      <w:r>
-        <w:rPr>
-          <w:sz w:val="22"/>
-          <w:szCs w:val="22"/>
-        </w:rPr>
-        <w:t xml:space="preserve">89. [PREUVES] Le Prophète ﷺ avait dit en l'an 627 : « Constantinople sera certainement conquise. Quel excellent commandant sera celui qui la conquerra, et quelle excellente armée sera la sienne. » (Ahmad). Au moment de la prophétie, Constantinople était la plus grande forteresse du monde, capitale de l'Empire byz</w:t>
-      </w:r>
-    </w:p>
-    <w:p>
-      <w:pPr>
-        <w:spacing w:after="120"/>
-      </w:pPr>
-      <w:r>
-        <w:rPr>
-          <w:sz w:val="22"/>
-          <w:szCs w:val="22"/>
-        </w:rPr>
-        <w:t xml:space="preserve">90. [PREUVES] Johann Wolfgang von Goethe — considéré comme le plus grand écrivain de langue allemande — a écrit en 1819 le West-Östlicher Divan. À 70 ans, il déclare publiquement qu'il pense « célébrer dévotement la nuit sainte où le Coran a été révélé au Prophète ». Il écrit aussi : « Si l'islam signifie soumiss</w:t>
-      </w:r>
-    </w:p>
-    <w:p>
-      <w:pPr>
-        <w:spacing w:after="120"/>
-      </w:pPr>
-      <w:r>
-        <w:rPr>
-          <w:sz w:val="22"/>
-          <w:szCs w:val="22"/>
-        </w:rPr>
-        <w:t xml:space="preserve">91. [PREUVES] Léon Tolstoï, auteur de Guerre et Paix et Anna Karénine, écrit dans une lettre à une femme musulmane en 1908 : « Le Prophète Mahomet a été toujours pour moi au-dessus du christianisme. Il considère Dieu comme le seul à devoir être adoré, et le Coran enseigne une morale supérieure à toutes les autres</w:t>
-      </w:r>
-    </w:p>
-    <w:p>
-      <w:pPr>
-        <w:spacing w:after="120"/>
-      </w:pPr>
-      <w:r>
-        <w:rPr>
-          <w:sz w:val="22"/>
-          <w:szCs w:val="22"/>
-        </w:rPr>
-        <w:t xml:space="preserve">92. [PREUVES] Alphonse de Lamartine, l'un des poètes français les plus célèbres du XIXe siècle, écrit dans son Histoire de la Turquie (1854) sur le Prophète Muhammad ﷺ : « Philosophe, orateur, apôtre, législateur, guerrier, conquérant d'idées, restaurateur de dogmes rationnels, fondateur de vingt empires terrestr</w:t>
-      </w:r>
-    </w:p>
-    <w:p>
-      <w:pPr>
-        <w:spacing w:after="120"/>
-      </w:pPr>
-      <w:r>
-        <w:rPr>
-          <w:sz w:val="22"/>
-          <w:szCs w:val="22"/>
-        </w:rPr>
-        <w:t xml:space="preserve">93. [PREUVES] Thomas Carlyle, historien écossais du XIXe siècle, donne en 1840 une série de conférences à Londres sur les héros de l'humanité. L'une d'elles porte sur le Prophète Muhammad ﷺ. À une époque où l'Occident méprisait l'islam, Carlyle écrit : « Les mensonges que l'enthousiasme bien intentionné a empilés</w:t>
-      </w:r>
-    </w:p>
-    <w:p>
-      <w:pPr>
-        <w:spacing w:after="120"/>
-      </w:pPr>
-      <w:r>
-        <w:rPr>
-          <w:sz w:val="22"/>
-          <w:szCs w:val="22"/>
-        </w:rPr>
-        <w:t xml:space="preserve">94. [PREUVES] Roger Garaudy fut l'un des plus grands philosophes marxistes français du XXe siècle, membre du Comité central du Parti communiste. Athée militant pendant des décennies. En 1982, à 69 ans, il embrasse l'islam. Sa phrase : « J'avais tout réfuté. Il restait quelque chose que je ne pouvais réfuter — un </w:t>
-      </w:r>
-    </w:p>
-    <w:p>
-      <w:pPr>
-        <w:spacing w:after="120"/>
-      </w:pPr>
-      <w:r>
-        <w:rPr>
-          <w:sz w:val="22"/>
-          <w:szCs w:val="22"/>
-        </w:rPr>
-        <w:t xml:space="preserve">95. [PREUVES] À 70 ans, Goethe écrivait dans une lettre privée qu'il était troublé par la grandeur du Coran et qu'il ne pouvait plus écrire sur ce livre avec la légèreté qu'avaient d'autres orientalistes. « Le style du Coran est sévère, élevé, formidable — par endroits véritablement sublime », écrit-il dans son D</w:t>
-      </w:r>
-    </w:p>
-    <w:p>
-      <w:pPr>
-        <w:spacing w:after="120"/>
-      </w:pPr>
-      <w:r>
-        <w:rPr>
-          <w:sz w:val="22"/>
-          <w:szCs w:val="22"/>
-        </w:rPr>
-        <w:t xml:space="preserve">96. [PREUVES] Tolstoï confia un jour à un visiteur, peu avant sa mort en 1910 : « Je vais bientôt mourir. Et si je devais recommencer, je crois que je chercherais Dieu là où Muhammad L'a cherché. » L'anecdote est rapportée par plusieurs sources mais reste difficile à vérifier strictement. Vrai ou symbolique, elle</w:t>
-      </w:r>
-    </w:p>
-    <w:p>
-      <w:pPr>
-        <w:spacing w:after="120"/>
-      </w:pPr>
-      <w:r>
-        <w:rPr>
-          <w:sz w:val="22"/>
-          <w:szCs w:val="22"/>
-        </w:rPr>
-        <w:t xml:space="preserve">97. [PREUVES] L'abeille butineuse rentre à la ruche et exécute une danse appelée waggle dance — découverte par Karl von Frisch (Nobel 1973). Par l'angle de la danse, elle indique la direction par rapport au soleil. Par la durée, elle indique la distance, parfois jusqu'à 5 km. Aucune autre espèce non-humaine n'a u</w:t>
-      </w:r>
-    </w:p>
-    <w:p>
-      <w:pPr>
-        <w:spacing w:after="120"/>
-      </w:pPr>
-      <w:r>
-        <w:rPr>
-          <w:sz w:val="22"/>
-          <w:szCs w:val="22"/>
-        </w:rPr>
-        <w:t xml:space="preserve">98. [PREUVES] Le Coran décrit la maison de l'araignée comme « la plus faible des demeures » (Coran 29:41). À la lecture, on entend une critique fragile. Mais des études biomécaniques ont montré que la toile d'araignée a une résistance traction supérieure à l'acier à poids égal. Le verset ne parle pas de la toile </w:t>
-      </w:r>
-    </w:p>
-    <w:p>
-      <w:pPr>
-        <w:spacing w:after="120"/>
-      </w:pPr>
-      <w:r>
-        <w:rPr>
-          <w:sz w:val="22"/>
-          <w:szCs w:val="22"/>
-        </w:rPr>
-        <w:t xml:space="preserve">99. [PREUVES] « Quand ils arrivèrent à la Vallée des Fourmis, une fourmi dit : Ô fourmis, entrez dans vos demeures, de peur que Salomon et ses armées ne vous écrasent sans s'en rendre compte. » (Coran 27:18). Au VIIe siècle, on aurait pris ce verset pour un conte. Aujourd'hui, les entomologistes ont identifié plu</w:t>
-      </w:r>
-    </w:p>
-    <w:p>
-      <w:pPr>
-        <w:spacing w:after="120"/>
-      </w:pPr>
-      <w:r>
-        <w:rPr>
-          <w:sz w:val="22"/>
-          <w:szCs w:val="22"/>
-        </w:rPr>
-        <w:t xml:space="preserve">100. [PREUVES] Le Coran dit : « Allah n'a pas honte de prendre pour exemple un moustique ou une créature plus petite encore. » (Coran 2:26). Au VIIe siècle, on pensait le moustique négligeable. Aujourd'hui, le moustique tue environ 750 000 personnes par an — plus que toute autre créature, y compris l'homme. Il est</w:t>
-      </w:r>
-    </w:p>
-    <w:p>
-      <w:pPr>
-        <w:spacing w:after="120"/>
-      </w:pPr>
-      <w:r>
-        <w:rPr>
-          <w:sz w:val="22"/>
-          <w:szCs w:val="22"/>
-        </w:rPr>
-        <w:t xml:space="preserve">101. [PREUVES] Yunus est avalé par un poisson dans le Coran (sourate As-Saffat, 37:139-148). Pendant des siècles, on a discuté quel poisson pouvait avaler un homme. Le terme arabe utilisé est hût — un mot générique pour grand poisson. Le Coran n'a pas dit « une baleine » — il a dit « un grand poisson ». La précisi</w:t>
-      </w:r>
-    </w:p>
-    <w:p>
-      <w:pPr>
-        <w:spacing w:after="120"/>
-      </w:pPr>
-      <w:r>
-        <w:rPr>
-          <w:sz w:val="22"/>
-          <w:szCs w:val="22"/>
-        </w:rPr>
-        <w:t xml:space="preserve">102. [PREUVES] Allah dit : « N'as-tu pas vu qu'Allah est glorifié par tous ceux qui sont dans les cieux et la terre, et par les oiseaux déployant leurs ailes ? Chacun connaît certes sa propre prière et sa propre glorification. » (Coran 24:41). Les ornithologues savent aujourd'hui que chaque espèce d'oiseau a son c</w:t>
-      </w:r>
-    </w:p>
-    <w:p>
-      <w:pPr>
-        <w:spacing w:after="120"/>
-      </w:pPr>
-      <w:r>
-        <w:rPr>
-          <w:sz w:val="22"/>
-          <w:szCs w:val="22"/>
-        </w:rPr>
-        <w:t xml:space="preserve">103. [PREUVES] Le Coran dit : « N'avons-Nous pas fait de la terre une couche, et des montagnes comme des pieux ? » (Coran 78:6-7). Le mot arabe awtad signifie piquets ou pieux qui maintiennent au sol. La géologie moderne sait depuis le XXe siècle que les montagnes ont des racines profondes — parfois 6 fois leur ha</w:t>
-      </w:r>
-    </w:p>
-    <w:p>
-      <w:pPr>
-        <w:spacing w:after="120"/>
-      </w:pPr>
-      <w:r>
-        <w:rPr>
-          <w:sz w:val="22"/>
-          <w:szCs w:val="22"/>
-        </w:rPr>
-        <w:t xml:space="preserve">104. [PREUVES] Allah dit du miel : « De son ventre sort une boisson aux couleurs variées, où il y a une guérison pour les hommes. » (Coran 16:69). Pendant longtemps, on a vu là une métaphore. Aujourd'hui, la médecine reconnaît les propriétés antibactériennes du miel, surtout du miel de Manuka. L'OMS et plusieurs h</w:t>
-      </w:r>
-    </w:p>
-    <w:p>
-      <w:pPr>
-        <w:spacing w:after="120"/>
-      </w:pPr>
-      <w:r>
-        <w:rPr>
-          <w:sz w:val="22"/>
-          <w:szCs w:val="22"/>
-        </w:rPr>
-        <w:t xml:space="preserve">105. [PREUVES] Au-dessus de toi en ce moment, environ 10 tonnes de pression d'air pèsent sur chaque mètre carré de ton corps. Tu ne le sens pas. Pourquoi ? Parce que la pression à l'intérieur de toi est exactement la même qu'à l'extérieur. Un équilibre parfait. Si l'écart était de 1%, tu serais blessé en respirant</w:t>
-      </w:r>
-    </w:p>
-    <w:p>
-      <w:pPr>
-        <w:spacing w:after="120"/>
-      </w:pPr>
-      <w:r>
-        <w:rPr>
-          <w:sz w:val="22"/>
-          <w:szCs w:val="22"/>
-        </w:rPr>
-        <w:t xml:space="preserve">106. [PREUVES] La Terre tourne sur elle-même à environ 1670 km/h à l'équateur. Et tu ne sens rien. Pourquoi ? Parce que l'atmosphère tourne avec la Terre, à la même vitesse. Allah a synchronisé l'air et le sol pour que ta vie soit possible. Si l'atmosphère ne suivait pas, des vents permanents à 1670 km/h dévastera</w:t>
-      </w:r>
-    </w:p>
-    <w:p>
-      <w:pPr>
-        <w:spacing w:after="120"/>
-      </w:pPr>
-      <w:r>
-        <w:rPr>
-          <w:sz w:val="22"/>
-          <w:szCs w:val="22"/>
-        </w:rPr>
-        <w:t xml:space="preserve">107. [PREUVES] La Terre est protégée du vent solaire par un champ magnétique invisible — la magnétosphère. Sans elle, les particules solaires détruiraient l'atmosphère en quelques siècles, comme cela s'est produit sur Mars. Personne ne sait précisément pourquoi la Terre a un champ magnétique aussi puissant. Le noy</w:t>
-      </w:r>
-    </w:p>
-    <w:p>
-      <w:pPr>
-        <w:spacing w:after="120"/>
-      </w:pPr>
-      <w:r>
-        <w:rPr>
-          <w:sz w:val="22"/>
-          <w:szCs w:val="22"/>
-        </w:rPr>
-        <w:t xml:space="preserve">108. [PREUVES] En 2015, des scientifiques ont détecté pour la première fois des ondes gravitationnelles — des vagues dans l'espace-temps lui-même, causées par la fusion de deux trous noirs il y a 1,3 milliard d'années. L'univers vibre. Ces vibrations traversent ton corps en ce moment sans que tu le saches. Allah d</w:t>
-      </w:r>
-    </w:p>
-    <w:p>
-      <w:pPr>
-        <w:spacing w:after="120"/>
-      </w:pPr>
-      <w:r>
-        <w:rPr>
-          <w:sz w:val="22"/>
-          <w:szCs w:val="22"/>
-        </w:rPr>
-        <w:t xml:space="preserve">109. [PREUVES] Au cœur d'un atome, 99,9999% de l'espace est vide. Si on retirait tous les vides de tes atomes, ton corps tiendrait dans une tête d'épingle. Tu es essentiellement constitué de rien. Et pourtant tu existes, tu sens, tu lis. Allah dit : « Toute chose périra sauf Son Visage. » (Coran 28:88). Tu es déjà</w:t>
-      </w:r>
-    </w:p>
-    <w:p>
-      <w:pPr>
-        <w:spacing w:after="120"/>
-      </w:pPr>
-      <w:r>
-        <w:rPr>
-          <w:sz w:val="22"/>
-          <w:szCs w:val="22"/>
-        </w:rPr>
-        <w:t xml:space="preserve">110. [PREUVES] La lumière du Soleil voyage à environ 300 000 km/s. Mais avant d'arriver à la surface du Soleil et de partir vers toi, un seul photon a mis en moyenne 170 000 ans à remonter depuis le noyau solaire à travers les couches successives. Quand tu regardes le Soleil, tu vois une lumière qui a quitté son c</w:t>
-      </w:r>
-    </w:p>
-    <w:p>
-      <w:pPr>
-        <w:spacing w:after="120"/>
-      </w:pPr>
-      <w:r>
-        <w:rPr>
-          <w:sz w:val="22"/>
-          <w:szCs w:val="22"/>
-        </w:rPr>
-        <w:t xml:space="preserve">111. [PREUVES] Une impulsion nerveuse dans ton cerveau voyage à environ 120 mètres par seconde. Ta pensée traverse ton corps avant que tu n'en sois conscient. Quand tu décides de bouger le bras, le mouvement commence avant que tu ne sentes avoir décidé. Plusieurs expériences en neurosciences (Benjamin Libet 1983) </w:t>
-      </w:r>
-    </w:p>
-    <w:p>
-      <w:pPr>
-        <w:spacing w:after="120"/>
-      </w:pPr>
-      <w:r>
-        <w:rPr>
-          <w:sz w:val="22"/>
-          <w:szCs w:val="22"/>
-        </w:rPr>
-        <w:t xml:space="preserve">112. [PREUVES] Plus de la moitié de l'énergie du Soleil arrive sur Terre sous forme d'infrarouge — un type de lumière que tes yeux ne voient pas. Tu vis sous une lumière dont tu ne perçois qu'une fraction. Allah dit : « Vous ne saurez de la science qu'un peu. » (Coran 17:85). Le monde que tu vois n'est qu'une band</w:t>
-      </w:r>
-    </w:p>
-    <w:p>
-      <w:pPr>
-        <w:spacing w:after="120"/>
-      </w:pPr>
-      <w:r>
-        <w:rPr>
-          <w:sz w:val="22"/>
-          <w:szCs w:val="22"/>
-        </w:rPr>
-        <w:t xml:space="preserve">113. [PREUVES] Tu doutes parce que ta prière d'hier était vide. Tu te dis : « Si je crois vraiment, pourquoi je n'ai rien senti ? » Réponse : la prière qui n'apporte rien à ton émotion peut tout apporter à ton âme. Le Prophète ﷺ a dit : « Le serviteur termine sa prière et il n'y a écrit pour lui que la moitié, le </w:t>
-      </w:r>
-    </w:p>
-    <w:p>
-      <w:pPr>
-        <w:spacing w:after="120"/>
-      </w:pPr>
-      <w:r>
-        <w:rPr>
-          <w:sz w:val="22"/>
-          <w:szCs w:val="22"/>
-        </w:rPr>
-        <w:t xml:space="preserve">114. [PREUVES] Tu doutes parce que dans ton quotidien, on traite l'islam de stupide, archaïque, violent. Tu te demandes si tout le monde a raison contre toi. Mais les chiffres : 1,8 milliard de musulmans aujourd'hui. Allah dit : « Si tu obéis à la majorité de ceux qui sont sur Terre, ils t'égareront du chemin d'Al</w:t>
-      </w:r>
-    </w:p>
-    <w:p>
-      <w:pPr>
-        <w:spacing w:after="120"/>
-      </w:pPr>
-      <w:r>
-        <w:rPr>
-          <w:sz w:val="22"/>
-          <w:szCs w:val="22"/>
-        </w:rPr>
-        <w:t xml:space="preserve">115. [PREUVES] Tu doutes parce que certains musulmans que tu connais sont durs, hypocrites, mauvais. Tu te dis : « Si l'islam était vrai, ils seraient meilleurs. » Mais le médecin malade ne discrédite pas la médecine. Le boulanger qui rate son pain ne discrédite pas la farine. Allah ne t'a jamais demandé de juger </w:t>
-      </w:r>
-    </w:p>
-    <w:p>
-      <w:pPr>
-        <w:spacing w:after="120"/>
-      </w:pPr>
-      <w:r>
-        <w:rPr>
-          <w:sz w:val="22"/>
-          <w:szCs w:val="22"/>
-        </w:rPr>
-        <w:t xml:space="preserve">116. [PREUVES] Tu doutes parce que tu te crois trop loin pour revenir. Tu as accumulé des actes qui te font honte. Tu penses qu'Allah n'a plus de patience pour toi. Mais le hadith qudsi dit : « Ô fils d'Adam, si tu venais à Moi avec une terre pleine de péchés, et si tu Me rencontrais sans rien M'associer, Je viend</w:t>
-      </w:r>
-    </w:p>
-    <w:p>
-      <w:pPr>
-        <w:spacing w:after="120"/>
-      </w:pPr>
-      <w:r>
-        <w:rPr>
-          <w:sz w:val="22"/>
-          <w:szCs w:val="22"/>
-        </w:rPr>
-        <w:t xml:space="preserve">117. [PREUVES] Tu doutes parce que tu as supplié pendant des mois pour quelque chose qui n'est jamais arrivé. Tu te dis : « S'Il m'entendait, j'aurais reçu. » Mais le Prophète ﷺ a dit : « Aucune invocation n'est rejetée — soit la chose t'est donnée, soit un mal équivalent est écarté de toi, soit elle t'est gardée </w:t>
-      </w:r>
-    </w:p>
-    <w:p>
-      <w:pPr>
-        <w:spacing w:after="120"/>
-      </w:pPr>
-      <w:r>
-        <w:rPr>
-          <w:sz w:val="22"/>
-          <w:szCs w:val="22"/>
-        </w:rPr>
-        <w:t xml:space="preserve">118. [PREUVES] Tu doutes parce que des enfants meurent injustement, des innocents souffrent, des cruels prospèrent. Tu te dis : « Si Allah est juste, pourquoi ce monde ? » Mais ce monde n'est pas la salle de jugement — c'est la salle d'examen. Allah dit : « Le calcul juste sera fait au Jour du Jugement. » (Coran 2</w:t>
-      </w:r>
-    </w:p>
-    <w:p>
-      <w:pPr>
-        <w:spacing w:after="120"/>
-      </w:pPr>
-      <w:r>
-        <w:rPr>
-          <w:sz w:val="22"/>
-          <w:szCs w:val="22"/>
-        </w:rPr>
-        <w:t xml:space="preserve">119. [PREUVES] Tu doutes parce que tu ne sens rien. Tu pries, tu lis, et ton cœur reste sec. Mais le Prophète ﷺ a dit : « Les actes qu'Allah préfère sont les plus constants, même s'ils sont petits. » (Bukhari). Allah ne te demande pas de sentir. Il te demande de venir. Le ressenti vient parfois après dix ans de pr</w:t>
-      </w:r>
-    </w:p>
-    <w:p>
-      <w:pPr>
-        <w:spacing w:after="120"/>
-      </w:pPr>
-      <w:r>
-        <w:rPr>
-          <w:sz w:val="22"/>
-          <w:szCs w:val="22"/>
-        </w:rPr>
-        <w:t xml:space="preserve">120. [PREUVES] Tu doutes parce qu'on t'a formé à n'accepter que ce qui se mesure. Tu te dis : « Comment croire ce qu'on ne peut pas prouver ? » Mais la science elle-même repose sur des postulats invérifiables : la régularité de la nature, la fiabilité de la perception, l'existence d'autres consciences. Tu crois en</w:t>
-      </w:r>
-    </w:p>
-    <w:p>
-      <w:pPr>
-        <w:spacing w:after="120"/>
-      </w:pPr>
-      <w:r>
-        <w:rPr>
-          <w:sz w:val="22"/>
-          <w:szCs w:val="22"/>
-        </w:rPr>
-        <w:t xml:space="preserve">121. [PREUVES] Tu doutes en ce moment. Tu lis ces phrases avec scepticisme — « facile à dire », « je connais déjà », « ce n'est pas pour moi ». Mais ce doute lui-même est un signe. Si Allah n'existait pas, pourquoi te poserais-tu encore la question ? Un athée vrai ne doute pas — il s'en fiche. Toi tu lis, tu réflé</w:t>
-      </w:r>
-    </w:p>
-    <w:p>
-      <w:pPr>
-        <w:spacing w:after="120"/>
-      </w:pPr>
-      <w:r>
-        <w:rPr>
-          <w:sz w:val="22"/>
-          <w:szCs w:val="22"/>
-        </w:rPr>
-        <w:t xml:space="preserve">122. [PREUVES] Le mot algorithme — celui qui fait fonctionner ton téléphone, Google, GPS, IA — vient du nom d'un seul homme : Muhammad ibn Musa al-Khwarizmi, mathématicien musulman du IXe siècle à Bagdad. Le mot algèbre vient aussi de son livre Al-Jabr. Chaque fois que ton GPS calcule un itinéraire, le mot d'un mu</w:t>
-      </w:r>
-    </w:p>
-    <w:p>
-      <w:pPr>
-        <w:spacing w:after="120"/>
-      </w:pPr>
-      <w:r>
-        <w:rPr>
-          <w:sz w:val="22"/>
-          <w:szCs w:val="22"/>
-        </w:rPr>
-        <w:t xml:space="preserve">123. [PREUVES] Le premier hôpital de l'histoire à fournir des soins gratuits, séparant les maladies, avec des médecins salariés et des registres médicaux, fut le Bimaristan de Bagdad, fondé en 805 sous le calife Hârûn ar-Rachîd. Quand l'Europe soignait avec des prières contre la peste, les musulmans construisaient</w:t>
-      </w:r>
-    </w:p>
-    <w:p>
-      <w:pPr>
-        <w:spacing w:after="120"/>
-      </w:pPr>
-      <w:r>
-        <w:rPr>
-          <w:sz w:val="22"/>
-          <w:szCs w:val="22"/>
-        </w:rPr>
-        <w:t xml:space="preserve">124. [PREUVES] La plus ancienne université du monde encore en activité aujourd'hui n'est ni à Oxford, ni à Paris, ni à Bologne. C'est l'université d'Al-Qarawiyyin à Fès, au Maroc. Fondée en 859 par Fatima al-Fihri, une jeune musulmane qui dépensa tout son héritage pour la financer. Une femme. Au IXe siècle. Allah </w:t>
-      </w:r>
-    </w:p>
-    <w:p>
-      <w:pPr>
-        <w:spacing w:after="120"/>
-      </w:pPr>
-      <w:r>
-        <w:rPr>
-          <w:sz w:val="22"/>
-          <w:szCs w:val="22"/>
-        </w:rPr>
-        <w:t xml:space="preserve">125. [PREUVES] Au XIe siècle, Ibn al-Haytham démontre par expérience que la vision est due à des rayons de lumière qui entrent dans l'œil — et non l'inverse comme le pensaient Aristote et Ptolémée. Il invente la méthode expérimentale moderne 500 ans avant Galilée. Sa principale motivation : « Quiconque cherche la </w:t>
-      </w:r>
-    </w:p>
-    <w:p>
-      <w:pPr>
-        <w:spacing w:after="120"/>
-      </w:pPr>
-      <w:r>
-        <w:rPr>
-          <w:sz w:val="22"/>
-          <w:szCs w:val="22"/>
-        </w:rPr>
-        <w:t xml:space="preserve">126. [PREUVES] Au Xe siècle en Andalousie, Abu al-Qasim al-Zahrawi écrit Kitab al-Tasrif — encyclopédie de chirurgie de 1500 pages. Il invente 200 instruments chirurgicaux dont une grande partie sont encore utilisés aujourd'hui sous forme dérivée (scalpel, forceps, seringue à pression). Il décrit la première opéra</w:t>
-      </w:r>
-    </w:p>
-    <w:p>
-      <w:pPr>
-        <w:spacing w:after="120"/>
-      </w:pPr>
-      <w:r>
-        <w:rPr>
-          <w:sz w:val="22"/>
-          <w:szCs w:val="22"/>
-        </w:rPr>
-        <w:t xml:space="preserve">127. [PREUVES] Le café fut découvert au Yémen au XVe siècle par des soufis qui le buvaient pour rester éveillés pendant les nuits de dhikr — le souvenir d'Allah. Le mot café vient de l'arabe qahwa. Ce que des millions d'humains boivent chaque matin sans y penser est le résidu d'une dévotion musulmane à la prière n</w:t>
-      </w:r>
-    </w:p>
-    <w:p>
-      <w:pPr>
-        <w:spacing w:after="120"/>
-      </w:pPr>
-      <w:r>
-        <w:rPr>
-          <w:sz w:val="22"/>
-          <w:szCs w:val="22"/>
-        </w:rPr>
-        <w:t xml:space="preserve">128. [PREUVES] Le premier traité international de droit international fut écrit par un musulman : Muhammad ibn al-Hasan al-Shaybani au VIIIe siècle, dans son livre Kitab al-Siyar. Il y définit les règles de la guerre, du traitement des prisonniers, de la protection des civils, des ambassadeurs. Hugo Grotius — cons</w:t>
-      </w:r>
-    </w:p>
-    <w:p>
-      <w:pPr>
-        <w:spacing w:after="120"/>
-      </w:pPr>
-      <w:r>
-        <w:rPr>
-          <w:sz w:val="22"/>
-          <w:szCs w:val="22"/>
-        </w:rPr>
-        <w:t xml:space="preserve">129. [PREUVES] Tu écris 0, 1, 2, 3, 4, 5, 6, 7, 8, 9. Ces signes sont arabes. Avant eux, l'Europe utilisait les chiffres romains : I, V, X, L, C, M — incalculables au-delà de quelques opérations. Quand les chiffres arabes arrivèrent en Europe au XIIe siècle, ils transformèrent tout : commerce, science, banque, ing</w:t>
-      </w:r>
-    </w:p>
-    <w:p>
-      <w:pPr>
-        <w:spacing w:after="120"/>
-      </w:pPr>
-      <w:r>
-        <w:rPr>
-          <w:sz w:val="22"/>
-          <w:szCs w:val="22"/>
-        </w:rPr>
-        <w:t xml:space="preserve">130. [PREUVES] Au IXe siècle, le médecin perse Al-Razi distingue pour la première fois la variole de la rougeole — deux maladies confondues partout dans le monde. Il écrit aussi le premier traité de pédiatrie de l'histoire et la première description clinique de l'allergie. Au moment où l'Europe traitait la peste p</w:t>
-      </w:r>
-    </w:p>
-    <w:p>
-      <w:pPr>
-        <w:spacing w:after="120"/>
-      </w:pPr>
-      <w:r>
-        <w:rPr>
-          <w:sz w:val="22"/>
-          <w:szCs w:val="22"/>
-        </w:rPr>
-        <w:t xml:space="preserve">131. [PREUVES] Au XVe siècle, le sultan ottoman Mehmet II conquiert Constantinople. La majorité chrétienne y vivant fut non expulsée. Il fit construire des mosquées à côté des églises plutôt qu'à leur place. Il proclama : « Que les Grecs vivent selon leurs lois et leur foi. » Compare avec l'Espagne chrétienne qui,</w:t>
-      </w:r>
-    </w:p>
-    <w:p>
-      <w:pPr>
-        <w:spacing w:after="120"/>
-      </w:pPr>
-      <w:r>
-        <w:rPr>
-          <w:sz w:val="22"/>
-          <w:szCs w:val="22"/>
-        </w:rPr>
-        <w:t xml:space="preserve">132. [PREUVES] Le Prophète ﷺ a dit, parmi les signes des derniers temps : « Tu verras les bergers va-nu-pieds, pauvres et nomades, rivaliser dans la construction de hauts édifices. » (Bukhari/Muslim, hadith de Jibril). Au VIIe siècle, dans la péninsule Arabique, les Bédouins étaient des nomades sans bâtiments. Auj</w:t>
-      </w:r>
-    </w:p>
-    <w:p>
-      <w:pPr>
-        <w:spacing w:after="120"/>
-      </w:pPr>
-      <w:r>
-        <w:rPr>
-          <w:sz w:val="22"/>
-          <w:szCs w:val="22"/>
-        </w:rPr>
-        <w:t xml:space="preserve">133. [PREUVES] Le Prophète ﷺ a dit : « L'Heure ne viendra pas avant que la terre des Arabes ne redevienne prairies et rivières. » (Muslim 2912). Aujourd'hui, des études géologiques (NASA, Université d'Oxford) montrent que la péninsule Arabique fut effectivement couverte de prairies et de fleuves il y a 5000 ans — </w:t>
-      </w:r>
-    </w:p>
-    <w:p>
-      <w:pPr>
-        <w:spacing w:after="120"/>
-      </w:pPr>
-      <w:r>
-        <w:rPr>
-          <w:sz w:val="22"/>
-          <w:szCs w:val="22"/>
-        </w:rPr>
-        <w:t xml:space="preserve">134. [PREUVES] Le Prophète ﷺ a dit : « Parmi les signes de l'Heure : que la femme soit habillée mais nue. » (Muslim 2128). Au VIIe siècle, l'image était paradoxale et incompréhensible. Aujourd'hui, vêtements moulants, tissus transparents, mode déshabillée : exactement la prophétie. Au moment où le hadith fut prono</w:t>
-      </w:r>
-    </w:p>
-    <w:p>
-      <w:pPr>
-        <w:spacing w:after="120"/>
-      </w:pPr>
-      <w:r>
-        <w:rPr>
-          <w:sz w:val="22"/>
-          <w:szCs w:val="22"/>
-        </w:rPr>
-        <w:t xml:space="preserve">135. [PREUVES] Le Prophète ﷺ a évoqué, parmi les signes des derniers temps, que la terre se rapprocherait et qu'un homme pourrait voir son frère à grande distance. Au VIIe siècle, voir quelqu'un loin signifiait monter sur une colline. Aujourd'hui, FaceTime, WhatsApp, Skype : tu vois ton frère à 10 000 km comme s'i</w:t>
-      </w:r>
-    </w:p>
-    <w:p>
-      <w:pPr>
-        <w:spacing w:after="120"/>
-      </w:pPr>
-      <w:r>
-        <w:rPr>
-          <w:sz w:val="22"/>
-          <w:szCs w:val="22"/>
-        </w:rPr>
-        <w:t xml:space="preserve">136. [PREUVES] Le Prophète ﷺ a dit : « La prophétie sera parmi vous tant qu'Allah le voudra... puis il y aura un califat sur le modèle de la prophétie tant qu'Allah le voudra... puis il y aura une royauté mordante... puis il y aura une royauté tyrannique... puis il y aura un califat sur le modèle de la prophétie. </w:t>
-      </w:r>
-    </w:p>
-    <w:p>
-      <w:pPr>
-        <w:spacing w:after="120"/>
-      </w:pPr>
-      <w:r>
-        <w:rPr>
-          <w:sz w:val="22"/>
-          <w:szCs w:val="22"/>
-        </w:rPr>
-        <w:t xml:space="preserve">137. [PREUVES] Le Coran lance plusieurs fois ce défi : « Produisez une sourate semblable à celle-ci, et appelez à votre aide tous ceux que vous pouvez en dehors d'Allah, si vous êtes véridiques. » (Coran 2:23). Le défi est public depuis 14 siècles. Des dizaines d'auteurs ont essayé — Musaylima, Ibn al-Muqaffa', d'</w:t>
-      </w:r>
-    </w:p>
-    <w:p>
-      <w:pPr>
-        <w:spacing w:after="120"/>
-      </w:pPr>
-      <w:r>
-        <w:rPr>
-          <w:sz w:val="22"/>
-          <w:szCs w:val="22"/>
-        </w:rPr>
-        <w:t xml:space="preserve">138. [PREUVES] Les 114 sourates du Coran ne sont pas dans l'ordre où elles ont été révélées. Elles sont dans un ordre fixé par le Prophète ﷺ sur instruction d'Allah. Les premiers chercheurs occidentaux ont pensé que cet ordre était chaotique. Aujourd'hui, des études (notamment celle de Raymond Farrin, Structure an</w:t>
-      </w:r>
-    </w:p>
-    <w:p>
-      <w:pPr>
-        <w:spacing w:after="120"/>
-      </w:pPr>
-      <w:r>
-        <w:rPr>
-          <w:sz w:val="22"/>
-          <w:szCs w:val="22"/>
-        </w:rPr>
-        <w:t xml:space="preserve">139. [PREUVES] Dans le Coran, certains mots et leurs contraires apparaissent un nombre de fois remarquable. Par exemple : dunyâ (vie terrestre) et âkhira (vie dernière) apparaîtraient un nombre de fois similaire ou identique selon plusieurs études. Anges et démons présentent aussi un équilibre frappant. Ces équili</w:t>
-      </w:r>
-    </w:p>
-    <w:p>
-      <w:pPr>
-        <w:spacing w:after="120"/>
-      </w:pPr>
-      <w:r>
-        <w:rPr>
-          <w:sz w:val="22"/>
-          <w:szCs w:val="22"/>
-        </w:rPr>
-        <w:t xml:space="preserve">140. [PREUVES] La sourate 57 du Coran s'appelle Al-Hadid — Le Fer. Verset 25 : « Et Nous avons fait descendre le fer, dans lequel il y a force redoutable et utilité pour les gens. » Le verbe arabe anzalna signifie littéralement « Nous avons fait descendre ». La physique moderne confirme : tout le fer de la Terre e</w:t>
-      </w:r>
-    </w:p>
-    <w:p>
-      <w:pPr>
-        <w:spacing w:after="120"/>
-      </w:pPr>
-      <w:r>
-        <w:rPr>
-          <w:sz w:val="22"/>
-          <w:szCs w:val="22"/>
-        </w:rPr>
-        <w:t xml:space="preserve">141. [PREUVES] Tu peux comparer deux Corans imprimés aujourd'hui — un en Indonésie, un au Maroc, un en Iran. Ce sont les mêmes mots, les mêmes voyelles, les mêmes pauses. Aucun autre livre religieux dans l'histoire ne tient cette conservation sur 14 siècles dans le monde entier. Les évangiles existent en plusieurs</w:t>
-      </w:r>
-    </w:p>
-    <w:p>
-      <w:pPr>
-        <w:spacing w:after="120"/>
-      </w:pPr>
-      <w:r>
-        <w:rPr>
-          <w:sz w:val="22"/>
-          <w:szCs w:val="22"/>
-        </w:rPr>
-        <w:t xml:space="preserve">142. [PREUVES] Le Coran est arrangé du plus long au plus court (avec quelques exceptions). À l'intérieur, certaines structures sont si fines qu'on a mis des siècles à les voir. Al-Fatiha — la première sourate, l'ouverture — contient exactement 7 versets, et le Coran l'appelle « les 7 versets répétés » (Coran 15:87</w:t>
-      </w:r>
-    </w:p>
-    <w:p>
-      <w:pPr>
-        <w:spacing w:after="120"/>
-      </w:pPr>
-      <w:r>
-        <w:rPr>
-          <w:sz w:val="22"/>
-          <w:szCs w:val="22"/>
-        </w:rPr>
-        <w:t xml:space="preserve">143. [PREUVES] La formule « Bismillah ar-Rahman ar-Rahim » apparaît 114 fois dans le Coran — exactement comme le nombre de sourates. Sauf qu'elle est absente de la sourate 9 (At-Tawba). Et apparaît deux fois dans la sourate 27 (An-Naml). 114 - 1 + 1 = 114. L'équilibre est conservé. Au VIIe siècle, personne n'avait</w:t>
+        <w:t xml:space="preserve">31. [PREUVES] Les neurosciences ont un nom pour le mystère qu’elles ne percent pas : le « hard problem of consciousness », formulé par le philosophe David Chalmers en 1994. Comment des neurones électriques produisent-ils ton expérience subjective ? Pourquoi as-tu quelqu’un qui pense en toi, et pas juste un calcul ? Chalmers lui-même, trente ans plus tard, dit qu’on est toujours aussi loin. Tu sens en toi un témoin. Ce témoin est ce que le Coran appelle la nafs.</w:t>
+      </w:r>
+    </w:p>
+    <w:p>
+      <w:pPr>
+        <w:spacing w:after="120"/>
+      </w:pPr>
+      <w:r>
+        <w:rPr>
+          <w:sz w:val="22"/>
+          <w:szCs w:val="22"/>
+        </w:rPr>
+        <w:t xml:space="preserve">32. [PREUVES] Un patient avale une pilule de sucre en croyant que c’est un antidouleur. Sa douleur diminue réellement. Son cerveau libère ses propres opiacés. La médecine reconnaît cela depuis plus de soixante-dix ans sans le comprendre entièrement. Si une croyance fausse guérit le corps, qu’est-ce qu’une croyance vraie peut faire en toi ? La foi n’est pas un sentiment décoratif. C’est un mécanisme qui agit.</w:t>
+      </w:r>
+    </w:p>
+    <w:p>
+      <w:pPr>
+        <w:spacing w:after="120"/>
+      </w:pPr>
+      <w:r>
+        <w:rPr>
+          <w:sz w:val="22"/>
+          <w:szCs w:val="22"/>
+        </w:rPr>
+        <w:t xml:space="preserve">33. [PREUVES] En ce moment, dans ton corps, environ 37 mille milliards de cellules coopèrent. Aucune n’a de cerveau. Aucune ne sait ce que font les autres. Et pourtant tu es là, en train de lire. La biologie appelle cela « auto-organisation » et n’explique pas comment elle émerge. Tu n’es pas un individu — tu es une concertation. Quelqu’un est chef d’orchestre. Et ce n’est pas toi.</w:t>
+      </w:r>
+    </w:p>
+    <w:p>
+      <w:pPr>
+        <w:spacing w:after="120"/>
+      </w:pPr>
+      <w:r>
+        <w:rPr>
+          <w:sz w:val="22"/>
+          <w:szCs w:val="22"/>
+        </w:rPr>
+        <w:t xml:space="preserve">34. [PREUVES] Personne ne sait précisément pourquoi les humains rient. Aucune autre espèce ne rit comme nous. Le rire n’a aucune utilité évolutive démontrée. Il ne nourrit pas, ne protège pas, ne reproduit pas. Et pourtant on rit. Allah a placé en toi quelque chose de gratuit, qui ne sert qu’à exister. C’est la signature des dons divins : ils débordent leur fonction.</w:t>
+      </w:r>
+    </w:p>
+    <w:p>
+      <w:pPr>
+        <w:spacing w:after="120"/>
+      </w:pPr>
+      <w:r>
+        <w:rPr>
+          <w:sz w:val="22"/>
+          <w:szCs w:val="22"/>
+        </w:rPr>
+        <w:t xml:space="preserve">35. [PREUVES] Personne ne sait précisément pourquoi tu rêves. Les théories scientifiques se contredisent depuis un siècle. Et pourtant, chaque nuit, ton cerveau te projette dans un monde cohérent où tu n’es ni acteur ni metteur en scène. Le Prophète ﷺ disait : « Les rêves véridiques sont une partie de la prophétie. » (Bukhari). Tous les jours tu reçois un signal qu’aucun chercheur ne sait décoder. C’est en toi. Cherche d’où ça vient.</w:t>
+      </w:r>
+    </w:p>
+    <w:p>
+      <w:pPr>
+        <w:spacing w:after="120"/>
+      </w:pPr>
+      <w:r>
+        <w:rPr>
+          <w:sz w:val="22"/>
+          <w:szCs w:val="22"/>
+        </w:rPr>
+        <w:t xml:space="preserve">36. [PREUVES] Tu pleures pour des raisons que tu ne contrôles pas. Une scène, une musique, un souvenir. Aucune autre espèce ne pleure d’émotion — seulement les humains. Les recherches du biochimiste William Frey ont montré que les larmes émotionnelles contiennent des composés différents des larmes réflexes. Le corps fabrique sur mesure un fluide pour ta tristesse. Quelqu’un a tellement réfléchi à ta peine qu’Il lui a donné sa propre eau.</w:t>
+      </w:r>
+    </w:p>
+    <w:p>
+      <w:pPr>
+        <w:spacing w:after="120"/>
+      </w:pPr>
+      <w:r>
+        <w:rPr>
+          <w:sz w:val="22"/>
+          <w:szCs w:val="22"/>
+        </w:rPr>
+        <w:t xml:space="preserve">37. [PREUVES] Joshua Evans était jeune animateur d’une communauté chrétienne en Caroline du Sud. Il a étudié la Bible de bout en bout pour la maîtriser. Plus il lisait, plus il trouvait d’incohérences. À vingt ans, en 1998, après avoir reçu un Coran d’un musulman rencontré au hasard, il a embrassé l’islam et a pris le nom de Yusha. Aujourd’hui il enseigne. Sa phrase clé : « Je n’ai pas trouvé l’islam — j’ai trouvé la cohérence que mes maîtres chrétiens m’avaient promise sans jamais la montrer. » Allah ouvre les cœurs précisément à ceux qui cherchent vraiment.</w:t>
+      </w:r>
+    </w:p>
+    <w:p>
+      <w:pPr>
+        <w:spacing w:after="120"/>
+      </w:pPr>
+      <w:r>
+        <w:rPr>
+          <w:sz w:val="22"/>
+          <w:szCs w:val="22"/>
+        </w:rPr>
+        <w:t xml:space="preserve">38. [PREUVES] Maurice Bucaille était médecin personnel du roi d’Arabie saoudite et chirurgien à Paris. En 1976, après avoir étudié pendant des années les correspondances entre le Coran et la science moderne, il a publié La Bible, le Coran et la Science — un livre qui lui valut critiques académiques et conversion intérieure. Il finit sa vie musulman. Tu n’as pas besoin de devenir savant pour croire. Mais le savoir, quand il est honnête, finit toujours par croiser la foi.</w:t>
+      </w:r>
+    </w:p>
+    <w:p>
+      <w:pPr>
+        <w:spacing w:after="120"/>
+      </w:pPr>
+      <w:r>
+        <w:rPr>
+          <w:sz w:val="22"/>
+          <w:szCs w:val="22"/>
+        </w:rPr>
+        <w:t xml:space="preserve">39. [PREUVES] Le philosophe américain Charles Sanders Peirce écrivait en 1908 : « Le doute pur n’existe pas. On doute toujours d’une chose au nom d’une autre qu’on tient pour vraie. » Tu doutes peut-être d’Allah ce midi. Mais alors, qu’est-ce que tu tiens pour vrai en doutant ? La logique elle-même est un point d’appui. Et la logique vient d’un Auteur, ou alors elle ne vient de personne — ce qui est plus difficile à croire que d’avoir un Créateur.</w:t>
+      </w:r>
+    </w:p>
+    <w:p>
+      <w:pPr>
+        <w:spacing w:after="120"/>
+      </w:pPr>
+      <w:r>
+        <w:rPr>
+          <w:sz w:val="22"/>
+          <w:szCs w:val="22"/>
+        </w:rPr>
+        <w:t xml:space="preserve">40. [PREUVES] Tu lis ces mots en ce moment. Des signes noirs sur un fond. Et dans ta tête, ils produisent du sens, de l’émotion, parfois une décision. Aucune machine ne fait vraiment cela. Aucune théorie complète n’explique pourquoi. Le Coran a été révélé pour être lu — iqra. La lecture elle-même est un mystère. Tu vis dedans sans le voir.</w:t>
+      </w:r>
+    </w:p>
+    <w:p>
+      <w:pPr>
+        <w:spacing w:after="120"/>
+      </w:pPr>
+      <w:r>
+        <w:rPr>
+          <w:sz w:val="22"/>
+          <w:szCs w:val="22"/>
+        </w:rPr>
+        <w:t xml:space="preserve">41. [PREUVES] Tu reconnais le visage de ta mère parmi un milliard. En moins d’une seconde. Sans réfléchir. Aucun ordinateur n’égale cette performance malgré des décennies de recherche en reconnaissance faciale. Et pourtant ton cerveau le fait depuis ta naissance. Tu ne l’as pas appris — c’était déjà là. Quelque chose était écrit en toi avant toi. Et écrit par quelqu’un qui savait ce que tu rencontrerais.</w:t>
+      </w:r>
+    </w:p>
+    <w:p>
+      <w:pPr>
+        <w:spacing w:after="120"/>
+      </w:pPr>
+      <w:r>
+        <w:rPr>
+          <w:sz w:val="22"/>
+          <w:szCs w:val="22"/>
+        </w:rPr>
+        <w:t xml:space="preserve">42. [PREUVES] Tu sens le froid sur ta peau et tu sais sans réfléchir si c’est l’air, l’eau, le métal qui te touche. Ta peau distingue plusieurs types de sensations thermiques — chacune par des récepteurs distincts. Tu n’as pas demandé cette précision. Elle était dans le contrat. Allah dit : « Sois ! et c’est. » (Coran 36:82). Y compris cette nuance dans tes doigts.</w:t>
+      </w:r>
+    </w:p>
+    <w:p>
+      <w:pPr>
+        <w:spacing w:after="120"/>
+      </w:pPr>
+      <w:r>
+        <w:rPr>
+          <w:sz w:val="22"/>
+          <w:szCs w:val="22"/>
+        </w:rPr>
+        <w:t xml:space="preserve">43. [PREUVES] Un nouveau-né reconnaît la voix de sa mère parmi toutes les autres dès le premier jour. Comment ? Il l’a entendue à travers la paroi du ventre pendant des mois. Avant même de naître, tu avais déjà une mémoire. Et le premier souvenir d’un humain n’est pas une image — c’est une voix. Allah a inscrit en toi un attachement avant l’air.</w:t>
+      </w:r>
+    </w:p>
+    <w:p>
+      <w:pPr>
+        <w:spacing w:after="120"/>
+      </w:pPr>
+      <w:r>
+        <w:rPr>
+          <w:sz w:val="22"/>
+          <w:szCs w:val="22"/>
+        </w:rPr>
+        <w:t xml:space="preserve">44. [PREUVES] Le Soleil émet en permanence l’équivalent d’innombrables explosions thermonucléaires. Et tu n’entends rien. Pourquoi ? Parce que l’espace est vide — il n’y a rien pour transporter le son. Si l’espace avait été plein d’air, le bruit du Soleil te rendrait sourd. Allah a posé le silence entre Lui et toi pour que tu puisses penser.</w:t>
+      </w:r>
+    </w:p>
+    <w:p>
+      <w:pPr>
+        <w:spacing w:after="120"/>
+      </w:pPr>
+      <w:r>
+        <w:rPr>
+          <w:sz w:val="22"/>
+          <w:szCs w:val="22"/>
+        </w:rPr>
+        <w:t xml:space="preserve">45. [PREUVES] La Terre tourne autour du Soleil à environ 107 000 km/h. Et le Soleil lui-même se déplace dans la Voie lactée à plusieurs centaines de milliers de km/h. Tu marches sur cette structure en mouvement permanent. Et tu ne sens rien. Quelqu’un règle tout cela pour que tu puisses lire ces mots assis, sans être déchiré par la vitesse.</w:t>
+      </w:r>
+    </w:p>
+    <w:p>
+      <w:pPr>
+        <w:spacing w:after="120"/>
+      </w:pPr>
+      <w:r>
+        <w:rPr>
+          <w:sz w:val="22"/>
+          <w:szCs w:val="22"/>
+        </w:rPr>
+        <w:t xml:space="preserve">46. [PREUVES] La lumière du Soleil met environ 8 minutes pour t’atteindre. Si le Soleil disparaissait à l’instant, tu ne le saurais pas pendant 8 minutes. Tu vivrais 8 minutes dans une lumière déjà morte. Allah dit : « Toute chose périra sauf Son Visage. » (Coran 28:88). Même le soleil que tu vois est déjà un peu du passé. Seul Lui est entièrement présent.</w:t>
+      </w:r>
+    </w:p>
+    <w:p>
+      <w:pPr>
+        <w:spacing w:after="120"/>
+      </w:pPr>
+      <w:r>
+        <w:rPr>
+          <w:sz w:val="22"/>
+          <w:szCs w:val="22"/>
+        </w:rPr>
+        <w:t xml:space="preserve">47. [PREUVES] Le nombre mathématique e — environ 2,71828 — apparaît dans des domaines totalement indépendants : la croissance bactérienne, les intérêts composés, la radioactivité, certaines lois physiques. Aucune raison naturelle évidente ne relie ces phénomènes. Et pourtant cette constante les traverse. Allah dit : « Et toute chose, Nous l’avons comptée en l’inscrivant. » (Coran 72:28). Le réel a une grammaire — et la grammaire a un Auteur.</w:t>
+      </w:r>
+    </w:p>
+    <w:p>
+      <w:pPr>
+        <w:spacing w:after="120"/>
+      </w:pPr>
+      <w:r>
+        <w:rPr>
+          <w:sz w:val="22"/>
+          <w:szCs w:val="22"/>
+        </w:rPr>
+        <w:t xml:space="preserve">48. [PREUVES] Le tardigrade — un animal microscopique vivant dans la mousse — peut survivre dans le vide spatial, à -270°C, sous des radiations qui désintègrent l’ADN humain. En 2007, l’Agence spatiale européenne en a envoyé en orbite dix jours sans protection. Beaucoup sont revenus vivants. Personne ne sait pourquoi cet animal possède des capacités qui ne servent à rien dans son habitat naturel. Allah dote parfois Ses créatures de ce dont elles n’auront jamais besoin. Cela ressemble à un signe.</w:t>
+      </w:r>
+    </w:p>
+    <w:p>
+      <w:pPr>
+        <w:spacing w:after="120"/>
+      </w:pPr>
+      <w:r>
+        <w:rPr>
+          <w:sz w:val="22"/>
+          <w:szCs w:val="22"/>
+        </w:rPr>
+        <w:t xml:space="preserve">49. [PREUVES] Le nocebo est le miroir noir du placebo. Un patient à qui on dit qu’une pilule inoffensive provoquera des douleurs ressent réellement ces douleurs. Le mot devient symptôme. L’esprit fabrique du mal à partir d’une simple croyance fausse. Si une croyance fausse peut blesser ton corps, qu’est-ce qu’une mauvaise pensée nourrie en silence peut faire à ton âme ? Le Coran dit : « C’est dans le souvenir d’Allah que les cœurs s’apaisent. » (Coran 13:28).</w:t>
+      </w:r>
+    </w:p>
+    <w:p>
+      <w:pPr>
+        <w:spacing w:after="120"/>
+      </w:pPr>
+      <w:r>
+        <w:rPr>
+          <w:sz w:val="22"/>
+          <w:szCs w:val="22"/>
+        </w:rPr>
+        <w:t xml:space="preserve">50. [PREUVES] Ton cerveau contient environ 86 milliards de neurones — un peu moins que les étoiles de la Voie lactée. Mais ces neurones forment près de 100 mille milliards de connexions (synapses). Un seul cerveau humain contient plus de connexions qu’il n’y a d’étoiles dans environ 500 galaxies comme la nôtre. Tu portes un cosmos plus dense que celui que tu regardes la nuit. Et tu n’as rien fait pour l’avoir.</w:t>
+      </w:r>
+    </w:p>
+    <w:p>
+      <w:pPr>
+        <w:spacing w:after="120"/>
+      </w:pPr>
+      <w:r>
+        <w:rPr>
+          <w:sz w:val="22"/>
+          <w:szCs w:val="22"/>
+        </w:rPr>
+        <w:t xml:space="preserve">51. [PREUVES] Tu bâilles quand quelqu’un bâille à côté de toi. Tu bâilles même en lisant le mot « bâiller ». Personne ne sait pourquoi. Aucune théorie n’explique vraiment ce phénomène. Mais une chose est sûre : il y a entre toi et les autres un canal invisible qui s’active sans que personne ne le commande. Allah a tissé entre les âmes des ponts que la science ne voit pas.</w:t>
+      </w:r>
+    </w:p>
+    <w:p>
+      <w:pPr>
+        <w:spacing w:after="120"/>
+      </w:pPr>
+      <w:r>
+        <w:rPr>
+          <w:sz w:val="22"/>
+          <w:szCs w:val="22"/>
+        </w:rPr>
+        <w:t xml:space="preserve">52. [PREUVES] Chaque jour, l’ADN de chacune de tes cellules subit des milliers de lésions. Des enzymes minuscules les repèrent et les réparent, une à une, sans relâche — sinon tu ne tiendrais pas une semaine. Une vigilance inscrite en toi avant ta naissance.</w:t>
+      </w:r>
+    </w:p>
+    <w:p>
+      <w:pPr>
+        <w:spacing w:after="120"/>
+      </w:pPr>
+      <w:r>
+        <w:rPr>
+          <w:sz w:val="22"/>
+          <w:szCs w:val="22"/>
+        </w:rPr>
+        <w:t xml:space="preserve">53. [PREUVES] La force qui lie les noyaux des atomes est ajustée au plus juste : un peu plus faible, aucun atome lourd ne se forme ; un peu plus forte, les étoiles ne durent pas. Sur ce fil tient toute la matière — et toi avec.</w:t>
+      </w:r>
+    </w:p>
+    <w:p>
+      <w:pPr>
+        <w:spacing w:after="120"/>
+      </w:pPr>
+      <w:r>
+        <w:rPr>
+          <w:sz w:val="22"/>
+          <w:szCs w:val="22"/>
+        </w:rPr>
+        <w:t xml:space="preserve">54. [PREUVES] Lors d’une catastrophe naturelle (tsunami, tremblement de terre), de nombreux animaux fuient plusieurs heures avant l’événement. Documenté en 2004 à Sri Lanka, où peu de cadavres d’éléphants, de buffles ou de chiens furent retrouvés. Aucun mécanisme scientifique complet ne l’explique. Allah dit : « Toute créature glorifie Sa louange — mais vous ne comprenez pas leur glorification. » (Coran 17:44). Les animaux savent. Toi tu lis.</w:t>
+      </w:r>
+    </w:p>
+    <w:p>
+      <w:pPr>
+        <w:spacing w:after="120"/>
+      </w:pPr>
+      <w:r>
+        <w:rPr>
+          <w:sz w:val="22"/>
+          <w:szCs w:val="22"/>
+        </w:rPr>
+        <w:t xml:space="preserve">55. [PREUVES] Toi, la Terre, le temps : tout cela aurait pu ne jamais exister. Rien là-dedans ne porte en soi sa raison d’être. Alors pourquoi y a-t-il quelque chose plutôt que rien ? À la racine, il faut Celui qui ne dépend de rien.</w:t>
+      </w:r>
+    </w:p>
+    <w:p>
+      <w:pPr>
+        <w:spacing w:after="120"/>
+      </w:pPr>
+      <w:r>
+        <w:rPr>
+          <w:sz w:val="22"/>
+          <w:szCs w:val="22"/>
+        </w:rPr>
+        <w:t xml:space="preserve">56. [PREUVES] Un nouveau-né cherche le sein maternel sans qu’on le lui apprenne. C’est ce qu’on appelle le breast crawl. Posé sur le ventre de sa mère, il rampe par micro-poussées et atteint le sein en moins d’une heure. Personne ne l’a guidé. Personne ne lui a dit. Allah dit : « Notre Seigneur est Celui qui a donné à chaque chose sa forme propre, puis qui l’a guidée. » (Coran 20:50). La guidance est inscrite avant le langage.</w:t>
+      </w:r>
+    </w:p>
+    <w:p>
+      <w:pPr>
+        <w:spacing w:after="120"/>
+      </w:pPr>
+      <w:r>
+        <w:rPr>
+          <w:sz w:val="22"/>
+          <w:szCs w:val="22"/>
+        </w:rPr>
+        <w:t xml:space="preserve">57. [PREUVES] Une personne amputée ressent encore son membre disparu. Elle peut sentir des démangeaisons, des crampes, parfois la position exacte du pied qui n’existe plus. La médecine appelle cela la douleur fantôme et ne l’explique pas pleinement. Quelque chose en toi est plus grand que ton corps. Le Coran appelle cela la rouh. Tu portes en toi une réalité que la chirurgie ne peut pas amputer.</w:t>
+      </w:r>
+    </w:p>
+    <w:p>
+      <w:pPr>
+        <w:spacing w:after="120"/>
+      </w:pPr>
+      <w:r>
+        <w:rPr>
+          <w:sz w:val="22"/>
+          <w:szCs w:val="22"/>
+        </w:rPr>
+        <w:t xml:space="preserve">58. [PREUVES] Les enfants qui survivent à des accidents graves dont leurs parents sont morts gardent rarement de souvenirs explicites — mais développent les mêmes phobies, les mêmes peurs nocturnes, les mêmes évitements que s’ils s’en souvenaient. La psychiatrie appelle cela la mémoire implicite. L’âme se souvient sans que la tête ne sache. Allah dit dans le hadith qudsi : « Je suis tel que Mon serviteur pense de Moi. » (Bukhari). Ce qui est gravé sous la conscience compte plus que ce que tu sais.</w:t>
+      </w:r>
+    </w:p>
+    <w:p>
+      <w:pPr>
+        <w:spacing w:after="120"/>
+      </w:pPr>
+      <w:r>
+        <w:rPr>
+          <w:sz w:val="22"/>
+          <w:szCs w:val="22"/>
+        </w:rPr>
+        <w:t xml:space="preserve">59. [PREUVES] En physique quantique, le simple fait d’observer une particule modifie son comportement. Ce n’est pas une métaphore — c’est une loi physique mesurée. Une particule non-observée se comporte comme une onde ; observée, elle devient particule. La conscience interagit avec la matière. Personne ne sait vraiment pourquoi. Allah dit : « Il connaît ce qui est en vous, ce que vous cachez et ce que vous montrez. » (Coran 64:4). Le Regard divin est constitutif du réel.</w:t>
+      </w:r>
+    </w:p>
+    <w:p>
+      <w:pPr>
+        <w:spacing w:after="120"/>
+      </w:pPr>
+      <w:r>
+        <w:rPr>
+          <w:sz w:val="22"/>
+          <w:szCs w:val="22"/>
+        </w:rPr>
+        <w:t xml:space="preserve">60. [PREUVES] Tu reconnais le goût d'un fruit avant même qu'il touche le fond de ta langue. Ton système gustatif intègre l'odeur, la texture, la température en moins d'une seconde et reconstruit une « fraise » dans ta tête. Aucun ordinateur ne fait ça. Et toi, tu mâches en pensant à autre chose. Si Allah a tellement soigné un instant aussi banal qu'une bouchée, qu'est-ce qu'Il a soigné pour les moments où tu Le pries ?</w:t>
+      </w:r>
+    </w:p>
+    <w:p>
+      <w:pPr>
+        <w:spacing w:after="120"/>
+      </w:pPr>
+      <w:r>
+        <w:rPr>
+          <w:sz w:val="22"/>
+          <w:szCs w:val="22"/>
+        </w:rPr>
+        <w:t xml:space="preserve">61. [PREUVES] Tu touches du métal, du bois, du tissu, et tu nommes chaque matière sans réfléchir. Tu n'as appris cela en aucun manuel. Ton cerveau intègre la pression, la température, la texture, la rugosité — plusieurs paramètres simultanés — en moins de 200 millisecondes. Quelqu'un a tellement réfléchi à ce que tu rencontrerais dans ta vie qu'Il a inscrit en toi les outils pour le distinguer.</w:t>
+      </w:r>
+    </w:p>
+    <w:p>
+      <w:pPr>
+        <w:spacing w:after="120"/>
+      </w:pPr>
+      <w:r>
+        <w:rPr>
+          <w:sz w:val="22"/>
+          <w:szCs w:val="22"/>
+        </w:rPr>
+        <w:t xml:space="preserve">62. [PREUVES] Des oiseaux traversent des milliers de kilomètres jusqu’à un point précis, guidés par le champ magnétique de la terre — certains pour la première fois, sans personne pour leur montrer. Qui a inscrit la route en eux ?</w:t>
+      </w:r>
+    </w:p>
+    <w:p>
+      <w:pPr>
+        <w:spacing w:after="120"/>
+      </w:pPr>
+      <w:r>
+        <w:rPr>
+          <w:sz w:val="22"/>
+          <w:szCs w:val="22"/>
+        </w:rPr>
+        <w:t xml:space="preserve">63. [PREUVES] Tu peux te rappeler la voix exacte d'un proche disparu il y a vingt ans. Ta tête garde des fréquences sonores avec une précision millimétrique pendant des décennies. Aucun disque dur ne tient aussi longtemps sans dégradation. Allah dit : « Tout ce que vous faites et que vous cachez, Il en garde le compte exact. » (Coran 13:8). Si même les voix sont gravées, qu'en est-il de tes paroles ?</w:t>
+      </w:r>
+    </w:p>
+    <w:p>
+      <w:pPr>
+        <w:spacing w:after="120"/>
+      </w:pPr>
+      <w:r>
+        <w:rPr>
+          <w:sz w:val="22"/>
+          <w:szCs w:val="22"/>
+        </w:rPr>
+        <w:t xml:space="preserve">64. [PREUVES] Tu respires environ 22 000 fois par jour sans y penser. Si tu y pensais, tu n'aurais le temps de rien faire d'autre. Allah a placé la fonction la plus essentielle de ta vie en dehors de ta volonté. Il aurait pu te la confier — et tu serais mort le premier jour de fatigue. Tout ce qui te garde en vie est précisément ce que tu ne contrôles pas. Médite cela.</w:t>
+      </w:r>
+    </w:p>
+    <w:p>
+      <w:pPr>
+        <w:spacing w:after="120"/>
+      </w:pPr>
+      <w:r>
+        <w:rPr>
+          <w:sz w:val="22"/>
+          <w:szCs w:val="22"/>
+        </w:rPr>
+        <w:t xml:space="preserve">65. [PREUVES] Au-dessus de ta tête, une fine couche de gaz arrête la part la plus brûlante du soleil. Comprimée, elle ne ferait que quelques millimètres. Si mince — et sans elle, aucune vie ne tiendrait sur terre.</w:t>
+      </w:r>
+    </w:p>
+    <w:p>
+      <w:pPr>
+        <w:spacing w:after="120"/>
+      </w:pPr>
+      <w:r>
+        <w:rPr>
+          <w:sz w:val="22"/>
+          <w:szCs w:val="22"/>
+        </w:rPr>
+        <w:t xml:space="preserve">66. [PREUVES] Aucune autre espèce ne demande « pourquoi ». Les animaux apprennent, communiquent, ressentent — mais aucun n'interroge le sens. Tu es la seule créature qui demande au monde la raison de sa propre existence. Cette question n'a aucune utilité évolutive. Elle est gratuite. Elle est en toi. C'est précisément cette question que le Coran appelle la fitra.</w:t>
+      </w:r>
+    </w:p>
+    <w:p>
+      <w:pPr>
+        <w:spacing w:after="120"/>
+      </w:pPr>
+      <w:r>
+        <w:rPr>
+          <w:sz w:val="22"/>
+          <w:szCs w:val="22"/>
+        </w:rPr>
+        <w:t xml:space="preserve">67. [PREUVES] Tu ressens qu'une montagne au coucher du soleil est belle. Cette beauté ne te nourrit pas, ne te protège pas, ne te reproduit pas. Aucune théorie évolutive complète n'explique pourquoi nous percevons la beauté. Et pourtant tu la sens dans ton corps comme un battement. Allah est appelé al-Jamîl — le Beau. Et il a dit : « Allah est beau, Il aime ce qui est beau. » (Muslim). Ta sensibilité à la beauté est une trace.</w:t>
+      </w:r>
+    </w:p>
+    <w:p>
+      <w:pPr>
+        <w:spacing w:after="120"/>
+      </w:pPr>
+      <w:r>
+        <w:rPr>
+          <w:sz w:val="22"/>
+          <w:szCs w:val="22"/>
+        </w:rPr>
+        <w:t xml:space="preserve">68. [PREUVES] Un nourrisson rit avant même de pouvoir parler. Personne ne lui apprend. Il rit aux jeux de visage, aux sons inattendus, parfois sans cause visible. Aucune théorie ne couvre entièrement ce phénomène. Le rire du nourrisson est une joie qui précède le langage et la pensée. Quelqu'un a placé en lui — et donc en toi — une capacité de joie qui ne dépend de rien.</w:t>
+      </w:r>
+    </w:p>
+    <w:p>
+      <w:pPr>
+        <w:spacing w:after="120"/>
+      </w:pPr>
+      <w:r>
+        <w:rPr>
+          <w:sz w:val="22"/>
+          <w:szCs w:val="22"/>
+        </w:rPr>
+        <w:t xml:space="preserve">69. [PREUVES] Un chien attend son maître à la porte chaque jour. Si le maître meurt, le chien continue d'attendre — parfois pendant des années. Hachiko à Tokyo a attendu son maître pendant neuf ans devant la même gare. Aucune utilité biologique. Allah a placé en certaines créatures une loyauté gratuite qui dépasse leur intérêt. Médite ce que tu peux apprendre d'un animal sur ta propre fidélité.</w:t>
+      </w:r>
+    </w:p>
+    <w:p>
+      <w:pPr>
+        <w:spacing w:after="120"/>
+      </w:pPr>
+      <w:r>
+        <w:rPr>
+          <w:sz w:val="22"/>
+          <w:szCs w:val="22"/>
+        </w:rPr>
+        <w:t xml:space="preserve">70. [PREUVES] Dans le noir total, tu peux deviner l'humeur d'une voix avec une précision étonnante. Joie, fatigue, mensonge, tendresse — tu les entends sans voir le visage. Aucun ordinateur ne fait cela aussi bien que toi, malgré des décennies de recherche en reconnaissance vocale. Allah a placé dans tes oreilles un instrument que personne ne sait reproduire. Tu pries souvent à voix basse — sache qu'Il t'entend mieux que tu ne t'entends toi-même.</w:t>
+      </w:r>
+    </w:p>
+    <w:p>
+      <w:pPr>
+        <w:spacing w:after="120"/>
+      </w:pPr>
+      <w:r>
+        <w:rPr>
+          <w:sz w:val="22"/>
+          <w:szCs w:val="22"/>
+        </w:rPr>
+        <w:t xml:space="preserve">71. [PREUVES] Tu t'endors à peu près à la même heure chaque jour, sans réveil, par habitude. Mais à la 16ème heure d'éveil, ton corps libère mélatonine, adénosine, et baisse la température centrale — sans que tu n'aies rien commandé. Une horloge invisible te gouverne. Allah a mis dans ta nuit le repos pour que tu puisses prier le matin. Médite : tu obéis à une horloge que tu ne vois jamais.</w:t>
+      </w:r>
+    </w:p>
+    <w:p>
+      <w:pPr>
+        <w:spacing w:after="120"/>
+      </w:pPr>
+      <w:r>
+        <w:rPr>
+          <w:sz w:val="22"/>
+          <w:szCs w:val="22"/>
+        </w:rPr>
+        <w:t xml:space="preserve">72. [PREUVES] Tu marches sans tomber. Ton oreille interne contient un système de canaux remplis de liquide qui détecte la moindre inclinaison à 0,5 degré près. Tu n'as appris ce système dans aucune école. Il était dans ton contrat à la naissance. Tes mille gestes par heure dépendent de cet équipement minuscule que tu n'as pas demandé. Allah dit : « N'a-t-Il pas trouvé errant et guidé ? » (Coran 93:7). Même ton équilibre est une guidance.</w:t>
+      </w:r>
+    </w:p>
+    <w:p>
+      <w:pPr>
+        <w:spacing w:after="120"/>
+      </w:pPr>
+      <w:r>
+        <w:rPr>
+          <w:sz w:val="22"/>
+          <w:szCs w:val="22"/>
+        </w:rPr>
+        <w:t xml:space="preserve">73. [PREUVES] En septembre 2001, la journaliste britannique Yvonne Ridley est capturée par les Taliban en Afghanistan. Elle est détenue onze jours, hostile, refuse de manger, traite ses gardiens de toutes les manières possibles. À sa libération, elle promet de lire le Coran. Deux ans plus tard, en 2003, elle embrasse l'islam. Sa phrase : « J'ai cherché des incohérences pour pouvoir le rejeter. J'ai trouvé une cohérence qui m'a saisie. » Allah ouvre parfois la porte à ceux qui frappaient pour la défoncer.</w:t>
+      </w:r>
+    </w:p>
+    <w:p>
+      <w:pPr>
+        <w:spacing w:after="120"/>
+      </w:pPr>
+      <w:r>
+        <w:rPr>
+          <w:sz w:val="22"/>
+          <w:szCs w:val="22"/>
+        </w:rPr>
+        <w:t xml:space="preserve">74. [PREUVES] Jeffrey Lang était professeur de mathématiques à l'université du Kansas. Athée militant. Un jour de 1982, par défi intellectuel, il achète un Coran pour le démolir. Il le lit en six mois. Il se convertit. Il écrit ensuite Even Angels Ask et Struggling to Surrender — devenus des références. Sa phrase la plus dure : « Je n'ai pas trouvé la foi. La foi m'a trouvé. J'ai juste arrêté de courir. » L'arrêt vaut parfois plus que la quête.</w:t>
+      </w:r>
+    </w:p>
+    <w:p>
+      <w:pPr>
+        <w:spacing w:after="120"/>
+      </w:pPr>
+      <w:r>
+        <w:rPr>
+          <w:sz w:val="22"/>
+          <w:szCs w:val="22"/>
+        </w:rPr>
+        <w:t xml:space="preserve">75. [PREUVES] Joshua Evans était jeune animateur d'une communauté chrétienne en Caroline du Sud, formé pour devenir pasteur. Il a étudié la Bible de bout en bout pour la maîtriser. Plus il lisait, plus il trouvait d'incohérences. À vingt ans, en 1998, après avoir reçu un Coran d'un musulman rencontré au hasard, il a embrassé l'islam et a pris le nom de Yusha. « Je n'ai pas trouvé l'islam — j'ai trouvé la cohérence que mes maîtres chrétiens m'avaient promise sans jamais la montrer. »</w:t>
+      </w:r>
+    </w:p>
+    <w:p>
+      <w:pPr>
+        <w:spacing w:after="120"/>
+      </w:pPr>
+      <w:r>
+        <w:rPr>
+          <w:sz w:val="22"/>
+          <w:szCs w:val="22"/>
+        </w:rPr>
+        <w:t xml:space="preserve">76. [PREUVES] Le professeur Keith Moore, embryologiste canadien et auteur du manuel The Developing Human utilisé dans toutes les facultés de médecine du monde, a étudié les versets du Coran sur le développement embryonnaire. Sa conclusion publique fut nuancée — il n'embrassa pas l'islam, mais déclara que ces descriptions ne pouvaient provenir d'aucune source médicale connue au VIIe siècle. Tu n'as pas besoin de la conversion d'un homme pour entendre son trouble. Le trouble est déjà un signe.</w:t>
+      </w:r>
+    </w:p>
+    <w:p>
+      <w:pPr>
+        <w:spacing w:after="120"/>
+      </w:pPr>
+      <w:r>
+        <w:rPr>
+          <w:sz w:val="22"/>
+          <w:szCs w:val="22"/>
+        </w:rPr>
+        <w:t xml:space="preserve">77. [PREUVES] Mark Hanson, jeune Californien des années 1970, vit une expérience de mort imminente après un accident de voiture. À 17 ans, il commence à lire les religions du monde. Trois ans plus tard, il découvre l'islam. Il part étudier dans le désert mauritanien pendant dix ans. Il revient sous le nom de Hamza Yusuf — aujourd'hui l'un des savants musulmans les plus respectés d'Occident. Sa phrase : « J'ai cherché Dieu dans les livres. Je L'ai trouvé dans le silence du désert. » Le chemin est parfois géographique.</w:t>
+      </w:r>
+    </w:p>
+    <w:p>
+      <w:pPr>
+        <w:spacing w:after="120"/>
+      </w:pPr>
+      <w:r>
+        <w:rPr>
+          <w:sz w:val="22"/>
+          <w:szCs w:val="22"/>
+        </w:rPr>
+        <w:t xml:space="preserve">78. [PREUVES] Lauren Booth, journaliste britannique et belle-sœur de l'ancien Premier ministre Tony Blair, visite la Palestine en 2008. Elle y voit des choses qui la bouleversent. Deux ans plus tard, en 2010, à Téhéran, elle entre dans la mosquée de Fatima al-Massouma à Qom et raconte y avoir senti « une présence comme une vague d'amour, qui m'a saisie de la tête aux pieds ». Elle se convertit dans les jours qui suivent. Allah parle parfois à travers le corps avant la tête.</w:t>
+      </w:r>
+    </w:p>
+    <w:p>
+      <w:pPr>
+        <w:spacing w:after="120"/>
+      </w:pPr>
+      <w:r>
+        <w:rPr>
+          <w:sz w:val="22"/>
+          <w:szCs w:val="22"/>
+        </w:rPr>
+        <w:t xml:space="preserve">79. [PREUVES] Yusuf Estes était prédicateur chrétien évangélique au Texas, vendait des bibles et de la musique chrétienne, possédait des entreprises et tentait de convertir des musulmans. Il rencontre un imam invité par son père, débat avec lui pour le ramener à Jésus. Plus il argumente, plus il découvre que ses arguments tombent. En 1991, à 47 ans, il embrasse l'islam. « Je voulais sauver les musulmans. Allah a sauvé l'évangéliste. » Le combat de Dieu pour les âmes est plein de retournements.</w:t>
+      </w:r>
+    </w:p>
+    <w:p>
+      <w:pPr>
+        <w:spacing w:after="120"/>
+      </w:pPr>
+      <w:r>
+        <w:rPr>
+          <w:sz w:val="22"/>
+          <w:szCs w:val="22"/>
+        </w:rPr>
+        <w:t xml:space="preserve">80. [PREUVES] Anselm Tormeeda était prêtre catalan du XIVe siècle, théologien réputé, conseiller du pape. Son maître mourant lui révéla en confidence : « Aucun chrétien ne suit aujourd'hui la religion du Christ — sauf ceux qui suivent le Sceau des prophètes, Muhammad. » Tormeeda partit pour Tunis, embrassa l'islam, prit le nom d'Abdullah at-Tarjuman. Il écrivit en 1420 un livre qui dérange encore. Six siècles plus tard, il y a encore des prêtres qui font le même chemin. La vérité ne vieillit pas.</w:t>
+      </w:r>
+    </w:p>
+    <w:p>
+      <w:pPr>
+        <w:spacing w:after="120"/>
+      </w:pPr>
+      <w:r>
+        <w:rPr>
+          <w:sz w:val="22"/>
+          <w:szCs w:val="22"/>
+        </w:rPr>
+        <w:t xml:space="preserve">81. [PREUVES] Wilfried Hofmann était ambassadeur d'Allemagne au Maroc et en Algérie, ancien directeur de l'information de l'OTAN. En 1980, après une vie dans la diplomatie occidentale au plus haut niveau, il embrasse l'islam. Il publie Le Journal d'un musulman allemand. Sa phrase clé : « J'ai vu le pouvoir occidental de l'intérieur. C'est précisément en le voyant de l'intérieur que j'ai su qu'il manquait quelque chose qui se trouvait ailleurs. » Allah ouvre parfois les portes à ceux qui ont vu tout le reste.</w:t>
+      </w:r>
+    </w:p>
+    <w:p>
+      <w:pPr>
+        <w:spacing w:after="120"/>
+      </w:pPr>
+      <w:r>
+        <w:rPr>
+          <w:sz w:val="22"/>
+          <w:szCs w:val="22"/>
+        </w:rPr>
+        <w:t xml:space="preserve">82. [PREUVES] En l'an 632, le Prophète ﷺ meurt à Médine. En l'an 732 — un siècle exactement plus tard — l'islam s'étend de l'Espagne (Poitiers) à l'Indus (Multan). Aucune religion dans l'histoire humaine n'a couvert une telle géographie en si peu de temps, sans rouleau compresseur impérial. La rapidité elle-même est une anomalie historique. Les historiens cherchent encore des explications. Allah dit : « Allah est sur toute chose Puissant. » (Coran 2:106).</w:t>
+      </w:r>
+    </w:p>
+    <w:p>
+      <w:pPr>
+        <w:spacing w:after="120"/>
+      </w:pPr>
+      <w:r>
+        <w:rPr>
+          <w:sz w:val="22"/>
+          <w:szCs w:val="22"/>
+        </w:rPr>
+        <w:t xml:space="preserve">83. [PREUVES] Quand les armées musulmanes conquièrent Jérusalem en 638, le calife Omar entre dans la ville. Le patriarche chrétien Sophrone lui propose de prier dans l'église du Saint-Sépulcre. Omar refuse — non par mépris, mais pour que les musulmans n'en fassent pas une mosquée plus tard. Quel autre conquérant a refusé une église par considération pour ses propres descendants ? Tu ne trouves pas. Les historiens chrétiens eux-mêmes le notent. Allah inscrit l'humilité dans ceux qu'Il rend grands.</w:t>
+      </w:r>
+    </w:p>
+    <w:p>
+      <w:pPr>
+        <w:spacing w:after="120"/>
+      </w:pPr>
+      <w:r>
+        <w:rPr>
+          <w:sz w:val="22"/>
+          <w:szCs w:val="22"/>
+        </w:rPr>
+        <w:t xml:space="preserve">84. [PREUVES] Dans l'Égypte du VIIe siècle conquise par les armées musulmanes, les chrétiens coptes restent majoritaires pendant plus de 500 ans après la conquête. En Andalousie, après 700 ans de présence musulmane, une grande partie de la population reste juive ou chrétienne. Si l'islam avait été imposé par l'épée, ces réalités historiques seraient inexplicables. Les démographes contemporains comme Richard Bulliet l'ont documenté. Allah dit : « Pas de contrainte en religion. » (Coran 2:256). Les chiffres confirment le verset.</w:t>
+      </w:r>
+    </w:p>
+    <w:p>
+      <w:pPr>
+        <w:spacing w:after="120"/>
+      </w:pPr>
+      <w:r>
+        <w:rPr>
+          <w:sz w:val="22"/>
+          <w:szCs w:val="22"/>
+        </w:rPr>
+        <w:t xml:space="preserve">85. [PREUVES] L'arabe coranique parlé au VIIe siècle est encore compris aujourd'hui par n'importe quel locuteur arabe moderne. Aucune autre langue humaine n'a maintenu cette stabilité sur 14 siècles. Le latin a évolué en italien, espagnol, français. L'ancien anglais est illisible aux Anglais d'aujourd'hui. Mais l'arabe du Coran est lu sans traduction par 400 millions de personnes. Allah dit : « C'est Nous qui avons fait descendre le Rappel — et c'est Nous qui en sommes les Gardiens. » (Coran 15:9).</w:t>
+      </w:r>
+    </w:p>
+    <w:p>
+      <w:pPr>
+        <w:spacing w:after="120"/>
+      </w:pPr>
+      <w:r>
+        <w:rPr>
+          <w:sz w:val="22"/>
+          <w:szCs w:val="22"/>
+        </w:rPr>
+        <w:t xml:space="preserve">86. [PREUVES] Un hafiz du Coran apprend par cœur 6236 versets, dans l'ordre exact, avec les voyelles courtes, les pauses, les nuances. Cela existe depuis 14 siècles. Aujourd'hui il y a environ 10 millions de hafiz dans le monde. Aucun autre livre humain n'a jamais été conservé par mémoire collective à cette échelle. Si tu pouvais détruire tous les Corans imprimés ce soir, l'oumma le réécrirait demain à l'identique — uniquement de mémoire.</w:t>
+      </w:r>
+    </w:p>
+    <w:p>
+      <w:pPr>
+        <w:spacing w:after="120"/>
+      </w:pPr>
+      <w:r>
+        <w:rPr>
+          <w:sz w:val="22"/>
+          <w:szCs w:val="22"/>
+        </w:rPr>
+        <w:t xml:space="preserve">87. [PREUVES] Comment l'Indonésie est-elle devenue le plus grand pays musulman du monde ? Pas par conquête militaire — aucune armée musulmane n'y est jamais arrivée. Mais par le commerce maritime, du XIIIe au XVIe siècle. Des marchands musulmans honnêtes ont impressionné les locaux par leur droiture dans les affaires. Au XVe siècle, des sultanats islamiques se forment naturellement. Aujourd'hui : 230 millions de musulmans. La douceur de l'honnêteté a converti plus de cœurs que les épées. Médite cela.</w:t>
+      </w:r>
+    </w:p>
+    <w:p>
+      <w:pPr>
+        <w:spacing w:after="120"/>
+      </w:pPr>
+      <w:r>
+        <w:rPr>
+          <w:sz w:val="22"/>
+          <w:szCs w:val="22"/>
+        </w:rPr>
+        <w:t xml:space="preserve">88. [PREUVES] Dans l'Andalousie musulmane (711-1492), juifs, chrétiens et musulmans vivaient ensemble. Maïmonide — le plus grand philosophe juif médiéval — écrivait ses œuvres en arabe sous protection des califes. Quand l'Espagne chrétienne reconquiert Grenade en 1492, elle expulse 200 000 juifs en quelques mois. Ces juifs trouvent refuge dans l'Empire ottoman musulman, qui les accueille. L'histoire est rarement enseignée comme cela. Mais elle est documentée. Allah dit : « Vous êtes la meilleure communauté qu'on ait jamais fait surgir pour les hommes. » (Coran 3:110).</w:t>
+      </w:r>
+    </w:p>
+    <w:p>
+      <w:pPr>
+        <w:spacing w:after="120"/>
+      </w:pPr>
+      <w:r>
+        <w:rPr>
+          <w:sz w:val="22"/>
+          <w:szCs w:val="22"/>
+        </w:rPr>
+        <w:t xml:space="preserve">89. [PREUVES] Le Prophète ﷺ avait dit en l'an 627 : « Constantinople sera certainement conquise. Quel excellent commandant sera celui qui la conquerra, et quelle excellente armée sera la sienne. » (Ahmad). Au moment de la prophétie, Constantinople était la plus grande forteresse du monde, capitale de l'Empire byzantin. Elle tomba 826 ans plus tard, en 1453, sous Mehmet II. Aucun analyste politique du VIIe siècle n'aurait osé une telle prédiction. Aucune ville comparable n'a été annoncée par un autre prophète. Le hadith existait avant l'événement.</w:t>
+      </w:r>
+    </w:p>
+    <w:p>
+      <w:pPr>
+        <w:spacing w:after="120"/>
+      </w:pPr>
+      <w:r>
+        <w:rPr>
+          <w:sz w:val="22"/>
+          <w:szCs w:val="22"/>
+        </w:rPr>
+        <w:t xml:space="preserve">90. [PREUVES] Johann Wolfgang von Goethe — considéré comme le plus grand écrivain de langue allemande — a écrit en 1819 le West-Östlicher Divan. À 70 ans, il déclare publiquement qu'il pense « célébrer dévotement la nuit sainte où le Coran a été révélé au Prophète ». Il écrit aussi : « Si l'islam signifie soumission à Dieu, alors nous vivons et mourons tous en islam. » L'un des esprits les plus complets de l'Occident moderne a regardé l'islam. Il n'a pas détourné les yeux. Toi non plus, ne les détourne pas.</w:t>
+      </w:r>
+    </w:p>
+    <w:p>
+      <w:pPr>
+        <w:spacing w:after="120"/>
+      </w:pPr>
+      <w:r>
+        <w:rPr>
+          <w:sz w:val="22"/>
+          <w:szCs w:val="22"/>
+        </w:rPr>
+        <w:t xml:space="preserve">91. [PREUVES] Léon Tolstoï, auteur de Guerre et Paix et Anna Karénine, écrit dans une lettre à une femme musulmane en 1908 : « Le Prophète Mahomet a été toujours pour moi au-dessus du christianisme. Il considère Dieu comme le seul à devoir être adoré, et le Coran enseigne une morale supérieure à toutes les autres. » À la fin de sa vie, Tolstoï rejette l'orthodoxie chrétienne officielle et cherche un retour à un monothéisme strict. L'un des plus grands romanciers du monde s'est retourné. Tu peux te poser les mêmes questions sans honte.</w:t>
+      </w:r>
+    </w:p>
+    <w:p>
+      <w:pPr>
+        <w:spacing w:after="120"/>
+      </w:pPr>
+      <w:r>
+        <w:rPr>
+          <w:sz w:val="22"/>
+          <w:szCs w:val="22"/>
+        </w:rPr>
+        <w:t xml:space="preserve">92. [PREUVES] Alphonse de Lamartine, l'un des poètes français les plus célèbres du XIXe siècle, écrit dans son Histoire de la Turquie (1854) sur le Prophète Muhammad ﷺ : « Philosophe, orateur, apôtre, législateur, guerrier, conquérant d'idées, restaurateur de dogmes rationnels, fondateur de vingt empires terrestres et d'un empire spirituel, voilà Mahomet. À toutes les échelles où l'on mesure la grandeur humaine, quel homme fut plus grand ? » Phrase écrite par un Français catholique. Sans réponse depuis 170 ans.</w:t>
+      </w:r>
+    </w:p>
+    <w:p>
+      <w:pPr>
+        <w:spacing w:after="120"/>
+      </w:pPr>
+      <w:r>
+        <w:rPr>
+          <w:sz w:val="22"/>
+          <w:szCs w:val="22"/>
+        </w:rPr>
+        <w:t xml:space="preserve">93. [PREUVES] Thomas Carlyle, historien écossais du XIXe siècle, donne en 1840 une série de conférences à Londres sur les héros de l'humanité. L'une d'elles porte sur le Prophète Muhammad ﷺ. À une époque où l'Occident méprisait l'islam, Carlyle écrit : « Les mensonges que l'enthousiasme bien intentionné a empilés sur cet homme sont déshonorants pour nous, pas pour lui. Comment un homme, seul, sans soutien, aurait-il créé une religion qui a transformé un cinquième de l'humanité ? » Carlyle n'a pas été musulman. Mais il a posé la bonne question.</w:t>
+      </w:r>
+    </w:p>
+    <w:p>
+      <w:pPr>
+        <w:spacing w:after="120"/>
+      </w:pPr>
+      <w:r>
+        <w:rPr>
+          <w:sz w:val="22"/>
+          <w:szCs w:val="22"/>
+        </w:rPr>
+        <w:t xml:space="preserve">94. [PREUVES] Dans tes intestins vivent des dizaines de milliers de milliards de bactéries qui digèrent ce que ton corps ne sait pas digérer et fabriquent des vitamines pour toi. Un monde entier loge en toi et travaille à ta survie.</w:t>
+      </w:r>
+    </w:p>
+    <w:p>
+      <w:pPr>
+        <w:spacing w:after="120"/>
+      </w:pPr>
+      <w:r>
+        <w:rPr>
+          <w:sz w:val="22"/>
+          <w:szCs w:val="22"/>
+        </w:rPr>
+        <w:t xml:space="preserve">95. [PREUVES] À 70 ans, Goethe écrivait dans une lettre privée qu'il était troublé par la grandeur du Coran et qu'il ne pouvait plus écrire sur ce livre avec la légèreté qu'avaient d'autres orientalistes. « Le style du Coran est sévère, élevé, formidable — par endroits véritablement sublime », écrit-il dans son Divan. Tu n'es pas obligé de croire ce que Goethe a senti. Mais tu peux te demander ce qu'il a vu que d'autres refusaient de voir.</w:t>
+      </w:r>
+    </w:p>
+    <w:p>
+      <w:pPr>
+        <w:spacing w:after="120"/>
+      </w:pPr>
+      <w:r>
+        <w:rPr>
+          <w:sz w:val="22"/>
+          <w:szCs w:val="22"/>
+        </w:rPr>
+        <w:t xml:space="preserve">96. [PREUVES] Tolstoï confia un jour à un visiteur, peu avant sa mort en 1910 : « Je vais bientôt mourir. Et si je devais recommencer, je crois que je chercherais Dieu là où Muhammad L'a cherché. » L'anecdote est rapportée par plusieurs sources mais reste difficile à vérifier strictement. Vrai ou symbolique, elle dit ce que Tolstoï avait laissé écrit ailleurs : il avait fini par voir, dans l'islam, une simplicité monothéiste que le christianisme institutionnel avait perdue selon lui.</w:t>
+      </w:r>
+    </w:p>
+    <w:p>
+      <w:pPr>
+        <w:spacing w:after="120"/>
+      </w:pPr>
+      <w:r>
+        <w:rPr>
+          <w:sz w:val="22"/>
+          <w:szCs w:val="22"/>
+        </w:rPr>
+        <w:t xml:space="preserve">97. [PREUVES] L'abeille butineuse rentre à la ruche et exécute une danse appelée waggle dance — découverte par Karl von Frisch (Nobel 1973). Par l'angle de la danse, elle indique la direction par rapport au soleil. Par la durée, elle indique la distance, parfois jusqu'à 5 km. Aucune autre espèce non-humaine n'a un langage symbolique aussi précis. Allah dit : « Ton Seigneur a inspiré l'abeille. » (Coran 16:68). Le mot arabe awha — inspirer — est celui utilisé pour les prophètes. L'abeille reçoit. Toi aussi, si tu écoutes.</w:t>
+      </w:r>
+    </w:p>
+    <w:p>
+      <w:pPr>
+        <w:spacing w:after="120"/>
+      </w:pPr>
+      <w:r>
+        <w:rPr>
+          <w:sz w:val="22"/>
+          <w:szCs w:val="22"/>
+        </w:rPr>
+        <w:t xml:space="preserve">98. [PREUVES] Le Coran décrit la maison de l'araignée comme « la plus faible des demeures » (Coran 29:41). À la lecture, on entend une critique fragile. Mais des études biomécaniques ont montré que la toile d'araignée a une résistance traction supérieure à l'acier à poids égal. Le verset ne parle pas de la toile — il parle de la demeure. Et une demeure d'araignée est socialement la plus faible : les araignées femelles tuent parfois leurs partenaires. C'est un foyer sans loyauté. Le Coran connaissait cette distinction.</w:t>
+      </w:r>
+    </w:p>
+    <w:p>
+      <w:pPr>
+        <w:spacing w:after="120"/>
+      </w:pPr>
+      <w:r>
+        <w:rPr>
+          <w:sz w:val="22"/>
+          <w:szCs w:val="22"/>
+        </w:rPr>
+        <w:t xml:space="preserve">99. [PREUVES] « Quand ils arrivèrent à la Vallée des Fourmis, une fourmi dit : Ô fourmis, entrez dans vos demeures, de peur que Salomon et ses armées ne vous écrasent sans s'en rendre compte. » (Coran 27:18). Au VIIe siècle, on aurait pris ce verset pour un conte. Aujourd'hui, les entomologistes ont identifié plus de 30 modes de communication chez les fourmis (phéromones, vibrations, sons). Une fourmi avertit ses congénères du danger en moins de 4 secondes. Le verset n'a pas changé. Notre regard sur lui, si.</w:t>
+      </w:r>
+    </w:p>
+    <w:p>
+      <w:pPr>
+        <w:spacing w:after="120"/>
+      </w:pPr>
+      <w:r>
+        <w:rPr>
+          <w:sz w:val="22"/>
+          <w:szCs w:val="22"/>
+        </w:rPr>
+        <w:t xml:space="preserve">100. [PREUVES] Le Coran dit : « Allah n'a pas honte de prendre pour exemple un moustique ou une créature plus petite encore. » (Coran 2:26). Au VIIe siècle, on pensait le moustique négligeable. Aujourd'hui, le moustique tue environ 750 000 personnes par an — plus que toute autre créature, y compris l'homme. Il est le plus grand prédateur d'humains de la planète. Allah a placé Sa justice dans le plus petit corps. Médite ce verset face à un moustique.</w:t>
+      </w:r>
+    </w:p>
+    <w:p>
+      <w:pPr>
+        <w:spacing w:after="120"/>
+      </w:pPr>
+      <w:r>
+        <w:rPr>
+          <w:sz w:val="22"/>
+          <w:szCs w:val="22"/>
+        </w:rPr>
+        <w:t xml:space="preserve">101. [PREUVES] Yunus est avalé par un poisson dans le Coran (sourate As-Saffat, 37:139-148). Pendant des siècles, on a discuté quel poisson pouvait avaler un homme. Le terme arabe utilisé est hût — un mot générique pour grand poisson. Le Coran n'a pas dit « une baleine » — il a dit « un grand poisson ». La précision du vocabulaire arabe résiste à la critique moderne. Allah choisit toujours le mot juste — y compris quand la science ne saurait pas le préciser avant des siècles.</w:t>
+      </w:r>
+    </w:p>
+    <w:p>
+      <w:pPr>
+        <w:spacing w:after="120"/>
+      </w:pPr>
+      <w:r>
+        <w:rPr>
+          <w:sz w:val="22"/>
+          <w:szCs w:val="22"/>
+        </w:rPr>
+        <w:t xml:space="preserve">102. [PREUVES] Allah dit : « N'as-tu pas vu qu'Allah est glorifié par tous ceux qui sont dans les cieux et la terre, et par les oiseaux déployant leurs ailes ? Chacun connaît certes sa propre prière et sa propre glorification. » (Coran 24:41). Les ornithologues savent aujourd'hui que chaque espèce d'oiseau a son chant unique, sa propre signature acoustique. Plus de 10 000 langages d'oiseaux distincts coexistent sur Terre. Chacun connaît sa propre prière — exactement comme dit le verset. Tu marches en silence parmi un chœur que tu n'entends pas.</w:t>
+      </w:r>
+    </w:p>
+    <w:p>
+      <w:pPr>
+        <w:spacing w:after="120"/>
+      </w:pPr>
+      <w:r>
+        <w:rPr>
+          <w:sz w:val="22"/>
+          <w:szCs w:val="22"/>
+        </w:rPr>
+        <w:t xml:space="preserve">103. [PREUVES] Le Coran dit : « N'avons-Nous pas fait de la terre une couche, et des montagnes comme des pieux ? » (Coran 78:6-7). Le mot arabe awtad signifie piquets ou pieux qui maintiennent au sol. La géologie moderne sait depuis le XXe siècle que les montagnes ont des racines profondes — parfois 6 fois leur hauteur visible — qui les stabilisent dans la croûte terrestre. Au VIIe siècle, personne ne voyait sous la terre. Le verset, lui, savait.</w:t>
+      </w:r>
+    </w:p>
+    <w:p>
+      <w:pPr>
+        <w:spacing w:after="120"/>
+      </w:pPr>
+      <w:r>
+        <w:rPr>
+          <w:sz w:val="22"/>
+          <w:szCs w:val="22"/>
+        </w:rPr>
+        <w:t xml:space="preserve">104. [PREUVES] Allah dit du miel : « De son ventre sort une boisson aux couleurs variées, où il y a une guérison pour les hommes. » (Coran 16:69). Pendant longtemps, on a vu là une métaphore. Aujourd'hui, la médecine reconnaît les propriétés antibactériennes du miel, surtout du miel de Manuka. L'OMS et plusieurs hôpitaux européens utilisent du miel médical sur les plaies résistantes aux antibiotiques. Le verset ne parlait pas de poésie. Il parlait d'une réalité que nous redécouvrons treize siècles plus tard.</w:t>
+      </w:r>
+    </w:p>
+    <w:p>
+      <w:pPr>
+        <w:spacing w:after="120"/>
+      </w:pPr>
+      <w:r>
+        <w:rPr>
+          <w:sz w:val="22"/>
+          <w:szCs w:val="22"/>
+        </w:rPr>
+        <w:t xml:space="preserve">105. [PREUVES] Au-dessus de toi en ce moment, environ 10 tonnes de pression d'air pèsent sur chaque mètre carré de ton corps. Tu ne le sens pas. Pourquoi ? Parce que la pression à l'intérieur de toi est exactement la même qu'à l'extérieur. Un équilibre parfait. Si l'écart était de 1%, tu serais blessé en respirant. Allah dit : « Toute chose, en effet, Il l'a faite avec mesure. » (Coran 25:2). Tu respires parce que la mesure tient. Pas parce que tu la commandes.</w:t>
+      </w:r>
+    </w:p>
+    <w:p>
+      <w:pPr>
+        <w:spacing w:after="120"/>
+      </w:pPr>
+      <w:r>
+        <w:rPr>
+          <w:sz w:val="22"/>
+          <w:szCs w:val="22"/>
+        </w:rPr>
+        <w:t xml:space="preserve">106. [PREUVES] La Terre tourne sur elle-même à environ 1670 km/h à l'équateur. Et tu ne sens rien. Pourquoi ? Parce que l'atmosphère tourne avec la Terre, à la même vitesse. Allah a synchronisé l'air et le sol pour que ta vie soit possible. Si l'atmosphère ne suivait pas, des vents permanents à 1670 km/h dévasteraient toute construction. Aucune théorie n'explique vraiment pourquoi l'atmosphère est synchronisée. Elle est. Et tu vis dedans.</w:t>
+      </w:r>
+    </w:p>
+    <w:p>
+      <w:pPr>
+        <w:spacing w:after="120"/>
+      </w:pPr>
+      <w:r>
+        <w:rPr>
+          <w:sz w:val="22"/>
+          <w:szCs w:val="22"/>
+        </w:rPr>
+        <w:t xml:space="preserve">107. [PREUVES] La Terre est protégée du vent solaire par un champ magnétique invisible — la magnétosphère. Sans elle, les particules solaires détruiraient l'atmosphère en quelques siècles, comme cela s'est produit sur Mars. Personne ne sait précisément pourquoi la Terre a un champ magnétique aussi puissant. Le noyau de fer en fusion l'entretient. Allah dit : « Et Nous avons fait du ciel un toit protégé. » (Coran 21:32). Le toit est invisible. Mais il est là.</w:t>
+      </w:r>
+    </w:p>
+    <w:p>
+      <w:pPr>
+        <w:spacing w:after="120"/>
+      </w:pPr>
+      <w:r>
+        <w:rPr>
+          <w:sz w:val="22"/>
+          <w:szCs w:val="22"/>
+        </w:rPr>
+        <w:t xml:space="preserve">108. [PREUVES] En 2015, des scientifiques ont détecté pour la première fois des ondes gravitationnelles — des vagues dans l'espace-temps lui-même, causées par la fusion de deux trous noirs il y a 1,3 milliard d'années. L'univers vibre. Ces vibrations traversent ton corps en ce moment sans que tu le saches. Allah dit : « Et toute chose Le glorifie par Sa louange. » (Coran 17:44). Y compris l'espace-temps lui-même. La science vient de l'entendre.</w:t>
+      </w:r>
+    </w:p>
+    <w:p>
+      <w:pPr>
+        <w:spacing w:after="120"/>
+      </w:pPr>
+      <w:r>
+        <w:rPr>
+          <w:sz w:val="22"/>
+          <w:szCs w:val="22"/>
+        </w:rPr>
+        <w:t xml:space="preserve">109. [PREUVES] Au cœur d'un atome, 99,9999% de l'espace est vide. Si on retirait tous les vides de tes atomes, ton corps tiendrait dans une tête d'épingle. Tu es essentiellement constitué de rien. Et pourtant tu existes, tu sens, tu lis. Allah dit : « Toute chose périra sauf Son Visage. » (Coran 28:88). Tu es déjà presque rien. Que crois-tu être en plus, quand tu te crois fort ?</w:t>
+      </w:r>
+    </w:p>
+    <w:p>
+      <w:pPr>
+        <w:spacing w:after="120"/>
+      </w:pPr>
+      <w:r>
+        <w:rPr>
+          <w:sz w:val="22"/>
+          <w:szCs w:val="22"/>
+        </w:rPr>
+        <w:t xml:space="preserve">110. [PREUVES] La lumière du Soleil voyage à environ 300 000 km/s. Mais avant d'arriver à la surface du Soleil et de partir vers toi, un seul photon a mis en moyenne 170 000 ans à remonter depuis le noyau solaire à travers les couches successives. Quand tu regardes le Soleil, tu vois une lumière qui a quitté son cœur avant l'invention de l'agriculture. Allah dit : « Et le soleil court vers un point qui lui est assigné. » (Coran 36:38). Même la lumière est une longue patience.</w:t>
+      </w:r>
+    </w:p>
+    <w:p>
+      <w:pPr>
+        <w:spacing w:after="120"/>
+      </w:pPr>
+      <w:r>
+        <w:rPr>
+          <w:sz w:val="22"/>
+          <w:szCs w:val="22"/>
+        </w:rPr>
+        <w:t xml:space="preserve">111. [PREUVES] Une impulsion nerveuse dans ton cerveau voyage à environ 120 mètres par seconde. Ta pensée traverse ton corps avant que tu n'en sois conscient. Quand tu décides de bouger le bras, le mouvement commence avant que tu ne sentes avoir décidé. Plusieurs expériences en neurosciences (Benjamin Libet 1983) l'ont mesuré. Qui décide vraiment, alors ? Allah dit : « Vous ne voulez que si Allah veut. » (Coran 81:29). Le libre arbitre est plus subtil qu'on ne croit.</w:t>
+      </w:r>
+    </w:p>
+    <w:p>
+      <w:pPr>
+        <w:spacing w:after="120"/>
+      </w:pPr>
+      <w:r>
+        <w:rPr>
+          <w:sz w:val="22"/>
+          <w:szCs w:val="22"/>
+        </w:rPr>
+        <w:t xml:space="preserve">112. [PREUVES] Plus de la moitié de l'énergie du Soleil arrive sur Terre sous forme d'infrarouge — un type de lumière que tes yeux ne voient pas. Tu vis sous une lumière dont tu ne perçois qu'une fraction. Allah dit : « Vous ne saurez de la science qu'un peu. » (Coran 17:85). Le monde que tu vois n'est qu'une bande étroite du spectre. La majorité du réel est invisible à tes yeux — mais réelle. Allah, Lui, est dans cette part invisible. Et bien au-delà.</w:t>
+      </w:r>
+    </w:p>
+    <w:p>
+      <w:pPr>
+        <w:spacing w:after="120"/>
+      </w:pPr>
+      <w:r>
+        <w:rPr>
+          <w:sz w:val="22"/>
+          <w:szCs w:val="22"/>
+        </w:rPr>
+        <w:t xml:space="preserve">113. [PREUVES] Tu doutes parce que ta prière d'hier était vide. Tu te dis : « Si je crois vraiment, pourquoi je n'ai rien senti ? » Réponse : la prière qui n'apporte rien à ton émotion peut tout apporter à ton âme. Le Prophète ﷺ a dit : « Le serviteur termine sa prière et il n'y a écrit pour lui que la moitié, le tiers, le quart, le dixième de sa prière. » (Abu Dawud). Tu n'es pas seul à manquer la pleine présence. Le seul vrai problème serait d'arrêter d'essayer.</w:t>
+      </w:r>
+    </w:p>
+    <w:p>
+      <w:pPr>
+        <w:spacing w:after="120"/>
+      </w:pPr>
+      <w:r>
+        <w:rPr>
+          <w:sz w:val="22"/>
+          <w:szCs w:val="22"/>
+        </w:rPr>
+        <w:t xml:space="preserve">114. [PREUVES] Tu doutes parce que dans ton quotidien, on traite l'islam de stupide, archaïque, violent. Tu te demandes si tout le monde a raison contre toi. Mais les chiffres : 1,8 milliard de musulmans aujourd'hui. Allah dit : « Si tu obéis à la majorité de ceux qui sont sur Terre, ils t'égareront du chemin d'Allah. » (Coran 6:116). Le verset assume précisément cette épreuve. La vérité n'est pas un sondage.</w:t>
+      </w:r>
+    </w:p>
+    <w:p>
+      <w:pPr>
+        <w:spacing w:after="120"/>
+      </w:pPr>
+      <w:r>
+        <w:rPr>
+          <w:sz w:val="22"/>
+          <w:szCs w:val="22"/>
+        </w:rPr>
+        <w:t xml:space="preserve">115. [PREUVES] Tu doutes parce que certains musulmans que tu connais sont durs, hypocrites, mauvais. Tu te dis : « Si l'islam était vrai, ils seraient meilleurs. » Mais le médecin malade ne discrédite pas la médecine. Le boulanger qui rate son pain ne discrédite pas la farine. Allah ne t'a jamais demandé de juger l'islam par les musulmans. Il t'a demandé de juger les musulmans par l'islam. L'ordre compte.</w:t>
+      </w:r>
+    </w:p>
+    <w:p>
+      <w:pPr>
+        <w:spacing w:after="120"/>
+      </w:pPr>
+      <w:r>
+        <w:rPr>
+          <w:sz w:val="22"/>
+          <w:szCs w:val="22"/>
+        </w:rPr>
+        <w:t xml:space="preserve">116. [PREUVES] Tu doutes parce que tu te crois trop loin pour revenir. Tu as accumulé des actes qui te font honte. Tu penses qu'Allah n'a plus de patience pour toi. Mais le hadith qudsi dit : « Ô fils d'Adam, si tu venais à Moi avec une terre pleine de péchés, et si tu Me rencontrais sans rien M'associer, Je viendrais à toi avec une terre pleine de pardon. » (Tirmidhi). La porte du repentir reste ouverte. Précisément pour ceux qui pensent qu'elle est fermée.</w:t>
+      </w:r>
+    </w:p>
+    <w:p>
+      <w:pPr>
+        <w:spacing w:after="120"/>
+      </w:pPr>
+      <w:r>
+        <w:rPr>
+          <w:sz w:val="22"/>
+          <w:szCs w:val="22"/>
+        </w:rPr>
+        <w:t xml:space="preserve">117. [PREUVES] Tu doutes parce que tu as supplié pendant des mois pour quelque chose qui n'est jamais arrivé. Tu te dis : « S'Il m'entendait, j'aurais reçu. » Mais le Prophète ﷺ a dit : « Aucune invocation n'est rejetée — soit la chose t'est donnée, soit un mal équivalent est écarté de toi, soit elle t'est gardée pour l'au-delà. » (Ahmad). Tu as déjà reçu. Tu ne sais pas encore quoi.</w:t>
+      </w:r>
+    </w:p>
+    <w:p>
+      <w:pPr>
+        <w:spacing w:after="120"/>
+      </w:pPr>
+      <w:r>
+        <w:rPr>
+          <w:sz w:val="22"/>
+          <w:szCs w:val="22"/>
+        </w:rPr>
+        <w:t xml:space="preserve">118. [PREUVES] Tu doutes parce que des enfants meurent injustement, des innocents souffrent, des cruels prospèrent. Tu te dis : « Si Allah est juste, pourquoi ce monde ? » Mais ce monde n'est pas la salle de jugement — c'est la salle d'examen. Allah dit : « Le calcul juste sera fait au Jour du Jugement. » (Coran 21:47). Si la justice était immédiate, il n'y aurait plus d'épreuve. Et sans épreuve, il n'y aurait plus de mérite. La souffrance terrestre est l'envers d'une justice définitive.</w:t>
+      </w:r>
+    </w:p>
+    <w:p>
+      <w:pPr>
+        <w:spacing w:after="120"/>
+      </w:pPr>
+      <w:r>
+        <w:rPr>
+          <w:sz w:val="22"/>
+          <w:szCs w:val="22"/>
+        </w:rPr>
+        <w:t xml:space="preserve">119. [PREUVES] Tu doutes parce que tu ne sens rien. Tu pries, tu lis, et ton cœur reste sec. Mais le Prophète ﷺ a dit : « Les actes qu'Allah préfère sont les plus constants, même s'ils sont petits. » (Bukhari). Allah ne te demande pas de sentir. Il te demande de venir. Le ressenti vient parfois après dix ans de pratique. Continue. La sécheresse est un terrain d'épreuve, pas un signe d'absence.</w:t>
+      </w:r>
+    </w:p>
+    <w:p>
+      <w:pPr>
+        <w:spacing w:after="120"/>
+      </w:pPr>
+      <w:r>
+        <w:rPr>
+          <w:sz w:val="22"/>
+          <w:szCs w:val="22"/>
+        </w:rPr>
+        <w:t xml:space="preserve">120. [PREUVES] Tu doutes parce qu'on t'a formé à n'accepter que ce qui se mesure. Tu te dis : « Comment croire ce qu'on ne peut pas prouver ? » Mais la science elle-même repose sur des postulats invérifiables : la régularité de la nature, la fiabilité de la perception, l'existence d'autres consciences. Tu crois en tout cela sans preuve absolue. La foi en Allah n'est pas un saut hors de la raison. C'est un saut dans une plus grande raison.</w:t>
+      </w:r>
+    </w:p>
+    <w:p>
+      <w:pPr>
+        <w:spacing w:after="120"/>
+      </w:pPr>
+      <w:r>
+        <w:rPr>
+          <w:sz w:val="22"/>
+          <w:szCs w:val="22"/>
+        </w:rPr>
+        <w:t xml:space="preserve">121. [PREUVES] Tu doutes en ce moment. Tu lis ces phrases avec scepticisme — « facile à dire », « je connais déjà », « ce n'est pas pour moi ». Mais ce doute lui-même est un signe. Si Allah n'existait pas, pourquoi te poserais-tu encore la question ? Un athée vrai ne doute pas — il s'en fiche. Toi tu lis, tu réfléchis, tu reviens. Allah est plus proche de toi que tu ne crois. Et ton doute est déjà une forme de présence.</w:t>
+      </w:r>
+    </w:p>
+    <w:p>
+      <w:pPr>
+        <w:spacing w:after="120"/>
+      </w:pPr>
+      <w:r>
+        <w:rPr>
+          <w:sz w:val="22"/>
+          <w:szCs w:val="22"/>
+        </w:rPr>
+        <w:t xml:space="preserve">122. [PREUVES] Le mot algorithme — celui qui fait fonctionner ton téléphone, Google, GPS, IA — vient du nom d'un seul homme : Muhammad ibn Musa al-Khwarizmi, mathématicien musulman du IXe siècle à Bagdad. Le mot algèbre vient aussi de son livre Al-Jabr. Chaque fois que ton GPS calcule un itinéraire, le mot d'un musulman pieux du IXe siècle traverse le silicium. La civilisation moderne porte des noms qu'elle a oubliés. Médite cela en ouvrant ton smartphone.</w:t>
+      </w:r>
+    </w:p>
+    <w:p>
+      <w:pPr>
+        <w:spacing w:after="120"/>
+      </w:pPr>
+      <w:r>
+        <w:rPr>
+          <w:sz w:val="22"/>
+          <w:szCs w:val="22"/>
+        </w:rPr>
+        <w:t xml:space="preserve">123. [PREUVES] Le premier hôpital de l'histoire à fournir des soins gratuits, séparant les maladies, avec des médecins salariés et des registres médicaux, fut le Bimaristan de Bagdad, fondé en 805 sous le calife Hârûn ar-Rachîd. Quand l'Europe soignait avec des prières contre la peste, les musulmans construisaient des hôpitaux ouverts à tous — y compris aux chrétiens, juifs et païens. « Quiconque sauve une vie, c'est comme s'il avait sauvé l'humanité entière. » (Coran 5:32). Le verset a précédé l'hôpital de deux siècles.</w:t>
+      </w:r>
+    </w:p>
+    <w:p>
+      <w:pPr>
+        <w:spacing w:after="120"/>
+      </w:pPr>
+      <w:r>
+        <w:rPr>
+          <w:sz w:val="22"/>
+          <w:szCs w:val="22"/>
+        </w:rPr>
+        <w:t xml:space="preserve">124. [PREUVES] La plus ancienne université du monde encore en activité aujourd'hui n'est ni à Oxford, ni à Paris, ni à Bologne. C'est l'université d'Al-Qarawiyyin à Fès, au Maroc. Fondée en 859 par Fatima al-Fihri, une jeune musulmane qui dépensa tout son héritage pour la financer. Une femme. Au IXe siècle. Allah dit : « Quiconque agit avec piété, qu'il soit homme ou femme, alors qu'il est croyant — Nous le ferons vivre d'une bonne vie. » (Coran 16:97). La meilleure des vies, parfois, c'est de fonder ce que mille générations utiliseront.</w:t>
+      </w:r>
+    </w:p>
+    <w:p>
+      <w:pPr>
+        <w:spacing w:after="120"/>
+      </w:pPr>
+      <w:r>
+        <w:rPr>
+          <w:sz w:val="22"/>
+          <w:szCs w:val="22"/>
+        </w:rPr>
+        <w:t xml:space="preserve">125. [PREUVES] Au XIe siècle, Ibn al-Haytham démontre par expérience que la vision est due à des rayons de lumière qui entrent dans l'œil — et non l'inverse comme le pensaient Aristote et Ptolémée. Il invente la méthode expérimentale moderne 500 ans avant Galilée. Sa principale motivation : « Quiconque cherche la vérité ne doit se soumettre à aucune autorité humaine — même Aristote. » La science n'est pas née en Europe au XVIe siècle. Elle est née dans les laboratoires de croyants musulmans au XIe.</w:t>
+      </w:r>
+    </w:p>
+    <w:p>
+      <w:pPr>
+        <w:spacing w:after="120"/>
+      </w:pPr>
+      <w:r>
+        <w:rPr>
+          <w:sz w:val="22"/>
+          <w:szCs w:val="22"/>
+        </w:rPr>
+        <w:t xml:space="preserve">126. [PREUVES] Au Xe siècle en Andalousie, Abu al-Qasim al-Zahrawi écrit Kitab al-Tasrif — encyclopédie de chirurgie de 1500 pages. Il invente 200 instruments chirurgicaux dont une grande partie sont encore utilisés aujourd'hui sous forme dérivée (scalpel, forceps, seringue à pression). Il décrit la première opération de la cataracte, la trachéotomie, la première suture interne. Son livre fut utilisé en Europe jusqu'au XVIIIe siècle. Quand tu vois un chirurgien moderne, n'oublie pas qu'il tient des outils dessinés il y a mille ans par un Andalou pieux.</w:t>
+      </w:r>
+    </w:p>
+    <w:p>
+      <w:pPr>
+        <w:spacing w:after="120"/>
+      </w:pPr>
+      <w:r>
+        <w:rPr>
+          <w:sz w:val="22"/>
+          <w:szCs w:val="22"/>
+        </w:rPr>
+        <w:t xml:space="preserve">127. [PREUVES] Le café fut découvert au Yémen au XVe siècle par des soufis qui le buvaient pour rester éveillés pendant les nuits de dhikr — le souvenir d'Allah. Le mot café vient de l'arabe qahwa. Ce que des millions d'humains boivent chaque matin sans y penser est le résidu d'une dévotion musulmane à la prière nocturne. Quand tu bois ton café demain, sache que tu portes — sans le savoir — l'héritage d'un croyant qui voulait juste rester debout pour Allah une nuit de plus.</w:t>
+      </w:r>
+    </w:p>
+    <w:p>
+      <w:pPr>
+        <w:spacing w:after="120"/>
+      </w:pPr>
+      <w:r>
+        <w:rPr>
+          <w:sz w:val="22"/>
+          <w:szCs w:val="22"/>
+        </w:rPr>
+        <w:t xml:space="preserve">128. [PREUVES] Le premier traité international de droit international fut écrit par un musulman : Muhammad ibn al-Hasan al-Shaybani au VIIIe siècle, dans son livre Kitab al-Siyar. Il y définit les règles de la guerre, du traitement des prisonniers, de la protection des civils, des ambassadeurs. Hugo Grotius — considéré comme le père du droit international en Occident — a écrit son traité 800 ans plus tard. L'humanité tient des règles écrites par un musulman, sans toujours le reconnaître.</w:t>
+      </w:r>
+    </w:p>
+    <w:p>
+      <w:pPr>
+        <w:spacing w:after="120"/>
+      </w:pPr>
+      <w:r>
+        <w:rPr>
+          <w:sz w:val="22"/>
+          <w:szCs w:val="22"/>
+        </w:rPr>
+        <w:t xml:space="preserve">129. [PREUVES] Tu écris 0, 1, 2, 3, 4, 5, 6, 7, 8, 9. Ces signes sont arabes. Avant eux, l'Europe utilisait les chiffres romains : I, V, X, L, C, M — incalculables au-delà de quelques opérations. Quand les chiffres arabes arrivèrent en Europe au XIIe siècle, ils transformèrent tout : commerce, science, banque, ingénierie. Sans eux, ni la Renaissance ni l'Internet ne seraient possibles. Tout ce que tu calcules en ce moment passe par des signes inventés par des croyants musulmans. Y compris le nombre de fois où tu as lu cette phrase.</w:t>
+      </w:r>
+    </w:p>
+    <w:p>
+      <w:pPr>
+        <w:spacing w:after="120"/>
+      </w:pPr>
+      <w:r>
+        <w:rPr>
+          <w:sz w:val="22"/>
+          <w:szCs w:val="22"/>
+        </w:rPr>
+        <w:t xml:space="preserve">130. [PREUVES] Au IXe siècle, le médecin perse Al-Razi distingue pour la première fois la variole de la rougeole — deux maladies confondues partout dans le monde. Il écrit aussi le premier traité de pédiatrie de l'histoire et la première description clinique de l'allergie. Au moment où l'Europe traitait la peste par exorcisme, Al-Razi écrivait des observations cliniques qui restèrent des références jusqu'au XIXe siècle. « Allah n'a pas fait descendre une maladie sans faire descendre aussi son remède. » (Bukhari).</w:t>
+      </w:r>
+    </w:p>
+    <w:p>
+      <w:pPr>
+        <w:spacing w:after="120"/>
+      </w:pPr>
+      <w:r>
+        <w:rPr>
+          <w:sz w:val="22"/>
+          <w:szCs w:val="22"/>
+        </w:rPr>
+        <w:t xml:space="preserve">131. [PREUVES] Au XVe siècle, le sultan ottoman Mehmet II conquiert Constantinople. La majorité chrétienne y vivant fut non expulsée. Il fit construire des mosquées à côté des églises plutôt qu'à leur place. Il proclama : « Que les Grecs vivent selon leurs lois et leur foi. » Compare avec l'Espagne chrétienne qui, 39 ans plus tard, en 1492, expulsa tous les juifs et tous les musulmans. L'histoire est têtue. Allah dit : « Et avec eux, parle avec ce qu'il y a de meilleur. » (Coran 16:125).</w:t>
+      </w:r>
+    </w:p>
+    <w:p>
+      <w:pPr>
+        <w:spacing w:after="120"/>
+      </w:pPr>
+      <w:r>
+        <w:rPr>
+          <w:sz w:val="22"/>
+          <w:szCs w:val="22"/>
+        </w:rPr>
+        <w:t xml:space="preserve">132. [PREUVES] Le Prophète ﷺ a dit, parmi les signes des derniers temps : « Tu verras les bergers va-nu-pieds, pauvres et nomades, rivaliser dans la construction de hauts édifices. » (Bukhari/Muslim, hadith de Jibril). Au VIIe siècle, dans la péninsule Arabique, les Bédouins étaient des nomades sans bâtiments. Aujourd'hui, Dubaï, Abu Dhabi, Riyad : les plus hautes tours du monde sont dans les anciennes terres bédouines. La Burj Khalifa fait 828 mètres. Le hadith a précédé ces tours de 14 siècles.</w:t>
+      </w:r>
+    </w:p>
+    <w:p>
+      <w:pPr>
+        <w:spacing w:after="120"/>
+      </w:pPr>
+      <w:r>
+        <w:rPr>
+          <w:sz w:val="22"/>
+          <w:szCs w:val="22"/>
+        </w:rPr>
+        <w:t xml:space="preserve">133. [PREUVES] Le Prophète ﷺ a dit : « L'Heure ne viendra pas avant que la terre des Arabes ne redevienne prairies et rivières. » (Muslim 2912). Aujourd'hui, des études géologiques (NASA, Université d'Oxford) montrent que la péninsule Arabique fut effectivement couverte de prairies et de fleuves il y a 5000 ans — et que par cycles climatiques, elle pourrait le redevenir. Au VIIe siècle, le Prophète parlait d'un désert qu'aucun témoin n'avait jamais vu autrement. Comment savait-il ?</w:t>
+      </w:r>
+    </w:p>
+    <w:p>
+      <w:pPr>
+        <w:spacing w:after="120"/>
+      </w:pPr>
+      <w:r>
+        <w:rPr>
+          <w:sz w:val="22"/>
+          <w:szCs w:val="22"/>
+        </w:rPr>
+        <w:t xml:space="preserve">134. [PREUVES] Le Prophète ﷺ a dit : « Parmi les signes de l'Heure : que la femme soit habillée mais nue. » (Muslim 2128). Au VIIe siècle, l'image était paradoxale et incompréhensible. Aujourd'hui, vêtements moulants, tissus transparents, mode déshabillée : exactement la prophétie. Au moment où le hadith fut prononcé, ce mode vestimentaire n'existait nulle part sur Terre. Le Prophète décrivait un monde qui n'existait pas encore. Aujourd'hui, ce monde existe.</w:t>
+      </w:r>
+    </w:p>
+    <w:p>
+      <w:pPr>
+        <w:spacing w:after="120"/>
+      </w:pPr>
+      <w:r>
+        <w:rPr>
+          <w:sz w:val="22"/>
+          <w:szCs w:val="22"/>
+        </w:rPr>
+        <w:t xml:space="preserve">135. [PREUVES] Le Prophète ﷺ a évoqué, parmi les signes des derniers temps, que la terre se rapprocherait et qu'un homme pourrait voir son frère à grande distance. Au VIIe siècle, voir quelqu'un loin signifiait monter sur une colline. Aujourd'hui, FaceTime, WhatsApp, Skype : tu vois ton frère à 10 000 km comme s'il était dans la pièce. Le hadith ne dit pas « on inventera des écrans ». Il dit « la terre se rapprochera ». C'est exactement ce qu'a fait Internet.</w:t>
+      </w:r>
+    </w:p>
+    <w:p>
+      <w:pPr>
+        <w:spacing w:after="120"/>
+      </w:pPr>
+      <w:r>
+        <w:rPr>
+          <w:sz w:val="22"/>
+          <w:szCs w:val="22"/>
+        </w:rPr>
+        <w:t xml:space="preserve">136. [PREUVES] Le Prophète ﷺ a dit : « La prophétie sera parmi vous tant qu'Allah le voudra... puis il y aura un califat sur le modèle de la prophétie tant qu'Allah le voudra... puis il y aura une royauté mordante... puis il y aura une royauté tyrannique... puis il y aura un califat sur le modèle de la prophétie. » (Ahmad 18596). Le Prophète a décrit cinq phases successives de l'histoire de la communauté musulmane. Quatre se sont accomplies. La cinquième est à venir. Le hadith a anticipé 14 siècles d'histoire politique.</w:t>
+      </w:r>
+    </w:p>
+    <w:p>
+      <w:pPr>
+        <w:spacing w:after="120"/>
+      </w:pPr>
+      <w:r>
+        <w:rPr>
+          <w:sz w:val="22"/>
+          <w:szCs w:val="22"/>
+        </w:rPr>
+        <w:t xml:space="preserve">137. [PREUVES] Le Coran lance plusieurs fois ce défi : « Produisez une sourate semblable à celle-ci, et appelez à votre aide tous ceux que vous pouvez en dehors d'Allah, si vous êtes véridiques. » (Coran 2:23). Le défi est public depuis 14 siècles. Des dizaines d'auteurs ont essayé — Musaylima, Ibn al-Muqaffa', d'autres. Aucune production n'a passé l'épreuve du temps. Le défi reste ouvert. Aucun autre livre saint dans l'histoire ne fait cela. C'est une signature singulière.</w:t>
+      </w:r>
+    </w:p>
+    <w:p>
+      <w:pPr>
+        <w:spacing w:after="120"/>
+      </w:pPr>
+      <w:r>
+        <w:rPr>
+          <w:sz w:val="22"/>
+          <w:szCs w:val="22"/>
+        </w:rPr>
+        <w:t xml:space="preserve">138. [PREUVES] Les 114 sourates du Coran ne sont pas dans l'ordre où elles ont été révélées. Elles sont dans un ordre fixé par le Prophète ﷺ sur instruction d'Allah. Les premiers chercheurs occidentaux ont pensé que cet ordre était chaotique. Aujourd'hui, des études (notamment celle de Raymond Farrin, Structure and Quranic Interpretation, 2014) montrent que la structure du Coran suit un schéma concentrique sophistiqué. Le centre du livre est la sourate 57, Al-Hadid (Le Fer). La science confirme aujourd'hui que tout le fer de la Terre vient de l'espace, formé dans les supernovas — exactement comme dit le verset 25 de cette sourate.</w:t>
+      </w:r>
+    </w:p>
+    <w:p>
+      <w:pPr>
+        <w:spacing w:after="120"/>
+      </w:pPr>
+      <w:r>
+        <w:rPr>
+          <w:sz w:val="22"/>
+          <w:szCs w:val="22"/>
+        </w:rPr>
+        <w:t xml:space="preserve">139. [PREUVES] Au creux de tes os, ta moelle fabrique des centaines de milliards de cellules sanguines neuves chaque jour, ni trop ni trop peu. Une usine que tu ne vois pas et qui ne s’arrête jamais. Qui l’a réglée ?</w:t>
+      </w:r>
+    </w:p>
+    <w:p>
+      <w:pPr>
+        <w:spacing w:after="120"/>
+      </w:pPr>
+      <w:r>
+        <w:rPr>
+          <w:sz w:val="22"/>
+          <w:szCs w:val="22"/>
+        </w:rPr>
+        <w:t xml:space="preserve">140. [PREUVES] La sourate 57 du Coran s'appelle Al-Hadid — Le Fer. Verset 25 : « Et Nous avons fait descendre le fer, dans lequel il y a force redoutable et utilité pour les gens. » Le verbe arabe anzalna signifie littéralement « Nous avons fait descendre ». La physique moderne confirme : tout le fer de la Terre est venu de l'espace, formé dans les explosions de supernovas et tombé sur Terre par météorites. Le verset ne dit pas « créé sur Terre ». Il dit « fait descendre ». La précision résiste à 14 siècles.</w:t>
+      </w:r>
+    </w:p>
+    <w:p>
+      <w:pPr>
+        <w:spacing w:after="120"/>
+      </w:pPr>
+      <w:r>
+        <w:rPr>
+          <w:sz w:val="22"/>
+          <w:szCs w:val="22"/>
+        </w:rPr>
+        <w:t xml:space="preserve">141. [PREUVES] Tu peux comparer deux Corans imprimés aujourd'hui — un en Indonésie, un au Maroc, un en Iran. Ce sont les mêmes mots, les mêmes voyelles, les mêmes pauses. Aucun autre livre religieux dans l'histoire ne tient cette conservation sur 14 siècles dans le monde entier. Les évangiles existent en plusieurs versions canoniques (Marc, Matthieu, Luc, Jean) — différentes. La Bible hébraïque a plusieurs codex. Le Coran est unique. La promesse coranique : « C'est Nous qui avons fait descendre le Rappel, et c'est Nous qui en sommes les Gardiens. » (Coran 15:9). La promesse a été tenue.</w:t>
+      </w:r>
+    </w:p>
+    <w:p>
+      <w:pPr>
+        <w:spacing w:after="120"/>
+      </w:pPr>
+      <w:r>
+        <w:rPr>
+          <w:sz w:val="22"/>
+          <w:szCs w:val="22"/>
+        </w:rPr>
+        <w:t xml:space="preserve">142. [PREUVES] Le Coran est arrangé du plus long au plus court (avec quelques exceptions). À l'intérieur, certaines structures sont si fines qu'on a mis des siècles à les voir. Al-Fatiha — la première sourate, l'ouverture — contient exactement 7 versets, et le Coran l'appelle « les 7 versets répétés » (Coran 15:87). 7 versets pour l'ouverture, 6236 versets pour le reste. Le contenant est précis. Le contenu l'est tout autant.</w:t>
+      </w:r>
+    </w:p>
+    <w:p>
+      <w:pPr>
+        <w:spacing w:after="120"/>
+      </w:pPr>
+      <w:r>
+        <w:rPr>
+          <w:sz w:val="22"/>
+          <w:szCs w:val="22"/>
+        </w:rPr>
+        <w:t xml:space="preserve">143. [PREUVES] La formule « Bismillah ar-Rahman ar-Rahim » apparaît 114 fois dans le Coran — exactement comme le nombre de sourates. Sauf qu'elle est absente de la sourate 9 (At-Tawba). Et apparaît deux fois dans la sourate 27 (An-Naml). 114 - 1 + 1 = 114. L'équilibre est conservé. Au VIIe siècle, personne n'avait les moyens de concevoir ce genre de structure. Aujourd'hui, on l'a remarqué — sans en être les auteurs.</w:t>
       </w:r>
     </w:p>
     <w:p>
@@ -12639,7 +7810,7 @@
           <w:sz w:val="22"/>
           <w:szCs w:val="22"/>
         </w:rPr>
-        <w:t xml:space="preserve">145. [PREUVES] Quand quelqu'un te fixe dans le dos, tu te retournes. Des études ont mesuré ce phénomène : c'est statistiquement réel. Ton corps reçoit des signaux qu'aucun organe ne capte. Quelqu'un t'observe toujours, en effet.</w:t>
+        <w:t xml:space="preserve">145. [PREUVES] Des oiseaux traversent des milliers de kilomètres jusqu’à un point précis, guidés par le champ magnétique de la terre — certains pour la première fois, sans personne pour leur montrer. Qui a inscrit la route en eux ?</w:t>
       </w:r>
     </w:p>
     <w:p>
@@ -12675,7 +7846,7 @@
           <w:sz w:val="22"/>
           <w:szCs w:val="22"/>
         </w:rPr>
-        <w:t xml:space="preserve">148. [PREUVES] Les jumeaux séparés à la naissance choisissent souvent le même métier, la même marque de cigarettes, le même prénom pour leurs enfants. Sans s'être jamais vus. L'ADN ne suffit pas à expliquer cela.</w:t>
+        <w:t xml:space="preserve">148. [PREUVES] La Terre tourne là où l’eau reste liquide : un peu plus près du soleil, tout s’évapore ; un peu plus loin, tout gèle. Sur cette mince fenêtre repose la vie.</w:t>
       </w:r>
     </w:p>
     <w:p>
@@ -12711,7 +7882,7 @@
           <w:sz w:val="22"/>
           <w:szCs w:val="22"/>
         </w:rPr>
-        <w:t xml:space="preserve">151. [PREUVES] Tu peux 'sentir' quelqu'un avant qu'il entre dans la pièce. Sans bruit. Sans odeur. Ce n'est pas un fantasme : les neurosciences l'appellent 'perception extra-sensorielle de présence'. Personne n'a d'explication. L'islam, oui.</w:t>
+        <w:t xml:space="preserve">151. [PREUVES] L’univers a eu un commencement. Or tout ce qui commence à exister a une cause. L’univers a donc une cause — qui, elle, n’a pas commencé. Simple, et difficile à esquiver.</w:t>
       </w:r>
     </w:p>
     <w:p>
@@ -12783,7 +7954,7 @@
           <w:sz w:val="22"/>
           <w:szCs w:val="22"/>
         </w:rPr>
-        <w:t xml:space="preserve">157. [PREUVES] Des enfants se souviennent de détails précis d'une vie antérieure qu'ils n'ont jamais pu connaître. Le Dr Ian Stevenson, université de Virginie, a documenté 2 500 cas vérifiables. Les âmes ont des histoires plus longues que les corps.</w:t>
+        <w:t xml:space="preserve">157. [PREUVES] Des milliers de langues, et chaque enfant apprend la sienne sans effort, juste en écoutant. Le Coran en fait un signe : « Et parmi Ses signes… la diversité de vos langues et de vos couleurs. » (ar-Rûm, 30:22)</w:t>
       </w:r>
     </w:p>
     <w:p>
@@ -13107,7 +8278,7 @@
           <w:sz w:val="22"/>
           <w:szCs w:val="22"/>
         </w:rPr>
-        <w:t xml:space="preserve">184. [PREUVES] Roger Garaudy, philosophe communiste, intellectuel français du XXe siècle, député, ami de Sartre. À 70 ans, il devient musulman. Il écrit : 'L'islam était la seule voie que je n'avais pas explorée. C'était la seule qui restait vivante.'</w:t>
+        <w:t xml:space="preserve">184. [PREUVES] Ceux qui naissent sans ressentir la douleur se brûlent et se blessent sans le savoir, et vivent rarement vieux. Ce que tu prends pour un ennemi est une sentinelle — une miséricorde déguisée en gêne.</w:t>
       </w:r>
     </w:p>
     <w:p>
@@ -13251,7 +8422,7 @@
           <w:sz w:val="22"/>
           <w:szCs w:val="22"/>
         </w:rPr>
-        <w:t xml:space="preserve">196. [PREUVES] Alphonse de Lamartine, poète français, a écrit dans 'Histoire de la Turquie' (1854) : 'Philosophe, orateur, apôtre, législateur, conquérant d'idées — si grandeur du but, petitesse des moyens, et stupéfiants résultats sont les critères du génie humain, qui oserait comparer un grand homme de l'histoir</w:t>
+        <w:t xml:space="preserve">196. [PREUVES] Alphonse de Lamartine, poète français, a écrit dans 'Histoire de la Turquie' (1854) : 'Philosophe, orateur, apôtre, législateur, conquérant d'idées — si grandeur du but, petitesse des moyens, et stupéfiants résultats sont les critères du génie humain, qui oserait comparer un grand homme de l'histoire moderne à Mahomet ?'</w:t>
       </w:r>
     </w:p>
     <w:p>
@@ -13275,19 +8446,19 @@
           <w:sz w:val="22"/>
           <w:szCs w:val="22"/>
         </w:rPr>
-        <w:t xml:space="preserve">198. [PREUVES] Keith Moore, professeur d'embryologie à Toronto, mondialement reconnu. En 1983, il étudie les versets coraniques sur le développement embryonnaire avec un comité saoudien. Il déclare : 'Au cours des trois dernières années, j'ai travaillé avec ce comité. Les informations du Coran sont conformes aux d</w:t>
-      </w:r>
-    </w:p>
-    <w:p>
-      <w:pPr>
-        <w:spacing w:after="120"/>
-      </w:pPr>
-      <w:r>
-        <w:rPr>
-          <w:sz w:val="22"/>
-          <w:szCs w:val="22"/>
-        </w:rPr>
-        <w:t xml:space="preserve">199. [PREUVES] George Bernard Shaw, dramaturge irlandais, Prix Nobel 1925, écrit : 'Si une religion comme l'islam venait à régner sur l'Europe d'aujourd'hui, elle résoudrait ses problèmes en apportant la paix et le bonheur.' Il était socialiste, athée, libre-penseur. Il a vu ce que beaucoup refusent de voir.</w:t>
+        <w:t xml:space="preserve">198. [PREUVES] Keith Moore, professeur d'embryologie à Toronto, mondialement reconnu. En 1983, il étudie les versets coraniques sur le développement embryonnaire avec un comité saoudien. Il déclare : 'Au cours des trois dernières années, j'ai travaillé avec ce comité. Les informations du Coran sont conformes aux découvertes modernes. Mahomet ne pouvait pas les inventer au VIIe siècle.'</w:t>
+      </w:r>
+    </w:p>
+    <w:p>
+      <w:pPr>
+        <w:spacing w:after="120"/>
+      </w:pPr>
+      <w:r>
+        <w:rPr>
+          <w:sz w:val="22"/>
+          <w:szCs w:val="22"/>
+        </w:rPr>
+        <w:t xml:space="preserve">199. [PREUVES] À chaque seconde, des milliers de milliards de globules rouges livrent l’oxygène jusqu’à tes cellules les plus lointaines, puis repartent en chercher. Un va-et-vient sans pause ni erreur, pendant que tu lis ceci.</w:t>
       </w:r>
     </w:p>
     <w:p>
@@ -13311,7 +8482,7 @@
           <w:sz w:val="22"/>
           <w:szCs w:val="22"/>
         </w:rPr>
-        <w:t xml:space="preserve">201. [PREUVES] Karen Armstrong, ex-religieuse catholique, a écrit la meilleure biographie occidentale du Prophète ﷺ : 'Muhammad : A Biography of the Prophet' (1991). Elle dit : 'Mahomet a sorti son peuple de la barbarie en deux décennies. Aucun autre homme n'a accompli cela.' Elle est restée chrétienne. Mais elle </w:t>
+        <w:t xml:space="preserve">201. [PREUVES] Karen Armstrong, ex-religieuse catholique, a écrit la meilleure biographie occidentale du Prophète ﷺ : 'Muhammad : A Biography of the Prophet' (1991). Elle dit : 'Mahomet a sorti son peuple de la barbarie en deux décennies. Aucun autre homme n'a accompli cela.' Elle est restée chrétienne. Mais elle a dit la vérité.</w:t>
       </w:r>
     </w:p>
     <w:p>
@@ -13335,7 +8506,7 @@
           <w:sz w:val="22"/>
           <w:szCs w:val="22"/>
         </w:rPr>
-        <w:t xml:space="preserve">203. [PREUVES] Voltaire, dans sa correspondance avec Frédéric II de Prusse, écrit en 1740 : 'Mahomet n'a pas inventé sa religion. Il l'a vue. Il l'a sentie.' Voltaire, le défenseur de la raison contre toutes les religions. Même lui n'a pas pu réduire Mahomet ﷺ à un simple imposteur.</w:t>
+        <w:t xml:space="preserve">203. [PREUVES] La chauve-souris et le dauphin « voient » dans le noir en écoutant l’écho de leurs cris, et s’en font une image précise. Un sens que tu n’as pas, donné à d’autres avec une justesse parfaite.</w:t>
       </w:r>
     </w:p>
     <w:p>
@@ -13359,7 +8530,7 @@
           <w:sz w:val="22"/>
           <w:szCs w:val="22"/>
         </w:rPr>
-        <w:t xml:space="preserve">205. [PREUVES] Le mot 'mer' apparaît 32 fois dans le Coran. Le mot 'terre' (sèche), 13 fois. Total : 45. Mer / 45 = 71,11%. Terre / 45 = 28,89%. La proportion exacte de la surface des océans et des continents sur Terre. Découverte en 1923.</w:t>
+        <w:t xml:space="preserve">205. [PREUVES] À chaque repas, ton pancréas mesure ton sucre et libère la dose exacte d’insuline, toute ta vie, sans que tu y penses. Une précision que nul laboratoire n’égale. Qui la règle ?</w:t>
       </w:r>
     </w:p>
     <w:p>
@@ -13431,7 +8602,7 @@
           <w:sz w:val="22"/>
           <w:szCs w:val="22"/>
         </w:rPr>
-        <w:t xml:space="preserve">211. [PREUVES] La sourate 56 (al-Wâqi'a) parle de la balance du Jugement. C'est la 56e sourate. Le fer (al-Hadîd, sourate 57) a un poids atomique relatif de... 57. Le fer est mentionné comme 'descendu' — la science moderne confirme : tout le fer de la Terre vient de supernovas explosées. Descendu, donc.</w:t>
+        <w:t xml:space="preserve">211. [PREUVES] Dans la neige ou en plein désert, ton corps se tient autour de 37 °C : il transpire, frissonne, redistribue le sang — tout seul. Un thermostat que tu ne touches jamais.</w:t>
       </w:r>
     </w:p>
     <w:p>
@@ -13551,7 +8722,7 @@
           <w:sz w:val="22"/>
           <w:szCs w:val="22"/>
         </w:rPr>
-        <w:t xml:space="preserve">221. [PREUVES] Le Prophète ﷺ a dit : 'Le temps se contractera, une année comme un mois, un mois comme une semaine.' Bukhari. Étude Nokia 2022 : la perception du temps des jeunes a accéléré de 50% en 30 ans. Le téléphone a contracté le temps.</w:t>
+        <w:t xml:space="preserve">221. [PREUVES] Ton sang doit rester dans une fenêtre d’acidité minuscule ; en sortir, même un peu, serait fatal. Ton corps l’y maintient en permanence, sans que tu en saches rien.</w:t>
       </w:r>
     </w:p>
     <w:p>
@@ -13635,31 +8806,31 @@
           <w:sz w:val="22"/>
           <w:szCs w:val="22"/>
         </w:rPr>
-        <w:t xml:space="preserve">228. [PREUVES] Le Prophète ﷺ a dit : 'Il viendra un temps où le meilleur bien d'un musulman sera des moutons qu'il emmènera au sommet des montagnes... pour fuir avec sa religion des troubles.' Bukhari. Aujourd'hui, des milliers de musulmans cherchent comment 'préserver leur dîn' dans un monde qui glisse. Le hadith</w:t>
-      </w:r>
-    </w:p>
-    <w:p>
-      <w:pPr>
-        <w:spacing w:after="120"/>
-      </w:pPr>
-      <w:r>
-        <w:rPr>
-          <w:sz w:val="22"/>
-          <w:szCs w:val="22"/>
-        </w:rPr>
-        <w:t xml:space="preserve">229. [PREUVES] Le Coran (16:68-69) dit : 'Ton Seigneur a inspiré aux abeilles : prenez vos demeures dans les montagnes...' Le verbe arabe 'awha' s'adresse au féminin pluriel. Or les abeilles ouvrières sont TOUTES des femelles. Karl von Frisch a obtenu le Nobel en 1973 pour avoir prouvé que les abeilles communiquen</w:t>
-      </w:r>
-    </w:p>
-    <w:p>
-      <w:pPr>
-        <w:spacing w:after="120"/>
-      </w:pPr>
-      <w:r>
-        <w:rPr>
-          <w:sz w:val="22"/>
-          <w:szCs w:val="22"/>
-        </w:rPr>
-        <w:t xml:space="preserve">230. [PREUVES] Le Coran (29:41) compare ceux qui choisissent d'autres protecteurs qu'Allâh à 'l'araignée qui s'est construit une maison — et la plus frêle des maisons est celle de l'araignée.' La toile d'araignée, kg pour kg, est plus solide que l'acier. Et pourtant fragile aux éléments. Le Coran connaît la dualit</w:t>
+        <w:t xml:space="preserve">228. [PREUVES] Le Prophète ﷺ a dit : 'Il viendra un temps où le meilleur bien d'un musulman sera des moutons qu'il emmènera au sommet des montagnes... pour fuir avec sa religion des troubles.' Bukhari. Aujourd'hui, des milliers de musulmans cherchent comment 'préserver leur dîn' dans un monde qui glisse. Le hadith ne décrivait pas son époque. Il décrivait la nôtre.</w:t>
+      </w:r>
+    </w:p>
+    <w:p>
+      <w:pPr>
+        <w:spacing w:after="120"/>
+      </w:pPr>
+      <w:r>
+        <w:rPr>
+          <w:sz w:val="22"/>
+          <w:szCs w:val="22"/>
+        </w:rPr>
+        <w:t xml:space="preserve">229. [PREUVES] Le Coran (16:68-69) dit : 'Ton Seigneur a inspiré aux abeilles : prenez vos demeures dans les montagnes...' Le verbe arabe 'awha' s'adresse au féminin pluriel. Or les abeilles ouvrières sont TOUTES des femelles. Karl von Frisch a obtenu le Nobel en 1973 pour avoir prouvé que les abeilles communiquent. Le Coran l'avait dit au VIIe siècle.</w:t>
+      </w:r>
+    </w:p>
+    <w:p>
+      <w:pPr>
+        <w:spacing w:after="120"/>
+      </w:pPr>
+      <w:r>
+        <w:rPr>
+          <w:sz w:val="22"/>
+          <w:szCs w:val="22"/>
+        </w:rPr>
+        <w:t xml:space="preserve">230. [PREUVES] Le Coran (29:41) compare ceux qui choisissent d'autres protecteurs qu'Allâh à 'l'araignée qui s'est construit une maison — et la plus frêle des maisons est celle de l'araignée.' La toile d'araignée, kg pour kg, est plus solide que l'acier. Et pourtant fragile aux éléments. Le Coran connaît la dualité.</w:t>
       </w:r>
     </w:p>
     <w:p>
@@ -13695,19 +8866,19 @@
           <w:sz w:val="22"/>
           <w:szCs w:val="22"/>
         </w:rPr>
-        <w:t xml:space="preserve">233. [PREUVES] Le Coran (24:43) décrit la formation des nuages : 'Allâh pousse les nuages... puis les amasse... puis les empile en couches. Tu vois alors la pluie sortir de leurs flancs.' La météorologie moderne décrit exactement ce processus : cumulonimbus, accumulation verticale, précipitation. Identifié au XIXe</w:t>
-      </w:r>
-    </w:p>
-    <w:p>
-      <w:pPr>
-        <w:spacing w:after="120"/>
-      </w:pPr>
-      <w:r>
-        <w:rPr>
-          <w:sz w:val="22"/>
-          <w:szCs w:val="22"/>
-        </w:rPr>
-        <w:t xml:space="preserve">234. [PREUVES] Le Coran (25:53) dit : 'Il a fait deux mers, l'une douce et agréable, l'autre salée et amère, entre les deux Il a établi une barrière infranchissable.' À Gibraltar, deux courants océaniques se rencontrent : Atlantique salé et Méditerranée plus chaude. Ils ne se mélangent pas. Confirmé par océanograp</w:t>
+        <w:t xml:space="preserve">233. [PREUVES] Le Coran (24:43) décrit la formation des nuages : 'Allâh pousse les nuages... puis les amasse... puis les empile en couches. Tu vois alors la pluie sortir de leurs flancs.' La météorologie moderne décrit exactement ce processus : cumulonimbus, accumulation verticale, précipitation. Identifié au XIXe siècle.</w:t>
+      </w:r>
+    </w:p>
+    <w:p>
+      <w:pPr>
+        <w:spacing w:after="120"/>
+      </w:pPr>
+      <w:r>
+        <w:rPr>
+          <w:sz w:val="22"/>
+          <w:szCs w:val="22"/>
+        </w:rPr>
+        <w:t xml:space="preserve">234. [PREUVES] Le Coran (25:53) dit : 'Il a fait deux mers, l'une douce et agréable, l'autre salée et amère, entre les deux Il a établi une barrière infranchissable.' À Gibraltar, deux courants océaniques se rencontrent : Atlantique salé et Méditerranée plus chaude. Ils ne se mélangent pas. Confirmé par océanographie au XXe siècle.</w:t>
       </w:r>
     </w:p>
     <w:p>
@@ -13743,7 +8914,7 @@
           <w:sz w:val="22"/>
           <w:szCs w:val="22"/>
         </w:rPr>
-        <w:t xml:space="preserve">237. [PREUVES] Le Coran (21:33) dit : 'Tous nagent dans une orbite.' Verbe arabe 'yasbahûn' = nager dans un fluide. Soleil, lune, étoiles. La science a confirmé : tous les corps célestes ont une orbite, et le système solaire entier nage dans la Voie Lactée à 220 km/s. Au VIIe siècle, on croyait que le soleil tourn</w:t>
+        <w:t xml:space="preserve">237. [PREUVES] Le Coran (21:33) dit : 'Tous nagent dans une orbite.' Verbe arabe 'yasbahûn' = nager dans un fluide. Soleil, lune, étoiles. La science a confirmé : tous les corps célestes ont une orbite, et le système solaire entier nage dans la Voie Lactée à 220 km/s. Au VIIe siècle, on croyait que le soleil tournait autour d'une Terre plate.</w:t>
       </w:r>
     </w:p>
     <w:p>
@@ -13803,19 +8974,19 @@
           <w:sz w:val="22"/>
           <w:szCs w:val="22"/>
         </w:rPr>
-        <w:t xml:space="preserve">242. [PREUVES] Le Coran (96:15-16) menace : 'Nous le saisirons par le toupet de devant — un toupet menteur, pécheur.' Neurosciences modernes : le cortex préfrontal (juste derrière le 'toupet') est le siège du mensonge, du jugement moral, de la décision. C'est de là qu'Allâh dit qu'Il saisirait. Le Coran nommait la</w:t>
-      </w:r>
-    </w:p>
-    <w:p>
-      <w:pPr>
-        <w:spacing w:after="120"/>
-      </w:pPr>
-      <w:r>
-        <w:rPr>
-          <w:sz w:val="22"/>
-          <w:szCs w:val="22"/>
-        </w:rPr>
-        <w:t xml:space="preserve">243. [PREUVES] Le Coran (23:14) décrit l'embryon : 'goutte (nutfa) → caillot (alaqa) → bouchée (mudgha) → os (idhâm) → revêtement de chair...' Keith Moore, embryologiste, a écrit en 1983 : 'Cette description correspond à ce que nous voyons aujourd'hui au microscope. Aucun être humain ne pouvait connaître cela en 6</w:t>
+        <w:t xml:space="preserve">242. [PREUVES] Le Coran (96:15-16) menace : 'Nous le saisirons par le toupet de devant — un toupet menteur, pécheur.' Neurosciences modernes : le cortex préfrontal (juste derrière le 'toupet') est le siège du mensonge, du jugement moral, de la décision. C'est de là qu'Allâh dit qu'Il saisirait. Le Coran nommait la zone du mensonge au VIIe siècle.</w:t>
+      </w:r>
+    </w:p>
+    <w:p>
+      <w:pPr>
+        <w:spacing w:after="120"/>
+      </w:pPr>
+      <w:r>
+        <w:rPr>
+          <w:sz w:val="22"/>
+          <w:szCs w:val="22"/>
+        </w:rPr>
+        <w:t xml:space="preserve">243. [PREUVES] Le Coran (23:14) décrit l'embryon : 'goutte (nutfa) → caillot (alaqa) → bouchée (mudgha) → os (idhâm) → revêtement de chair...' Keith Moore, embryologiste, a écrit en 1983 : 'Cette description correspond à ce que nous voyons aujourd'hui au microscope. Aucun être humain ne pouvait connaître cela en 632.'</w:t>
       </w:r>
     </w:p>
     <w:p>
@@ -13851,7 +9022,7 @@
           <w:sz w:val="22"/>
           <w:szCs w:val="22"/>
         </w:rPr>
-        <w:t xml:space="preserve">246. [PREUVES] Al-Razi (Rhazes), au IXe siècle, écrit le premier traité distinguant la rougeole de la variole. Il dirigeait l'hôpital de Bagdad. Pour choisir son emplacement, il a fait pendre des morceaux de viande dans plusieurs quartiers : celui où la viande se gâtait le moins fut choisi. Médecine pratique, mill</w:t>
+        <w:t xml:space="preserve">246. [PREUVES] Al-Razi (Rhazes), au IXe siècle, écrit le premier traité distinguant la rougeole de la variole. Il dirigeait l'hôpital de Bagdad. Pour choisir son emplacement, il a fait pendre des morceaux de viande dans plusieurs quartiers : celui où la viande se gâtait le moins fut choisi. Médecine pratique, mille ans avant Pasteur.</w:t>
       </w:r>
     </w:p>
     <w:p>
@@ -13875,7 +9046,7 @@
           <w:sz w:val="22"/>
           <w:szCs w:val="22"/>
         </w:rPr>
-        <w:t xml:space="preserve">248. [PREUVES] Ibn al-Haytham (Alhazen), au XIe siècle au Caire, décrit le premier les principes de l'optique : la lumière voyage en ligne droite, la vision se fait par les yeux qui RECEVENT la lumière (pas qui en émettent). Newton et Descartes l'ont lu, traduit, cité. Au lycée, on apprend Newton. On ne mentionne </w:t>
+        <w:t xml:space="preserve">248. [PREUVES] Ibn al-Haytham (Alhazen), au XIe siècle au Caire, décrit le premier les principes de l'optique : la lumière voyage en ligne droite, la vision se fait par les yeux qui RECEVENT la lumière (pas qui en émettent). Newton et Descartes l'ont lu, traduit, cité. Au lycée, on apprend Newton. On ne mentionne pas Alhazen.</w:t>
       </w:r>
     </w:p>
     <w:p>
@@ -14679,7 +9850,7 @@
           <w:sz w:val="22"/>
           <w:szCs w:val="22"/>
         </w:rPr>
-        <w:t xml:space="preserve">315. [PREUVES] Si tu mélangeais aléatoirement les pages des 6 236 versets du Coran, la probabilité de retomber sur l'ordre actuel est de 1 sur 10^21 000. C'est plus que le nombre d'atomes dans l'univers. Et pourtant tu lis cet ordre quotidiennement.</w:t>
+        <w:t xml:space="preserve">315. [PREUVES] Tout, livré à lui-même, va vers le désordre : la tasse se brise, jamais ne se reforme. Pourtant l’univers a débuté dans un ordre prodigieux. L’ordre ne se fait pas seul — il pointe vers une source.</w:t>
       </w:r>
     </w:p>
     <w:p>
@@ -14799,19 +9970,19 @@
           <w:sz w:val="22"/>
           <w:szCs w:val="22"/>
         </w:rPr>
-        <w:t xml:space="preserve">325. [PREUVES] Quand quelqu'un meurt dans la pièce d'à côté, parfois le téléphone sonne et c'est lui. Des milliers de témoignages documentés. Hôpitaux palliatifs, soignants. Aucune théorie. L'islam dit : 'Quand l'âme quitte, il y a un moment où elle peut encore parler.'</w:t>
-      </w:r>
-    </w:p>
-    <w:p>
-      <w:pPr>
-        <w:spacing w:after="120"/>
-      </w:pPr>
-      <w:r>
-        <w:rPr>
-          <w:sz w:val="22"/>
-          <w:szCs w:val="22"/>
-        </w:rPr>
-        <w:t xml:space="preserve">326. [PREUVES] Les mourants en phase terminale décrivent souvent voir des proches déjà décédés venir les chercher. Étude Kerr &amp; al, Journal of Palliative Medicine, 2014 : 88% des patients en fin de vie rapportent ces visions. La science n'a pas d'explication. Le Coran parle des anges qui viennent.</w:t>
+        <w:t xml:space="preserve">325. [PREUVES] Des oiseaux traversent des milliers de kilomètres jusqu’à un point précis, guidés par le champ magnétique de la terre — certains pour la première fois, sans personne pour leur montrer. Qui a inscrit la route en eux ?</w:t>
+      </w:r>
+    </w:p>
+    <w:p>
+      <w:pPr>
+        <w:spacing w:after="120"/>
+      </w:pPr>
+      <w:r>
+        <w:rPr>
+          <w:sz w:val="22"/>
+          <w:szCs w:val="22"/>
+        </w:rPr>
+        <w:t xml:space="preserve">326. [PREUVES] Le Coran annonce ce qui attend chacun à la mort : des anges viennent recueillir l'âme. « …lorsque la mort atteint l'un de vous, Nos messagers — les anges — enlèvent son âme » (al-An'âm 6:61). Le Prophète ﷺ a décrit, pour le croyant, des anges au visage lumineux comme le soleil, portant le parfum du Paradis (Ahmad, Abû Dâwûd — sahih). Côté humain, en soins palliatifs, beaucoup de mourants disent voir des proches déjà partis (étude Kerr, 2014) : un écho, pas une preuve. Le seuil n'est pas un vide — on y est attendu.</w:t>
       </w:r>
     </w:p>
     <w:p>
@@ -14835,19 +10006,19 @@
           <w:sz w:val="22"/>
           <w:szCs w:val="22"/>
         </w:rPr>
-        <w:t xml:space="preserve">328. [PREUVES] Le 'phénomène du déjà-vu' : 70% des humains en font l'expérience. Sentiment précis d'avoir déjà vécu ce moment. La neuroscience propose des hypothèses, aucune ne convainc. Quelque chose en toi se souvient d'un futur.</w:t>
-      </w:r>
-    </w:p>
-    <w:p>
-      <w:pPr>
-        <w:spacing w:after="120"/>
-      </w:pPr>
-      <w:r>
-        <w:rPr>
-          <w:sz w:val="22"/>
-          <w:szCs w:val="22"/>
-        </w:rPr>
-        <w:t xml:space="preserve">329. [PREUVES] Le syndrome de la 'cécité corticale' : des patients qui ne peuvent pas voir consciemment évitent quand même les obstacles. Leur cerveau voit sans leur conscience. Une partie de toi voit ce que tu ne vois pas. Les anges nommés 'gardiens' ?</w:t>
+        <w:t xml:space="preserve">328. [PREUVES] Les océans gardent depuis des âges une salinité stable : les fleuves apportent du sel, d’autres mécanismes l’en retirent, la balance tient. Trop salée ou trop douce, la mer tuerait la vie qu’elle abrite.</w:t>
+      </w:r>
+    </w:p>
+    <w:p>
+      <w:pPr>
+        <w:spacing w:after="120"/>
+      </w:pPr>
+      <w:r>
+        <w:rPr>
+          <w:sz w:val="22"/>
+          <w:szCs w:val="22"/>
+        </w:rPr>
+        <w:t xml:space="preserve">329. [PREUVES] La « vision aveugle » (blindsight) : des personnes ayant perdu la vue consciente évitent pourtant les obstacles sur leur chemin. Leur cerveau traite des images que leur conscience ne perçoit pas. Tu es fait de couches que tu ne soupçonnes pas — subhân Allah, qui t’a façonné ainsi.</w:t>
       </w:r>
     </w:p>
     <w:p>
@@ -14907,7 +10078,7 @@
           <w:sz w:val="22"/>
           <w:szCs w:val="22"/>
         </w:rPr>
-        <w:t xml:space="preserve">334. [PREUVES] Le hadith dit : 'Lorsque le coq chante la nuit, il a vu un ange. Lorsque l'âne brait, il a vu un démon.' Étrange, hein ? Une étude de 2017 a montré que les coqs et chevaux détectent des variations électromagnétiques qu'aucun humain ne perçoit. Allâh a parlé de leurs perceptions.</w:t>
+        <w:t xml:space="preserve">334. [PREUVES] Le Prophète ﷺ a dit : « Quand vous entendez le chant du coq, demandez à Allah de Sa grâce, car il a vu un ange ; et quand vous entendez le braiment de l’âne, cherchez refuge en Allah contre le diable, car il a vu un diable. » (Bukhârî 3303 ; Muslim 2729). Autour de toi, l’invisible est plus peuplé que tu ne crois.</w:t>
       </w:r>
     </w:p>
     <w:p>
@@ -15027,19 +10198,19 @@
           <w:sz w:val="22"/>
           <w:szCs w:val="22"/>
         </w:rPr>
-        <w:t xml:space="preserve">344. [PREUVES] Tu peux ressentir la 'tension' dans une pièce avant qu'aucun mot ne soit prononcé. C'est ce qu'on appelle l'intelligence sociale. Aucune machine n'a ce capteur. Allâh a déposé en toi un radar émotionnel sans manuel d'utilisation.</w:t>
-      </w:r>
-    </w:p>
-    <w:p>
-      <w:pPr>
-        <w:spacing w:after="120"/>
-      </w:pPr>
-      <w:r>
-        <w:rPr>
-          <w:sz w:val="22"/>
-          <w:szCs w:val="22"/>
-        </w:rPr>
-        <w:t xml:space="preserve">345. [PREUVES] Les hommes les plus brillants de chaque siècle ont reconnu Allâh à un moment. Newton, Pascal, Maxwell, Planck, Einstein (à sa manière), Heisenberg, Lemaître. Tu vas dire 'mais Hawking ?' Hawking a écrit dans Une Brève Histoire du Temps : 'Si nous trouvons la théorie complète, alors nous connaîtrons </w:t>
+        <w:t xml:space="preserve">344. [PREUVES] L’univers a eu un commencement. Or tout ce qui commence à exister a une cause. L’univers a donc une cause — qui, elle, n’a pas commencé. Simple, et difficile à esquiver.</w:t>
+      </w:r>
+    </w:p>
+    <w:p>
+      <w:pPr>
+        <w:spacing w:after="120"/>
+      </w:pPr>
+      <w:r>
+        <w:rPr>
+          <w:sz w:val="22"/>
+          <w:szCs w:val="22"/>
+        </w:rPr>
+        <w:t xml:space="preserve">345. [PREUVES] Les hommes les plus brillants de chaque siècle ont reconnu Allâh à un moment. Newton, Pascal, Maxwell, Planck, Einstein (à sa manière), Heisenberg, Lemaître. Tu vas dire 'mais Hawking ?' Hawking a écrit dans Une Brève Histoire du Temps : 'Si nous trouvons la théorie complète, alors nous connaîtrons l'esprit de Dieu.' Lui aussi.</w:t>
       </w:r>
     </w:p>
     <w:p>
@@ -15284,15 +10455,8 @@
     </w:p>
     <w:p>
       <w:pPr>
-        <w:pBdr>
-          <w:bottom w:val="single" w:color="CCCCCC" w:sz="1"/>
-        </w:pBdr>
-        <w:spacing w:after="200"/>
-      </w:pPr>
-    </w:p>
-    <w:p>
-      <w:pPr>
         <w:pStyle w:val="Heading2"/>
+        <w:spacing w:before="300"/>
       </w:pPr>
       <w:r>
         <w:rPr>
@@ -15301,7 +10465,7 @@
           <w:sz w:val="26"/>
           <w:szCs w:val="26"/>
         </w:rPr>
-        <w:t xml:space="preserve">MAGHRIB (365)</w:t>
+        <w:t xml:space="preserve">MAGHRIB (365 phrases)</w:t>
       </w:r>
     </w:p>
     <w:p>
@@ -18792,7 +13956,7 @@
           <w:sz w:val="22"/>
           <w:szCs w:val="22"/>
         </w:rPr>
-        <w:t xml:space="preserve">285. [CONTEMPLATIF] 'Dis : Ô Mes serviteurs qui ont commis des excès à leur propre détriment, ne désespérez pas de la miséricorde d'Allâh. Allâh pardonne TOUS les péchés. Il est, certes, le Pardonneur, le Miséricordieux.' Le Jugement est annoncé. La porte de la rahma est ouverte jusqu'à ton dernier souffle. — Coran 39:</w:t>
+        <w:t xml:space="preserve">285. [CONTEMPLATIF] 'Dis : Ô Mes serviteurs qui ont commis des excès à leur propre détriment, ne désespérez pas de la miséricorde d'Allâh. Allâh pardonne TOUS les péchés. Il est, certes, le Pardonneur, le Miséricordieux.' Le Jugement est annoncé. La porte de la rahma est ouverte jusqu'à ton dernier souffle. — Coran 39:53</w:t>
       </w:r>
     </w:p>
     <w:p>
@@ -19757,15 +14921,8 @@
     </w:p>
     <w:p>
       <w:pPr>
-        <w:pBdr>
-          <w:bottom w:val="single" w:color="CCCCCC" w:sz="1"/>
-        </w:pBdr>
-        <w:spacing w:after="200"/>
-      </w:pPr>
-    </w:p>
-    <w:p>
-      <w:pPr>
         <w:pStyle w:val="Heading2"/>
+        <w:spacing w:before="300"/>
       </w:pPr>
       <w:r>
         <w:rPr>
@@ -19774,7 +14931,7 @@
           <w:sz w:val="26"/>
           <w:szCs w:val="26"/>
         </w:rPr>
-        <w:t xml:space="preserve">ISHA (380)</w:t>
+        <w:t xml:space="preserve">ISHA (380 phrases)</w:t>
       </w:r>
     </w:p>
     <w:p>
@@ -24336,14 +19493,6 @@
         </w:rPr>
         <w:t xml:space="preserve">380. [CONTEMPLATIF] Tu as traversé cette journée. Allâh t'a accompagné, que tu L'aies senti ou non. Il sera là demain aussi. Repose-toi. C'est tout ce qu'Il te demande pour cette nuit.</w:t>
       </w:r>
-    </w:p>
-    <w:p>
-      <w:pPr>
-        <w:pBdr>
-          <w:bottom w:val="single" w:color="CCCCCC" w:sz="1"/>
-        </w:pBdr>
-        <w:spacing w:after="200"/>
-      </w:pPr>
     </w:p>
     <w:sectPr>
       <w:pgSz w:w="11906" w:h="16838" w:orient="portrait"/>
